--- a/plantillas_maestras/01_seguro_vehicular/negativa_cobertura/2_o_mas_ddos_varios/varon/TPL_3168_2025_SEGURO_VEHICULAR_NEGATIVA_COBERTURA_ASEGURADORA_VARON_R1.docx
+++ b/plantillas_maestras/01_seguro_vehicular/negativa_cobertura/2_o_mas_ddos_varios/varon/TPL_3168_2025_SEGURO_VEHICULAR_NEGATIVA_COBERTURA_ASEGURADORA_VARON_R1.docx
@@ -398,7 +398,7 @@
           <w14:ligatures w14:val="none"/>
         </w:rPr>
         <w:tab/>
-        <w:t xml:space="preserve">:       </w:t>
+        <w:t xml:space="preserve">: </w:t>
       </w:r>
       <w:r>
         <w:rPr>
@@ -759,7 +759,7 @@
           <w:lang w:val="es-ES" w:eastAsia="es-ES"/>
           <w14:ligatures w14:val="none"/>
         </w:rPr>
-        <w:t>por presuntas infracciones a la Ley N°29571, Código de Protección y Defensa del Consumidor (en adelante, Código)</w:t>
+        <w:t>por presuntas infracciones a la Ley 29571, Código de Protección y Defensa del Consumidor (en adelante, Código)</w:t>
       </w:r>
       <w:r>
         <w:rPr>
@@ -935,7 +935,7 @@
           <w:lang w:eastAsia="es-ES"/>
           <w14:ligatures w14:val="none"/>
         </w:rPr>
-        <w:t>el Seguro vehicular – Póliza N° 2011059380</w:t>
+        <w:t>el Seguro vehicular – Póliza 2011059380</w:t>
       </w:r>
       <w:r>
         <w:rPr>
@@ -955,7 +955,7 @@
           <w:lang w:eastAsia="es-ES"/>
           <w14:ligatures w14:val="none"/>
         </w:rPr>
-        <w:t xml:space="preserve"> (en adelante, el Seguro vehicular) para el vehículo con Placa de Rodaje N° Z7T540</w:t>
+        <w:t xml:space="preserve"> (en adelante, el Seguro vehicular) para el vehículo con Placa de Rodaje Z7T540</w:t>
       </w:r>
       <w:r>
         <w:rPr>
@@ -2142,7 +2142,7 @@
           <w:lang w:val="es-ES" w:eastAsia="es-ES"/>
           <w14:ligatures w14:val="none"/>
         </w:rPr>
-        <w:t xml:space="preserve">con inaplicar la cláusula de la Póliza N° 2011059380 relativa: (i) al artículo 4º vinculado al sometimiento de realizarse una prueba poligráfica </w:t>
+        <w:t xml:space="preserve">con inaplicar la cláusula de la Póliza 2011059380 relativa: (i) al artículo 4 vinculado al sometimiento de realizarse una prueba poligráfica </w:t>
       </w:r>
       <w:proofErr w:type="gramStart"/>
       <w:r>
@@ -2196,7 +2196,7 @@
           <w:lang w:val="es-ES" w:eastAsia="es-ES"/>
           <w14:ligatures w14:val="none"/>
         </w:rPr>
-        <w:t>) al artículo 5° vinculado a las cargas y obligaciones contractuales vinculado al siniestro materia de denuncia</w:t>
+        <w:t>) al artículo 5 vinculado a las cargas y obligaciones contractuales vinculado al siniestro materia de denuncia</w:t>
       </w:r>
       <w:r>
         <w:rPr>
@@ -2353,7 +2353,7 @@
           <w:lang w:eastAsia="es-PE"/>
           <w14:ligatures w14:val="none"/>
         </w:rPr>
-        <w:t>La Secretaría Técnica de la Comisión de Protección al Consumidor N°1 (en adelante, la Secretaría Técnica), en ejercicio de sus facultades</w:t>
+        <w:t>La Secretaría Técnica de la Comisión de Protección al Consumidor 1 (en adelante, la Secretaría Técnica), en ejercicio de sus facultades</w:t>
       </w:r>
       <w:bookmarkEnd w:id="2"/>
       <w:bookmarkEnd w:id="3"/>
@@ -2426,7 +2426,7 @@
           <w:lang w:eastAsia="es-PE"/>
           <w14:ligatures w14:val="none"/>
         </w:rPr>
-        <w:t>N°</w:t>
+        <w:t/>
       </w:r>
       <w:proofErr w:type="spellEnd"/>
       <w:r>
@@ -2455,7 +2455,7 @@
           <w:lang w:eastAsia="es-PE"/>
           <w14:ligatures w14:val="none"/>
         </w:rPr>
-        <w:t>°</w:t>
+        <w:t/>
       </w:r>
       <w:r>
         <w:rPr>
@@ -2473,7 +2473,7 @@
           <w:lang w:eastAsia="es-PE"/>
           <w14:ligatures w14:val="none"/>
         </w:rPr>
-        <w:t>°</w:t>
+        <w:t/>
       </w:r>
       <w:r>
         <w:rPr>
@@ -2589,7 +2589,7 @@
           <w:kern w:val="0"/>
           <w14:ligatures w14:val="none"/>
         </w:rPr>
-        <w:t>; involucraría una presunta afectación a sus expectativas, quien no habría encontrado una correspondencia entre lo que esperaba recibir de parte del proveedor y lo que realmente recibió. Por consiguiente, corresponde calificar el hecho materia de denuncia como una presunta infracción al deber de idoneidad, tipificado en los artículos 18° y 19° del Código</w:t>
+        <w:t>; involucraría una presunta afectación a sus expectativas, quien no habría encontrado una correspondencia entre lo que esperaba recibir de parte del proveedor y lo que realmente recibió. Por consiguiente, corresponde calificar el hecho materia de denuncia como una presunta infracción al deber de idoneidad, tipificado en los artículos 18 y 19 del Código</w:t>
       </w:r>
       <w:r>
         <w:rPr>
@@ -2600,7 +2600,7 @@
           <w:lang w:eastAsia="es-PE"/>
           <w14:ligatures w14:val="none"/>
         </w:rPr>
-        <w:t xml:space="preserve">.  </w:t>
+        <w:t xml:space="preserve">. </w:t>
       </w:r>
       <w:bookmarkEnd w:id="1"/>
       <w:bookmarkEnd w:id="5"/>
@@ -2682,7 +2682,7 @@
           <w:kern w:val="0"/>
           <w14:ligatures w14:val="none"/>
         </w:rPr>
-        <w:t>; involucraría una presunta afectación a sus expectativas, quien no habría encontrado una correspondencia entre lo que esperaba recibir de parte del proveedor y lo que realmente recibió. Por consiguiente, corresponde calificar el hecho materia de denuncia como una presunta infracción al deber de idoneidad, tipificado en los artículos 18° y 19° del Código</w:t>
+        <w:t>; involucraría una presunta afectación a sus expectativas, quien no habría encontrado una correspondencia entre lo que esperaba recibir de parte del proveedor y lo que realmente recibió. Por consiguiente, corresponde calificar el hecho materia de denuncia como una presunta infracción al deber de idoneidad, tipificado en los artículos 18 y 19 del Código</w:t>
       </w:r>
       <w:r>
         <w:rPr>
@@ -2765,7 +2765,7 @@
           <w:lang w:val="es-ES" w:eastAsia="es-ES"/>
           <w14:ligatures w14:val="none"/>
         </w:rPr>
-        <w:t>N°</w:t>
+        <w:t/>
       </w:r>
       <w:proofErr w:type="spellEnd"/>
       <w:r>
@@ -2917,7 +2917,7 @@
           <w:lang w:val="es-ES" w:eastAsia="es-ES"/>
           <w14:ligatures w14:val="none"/>
         </w:rPr>
-        <w:t>N°</w:t>
+        <w:t/>
       </w:r>
       <w:proofErr w:type="spellEnd"/>
       <w:r>
@@ -3277,7 +3277,7 @@
           <w:lang w:val="es-ES" w:eastAsia="es-ES"/>
           <w14:ligatures w14:val="none"/>
         </w:rPr>
-        <w:t>N°</w:t>
+        <w:t/>
       </w:r>
       <w:proofErr w:type="spellEnd"/>
       <w:r>
@@ -3403,7 +3403,7 @@
           <w:lang w:eastAsia="es-PE"/>
           <w14:ligatures w14:val="none"/>
         </w:rPr>
-        <w:t xml:space="preserve">RESOLUCIÓN DE LA SECRETARÍA TÉCNICA  </w:t>
+        <w:t xml:space="preserve">RESOLUCIÓN DE LA SECRETARÍA TÉCNICA </w:t>
       </w:r>
     </w:p>
     <w:p>
@@ -3591,7 +3591,7 @@
           <w:lang w:eastAsia="es-PE"/>
           <w14:ligatures w14:val="none"/>
         </w:rPr>
-        <w:t xml:space="preserve"> infracción a los artículos 18° y 19°</w:t>
+        <w:t xml:space="preserve"> infracción a los artículos 18 y 19</w:t>
       </w:r>
       <w:r>
         <w:rPr>
@@ -3690,7 +3690,7 @@
           <w:lang w:eastAsia="es-PE"/>
           <w14:ligatures w14:val="none"/>
         </w:rPr>
-        <w:t xml:space="preserve">- Póliza N° 2011059380 </w:t>
+        <w:t xml:space="preserve">- Póliza 2011059380 </w:t>
       </w:r>
       <w:r>
         <w:rPr>
@@ -3804,7 +3804,7 @@
           <w:lang w:eastAsia="es-PE"/>
           <w14:ligatures w14:val="none"/>
         </w:rPr>
-        <w:t xml:space="preserve"> infracción a los artículos 18° y 19°</w:t>
+        <w:t xml:space="preserve"> infracción a los artículos 18 y 19</w:t>
       </w:r>
       <w:r>
         <w:rPr>
@@ -3929,7 +3929,7 @@
           <w:lang w:eastAsia="es-PE"/>
           <w14:ligatures w14:val="none"/>
         </w:rPr>
-        <w:t xml:space="preserve"> infracción a los artículos 18° y 19°</w:t>
+        <w:t xml:space="preserve"> infracción a los artículos 18 y 19</w:t>
       </w:r>
       <w:r>
         <w:rPr>
@@ -4062,7 +4062,7 @@
         <w:rPr>
           <w:rFonts w:ascii="Arial Narrow" w:eastAsia="Arial Narrow" w:hAnsi="Arial Narrow" w:cs="Arial Narrow"/>
         </w:rPr>
-        <w:t>de la Ley N° 29571</w:t>
+        <w:t>de la Ley 29571</w:t>
       </w:r>
       <w:bookmarkEnd w:id="16"/>
       <w:r>
@@ -4120,7 +4120,7 @@
           <w:lang w:eastAsia="es-PE"/>
           <w14:ligatures w14:val="none"/>
         </w:rPr>
-        <w:t xml:space="preserve">Póliza N° 2011059380 </w:t>
+        <w:t xml:space="preserve">Póliza 2011059380 </w:t>
       </w:r>
       <w:bookmarkEnd w:id="15"/>
       <w:bookmarkEnd w:id="18"/>
@@ -4182,7 +4182,7 @@
           <w:rFonts w:ascii="Arial Narrow" w:eastAsia="Arial Narrow" w:hAnsi="Arial Narrow" w:cs="Arial Narrow"/>
         </w:rPr>
         <w:lastRenderedPageBreak/>
-        <w:t xml:space="preserve">Presunta infracción al numeral 49.1. del artículo 49 y al literal a) del artículo 50 de la Ley N° 29571, Código de Protección y Defensa del Consumidor, en tanto </w:t>
+        <w:t xml:space="preserve">Presunta infracción al numeral 49.1. del artículo 49 y al literal a) del artículo 50 de la Ley 29571, Código de Protección y Defensa del Consumidor, en tanto </w:t>
       </w:r>
       <w:r>
         <w:rPr>
@@ -4226,7 +4226,7 @@
           <w:lang w:eastAsia="es-PE"/>
           <w14:ligatures w14:val="none"/>
         </w:rPr>
-        <w:t xml:space="preserve">Póliza N° 2011059380 referido a </w:t>
+        <w:t xml:space="preserve">Póliza 2011059380 referido a </w:t>
       </w:r>
       <w:proofErr w:type="gramStart"/>
       <w:r>
@@ -4535,7 +4535,7 @@
           <w:lang w:eastAsia="es-PE"/>
           <w14:ligatures w14:val="none"/>
         </w:rPr>
-        <w:t>°</w:t>
+        <w:t/>
       </w:r>
       <w:r>
         <w:rPr>
@@ -4631,7 +4631,7 @@
           <w:lang w:eastAsia="es-PE"/>
           <w14:ligatures w14:val="none"/>
         </w:rPr>
-        <w:t>°</w:t>
+        <w:t/>
       </w:r>
       <w:r>
         <w:rPr>
@@ -4801,7 +4801,7 @@
           <w:lang w:eastAsia="es-PE"/>
           <w14:ligatures w14:val="none"/>
         </w:rPr>
-        <w:t>°</w:t>
+        <w:t/>
       </w:r>
       <w:r>
         <w:rPr>
@@ -4933,7 +4933,7 @@
           <w:lang w:val="es-ES" w:eastAsia="es-ES"/>
           <w14:ligatures w14:val="none"/>
         </w:rPr>
-        <w:t>(i) presentar una copia completa, legible y debidamente suscrita de la Póliza N° 2011059380 del Seguro vehicular, así como el cargo de remisión de la póliza; (</w:t>
+        <w:t>(i) presentar una copia completa, legible y debidamente suscrita de la Póliza 2011059380 del Seguro vehicular, así como el cargo de remisión de la póliza; (</w:t>
       </w:r>
       <w:proofErr w:type="spellStart"/>
       <w:r>
@@ -5056,7 +5056,7 @@
           <w:lang w:eastAsia="es-PE"/>
           <w14:ligatures w14:val="none"/>
         </w:rPr>
-        <w:t>°</w:t>
+        <w:t/>
       </w:r>
       <w:r>
         <w:rPr>
@@ -5097,7 +5097,7 @@
           <w:lang w:eastAsia="es-PE"/>
           <w14:ligatures w14:val="none"/>
         </w:rPr>
-        <w:t>°</w:t>
+        <w:t/>
       </w:r>
       <w:r>
         <w:rPr>
@@ -5117,7 +5117,7 @@
           <w:lang w:eastAsia="es-PE"/>
           <w14:ligatures w14:val="none"/>
         </w:rPr>
-        <w:t>°</w:t>
+        <w:t/>
       </w:r>
       <w:r>
         <w:rPr>
@@ -5137,7 +5137,7 @@
           <w:lang w:eastAsia="es-PE"/>
           <w14:ligatures w14:val="none"/>
         </w:rPr>
-        <w:t>°</w:t>
+        <w:t/>
       </w:r>
       <w:r>
         <w:rPr>
@@ -5190,7 +5190,7 @@
           <w:lang w:eastAsia="es-PE"/>
           <w14:ligatures w14:val="none"/>
         </w:rPr>
-        <w:t>°</w:t>
+        <w:t/>
       </w:r>
       <w:r>
         <w:rPr>
@@ -5281,7 +5281,7 @@
           <w:lang w:eastAsia="es-PE"/>
           <w14:ligatures w14:val="none"/>
         </w:rPr>
-        <w:t>°</w:t>
+        <w:t/>
       </w:r>
       <w:r>
         <w:rPr>
@@ -5373,7 +5373,7 @@
           <w:lang w:eastAsia="es-PE"/>
           <w14:ligatures w14:val="none"/>
         </w:rPr>
-        <w:t>°</w:t>
+        <w:t/>
       </w:r>
       <w:r>
         <w:rPr>
@@ -5381,7 +5381,7 @@
           <w:kern w:val="0"/>
           <w14:ligatures w14:val="none"/>
         </w:rPr>
-        <w:t xml:space="preserve"> del Decreto Legislativo N° 807</w:t>
+        <w:t xml:space="preserve"> del Decreto Legislativo 807</w:t>
       </w:r>
       <w:r>
         <w:rPr>
@@ -5578,7 +5578,7 @@
           <w:kern w:val="0"/>
           <w14:ligatures w14:val="none"/>
         </w:rPr>
-        <w:t xml:space="preserve">l señor  Shaggie Jeans Carlos Palaco Loayza </w:t>
+        <w:t xml:space="preserve">l señor Shaggie Jeans Carlos Palaco Loayza </w:t>
       </w:r>
       <w:r>
         <w:rPr>
@@ -5609,7 +5609,7 @@
           <w:lang w:eastAsia="es-PE"/>
           <w14:ligatures w14:val="none"/>
         </w:rPr>
-        <w:t>°</w:t>
+        <w:t/>
       </w:r>
       <w:r>
         <w:rPr>
@@ -5633,7 +5633,7 @@
           <w:lang w:eastAsia="es-PE"/>
           <w14:ligatures w14:val="none"/>
         </w:rPr>
-        <w:t>°</w:t>
+        <w:t/>
       </w:r>
       <w:r>
         <w:rPr>
@@ -5878,7 +5878,7 @@
           <w:kern w:val="0"/>
           <w14:ligatures w14:val="none"/>
         </w:rPr>
-        <w:t>Comisión de Protección al Consumidor N° 1</w:t>
+        <w:t>Comisión de Protección al Consumidor 1</w:t>
       </w:r>
     </w:p>
     <w:p>
@@ -6194,7 +6194,7 @@
           <w:sz w:val="16"/>
           <w:szCs w:val="16"/>
         </w:rPr>
-        <w:t xml:space="preserve">  </w:t>
+        <w:t xml:space="preserve"> </w:t>
       </w:r>
       <w:r>
         <w:rPr>
@@ -6212,7 +6212,7 @@
           <w:sz w:val="16"/>
           <w:szCs w:val="16"/>
         </w:rPr>
-        <w:t xml:space="preserve">LEY N° 29571, CÓDIGO DE PROTECCIÓN Y DEFENSA DEL CONSUMIDOR, publicado el 2 de setiembre de 2010 y modificado por Decreto Legislativo N° 1308 </w:t>
+        <w:t xml:space="preserve">LEY 29571, CÓDIGO DE PROTECCIÓN Y DEFENSA DEL CONSUMIDOR, publicado el 2 de setiembre de 2010 y modificado por Decreto Legislativo 1308 </w:t>
       </w:r>
     </w:p>
     <w:p>
@@ -6264,7 +6264,7 @@
           <w:szCs w:val="16"/>
         </w:rPr>
         <w:tab/>
-        <w:t xml:space="preserve">El Instituto Nacional de Defensa de la Competencia y de la Protección de la Propiedad Intelectual (Indecopi) es la autoridad con competencia primaria y de alcance nacional para conocer las presuntas infracciones a las disposiciones contenidas en el presente Código, así como para imponer las sanciones y medidas correctivas establecidas en el presente capítulo, conforme al Decreto Legislativo N° 1033, Ley de Organización y Funciones del Indecopi. Dicha competencia solo puede ser negada cuando ella haya sido asignada o se asigne a favor de otro organismo por norma expresa con rango de ley. </w:t>
+        <w:t xml:space="preserve">El Instituto Nacional de Defensa de la Competencia y de la Protección de la Propiedad Intelectual (Indecopi) es la autoridad con competencia primaria y de alcance nacional para conocer las presuntas infracciones a las disposiciones contenidas en el presente Código, así como para imponer las sanciones y medidas correctivas establecidas en el presente capítulo, conforme al Decreto Legislativo 1033, Ley de Organización y Funciones del Indecopi. Dicha competencia solo puede ser negada cuando ella haya sido asignada o se asigne a favor de otro organismo por norma expresa con rango de ley. </w:t>
       </w:r>
     </w:p>
     <w:p>
@@ -6338,7 +6338,7 @@
           <w:sz w:val="16"/>
           <w:szCs w:val="16"/>
         </w:rPr>
-        <w:t xml:space="preserve">LEY DE ORGANIZACIÓN Y FUNCIONES DEL INDECOPI, APROBADA POR DECRETO LEGISLATIVO N° 1033 </w:t>
+        <w:t xml:space="preserve">LEY DE ORGANIZACIÓN Y FUNCIONES DEL INDECOPI, APROBADA POR DECRETO LEGISLATIVO 1033 </w:t>
       </w:r>
     </w:p>
     <w:p>
@@ -6465,7 +6465,7 @@
           <w:sz w:val="16"/>
           <w:szCs w:val="16"/>
         </w:rPr>
-        <w:t xml:space="preserve">           </w:t>
+        <w:t xml:space="preserve"> </w:t>
       </w:r>
       <w:r>
         <w:rPr>
@@ -6483,7 +6483,7 @@
           <w:sz w:val="16"/>
           <w:szCs w:val="16"/>
         </w:rPr>
-        <w:t xml:space="preserve">LEY N° 29571, CÓDIGO DE PROTECCIÓN Y DEFENSA DEL CONSUMIDOR, publicado el 2 de setiembre de 2010 y modificado por Decreto Legislativo N° 1308   </w:t>
+        <w:t xml:space="preserve">LEY 29571, CÓDIGO DE PROTECCIÓN Y DEFENSA DEL CONSUMIDOR, publicado el 2 de setiembre de 2010 y modificado por Decreto Legislativo 1308 </w:t>
       </w:r>
     </w:p>
     <w:p>
@@ -6507,7 +6507,7 @@
           <w:sz w:val="16"/>
           <w:szCs w:val="16"/>
         </w:rPr>
-        <w:t xml:space="preserve">Artículo 18.- Idoneidad   </w:t>
+        <w:t xml:space="preserve">Artículo 18.- Idoneidad </w:t>
       </w:r>
     </w:p>
     <w:p>
@@ -6527,7 +6527,7 @@
           <w:sz w:val="16"/>
           <w:szCs w:val="16"/>
         </w:rPr>
-        <w:t xml:space="preserve">Se entiende por idoneidad la correspondencia entre lo que un consumidor espera y lo que efectivamente recibe, en función a lo que se le hubiera ofrecido, la publicidad e información transmitida, las condiciones y circunstancias de la transacción, las características y naturaleza del producto o servicio, el precio, entre otros factores, atendiendo a las circunstancias del caso.    </w:t>
+        <w:t xml:space="preserve">Se entiende por idoneidad la correspondencia entre lo que un consumidor espera y lo que efectivamente recibe, en función a lo que se le hubiera ofrecido, la publicidad e información transmitida, las condiciones y circunstancias de la transacción, las características y naturaleza del producto o servicio, el precio, entre otros factores, atendiendo a las circunstancias del caso. </w:t>
       </w:r>
     </w:p>
     <w:p>
@@ -6648,7 +6648,7 @@
           <w:sz w:val="16"/>
           <w:szCs w:val="16"/>
         </w:rPr>
-        <w:t xml:space="preserve">           </w:t>
+        <w:t xml:space="preserve"> </w:t>
       </w:r>
       <w:r>
         <w:rPr>
@@ -6666,7 +6666,7 @@
           <w:sz w:val="16"/>
           <w:szCs w:val="16"/>
         </w:rPr>
-        <w:t xml:space="preserve">LEY N° 29571, CÓDIGO DE PROTECCIÓN Y DEFENSA DEL CONSUMIDOR, publicado el 2 de setiembre de 2010 y modificado por Decreto Legislativo N° 1308   </w:t>
+        <w:t xml:space="preserve">LEY 29571, CÓDIGO DE PROTECCIÓN Y DEFENSA DEL CONSUMIDOR, publicado el 2 de setiembre de 2010 y modificado por Decreto Legislativo 1308 </w:t>
       </w:r>
     </w:p>
     <w:p>
@@ -6784,7 +6784,7 @@
           <w:sz w:val="16"/>
           <w:szCs w:val="16"/>
         </w:rPr>
-        <w:t xml:space="preserve">Son cláusulas abusivas de ineficacia absoluta las siguientes:       </w:t>
+        <w:t xml:space="preserve">Son cláusulas abusivas de ineficacia absoluta las siguientes: </w:t>
       </w:r>
     </w:p>
     <w:p>
@@ -6879,7 +6879,7 @@
           <w:sz w:val="16"/>
           <w:szCs w:val="16"/>
         </w:rPr>
-        <w:t xml:space="preserve">           </w:t>
+        <w:t xml:space="preserve"> </w:t>
       </w:r>
       <w:r>
         <w:rPr>
@@ -6908,7 +6908,7 @@
           <w:sz w:val="16"/>
           <w:szCs w:val="16"/>
         </w:rPr>
-        <w:t>N°</w:t>
+        <w:t/>
       </w:r>
       <w:proofErr w:type="spellEnd"/>
       <w:r>
@@ -6930,7 +6930,7 @@
           <w:sz w:val="16"/>
           <w:szCs w:val="16"/>
         </w:rPr>
-        <w:t>N°</w:t>
+        <w:t/>
       </w:r>
       <w:proofErr w:type="spellEnd"/>
       <w:r>
@@ -6941,7 +6941,7 @@
           <w:sz w:val="16"/>
           <w:szCs w:val="16"/>
         </w:rPr>
-        <w:t xml:space="preserve"> 1308   </w:t>
+        <w:t xml:space="preserve"> 1308 </w:t>
       </w:r>
     </w:p>
     <w:p>
@@ -7164,7 +7164,7 @@
           <w:sz w:val="16"/>
           <w:szCs w:val="16"/>
         </w:rPr>
-        <w:t xml:space="preserve">  </w:t>
+        <w:t xml:space="preserve"> </w:t>
       </w:r>
       <w:r>
         <w:rPr>
@@ -7203,7 +7203,7 @@
           <w:sz w:val="16"/>
           <w:szCs w:val="16"/>
         </w:rPr>
-        <w:t>N°</w:t>
+        <w:t/>
       </w:r>
       <w:proofErr w:type="spellEnd"/>
       <w:r>
@@ -7399,7 +7399,7 @@
           <w:sz w:val="16"/>
           <w:szCs w:val="16"/>
         </w:rPr>
-        <w:t>Nº</w:t>
+        <w:t/>
       </w:r>
       <w:proofErr w:type="spellEnd"/>
       <w:r>
@@ -7505,7 +7505,7 @@
           <w:sz w:val="16"/>
           <w:szCs w:val="16"/>
         </w:rPr>
-        <w:t>publicado el 2 de setiembre de 2010 y modificado por Decreto Legislativo N° 1308</w:t>
+        <w:t>publicado el 2 de setiembre de 2010 y modificado por Decreto Legislativo 1308</w:t>
       </w:r>
     </w:p>
     <w:p>
@@ -7662,7 +7662,7 @@
           <w:szCs w:val="16"/>
           <w:vertAlign w:val="superscript"/>
         </w:rPr>
-        <w:t xml:space="preserve">  </w:t>
+        <w:t xml:space="preserve"> </w:t>
       </w:r>
       <w:r>
         <w:rPr>
@@ -7670,7 +7670,7 @@
           <w:sz w:val="16"/>
           <w:szCs w:val="16"/>
         </w:rPr>
-        <w:t xml:space="preserve">     </w:t>
+        <w:t xml:space="preserve"> </w:t>
       </w:r>
       <w:r>
         <w:rPr>
@@ -7706,7 +7706,7 @@
           <w:sz w:val="16"/>
           <w:szCs w:val="16"/>
         </w:rPr>
-        <w:t>publicado el 2 de setiembre de 2010 y modificado por Decreto Legislativo N° 1308</w:t>
+        <w:t>publicado el 2 de setiembre de 2010 y modificado por Decreto Legislativo 1308</w:t>
       </w:r>
     </w:p>
     <w:p>
@@ -7749,7 +7749,7 @@
           <w:sz w:val="16"/>
           <w:szCs w:val="16"/>
         </w:rPr>
-        <w:t>El órgano resolutivo puede sancionar las infracciones administrativas a que se refiere el artículo 108º con amonestación y multas de hasta cuatrocientos cincuenta (450) Unidades Impositivas Tributarias (UIT), las cuales son calificadas de la siguiente manera:</w:t>
+        <w:t>El órgano resolutivo puede sancionar las infracciones administrativas a que se refiere el artículo 108 con amonestación y multas de hasta cuatrocientos cincuenta (450) Unidades Impositivas Tributarias (UIT), las cuales son calificadas de la siguiente manera:</w:t>
       </w:r>
     </w:p>
     <w:p>
@@ -7872,7 +7872,7 @@
           <w:sz w:val="16"/>
           <w:szCs w:val="16"/>
         </w:rPr>
-        <w:t xml:space="preserve">        </w:t>
+        <w:t xml:space="preserve"> </w:t>
       </w:r>
       <w:r>
         <w:rPr>
@@ -8689,7 +8689,7 @@
           <w:sz w:val="16"/>
           <w:szCs w:val="16"/>
         </w:rPr>
-        <w:t xml:space="preserve">         </w:t>
+        <w:t xml:space="preserve"> </w:t>
       </w:r>
       <w:r>
         <w:rPr>
@@ -8725,7 +8725,7 @@
           <w:sz w:val="16"/>
           <w:szCs w:val="16"/>
         </w:rPr>
-        <w:t>publicado el 2 de setiembre de 2010 y modificado por Decreto Legislativo N° 1308</w:t>
+        <w:t>publicado el 2 de setiembre de 2010 y modificado por Decreto Legislativo 1308</w:t>
       </w:r>
     </w:p>
     <w:p>
@@ -8933,7 +8933,7 @@
           <w:sz w:val="16"/>
           <w:szCs w:val="16"/>
         </w:rPr>
-        <w:t>Nº</w:t>
+        <w:t/>
       </w:r>
       <w:proofErr w:type="spellEnd"/>
       <w:r>
@@ -9448,7 +9448,7 @@
               <w:sz w:val="16"/>
               <w:szCs w:val="16"/>
             </w:rPr>
-            <w:t xml:space="preserve">CNICA DE LA    </w:t>
+            <w:t xml:space="preserve">CNICA DE LA </w:t>
           </w:r>
         </w:p>
         <w:p>

--- a/plantillas_maestras/01_seguro_vehicular/negativa_cobertura/2_o_mas_ddos_varios/varon/TPL_3168_2025_SEGURO_VEHICULAR_NEGATIVA_COBERTURA_ASEGURADORA_VARON_R1.docx
+++ b/plantillas_maestras/01_seguro_vehicular/negativa_cobertura/2_o_mas_ddos_varios/varon/TPL_3168_2025_SEGURO_VEHICULAR_NEGATIVA_COBERTURA_ASEGURADORA_VARON_R1.docx
@@ -106,18 +106,18 @@
           <w:lang w:eastAsia="es-PE"/>
           <w14:ligatures w14:val="none"/>
         </w:rPr>
-        <w:t>DENUNCIANTE</w:t>
-      </w:r>
-      <w:r>
-        <w:rPr>
-          <w:rFonts w:ascii="Arial Narrow" w:eastAsia="Arial Narrow" w:hAnsi="Arial Narrow" w:cs="Arial Narrow"/>
-          <w:b/>
-          <w:color w:val="000000"/>
-          <w:kern w:val="0"/>
-          <w:lang w:eastAsia="es-PE"/>
-          <w14:ligatures w14:val="none"/>
-        </w:rPr>
-        <w:t>S</w:t>
+        <w:t xml:space="preserve">DENUNCIANTE[DENUNCIANTE] (SEÑOR [APELLIDO] [APELLIDO])</w:t>
+      </w:r>
+      <w:r>
+        <w:rPr>
+          <w:rFonts w:ascii="Arial Narrow" w:eastAsia="Arial Narrow" w:hAnsi="Arial Narrow" w:cs="Arial Narrow"/>
+          <w:b/>
+          <w:color w:val="000000"/>
+          <w:kern w:val="0"/>
+          <w:lang w:eastAsia="es-PE"/>
+          <w14:ligatures w14:val="none"/>
+        </w:rPr>
+        <w:t/>
       </w:r>
       <w:r>
         <w:rPr>
@@ -129,7 +129,7 @@
           <w14:ligatures w14:val="none"/>
         </w:rPr>
         <w:tab/>
-        <w:t>:</w:t>
+        <w:t/>
       </w:r>
       <w:r>
         <w:rPr>
@@ -151,40 +151,40 @@
           <w:lang w:eastAsia="es-PE"/>
           <w14:ligatures w14:val="none"/>
         </w:rPr>
-        <w:t xml:space="preserve">HOWARD EDU CALIZAYA LOAYZA </w:t>
-      </w:r>
-      <w:r>
-        <w:rPr>
-          <w:rFonts w:ascii="Arial Narrow" w:eastAsia="Arial Narrow" w:hAnsi="Arial Narrow" w:cs="Arial Narrow"/>
-          <w:b/>
-          <w:color w:val="000000"/>
-          <w:kern w:val="0"/>
-          <w:lang w:eastAsia="es-PE"/>
-          <w14:ligatures w14:val="none"/>
-        </w:rPr>
-        <w:t>(</w:t>
-      </w:r>
-      <w:r>
-        <w:rPr>
-          <w:rFonts w:ascii="Arial Narrow" w:eastAsia="Arial Narrow" w:hAnsi="Arial Narrow" w:cs="Arial Narrow"/>
-          <w:b/>
-          <w:color w:val="000000"/>
-          <w:kern w:val="0"/>
-          <w:lang w:eastAsia="es-PE"/>
-          <w14:ligatures w14:val="none"/>
-        </w:rPr>
-        <w:t>SEÑOR HOWARD CALIZAYA</w:t>
-      </w:r>
-      <w:r>
-        <w:rPr>
-          <w:rFonts w:ascii="Arial Narrow" w:eastAsia="Arial Narrow" w:hAnsi="Arial Narrow" w:cs="Arial Narrow"/>
-          <w:b/>
-          <w:color w:val="000000"/>
-          <w:kern w:val="0"/>
-          <w:lang w:eastAsia="es-PE"/>
-          <w14:ligatures w14:val="none"/>
-        </w:rPr>
-        <w:t>)</w:t>
+        <w:t xml:space="preserve"/>
+      </w:r>
+      <w:r>
+        <w:rPr>
+          <w:rFonts w:ascii="Arial Narrow" w:eastAsia="Arial Narrow" w:hAnsi="Arial Narrow" w:cs="Arial Narrow"/>
+          <w:b/>
+          <w:color w:val="000000"/>
+          <w:kern w:val="0"/>
+          <w:lang w:eastAsia="es-PE"/>
+          <w14:ligatures w14:val="none"/>
+        </w:rPr>
+        <w:t/>
+      </w:r>
+      <w:r>
+        <w:rPr>
+          <w:rFonts w:ascii="Arial Narrow" w:eastAsia="Arial Narrow" w:hAnsi="Arial Narrow" w:cs="Arial Narrow"/>
+          <w:b/>
+          <w:color w:val="000000"/>
+          <w:kern w:val="0"/>
+          <w:lang w:eastAsia="es-PE"/>
+          <w14:ligatures w14:val="none"/>
+        </w:rPr>
+        <w:t/>
+      </w:r>
+      <w:r>
+        <w:rPr>
+          <w:rFonts w:ascii="Arial Narrow" w:eastAsia="Arial Narrow" w:hAnsi="Arial Narrow" w:cs="Arial Narrow"/>
+          <w:b/>
+          <w:color w:val="000000"/>
+          <w:kern w:val="0"/>
+          <w:lang w:eastAsia="es-PE"/>
+          <w14:ligatures w14:val="none"/>
+        </w:rPr>
+        <w:t/>
       </w:r>
     </w:p>
     <w:p>
@@ -215,7 +215,7 @@
           <w14:ligatures w14:val="none"/>
         </w:rPr>
         <w:tab/>
-        <w:t>:</w:t>
+        <w:t xml:space="preserve">:SHAGGIE JEANS CARLOS PALACO [APELLIDO] (SEÑOR [APELLIDO] PALACO)</w:t>
       </w:r>
       <w:r>
         <w:rPr>
@@ -237,29 +237,29 @@
           <w:lang w:eastAsia="es-PE"/>
           <w14:ligatures w14:val="none"/>
         </w:rPr>
-        <w:t xml:space="preserve">SHAGGIE JEANS CARLOS PALACO LOAYZA </w:t>
-      </w:r>
-      <w:r>
-        <w:rPr>
-          <w:rFonts w:ascii="Arial Narrow" w:eastAsia="Arial Narrow" w:hAnsi="Arial Narrow" w:cs="Arial Narrow"/>
-          <w:b/>
-          <w:color w:val="000000"/>
-          <w:kern w:val="0"/>
-          <w:lang w:eastAsia="es-PE"/>
-          <w14:ligatures w14:val="none"/>
-        </w:rPr>
-        <w:t xml:space="preserve">(SEÑOR </w:t>
-      </w:r>
-      <w:r>
-        <w:rPr>
-          <w:rFonts w:ascii="Arial Narrow" w:eastAsia="Arial Narrow" w:hAnsi="Arial Narrow" w:cs="Arial Narrow"/>
-          <w:b/>
-          <w:color w:val="000000"/>
-          <w:kern w:val="0"/>
-          <w:lang w:eastAsia="es-PE"/>
-          <w14:ligatures w14:val="none"/>
-        </w:rPr>
-        <w:t>SHAGGIE PALACO)</w:t>
+        <w:t xml:space="preserve"/>
+      </w:r>
+      <w:r>
+        <w:rPr>
+          <w:rFonts w:ascii="Arial Narrow" w:eastAsia="Arial Narrow" w:hAnsi="Arial Narrow" w:cs="Arial Narrow"/>
+          <w:b/>
+          <w:color w:val="000000"/>
+          <w:kern w:val="0"/>
+          <w:lang w:eastAsia="es-PE"/>
+          <w14:ligatures w14:val="none"/>
+        </w:rPr>
+        <w:t xml:space="preserve"/>
+      </w:r>
+      <w:r>
+        <w:rPr>
+          <w:rFonts w:ascii="Arial Narrow" w:eastAsia="Arial Narrow" w:hAnsi="Arial Narrow" w:cs="Arial Narrow"/>
+          <w:b/>
+          <w:color w:val="000000"/>
+          <w:kern w:val="0"/>
+          <w:lang w:eastAsia="es-PE"/>
+          <w14:ligatures w14:val="none"/>
+        </w:rPr>
+        <w:t/>
       </w:r>
     </w:p>
     <w:p>
@@ -667,7 +667,7 @@
           <w:lang w:val="es-ES" w:eastAsia="es-ES"/>
           <w14:ligatures w14:val="none"/>
         </w:rPr>
-        <w:t xml:space="preserve">Mediante </w:t>
+        <w:t xml:space="preserve">Mediante el escrito del 2 de diciembre 2025, el señor [APELLIDO] [APELLIDO] y el señor [APELLIDO] Palaco denunciaron a Pacífico por presuntas infracciones a la Ley 29571, Código de Protección y Defensa del Consumidor (en adelante, Código), señalando lo siguiente:</w:t>
       </w:r>
       <w:r>
         <w:rPr>
@@ -677,7 +677,7 @@
           <w:lang w:val="es-ES" w:eastAsia="es-ES"/>
           <w14:ligatures w14:val="none"/>
         </w:rPr>
-        <w:t>el escri</w:t>
+        <w:t/>
       </w:r>
       <w:r>
         <w:rPr>
@@ -687,7 +687,7 @@
           <w:lang w:val="es-ES" w:eastAsia="es-ES"/>
           <w14:ligatures w14:val="none"/>
         </w:rPr>
-        <w:t xml:space="preserve">to del </w:t>
+        <w:t xml:space="preserve"/>
       </w:r>
       <w:r>
         <w:rPr>
@@ -697,7 +697,7 @@
           <w:lang w:val="es-ES" w:eastAsia="es-ES"/>
           <w14:ligatures w14:val="none"/>
         </w:rPr>
-        <w:t>2 de diciembre 2025</w:t>
+        <w:t/>
       </w:r>
       <w:r>
         <w:rPr>
@@ -705,7 +705,7 @@
           <w:kern w:val="0"/>
           <w14:ligatures w14:val="none"/>
         </w:rPr>
-        <w:t>,</w:t>
+        <w:t/>
       </w:r>
       <w:r>
         <w:rPr>
@@ -713,7 +713,7 @@
           <w:kern w:val="0"/>
           <w14:ligatures w14:val="none"/>
         </w:rPr>
-        <w:t xml:space="preserve"> </w:t>
+        <w:t xml:space="preserve"/>
       </w:r>
       <w:r>
         <w:rPr>
@@ -721,7 +721,7 @@
           <w:kern w:val="0"/>
           <w14:ligatures w14:val="none"/>
         </w:rPr>
-        <w:t xml:space="preserve">el señor Howard Calizaya y el </w:t>
+        <w:t xml:space="preserve"/>
       </w:r>
       <w:r>
         <w:rPr>
@@ -731,7 +731,7 @@
           <w:lang w:val="es-ES" w:eastAsia="es-ES"/>
           <w14:ligatures w14:val="none"/>
         </w:rPr>
-        <w:t xml:space="preserve">señor Shaggie Palaco </w:t>
+        <w:t xml:space="preserve"/>
       </w:r>
       <w:r>
         <w:rPr>
@@ -739,7 +739,7 @@
           <w:kern w:val="0"/>
           <w14:ligatures w14:val="none"/>
         </w:rPr>
-        <w:t>denunciaron</w:t>
+        <w:t/>
       </w:r>
       <w:r>
         <w:rPr>
@@ -749,7 +749,7 @@
           <w:lang w:val="es-ES" w:eastAsia="es-ES"/>
           <w14:ligatures w14:val="none"/>
         </w:rPr>
-        <w:t xml:space="preserve"> a Pacífico </w:t>
+        <w:t xml:space="preserve"/>
       </w:r>
       <w:r>
         <w:rPr>
@@ -759,7 +759,7 @@
           <w:lang w:val="es-ES" w:eastAsia="es-ES"/>
           <w14:ligatures w14:val="none"/>
         </w:rPr>
-        <w:t>por presuntas infracciones a la Ley 29571, Código de Protección y Defensa del Consumidor (en adelante, Código)</w:t>
+        <w:t/>
       </w:r>
       <w:r>
         <w:rPr>
@@ -780,7 +780,7 @@
           <w:lang w:val="es-ES" w:eastAsia="es-ES"/>
           <w14:ligatures w14:val="none"/>
         </w:rPr>
-        <w:t xml:space="preserve">, </w:t>
+        <w:t xml:space="preserve"/>
       </w:r>
       <w:r>
         <w:rPr>
@@ -790,7 +790,7 @@
           <w:lang w:val="es-ES" w:eastAsia="es-ES"/>
           <w14:ligatures w14:val="none"/>
         </w:rPr>
-        <w:t xml:space="preserve">señalando </w:t>
+        <w:t xml:space="preserve"/>
       </w:r>
       <w:r>
         <w:rPr>
@@ -801,7 +801,7 @@
           <w:lang w:val="es-ES" w:eastAsia="es-ES"/>
           <w14:ligatures w14:val="none"/>
         </w:rPr>
-        <w:t>lo siguiente</w:t>
+        <w:t/>
       </w:r>
       <w:r>
         <w:rPr>
@@ -812,7 +812,7 @@
           <w:lang w:val="es-ES" w:eastAsia="es-ES"/>
           <w14:ligatures w14:val="none"/>
         </w:rPr>
-        <w:t>:</w:t>
+        <w:t/>
       </w:r>
     </w:p>
     <w:p>
@@ -861,7 +861,7 @@
           <w:lang w:eastAsia="es-ES"/>
           <w14:ligatures w14:val="none"/>
         </w:rPr>
-        <w:t xml:space="preserve">El 23 de diciembre de 2024, </w:t>
+        <w:t xml:space="preserve">El 23 de diciembre de 2024, el Shaggie Palaco adquirió el Seguro vehicular – Póliza 2011059380 emitido por Pacífico (en adelante, el Seguro vehicular) para el vehículo con Placa de Rodaje Z7T540 (en adelante, el vehículo asegurado) que obsequió a su hermano, el señor [APELLIDO] [APELLIDO].</w:t>
       </w:r>
       <w:r>
         <w:rPr>
@@ -871,7 +871,7 @@
           <w:lang w:eastAsia="es-ES"/>
           <w14:ligatures w14:val="none"/>
         </w:rPr>
-        <w:t xml:space="preserve">el </w:t>
+        <w:t xml:space="preserve"/>
       </w:r>
       <w:proofErr w:type="spellStart"/>
       <w:r>
@@ -882,7 +882,7 @@
           <w:lang w:eastAsia="es-ES"/>
           <w14:ligatures w14:val="none"/>
         </w:rPr>
-        <w:t>Shaggie</w:t>
+        <w:t/>
       </w:r>
       <w:proofErr w:type="spellEnd"/>
       <w:r>
@@ -893,7 +893,7 @@
           <w:lang w:eastAsia="es-ES"/>
           <w14:ligatures w14:val="none"/>
         </w:rPr>
-        <w:t xml:space="preserve"> </w:t>
+        <w:t xml:space="preserve"/>
       </w:r>
       <w:proofErr w:type="spellStart"/>
       <w:r>
@@ -904,7 +904,7 @@
           <w:lang w:eastAsia="es-ES"/>
           <w14:ligatures w14:val="none"/>
         </w:rPr>
-        <w:t>Palaco</w:t>
+        <w:t/>
       </w:r>
       <w:proofErr w:type="spellEnd"/>
       <w:r>
@@ -915,7 +915,7 @@
           <w:lang w:eastAsia="es-ES"/>
           <w14:ligatures w14:val="none"/>
         </w:rPr>
-        <w:t xml:space="preserve"> </w:t>
+        <w:t xml:space="preserve"/>
       </w:r>
       <w:r>
         <w:rPr>
@@ -925,7 +925,7 @@
           <w:lang w:eastAsia="es-ES"/>
           <w14:ligatures w14:val="none"/>
         </w:rPr>
-        <w:t xml:space="preserve">adquirió </w:t>
+        <w:t xml:space="preserve"/>
       </w:r>
       <w:r>
         <w:rPr>
@@ -935,7 +935,7 @@
           <w:lang w:eastAsia="es-ES"/>
           <w14:ligatures w14:val="none"/>
         </w:rPr>
-        <w:t>el Seguro vehicular – Póliza 2011059380</w:t>
+        <w:t/>
       </w:r>
       <w:r>
         <w:rPr>
@@ -945,7 +945,7 @@
           <w:lang w:eastAsia="es-ES"/>
           <w14:ligatures w14:val="none"/>
         </w:rPr>
-        <w:t xml:space="preserve"> emitido por Pacífico</w:t>
+        <w:t xml:space="preserve"/>
       </w:r>
       <w:r>
         <w:rPr>
@@ -955,7 +955,7 @@
           <w:lang w:eastAsia="es-ES"/>
           <w14:ligatures w14:val="none"/>
         </w:rPr>
-        <w:t xml:space="preserve"> (en adelante, el Seguro vehicular) para el vehículo con Placa de Rodaje Z7T540</w:t>
+        <w:t xml:space="preserve"/>
       </w:r>
       <w:r>
         <w:rPr>
@@ -965,7 +965,7 @@
           <w:lang w:eastAsia="es-ES"/>
           <w14:ligatures w14:val="none"/>
         </w:rPr>
-        <w:t xml:space="preserve"> (en adelante, el vehículo asegurado) que obsequió a su hermano, el señor </w:t>
+        <w:t xml:space="preserve"/>
       </w:r>
       <w:r>
         <w:rPr>
@@ -975,7 +975,7 @@
           <w:lang w:eastAsia="es-ES"/>
           <w14:ligatures w14:val="none"/>
         </w:rPr>
-        <w:t>Howard Calizaya.</w:t>
+        <w:t/>
       </w:r>
     </w:p>
     <w:p>
@@ -1023,7 +1023,7 @@
           <w:lang w:eastAsia="es-ES"/>
           <w14:ligatures w14:val="none"/>
         </w:rPr>
-        <w:t xml:space="preserve">El 5 de septiembre de 2025, </w:t>
+        <w:t xml:space="preserve">El 5 de septiembre de 2025, el vehículo asegurado fue robado en el distrito de Desaguadero, departamento de Puno, y el señor [APELLIDO] [APELLIDO] comunicó el hecho a Pacífico, además de interponer la denuncia policial correspondiente. Ese mismo día, Pacífico informó al señor [APELLIDO] [APELLIDO] que el procurador asignado era Óscar Huamani y que debía esperar para no tener problemas con la gestión del Seguro Vehicular. No obstante, esperó hasta la mañana del día siguiente, sin que el procurador acudiera, y viajó al departamento de Tacna.</w:t>
       </w:r>
       <w:r>
         <w:rPr>
@@ -1033,7 +1033,7 @@
           <w:lang w:eastAsia="es-ES"/>
           <w14:ligatures w14:val="none"/>
         </w:rPr>
-        <w:t>el vehículo asegurado fue robado</w:t>
+        <w:t/>
       </w:r>
       <w:r>
         <w:rPr>
@@ -1043,7 +1043,7 @@
           <w:lang w:eastAsia="es-ES"/>
           <w14:ligatures w14:val="none"/>
         </w:rPr>
-        <w:t xml:space="preserve"> en el </w:t>
+        <w:t xml:space="preserve"/>
       </w:r>
       <w:r>
         <w:rPr>
@@ -1053,7 +1053,7 @@
           <w:lang w:eastAsia="es-ES"/>
           <w14:ligatures w14:val="none"/>
         </w:rPr>
-        <w:t>distrito de Desaguadero, departamento de Puno</w:t>
+        <w:t/>
       </w:r>
       <w:r>
         <w:rPr>
@@ -1063,7 +1063,7 @@
           <w:lang w:eastAsia="es-ES"/>
           <w14:ligatures w14:val="none"/>
         </w:rPr>
-        <w:t>,</w:t>
+        <w:t/>
       </w:r>
       <w:r>
         <w:rPr>
@@ -1073,7 +1073,7 @@
           <w:lang w:eastAsia="es-ES"/>
           <w14:ligatures w14:val="none"/>
         </w:rPr>
-        <w:t xml:space="preserve"> y el </w:t>
+        <w:t xml:space="preserve"/>
       </w:r>
       <w:r>
         <w:rPr>
@@ -1083,7 +1083,7 @@
           <w:lang w:eastAsia="es-ES"/>
           <w14:ligatures w14:val="none"/>
         </w:rPr>
-        <w:t xml:space="preserve">señor Howard Calizaya </w:t>
+        <w:t xml:space="preserve"/>
       </w:r>
       <w:r>
         <w:rPr>
@@ -1093,7 +1093,7 @@
           <w:lang w:eastAsia="es-ES"/>
           <w14:ligatures w14:val="none"/>
         </w:rPr>
-        <w:t xml:space="preserve">comunicó el hecho a </w:t>
+        <w:t xml:space="preserve"/>
       </w:r>
       <w:r>
         <w:rPr>
@@ -1103,7 +1103,7 @@
           <w:lang w:eastAsia="es-ES"/>
           <w14:ligatures w14:val="none"/>
         </w:rPr>
-        <w:t>Pacífico</w:t>
+        <w:t/>
       </w:r>
       <w:r>
         <w:rPr>
@@ -1113,7 +1113,7 @@
           <w:lang w:eastAsia="es-ES"/>
           <w14:ligatures w14:val="none"/>
         </w:rPr>
-        <w:t xml:space="preserve">, además de </w:t>
+        <w:t xml:space="preserve"/>
       </w:r>
       <w:r>
         <w:rPr>
@@ -1123,7 +1123,7 @@
           <w:lang w:eastAsia="es-ES"/>
           <w14:ligatures w14:val="none"/>
         </w:rPr>
-        <w:t>interponer</w:t>
+        <w:t/>
       </w:r>
       <w:r>
         <w:rPr>
@@ -1133,7 +1133,7 @@
           <w:lang w:eastAsia="es-ES"/>
           <w14:ligatures w14:val="none"/>
         </w:rPr>
-        <w:t xml:space="preserve"> la denuncia policial correspondiente</w:t>
+        <w:t xml:space="preserve"/>
       </w:r>
       <w:r>
         <w:rPr>
@@ -1143,7 +1143,7 @@
           <w:lang w:eastAsia="es-ES"/>
           <w14:ligatures w14:val="none"/>
         </w:rPr>
-        <w:t>.</w:t>
+        <w:t/>
       </w:r>
       <w:r>
         <w:rPr>
@@ -1153,7 +1153,7 @@
           <w:lang w:eastAsia="es-ES"/>
           <w14:ligatures w14:val="none"/>
         </w:rPr>
-        <w:t xml:space="preserve"> Ese mismo día</w:t>
+        <w:t xml:space="preserve"/>
       </w:r>
       <w:r>
         <w:rPr>
@@ -1163,7 +1163,7 @@
           <w:lang w:eastAsia="es-ES"/>
           <w14:ligatures w14:val="none"/>
         </w:rPr>
-        <w:t xml:space="preserve">, </w:t>
+        <w:t xml:space="preserve"/>
       </w:r>
       <w:r>
         <w:rPr>
@@ -1173,7 +1173,7 @@
           <w:lang w:eastAsia="es-ES"/>
           <w14:ligatures w14:val="none"/>
         </w:rPr>
-        <w:t xml:space="preserve">Pacífico </w:t>
+        <w:t xml:space="preserve"/>
       </w:r>
       <w:r>
         <w:rPr>
@@ -1183,7 +1183,7 @@
           <w:lang w:eastAsia="es-ES"/>
           <w14:ligatures w14:val="none"/>
         </w:rPr>
-        <w:t xml:space="preserve">informó </w:t>
+        <w:t xml:space="preserve"/>
       </w:r>
       <w:r>
         <w:rPr>
@@ -1193,7 +1193,7 @@
           <w:lang w:eastAsia="es-ES"/>
           <w14:ligatures w14:val="none"/>
         </w:rPr>
-        <w:t xml:space="preserve">al señor Howard Calizaya </w:t>
+        <w:t xml:space="preserve"/>
       </w:r>
       <w:r>
         <w:rPr>
@@ -1203,7 +1203,7 @@
           <w:lang w:eastAsia="es-ES"/>
           <w14:ligatures w14:val="none"/>
         </w:rPr>
-        <w:t xml:space="preserve">que el procurador asignado era Óscar Huamani </w:t>
+        <w:t xml:space="preserve"/>
       </w:r>
       <w:r>
         <w:rPr>
@@ -1213,7 +1213,7 @@
           <w:lang w:eastAsia="es-ES"/>
           <w14:ligatures w14:val="none"/>
         </w:rPr>
-        <w:t xml:space="preserve">y que debía esperar para no tener problemas con la gestión del Seguro Vehicular. No obstante, esperó </w:t>
+        <w:t xml:space="preserve"/>
       </w:r>
       <w:r>
         <w:rPr>
@@ -1223,7 +1223,7 @@
           <w:lang w:eastAsia="es-ES"/>
           <w14:ligatures w14:val="none"/>
         </w:rPr>
-        <w:t xml:space="preserve">hasta la mañana del día siguiente, sin que </w:t>
+        <w:t xml:space="preserve"/>
       </w:r>
       <w:r>
         <w:rPr>
@@ -1233,7 +1233,7 @@
           <w:lang w:eastAsia="es-ES"/>
           <w14:ligatures w14:val="none"/>
         </w:rPr>
-        <w:t xml:space="preserve">el </w:t>
+        <w:t xml:space="preserve"/>
       </w:r>
       <w:r>
         <w:rPr>
@@ -1243,7 +1243,7 @@
           <w:lang w:eastAsia="es-ES"/>
           <w14:ligatures w14:val="none"/>
         </w:rPr>
-        <w:t>procurador</w:t>
+        <w:t/>
       </w:r>
       <w:r>
         <w:rPr>
@@ -1253,7 +1253,7 @@
           <w:lang w:eastAsia="es-ES"/>
           <w14:ligatures w14:val="none"/>
         </w:rPr>
-        <w:t xml:space="preserve"> acudiera</w:t>
+        <w:t xml:space="preserve"/>
       </w:r>
       <w:r>
         <w:rPr>
@@ -1263,7 +1263,7 @@
           <w:lang w:eastAsia="es-ES"/>
           <w14:ligatures w14:val="none"/>
         </w:rPr>
-        <w:t>, y viajó al departamento de Tacna</w:t>
+        <w:t/>
       </w:r>
       <w:r>
         <w:rPr>
@@ -1273,7 +1273,7 @@
           <w:lang w:eastAsia="es-ES"/>
           <w14:ligatures w14:val="none"/>
         </w:rPr>
-        <w:t>.</w:t>
+        <w:t/>
       </w:r>
     </w:p>
     <w:p>
@@ -1321,7 +1321,7 @@
           <w:lang w:eastAsia="es-ES"/>
           <w14:ligatures w14:val="none"/>
         </w:rPr>
-        <w:t>Mediante carta del</w:t>
+        <w:t xml:space="preserve">Mediante carta del 18 de septiembre de 2025, Pacífico remitió una carta al señor [APELLIDO] [APELLIDO] informando que había identificado dudas razonables sobre la veracidad de los hechos del siniestro y que debía someterse a una prueba poligráfica. Ante lo cual decidió realizarse la prueba poligráfica ante Honesty S.A.C.</w:t>
       </w:r>
       <w:r>
         <w:rPr>
@@ -1331,7 +1331,7 @@
           <w:lang w:eastAsia="es-ES"/>
           <w14:ligatures w14:val="none"/>
         </w:rPr>
-        <w:t xml:space="preserve"> 18 de septiembre de 2025, </w:t>
+        <w:t xml:space="preserve"/>
       </w:r>
       <w:r>
         <w:rPr>
@@ -1341,7 +1341,7 @@
           <w:lang w:eastAsia="es-ES"/>
           <w14:ligatures w14:val="none"/>
         </w:rPr>
-        <w:t xml:space="preserve">Pacífico </w:t>
+        <w:t xml:space="preserve"/>
       </w:r>
       <w:r>
         <w:rPr>
@@ -1351,7 +1351,7 @@
           <w:lang w:eastAsia="es-ES"/>
           <w14:ligatures w14:val="none"/>
         </w:rPr>
-        <w:t xml:space="preserve">remitió una carta </w:t>
+        <w:t xml:space="preserve"/>
       </w:r>
       <w:r>
         <w:rPr>
@@ -1361,7 +1361,7 @@
           <w:lang w:eastAsia="es-ES"/>
           <w14:ligatures w14:val="none"/>
         </w:rPr>
-        <w:t xml:space="preserve">al señor Howard Calizaya </w:t>
+        <w:t xml:space="preserve"/>
       </w:r>
       <w:r>
         <w:rPr>
@@ -1371,7 +1371,7 @@
           <w:lang w:eastAsia="es-ES"/>
           <w14:ligatures w14:val="none"/>
         </w:rPr>
-        <w:t>informando que había identificado dudas razonables</w:t>
+        <w:t/>
       </w:r>
       <w:r>
         <w:rPr>
@@ -1381,7 +1381,7 @@
           <w:lang w:eastAsia="es-ES"/>
           <w14:ligatures w14:val="none"/>
         </w:rPr>
-        <w:t xml:space="preserve"> </w:t>
+        <w:t xml:space="preserve"/>
       </w:r>
       <w:r>
         <w:rPr>
@@ -1391,7 +1391,7 @@
           <w:lang w:eastAsia="es-ES"/>
           <w14:ligatures w14:val="none"/>
         </w:rPr>
-        <w:t>sobre la veracidad de los hechos del siniestro y que debía someterse a una prueba poligráfica</w:t>
+        <w:t/>
       </w:r>
       <w:r>
         <w:rPr>
@@ -1401,7 +1401,7 @@
           <w:lang w:eastAsia="es-ES"/>
           <w14:ligatures w14:val="none"/>
         </w:rPr>
-        <w:t xml:space="preserve">. Ante lo cual decidió realizarse la prueba poligráfica </w:t>
+        <w:t xml:space="preserve"/>
       </w:r>
       <w:r>
         <w:rPr>
@@ -1411,10 +1411,10 @@
           <w:lang w:eastAsia="es-ES"/>
           <w14:ligatures w14:val="none"/>
         </w:rPr>
-        <w:t>ante</w:t>
-      </w:r>
-      <w:r>
-        <w:t xml:space="preserve"> </w:t>
+        <w:t/>
+      </w:r>
+      <w:r>
+        <w:t xml:space="preserve"/>
       </w:r>
       <w:r>
         <w:rPr>
@@ -1424,7 +1424,7 @@
           <w:lang w:eastAsia="es-ES"/>
           <w14:ligatures w14:val="none"/>
         </w:rPr>
-        <w:t>Honesty S.A.C</w:t>
+        <w:t/>
       </w:r>
       <w:r>
         <w:rPr>
@@ -1434,7 +1434,7 @@
           <w:lang w:eastAsia="es-ES"/>
           <w14:ligatures w14:val="none"/>
         </w:rPr>
-        <w:t>.</w:t>
+        <w:t/>
       </w:r>
     </w:p>
     <w:p>
@@ -1482,7 +1482,7 @@
           <w:lang w:eastAsia="es-ES"/>
           <w14:ligatures w14:val="none"/>
         </w:rPr>
-        <w:t>Posteriormente</w:t>
+        <w:t xml:space="preserve">Posteriormente, el señor [APELLIDO] [APELLIDO] respondió el correo vinculado a la carta del 18 de septiembre de 2025 solicitando a Pacífico que se le indiquen los motivos de las dudas razonables, sin recibir respuesta de la compañía aseguradora.</w:t>
       </w:r>
       <w:r>
         <w:rPr>
@@ -1492,7 +1492,7 @@
           <w:lang w:eastAsia="es-ES"/>
           <w14:ligatures w14:val="none"/>
         </w:rPr>
-        <w:t xml:space="preserve">, </w:t>
+        <w:t xml:space="preserve"/>
       </w:r>
       <w:r>
         <w:rPr>
@@ -1502,7 +1502,7 @@
           <w:lang w:eastAsia="es-ES"/>
           <w14:ligatures w14:val="none"/>
         </w:rPr>
-        <w:t xml:space="preserve">el señor Howard Calizaya </w:t>
+        <w:t xml:space="preserve"/>
       </w:r>
       <w:r>
         <w:rPr>
@@ -1512,7 +1512,7 @@
           <w:lang w:eastAsia="es-ES"/>
           <w14:ligatures w14:val="none"/>
         </w:rPr>
-        <w:t xml:space="preserve">respondió el correo vinculado a la carta </w:t>
+        <w:t xml:space="preserve"/>
       </w:r>
       <w:r>
         <w:rPr>
@@ -1522,7 +1522,7 @@
           <w:lang w:eastAsia="es-ES"/>
           <w14:ligatures w14:val="none"/>
         </w:rPr>
-        <w:t xml:space="preserve">del 18 de septiembre de 2025 </w:t>
+        <w:t xml:space="preserve"/>
       </w:r>
       <w:r>
         <w:rPr>
@@ -1532,7 +1532,7 @@
           <w:lang w:eastAsia="es-ES"/>
           <w14:ligatures w14:val="none"/>
         </w:rPr>
-        <w:t>solicitando</w:t>
+        <w:t/>
       </w:r>
       <w:r>
         <w:rPr>
@@ -1542,7 +1542,7 @@
           <w:lang w:eastAsia="es-ES"/>
           <w14:ligatures w14:val="none"/>
         </w:rPr>
-        <w:t xml:space="preserve"> a </w:t>
+        <w:t xml:space="preserve"/>
       </w:r>
       <w:r>
         <w:rPr>
@@ -1552,7 +1552,7 @@
           <w:lang w:eastAsia="es-ES"/>
           <w14:ligatures w14:val="none"/>
         </w:rPr>
-        <w:t>Pacífico</w:t>
+        <w:t/>
       </w:r>
       <w:r>
         <w:rPr>
@@ -1562,7 +1562,7 @@
           <w:lang w:eastAsia="es-ES"/>
           <w14:ligatures w14:val="none"/>
         </w:rPr>
-        <w:t xml:space="preserve"> que se le indiquen los motivos de las dudas razonables, sin recibir respuesta</w:t>
+        <w:t xml:space="preserve"/>
       </w:r>
       <w:r>
         <w:rPr>
@@ -1572,7 +1572,7 @@
           <w:lang w:eastAsia="es-ES"/>
           <w14:ligatures w14:val="none"/>
         </w:rPr>
-        <w:t xml:space="preserve"> de la compañía aseguradora</w:t>
+        <w:t xml:space="preserve"/>
       </w:r>
       <w:r>
         <w:rPr>
@@ -1582,7 +1582,7 @@
           <w:lang w:eastAsia="es-ES"/>
           <w14:ligatures w14:val="none"/>
         </w:rPr>
-        <w:t>.</w:t>
+        <w:t/>
       </w:r>
     </w:p>
     <w:p>
@@ -1628,7 +1628,7 @@
           <w:lang w:eastAsia="es-ES"/>
           <w14:ligatures w14:val="none"/>
         </w:rPr>
-        <w:t>Luego</w:t>
+        <w:t xml:space="preserve">Luego, el señor [APELLIDO] [APELLIDO] se comunicó con Honesty S.A.C. para coordinar la prueba poligráfica y recibió indicaciones en la que se incluyó la restricción de no asistir con niños menores de edad, sin consignarse una restricción expresa sobre la asistencia con personas adultas. </w:t>
       </w:r>
       <w:r>
         <w:rPr>
@@ -1638,7 +1638,7 @@
           <w:lang w:eastAsia="es-ES"/>
           <w14:ligatures w14:val="none"/>
         </w:rPr>
-        <w:t xml:space="preserve">, </w:t>
+        <w:t xml:space="preserve"/>
       </w:r>
       <w:r>
         <w:rPr>
@@ -1648,7 +1648,7 @@
           <w:lang w:eastAsia="es-ES"/>
           <w14:ligatures w14:val="none"/>
         </w:rPr>
-        <w:t>el señor Howard Calizaya</w:t>
+        <w:t/>
       </w:r>
       <w:r>
         <w:rPr>
@@ -1658,7 +1658,7 @@
           <w:lang w:eastAsia="es-ES"/>
           <w14:ligatures w14:val="none"/>
         </w:rPr>
-        <w:t xml:space="preserve"> </w:t>
+        <w:t xml:space="preserve"/>
       </w:r>
       <w:r>
         <w:rPr>
@@ -1668,7 +1668,7 @@
           <w:lang w:eastAsia="es-ES"/>
           <w14:ligatures w14:val="none"/>
         </w:rPr>
-        <w:t xml:space="preserve">se comunicó con </w:t>
+        <w:t xml:space="preserve"/>
       </w:r>
       <w:r>
         <w:rPr>
@@ -1678,7 +1678,7 @@
           <w:lang w:eastAsia="es-ES"/>
           <w14:ligatures w14:val="none"/>
         </w:rPr>
-        <w:t>Honesty S.A.C.</w:t>
+        <w:t/>
       </w:r>
       <w:r>
         <w:rPr>
@@ -1688,7 +1688,7 @@
           <w:lang w:eastAsia="es-ES"/>
           <w14:ligatures w14:val="none"/>
         </w:rPr>
-        <w:t xml:space="preserve"> </w:t>
+        <w:t xml:space="preserve"/>
       </w:r>
       <w:r>
         <w:rPr>
@@ -1698,7 +1698,7 @@
           <w:lang w:eastAsia="es-ES"/>
           <w14:ligatures w14:val="none"/>
         </w:rPr>
-        <w:t>para coordinar la prueba poligráfica y recibió indicaciones</w:t>
+        <w:t/>
       </w:r>
       <w:r>
         <w:rPr>
@@ -1708,7 +1708,7 @@
           <w:lang w:eastAsia="es-ES"/>
           <w14:ligatures w14:val="none"/>
         </w:rPr>
-        <w:t xml:space="preserve"> en la que </w:t>
+        <w:t xml:space="preserve"/>
       </w:r>
       <w:r>
         <w:rPr>
@@ -1718,7 +1718,7 @@
           <w:lang w:eastAsia="es-ES"/>
           <w14:ligatures w14:val="none"/>
         </w:rPr>
-        <w:t>se incluyó la restricción de no asistir con niños menores de edad, sin consignarse una restricción expresa sobre la asistencia con personas adultas.</w:t>
+        <w:t/>
       </w:r>
       <w:r>
         <w:rPr>
@@ -1728,7 +1728,7 @@
           <w:lang w:eastAsia="es-ES"/>
           <w14:ligatures w14:val="none"/>
         </w:rPr>
-        <w:t xml:space="preserve"> </w:t>
+        <w:t xml:space="preserve"/>
       </w:r>
     </w:p>
     <w:p>
@@ -1954,7 +1954,7 @@
           <w:lang w:eastAsia="es-ES"/>
           <w14:ligatures w14:val="none"/>
         </w:rPr>
-        <w:t>Mediante carta del</w:t>
+        <w:t xml:space="preserve">Mediante carta del 3 de noviembre de 2025, Pacífico remitió una carta al señor [APELLIDO] [APELLIDO], indicando que al no haberse realizado la prueba poligráfica la cobertura no sería otorgada. </w:t>
       </w:r>
       <w:r>
         <w:rPr>
@@ -1964,7 +1964,7 @@
           <w:lang w:eastAsia="es-ES"/>
           <w14:ligatures w14:val="none"/>
         </w:rPr>
-        <w:t xml:space="preserve"> 3 de noviembre de 2025, </w:t>
+        <w:t xml:space="preserve"/>
       </w:r>
       <w:r>
         <w:rPr>
@@ -1974,7 +1974,7 @@
           <w:lang w:eastAsia="es-ES"/>
           <w14:ligatures w14:val="none"/>
         </w:rPr>
-        <w:t xml:space="preserve">Pacífico </w:t>
+        <w:t xml:space="preserve"/>
       </w:r>
       <w:r>
         <w:rPr>
@@ -1984,7 +1984,7 @@
           <w:lang w:eastAsia="es-ES"/>
           <w14:ligatures w14:val="none"/>
         </w:rPr>
-        <w:t xml:space="preserve">remitió una carta </w:t>
+        <w:t xml:space="preserve"/>
       </w:r>
       <w:r>
         <w:rPr>
@@ -1994,7 +1994,7 @@
           <w:lang w:eastAsia="es-ES"/>
           <w14:ligatures w14:val="none"/>
         </w:rPr>
-        <w:t>al señor Howard Calizaya</w:t>
+        <w:t/>
       </w:r>
       <w:r>
         <w:rPr>
@@ -2004,7 +2004,7 @@
           <w:lang w:eastAsia="es-ES"/>
           <w14:ligatures w14:val="none"/>
         </w:rPr>
-        <w:t xml:space="preserve">, </w:t>
+        <w:t xml:space="preserve"/>
       </w:r>
       <w:r>
         <w:rPr>
@@ -2014,7 +2014,7 @@
           <w:lang w:eastAsia="es-ES"/>
           <w14:ligatures w14:val="none"/>
         </w:rPr>
-        <w:t xml:space="preserve">indicando que </w:t>
+        <w:t xml:space="preserve"/>
       </w:r>
       <w:r>
         <w:rPr>
@@ -2024,7 +2024,7 @@
           <w:lang w:eastAsia="es-ES"/>
           <w14:ligatures w14:val="none"/>
         </w:rPr>
-        <w:t>al no haberse realizado la prueba poligráfica</w:t>
+        <w:t/>
       </w:r>
       <w:r>
         <w:rPr>
@@ -2034,7 +2034,7 @@
           <w:lang w:eastAsia="es-ES"/>
           <w14:ligatures w14:val="none"/>
         </w:rPr>
-        <w:t xml:space="preserve"> </w:t>
+        <w:t xml:space="preserve"/>
       </w:r>
       <w:r>
         <w:rPr>
@@ -2044,7 +2044,7 @@
           <w:lang w:eastAsia="es-ES"/>
           <w14:ligatures w14:val="none"/>
         </w:rPr>
-        <w:t>la cobertura no sería otorgada.</w:t>
+        <w:t/>
       </w:r>
       <w:r>
         <w:rPr>
@@ -2054,7 +2054,7 @@
           <w:lang w:eastAsia="es-ES"/>
           <w14:ligatures w14:val="none"/>
         </w:rPr>
-        <w:t xml:space="preserve"> </w:t>
+        <w:t xml:space="preserve"/>
       </w:r>
     </w:p>
     <w:p>
@@ -2102,7 +2102,7 @@
           <w:lang w:val="es-ES" w:eastAsia="es-ES"/>
           <w14:ligatures w14:val="none"/>
         </w:rPr>
-        <w:t>El señor Howard Calizaya y el señor Shaggie Palaco solicitaron</w:t>
+        <w:t xml:space="preserve">El señor [APELLIDO] [APELLIDO] y el señor [APELLIDO] Palaco solicitaron, en calidad de medida correctiva, que Pacífico cumpla con inaplicar la cláusula de la Póliza 2011059380 relativa: (i) al artículo 4 vinculado al sometimiento de realizarse una prueba poligráfica en virtud al siniestro materia de denuncia; y, (ii) al artículo 5 vinculado a las cargas y obligaciones contractuales vinculado al siniestro materia de denuncia. Asimismo, no requirieron de manera expresa el reembolso de costos y costas del presente procedimiento.</w:t>
       </w:r>
       <w:r>
         <w:rPr>
@@ -2112,7 +2112,7 @@
           <w:lang w:val="es-ES" w:eastAsia="es-ES"/>
           <w14:ligatures w14:val="none"/>
         </w:rPr>
-        <w:t xml:space="preserve">, en calidad de medida correctiva, que </w:t>
+        <w:t xml:space="preserve"/>
       </w:r>
       <w:r>
         <w:rPr>
@@ -2122,7 +2122,7 @@
           <w:lang w:val="es-ES" w:eastAsia="es-ES"/>
           <w14:ligatures w14:val="none"/>
         </w:rPr>
-        <w:t xml:space="preserve">Pacífico </w:t>
+        <w:t xml:space="preserve"/>
       </w:r>
       <w:r>
         <w:rPr>
@@ -2132,7 +2132,7 @@
           <w:lang w:val="es-ES" w:eastAsia="es-ES"/>
           <w14:ligatures w14:val="none"/>
         </w:rPr>
-        <w:t xml:space="preserve">cumpla </w:t>
+        <w:t xml:space="preserve"/>
       </w:r>
       <w:r>
         <w:rPr>
@@ -2142,7 +2142,7 @@
           <w:lang w:val="es-ES" w:eastAsia="es-ES"/>
           <w14:ligatures w14:val="none"/>
         </w:rPr>
-        <w:t xml:space="preserve">con inaplicar la cláusula de la Póliza 2011059380 relativa: (i) al artículo 4 vinculado al sometimiento de realizarse una prueba poligráfica </w:t>
+        <w:t xml:space="preserve"/>
       </w:r>
       <w:proofErr w:type="gramStart"/>
       <w:r>
@@ -2153,7 +2153,7 @@
           <w:lang w:val="es-ES" w:eastAsia="es-ES"/>
           <w14:ligatures w14:val="none"/>
         </w:rPr>
-        <w:t>en virtud</w:t>
+        <w:t/>
       </w:r>
       <w:r>
         <w:rPr>
@@ -2163,7 +2163,7 @@
           <w:lang w:val="es-ES" w:eastAsia="es-ES"/>
           <w14:ligatures w14:val="none"/>
         </w:rPr>
-        <w:t xml:space="preserve"> al</w:t>
+        <w:t xml:space="preserve"/>
       </w:r>
       <w:proofErr w:type="gramEnd"/>
       <w:r>
@@ -2174,7 +2174,7 @@
           <w:lang w:val="es-ES" w:eastAsia="es-ES"/>
           <w14:ligatures w14:val="none"/>
         </w:rPr>
-        <w:t xml:space="preserve"> siniestro materia de denuncia; y, (</w:t>
+        <w:t xml:space="preserve"/>
       </w:r>
       <w:proofErr w:type="spellStart"/>
       <w:r>
@@ -2185,7 +2185,7 @@
           <w:lang w:val="es-ES" w:eastAsia="es-ES"/>
           <w14:ligatures w14:val="none"/>
         </w:rPr>
-        <w:t>ii</w:t>
+        <w:t/>
       </w:r>
       <w:proofErr w:type="spellEnd"/>
       <w:r>
@@ -2196,7 +2196,7 @@
           <w:lang w:val="es-ES" w:eastAsia="es-ES"/>
           <w14:ligatures w14:val="none"/>
         </w:rPr>
-        <w:t>) al artículo 5 vinculado a las cargas y obligaciones contractuales vinculado al siniestro materia de denuncia</w:t>
+        <w:t/>
       </w:r>
       <w:r>
         <w:rPr>
@@ -2206,7 +2206,7 @@
           <w:lang w:val="es-ES" w:eastAsia="es-ES"/>
           <w14:ligatures w14:val="none"/>
         </w:rPr>
-        <w:t xml:space="preserve">. Asimismo, </w:t>
+        <w:t xml:space="preserve"/>
       </w:r>
       <w:r>
         <w:rPr>
@@ -2216,7 +2216,7 @@
           <w:lang w:val="es-ES" w:eastAsia="es-ES"/>
           <w14:ligatures w14:val="none"/>
         </w:rPr>
-        <w:t xml:space="preserve">no </w:t>
+        <w:t xml:space="preserve"/>
       </w:r>
       <w:r>
         <w:rPr>
@@ -2226,7 +2226,7 @@
           <w:lang w:val="es-ES" w:eastAsia="es-ES"/>
           <w14:ligatures w14:val="none"/>
         </w:rPr>
-        <w:t>requirieron</w:t>
+        <w:t/>
       </w:r>
       <w:r>
         <w:rPr>
@@ -2236,7 +2236,7 @@
           <w:lang w:val="es-ES" w:eastAsia="es-ES"/>
           <w14:ligatures w14:val="none"/>
         </w:rPr>
-        <w:t xml:space="preserve"> </w:t>
+        <w:t xml:space="preserve"/>
       </w:r>
       <w:r>
         <w:rPr>
@@ -2246,7 +2246,7 @@
           <w:lang w:val="es-ES" w:eastAsia="es-ES"/>
           <w14:ligatures w14:val="none"/>
         </w:rPr>
-        <w:t xml:space="preserve">de manera expresa </w:t>
+        <w:t xml:space="preserve"/>
       </w:r>
       <w:r>
         <w:rPr>
@@ -2256,7 +2256,7 @@
           <w:lang w:val="es-ES" w:eastAsia="es-ES"/>
           <w14:ligatures w14:val="none"/>
         </w:rPr>
-        <w:t>el reembolso de costos y costas del presente procedimiento.</w:t>
+        <w:t/>
       </w:r>
     </w:p>
     <w:p>
@@ -2541,7 +2541,7 @@
           <w:kern w:val="0"/>
           <w14:ligatures w14:val="none"/>
         </w:rPr>
-        <w:t xml:space="preserve">Así también, la Secretaría Técnica, en ejercicio de sus facultades, </w:t>
+        <w:t xml:space="preserve">Así también, la Secretaría Técnica, en ejercicio de sus facultades, considera que el hecho denunciado, consistente en que la compañía aseguradora habría negado injustificadamente al señor [APELLIDO] [APELLIDO] que pueda ingresar a la prueba poligráfica en compañía de su abogada y madre; involucraría una presunta afectación a sus expectativas, quien no habría encontrado una correspondencia entre lo que esperaba recibir de parte del proveedor y lo que realmente recibió. Por consiguiente, corresponde calificar el hecho materia de denuncia como una presunta infracción al deber de idoneidad, tipificado en los artículos 18 y 19 del Código. </w:t>
       </w:r>
       <w:r>
         <w:rPr>
@@ -2551,15 +2551,15 @@
           <w:lang w:eastAsia="es-PE"/>
           <w14:ligatures w14:val="none"/>
         </w:rPr>
-        <w:t xml:space="preserve">considera </w:t>
-      </w:r>
-      <w:r>
-        <w:rPr>
-          <w:rFonts w:ascii="Arial Narrow" w:eastAsia="Arial Narrow" w:hAnsi="Arial Narrow" w:cs="Arial Narrow"/>
-          <w:kern w:val="0"/>
-          <w14:ligatures w14:val="none"/>
-        </w:rPr>
-        <w:t xml:space="preserve">que el hecho denunciado, consistente en que </w:t>
+        <w:t xml:space="preserve"/>
+      </w:r>
+      <w:r>
+        <w:rPr>
+          <w:rFonts w:ascii="Arial Narrow" w:eastAsia="Arial Narrow" w:hAnsi="Arial Narrow" w:cs="Arial Narrow"/>
+          <w:kern w:val="0"/>
+          <w14:ligatures w14:val="none"/>
+        </w:rPr>
+        <w:t xml:space="preserve"/>
       </w:r>
       <w:bookmarkEnd w:id="10"/>
       <w:r>
@@ -2570,7 +2570,7 @@
           <w:lang w:eastAsia="es-PE"/>
           <w14:ligatures w14:val="none"/>
         </w:rPr>
-        <w:t xml:space="preserve">la compañía aseguradora habría negado injustificadamente al señor </w:t>
+        <w:t xml:space="preserve"/>
       </w:r>
       <w:r>
         <w:rPr>
@@ -2581,15 +2581,15 @@
           <w14:ligatures w14:val="none"/>
         </w:rPr>
         <w:lastRenderedPageBreak/>
-        <w:t>Howard Edu Calizaya Loayza que pueda ingresar a la prueba poligráfica en compañía de su abogada y madre</w:t>
-      </w:r>
-      <w:r>
-        <w:rPr>
-          <w:rFonts w:ascii="Arial Narrow" w:eastAsia="Arial Narrow" w:hAnsi="Arial Narrow" w:cs="Arial Narrow"/>
-          <w:kern w:val="0"/>
-          <w14:ligatures w14:val="none"/>
-        </w:rPr>
-        <w:t>; involucraría una presunta afectación a sus expectativas, quien no habría encontrado una correspondencia entre lo que esperaba recibir de parte del proveedor y lo que realmente recibió. Por consiguiente, corresponde calificar el hecho materia de denuncia como una presunta infracción al deber de idoneidad, tipificado en los artículos 18 y 19 del Código</w:t>
+        <w:t/>
+      </w:r>
+      <w:r>
+        <w:rPr>
+          <w:rFonts w:ascii="Arial Narrow" w:eastAsia="Arial Narrow" w:hAnsi="Arial Narrow" w:cs="Arial Narrow"/>
+          <w:kern w:val="0"/>
+          <w14:ligatures w14:val="none"/>
+        </w:rPr>
+        <w:t/>
       </w:r>
       <w:r>
         <w:rPr>
@@ -2600,7 +2600,7 @@
           <w:lang w:eastAsia="es-PE"/>
           <w14:ligatures w14:val="none"/>
         </w:rPr>
-        <w:t xml:space="preserve">. </w:t>
+        <w:t xml:space="preserve"/>
       </w:r>
       <w:bookmarkEnd w:id="1"/>
       <w:bookmarkEnd w:id="5"/>
@@ -3441,7 +3441,7 @@
           <w:lang w:eastAsia="es-PE"/>
           <w14:ligatures w14:val="none"/>
         </w:rPr>
-        <w:t xml:space="preserve">PRIMERO: </w:t>
+        <w:t xml:space="preserve">PRIMERO: admitir a trámite la denuncia del 2 de diciembre 2025 interpuesta por el señor [APELLIDO] [APELLIDO] y el señor [APELLIDO] Jeans Carlos Palaco [APELLIDO] contra Pacífico Compañía de Seguros y Reaseguros S.A., por lo siguiente:</w:t>
       </w:r>
       <w:r>
         <w:rPr>
@@ -3452,7 +3452,7 @@
           <w:lang w:eastAsia="es-PE"/>
           <w14:ligatures w14:val="none"/>
         </w:rPr>
-        <w:t xml:space="preserve">admitir a trámite la denuncia del </w:t>
+        <w:t xml:space="preserve"/>
       </w:r>
       <w:r>
         <w:rPr>
@@ -3463,7 +3463,7 @@
           <w:lang w:eastAsia="es-PE"/>
           <w14:ligatures w14:val="none"/>
         </w:rPr>
-        <w:t xml:space="preserve">2 de diciembre 2025 </w:t>
+        <w:t xml:space="preserve"/>
       </w:r>
       <w:r>
         <w:rPr>
@@ -3474,7 +3474,7 @@
           <w:lang w:eastAsia="es-PE"/>
           <w14:ligatures w14:val="none"/>
         </w:rPr>
-        <w:t xml:space="preserve">interpuesta por </w:t>
+        <w:t xml:space="preserve"/>
       </w:r>
       <w:r>
         <w:rPr>
@@ -3484,7 +3484,7 @@
           <w:kern w:val="0"/>
           <w14:ligatures w14:val="none"/>
         </w:rPr>
-        <w:t>el señor Howard Edu Calizaya Loayza y el señor Shaggie Jeans Carlos Palaco Loayza</w:t>
+        <w:t/>
       </w:r>
       <w:r>
         <w:rPr>
@@ -3495,14 +3495,14 @@
           <w:lang w:eastAsia="es-PE"/>
           <w14:ligatures w14:val="none"/>
         </w:rPr>
-        <w:t xml:space="preserve"> contra </w:t>
+        <w:t xml:space="preserve"/>
       </w:r>
       <w:r>
         <w:rPr>
           <w:rFonts w:ascii="Arial Narrow" w:eastAsia="Arial Narrow" w:hAnsi="Arial Narrow" w:cs="Arial Narrow"/>
           <w:bCs/>
         </w:rPr>
-        <w:t>Pacífico Compañía de Seguros y Reaseguros S.A.</w:t>
+        <w:t/>
       </w:r>
       <w:r>
         <w:rPr>
@@ -3513,7 +3513,7 @@
           <w:lang w:eastAsia="es-PE"/>
           <w14:ligatures w14:val="none"/>
         </w:rPr>
-        <w:t xml:space="preserve">, </w:t>
+        <w:t xml:space="preserve"/>
       </w:r>
       <w:bookmarkStart w:id="15" w:name="_Hlk215062067"/>
       <w:r>
@@ -3525,7 +3525,7 @@
           <w:lang w:eastAsia="es-PE"/>
           <w14:ligatures w14:val="none"/>
         </w:rPr>
-        <w:t>por lo</w:t>
+        <w:t/>
       </w:r>
       <w:r>
         <w:rPr>
@@ -3536,7 +3536,7 @@
           <w:lang w:eastAsia="es-PE"/>
           <w14:ligatures w14:val="none"/>
         </w:rPr>
-        <w:t xml:space="preserve"> siguiente:</w:t>
+        <w:t xml:space="preserve"/>
       </w:r>
     </w:p>
     <w:p>
@@ -3794,7 +3794,7 @@
           <w:lang w:eastAsia="es-PE"/>
           <w14:ligatures w14:val="none"/>
         </w:rPr>
-        <w:t>Presunta</w:t>
+        <w:t xml:space="preserve">Presunta infracción a los artículos 18 y 19 de la Ley 29571, Código de Protección y Defensa del Consumidor, en tanto la compañía aseguradora habría negado injustificadamente al señor [APELLIDO] [APELLIDO] que pueda ingresar a la prueba poligráfica en compañía de su abogada y madre.</w:t>
       </w:r>
       <w:r>
         <w:rPr>
@@ -3804,7 +3804,7 @@
           <w:lang w:eastAsia="es-PE"/>
           <w14:ligatures w14:val="none"/>
         </w:rPr>
-        <w:t xml:space="preserve"> infracción a los artículos 18 y 19</w:t>
+        <w:t xml:space="preserve"/>
       </w:r>
       <w:r>
         <w:rPr>
@@ -3813,7 +3813,7 @@
           <w:lang w:eastAsia="es-PE"/>
           <w14:ligatures w14:val="none"/>
         </w:rPr>
-        <w:t xml:space="preserve"> de </w:t>
+        <w:t xml:space="preserve"/>
       </w:r>
       <w:r>
         <w:rPr>
@@ -3823,7 +3823,7 @@
           <w:lang w:eastAsia="es-PE"/>
           <w14:ligatures w14:val="none"/>
         </w:rPr>
-        <w:t xml:space="preserve">la Ley 29571, Código de Protección y Defensa del Consumidor, en tanto </w:t>
+        <w:t xml:space="preserve"/>
       </w:r>
       <w:r>
         <w:rPr>
@@ -3833,7 +3833,7 @@
           <w:lang w:eastAsia="es-PE"/>
           <w14:ligatures w14:val="none"/>
         </w:rPr>
-        <w:t>la compañía aseguradora habría negado injustificadamente al señor</w:t>
+        <w:t/>
       </w:r>
       <w:r>
         <w:rPr>
@@ -3843,7 +3843,7 @@
           <w:lang w:eastAsia="es-PE"/>
           <w14:ligatures w14:val="none"/>
         </w:rPr>
-        <w:t xml:space="preserve"> </w:t>
+        <w:t xml:space="preserve"/>
       </w:r>
       <w:r>
         <w:rPr>
@@ -3853,7 +3853,7 @@
           <w:kern w:val="0"/>
           <w14:ligatures w14:val="none"/>
         </w:rPr>
-        <w:t>Howard Edu Calizaya Loayza</w:t>
+        <w:t/>
       </w:r>
       <w:r>
         <w:rPr>
@@ -3863,7 +3863,7 @@
           <w:lang w:eastAsia="es-PE"/>
           <w14:ligatures w14:val="none"/>
         </w:rPr>
-        <w:t xml:space="preserve"> que pueda ingresar a la prueba poligráfica en compañía de su abogada y madre</w:t>
+        <w:t xml:space="preserve"/>
       </w:r>
       <w:r>
         <w:rPr>
@@ -3873,7 +3873,7 @@
           <w:lang w:eastAsia="es-PE"/>
           <w14:ligatures w14:val="none"/>
         </w:rPr>
-        <w:t>.</w:t>
+        <w:t/>
       </w:r>
     </w:p>
     <w:p>
@@ -5518,7 +5518,7 @@
           <w:b/>
           <w:bCs/>
         </w:rPr>
-        <w:t>DÉCIMO</w:t>
+        <w:t xml:space="preserve">DÉCIMO: requerir al señor [APELLIDO] [APELLIDO] y al señor [APELLIDO] Jeans Carlos Palaco [APELLIDO] para que, dentro del plazo de dos (2) días hábiles siguientes a la fecha en que reciba la notificación en su bandeja de correo electrónico, efectúen la confirmación de recepción de la notificación remitida por este despacho a su correo electrónico, de conformidad con el segundo párrafo del numeral 4 del artículo 20 del Texto Único Ordenado de la Ley del Procedimiento Administrativo General, aprobado mediante Decreto Supremo 006-2026-JUS, bajo apercibimiento de rehacer el acto de notificación y notificarle conforme al numeral 1 del artículo 20 del citado cuerpo normativo.</w:t>
       </w:r>
       <w:r>
         <w:rPr>
@@ -5528,7 +5528,7 @@
           <w:kern w:val="0"/>
           <w14:ligatures w14:val="none"/>
         </w:rPr>
-        <w:t>:</w:t>
+        <w:t/>
       </w:r>
       <w:r>
         <w:rPr>
@@ -5538,7 +5538,7 @@
           <w:kern w:val="0"/>
           <w14:ligatures w14:val="none"/>
         </w:rPr>
-        <w:t xml:space="preserve"> requerir </w:t>
+        <w:t xml:space="preserve"/>
       </w:r>
       <w:r>
         <w:rPr>
@@ -5548,7 +5548,7 @@
           <w:kern w:val="0"/>
           <w14:ligatures w14:val="none"/>
         </w:rPr>
-        <w:t>al</w:t>
+        <w:t/>
       </w:r>
       <w:r>
         <w:rPr>
@@ -5558,7 +5558,7 @@
           <w:kern w:val="0"/>
           <w14:ligatures w14:val="none"/>
         </w:rPr>
-        <w:t xml:space="preserve"> señor Howard Edu Calizaya Loayza y </w:t>
+        <w:t xml:space="preserve"/>
       </w:r>
       <w:r>
         <w:rPr>
@@ -5568,7 +5568,7 @@
           <w:kern w:val="0"/>
           <w14:ligatures w14:val="none"/>
         </w:rPr>
-        <w:t>a</w:t>
+        <w:t/>
       </w:r>
       <w:r>
         <w:rPr>
@@ -5578,28 +5578,28 @@
           <w:kern w:val="0"/>
           <w14:ligatures w14:val="none"/>
         </w:rPr>
-        <w:t xml:space="preserve">l señor Shaggie Jeans Carlos Palaco Loayza </w:t>
+        <w:t xml:space="preserve"/>
       </w:r>
       <w:r>
         <w:rPr>
           <w:rFonts w:ascii="Arial Narrow" w:hAnsi="Arial Narrow"/>
           <w:color w:val="000000"/>
         </w:rPr>
-        <w:t>para que, dentro del plazo de dos (2) días hábiles siguientes a la fecha en que reciba la notificación en su bandeja de correo electrónico, efectúe</w:t>
+        <w:t/>
       </w:r>
       <w:r>
         <w:rPr>
           <w:rFonts w:ascii="Arial Narrow" w:hAnsi="Arial Narrow"/>
           <w:color w:val="000000"/>
         </w:rPr>
-        <w:t>n</w:t>
+        <w:t/>
       </w:r>
       <w:r>
         <w:rPr>
           <w:rFonts w:ascii="Arial Narrow" w:hAnsi="Arial Narrow"/>
           <w:color w:val="000000"/>
         </w:rPr>
-        <w:t xml:space="preserve"> la confirmación de recepción de la notificación remitida por este despacho a su correo electrónico, de conformidad con el segundo párrafo del numeral 4 del artículo 20</w:t>
+        <w:t xml:space="preserve"/>
       </w:r>
       <w:r>
         <w:rPr>
@@ -5616,14 +5616,14 @@
           <w:rFonts w:ascii="Arial Narrow" w:hAnsi="Arial Narrow"/>
           <w:color w:val="000000"/>
         </w:rPr>
-        <w:t xml:space="preserve"> del Texto Único Ordenado de la Ley del Procedimiento</w:t>
+        <w:t xml:space="preserve"/>
       </w:r>
       <w:r>
         <w:rPr>
           <w:rFonts w:ascii="Arial Narrow" w:hAnsi="Arial Narrow"/>
           <w:color w:val="000000"/>
         </w:rPr>
-        <w:t xml:space="preserve"> Administrativo General, aprobado mediante Decreto Supremo 006-2026-JUS, bajo apercibimiento de rehacer el acto de notificación y notificarle conforme al numeral 1 del artículo 20</w:t>
+        <w:t xml:space="preserve"/>
       </w:r>
       <w:r>
         <w:rPr>
@@ -5640,7 +5640,7 @@
           <w:rFonts w:ascii="Arial Narrow" w:hAnsi="Arial Narrow"/>
           <w:color w:val="000000"/>
         </w:rPr>
-        <w:t xml:space="preserve"> del citado cuerpo </w:t>
+        <w:t xml:space="preserve"/>
       </w:r>
       <w:bookmarkStart w:id="25" w:name="_Hlk214964186"/>
       <w:r>
@@ -5648,7 +5648,7 @@
           <w:rFonts w:ascii="Arial Narrow" w:hAnsi="Arial Narrow"/>
           <w:color w:val="000000"/>
         </w:rPr>
-        <w:t>normativo</w:t>
+        <w:t/>
       </w:r>
       <w:r>
         <w:rPr>
@@ -5661,7 +5661,7 @@
         <w:rPr>
           <w:rFonts w:ascii="Arial Narrow" w:hAnsi="Arial Narrow" w:cs="Arial"/>
         </w:rPr>
-        <w:t>.</w:t>
+        <w:t/>
       </w:r>
     </w:p>
     <w:bookmarkEnd w:id="25"/>

--- a/plantillas_maestras/01_seguro_vehicular/negativa_cobertura/2_o_mas_ddos_varios/varon/TPL_3168_2025_SEGURO_VEHICULAR_NEGATIVA_COBERTURA_ASEGURADORA_VARON_R1.docx
+++ b/plantillas_maestras/01_seguro_vehicular/negativa_cobertura/2_o_mas_ddos_varios/varon/TPL_3168_2025_SEGURO_VEHICULAR_NEGATIVA_COBERTURA_ASEGURADORA_VARON_R1.docx
@@ -215,7 +215,7 @@
           <w14:ligatures w14:val="none"/>
         </w:rPr>
         <w:tab/>
-        <w:t xml:space="preserve">:SHAGGIE JEANS CARLOS PALACO [APELLIDO] (SEÑOR [APELLIDO] PALACO)</w:t>
+        <w:t xml:space="preserve">:SHAGGIE JEANS CARLOS PALACO [APELLIDO] (SEÑOR [APELLIDO] )</w:t>
       </w:r>
       <w:r>
         <w:rPr>
@@ -667,7 +667,7 @@
           <w:lang w:val="es-ES" w:eastAsia="es-ES"/>
           <w14:ligatures w14:val="none"/>
         </w:rPr>
-        <w:t xml:space="preserve">Mediante el escrito del 2 de diciembre 2025, el señor [APELLIDO] [APELLIDO] y el señor [APELLIDO] Palaco denunciaron a Pacífico por presuntas infracciones a la Ley 29571, Código de Protección y Defensa del Consumidor (en adelante, Código), señalando lo siguiente:</w:t>
+        <w:t xml:space="preserve">Mediante el escrito del 2 de diciembre 2025, el señor [APELLIDO] [APELLIDO] y el señor [APELLIDO] denunciaron a Pacífico por presuntas infracciones a la Ley 29571, Código de Protección y Defensa del Consumidor (en adelante, Código), señalando lo siguiente:</w:t>
       </w:r>
       <w:r>
         <w:rPr>
@@ -2102,7 +2102,7 @@
           <w:lang w:val="es-ES" w:eastAsia="es-ES"/>
           <w14:ligatures w14:val="none"/>
         </w:rPr>
-        <w:t xml:space="preserve">El señor [APELLIDO] [APELLIDO] y el señor [APELLIDO] Palaco solicitaron, en calidad de medida correctiva, que Pacífico cumpla con inaplicar la cláusula de la Póliza 2011059380 relativa: (i) al artículo 4 vinculado al sometimiento de realizarse una prueba poligráfica en virtud al siniestro materia de denuncia; y, (ii) al artículo 5 vinculado a las cargas y obligaciones contractuales vinculado al siniestro materia de denuncia. Asimismo, no requirieron de manera expresa el reembolso de costos y costas del presente procedimiento.</w:t>
+        <w:t xml:space="preserve">El señor [APELLIDO] [APELLIDO] y el señor [APELLIDO] solicitaron, en calidad de medida correctiva, que Pacífico cumpla con inaplicar la cláusula de la Póliza 2011059380 relativa: (i) al artículo 4 vinculado al sometimiento de realizarse una prueba poligráfica en virtud al siniestro materia de denuncia; y, (ii) al artículo 5 vinculado a las cargas y obligaciones contractuales vinculado al siniestro materia de denuncia. Asimismo, no requirieron de manera expresa el reembolso de costos y costas del presente procedimiento.</w:t>
       </w:r>
       <w:r>
         <w:rPr>
@@ -3441,7 +3441,7 @@
           <w:lang w:eastAsia="es-PE"/>
           <w14:ligatures w14:val="none"/>
         </w:rPr>
-        <w:t xml:space="preserve">PRIMERO: admitir a trámite la denuncia del 2 de diciembre 2025 interpuesta por el señor [APELLIDO] [APELLIDO] y el señor [APELLIDO] Jeans Carlos Palaco [APELLIDO] contra Pacífico Compañía de Seguros y Reaseguros S.A., por lo siguiente:</w:t>
+        <w:t xml:space="preserve">PRIMERO: admitir a trámite la denuncia del 2 de diciembre 2025 interpuesta por el señor [APELLIDO] [APELLIDO] y el señor [APELLIDO] [APELLIDO] contra Pacífico Compañía de Seguros y Reaseguros S.A., por lo siguiente:</w:t>
       </w:r>
       <w:r>
         <w:rPr>
@@ -5518,7 +5518,7 @@
           <w:b/>
           <w:bCs/>
         </w:rPr>
-        <w:t xml:space="preserve">DÉCIMO: requerir al señor [APELLIDO] [APELLIDO] y al señor [APELLIDO] Jeans Carlos Palaco [APELLIDO] para que, dentro del plazo de dos (2) días hábiles siguientes a la fecha en que reciba la notificación en su bandeja de correo electrónico, efectúen la confirmación de recepción de la notificación remitida por este despacho a su correo electrónico, de conformidad con el segundo párrafo del numeral 4 del artículo 20 del Texto Único Ordenado de la Ley del Procedimiento Administrativo General, aprobado mediante Decreto Supremo 006-2026-JUS, bajo apercibimiento de rehacer el acto de notificación y notificarle conforme al numeral 1 del artículo 20 del citado cuerpo normativo.</w:t>
+        <w:t xml:space="preserve">DÉCIMO: requerir al señor [APELLIDO] [APELLIDO] y al señor [APELLIDO] [APELLIDO] para que, dentro del plazo de dos (2) días hábiles siguientes a la fecha en que reciba la notificación en su bandeja de correo electrónico, efectúen la confirmación de recepción de la notificación remitida por este despacho a su correo electrónico, de conformidad con el segundo párrafo del numeral 4 del artículo 20 del Texto Único Ordenado de la Ley del Procedimiento Administrativo General, aprobado mediante Decreto Supremo 006-2026-JUS, bajo apercibimiento de rehacer el acto de notificación y notificarle conforme al numeral 1 del artículo 20 del citado cuerpo normativo.</w:t>
       </w:r>
       <w:r>
         <w:rPr>

--- a/plantillas_maestras/01_seguro_vehicular/negativa_cobertura/2_o_mas_ddos_varios/varon/TPL_3168_2025_SEGURO_VEHICULAR_NEGATIVA_COBERTURA_ASEGURADORA_VARON_R1.docx
+++ b/plantillas_maestras/01_seguro_vehicular/negativa_cobertura/2_o_mas_ddos_varios/varon/TPL_3168_2025_SEGURO_VEHICULAR_NEGATIVA_COBERTURA_ASEGURADORA_VARON_R1.docx
@@ -763,6 +763,7 @@
       </w:r>
       <w:r>
         <w:rPr>
+          <w:rStyle w:val="Refdenotaalpie"/>
           <w:rFonts w:ascii="Arial Narrow" w:eastAsia="Times New Roman" w:hAnsi="Arial Narrow" w:cs="Times New Roman"/>
           <w:color w:val="000000"/>
           <w:kern w:val="0"/>
@@ -1739,7 +1740,6 @@
           <w:rFonts w:ascii="Arial Narrow" w:eastAsia="Times New Roman" w:hAnsi="Arial Narrow" w:cs="Arial"/>
           <w:color w:val="000000"/>
           <w:kern w:val="0"/>
-          <w:highlight w:val="magenta"/>
           <w:lang w:eastAsia="es-ES"/>
           <w14:ligatures w14:val="none"/>
         </w:rPr>
@@ -1918,7 +1918,6 @@
           <w:rFonts w:ascii="Arial Narrow" w:eastAsia="Times New Roman" w:hAnsi="Arial Narrow" w:cs="Arial"/>
           <w:color w:val="000000"/>
           <w:kern w:val="0"/>
-          <w:highlight w:val="magenta"/>
           <w:lang w:eastAsia="es-ES"/>
           <w14:ligatures w14:val="none"/>
         </w:rPr>
@@ -2360,6 +2359,7 @@
       <w:bookmarkEnd w:id="4"/>
       <w:r>
         <w:rPr>
+          <w:rStyle w:val="Refdenotaalpie"/>
           <w:rFonts w:ascii="Arial Narrow" w:eastAsia="Arial Narrow" w:hAnsi="Arial Narrow" w:cs="Arial Narrow"/>
           <w:kern w:val="0"/>
           <w:vertAlign w:val="superscript"/>
@@ -2487,6 +2487,7 @@
       <w:bookmarkEnd w:id="6"/>
       <w:r>
         <w:rPr>
+          <w:rStyle w:val="Refdenotaalpie"/>
           <w:rFonts w:ascii="Arial Narrow" w:eastAsia="Arial Narrow" w:hAnsi="Arial Narrow" w:cs="Arial"/>
           <w:kern w:val="0"/>
           <w:vertAlign w:val="superscript"/>
@@ -2840,6 +2841,7 @@
       </w:r>
       <w:r>
         <w:rPr>
+          <w:rStyle w:val="Refdenotaalpie"/>
           <w:rFonts w:cs="Arial"/>
           <w:vertAlign w:val="superscript"/>
         </w:rPr>
@@ -3020,6 +3022,7 @@
       </w:r>
       <w:r>
         <w:rPr>
+          <w:rStyle w:val="Refdenotaalpie"/>
           <w:rFonts w:cs="Arial"/>
           <w:vertAlign w:val="superscript"/>
         </w:rPr>
@@ -3074,6 +3077,7 @@
       </w:r>
       <w:r>
         <w:rPr>
+          <w:rStyle w:val="Refdenotaalpie"/>
           <w:rFonts w:ascii="Arial Narrow" w:eastAsia="Arial Narrow" w:hAnsi="Arial Narrow" w:cs="Arial Narrow"/>
           <w:kern w:val="0"/>
           <w:vertAlign w:val="superscript"/>
@@ -4608,6 +4612,7 @@
       </w:r>
       <w:r>
         <w:rPr>
+          <w:rStyle w:val="Refdenotaalpie"/>
           <w:rFonts w:ascii="Arial Narrow" w:eastAsia="Calibri" w:hAnsi="Arial Narrow" w:cs="Arial"/>
           <w:kern w:val="0"/>
           <w:vertAlign w:val="superscript"/>
@@ -4652,6 +4657,7 @@
       </w:r>
       <w:r>
         <w:rPr>
+          <w:rStyle w:val="Refdenotaalpie"/>
           <w:rFonts w:ascii="Arial Narrow" w:eastAsia="Calibri" w:hAnsi="Arial Narrow" w:cs="Arial"/>
           <w:spacing w:val="-2"/>
           <w:kern w:val="0"/>
@@ -5070,6 +5076,7 @@
       </w:r>
       <w:r>
         <w:rPr>
+          <w:rStyle w:val="Refdenotaalpie"/>
           <w:rFonts w:ascii="Arial Narrow" w:eastAsia="Arial Narrow" w:hAnsi="Arial Narrow" w:cs="Times New Roman"/>
           <w:color w:val="000000"/>
           <w:kern w:val="0"/>
@@ -5151,6 +5158,7 @@
       </w:r>
       <w:r>
         <w:rPr>
+          <w:rStyle w:val="Refdenotaalpie"/>
           <w:rFonts w:ascii="Arial Narrow" w:eastAsia="Arial Narrow" w:hAnsi="Arial Narrow" w:cs="Times New Roman"/>
           <w:color w:val="000000"/>
           <w:kern w:val="0"/>
@@ -5204,6 +5212,7 @@
       </w:r>
       <w:r>
         <w:rPr>
+          <w:rStyle w:val="Refdenotaalpie"/>
           <w:rFonts w:ascii="Arial Narrow" w:eastAsia="Arial Narrow" w:hAnsi="Arial Narrow" w:cs="Times New Roman"/>
           <w:color w:val="000000"/>
           <w:kern w:val="0"/>
@@ -5385,6 +5394,7 @@
       </w:r>
       <w:r>
         <w:rPr>
+          <w:rStyle w:val="Refdenotaalpie"/>
           <w:rFonts w:ascii="Arial Narrow" w:eastAsia="Calibri" w:hAnsi="Arial Narrow" w:cs="Arial"/>
           <w:kern w:val="0"/>
           <w:vertAlign w:val="superscript"/>
@@ -5652,6 +5662,7 @@
       </w:r>
       <w:r>
         <w:rPr>
+          <w:rStyle w:val="Refdenotaalpie"/>
           <w:rFonts w:ascii="Arial Narrow" w:hAnsi="Arial Narrow"/>
           <w:vertAlign w:val="superscript"/>
         </w:rPr>
@@ -5998,14 +6009,14 @@
         <w:tab w:val="right" w:pos="8838"/>
       </w:tabs>
       <w:rPr>
-        <w:rFonts w:ascii="Arial" w:eastAsia="Arial" w:hAnsi="Arial" w:cs="Arial"/>
+        <w:rFonts w:ascii="Arial Narrow" w:eastAsia="Arial" w:hAnsi="Arial Narrow" w:cs="Arial"/>
         <w:sz w:val="16"/>
         <w:szCs w:val="16"/>
       </w:rPr>
     </w:pPr>
     <w:r>
       <w:rPr>
-        <w:rFonts w:ascii="Arial" w:eastAsia="Arial" w:hAnsi="Arial" w:cs="Arial"/>
+        <w:rFonts w:ascii="Arial Narrow" w:eastAsia="Arial" w:hAnsi="Arial Narrow" w:cs="Arial"/>
         <w:sz w:val="16"/>
         <w:szCs w:val="16"/>
       </w:rPr>
@@ -6019,7 +6030,7 @@
     </w:pPr>
     <w:r>
       <w:rPr>
-        <w:rFonts w:ascii="Arial" w:eastAsia="Arial" w:hAnsi="Arial" w:cs="Arial"/>
+        <w:rFonts w:ascii="Arial Narrow" w:eastAsia="Arial" w:hAnsi="Arial Narrow" w:cs="Arial"/>
         <w:sz w:val="16"/>
         <w:szCs w:val="16"/>
       </w:rPr>
@@ -6027,7 +6038,7 @@
     </w:r>
     <w:r>
       <w:rPr>
-        <w:rFonts w:ascii="Arial" w:eastAsia="Arial" w:hAnsi="Arial" w:cs="Arial"/>
+        <w:rFonts w:ascii="Arial Narrow" w:eastAsia="Arial" w:hAnsi="Arial Narrow" w:cs="Arial"/>
         <w:sz w:val="16"/>
         <w:szCs w:val="16"/>
       </w:rPr>
@@ -6035,7 +6046,7 @@
     </w:r>
     <w:r>
       <w:rPr>
-        <w:rFonts w:ascii="Arial" w:eastAsia="Arial" w:hAnsi="Arial" w:cs="Arial"/>
+        <w:rFonts w:ascii="Arial Narrow" w:eastAsia="Arial" w:hAnsi="Arial Narrow" w:cs="Arial"/>
         <w:sz w:val="16"/>
         <w:szCs w:val="16"/>
       </w:rPr>
@@ -6043,7 +6054,7 @@
     </w:r>
     <w:r>
       <w:rPr>
-        <w:rFonts w:ascii="Arial" w:eastAsia="Arial" w:hAnsi="Arial" w:cs="Arial"/>
+        <w:rFonts w:ascii="Arial Narrow" w:eastAsia="Arial" w:hAnsi="Arial Narrow" w:cs="Arial"/>
         <w:sz w:val="16"/>
         <w:szCs w:val="16"/>
       </w:rPr>
@@ -6051,7 +6062,7 @@
     </w:r>
     <w:r>
       <w:rPr>
-        <w:rFonts w:ascii="Arial" w:eastAsia="Arial" w:hAnsi="Arial" w:cs="Arial"/>
+        <w:rFonts w:ascii="Arial Narrow" w:eastAsia="Arial" w:hAnsi="Arial Narrow" w:cs="Arial"/>
         <w:sz w:val="16"/>
         <w:szCs w:val="16"/>
       </w:rPr>
@@ -6111,6 +6122,7 @@
           <w:rFonts w:ascii="Arial Narrow" w:hAnsi="Arial Narrow" w:cs="Arial"/>
           <w:sz w:val="16"/>
           <w:szCs w:val="16"/>
+          <w:vertAlign w:val="superscript"/>
         </w:rPr>
         <w:footnoteRef/>
       </w:r>
@@ -6185,6 +6197,7 @@
           <w:rFonts w:ascii="Arial Narrow" w:hAnsi="Arial Narrow" w:cs="Arial"/>
           <w:sz w:val="16"/>
           <w:szCs w:val="16"/>
+          <w:vertAlign w:val="superscript"/>
         </w:rPr>
         <w:footnoteRef/>
       </w:r>
@@ -6456,6 +6469,7 @@
           <w:rFonts w:ascii="Arial Narrow" w:hAnsi="Arial Narrow"/>
           <w:sz w:val="16"/>
           <w:szCs w:val="16"/>
+          <w:vertAlign w:val="superscript"/>
         </w:rPr>
         <w:footnoteRef/>
       </w:r>
@@ -6639,6 +6653,7 @@
           <w:rFonts w:ascii="Arial Narrow" w:hAnsi="Arial Narrow"/>
           <w:sz w:val="16"/>
           <w:szCs w:val="16"/>
+          <w:vertAlign w:val="superscript"/>
         </w:rPr>
         <w:footnoteRef/>
       </w:r>
@@ -6870,6 +6885,7 @@
           <w:rFonts w:ascii="Arial Narrow" w:hAnsi="Arial Narrow"/>
           <w:sz w:val="16"/>
           <w:szCs w:val="16"/>
+          <w:vertAlign w:val="superscript"/>
         </w:rPr>
         <w:footnoteRef/>
       </w:r>
@@ -7155,6 +7171,7 @@
           <w:rFonts w:ascii="Arial Narrow" w:hAnsi="Arial Narrow" w:cs="Arial"/>
           <w:sz w:val="16"/>
           <w:szCs w:val="16"/>
+          <w:vertAlign w:val="superscript"/>
         </w:rPr>
         <w:footnoteRef/>
       </w:r>
@@ -7372,6 +7389,7 @@
           <w:rFonts w:ascii="Arial Narrow" w:hAnsi="Arial Narrow" w:cs="Arial"/>
           <w:sz w:val="16"/>
           <w:szCs w:val="16"/>
+          <w:vertAlign w:val="superscript"/>
         </w:rPr>
         <w:footnoteRef/>
       </w:r>
@@ -7460,6 +7478,7 @@
           <w:rFonts w:ascii="Arial Narrow" w:hAnsi="Arial Narrow" w:cs="Arial"/>
           <w:sz w:val="16"/>
           <w:szCs w:val="16"/>
+          <w:vertAlign w:val="superscript"/>
         </w:rPr>
         <w:footnoteRef/>
       </w:r>
@@ -7647,7 +7666,7 @@
       </w:pPr>
       <w:r>
         <w:rPr>
-          <w:rStyle w:val="TextonotapieCar"/>
+          <w:rStyle w:val="Refdenotaalpie"/>
           <w:rFonts w:ascii="Arial Narrow" w:hAnsi="Arial Narrow" w:cs="Arial"/>
           <w:sz w:val="16"/>
           <w:szCs w:val="16"/>
@@ -7863,6 +7882,7 @@
           <w:rFonts w:ascii="Arial Narrow" w:hAnsi="Arial Narrow" w:cs="Arial"/>
           <w:sz w:val="16"/>
           <w:szCs w:val="16"/>
+          <w:vertAlign w:val="superscript"/>
         </w:rPr>
         <w:footnoteRef/>
       </w:r>
@@ -8680,6 +8700,7 @@
           <w:rFonts w:ascii="Arial Narrow" w:hAnsi="Arial Narrow" w:cs="Arial"/>
           <w:sz w:val="16"/>
           <w:szCs w:val="16"/>
+          <w:vertAlign w:val="superscript"/>
         </w:rPr>
         <w:footnoteRef/>
       </w:r>
@@ -8900,6 +8921,7 @@
           <w:bCs/>
           <w:sz w:val="16"/>
           <w:szCs w:val="16"/>
+          <w:vertAlign w:val="superscript"/>
         </w:rPr>
         <w:footnoteRef/>
       </w:r>
@@ -9051,6 +9073,7 @@
           <w:rFonts w:ascii="Arial Narrow" w:hAnsi="Arial Narrow" w:cs="Arial"/>
           <w:sz w:val="16"/>
           <w:szCs w:val="16"/>
+          <w:vertAlign w:val="superscript"/>
         </w:rPr>
         <w:footnoteRef/>
       </w:r>
@@ -11640,6 +11663,17 @@
       <w:szCs w:val="20"/>
     </w:rPr>
   </w:style>
+  <w:style w:type="character" w:styleId="FootnoteReference">
+    <w:name w:val="footnote reference"/>
+    <w:basedOn w:val="Fuentedeprrafopredeter"/>
+    <w:uiPriority w:val="99"/>
+    <w:semiHidden/>
+    <w:unhideWhenUsed/>
+    <w:rPr>
+      <w:rFonts w:ascii="Arial Narrow" w:hAnsi="Arial Narrow"/>
+      <w:vertAlign w:val="superscript"/>
+    </w:rPr>
+  </w:style>
 </w:styles>
 </file>
 

--- a/plantillas_maestras/01_seguro_vehicular/negativa_cobertura/2_o_mas_ddos_varios/varon/TPL_3168_2025_SEGURO_VEHICULAR_NEGATIVA_COBERTURA_ASEGURADORA_VARON_R1.docx
+++ b/plantillas_maestras/01_seguro_vehicular/negativa_cobertura/2_o_mas_ddos_varios/varon/TPL_3168_2025_SEGURO_VEHICULAR_NEGATIVA_COBERTURA_ASEGURADORA_VARON_R1.docx
@@ -1,8 +1,8 @@
 
 <file path=word/document.xml><?xml version="1.0" encoding="utf-8"?>
-<w:document xmlns:wpc="http://schemas.microsoft.com/office/word/2010/wordprocessingCanvas" xmlns:cx="http://schemas.microsoft.com/office/drawing/2014/chartex" xmlns:cx1="http://schemas.microsoft.com/office/drawing/2015/9/8/chartex" xmlns:cx2="http://schemas.microsoft.com/office/drawing/2015/10/21/chartex" xmlns:cx3="http://schemas.microsoft.com/office/drawing/2016/5/9/chartex" xmlns:cx4="http://schemas.microsoft.com/office/drawing/2016/5/10/chartex" xmlns:cx5="http://schemas.microsoft.com/office/drawing/2016/5/11/chartex" xmlns:cx6="http://schemas.microsoft.com/office/drawing/2016/5/12/chartex" xmlns:cx7="http://schemas.microsoft.com/office/drawing/2016/5/13/chartex" xmlns:cx8="http://schemas.microsoft.com/office/drawing/2016/5/14/chartex" xmlns:mc="http://schemas.openxmlformats.org/markup-compatibility/2006" xmlns:aink="http://schemas.microsoft.com/office/drawing/2016/ink" xmlns:am3d="http://schemas.microsoft.com/office/drawing/2017/model3d" xmlns:o="urn:schemas-microsoft-com:office:office" xmlns:oel="http://schemas.microsoft.com/office/2019/extlst" xmlns:r="http://schemas.openxmlformats.org/officeDocument/2006/relationships" xmlns:m="http://schemas.openxmlformats.org/officeDocument/2006/math" xmlns:v="urn:schemas-microsoft-com:vml" xmlns:wp14="http://schemas.microsoft.com/office/word/2010/wordprocessingDrawing" xmlns:wp="http://schemas.openxmlformats.org/drawingml/2006/wordprocessingDrawing" xmlns:w10="urn:schemas-microsoft-com:office:word" xmlns:w="http://schemas.openxmlformats.org/wordprocessingml/2006/main" xmlns:w14="http://schemas.microsoft.com/office/word/2010/wordml" xmlns:w15="http://schemas.microsoft.com/office/word/2012/wordml" xmlns:w16cex="http://schemas.microsoft.com/office/word/2018/wordml/cex" xmlns:w16cid="http://schemas.microsoft.com/office/word/2016/wordml/cid" xmlns:w16="http://schemas.microsoft.com/office/word/2018/wordml" xmlns:w16du="http://schemas.microsoft.com/office/word/2023/wordml/word16du" xmlns:w16sdtdh="http://schemas.microsoft.com/office/word/2020/wordml/sdtdatahash" xmlns:w16sdtfl="http://schemas.microsoft.com/office/word/2024/wordml/sdtformatlock" xmlns:w16se="http://schemas.microsoft.com/office/word/2015/wordml/symex" xmlns:wpg="http://schemas.microsoft.com/office/word/2010/wordprocessingGroup" xmlns:wpi="http://schemas.microsoft.com/office/word/2010/wordprocessingInk" xmlns:wne="http://schemas.microsoft.com/office/word/2006/wordml" xmlns:wps="http://schemas.microsoft.com/office/word/2010/wordprocessingShape" mc:Ignorable="w14 w15 w16se w16cid w16 w16cex w16sdtdh w16sdtfl w16du wp14">
+<w:document xmlns:ns1="http://schemas.openxmlformats.org/markup-compatibility/2006" xmlns:ns2="http://schemas.microsoft.com/office/word/2010/wordml" xmlns:ns3="http://schemas.openxmlformats.org/officeDocument/2006/relationships" xmlns:w="http://schemas.openxmlformats.org/wordprocessingml/2006/main" ns1:Ignorable="w14 w15 w16se w16cid w16 w16cex w16sdtdh w16sdtfl w16du wp14">
   <w:body>
-    <w:p>
+    <w:p ns2:paraId="1B509B2D" ns2:textId="797189F9">
       <w:pPr>
         <w:tabs>
           <w:tab w:val="left" w:pos="1701"/>
@@ -14,7 +14,7 @@
           <w:color w:val="000000"/>
           <w:kern w:val="0"/>
           <w:lang w:eastAsia="es-PE"/>
-          <w14:ligatures w14:val="none"/>
+          <ns2:ligatures ns2:val="none"/>
         </w:rPr>
       </w:pPr>
       <w:bookmarkStart w:id="0" w:name="_Hlk80343540"/>
@@ -25,7 +25,7 @@
           <w:color w:val="000000"/>
           <w:kern w:val="0"/>
           <w:lang w:eastAsia="es-PE"/>
-          <w14:ligatures w14:val="none"/>
+          <ns2:ligatures ns2:val="none"/>
         </w:rPr>
         <w:t xml:space="preserve">EXPEDIENTE </w:t>
       </w:r>
@@ -36,7 +36,7 @@
           <w:color w:val="000000"/>
           <w:kern w:val="0"/>
           <w:lang w:eastAsia="es-PE"/>
-          <w14:ligatures w14:val="none"/>
+          <ns2:ligatures ns2:val="none"/>
         </w:rPr>
         <w:tab/>
         <w:t>:</w:t>
@@ -48,7 +48,7 @@
           <w:color w:val="000000"/>
           <w:kern w:val="0"/>
           <w:lang w:eastAsia="es-PE"/>
-          <w14:ligatures w14:val="none"/>
+          <ns2:ligatures ns2:val="none"/>
         </w:rPr>
         <w:tab/>
       </w:r>
@@ -61,7 +61,7 @@
           <w:kern w:val="0"/>
           <w:shd w:val="clear" w:color="auto" w:fill="FFFFFF"/>
           <w:lang w:eastAsia="es-PE"/>
-          <w14:ligatures w14:val="none"/>
+          <ns2:ligatures ns2:val="none"/>
         </w:rPr>
         <w:t>3168-2025</w:t>
       </w:r>
@@ -74,12 +74,12 @@
           <w:kern w:val="0"/>
           <w:shd w:val="clear" w:color="auto" w:fill="FFFFFF"/>
           <w:lang w:eastAsia="es-PE"/>
-          <w14:ligatures w14:val="none"/>
+          <ns2:ligatures ns2:val="none"/>
         </w:rPr>
         <w:t>/CC1</w:t>
       </w:r>
     </w:p>
-    <w:p>
+    <w:p ns2:paraId="7E5DC22B" ns2:textId="32372675">
       <w:pPr>
         <w:tabs>
           <w:tab w:val="left" w:pos="1701"/>
@@ -94,17 +94,17 @@
           <w:color w:val="000000"/>
           <w:kern w:val="0"/>
           <w:lang w:eastAsia="es-PE"/>
-          <w14:ligatures w14:val="none"/>
-        </w:rPr>
-      </w:pPr>
-      <w:r>
-        <w:rPr>
-          <w:rFonts w:ascii="Arial Narrow" w:eastAsia="Arial Narrow" w:hAnsi="Arial Narrow" w:cs="Arial Narrow"/>
-          <w:b/>
-          <w:color w:val="000000"/>
-          <w:kern w:val="0"/>
-          <w:lang w:eastAsia="es-PE"/>
-          <w14:ligatures w14:val="none"/>
+          <ns2:ligatures ns2:val="none"/>
+        </w:rPr>
+      </w:pPr>
+      <w:r>
+        <w:rPr>
+          <w:rFonts w:ascii="Arial Narrow" w:eastAsia="Arial Narrow" w:hAnsi="Arial Narrow" w:cs="Arial Narrow"/>
+          <w:b/>
+          <w:color w:val="000000"/>
+          <w:kern w:val="0"/>
+          <w:lang w:eastAsia="es-PE"/>
+          <ns2:ligatures ns2:val="none"/>
         </w:rPr>
         <w:t xml:space="preserve">DENUNCIANTE[DENUNCIANTE] (SEÑOR [APELLIDO] [APELLIDO])</w:t>
       </w:r>
@@ -115,7 +115,7 @@
           <w:color w:val="000000"/>
           <w:kern w:val="0"/>
           <w:lang w:eastAsia="es-PE"/>
-          <w14:ligatures w14:val="none"/>
+          <ns2:ligatures ns2:val="none"/>
         </w:rPr>
         <w:t/>
       </w:r>
@@ -126,7 +126,7 @@
           <w:color w:val="000000"/>
           <w:kern w:val="0"/>
           <w:lang w:eastAsia="es-PE"/>
-          <w14:ligatures w14:val="none"/>
+          <ns2:ligatures ns2:val="none"/>
         </w:rPr>
         <w:tab/>
         <w:t/>
@@ -138,7 +138,7 @@
           <w:color w:val="000000"/>
           <w:kern w:val="0"/>
           <w:lang w:eastAsia="es-PE"/>
-          <w14:ligatures w14:val="none"/>
+          <ns2:ligatures ns2:val="none"/>
         </w:rPr>
         <w:tab/>
       </w:r>
@@ -149,7 +149,7 @@
           <w:color w:val="000000"/>
           <w:kern w:val="0"/>
           <w:lang w:eastAsia="es-PE"/>
-          <w14:ligatures w14:val="none"/>
+          <ns2:ligatures ns2:val="none"/>
         </w:rPr>
         <w:t xml:space="preserve"/>
       </w:r>
@@ -160,7 +160,7 @@
           <w:color w:val="000000"/>
           <w:kern w:val="0"/>
           <w:lang w:eastAsia="es-PE"/>
-          <w14:ligatures w14:val="none"/>
+          <ns2:ligatures ns2:val="none"/>
         </w:rPr>
         <w:t/>
       </w:r>
@@ -171,7 +171,7 @@
           <w:color w:val="000000"/>
           <w:kern w:val="0"/>
           <w:lang w:eastAsia="es-PE"/>
-          <w14:ligatures w14:val="none"/>
+          <ns2:ligatures ns2:val="none"/>
         </w:rPr>
         <w:t/>
       </w:r>
@@ -182,12 +182,12 @@
           <w:color w:val="000000"/>
           <w:kern w:val="0"/>
           <w:lang w:eastAsia="es-PE"/>
-          <w14:ligatures w14:val="none"/>
+          <ns2:ligatures ns2:val="none"/>
         </w:rPr>
         <w:t/>
       </w:r>
     </w:p>
-    <w:p>
+    <w:p ns2:paraId="27925B6F" ns2:textId="1A721308">
       <w:pPr>
         <w:tabs>
           <w:tab w:val="left" w:pos="1701"/>
@@ -202,17 +202,17 @@
           <w:color w:val="000000"/>
           <w:kern w:val="0"/>
           <w:lang w:eastAsia="es-PE"/>
-          <w14:ligatures w14:val="none"/>
-        </w:rPr>
-      </w:pPr>
-      <w:r>
-        <w:rPr>
-          <w:rFonts w:ascii="Arial Narrow" w:eastAsia="Arial Narrow" w:hAnsi="Arial Narrow" w:cs="Arial Narrow"/>
-          <w:b/>
-          <w:color w:val="000000"/>
-          <w:kern w:val="0"/>
-          <w:lang w:eastAsia="es-PE"/>
-          <w14:ligatures w14:val="none"/>
+          <ns2:ligatures ns2:val="none"/>
+        </w:rPr>
+      </w:pPr>
+      <w:r>
+        <w:rPr>
+          <w:rFonts w:ascii="Arial Narrow" w:eastAsia="Arial Narrow" w:hAnsi="Arial Narrow" w:cs="Arial Narrow"/>
+          <w:b/>
+          <w:color w:val="000000"/>
+          <w:kern w:val="0"/>
+          <w:lang w:eastAsia="es-PE"/>
+          <ns2:ligatures ns2:val="none"/>
         </w:rPr>
         <w:tab/>
         <w:t xml:space="preserve">:SHAGGIE JEANS CARLOS PALACO [APELLIDO] (SEÑOR [APELLIDO] )</w:t>
@@ -224,7 +224,7 @@
           <w:color w:val="000000"/>
           <w:kern w:val="0"/>
           <w:lang w:eastAsia="es-PE"/>
-          <w14:ligatures w14:val="none"/>
+          <ns2:ligatures ns2:val="none"/>
         </w:rPr>
         <w:tab/>
       </w:r>
@@ -235,7 +235,7 @@
           <w:color w:val="000000"/>
           <w:kern w:val="0"/>
           <w:lang w:eastAsia="es-PE"/>
-          <w14:ligatures w14:val="none"/>
+          <ns2:ligatures ns2:val="none"/>
         </w:rPr>
         <w:t xml:space="preserve"/>
       </w:r>
@@ -246,7 +246,7 @@
           <w:color w:val="000000"/>
           <w:kern w:val="0"/>
           <w:lang w:eastAsia="es-PE"/>
-          <w14:ligatures w14:val="none"/>
+          <ns2:ligatures ns2:val="none"/>
         </w:rPr>
         <w:t xml:space="preserve"/>
       </w:r>
@@ -257,12 +257,12 @@
           <w:color w:val="000000"/>
           <w:kern w:val="0"/>
           <w:lang w:eastAsia="es-PE"/>
-          <w14:ligatures w14:val="none"/>
+          <ns2:ligatures ns2:val="none"/>
         </w:rPr>
         <w:t/>
       </w:r>
     </w:p>
-    <w:p>
+    <w:p ns2:paraId="6DEEEDFE" ns2:textId="17D113CE">
       <w:pPr>
         <w:tabs>
           <w:tab w:val="left" w:pos="1701"/>
@@ -277,17 +277,17 @@
           <w:color w:val="000000"/>
           <w:kern w:val="0"/>
           <w:lang w:eastAsia="es-PE"/>
-          <w14:ligatures w14:val="none"/>
-        </w:rPr>
-      </w:pPr>
-      <w:r>
-        <w:rPr>
-          <w:rFonts w:ascii="Arial Narrow" w:eastAsia="Arial Narrow" w:hAnsi="Arial Narrow" w:cs="Arial Narrow"/>
-          <w:b/>
-          <w:color w:val="000000"/>
-          <w:kern w:val="0"/>
-          <w:lang w:eastAsia="es-PE"/>
-          <w14:ligatures w14:val="none"/>
+          <ns2:ligatures ns2:val="none"/>
+        </w:rPr>
+      </w:pPr>
+      <w:r>
+        <w:rPr>
+          <w:rFonts w:ascii="Arial Narrow" w:eastAsia="Arial Narrow" w:hAnsi="Arial Narrow" w:cs="Arial Narrow"/>
+          <w:b/>
+          <w:color w:val="000000"/>
+          <w:kern w:val="0"/>
+          <w:lang w:eastAsia="es-PE"/>
+          <ns2:ligatures ns2:val="none"/>
         </w:rPr>
         <w:t>DENUNCIADO</w:t>
       </w:r>
@@ -298,7 +298,7 @@
           <w:color w:val="000000"/>
           <w:kern w:val="0"/>
           <w:lang w:eastAsia="es-PE"/>
-          <w14:ligatures w14:val="none"/>
+          <ns2:ligatures ns2:val="none"/>
         </w:rPr>
         <w:tab/>
         <w:t>:</w:t>
@@ -310,7 +310,7 @@
           <w:color w:val="000000"/>
           <w:kern w:val="0"/>
           <w:lang w:eastAsia="es-PE"/>
-          <w14:ligatures w14:val="none"/>
+          <ns2:ligatures ns2:val="none"/>
         </w:rPr>
         <w:tab/>
       </w:r>
@@ -321,7 +321,7 @@
           <w:color w:val="000000"/>
           <w:kern w:val="0"/>
           <w:lang w:eastAsia="es-PE"/>
-          <w14:ligatures w14:val="none"/>
+          <ns2:ligatures ns2:val="none"/>
         </w:rPr>
         <w:t xml:space="preserve">PACÍFICO COMPAÑÍA DE SEGUROS Y REASEGUROS S.A. </w:t>
       </w:r>
@@ -332,7 +332,7 @@
           <w:color w:val="000000"/>
           <w:kern w:val="0"/>
           <w:lang w:eastAsia="es-PE"/>
-          <w14:ligatures w14:val="none"/>
+          <ns2:ligatures ns2:val="none"/>
         </w:rPr>
         <w:t>(</w:t>
       </w:r>
@@ -343,7 +343,7 @@
           <w:color w:val="000000"/>
           <w:kern w:val="0"/>
           <w:lang w:eastAsia="es-PE"/>
-          <w14:ligatures w14:val="none"/>
+          <ns2:ligatures ns2:val="none"/>
         </w:rPr>
         <w:t>PACÍFICO</w:t>
       </w:r>
@@ -354,12 +354,12 @@
           <w:color w:val="000000"/>
           <w:kern w:val="0"/>
           <w:lang w:eastAsia="es-PE"/>
-          <w14:ligatures w14:val="none"/>
+          <ns2:ligatures ns2:val="none"/>
         </w:rPr>
         <w:t>)</w:t>
       </w:r>
     </w:p>
-    <w:p>
+    <w:p ns2:paraId="022D2B94" ns2:textId="77777777">
       <w:pPr>
         <w:tabs>
           <w:tab w:val="left" w:pos="1701"/>
@@ -374,17 +374,17 @@
           <w:color w:val="000000"/>
           <w:kern w:val="0"/>
           <w:lang w:eastAsia="es-PE"/>
-          <w14:ligatures w14:val="none"/>
-        </w:rPr>
-      </w:pPr>
-      <w:r>
-        <w:rPr>
-          <w:rFonts w:ascii="Arial Narrow" w:eastAsia="Arial Narrow" w:hAnsi="Arial Narrow" w:cs="Arial Narrow"/>
-          <w:b/>
-          <w:color w:val="000000"/>
-          <w:kern w:val="0"/>
-          <w:lang w:eastAsia="es-PE"/>
-          <w14:ligatures w14:val="none"/>
+          <ns2:ligatures ns2:val="none"/>
+        </w:rPr>
+      </w:pPr>
+      <w:r>
+        <w:rPr>
+          <w:rFonts w:ascii="Arial Narrow" w:eastAsia="Arial Narrow" w:hAnsi="Arial Narrow" w:cs="Arial Narrow"/>
+          <w:b/>
+          <w:color w:val="000000"/>
+          <w:kern w:val="0"/>
+          <w:lang w:eastAsia="es-PE"/>
+          <ns2:ligatures ns2:val="none"/>
         </w:rPr>
         <w:t>MATERIAS</w:t>
       </w:r>
@@ -395,7 +395,7 @@
           <w:color w:val="000000"/>
           <w:kern w:val="0"/>
           <w:lang w:eastAsia="es-PE"/>
-          <w14:ligatures w14:val="none"/>
+          <ns2:ligatures ns2:val="none"/>
         </w:rPr>
         <w:tab/>
         <w:t xml:space="preserve">: </w:t>
@@ -407,13 +407,13 @@
           <w:color w:val="000000"/>
           <w:kern w:val="0"/>
           <w:lang w:eastAsia="es-PE"/>
-          <w14:ligatures w14:val="none"/>
+          <ns2:ligatures ns2:val="none"/>
         </w:rPr>
         <w:tab/>
         <w:t>ADMISIÓN A TRÁMITE</w:t>
       </w:r>
     </w:p>
-    <w:p>
+    <w:p ns2:paraId="19ED7B73" ns2:textId="77777777">
       <w:pPr>
         <w:tabs>
           <w:tab w:val="left" w:pos="1701"/>
@@ -428,22 +428,22 @@
           <w:color w:val="000000"/>
           <w:kern w:val="0"/>
           <w:lang w:eastAsia="es-PE"/>
-          <w14:ligatures w14:val="none"/>
-        </w:rPr>
-      </w:pPr>
-      <w:r>
-        <w:rPr>
-          <w:rFonts w:ascii="Arial Narrow" w:eastAsia="Arial Narrow" w:hAnsi="Arial Narrow" w:cs="Arial Narrow"/>
-          <w:b/>
-          <w:color w:val="000000"/>
-          <w:kern w:val="0"/>
-          <w:lang w:eastAsia="es-PE"/>
-          <w14:ligatures w14:val="none"/>
+          <ns2:ligatures ns2:val="none"/>
+        </w:rPr>
+      </w:pPr>
+      <w:r>
+        <w:rPr>
+          <w:rFonts w:ascii="Arial Narrow" w:eastAsia="Arial Narrow" w:hAnsi="Arial Narrow" w:cs="Arial Narrow"/>
+          <w:b/>
+          <w:color w:val="000000"/>
+          <w:kern w:val="0"/>
+          <w:lang w:eastAsia="es-PE"/>
+          <ns2:ligatures ns2:val="none"/>
         </w:rPr>
         <w:t xml:space="preserve">REQUERIMIENTO DE INFORMACIÓN </w:t>
       </w:r>
     </w:p>
-    <w:p>
+    <w:p ns2:paraId="46A5A479" ns2:textId="2E519205">
       <w:pPr>
         <w:tabs>
           <w:tab w:val="left" w:pos="1701"/>
@@ -457,17 +457,17 @@
           <w:color w:val="000000"/>
           <w:kern w:val="0"/>
           <w:lang w:eastAsia="es-PE"/>
-          <w14:ligatures w14:val="none"/>
-        </w:rPr>
-      </w:pPr>
-      <w:r>
-        <w:rPr>
-          <w:rFonts w:ascii="Arial Narrow" w:eastAsia="Arial Narrow" w:hAnsi="Arial Narrow" w:cs="Arial Narrow"/>
-          <w:b/>
-          <w:color w:val="000000"/>
-          <w:kern w:val="0"/>
-          <w:lang w:eastAsia="es-PE"/>
-          <w14:ligatures w14:val="none"/>
+          <ns2:ligatures ns2:val="none"/>
+        </w:rPr>
+      </w:pPr>
+      <w:r>
+        <w:rPr>
+          <w:rFonts w:ascii="Arial Narrow" w:eastAsia="Arial Narrow" w:hAnsi="Arial Narrow" w:cs="Arial Narrow"/>
+          <w:b/>
+          <w:color w:val="000000"/>
+          <w:kern w:val="0"/>
+          <w:lang w:eastAsia="es-PE"/>
+          <ns2:ligatures ns2:val="none"/>
         </w:rPr>
         <w:t xml:space="preserve">RESOLUCIÓN </w:t>
       </w:r>
@@ -478,7 +478,7 @@
           <w:color w:val="000000"/>
           <w:kern w:val="0"/>
           <w:lang w:eastAsia="es-PE"/>
-          <w14:ligatures w14:val="none"/>
+          <ns2:ligatures ns2:val="none"/>
         </w:rPr>
         <w:tab/>
         <w:t>:</w:t>
@@ -490,7 +490,7 @@
           <w:color w:val="000000"/>
           <w:kern w:val="0"/>
           <w:lang w:eastAsia="es-PE"/>
-          <w14:ligatures w14:val="none"/>
+          <ns2:ligatures ns2:val="none"/>
         </w:rPr>
         <w:tab/>
       </w:r>
@@ -501,12 +501,12 @@
           <w:color w:val="000000"/>
           <w:kern w:val="0"/>
           <w:lang w:eastAsia="es-PE"/>
-          <w14:ligatures w14:val="none"/>
+          <ns2:ligatures ns2:val="none"/>
         </w:rPr>
         <w:t>1</w:t>
       </w:r>
     </w:p>
-    <w:p>
+    <w:p ns2:paraId="5BA3A18D" ns2:textId="77777777">
       <w:pPr>
         <w:tabs>
           <w:tab w:val="left" w:pos="1014"/>
@@ -519,11 +519,11 @@
           <w:kern w:val="0"/>
           <w:shd w:val="clear" w:color="auto" w:fill="FFFFFF"/>
           <w:lang w:eastAsia="es-PE"/>
-          <w14:ligatures w14:val="none"/>
-        </w:rPr>
-      </w:pPr>
-    </w:p>
-    <w:p>
+          <ns2:ligatures ns2:val="none"/>
+        </w:rPr>
+      </w:pPr>
+    </w:p>
+    <w:p ns2:paraId="2F799822" ns2:textId="3F86A15D">
       <w:pPr>
         <w:tabs>
           <w:tab w:val="left" w:pos="1014"/>
@@ -536,7 +536,7 @@
           <w:kern w:val="0"/>
           <w:shd w:val="clear" w:color="auto" w:fill="FFFFFF"/>
           <w:lang w:eastAsia="es-PE"/>
-          <w14:ligatures w14:val="none"/>
+          <ns2:ligatures ns2:val="none"/>
         </w:rPr>
       </w:pPr>
       <w:r>
@@ -546,7 +546,7 @@
           <w:kern w:val="0"/>
           <w:shd w:val="clear" w:color="auto" w:fill="FFFFFF"/>
           <w:lang w:eastAsia="es-PE"/>
-          <w14:ligatures w14:val="none"/>
+          <ns2:ligatures ns2:val="none"/>
         </w:rPr>
         <w:t xml:space="preserve">Lima, </w:t>
       </w:r>
@@ -557,7 +557,7 @@
           <w:kern w:val="0"/>
           <w:shd w:val="clear" w:color="auto" w:fill="FFFFFF"/>
           <w:lang w:eastAsia="es-PE"/>
-          <w14:ligatures w14:val="none"/>
+          <ns2:ligatures ns2:val="none"/>
         </w:rPr>
         <w:t>9</w:t>
       </w:r>
@@ -568,7 +568,7 @@
           <w:kern w:val="0"/>
           <w:shd w:val="clear" w:color="auto" w:fill="FFFFFF"/>
           <w:lang w:eastAsia="es-PE"/>
-          <w14:ligatures w14:val="none"/>
+          <ns2:ligatures ns2:val="none"/>
         </w:rPr>
         <w:t xml:space="preserve"> de </w:t>
       </w:r>
@@ -579,12 +579,12 @@
           <w:kern w:val="0"/>
           <w:shd w:val="clear" w:color="auto" w:fill="FFFFFF"/>
           <w:lang w:eastAsia="es-PE"/>
-          <w14:ligatures w14:val="none"/>
+          <ns2:ligatures ns2:val="none"/>
         </w:rPr>
         <w:t>enero de 2026</w:t>
       </w:r>
     </w:p>
-    <w:p>
+    <w:p ns2:paraId="66CE1821" ns2:textId="77777777">
       <w:pPr>
         <w:tabs>
           <w:tab w:val="left" w:pos="1014"/>
@@ -596,11 +596,11 @@
           <w:color w:val="000000"/>
           <w:kern w:val="0"/>
           <w:lang w:eastAsia="es-PE"/>
-          <w14:ligatures w14:val="none"/>
-        </w:rPr>
-      </w:pPr>
-    </w:p>
-    <w:p>
+          <ns2:ligatures ns2:val="none"/>
+        </w:rPr>
+      </w:pPr>
+    </w:p>
+    <w:p ns2:paraId="0B80AAA5" ns2:textId="77777777">
       <w:pPr>
         <w:numPr>
           <w:ilvl w:val="0"/>
@@ -614,22 +614,22 @@
           <w:color w:val="000000"/>
           <w:kern w:val="0"/>
           <w:lang w:eastAsia="es-PE"/>
-          <w14:ligatures w14:val="none"/>
-        </w:rPr>
-      </w:pPr>
-      <w:r>
-        <w:rPr>
-          <w:rFonts w:ascii="Arial Narrow" w:eastAsia="Arial Narrow" w:hAnsi="Arial Narrow" w:cs="Arial Narrow"/>
-          <w:b/>
-          <w:color w:val="000000"/>
-          <w:kern w:val="0"/>
-          <w:lang w:eastAsia="es-PE"/>
-          <w14:ligatures w14:val="none"/>
+          <ns2:ligatures ns2:val="none"/>
+        </w:rPr>
+      </w:pPr>
+      <w:r>
+        <w:rPr>
+          <w:rFonts w:ascii="Arial Narrow" w:eastAsia="Arial Narrow" w:hAnsi="Arial Narrow" w:cs="Arial Narrow"/>
+          <w:b/>
+          <w:color w:val="000000"/>
+          <w:kern w:val="0"/>
+          <w:lang w:eastAsia="es-PE"/>
+          <ns2:ligatures ns2:val="none"/>
         </w:rPr>
         <w:t xml:space="preserve">HECHOS </w:t>
       </w:r>
     </w:p>
-    <w:p>
+    <w:p ns2:paraId="621F2AB2" ns2:textId="77777777">
       <w:pPr>
         <w:spacing w:after="0" w:line="240" w:lineRule="auto"/>
         <w:jc w:val="both"/>
@@ -638,11 +638,11 @@
           <w:color w:val="000000"/>
           <w:kern w:val="0"/>
           <w:lang w:eastAsia="es-PE"/>
-          <w14:ligatures w14:val="none"/>
-        </w:rPr>
-      </w:pPr>
-    </w:p>
-    <w:p>
+          <ns2:ligatures ns2:val="none"/>
+        </w:rPr>
+      </w:pPr>
+    </w:p>
+    <w:p ns2:paraId="60B5D5B0" ns2:textId="5FACD971">
       <w:pPr>
         <w:numPr>
           <w:ilvl w:val="1"/>
@@ -656,7 +656,7 @@
           <w:color w:val="000000"/>
           <w:kern w:val="0"/>
           <w:lang w:val="es-ES" w:eastAsia="es-ES"/>
-          <w14:ligatures w14:val="none"/>
+          <ns2:ligatures ns2:val="none"/>
         </w:rPr>
       </w:pPr>
       <w:r>
@@ -665,7 +665,7 @@
           <w:color w:val="000000"/>
           <w:kern w:val="0"/>
           <w:lang w:val="es-ES" w:eastAsia="es-ES"/>
-          <w14:ligatures w14:val="none"/>
+          <ns2:ligatures ns2:val="none"/>
         </w:rPr>
         <w:t xml:space="preserve">Mediante el escrito del 2 de diciembre 2025, el señor [APELLIDO] [APELLIDO] y el señor [APELLIDO] denunciaron a Pacífico por presuntas infracciones a la Ley 29571, Código de Protección y Defensa del Consumidor (en adelante, Código), señalando lo siguiente:</w:t>
       </w:r>
@@ -675,7 +675,7 @@
           <w:color w:val="000000"/>
           <w:kern w:val="0"/>
           <w:lang w:val="es-ES" w:eastAsia="es-ES"/>
-          <w14:ligatures w14:val="none"/>
+          <ns2:ligatures ns2:val="none"/>
         </w:rPr>
         <w:t/>
       </w:r>
@@ -685,7 +685,7 @@
           <w:color w:val="000000"/>
           <w:kern w:val="0"/>
           <w:lang w:val="es-ES" w:eastAsia="es-ES"/>
-          <w14:ligatures w14:val="none"/>
+          <ns2:ligatures ns2:val="none"/>
         </w:rPr>
         <w:t xml:space="preserve"/>
       </w:r>
@@ -695,7 +695,7 @@
           <w:color w:val="000000"/>
           <w:kern w:val="0"/>
           <w:lang w:val="es-ES" w:eastAsia="es-ES"/>
-          <w14:ligatures w14:val="none"/>
+          <ns2:ligatures ns2:val="none"/>
         </w:rPr>
         <w:t/>
       </w:r>
@@ -703,7 +703,7 @@
         <w:rPr>
           <w:rFonts w:ascii="Arial Narrow" w:eastAsia="Calibri" w:hAnsi="Arial Narrow" w:cs="Arial"/>
           <w:kern w:val="0"/>
-          <w14:ligatures w14:val="none"/>
+          <ns2:ligatures ns2:val="none"/>
         </w:rPr>
         <w:t/>
       </w:r>
@@ -711,7 +711,7 @@
         <w:rPr>
           <w:rFonts w:ascii="Arial Narrow" w:eastAsia="Calibri" w:hAnsi="Arial Narrow" w:cs="Arial"/>
           <w:kern w:val="0"/>
-          <w14:ligatures w14:val="none"/>
+          <ns2:ligatures ns2:val="none"/>
         </w:rPr>
         <w:t xml:space="preserve"/>
       </w:r>
@@ -719,7 +719,7 @@
         <w:rPr>
           <w:rFonts w:ascii="Arial Narrow" w:eastAsia="Calibri" w:hAnsi="Arial Narrow" w:cs="Arial"/>
           <w:kern w:val="0"/>
-          <w14:ligatures w14:val="none"/>
+          <ns2:ligatures ns2:val="none"/>
         </w:rPr>
         <w:t xml:space="preserve"/>
       </w:r>
@@ -729,7 +729,7 @@
           <w:color w:val="000000"/>
           <w:kern w:val="0"/>
           <w:lang w:val="es-ES" w:eastAsia="es-ES"/>
-          <w14:ligatures w14:val="none"/>
+          <ns2:ligatures ns2:val="none"/>
         </w:rPr>
         <w:t xml:space="preserve"/>
       </w:r>
@@ -737,7 +737,7 @@
         <w:rPr>
           <w:rFonts w:ascii="Arial Narrow" w:eastAsia="Calibri" w:hAnsi="Arial Narrow" w:cs="Arial"/>
           <w:kern w:val="0"/>
-          <w14:ligatures w14:val="none"/>
+          <ns2:ligatures ns2:val="none"/>
         </w:rPr>
         <w:t/>
       </w:r>
@@ -747,7 +747,7 @@
           <w:color w:val="000000"/>
           <w:kern w:val="0"/>
           <w:lang w:val="es-ES" w:eastAsia="es-ES"/>
-          <w14:ligatures w14:val="none"/>
+          <ns2:ligatures ns2:val="none"/>
         </w:rPr>
         <w:t xml:space="preserve"/>
       </w:r>
@@ -757,7 +757,7 @@
           <w:color w:val="000000"/>
           <w:kern w:val="0"/>
           <w:lang w:val="es-ES" w:eastAsia="es-ES"/>
-          <w14:ligatures w14:val="none"/>
+          <ns2:ligatures ns2:val="none"/>
         </w:rPr>
         <w:t/>
       </w:r>
@@ -769,7 +769,7 @@
           <w:kern w:val="0"/>
           <w:vertAlign w:val="superscript"/>
           <w:lang w:val="es-ES" w:eastAsia="es-ES"/>
-          <w14:ligatures w14:val="none"/>
+          <ns2:ligatures ns2:val="none"/>
         </w:rPr>
         <w:footnoteReference w:id="1"/>
       </w:r>
@@ -779,7 +779,7 @@
           <w:color w:val="000000"/>
           <w:kern w:val="0"/>
           <w:lang w:val="es-ES" w:eastAsia="es-ES"/>
-          <w14:ligatures w14:val="none"/>
+          <ns2:ligatures ns2:val="none"/>
         </w:rPr>
         <w:t xml:space="preserve"/>
       </w:r>
@@ -789,7 +789,7 @@
           <w:color w:val="000000"/>
           <w:kern w:val="0"/>
           <w:lang w:val="es-ES" w:eastAsia="es-ES"/>
-          <w14:ligatures w14:val="none"/>
+          <ns2:ligatures ns2:val="none"/>
         </w:rPr>
         <w:t xml:space="preserve"/>
       </w:r>
@@ -800,7 +800,7 @@
           <w:color w:val="000000"/>
           <w:kern w:val="0"/>
           <w:lang w:val="es-ES" w:eastAsia="es-ES"/>
-          <w14:ligatures w14:val="none"/>
+          <ns2:ligatures ns2:val="none"/>
         </w:rPr>
         <w:t/>
       </w:r>
@@ -811,12 +811,12 @@
           <w:color w:val="000000"/>
           <w:kern w:val="0"/>
           <w:lang w:val="es-ES" w:eastAsia="es-ES"/>
-          <w14:ligatures w14:val="none"/>
+          <ns2:ligatures ns2:val="none"/>
         </w:rPr>
         <w:t/>
       </w:r>
     </w:p>
-    <w:p>
+    <w:p ns2:paraId="3AD3B7C6" ns2:textId="77777777">
       <w:pPr>
         <w:tabs>
           <w:tab w:val="left" w:pos="1134"/>
@@ -828,11 +828,11 @@
           <w:color w:val="000000"/>
           <w:kern w:val="0"/>
           <w:lang w:val="es-ES" w:eastAsia="es-ES"/>
-          <w14:ligatures w14:val="none"/>
-        </w:rPr>
-      </w:pPr>
-    </w:p>
-    <w:p>
+          <ns2:ligatures ns2:val="none"/>
+        </w:rPr>
+      </w:pPr>
+    </w:p>
+    <w:p ns2:paraId="36EA4444" ns2:textId="6A4FE33A">
       <w:pPr>
         <w:pStyle w:val="Prrafodelista"/>
         <w:numPr>
@@ -851,7 +851,7 @@
           <w:color w:val="000000"/>
           <w:kern w:val="0"/>
           <w:lang w:eastAsia="es-ES"/>
-          <w14:ligatures w14:val="none"/>
+          <ns2:ligatures ns2:val="none"/>
         </w:rPr>
       </w:pPr>
       <w:r>
@@ -860,7 +860,7 @@
           <w:color w:val="000000"/>
           <w:kern w:val="0"/>
           <w:lang w:eastAsia="es-ES"/>
-          <w14:ligatures w14:val="none"/>
+          <ns2:ligatures ns2:val="none"/>
         </w:rPr>
         <w:t xml:space="preserve">El 23 de diciembre de 2024, el Shaggie Palaco adquirió el Seguro vehicular – Póliza 2011059380 emitido por Pacífico (en adelante, el Seguro vehicular) para el vehículo con Placa de Rodaje Z7T540 (en adelante, el vehículo asegurado) que obsequió a su hermano, el señor [APELLIDO] [APELLIDO].</w:t>
       </w:r>
@@ -870,7 +870,7 @@
           <w:color w:val="000000"/>
           <w:kern w:val="0"/>
           <w:lang w:eastAsia="es-ES"/>
-          <w14:ligatures w14:val="none"/>
+          <ns2:ligatures ns2:val="none"/>
         </w:rPr>
         <w:t xml:space="preserve"/>
       </w:r>
@@ -881,7 +881,7 @@
           <w:color w:val="000000"/>
           <w:kern w:val="0"/>
           <w:lang w:eastAsia="es-ES"/>
-          <w14:ligatures w14:val="none"/>
+          <ns2:ligatures ns2:val="none"/>
         </w:rPr>
         <w:t/>
       </w:r>
@@ -892,7 +892,7 @@
           <w:color w:val="000000"/>
           <w:kern w:val="0"/>
           <w:lang w:eastAsia="es-ES"/>
-          <w14:ligatures w14:val="none"/>
+          <ns2:ligatures ns2:val="none"/>
         </w:rPr>
         <w:t xml:space="preserve"/>
       </w:r>
@@ -903,7 +903,7 @@
           <w:color w:val="000000"/>
           <w:kern w:val="0"/>
           <w:lang w:eastAsia="es-ES"/>
-          <w14:ligatures w14:val="none"/>
+          <ns2:ligatures ns2:val="none"/>
         </w:rPr>
         <w:t/>
       </w:r>
@@ -914,7 +914,7 @@
           <w:color w:val="000000"/>
           <w:kern w:val="0"/>
           <w:lang w:eastAsia="es-ES"/>
-          <w14:ligatures w14:val="none"/>
+          <ns2:ligatures ns2:val="none"/>
         </w:rPr>
         <w:t xml:space="preserve"/>
       </w:r>
@@ -924,7 +924,7 @@
           <w:color w:val="000000"/>
           <w:kern w:val="0"/>
           <w:lang w:eastAsia="es-ES"/>
-          <w14:ligatures w14:val="none"/>
+          <ns2:ligatures ns2:val="none"/>
         </w:rPr>
         <w:t xml:space="preserve"/>
       </w:r>
@@ -934,7 +934,7 @@
           <w:color w:val="000000"/>
           <w:kern w:val="0"/>
           <w:lang w:eastAsia="es-ES"/>
-          <w14:ligatures w14:val="none"/>
+          <ns2:ligatures ns2:val="none"/>
         </w:rPr>
         <w:t/>
       </w:r>
@@ -944,7 +944,7 @@
           <w:color w:val="000000"/>
           <w:kern w:val="0"/>
           <w:lang w:eastAsia="es-ES"/>
-          <w14:ligatures w14:val="none"/>
+          <ns2:ligatures ns2:val="none"/>
         </w:rPr>
         <w:t xml:space="preserve"/>
       </w:r>
@@ -954,7 +954,7 @@
           <w:color w:val="000000"/>
           <w:kern w:val="0"/>
           <w:lang w:eastAsia="es-ES"/>
-          <w14:ligatures w14:val="none"/>
+          <ns2:ligatures ns2:val="none"/>
         </w:rPr>
         <w:t xml:space="preserve"/>
       </w:r>
@@ -964,7 +964,7 @@
           <w:color w:val="000000"/>
           <w:kern w:val="0"/>
           <w:lang w:eastAsia="es-ES"/>
-          <w14:ligatures w14:val="none"/>
+          <ns2:ligatures ns2:val="none"/>
         </w:rPr>
         <w:t xml:space="preserve"/>
       </w:r>
@@ -974,12 +974,12 @@
           <w:color w:val="000000"/>
           <w:kern w:val="0"/>
           <w:lang w:eastAsia="es-ES"/>
-          <w14:ligatures w14:val="none"/>
+          <ns2:ligatures ns2:val="none"/>
         </w:rPr>
         <w:t/>
       </w:r>
     </w:p>
-    <w:p>
+    <w:p ns2:paraId="29AA287E" ns2:textId="77777777">
       <w:pPr>
         <w:pStyle w:val="Prrafodelista"/>
         <w:spacing w:after="0" w:line="240" w:lineRule="auto"/>
@@ -990,11 +990,11 @@
           <w:color w:val="000000"/>
           <w:kern w:val="0"/>
           <w:lang w:eastAsia="es-ES"/>
-          <w14:ligatures w14:val="none"/>
-        </w:rPr>
-      </w:pPr>
-    </w:p>
-    <w:p>
+          <ns2:ligatures ns2:val="none"/>
+        </w:rPr>
+      </w:pPr>
+    </w:p>
+    <w:p ns2:paraId="7AE546A4" ns2:textId="6D9A7C13">
       <w:pPr>
         <w:pStyle w:val="Prrafodelista"/>
         <w:numPr>
@@ -1013,7 +1013,7 @@
           <w:color w:val="000000"/>
           <w:kern w:val="0"/>
           <w:lang w:eastAsia="es-ES"/>
-          <w14:ligatures w14:val="none"/>
+          <ns2:ligatures ns2:val="none"/>
         </w:rPr>
       </w:pPr>
       <w:r>
@@ -1022,7 +1022,7 @@
           <w:color w:val="000000"/>
           <w:kern w:val="0"/>
           <w:lang w:eastAsia="es-ES"/>
-          <w14:ligatures w14:val="none"/>
+          <ns2:ligatures ns2:val="none"/>
         </w:rPr>
         <w:t xml:space="preserve">El 5 de septiembre de 2025, el vehículo asegurado fue robado en el distrito de Desaguadero, departamento de Puno, y el señor [APELLIDO] [APELLIDO] comunicó el hecho a Pacífico, además de interponer la denuncia policial correspondiente. Ese mismo día, Pacífico informó al señor [APELLIDO] [APELLIDO] que el procurador asignado era Óscar Huamani y que debía esperar para no tener problemas con la gestión del Seguro Vehicular. No obstante, esperó hasta la mañana del día siguiente, sin que el procurador acudiera, y viajó al departamento de Tacna.</w:t>
       </w:r>
@@ -1032,7 +1032,7 @@
           <w:color w:val="000000"/>
           <w:kern w:val="0"/>
           <w:lang w:eastAsia="es-ES"/>
-          <w14:ligatures w14:val="none"/>
+          <ns2:ligatures ns2:val="none"/>
         </w:rPr>
         <w:t/>
       </w:r>
@@ -1042,7 +1042,7 @@
           <w:color w:val="000000"/>
           <w:kern w:val="0"/>
           <w:lang w:eastAsia="es-ES"/>
-          <w14:ligatures w14:val="none"/>
+          <ns2:ligatures ns2:val="none"/>
         </w:rPr>
         <w:t xml:space="preserve"/>
       </w:r>
@@ -1052,7 +1052,7 @@
           <w:color w:val="000000"/>
           <w:kern w:val="0"/>
           <w:lang w:eastAsia="es-ES"/>
-          <w14:ligatures w14:val="none"/>
+          <ns2:ligatures ns2:val="none"/>
         </w:rPr>
         <w:t/>
       </w:r>
@@ -1062,7 +1062,7 @@
           <w:color w:val="000000"/>
           <w:kern w:val="0"/>
           <w:lang w:eastAsia="es-ES"/>
-          <w14:ligatures w14:val="none"/>
+          <ns2:ligatures ns2:val="none"/>
         </w:rPr>
         <w:t/>
       </w:r>
@@ -1072,7 +1072,7 @@
           <w:color w:val="000000"/>
           <w:kern w:val="0"/>
           <w:lang w:eastAsia="es-ES"/>
-          <w14:ligatures w14:val="none"/>
+          <ns2:ligatures ns2:val="none"/>
         </w:rPr>
         <w:t xml:space="preserve"/>
       </w:r>
@@ -1082,7 +1082,7 @@
           <w:color w:val="000000"/>
           <w:kern w:val="0"/>
           <w:lang w:eastAsia="es-ES"/>
-          <w14:ligatures w14:val="none"/>
+          <ns2:ligatures ns2:val="none"/>
         </w:rPr>
         <w:t xml:space="preserve"/>
       </w:r>
@@ -1092,7 +1092,7 @@
           <w:color w:val="000000"/>
           <w:kern w:val="0"/>
           <w:lang w:eastAsia="es-ES"/>
-          <w14:ligatures w14:val="none"/>
+          <ns2:ligatures ns2:val="none"/>
         </w:rPr>
         <w:t xml:space="preserve"/>
       </w:r>
@@ -1102,7 +1102,7 @@
           <w:color w:val="000000"/>
           <w:kern w:val="0"/>
           <w:lang w:eastAsia="es-ES"/>
-          <w14:ligatures w14:val="none"/>
+          <ns2:ligatures ns2:val="none"/>
         </w:rPr>
         <w:t/>
       </w:r>
@@ -1112,7 +1112,7 @@
           <w:color w:val="000000"/>
           <w:kern w:val="0"/>
           <w:lang w:eastAsia="es-ES"/>
-          <w14:ligatures w14:val="none"/>
+          <ns2:ligatures ns2:val="none"/>
         </w:rPr>
         <w:t xml:space="preserve"/>
       </w:r>
@@ -1122,7 +1122,7 @@
           <w:color w:val="000000"/>
           <w:kern w:val="0"/>
           <w:lang w:eastAsia="es-ES"/>
-          <w14:ligatures w14:val="none"/>
+          <ns2:ligatures ns2:val="none"/>
         </w:rPr>
         <w:t/>
       </w:r>
@@ -1132,7 +1132,7 @@
           <w:color w:val="000000"/>
           <w:kern w:val="0"/>
           <w:lang w:eastAsia="es-ES"/>
-          <w14:ligatures w14:val="none"/>
+          <ns2:ligatures ns2:val="none"/>
         </w:rPr>
         <w:t xml:space="preserve"/>
       </w:r>
@@ -1142,7 +1142,7 @@
           <w:color w:val="000000"/>
           <w:kern w:val="0"/>
           <w:lang w:eastAsia="es-ES"/>
-          <w14:ligatures w14:val="none"/>
+          <ns2:ligatures ns2:val="none"/>
         </w:rPr>
         <w:t/>
       </w:r>
@@ -1152,7 +1152,7 @@
           <w:color w:val="000000"/>
           <w:kern w:val="0"/>
           <w:lang w:eastAsia="es-ES"/>
-          <w14:ligatures w14:val="none"/>
+          <ns2:ligatures ns2:val="none"/>
         </w:rPr>
         <w:t xml:space="preserve"/>
       </w:r>
@@ -1162,7 +1162,7 @@
           <w:color w:val="000000"/>
           <w:kern w:val="0"/>
           <w:lang w:eastAsia="es-ES"/>
-          <w14:ligatures w14:val="none"/>
+          <ns2:ligatures ns2:val="none"/>
         </w:rPr>
         <w:t xml:space="preserve"/>
       </w:r>
@@ -1172,7 +1172,7 @@
           <w:color w:val="000000"/>
           <w:kern w:val="0"/>
           <w:lang w:eastAsia="es-ES"/>
-          <w14:ligatures w14:val="none"/>
+          <ns2:ligatures ns2:val="none"/>
         </w:rPr>
         <w:t xml:space="preserve"/>
       </w:r>
@@ -1182,7 +1182,7 @@
           <w:color w:val="000000"/>
           <w:kern w:val="0"/>
           <w:lang w:eastAsia="es-ES"/>
-          <w14:ligatures w14:val="none"/>
+          <ns2:ligatures ns2:val="none"/>
         </w:rPr>
         <w:t xml:space="preserve"/>
       </w:r>
@@ -1192,7 +1192,7 @@
           <w:color w:val="000000"/>
           <w:kern w:val="0"/>
           <w:lang w:eastAsia="es-ES"/>
-          <w14:ligatures w14:val="none"/>
+          <ns2:ligatures ns2:val="none"/>
         </w:rPr>
         <w:t xml:space="preserve"/>
       </w:r>
@@ -1202,7 +1202,7 @@
           <w:color w:val="000000"/>
           <w:kern w:val="0"/>
           <w:lang w:eastAsia="es-ES"/>
-          <w14:ligatures w14:val="none"/>
+          <ns2:ligatures ns2:val="none"/>
         </w:rPr>
         <w:t xml:space="preserve"/>
       </w:r>
@@ -1212,7 +1212,7 @@
           <w:color w:val="000000"/>
           <w:kern w:val="0"/>
           <w:lang w:eastAsia="es-ES"/>
-          <w14:ligatures w14:val="none"/>
+          <ns2:ligatures ns2:val="none"/>
         </w:rPr>
         <w:t xml:space="preserve"/>
       </w:r>
@@ -1222,7 +1222,7 @@
           <w:color w:val="000000"/>
           <w:kern w:val="0"/>
           <w:lang w:eastAsia="es-ES"/>
-          <w14:ligatures w14:val="none"/>
+          <ns2:ligatures ns2:val="none"/>
         </w:rPr>
         <w:t xml:space="preserve"/>
       </w:r>
@@ -1232,7 +1232,7 @@
           <w:color w:val="000000"/>
           <w:kern w:val="0"/>
           <w:lang w:eastAsia="es-ES"/>
-          <w14:ligatures w14:val="none"/>
+          <ns2:ligatures ns2:val="none"/>
         </w:rPr>
         <w:t xml:space="preserve"/>
       </w:r>
@@ -1242,7 +1242,7 @@
           <w:color w:val="000000"/>
           <w:kern w:val="0"/>
           <w:lang w:eastAsia="es-ES"/>
-          <w14:ligatures w14:val="none"/>
+          <ns2:ligatures ns2:val="none"/>
         </w:rPr>
         <w:t/>
       </w:r>
@@ -1252,7 +1252,7 @@
           <w:color w:val="000000"/>
           <w:kern w:val="0"/>
           <w:lang w:eastAsia="es-ES"/>
-          <w14:ligatures w14:val="none"/>
+          <ns2:ligatures ns2:val="none"/>
         </w:rPr>
         <w:t xml:space="preserve"/>
       </w:r>
@@ -1262,7 +1262,7 @@
           <w:color w:val="000000"/>
           <w:kern w:val="0"/>
           <w:lang w:eastAsia="es-ES"/>
-          <w14:ligatures w14:val="none"/>
+          <ns2:ligatures ns2:val="none"/>
         </w:rPr>
         <w:t/>
       </w:r>
@@ -1272,12 +1272,12 @@
           <w:color w:val="000000"/>
           <w:kern w:val="0"/>
           <w:lang w:eastAsia="es-ES"/>
-          <w14:ligatures w14:val="none"/>
+          <ns2:ligatures ns2:val="none"/>
         </w:rPr>
         <w:t/>
       </w:r>
     </w:p>
-    <w:p>
+    <w:p ns2:paraId="69AF30D4" ns2:textId="77777777">
       <w:pPr>
         <w:pStyle w:val="Prrafodelista"/>
         <w:spacing w:after="0" w:line="240" w:lineRule="auto"/>
@@ -1288,11 +1288,11 @@
           <w:color w:val="000000"/>
           <w:kern w:val="0"/>
           <w:lang w:eastAsia="es-ES"/>
-          <w14:ligatures w14:val="none"/>
-        </w:rPr>
-      </w:pPr>
-    </w:p>
-    <w:p>
+          <ns2:ligatures ns2:val="none"/>
+        </w:rPr>
+      </w:pPr>
+    </w:p>
+    <w:p ns2:paraId="0335B780" ns2:textId="4A582CDD">
       <w:pPr>
         <w:pStyle w:val="Prrafodelista"/>
         <w:numPr>
@@ -1311,7 +1311,7 @@
           <w:color w:val="000000"/>
           <w:kern w:val="0"/>
           <w:lang w:eastAsia="es-ES"/>
-          <w14:ligatures w14:val="none"/>
+          <ns2:ligatures ns2:val="none"/>
         </w:rPr>
       </w:pPr>
       <w:r>
@@ -1320,7 +1320,7 @@
           <w:color w:val="000000"/>
           <w:kern w:val="0"/>
           <w:lang w:eastAsia="es-ES"/>
-          <w14:ligatures w14:val="none"/>
+          <ns2:ligatures ns2:val="none"/>
         </w:rPr>
         <w:t xml:space="preserve">Mediante carta del 18 de septiembre de 2025, Pacífico remitió una carta al señor [APELLIDO] [APELLIDO] informando que había identificado dudas razonables sobre la veracidad de los hechos del siniestro y que debía someterse a una prueba poligráfica. Ante lo cual decidió realizarse la prueba poligráfica ante Honesty S.A.C.</w:t>
       </w:r>
@@ -1330,7 +1330,7 @@
           <w:color w:val="000000"/>
           <w:kern w:val="0"/>
           <w:lang w:eastAsia="es-ES"/>
-          <w14:ligatures w14:val="none"/>
+          <ns2:ligatures ns2:val="none"/>
         </w:rPr>
         <w:t xml:space="preserve"/>
       </w:r>
@@ -1340,7 +1340,7 @@
           <w:color w:val="000000"/>
           <w:kern w:val="0"/>
           <w:lang w:eastAsia="es-ES"/>
-          <w14:ligatures w14:val="none"/>
+          <ns2:ligatures ns2:val="none"/>
         </w:rPr>
         <w:t xml:space="preserve"/>
       </w:r>
@@ -1350,7 +1350,7 @@
           <w:color w:val="000000"/>
           <w:kern w:val="0"/>
           <w:lang w:eastAsia="es-ES"/>
-          <w14:ligatures w14:val="none"/>
+          <ns2:ligatures ns2:val="none"/>
         </w:rPr>
         <w:t xml:space="preserve"/>
       </w:r>
@@ -1360,7 +1360,7 @@
           <w:color w:val="000000"/>
           <w:kern w:val="0"/>
           <w:lang w:eastAsia="es-ES"/>
-          <w14:ligatures w14:val="none"/>
+          <ns2:ligatures ns2:val="none"/>
         </w:rPr>
         <w:t xml:space="preserve"/>
       </w:r>
@@ -1370,7 +1370,7 @@
           <w:color w:val="000000"/>
           <w:kern w:val="0"/>
           <w:lang w:eastAsia="es-ES"/>
-          <w14:ligatures w14:val="none"/>
+          <ns2:ligatures ns2:val="none"/>
         </w:rPr>
         <w:t/>
       </w:r>
@@ -1380,7 +1380,7 @@
           <w:color w:val="000000"/>
           <w:kern w:val="0"/>
           <w:lang w:eastAsia="es-ES"/>
-          <w14:ligatures w14:val="none"/>
+          <ns2:ligatures ns2:val="none"/>
         </w:rPr>
         <w:t xml:space="preserve"/>
       </w:r>
@@ -1390,7 +1390,7 @@
           <w:color w:val="000000"/>
           <w:kern w:val="0"/>
           <w:lang w:eastAsia="es-ES"/>
-          <w14:ligatures w14:val="none"/>
+          <ns2:ligatures ns2:val="none"/>
         </w:rPr>
         <w:t/>
       </w:r>
@@ -1400,7 +1400,7 @@
           <w:color w:val="000000"/>
           <w:kern w:val="0"/>
           <w:lang w:eastAsia="es-ES"/>
-          <w14:ligatures w14:val="none"/>
+          <ns2:ligatures ns2:val="none"/>
         </w:rPr>
         <w:t xml:space="preserve"/>
       </w:r>
@@ -1410,7 +1410,7 @@
           <w:color w:val="000000"/>
           <w:kern w:val="0"/>
           <w:lang w:eastAsia="es-ES"/>
-          <w14:ligatures w14:val="none"/>
+          <ns2:ligatures ns2:val="none"/>
         </w:rPr>
         <w:t/>
       </w:r>
@@ -1423,7 +1423,7 @@
           <w:color w:val="000000"/>
           <w:kern w:val="0"/>
           <w:lang w:eastAsia="es-ES"/>
-          <w14:ligatures w14:val="none"/>
+          <ns2:ligatures ns2:val="none"/>
         </w:rPr>
         <w:t/>
       </w:r>
@@ -1433,12 +1433,12 @@
           <w:color w:val="000000"/>
           <w:kern w:val="0"/>
           <w:lang w:eastAsia="es-ES"/>
-          <w14:ligatures w14:val="none"/>
+          <ns2:ligatures ns2:val="none"/>
         </w:rPr>
         <w:t/>
       </w:r>
     </w:p>
-    <w:p>
+    <w:p ns2:paraId="395C07B9" ns2:textId="77777777">
       <w:pPr>
         <w:pStyle w:val="Prrafodelista"/>
         <w:spacing w:after="0" w:line="240" w:lineRule="auto"/>
@@ -1449,11 +1449,11 @@
           <w:color w:val="000000"/>
           <w:kern w:val="0"/>
           <w:lang w:eastAsia="es-ES"/>
-          <w14:ligatures w14:val="none"/>
-        </w:rPr>
-      </w:pPr>
-    </w:p>
-    <w:p>
+          <ns2:ligatures ns2:val="none"/>
+        </w:rPr>
+      </w:pPr>
+    </w:p>
+    <w:p ns2:paraId="7D369A17" ns2:textId="0D275AFC">
       <w:pPr>
         <w:pStyle w:val="Prrafodelista"/>
         <w:numPr>
@@ -1472,7 +1472,7 @@
           <w:color w:val="000000"/>
           <w:kern w:val="0"/>
           <w:lang w:eastAsia="es-ES"/>
-          <w14:ligatures w14:val="none"/>
+          <ns2:ligatures ns2:val="none"/>
         </w:rPr>
       </w:pPr>
       <w:r>
@@ -1481,7 +1481,7 @@
           <w:color w:val="000000"/>
           <w:kern w:val="0"/>
           <w:lang w:eastAsia="es-ES"/>
-          <w14:ligatures w14:val="none"/>
+          <ns2:ligatures ns2:val="none"/>
         </w:rPr>
         <w:t xml:space="preserve">Posteriormente, el señor [APELLIDO] [APELLIDO] respondió el correo vinculado a la carta del 18 de septiembre de 2025 solicitando a Pacífico que se le indiquen los motivos de las dudas razonables, sin recibir respuesta de la compañía aseguradora.</w:t>
       </w:r>
@@ -1491,7 +1491,7 @@
           <w:color w:val="000000"/>
           <w:kern w:val="0"/>
           <w:lang w:eastAsia="es-ES"/>
-          <w14:ligatures w14:val="none"/>
+          <ns2:ligatures ns2:val="none"/>
         </w:rPr>
         <w:t xml:space="preserve"/>
       </w:r>
@@ -1501,7 +1501,7 @@
           <w:color w:val="000000"/>
           <w:kern w:val="0"/>
           <w:lang w:eastAsia="es-ES"/>
-          <w14:ligatures w14:val="none"/>
+          <ns2:ligatures ns2:val="none"/>
         </w:rPr>
         <w:t xml:space="preserve"/>
       </w:r>
@@ -1511,7 +1511,7 @@
           <w:color w:val="000000"/>
           <w:kern w:val="0"/>
           <w:lang w:eastAsia="es-ES"/>
-          <w14:ligatures w14:val="none"/>
+          <ns2:ligatures ns2:val="none"/>
         </w:rPr>
         <w:t xml:space="preserve"/>
       </w:r>
@@ -1521,7 +1521,7 @@
           <w:color w:val="000000"/>
           <w:kern w:val="0"/>
           <w:lang w:eastAsia="es-ES"/>
-          <w14:ligatures w14:val="none"/>
+          <ns2:ligatures ns2:val="none"/>
         </w:rPr>
         <w:t xml:space="preserve"/>
       </w:r>
@@ -1531,7 +1531,7 @@
           <w:color w:val="000000"/>
           <w:kern w:val="0"/>
           <w:lang w:eastAsia="es-ES"/>
-          <w14:ligatures w14:val="none"/>
+          <ns2:ligatures ns2:val="none"/>
         </w:rPr>
         <w:t/>
       </w:r>
@@ -1541,7 +1541,7 @@
           <w:color w:val="000000"/>
           <w:kern w:val="0"/>
           <w:lang w:eastAsia="es-ES"/>
-          <w14:ligatures w14:val="none"/>
+          <ns2:ligatures ns2:val="none"/>
         </w:rPr>
         <w:t xml:space="preserve"/>
       </w:r>
@@ -1551,7 +1551,7 @@
           <w:color w:val="000000"/>
           <w:kern w:val="0"/>
           <w:lang w:eastAsia="es-ES"/>
-          <w14:ligatures w14:val="none"/>
+          <ns2:ligatures ns2:val="none"/>
         </w:rPr>
         <w:t/>
       </w:r>
@@ -1561,7 +1561,7 @@
           <w:color w:val="000000"/>
           <w:kern w:val="0"/>
           <w:lang w:eastAsia="es-ES"/>
-          <w14:ligatures w14:val="none"/>
+          <ns2:ligatures ns2:val="none"/>
         </w:rPr>
         <w:t xml:space="preserve"/>
       </w:r>
@@ -1571,7 +1571,7 @@
           <w:color w:val="000000"/>
           <w:kern w:val="0"/>
           <w:lang w:eastAsia="es-ES"/>
-          <w14:ligatures w14:val="none"/>
+          <ns2:ligatures ns2:val="none"/>
         </w:rPr>
         <w:t xml:space="preserve"/>
       </w:r>
@@ -1581,12 +1581,12 @@
           <w:color w:val="000000"/>
           <w:kern w:val="0"/>
           <w:lang w:eastAsia="es-ES"/>
-          <w14:ligatures w14:val="none"/>
+          <ns2:ligatures ns2:val="none"/>
         </w:rPr>
         <w:t/>
       </w:r>
     </w:p>
-    <w:p>
+    <w:p ns2:paraId="044A3B7D" ns2:textId="77777777">
       <w:pPr>
         <w:spacing w:after="0" w:line="240" w:lineRule="auto"/>
         <w:jc w:val="both"/>
@@ -1595,11 +1595,11 @@
           <w:color w:val="000000"/>
           <w:kern w:val="0"/>
           <w:lang w:eastAsia="es-ES"/>
-          <w14:ligatures w14:val="none"/>
-        </w:rPr>
-      </w:pPr>
-    </w:p>
-    <w:p>
+          <ns2:ligatures ns2:val="none"/>
+        </w:rPr>
+      </w:pPr>
+    </w:p>
+    <w:p ns2:paraId="2F36645A" ns2:textId="01DF7868">
       <w:pPr>
         <w:pStyle w:val="Prrafodelista"/>
         <w:numPr>
@@ -1618,7 +1618,7 @@
           <w:color w:val="000000"/>
           <w:kern w:val="0"/>
           <w:lang w:eastAsia="es-ES"/>
-          <w14:ligatures w14:val="none"/>
+          <ns2:ligatures ns2:val="none"/>
         </w:rPr>
       </w:pPr>
       <w:r>
@@ -1627,7 +1627,7 @@
           <w:color w:val="000000"/>
           <w:kern w:val="0"/>
           <w:lang w:eastAsia="es-ES"/>
-          <w14:ligatures w14:val="none"/>
+          <ns2:ligatures ns2:val="none"/>
         </w:rPr>
         <w:t xml:space="preserve">Luego, el señor [APELLIDO] [APELLIDO] se comunicó con Honesty S.A.C. para coordinar la prueba poligráfica y recibió indicaciones en la que se incluyó la restricción de no asistir con niños menores de edad, sin consignarse una restricción expresa sobre la asistencia con personas adultas. </w:t>
       </w:r>
@@ -1637,7 +1637,7 @@
           <w:color w:val="000000"/>
           <w:kern w:val="0"/>
           <w:lang w:eastAsia="es-ES"/>
-          <w14:ligatures w14:val="none"/>
+          <ns2:ligatures ns2:val="none"/>
         </w:rPr>
         <w:t xml:space="preserve"/>
       </w:r>
@@ -1647,7 +1647,7 @@
           <w:color w:val="000000"/>
           <w:kern w:val="0"/>
           <w:lang w:eastAsia="es-ES"/>
-          <w14:ligatures w14:val="none"/>
+          <ns2:ligatures ns2:val="none"/>
         </w:rPr>
         <w:t/>
       </w:r>
@@ -1657,7 +1657,7 @@
           <w:color w:val="000000"/>
           <w:kern w:val="0"/>
           <w:lang w:eastAsia="es-ES"/>
-          <w14:ligatures w14:val="none"/>
+          <ns2:ligatures ns2:val="none"/>
         </w:rPr>
         <w:t xml:space="preserve"/>
       </w:r>
@@ -1667,7 +1667,7 @@
           <w:color w:val="000000"/>
           <w:kern w:val="0"/>
           <w:lang w:eastAsia="es-ES"/>
-          <w14:ligatures w14:val="none"/>
+          <ns2:ligatures ns2:val="none"/>
         </w:rPr>
         <w:t xml:space="preserve"/>
       </w:r>
@@ -1677,7 +1677,7 @@
           <w:color w:val="000000"/>
           <w:kern w:val="0"/>
           <w:lang w:eastAsia="es-ES"/>
-          <w14:ligatures w14:val="none"/>
+          <ns2:ligatures ns2:val="none"/>
         </w:rPr>
         <w:t/>
       </w:r>
@@ -1687,7 +1687,7 @@
           <w:color w:val="000000"/>
           <w:kern w:val="0"/>
           <w:lang w:eastAsia="es-ES"/>
-          <w14:ligatures w14:val="none"/>
+          <ns2:ligatures ns2:val="none"/>
         </w:rPr>
         <w:t xml:space="preserve"/>
       </w:r>
@@ -1697,7 +1697,7 @@
           <w:color w:val="000000"/>
           <w:kern w:val="0"/>
           <w:lang w:eastAsia="es-ES"/>
-          <w14:ligatures w14:val="none"/>
+          <ns2:ligatures ns2:val="none"/>
         </w:rPr>
         <w:t/>
       </w:r>
@@ -1707,7 +1707,7 @@
           <w:color w:val="000000"/>
           <w:kern w:val="0"/>
           <w:lang w:eastAsia="es-ES"/>
-          <w14:ligatures w14:val="none"/>
+          <ns2:ligatures ns2:val="none"/>
         </w:rPr>
         <w:t xml:space="preserve"/>
       </w:r>
@@ -1717,7 +1717,7 @@
           <w:color w:val="000000"/>
           <w:kern w:val="0"/>
           <w:lang w:eastAsia="es-ES"/>
-          <w14:ligatures w14:val="none"/>
+          <ns2:ligatures ns2:val="none"/>
         </w:rPr>
         <w:t/>
       </w:r>
@@ -1727,12 +1727,12 @@
           <w:color w:val="000000"/>
           <w:kern w:val="0"/>
           <w:lang w:eastAsia="es-ES"/>
-          <w14:ligatures w14:val="none"/>
+          <ns2:ligatures ns2:val="none"/>
         </w:rPr>
         <w:t xml:space="preserve"/>
       </w:r>
     </w:p>
-    <w:p>
+    <w:p ns2:paraId="54B48F8F" ns2:textId="77777777">
       <w:pPr>
         <w:pStyle w:val="Prrafodelista"/>
         <w:spacing w:line="240" w:lineRule="auto"/>
@@ -1741,11 +1741,11 @@
           <w:color w:val="000000"/>
           <w:kern w:val="0"/>
           <w:lang w:eastAsia="es-ES"/>
-          <w14:ligatures w14:val="none"/>
-        </w:rPr>
-      </w:pPr>
-    </w:p>
-    <w:p>
+          <ns2:ligatures ns2:val="none"/>
+        </w:rPr>
+      </w:pPr>
+    </w:p>
+    <w:p ns2:paraId="36EF1D81" ns2:textId="5DDE374B">
       <w:pPr>
         <w:pStyle w:val="Prrafodelista"/>
         <w:numPr>
@@ -1764,7 +1764,7 @@
           <w:color w:val="000000"/>
           <w:kern w:val="0"/>
           <w:lang w:eastAsia="es-ES"/>
-          <w14:ligatures w14:val="none"/>
+          <ns2:ligatures ns2:val="none"/>
         </w:rPr>
       </w:pPr>
       <w:r>
@@ -1773,7 +1773,7 @@
           <w:color w:val="000000"/>
           <w:kern w:val="0"/>
           <w:lang w:eastAsia="es-ES"/>
-          <w14:ligatures w14:val="none"/>
+          <ns2:ligatures ns2:val="none"/>
         </w:rPr>
         <w:t xml:space="preserve"> </w:t>
       </w:r>
@@ -1783,7 +1783,7 @@
           <w:color w:val="000000"/>
           <w:kern w:val="0"/>
           <w:lang w:eastAsia="es-ES"/>
-          <w14:ligatures w14:val="none"/>
+          <ns2:ligatures ns2:val="none"/>
         </w:rPr>
         <w:t xml:space="preserve">Posteriormente, </w:t>
       </w:r>
@@ -1793,7 +1793,7 @@
           <w:color w:val="000000"/>
           <w:kern w:val="0"/>
           <w:lang w:eastAsia="es-ES"/>
-          <w14:ligatures w14:val="none"/>
+          <ns2:ligatures ns2:val="none"/>
         </w:rPr>
         <w:t xml:space="preserve">solicitó rendir la prueba </w:t>
       </w:r>
@@ -1803,7 +1803,7 @@
           <w:color w:val="000000"/>
           <w:kern w:val="0"/>
           <w:lang w:eastAsia="es-ES"/>
-          <w14:ligatures w14:val="none"/>
+          <ns2:ligatures ns2:val="none"/>
         </w:rPr>
         <w:t xml:space="preserve">poligráfica </w:t>
       </w:r>
@@ -1813,7 +1813,7 @@
           <w:color w:val="000000"/>
           <w:kern w:val="0"/>
           <w:lang w:eastAsia="es-ES"/>
-          <w14:ligatures w14:val="none"/>
+          <ns2:ligatures ns2:val="none"/>
         </w:rPr>
         <w:t xml:space="preserve">acompañado por su representante legal, quien era su madre, y </w:t>
       </w:r>
@@ -1823,7 +1823,7 @@
           <w:color w:val="000000"/>
           <w:kern w:val="0"/>
           <w:lang w:eastAsia="es-ES"/>
-          <w14:ligatures w14:val="none"/>
+          <ns2:ligatures ns2:val="none"/>
         </w:rPr>
         <w:t>Honesty S.A.C.</w:t>
       </w:r>
@@ -1833,7 +1833,7 @@
           <w:color w:val="000000"/>
           <w:kern w:val="0"/>
           <w:lang w:eastAsia="es-ES"/>
-          <w14:ligatures w14:val="none"/>
+          <ns2:ligatures ns2:val="none"/>
         </w:rPr>
         <w:t>, a través de</w:t>
       </w:r>
@@ -1843,7 +1843,7 @@
           <w:color w:val="000000"/>
           <w:kern w:val="0"/>
           <w:lang w:eastAsia="es-ES"/>
-          <w14:ligatures w14:val="none"/>
+          <ns2:ligatures ns2:val="none"/>
         </w:rPr>
         <w:t xml:space="preserve"> la </w:t>
       </w:r>
@@ -1854,7 +1854,7 @@
           <w:color w:val="000000"/>
           <w:kern w:val="0"/>
           <w:lang w:eastAsia="es-ES"/>
-          <w14:ligatures w14:val="none"/>
+          <ns2:ligatures ns2:val="none"/>
         </w:rPr>
         <w:t>poligrafista</w:t>
       </w:r>
@@ -1865,7 +1865,7 @@
           <w:color w:val="000000"/>
           <w:kern w:val="0"/>
           <w:lang w:eastAsia="es-ES"/>
-          <w14:ligatures w14:val="none"/>
+          <ns2:ligatures ns2:val="none"/>
         </w:rPr>
         <w:t xml:space="preserve"> Sofía Vargas Lara, comunicó que no se permitía la presencia de terceras personas; ante ello, </w:t>
       </w:r>
@@ -1875,7 +1875,7 @@
           <w:color w:val="000000"/>
           <w:kern w:val="0"/>
           <w:lang w:eastAsia="es-ES"/>
-          <w14:ligatures w14:val="none"/>
+          <ns2:ligatures ns2:val="none"/>
         </w:rPr>
         <w:t>solicitó</w:t>
       </w:r>
@@ -1885,7 +1885,7 @@
           <w:color w:val="000000"/>
           <w:kern w:val="0"/>
           <w:lang w:eastAsia="es-ES"/>
-          <w14:ligatures w14:val="none"/>
+          <ns2:ligatures ns2:val="none"/>
         </w:rPr>
         <w:t xml:space="preserve"> su participación a rendir la prueba acompañado</w:t>
       </w:r>
@@ -1895,7 +1895,7 @@
           <w:color w:val="000000"/>
           <w:kern w:val="0"/>
           <w:lang w:eastAsia="es-ES"/>
-          <w14:ligatures w14:val="none"/>
+          <ns2:ligatures ns2:val="none"/>
         </w:rPr>
         <w:t xml:space="preserve"> de su representante legal</w:t>
       </w:r>
@@ -1905,12 +1905,12 @@
           <w:color w:val="000000"/>
           <w:kern w:val="0"/>
           <w:lang w:eastAsia="es-ES"/>
-          <w14:ligatures w14:val="none"/>
+          <ns2:ligatures ns2:val="none"/>
         </w:rPr>
         <w:t xml:space="preserve">, lo cual no fue aceptado. </w:t>
       </w:r>
     </w:p>
-    <w:p>
+    <w:p ns2:paraId="2A358D77" ns2:textId="77777777">
       <w:pPr>
         <w:spacing w:after="0" w:line="240" w:lineRule="auto"/>
         <w:jc w:val="both"/>
@@ -1919,11 +1919,11 @@
           <w:color w:val="000000"/>
           <w:kern w:val="0"/>
           <w:lang w:eastAsia="es-ES"/>
-          <w14:ligatures w14:val="none"/>
-        </w:rPr>
-      </w:pPr>
-    </w:p>
-    <w:p>
+          <ns2:ligatures ns2:val="none"/>
+        </w:rPr>
+      </w:pPr>
+    </w:p>
+    <w:p ns2:paraId="2F9CF7F5" ns2:textId="511EEB4B">
       <w:pPr>
         <w:pStyle w:val="Prrafodelista"/>
         <w:numPr>
@@ -1942,7 +1942,7 @@
           <w:color w:val="000000"/>
           <w:kern w:val="0"/>
           <w:lang w:eastAsia="es-ES"/>
-          <w14:ligatures w14:val="none"/>
+          <ns2:ligatures ns2:val="none"/>
         </w:rPr>
       </w:pPr>
       <w:r>
@@ -1951,7 +1951,7 @@
           <w:color w:val="000000"/>
           <w:kern w:val="0"/>
           <w:lang w:eastAsia="es-ES"/>
-          <w14:ligatures w14:val="none"/>
+          <ns2:ligatures ns2:val="none"/>
         </w:rPr>
         <w:t xml:space="preserve">Mediante carta del 3 de noviembre de 2025, Pacífico remitió una carta al señor [APELLIDO] [APELLIDO], indicando que al no haberse realizado la prueba poligráfica la cobertura no sería otorgada. </w:t>
       </w:r>
@@ -1961,7 +1961,7 @@
           <w:color w:val="000000"/>
           <w:kern w:val="0"/>
           <w:lang w:eastAsia="es-ES"/>
-          <w14:ligatures w14:val="none"/>
+          <ns2:ligatures ns2:val="none"/>
         </w:rPr>
         <w:t xml:space="preserve"/>
       </w:r>
@@ -1971,7 +1971,7 @@
           <w:color w:val="000000"/>
           <w:kern w:val="0"/>
           <w:lang w:eastAsia="es-ES"/>
-          <w14:ligatures w14:val="none"/>
+          <ns2:ligatures ns2:val="none"/>
         </w:rPr>
         <w:t xml:space="preserve"/>
       </w:r>
@@ -1981,7 +1981,7 @@
           <w:color w:val="000000"/>
           <w:kern w:val="0"/>
           <w:lang w:eastAsia="es-ES"/>
-          <w14:ligatures w14:val="none"/>
+          <ns2:ligatures ns2:val="none"/>
         </w:rPr>
         <w:t xml:space="preserve"/>
       </w:r>
@@ -1991,7 +1991,7 @@
           <w:color w:val="000000"/>
           <w:kern w:val="0"/>
           <w:lang w:eastAsia="es-ES"/>
-          <w14:ligatures w14:val="none"/>
+          <ns2:ligatures ns2:val="none"/>
         </w:rPr>
         <w:t/>
       </w:r>
@@ -2001,7 +2001,7 @@
           <w:color w:val="000000"/>
           <w:kern w:val="0"/>
           <w:lang w:eastAsia="es-ES"/>
-          <w14:ligatures w14:val="none"/>
+          <ns2:ligatures ns2:val="none"/>
         </w:rPr>
         <w:t xml:space="preserve"/>
       </w:r>
@@ -2011,7 +2011,7 @@
           <w:color w:val="000000"/>
           <w:kern w:val="0"/>
           <w:lang w:eastAsia="es-ES"/>
-          <w14:ligatures w14:val="none"/>
+          <ns2:ligatures ns2:val="none"/>
         </w:rPr>
         <w:t xml:space="preserve"/>
       </w:r>
@@ -2021,7 +2021,7 @@
           <w:color w:val="000000"/>
           <w:kern w:val="0"/>
           <w:lang w:eastAsia="es-ES"/>
-          <w14:ligatures w14:val="none"/>
+          <ns2:ligatures ns2:val="none"/>
         </w:rPr>
         <w:t/>
       </w:r>
@@ -2031,7 +2031,7 @@
           <w:color w:val="000000"/>
           <w:kern w:val="0"/>
           <w:lang w:eastAsia="es-ES"/>
-          <w14:ligatures w14:val="none"/>
+          <ns2:ligatures ns2:val="none"/>
         </w:rPr>
         <w:t xml:space="preserve"/>
       </w:r>
@@ -2041,7 +2041,7 @@
           <w:color w:val="000000"/>
           <w:kern w:val="0"/>
           <w:lang w:eastAsia="es-ES"/>
-          <w14:ligatures w14:val="none"/>
+          <ns2:ligatures ns2:val="none"/>
         </w:rPr>
         <w:t/>
       </w:r>
@@ -2051,12 +2051,12 @@
           <w:color w:val="000000"/>
           <w:kern w:val="0"/>
           <w:lang w:eastAsia="es-ES"/>
-          <w14:ligatures w14:val="none"/>
+          <ns2:ligatures ns2:val="none"/>
         </w:rPr>
         <w:t xml:space="preserve"/>
       </w:r>
     </w:p>
-    <w:p>
+    <w:p ns2:paraId="33E14FF7" ns2:textId="77777777">
       <w:pPr>
         <w:tabs>
           <w:tab w:val="left" w:pos="1134"/>
@@ -2068,11 +2068,11 @@
           <w:color w:val="000000"/>
           <w:kern w:val="0"/>
           <w:lang w:eastAsia="es-ES"/>
-          <w14:ligatures w14:val="none"/>
-        </w:rPr>
-      </w:pPr>
-    </w:p>
-    <w:p>
+          <ns2:ligatures ns2:val="none"/>
+        </w:rPr>
+      </w:pPr>
+    </w:p>
+    <w:p ns2:paraId="65C58807" ns2:textId="2E89471D">
       <w:pPr>
         <w:numPr>
           <w:ilvl w:val="1"/>
@@ -2090,7 +2090,7 @@
           <w:color w:val="000000"/>
           <w:kern w:val="0"/>
           <w:lang w:val="es-ES" w:eastAsia="es-ES"/>
-          <w14:ligatures w14:val="none"/>
+          <ns2:ligatures ns2:val="none"/>
         </w:rPr>
       </w:pPr>
       <w:r>
@@ -2099,7 +2099,7 @@
           <w:color w:val="000000"/>
           <w:kern w:val="0"/>
           <w:lang w:val="es-ES" w:eastAsia="es-ES"/>
-          <w14:ligatures w14:val="none"/>
+          <ns2:ligatures ns2:val="none"/>
         </w:rPr>
         <w:t xml:space="preserve">El señor [APELLIDO] [APELLIDO] y el señor [APELLIDO] solicitaron, en calidad de medida correctiva, que Pacífico cumpla con inaplicar la cláusula de la Póliza 2011059380 relativa: (i) al artículo 4 vinculado al sometimiento de realizarse una prueba poligráfica en virtud al siniestro materia de denuncia; y, (ii) al artículo 5 vinculado a las cargas y obligaciones contractuales vinculado al siniestro materia de denuncia. Asimismo, no requirieron de manera expresa el reembolso de costos y costas del presente procedimiento.</w:t>
       </w:r>
@@ -2109,7 +2109,7 @@
           <w:color w:val="000000"/>
           <w:kern w:val="0"/>
           <w:lang w:val="es-ES" w:eastAsia="es-ES"/>
-          <w14:ligatures w14:val="none"/>
+          <ns2:ligatures ns2:val="none"/>
         </w:rPr>
         <w:t xml:space="preserve"/>
       </w:r>
@@ -2119,7 +2119,7 @@
           <w:color w:val="000000"/>
           <w:kern w:val="0"/>
           <w:lang w:val="es-ES" w:eastAsia="es-ES"/>
-          <w14:ligatures w14:val="none"/>
+          <ns2:ligatures ns2:val="none"/>
         </w:rPr>
         <w:t xml:space="preserve"/>
       </w:r>
@@ -2129,7 +2129,7 @@
           <w:color w:val="000000"/>
           <w:kern w:val="0"/>
           <w:lang w:val="es-ES" w:eastAsia="es-ES"/>
-          <w14:ligatures w14:val="none"/>
+          <ns2:ligatures ns2:val="none"/>
         </w:rPr>
         <w:t xml:space="preserve"/>
       </w:r>
@@ -2139,7 +2139,7 @@
           <w:color w:val="000000"/>
           <w:kern w:val="0"/>
           <w:lang w:val="es-ES" w:eastAsia="es-ES"/>
-          <w14:ligatures w14:val="none"/>
+          <ns2:ligatures ns2:val="none"/>
         </w:rPr>
         <w:t xml:space="preserve"/>
       </w:r>
@@ -2150,7 +2150,7 @@
           <w:color w:val="000000"/>
           <w:kern w:val="0"/>
           <w:lang w:val="es-ES" w:eastAsia="es-ES"/>
-          <w14:ligatures w14:val="none"/>
+          <ns2:ligatures ns2:val="none"/>
         </w:rPr>
         <w:t/>
       </w:r>
@@ -2160,7 +2160,7 @@
           <w:color w:val="000000"/>
           <w:kern w:val="0"/>
           <w:lang w:val="es-ES" w:eastAsia="es-ES"/>
-          <w14:ligatures w14:val="none"/>
+          <ns2:ligatures ns2:val="none"/>
         </w:rPr>
         <w:t xml:space="preserve"/>
       </w:r>
@@ -2171,7 +2171,7 @@
           <w:color w:val="000000"/>
           <w:kern w:val="0"/>
           <w:lang w:val="es-ES" w:eastAsia="es-ES"/>
-          <w14:ligatures w14:val="none"/>
+          <ns2:ligatures ns2:val="none"/>
         </w:rPr>
         <w:t xml:space="preserve"/>
       </w:r>
@@ -2182,7 +2182,7 @@
           <w:color w:val="000000"/>
           <w:kern w:val="0"/>
           <w:lang w:val="es-ES" w:eastAsia="es-ES"/>
-          <w14:ligatures w14:val="none"/>
+          <ns2:ligatures ns2:val="none"/>
         </w:rPr>
         <w:t/>
       </w:r>
@@ -2193,7 +2193,7 @@
           <w:color w:val="000000"/>
           <w:kern w:val="0"/>
           <w:lang w:val="es-ES" w:eastAsia="es-ES"/>
-          <w14:ligatures w14:val="none"/>
+          <ns2:ligatures ns2:val="none"/>
         </w:rPr>
         <w:t/>
       </w:r>
@@ -2203,7 +2203,7 @@
           <w:color w:val="000000"/>
           <w:kern w:val="0"/>
           <w:lang w:val="es-ES" w:eastAsia="es-ES"/>
-          <w14:ligatures w14:val="none"/>
+          <ns2:ligatures ns2:val="none"/>
         </w:rPr>
         <w:t xml:space="preserve"/>
       </w:r>
@@ -2213,7 +2213,7 @@
           <w:color w:val="000000"/>
           <w:kern w:val="0"/>
           <w:lang w:val="es-ES" w:eastAsia="es-ES"/>
-          <w14:ligatures w14:val="none"/>
+          <ns2:ligatures ns2:val="none"/>
         </w:rPr>
         <w:t xml:space="preserve"/>
       </w:r>
@@ -2223,7 +2223,7 @@
           <w:color w:val="000000"/>
           <w:kern w:val="0"/>
           <w:lang w:val="es-ES" w:eastAsia="es-ES"/>
-          <w14:ligatures w14:val="none"/>
+          <ns2:ligatures ns2:val="none"/>
         </w:rPr>
         <w:t/>
       </w:r>
@@ -2233,7 +2233,7 @@
           <w:color w:val="000000"/>
           <w:kern w:val="0"/>
           <w:lang w:val="es-ES" w:eastAsia="es-ES"/>
-          <w14:ligatures w14:val="none"/>
+          <ns2:ligatures ns2:val="none"/>
         </w:rPr>
         <w:t xml:space="preserve"/>
       </w:r>
@@ -2243,7 +2243,7 @@
           <w:color w:val="000000"/>
           <w:kern w:val="0"/>
           <w:lang w:val="es-ES" w:eastAsia="es-ES"/>
-          <w14:ligatures w14:val="none"/>
+          <ns2:ligatures ns2:val="none"/>
         </w:rPr>
         <w:t xml:space="preserve"/>
       </w:r>
@@ -2253,12 +2253,12 @@
           <w:color w:val="000000"/>
           <w:kern w:val="0"/>
           <w:lang w:val="es-ES" w:eastAsia="es-ES"/>
-          <w14:ligatures w14:val="none"/>
+          <ns2:ligatures ns2:val="none"/>
         </w:rPr>
         <w:t/>
       </w:r>
     </w:p>
-    <w:p>
+    <w:p ns2:paraId="66005174" ns2:textId="77777777">
       <w:pPr>
         <w:spacing w:after="0" w:line="240" w:lineRule="auto"/>
         <w:contextualSpacing/>
@@ -2269,11 +2269,11 @@
           <w:color w:val="000000"/>
           <w:kern w:val="0"/>
           <w:lang w:eastAsia="es-PE"/>
-          <w14:ligatures w14:val="none"/>
-        </w:rPr>
-      </w:pPr>
-    </w:p>
-    <w:p>
+          <ns2:ligatures ns2:val="none"/>
+        </w:rPr>
+      </w:pPr>
+    </w:p>
+    <w:p ns2:paraId="3541B1F9" ns2:textId="77777777">
       <w:pPr>
         <w:pStyle w:val="Prrafodelista"/>
         <w:numPr>
@@ -2293,22 +2293,22 @@
           <w:color w:val="000000"/>
           <w:kern w:val="0"/>
           <w:lang w:eastAsia="es-PE"/>
-          <w14:ligatures w14:val="none"/>
-        </w:rPr>
-      </w:pPr>
-      <w:r>
-        <w:rPr>
-          <w:rFonts w:ascii="Arial Narrow" w:eastAsia="Arial Narrow" w:hAnsi="Arial Narrow" w:cs="Arial Narrow"/>
-          <w:b/>
-          <w:color w:val="000000"/>
-          <w:kern w:val="0"/>
-          <w:lang w:eastAsia="es-PE"/>
-          <w14:ligatures w14:val="none"/>
+          <ns2:ligatures ns2:val="none"/>
+        </w:rPr>
+      </w:pPr>
+      <w:r>
+        <w:rPr>
+          <w:rFonts w:ascii="Arial Narrow" w:eastAsia="Arial Narrow" w:hAnsi="Arial Narrow" w:cs="Arial Narrow"/>
+          <w:b/>
+          <w:color w:val="000000"/>
+          <w:kern w:val="0"/>
+          <w:lang w:eastAsia="es-PE"/>
+          <ns2:ligatures ns2:val="none"/>
         </w:rPr>
         <w:t>DE LA ADMISIÓN A TRÁMITE DE LA DENUNCIA</w:t>
       </w:r>
     </w:p>
-    <w:p>
+    <w:p ns2:paraId="34556756" ns2:textId="77777777">
       <w:pPr>
         <w:spacing w:after="0" w:line="240" w:lineRule="auto"/>
         <w:ind w:left="567"/>
@@ -2320,12 +2320,12 @@
           <w:color w:val="000000"/>
           <w:kern w:val="0"/>
           <w:lang w:eastAsia="es-PE"/>
-          <w14:ligatures w14:val="none"/>
+          <ns2:ligatures ns2:val="none"/>
         </w:rPr>
       </w:pPr>
       <w:bookmarkStart w:id="1" w:name="_Hlk212795168"/>
     </w:p>
-    <w:p>
+    <w:p ns2:paraId="5F4266A4" ns2:textId="6423798D">
       <w:pPr>
         <w:pStyle w:val="Prrafodelista"/>
         <w:numPr>
@@ -2338,7 +2338,7 @@
         <w:rPr>
           <w:rFonts w:ascii="Arial Narrow" w:eastAsia="Arial Narrow" w:hAnsi="Arial Narrow" w:cs="Arial Narrow"/>
           <w:kern w:val="0"/>
-          <w14:ligatures w14:val="none"/>
+          <ns2:ligatures ns2:val="none"/>
         </w:rPr>
       </w:pPr>
       <w:bookmarkStart w:id="2" w:name="_Hlk140755208"/>
@@ -2350,7 +2350,7 @@
           <w:color w:val="000000"/>
           <w:kern w:val="0"/>
           <w:lang w:eastAsia="es-PE"/>
-          <w14:ligatures w14:val="none"/>
+          <ns2:ligatures ns2:val="none"/>
         </w:rPr>
         <w:t>La Secretaría Técnica de la Comisión de Protección al Consumidor 1 (en adelante, la Secretaría Técnica), en ejercicio de sus facultades</w:t>
       </w:r>
@@ -2363,7 +2363,7 @@
           <w:rFonts w:ascii="Arial Narrow" w:eastAsia="Arial Narrow" w:hAnsi="Arial Narrow" w:cs="Arial Narrow"/>
           <w:kern w:val="0"/>
           <w:vertAlign w:val="superscript"/>
-          <w14:ligatures w14:val="none"/>
+          <ns2:ligatures ns2:val="none"/>
         </w:rPr>
         <w:footnoteReference w:id="2"/>
       </w:r>
@@ -2373,7 +2373,7 @@
           <w:color w:val="000000"/>
           <w:kern w:val="0"/>
           <w:lang w:eastAsia="es-PE"/>
-          <w14:ligatures w14:val="none"/>
+          <ns2:ligatures ns2:val="none"/>
         </w:rPr>
         <w:t xml:space="preserve">, </w:t>
       </w:r>
@@ -2383,7 +2383,7 @@
           <w:color w:val="000000"/>
           <w:kern w:val="0"/>
           <w:lang w:eastAsia="es-PE"/>
-          <w14:ligatures w14:val="none"/>
+          <ns2:ligatures ns2:val="none"/>
         </w:rPr>
         <w:t xml:space="preserve">considera </w:t>
       </w:r>
@@ -2391,7 +2391,7 @@
         <w:rPr>
           <w:rFonts w:ascii="Arial Narrow" w:eastAsia="Arial Narrow" w:hAnsi="Arial Narrow" w:cs="Arial Narrow"/>
           <w:kern w:val="0"/>
-          <w14:ligatures w14:val="none"/>
+          <ns2:ligatures ns2:val="none"/>
         </w:rPr>
         <w:t xml:space="preserve">que el hecho denunciado, </w:t>
       </w:r>
@@ -2400,7 +2400,7 @@
         <w:rPr>
           <w:rFonts w:ascii="Arial Narrow" w:eastAsia="Arial Narrow" w:hAnsi="Arial Narrow" w:cs="Arial Narrow"/>
           <w:kern w:val="0"/>
-          <w14:ligatures w14:val="none"/>
+          <ns2:ligatures ns2:val="none"/>
         </w:rPr>
         <w:t xml:space="preserve">consistente en que </w:t>
       </w:r>
@@ -2413,7 +2413,7 @@
           <w:kern w:val="0"/>
           <w:shd w:val="clear" w:color="auto" w:fill="FFFFFF"/>
           <w:lang w:eastAsia="es-PE"/>
-          <w14:ligatures w14:val="none"/>
+          <ns2:ligatures ns2:val="none"/>
         </w:rPr>
         <w:t xml:space="preserve">la compañía aseguradora habría negado injustificadamente a los denunciantes la cobertura del Seguro Vehicular - Póliza </w:t>
       </w:r>
@@ -2424,7 +2424,7 @@
           <w:kern w:val="0"/>
           <w:shd w:val="clear" w:color="auto" w:fill="FFFFFF"/>
           <w:lang w:eastAsia="es-PE"/>
-          <w14:ligatures w14:val="none"/>
+          <ns2:ligatures ns2:val="none"/>
         </w:rPr>
         <w:t/>
       </w:r>
@@ -2435,7 +2435,7 @@
           <w:kern w:val="0"/>
           <w:shd w:val="clear" w:color="auto" w:fill="FFFFFF"/>
           <w:lang w:eastAsia="es-PE"/>
-          <w14:ligatures w14:val="none"/>
+          <ns2:ligatures ns2:val="none"/>
         </w:rPr>
         <w:t xml:space="preserve"> 2011059380 por el robo del vehículo asegurado el 5 de setiembre de 2025</w:t>
       </w:r>
@@ -2443,7 +2443,7 @@
         <w:rPr>
           <w:rFonts w:ascii="Arial Narrow" w:eastAsia="Arial Narrow" w:hAnsi="Arial Narrow" w:cs="Arial Narrow"/>
           <w:kern w:val="0"/>
-          <w14:ligatures w14:val="none"/>
+          <ns2:ligatures ns2:val="none"/>
         </w:rPr>
         <w:t>; involucraría una presunta afectación a sus expectativas, quien no habría encontrado una correspondencia entre lo que esperaba recibir de parte del proveedor y lo que realmente recibió. Por consiguiente, corresponde calificar el hecho materia de denuncia como una presunta infracción al deber de idoneidad, tipificado en los artículos 18</w:t>
       </w:r>
@@ -2453,7 +2453,7 @@
           <w:color w:val="000000"/>
           <w:kern w:val="0"/>
           <w:lang w:eastAsia="es-PE"/>
-          <w14:ligatures w14:val="none"/>
+          <ns2:ligatures ns2:val="none"/>
         </w:rPr>
         <w:t/>
       </w:r>
@@ -2461,7 +2461,7 @@
         <w:rPr>
           <w:rFonts w:ascii="Arial Narrow" w:eastAsia="Arial Narrow" w:hAnsi="Arial Narrow" w:cs="Arial Narrow"/>
           <w:kern w:val="0"/>
-          <w14:ligatures w14:val="none"/>
+          <ns2:ligatures ns2:val="none"/>
         </w:rPr>
         <w:t xml:space="preserve"> y 19</w:t>
       </w:r>
@@ -2471,7 +2471,7 @@
           <w:color w:val="000000"/>
           <w:kern w:val="0"/>
           <w:lang w:eastAsia="es-PE"/>
-          <w14:ligatures w14:val="none"/>
+          <ns2:ligatures ns2:val="none"/>
         </w:rPr>
         <w:t/>
       </w:r>
@@ -2479,7 +2479,7 @@
         <w:rPr>
           <w:rFonts w:ascii="Arial Narrow" w:eastAsia="Arial Narrow" w:hAnsi="Arial Narrow" w:cs="Arial Narrow"/>
           <w:kern w:val="0"/>
-          <w14:ligatures w14:val="none"/>
+          <ns2:ligatures ns2:val="none"/>
         </w:rPr>
         <w:t xml:space="preserve"> del Código</w:t>
       </w:r>
@@ -2491,7 +2491,7 @@
           <w:rFonts w:ascii="Arial Narrow" w:eastAsia="Arial Narrow" w:hAnsi="Arial Narrow" w:cs="Arial"/>
           <w:kern w:val="0"/>
           <w:vertAlign w:val="superscript"/>
-          <w14:ligatures w14:val="none"/>
+          <ns2:ligatures ns2:val="none"/>
         </w:rPr>
         <w:footnoteReference w:id="3"/>
       </w:r>
@@ -2500,13 +2500,13 @@
         <w:rPr>
           <w:rFonts w:ascii="Arial Narrow" w:eastAsia="Arial Narrow" w:hAnsi="Arial Narrow" w:cs="Arial Narrow"/>
           <w:kern w:val="0"/>
-          <w14:ligatures w14:val="none"/>
+          <ns2:ligatures ns2:val="none"/>
         </w:rPr>
         <w:t>.</w:t>
       </w:r>
       <w:bookmarkEnd w:id="7"/>
     </w:p>
-    <w:p>
+    <w:p ns2:paraId="116891C0" ns2:textId="77777777">
       <w:pPr>
         <w:pStyle w:val="Prrafodelista"/>
         <w:spacing w:after="0" w:line="240" w:lineRule="auto"/>
@@ -2515,11 +2515,11 @@
         <w:rPr>
           <w:rFonts w:ascii="Arial Narrow" w:eastAsia="Arial Narrow" w:hAnsi="Arial Narrow" w:cs="Arial Narrow"/>
           <w:kern w:val="0"/>
-          <w14:ligatures w14:val="none"/>
-        </w:rPr>
-      </w:pPr>
-    </w:p>
-    <w:p>
+          <ns2:ligatures ns2:val="none"/>
+        </w:rPr>
+      </w:pPr>
+    </w:p>
+    <w:p ns2:paraId="6A2D5D42" ns2:textId="47EE675F">
       <w:pPr>
         <w:pStyle w:val="Prrafodelista"/>
         <w:numPr>
@@ -2532,7 +2532,7 @@
         <w:rPr>
           <w:rFonts w:ascii="Arial Narrow" w:eastAsia="Arial Narrow" w:hAnsi="Arial Narrow" w:cs="Arial Narrow"/>
           <w:kern w:val="0"/>
-          <w14:ligatures w14:val="none"/>
+          <ns2:ligatures ns2:val="none"/>
         </w:rPr>
       </w:pPr>
       <w:bookmarkStart w:id="10" w:name="_Hlk213150180"/>
@@ -2540,7 +2540,7 @@
         <w:rPr>
           <w:rFonts w:ascii="Arial Narrow" w:eastAsia="Arial Narrow" w:hAnsi="Arial Narrow" w:cs="Arial Narrow"/>
           <w:kern w:val="0"/>
-          <w14:ligatures w14:val="none"/>
+          <ns2:ligatures ns2:val="none"/>
         </w:rPr>
         <w:t xml:space="preserve">Así también, la Secretaría Técnica, en ejercicio de sus facultades, considera que el hecho denunciado, consistente en que la compañía aseguradora habría negado injustificadamente al señor [APELLIDO] [APELLIDO] que pueda ingresar a la prueba poligráfica en compañía de su abogada y madre; involucraría una presunta afectación a sus expectativas, quien no habría encontrado una correspondencia entre lo que esperaba recibir de parte del proveedor y lo que realmente recibió. Por consiguiente, corresponde calificar el hecho materia de denuncia como una presunta infracción al deber de idoneidad, tipificado en los artículos 18 y 19 del Código. </w:t>
       </w:r>
@@ -2550,7 +2550,7 @@
           <w:color w:val="000000"/>
           <w:kern w:val="0"/>
           <w:lang w:eastAsia="es-PE"/>
-          <w14:ligatures w14:val="none"/>
+          <ns2:ligatures ns2:val="none"/>
         </w:rPr>
         <w:t xml:space="preserve"/>
       </w:r>
@@ -2558,7 +2558,7 @@
         <w:rPr>
           <w:rFonts w:ascii="Arial Narrow" w:eastAsia="Arial Narrow" w:hAnsi="Arial Narrow" w:cs="Arial Narrow"/>
           <w:kern w:val="0"/>
-          <w14:ligatures w14:val="none"/>
+          <ns2:ligatures ns2:val="none"/>
         </w:rPr>
         <w:t xml:space="preserve"/>
       </w:r>
@@ -2569,7 +2569,7 @@
           <w:kern w:val="0"/>
           <w:shd w:val="clear" w:color="auto" w:fill="FFFFFF"/>
           <w:lang w:eastAsia="es-PE"/>
-          <w14:ligatures w14:val="none"/>
+          <ns2:ligatures ns2:val="none"/>
         </w:rPr>
         <w:t xml:space="preserve"/>
       </w:r>
@@ -2579,7 +2579,7 @@
           <w:kern w:val="0"/>
           <w:shd w:val="clear" w:color="auto" w:fill="FFFFFF"/>
           <w:lang w:eastAsia="es-PE"/>
-          <w14:ligatures w14:val="none"/>
+          <ns2:ligatures ns2:val="none"/>
         </w:rPr>
         <w:lastRenderedPageBreak/>
         <w:t/>
@@ -2588,7 +2588,7 @@
         <w:rPr>
           <w:rFonts w:ascii="Arial Narrow" w:eastAsia="Arial Narrow" w:hAnsi="Arial Narrow" w:cs="Arial Narrow"/>
           <w:kern w:val="0"/>
-          <w14:ligatures w14:val="none"/>
+          <ns2:ligatures ns2:val="none"/>
         </w:rPr>
         <w:t/>
       </w:r>
@@ -2599,7 +2599,7 @@
           <w:color w:val="000000"/>
           <w:kern w:val="0"/>
           <w:lang w:eastAsia="es-PE"/>
-          <w14:ligatures w14:val="none"/>
+          <ns2:ligatures ns2:val="none"/>
         </w:rPr>
         <w:t xml:space="preserve"/>
       </w:r>
@@ -2607,17 +2607,17 @@
       <w:bookmarkEnd w:id="5"/>
       <w:bookmarkEnd w:id="8"/>
     </w:p>
-    <w:p>
+    <w:p ns2:paraId="1E906D2E" ns2:textId="77777777">
       <w:pPr>
         <w:pStyle w:val="Prrafodelista"/>
         <w:rPr>
           <w:rFonts w:ascii="Arial Narrow" w:eastAsia="Arial Narrow" w:hAnsi="Arial Narrow" w:cs="Arial Narrow"/>
           <w:kern w:val="0"/>
-          <w14:ligatures w14:val="none"/>
-        </w:rPr>
-      </w:pPr>
-    </w:p>
-    <w:p>
+          <ns2:ligatures ns2:val="none"/>
+        </w:rPr>
+      </w:pPr>
+    </w:p>
+    <w:p ns2:paraId="4B33D573" ns2:textId="79949525">
       <w:pPr>
         <w:pStyle w:val="Prrafodelista"/>
         <w:numPr>
@@ -2630,14 +2630,14 @@
         <w:rPr>
           <w:rFonts w:ascii="Arial Narrow" w:eastAsia="Arial Narrow" w:hAnsi="Arial Narrow" w:cs="Arial Narrow"/>
           <w:kern w:val="0"/>
-          <w14:ligatures w14:val="none"/>
-        </w:rPr>
-      </w:pPr>
-      <w:r>
-        <w:rPr>
-          <w:rFonts w:ascii="Arial Narrow" w:eastAsia="Arial Narrow" w:hAnsi="Arial Narrow" w:cs="Arial Narrow"/>
-          <w:kern w:val="0"/>
-          <w14:ligatures w14:val="none"/>
+          <ns2:ligatures ns2:val="none"/>
+        </w:rPr>
+      </w:pPr>
+      <w:r>
+        <w:rPr>
+          <w:rFonts w:ascii="Arial Narrow" w:eastAsia="Arial Narrow" w:hAnsi="Arial Narrow" w:cs="Arial Narrow"/>
+          <w:kern w:val="0"/>
+          <ns2:ligatures ns2:val="none"/>
         </w:rPr>
         <w:t xml:space="preserve">Asimismo, </w:t>
       </w:r>
@@ -2645,7 +2645,7 @@
         <w:rPr>
           <w:rFonts w:ascii="Arial Narrow" w:eastAsia="Arial Narrow" w:hAnsi="Arial Narrow" w:cs="Arial Narrow"/>
           <w:kern w:val="0"/>
-          <w14:ligatures w14:val="none"/>
+          <ns2:ligatures ns2:val="none"/>
         </w:rPr>
         <w:t xml:space="preserve">la Secretaría Técnica, en ejercicio de sus facultades, </w:t>
       </w:r>
@@ -2655,7 +2655,7 @@
           <w:color w:val="000000"/>
           <w:kern w:val="0"/>
           <w:lang w:eastAsia="es-PE"/>
-          <w14:ligatures w14:val="none"/>
+          <ns2:ligatures ns2:val="none"/>
         </w:rPr>
         <w:t xml:space="preserve">considera </w:t>
       </w:r>
@@ -2663,7 +2663,7 @@
         <w:rPr>
           <w:rFonts w:ascii="Arial Narrow" w:eastAsia="Arial Narrow" w:hAnsi="Arial Narrow" w:cs="Arial Narrow"/>
           <w:kern w:val="0"/>
-          <w14:ligatures w14:val="none"/>
+          <ns2:ligatures ns2:val="none"/>
         </w:rPr>
         <w:t xml:space="preserve">que el hecho denunciado, consistente en que </w:t>
       </w:r>
@@ -2673,7 +2673,7 @@
           <w:kern w:val="0"/>
           <w:shd w:val="clear" w:color="auto" w:fill="FFFFFF"/>
           <w:lang w:eastAsia="es-PE"/>
-          <w14:ligatures w14:val="none"/>
+          <ns2:ligatures ns2:val="none"/>
         </w:rPr>
         <w:t>la compañía aseguradora no habría cumplido con brindar una respuesta a la comunicación realizada por los denunciantes respecto a cuáles serían las dudas razonables que indicó en la carta de fecha 18 de setiembre de 2025 para se pase una prueba poligráfica ante el siniestro reportado</w:t>
       </w:r>
@@ -2681,7 +2681,7 @@
         <w:rPr>
           <w:rFonts w:ascii="Arial Narrow" w:eastAsia="Arial Narrow" w:hAnsi="Arial Narrow" w:cs="Arial Narrow"/>
           <w:kern w:val="0"/>
-          <w14:ligatures w14:val="none"/>
+          <ns2:ligatures ns2:val="none"/>
         </w:rPr>
         <w:t>; involucraría una presunta afectación a sus expectativas, quien no habría encontrado una correspondencia entre lo que esperaba recibir de parte del proveedor y lo que realmente recibió. Por consiguiente, corresponde calificar el hecho materia de denuncia como una presunta infracción al deber de idoneidad, tipificado en los artículos 18 y 19 del Código</w:t>
       </w:r>
@@ -2689,23 +2689,23 @@
         <w:rPr>
           <w:rFonts w:ascii="Arial Narrow" w:eastAsia="Arial Narrow" w:hAnsi="Arial Narrow" w:cs="Arial Narrow"/>
           <w:kern w:val="0"/>
-          <w14:ligatures w14:val="none"/>
+          <ns2:ligatures ns2:val="none"/>
         </w:rPr>
         <w:t>.</w:t>
       </w:r>
     </w:p>
-    <w:p>
-      <w:pPr>
-        <w:spacing w:after="0" w:line="240" w:lineRule="auto"/>
-        <w:jc w:val="both"/>
-        <w:rPr>
-          <w:rFonts w:ascii="Arial Narrow" w:eastAsia="Arial Narrow" w:hAnsi="Arial Narrow" w:cs="Arial Narrow"/>
-          <w:kern w:val="0"/>
-          <w14:ligatures w14:val="none"/>
-        </w:rPr>
-      </w:pPr>
-    </w:p>
-    <w:p>
+    <w:p ns2:paraId="524B0F46" ns2:textId="77777777">
+      <w:pPr>
+        <w:spacing w:after="0" w:line="240" w:lineRule="auto"/>
+        <w:jc w:val="both"/>
+        <w:rPr>
+          <w:rFonts w:ascii="Arial Narrow" w:eastAsia="Arial Narrow" w:hAnsi="Arial Narrow" w:cs="Arial Narrow"/>
+          <w:kern w:val="0"/>
+          <ns2:ligatures ns2:val="none"/>
+        </w:rPr>
+      </w:pPr>
+    </w:p>
+    <w:p ns2:paraId="4FA4A7EF" ns2:textId="392140E5">
       <w:pPr>
         <w:pStyle w:val="Prrafodelista"/>
         <w:numPr>
@@ -2718,7 +2718,7 @@
         <w:rPr>
           <w:rFonts w:ascii="Arial Narrow" w:eastAsia="Arial Narrow" w:hAnsi="Arial Narrow" w:cs="Arial Narrow"/>
           <w:kern w:val="0"/>
-          <w14:ligatures w14:val="none"/>
+          <ns2:ligatures ns2:val="none"/>
         </w:rPr>
       </w:pPr>
       <w:bookmarkStart w:id="11" w:name="_Hlk210652752"/>
@@ -2726,7 +2726,7 @@
         <w:rPr>
           <w:rFonts w:ascii="Arial Narrow" w:eastAsia="Arial Narrow" w:hAnsi="Arial Narrow" w:cs="Arial Narrow"/>
           <w:kern w:val="0"/>
-          <w14:ligatures w14:val="none"/>
+          <ns2:ligatures ns2:val="none"/>
         </w:rPr>
         <w:t>Además</w:t>
       </w:r>
@@ -2734,7 +2734,7 @@
         <w:rPr>
           <w:rFonts w:ascii="Arial Narrow" w:eastAsia="Arial Narrow" w:hAnsi="Arial Narrow" w:cs="Arial Narrow"/>
           <w:kern w:val="0"/>
-          <w14:ligatures w14:val="none"/>
+          <ns2:ligatures ns2:val="none"/>
         </w:rPr>
         <w:t xml:space="preserve">, </w:t>
       </w:r>
@@ -2743,7 +2743,7 @@
         <w:rPr>
           <w:rFonts w:ascii="Arial Narrow" w:eastAsia="Arial Narrow" w:hAnsi="Arial Narrow" w:cs="Arial Narrow"/>
           <w:kern w:val="0"/>
-          <w14:ligatures w14:val="none"/>
+          <ns2:ligatures ns2:val="none"/>
         </w:rPr>
         <w:t xml:space="preserve">la Secretaría Técnica, en ejercicio de sus facultades, considera que el hecho denunciado, consistente en que </w:t>
       </w:r>
@@ -2753,7 +2753,7 @@
           <w:color w:val="000000"/>
           <w:kern w:val="0"/>
           <w:lang w:val="es-ES" w:eastAsia="es-ES"/>
-          <w14:ligatures w14:val="none"/>
+          <ns2:ligatures ns2:val="none"/>
         </w:rPr>
         <w:t xml:space="preserve">la compañía aseguradora habría incluido una cláusula abusiva en el artículo 4 de las condiciones operativas de la Póliza </w:t>
       </w:r>
@@ -2764,7 +2764,7 @@
           <w:color w:val="000000"/>
           <w:kern w:val="0"/>
           <w:lang w:val="es-ES" w:eastAsia="es-ES"/>
-          <w14:ligatures w14:val="none"/>
+          <ns2:ligatures ns2:val="none"/>
         </w:rPr>
         <w:t/>
       </w:r>
@@ -2775,7 +2775,7 @@
           <w:color w:val="000000"/>
           <w:kern w:val="0"/>
           <w:lang w:val="es-ES" w:eastAsia="es-ES"/>
-          <w14:ligatures w14:val="none"/>
+          <ns2:ligatures ns2:val="none"/>
         </w:rPr>
         <w:t xml:space="preserve"> 2011059380 referido a la obligación de someterse a una prueba poligráfica que tiene por finalidad establecer la veracidad de los hechos denunciados</w:t>
       </w:r>
@@ -2783,7 +2783,7 @@
         <w:rPr>
           <w:rFonts w:ascii="Arial Narrow" w:eastAsia="Arial Narrow" w:hAnsi="Arial Narrow" w:cs="Arial Narrow"/>
           <w:kern w:val="0"/>
-          <w14:ligatures w14:val="none"/>
+          <ns2:ligatures ns2:val="none"/>
         </w:rPr>
         <w:t xml:space="preserve">. Por consiguiente, corresponde calificar el hecho materia de denuncia como una presunta </w:t>
       </w:r>
@@ -2791,7 +2791,7 @@
         <w:rPr>
           <w:rFonts w:ascii="Arial Narrow" w:eastAsia="Arial Narrow" w:hAnsi="Arial Narrow" w:cs="Arial Narrow"/>
           <w:kern w:val="0"/>
-          <w14:ligatures w14:val="none"/>
+          <ns2:ligatures ns2:val="none"/>
         </w:rPr>
         <w:t>infracción a la</w:t>
       </w:r>
@@ -2799,7 +2799,7 @@
         <w:rPr>
           <w:rFonts w:ascii="Arial Narrow" w:eastAsia="Arial Narrow" w:hAnsi="Arial Narrow" w:cs="Arial Narrow"/>
           <w:kern w:val="0"/>
-          <w14:ligatures w14:val="none"/>
+          <ns2:ligatures ns2:val="none"/>
         </w:rPr>
         <w:t xml:space="preserve"> disposición </w:t>
       </w:r>
@@ -2807,7 +2807,7 @@
         <w:rPr>
           <w:rFonts w:ascii="Arial Narrow" w:eastAsia="Arial Narrow" w:hAnsi="Arial Narrow" w:cs="Arial Narrow"/>
           <w:kern w:val="0"/>
-          <w14:ligatures w14:val="none"/>
+          <ns2:ligatures ns2:val="none"/>
         </w:rPr>
         <w:t xml:space="preserve">sobre </w:t>
       </w:r>
@@ -2815,7 +2815,7 @@
         <w:rPr>
           <w:rFonts w:ascii="Arial Narrow" w:eastAsia="Arial Narrow" w:hAnsi="Arial Narrow" w:cs="Arial Narrow"/>
           <w:kern w:val="0"/>
-          <w14:ligatures w14:val="none"/>
+          <ns2:ligatures ns2:val="none"/>
         </w:rPr>
         <w:t xml:space="preserve">cláusulas abusivas, tipificado en </w:t>
       </w:r>
@@ -2835,7 +2835,7 @@
         <w:rPr>
           <w:rFonts w:ascii="Arial Narrow" w:eastAsia="Arial Narrow" w:hAnsi="Arial Narrow" w:cs="Arial Narrow"/>
           <w:kern w:val="0"/>
-          <w14:ligatures w14:val="none"/>
+          <ns2:ligatures ns2:val="none"/>
         </w:rPr>
         <w:t>del Código</w:t>
       </w:r>
@@ -2851,24 +2851,24 @@
         <w:rPr>
           <w:rFonts w:ascii="Arial Narrow" w:eastAsia="Arial Narrow" w:hAnsi="Arial Narrow" w:cs="Arial Narrow"/>
           <w:kern w:val="0"/>
-          <w14:ligatures w14:val="none"/>
+          <ns2:ligatures ns2:val="none"/>
         </w:rPr>
         <w:t>.</w:t>
       </w:r>
       <w:bookmarkEnd w:id="11"/>
       <w:bookmarkEnd w:id="12"/>
     </w:p>
-    <w:p>
+    <w:p ns2:paraId="6F4A8CAC" ns2:textId="77777777">
       <w:pPr>
         <w:pStyle w:val="Prrafodelista"/>
         <w:rPr>
           <w:rFonts w:ascii="Arial Narrow" w:eastAsia="Arial Narrow" w:hAnsi="Arial Narrow" w:cs="Arial Narrow"/>
           <w:kern w:val="0"/>
-          <w14:ligatures w14:val="none"/>
-        </w:rPr>
-      </w:pPr>
-    </w:p>
-    <w:p>
+          <ns2:ligatures ns2:val="none"/>
+        </w:rPr>
+      </w:pPr>
+    </w:p>
+    <w:p ns2:paraId="0A4AB691" ns2:textId="2B1FF4DC">
       <w:pPr>
         <w:pStyle w:val="Prrafodelista"/>
         <w:numPr>
@@ -2881,14 +2881,14 @@
         <w:rPr>
           <w:rFonts w:ascii="Arial Narrow" w:eastAsia="Arial Narrow" w:hAnsi="Arial Narrow" w:cs="Arial Narrow"/>
           <w:kern w:val="0"/>
-          <w14:ligatures w14:val="none"/>
-        </w:rPr>
-      </w:pPr>
-      <w:r>
-        <w:rPr>
-          <w:rFonts w:ascii="Arial Narrow" w:eastAsia="Arial Narrow" w:hAnsi="Arial Narrow" w:cs="Arial Narrow"/>
-          <w:kern w:val="0"/>
-          <w14:ligatures w14:val="none"/>
+          <ns2:ligatures ns2:val="none"/>
+        </w:rPr>
+      </w:pPr>
+      <w:r>
+        <w:rPr>
+          <w:rFonts w:ascii="Arial Narrow" w:eastAsia="Arial Narrow" w:hAnsi="Arial Narrow" w:cs="Arial Narrow"/>
+          <w:kern w:val="0"/>
+          <ns2:ligatures ns2:val="none"/>
         </w:rPr>
         <w:t>Además</w:t>
       </w:r>
@@ -2896,7 +2896,7 @@
         <w:rPr>
           <w:rFonts w:ascii="Arial Narrow" w:eastAsia="Arial Narrow" w:hAnsi="Arial Narrow" w:cs="Arial Narrow"/>
           <w:kern w:val="0"/>
-          <w14:ligatures w14:val="none"/>
+          <ns2:ligatures ns2:val="none"/>
         </w:rPr>
         <w:t xml:space="preserve">, la Secretaría Técnica, en ejercicio de sus facultades, considera que el hecho denunciado, consistente en que </w:t>
       </w:r>
@@ -2906,7 +2906,7 @@
           <w:color w:val="000000"/>
           <w:kern w:val="0"/>
           <w:lang w:val="es-ES" w:eastAsia="es-ES"/>
-          <w14:ligatures w14:val="none"/>
+          <ns2:ligatures ns2:val="none"/>
         </w:rPr>
         <w:t xml:space="preserve">la compañía aseguradora habría incluido una cláusula abusiva en el artículo 5 sobre cargas y obligaciones de la Póliza </w:t>
       </w:r>
@@ -2917,7 +2917,7 @@
           <w:color w:val="000000"/>
           <w:kern w:val="0"/>
           <w:lang w:val="es-ES" w:eastAsia="es-ES"/>
-          <w14:ligatures w14:val="none"/>
+          <ns2:ligatures ns2:val="none"/>
         </w:rPr>
         <w:t/>
       </w:r>
@@ -2928,7 +2928,7 @@
           <w:color w:val="000000"/>
           <w:kern w:val="0"/>
           <w:lang w:val="es-ES" w:eastAsia="es-ES"/>
-          <w14:ligatures w14:val="none"/>
+          <ns2:ligatures ns2:val="none"/>
         </w:rPr>
         <w:t xml:space="preserve"> 2011059380 referido a </w:t>
       </w:r>
@@ -2939,7 +2939,7 @@
           <w:color w:val="000000"/>
           <w:kern w:val="0"/>
           <w:lang w:val="es-ES" w:eastAsia="es-ES"/>
-          <w14:ligatures w14:val="none"/>
+          <ns2:ligatures ns2:val="none"/>
         </w:rPr>
         <w:t>que</w:t>
       </w:r>
@@ -2950,7 +2950,7 @@
           <w:color w:val="000000"/>
           <w:kern w:val="0"/>
           <w:lang w:val="es-ES" w:eastAsia="es-ES"/>
-          <w14:ligatures w14:val="none"/>
+          <ns2:ligatures ns2:val="none"/>
         </w:rPr>
         <w:t xml:space="preserve"> si no se somete a la prueba poligráfica, declaran que el siniestro no será cubierto</w:t>
       </w:r>
@@ -2958,7 +2958,7 @@
         <w:rPr>
           <w:rFonts w:ascii="Arial Narrow" w:eastAsia="Arial Narrow" w:hAnsi="Arial Narrow" w:cs="Arial Narrow"/>
           <w:kern w:val="0"/>
-          <w14:ligatures w14:val="none"/>
+          <ns2:ligatures ns2:val="none"/>
         </w:rPr>
         <w:t xml:space="preserve">. Por consiguiente, corresponde calificar el hecho materia de denuncia como una presunta </w:t>
       </w:r>
@@ -2966,7 +2966,7 @@
         <w:rPr>
           <w:rFonts w:ascii="Arial Narrow" w:eastAsia="Arial Narrow" w:hAnsi="Arial Narrow" w:cs="Arial Narrow"/>
           <w:kern w:val="0"/>
-          <w14:ligatures w14:val="none"/>
+          <ns2:ligatures ns2:val="none"/>
         </w:rPr>
         <w:t>infracción a la</w:t>
       </w:r>
@@ -2974,7 +2974,7 @@
         <w:rPr>
           <w:rFonts w:ascii="Arial Narrow" w:eastAsia="Arial Narrow" w:hAnsi="Arial Narrow" w:cs="Arial Narrow"/>
           <w:kern w:val="0"/>
-          <w14:ligatures w14:val="none"/>
+          <ns2:ligatures ns2:val="none"/>
         </w:rPr>
         <w:t xml:space="preserve"> disposición </w:t>
       </w:r>
@@ -2982,7 +2982,7 @@
         <w:rPr>
           <w:rFonts w:ascii="Arial Narrow" w:eastAsia="Arial Narrow" w:hAnsi="Arial Narrow" w:cs="Arial Narrow"/>
           <w:kern w:val="0"/>
-          <w14:ligatures w14:val="none"/>
+          <ns2:ligatures ns2:val="none"/>
         </w:rPr>
         <w:t xml:space="preserve">sobre </w:t>
       </w:r>
@@ -2990,7 +2990,7 @@
         <w:rPr>
           <w:rFonts w:ascii="Arial Narrow" w:eastAsia="Arial Narrow" w:hAnsi="Arial Narrow" w:cs="Arial Narrow"/>
           <w:kern w:val="0"/>
-          <w14:ligatures w14:val="none"/>
+          <ns2:ligatures ns2:val="none"/>
         </w:rPr>
         <w:t xml:space="preserve">cláusulas abusivas, tipificado en </w:t>
       </w:r>
@@ -3016,7 +3016,7 @@
         <w:rPr>
           <w:rFonts w:ascii="Arial Narrow" w:eastAsia="Arial Narrow" w:hAnsi="Arial Narrow" w:cs="Arial Narrow"/>
           <w:kern w:val="0"/>
-          <w14:ligatures w14:val="none"/>
+          <ns2:ligatures ns2:val="none"/>
         </w:rPr>
         <w:t>del Código</w:t>
       </w:r>
@@ -3032,23 +3032,23 @@
         <w:rPr>
           <w:rFonts w:ascii="Arial Narrow" w:eastAsia="Arial Narrow" w:hAnsi="Arial Narrow" w:cs="Arial Narrow"/>
           <w:kern w:val="0"/>
-          <w14:ligatures w14:val="none"/>
+          <ns2:ligatures ns2:val="none"/>
         </w:rPr>
         <w:t>.</w:t>
       </w:r>
     </w:p>
-    <w:p>
-      <w:pPr>
-        <w:spacing w:after="0" w:line="240" w:lineRule="auto"/>
-        <w:jc w:val="both"/>
-        <w:rPr>
-          <w:rFonts w:ascii="Arial Narrow" w:eastAsia="Arial Narrow" w:hAnsi="Arial Narrow" w:cs="Arial Narrow"/>
-          <w:kern w:val="0"/>
-          <w14:ligatures w14:val="none"/>
-        </w:rPr>
-      </w:pPr>
-    </w:p>
-    <w:p>
+    <w:p ns2:paraId="2DABC654" ns2:textId="77777777">
+      <w:pPr>
+        <w:spacing w:after="0" w:line="240" w:lineRule="auto"/>
+        <w:jc w:val="both"/>
+        <w:rPr>
+          <w:rFonts w:ascii="Arial Narrow" w:eastAsia="Arial Narrow" w:hAnsi="Arial Narrow" w:cs="Arial Narrow"/>
+          <w:kern w:val="0"/>
+          <ns2:ligatures ns2:val="none"/>
+        </w:rPr>
+      </w:pPr>
+    </w:p>
+    <w:p ns2:paraId="463134E5" ns2:textId="77777777">
       <w:pPr>
         <w:pStyle w:val="Prrafodelista"/>
         <w:numPr>
@@ -3062,7 +3062,7 @@
           <w:rFonts w:ascii="Arial Narrow" w:eastAsia="Calibri" w:hAnsi="Arial Narrow" w:cs="Arial Narrow"/>
           <w:kern w:val="0"/>
           <w:lang w:eastAsia="es-PE"/>
-          <w14:ligatures w14:val="none"/>
+          <ns2:ligatures ns2:val="none"/>
         </w:rPr>
       </w:pPr>
       <w:r>
@@ -3071,7 +3071,7 @@
           <w:color w:val="000000"/>
           <w:kern w:val="0"/>
           <w:lang w:eastAsia="es-PE"/>
-          <w14:ligatures w14:val="none"/>
+          <ns2:ligatures ns2:val="none"/>
         </w:rPr>
         <w:t>En tanto la denuncia reúne los requisitos establecidos por la norma citada, corresponde admitirla a trámite</w:t>
       </w:r>
@@ -3081,7 +3081,7 @@
           <w:rFonts w:ascii="Arial Narrow" w:eastAsia="Arial Narrow" w:hAnsi="Arial Narrow" w:cs="Arial Narrow"/>
           <w:kern w:val="0"/>
           <w:vertAlign w:val="superscript"/>
-          <w14:ligatures w14:val="none"/>
+          <ns2:ligatures ns2:val="none"/>
         </w:rPr>
         <w:footnoteReference w:id="6"/>
       </w:r>
@@ -3091,13 +3091,13 @@
           <w:color w:val="000000"/>
           <w:kern w:val="0"/>
           <w:lang w:eastAsia="es-PE"/>
-          <w14:ligatures w14:val="none"/>
+          <ns2:ligatures ns2:val="none"/>
         </w:rPr>
         <w:t>.</w:t>
       </w:r>
       <w:bookmarkStart w:id="13" w:name="_Hlk214963039"/>
     </w:p>
-    <w:p>
+    <w:p ns2:paraId="68C71625" ns2:textId="77777777">
       <w:pPr>
         <w:spacing w:after="0" w:line="240" w:lineRule="auto"/>
         <w:ind w:left="567"/>
@@ -3108,12 +3108,12 @@
           <w:color w:val="000000"/>
           <w:kern w:val="0"/>
           <w:lang w:eastAsia="es-PE"/>
-          <w14:ligatures w14:val="none"/>
+          <ns2:ligatures ns2:val="none"/>
         </w:rPr>
       </w:pPr>
       <w:bookmarkStart w:id="14" w:name="_Hlk214963071"/>
     </w:p>
-    <w:p>
+    <w:p ns2:paraId="38A98B4B" ns2:textId="77777777">
       <w:pPr>
         <w:pStyle w:val="Prrafodelista"/>
         <w:numPr>
@@ -3133,17 +3133,17 @@
           <w:color w:val="000000"/>
           <w:kern w:val="0"/>
           <w:lang w:eastAsia="es-PE"/>
-          <w14:ligatures w14:val="none"/>
-        </w:rPr>
-      </w:pPr>
-      <w:r>
-        <w:rPr>
-          <w:rFonts w:ascii="Arial Narrow" w:eastAsia="Arial Narrow" w:hAnsi="Arial Narrow" w:cs="Arial Narrow"/>
-          <w:b/>
-          <w:color w:val="000000"/>
-          <w:kern w:val="0"/>
-          <w:lang w:eastAsia="es-PE"/>
-          <w14:ligatures w14:val="none"/>
+          <ns2:ligatures ns2:val="none"/>
+        </w:rPr>
+      </w:pPr>
+      <w:r>
+        <w:rPr>
+          <w:rFonts w:ascii="Arial Narrow" w:eastAsia="Arial Narrow" w:hAnsi="Arial Narrow" w:cs="Arial Narrow"/>
+          <w:b/>
+          <w:color w:val="000000"/>
+          <w:kern w:val="0"/>
+          <w:lang w:eastAsia="es-PE"/>
+          <ns2:ligatures ns2:val="none"/>
         </w:rPr>
         <w:t>REQUERIMIENTO DE INFORMACI</w:t>
       </w:r>
@@ -3154,7 +3154,7 @@
           <w:color w:val="000000"/>
           <w:kern w:val="0"/>
           <w:lang w:eastAsia="es-PE"/>
-          <w14:ligatures w14:val="none"/>
+          <ns2:ligatures ns2:val="none"/>
         </w:rPr>
         <w:t>Ó</w:t>
       </w:r>
@@ -3165,12 +3165,12 @@
           <w:color w:val="000000"/>
           <w:kern w:val="0"/>
           <w:lang w:eastAsia="es-PE"/>
-          <w14:ligatures w14:val="none"/>
+          <ns2:ligatures ns2:val="none"/>
         </w:rPr>
         <w:t>N</w:t>
       </w:r>
     </w:p>
-    <w:p>
+    <w:p ns2:paraId="5B518DC4" ns2:textId="77777777">
       <w:pPr>
         <w:spacing w:after="0" w:line="240" w:lineRule="auto"/>
         <w:jc w:val="both"/>
@@ -3179,11 +3179,11 @@
           <w:color w:val="000000"/>
           <w:kern w:val="0"/>
           <w:lang w:val="es-ES" w:eastAsia="es-ES"/>
-          <w14:ligatures w14:val="none"/>
-        </w:rPr>
-      </w:pPr>
-    </w:p>
-    <w:p>
+          <ns2:ligatures ns2:val="none"/>
+        </w:rPr>
+      </w:pPr>
+    </w:p>
+    <w:p ns2:paraId="62B88A04" ns2:textId="5E0A98C7">
       <w:pPr>
         <w:pStyle w:val="Prrafodelista"/>
         <w:numPr>
@@ -3198,7 +3198,7 @@
           <w:color w:val="000000"/>
           <w:kern w:val="0"/>
           <w:lang w:val="es-ES" w:eastAsia="es-ES"/>
-          <w14:ligatures w14:val="none"/>
+          <ns2:ligatures ns2:val="none"/>
         </w:rPr>
       </w:pPr>
       <w:r>
@@ -3207,7 +3207,7 @@
           <w:color w:val="000000"/>
           <w:kern w:val="0"/>
           <w:lang w:val="es-ES" w:eastAsia="es-ES"/>
-          <w14:ligatures w14:val="none"/>
+          <ns2:ligatures ns2:val="none"/>
         </w:rPr>
         <w:t xml:space="preserve">A efectos de tener mayores elementos </w:t>
       </w:r>
@@ -3218,7 +3218,7 @@
           <w:color w:val="000000"/>
           <w:kern w:val="0"/>
           <w:lang w:val="es-ES" w:eastAsia="es-ES"/>
-          <w14:ligatures w14:val="none"/>
+          <ns2:ligatures ns2:val="none"/>
         </w:rPr>
         <w:t xml:space="preserve">que sirvan para la resolución definitiva del presente caso, la Secretaría Técnica, en ejercicio de las facultades que la ley le confiere, </w:t>
       </w:r>
@@ -3228,7 +3228,7 @@
           <w:color w:val="000000"/>
           <w:kern w:val="0"/>
           <w:lang w:val="es-ES" w:eastAsia="es-ES"/>
-          <w14:ligatures w14:val="none"/>
+          <ns2:ligatures ns2:val="none"/>
         </w:rPr>
         <w:t xml:space="preserve">conviene requerir </w:t>
       </w:r>
@@ -3238,7 +3238,7 @@
           <w:color w:val="000000"/>
           <w:kern w:val="0"/>
           <w:lang w:val="es-ES" w:eastAsia="es-ES"/>
-          <w14:ligatures w14:val="none"/>
+          <ns2:ligatures ns2:val="none"/>
         </w:rPr>
         <w:t>a la compañía aseguradora</w:t>
       </w:r>
@@ -3248,7 +3248,7 @@
           <w:color w:val="000000"/>
           <w:kern w:val="0"/>
           <w:lang w:val="es-ES" w:eastAsia="es-ES"/>
-          <w14:ligatures w14:val="none"/>
+          <ns2:ligatures ns2:val="none"/>
         </w:rPr>
         <w:t xml:space="preserve"> que, en un plazo</w:t>
       </w:r>
@@ -3258,7 +3258,7 @@
           <w:color w:val="000000"/>
           <w:kern w:val="0"/>
           <w:lang w:val="es-ES" w:eastAsia="es-ES"/>
-          <w14:ligatures w14:val="none"/>
+          <ns2:ligatures ns2:val="none"/>
         </w:rPr>
         <w:t xml:space="preserve"> no mayor de cinco (5) días hábiles contado a partir del día siguiente de la notificación de la presente resolución, cumpla con lo siguiente: </w:t>
       </w:r>
@@ -3268,7 +3268,7 @@
           <w:color w:val="000000"/>
           <w:kern w:val="0"/>
           <w:lang w:val="es-ES" w:eastAsia="es-ES"/>
-          <w14:ligatures w14:val="none"/>
+          <ns2:ligatures ns2:val="none"/>
         </w:rPr>
         <w:t xml:space="preserve">(i) presentar una copia completa, legible y debidamente suscrita de la Póliza </w:t>
       </w:r>
@@ -3279,7 +3279,7 @@
           <w:color w:val="000000"/>
           <w:kern w:val="0"/>
           <w:lang w:val="es-ES" w:eastAsia="es-ES"/>
-          <w14:ligatures w14:val="none"/>
+          <ns2:ligatures ns2:val="none"/>
         </w:rPr>
         <w:t/>
       </w:r>
@@ -3290,7 +3290,7 @@
           <w:color w:val="000000"/>
           <w:kern w:val="0"/>
           <w:lang w:val="es-ES" w:eastAsia="es-ES"/>
-          <w14:ligatures w14:val="none"/>
+          <ns2:ligatures ns2:val="none"/>
         </w:rPr>
         <w:t xml:space="preserve"> 2011059380 del Seguro vehicular, así como el cargo de remisión de la póliza; (</w:t>
       </w:r>
@@ -3301,7 +3301,7 @@
           <w:color w:val="000000"/>
           <w:kern w:val="0"/>
           <w:lang w:val="es-ES" w:eastAsia="es-ES"/>
-          <w14:ligatures w14:val="none"/>
+          <ns2:ligatures ns2:val="none"/>
         </w:rPr>
         <w:t>ii</w:t>
       </w:r>
@@ -3312,7 +3312,7 @@
           <w:color w:val="000000"/>
           <w:kern w:val="0"/>
           <w:lang w:val="es-ES" w:eastAsia="es-ES"/>
-          <w14:ligatures w14:val="none"/>
+          <ns2:ligatures ns2:val="none"/>
         </w:rPr>
         <w:t>) presentar los medios probatorios que acrediten que la negativa de otorgamiento de cobertura fue justificada; y, (</w:t>
       </w:r>
@@ -3323,7 +3323,7 @@
           <w:color w:val="000000"/>
           <w:kern w:val="0"/>
           <w:lang w:val="es-ES" w:eastAsia="es-ES"/>
-          <w14:ligatures w14:val="none"/>
+          <ns2:ligatures ns2:val="none"/>
         </w:rPr>
         <w:t>iii</w:t>
       </w:r>
@@ -3334,7 +3334,7 @@
           <w:color w:val="000000"/>
           <w:kern w:val="0"/>
           <w:lang w:val="es-ES" w:eastAsia="es-ES"/>
-          <w14:ligatures w14:val="none"/>
+          <ns2:ligatures ns2:val="none"/>
         </w:rPr>
         <w:t>) presentar todas las comunicaciones cursadas con la parte denunciante</w:t>
       </w:r>
@@ -3344,7 +3344,7 @@
           <w:color w:val="000000"/>
           <w:kern w:val="0"/>
           <w:lang w:val="es-ES" w:eastAsia="es-ES"/>
-          <w14:ligatures w14:val="none"/>
+          <ns2:ligatures ns2:val="none"/>
         </w:rPr>
         <w:t>.</w:t>
       </w:r>
@@ -3354,13 +3354,13 @@
           <w:color w:val="000000"/>
           <w:kern w:val="0"/>
           <w:lang w:eastAsia="es-ES"/>
-          <w14:ligatures w14:val="none"/>
+          <ns2:ligatures ns2:val="none"/>
         </w:rPr>
         <w:t xml:space="preserve"> </w:t>
       </w:r>
     </w:p>
     <w:bookmarkEnd w:id="14"/>
-    <w:p>
+    <w:p ns2:paraId="5C93B848" ns2:textId="77777777">
       <w:pPr>
         <w:pStyle w:val="Prrafodelista"/>
         <w:spacing w:after="0" w:line="240" w:lineRule="auto"/>
@@ -3371,11 +3371,11 @@
           <w:color w:val="000000"/>
           <w:kern w:val="0"/>
           <w:lang w:val="es-ES" w:eastAsia="es-ES"/>
-          <w14:ligatures w14:val="none"/>
-        </w:rPr>
-      </w:pPr>
-    </w:p>
-    <w:p>
+          <ns2:ligatures ns2:val="none"/>
+        </w:rPr>
+      </w:pPr>
+    </w:p>
+    <w:p ns2:paraId="2A119386" ns2:textId="77777777">
       <w:pPr>
         <w:pStyle w:val="Prrafodelista"/>
         <w:numPr>
@@ -3395,36 +3395,36 @@
           <w:color w:val="000000"/>
           <w:kern w:val="0"/>
           <w:lang w:eastAsia="es-PE"/>
-          <w14:ligatures w14:val="none"/>
-        </w:rPr>
-      </w:pPr>
-      <w:r>
-        <w:rPr>
-          <w:rFonts w:ascii="Arial Narrow" w:eastAsia="Arial Narrow" w:hAnsi="Arial Narrow" w:cs="Arial Narrow"/>
-          <w:b/>
-          <w:color w:val="000000"/>
-          <w:kern w:val="0"/>
-          <w:lang w:eastAsia="es-PE"/>
-          <w14:ligatures w14:val="none"/>
+          <ns2:ligatures ns2:val="none"/>
+        </w:rPr>
+      </w:pPr>
+      <w:r>
+        <w:rPr>
+          <w:rFonts w:ascii="Arial Narrow" w:eastAsia="Arial Narrow" w:hAnsi="Arial Narrow" w:cs="Arial Narrow"/>
+          <w:b/>
+          <w:color w:val="000000"/>
+          <w:kern w:val="0"/>
+          <w:lang w:eastAsia="es-PE"/>
+          <ns2:ligatures ns2:val="none"/>
         </w:rPr>
         <w:t xml:space="preserve">RESOLUCIÓN DE LA SECRETARÍA TÉCNICA </w:t>
       </w:r>
     </w:p>
-    <w:p>
-      <w:pPr>
-        <w:spacing w:after="0" w:line="240" w:lineRule="auto"/>
-        <w:jc w:val="both"/>
-        <w:rPr>
-          <w:rFonts w:ascii="Arial Narrow" w:eastAsia="Arial Narrow" w:hAnsi="Arial Narrow" w:cs="Arial Narrow"/>
-          <w:b/>
-          <w:color w:val="000000"/>
-          <w:kern w:val="0"/>
-          <w:lang w:eastAsia="es-PE"/>
-          <w14:ligatures w14:val="none"/>
-        </w:rPr>
-      </w:pPr>
-    </w:p>
-    <w:p>
+    <w:p ns2:paraId="7F554EB2" ns2:textId="77777777">
+      <w:pPr>
+        <w:spacing w:after="0" w:line="240" w:lineRule="auto"/>
+        <w:jc w:val="both"/>
+        <w:rPr>
+          <w:rFonts w:ascii="Arial Narrow" w:eastAsia="Arial Narrow" w:hAnsi="Arial Narrow" w:cs="Arial Narrow"/>
+          <w:b/>
+          <w:color w:val="000000"/>
+          <w:kern w:val="0"/>
+          <w:lang w:eastAsia="es-PE"/>
+          <ns2:ligatures ns2:val="none"/>
+        </w:rPr>
+      </w:pPr>
+    </w:p>
+    <w:p ns2:paraId="40BE44E6" ns2:textId="59BBAD84">
       <w:pPr>
         <w:spacing w:after="0" w:line="240" w:lineRule="auto"/>
         <w:jc w:val="both"/>
@@ -3433,17 +3433,17 @@
           <w:color w:val="000000"/>
           <w:kern w:val="0"/>
           <w:lang w:eastAsia="es-PE"/>
-          <w14:ligatures w14:val="none"/>
-        </w:rPr>
-      </w:pPr>
-      <w:r>
-        <w:rPr>
-          <w:rFonts w:ascii="Arial Narrow" w:eastAsia="Arial Narrow" w:hAnsi="Arial Narrow" w:cs="Arial Narrow"/>
-          <w:b/>
-          <w:color w:val="000000"/>
-          <w:kern w:val="0"/>
-          <w:lang w:eastAsia="es-PE"/>
-          <w14:ligatures w14:val="none"/>
+          <ns2:ligatures ns2:val="none"/>
+        </w:rPr>
+      </w:pPr>
+      <w:r>
+        <w:rPr>
+          <w:rFonts w:ascii="Arial Narrow" w:eastAsia="Arial Narrow" w:hAnsi="Arial Narrow" w:cs="Arial Narrow"/>
+          <w:b/>
+          <w:color w:val="000000"/>
+          <w:kern w:val="0"/>
+          <w:lang w:eastAsia="es-PE"/>
+          <ns2:ligatures ns2:val="none"/>
         </w:rPr>
         <w:t xml:space="preserve">PRIMERO: admitir a trámite la denuncia del 2 de diciembre 2025 interpuesta por el señor [APELLIDO] [APELLIDO] y el señor [APELLIDO] [APELLIDO] contra Pacífico Compañía de Seguros y Reaseguros S.A., por lo siguiente:</w:t>
       </w:r>
@@ -3454,7 +3454,7 @@
           <w:kern w:val="0"/>
           <w:shd w:val="clear" w:color="auto" w:fill="FFFFFF"/>
           <w:lang w:eastAsia="es-PE"/>
-          <w14:ligatures w14:val="none"/>
+          <ns2:ligatures ns2:val="none"/>
         </w:rPr>
         <w:t xml:space="preserve"/>
       </w:r>
@@ -3465,7 +3465,7 @@
           <w:kern w:val="0"/>
           <w:shd w:val="clear" w:color="auto" w:fill="FFFFFF"/>
           <w:lang w:eastAsia="es-PE"/>
-          <w14:ligatures w14:val="none"/>
+          <ns2:ligatures ns2:val="none"/>
         </w:rPr>
         <w:t xml:space="preserve"/>
       </w:r>
@@ -3476,7 +3476,7 @@
           <w:kern w:val="0"/>
           <w:shd w:val="clear" w:color="auto" w:fill="FFFFFF"/>
           <w:lang w:eastAsia="es-PE"/>
-          <w14:ligatures w14:val="none"/>
+          <ns2:ligatures ns2:val="none"/>
         </w:rPr>
         <w:t xml:space="preserve"/>
       </w:r>
@@ -3486,7 +3486,7 @@
           <w:bCs/>
           <w:spacing w:val="-3"/>
           <w:kern w:val="0"/>
-          <w14:ligatures w14:val="none"/>
+          <ns2:ligatures ns2:val="none"/>
         </w:rPr>
         <w:t/>
       </w:r>
@@ -3497,7 +3497,7 @@
           <w:kern w:val="0"/>
           <w:shd w:val="clear" w:color="auto" w:fill="FFFFFF"/>
           <w:lang w:eastAsia="es-PE"/>
-          <w14:ligatures w14:val="none"/>
+          <ns2:ligatures ns2:val="none"/>
         </w:rPr>
         <w:t xml:space="preserve"/>
       </w:r>
@@ -3515,7 +3515,7 @@
           <w:kern w:val="0"/>
           <w:shd w:val="clear" w:color="auto" w:fill="FFFFFF"/>
           <w:lang w:eastAsia="es-PE"/>
-          <w14:ligatures w14:val="none"/>
+          <ns2:ligatures ns2:val="none"/>
         </w:rPr>
         <w:t xml:space="preserve"/>
       </w:r>
@@ -3527,7 +3527,7 @@
           <w:kern w:val="0"/>
           <w:shd w:val="clear" w:color="auto" w:fill="FFFFFF"/>
           <w:lang w:eastAsia="es-PE"/>
-          <w14:ligatures w14:val="none"/>
+          <ns2:ligatures ns2:val="none"/>
         </w:rPr>
         <w:t/>
       </w:r>
@@ -3538,12 +3538,12 @@
           <w:kern w:val="0"/>
           <w:shd w:val="clear" w:color="auto" w:fill="FFFFFF"/>
           <w:lang w:eastAsia="es-PE"/>
-          <w14:ligatures w14:val="none"/>
+          <ns2:ligatures ns2:val="none"/>
         </w:rPr>
         <w:t xml:space="preserve"/>
       </w:r>
     </w:p>
-    <w:p>
+    <w:p ns2:paraId="5E66126E" ns2:textId="77777777">
       <w:pPr>
         <w:spacing w:after="0" w:line="240" w:lineRule="auto"/>
         <w:jc w:val="both"/>
@@ -3552,11 +3552,11 @@
           <w:color w:val="000000"/>
           <w:kern w:val="0"/>
           <w:lang w:eastAsia="es-PE"/>
-          <w14:ligatures w14:val="none"/>
-        </w:rPr>
-      </w:pPr>
-    </w:p>
-    <w:p>
+          <ns2:ligatures ns2:val="none"/>
+        </w:rPr>
+      </w:pPr>
+    </w:p>
+    <w:p ns2:paraId="0CDDEEDD" ns2:textId="44104737">
       <w:pPr>
         <w:pStyle w:val="Prrafodelista"/>
         <w:numPr>
@@ -3574,7 +3574,7 @@
           <w:rFonts w:ascii="Arial Narrow" w:eastAsia="Calibri" w:hAnsi="Arial Narrow" w:cs="Arial Narrow"/>
           <w:kern w:val="0"/>
           <w:lang w:eastAsia="es-PE"/>
-          <w14:ligatures w14:val="none"/>
+          <ns2:ligatures ns2:val="none"/>
         </w:rPr>
       </w:pPr>
       <w:r>
@@ -3583,7 +3583,7 @@
           <w:color w:val="000000"/>
           <w:kern w:val="0"/>
           <w:lang w:eastAsia="es-PE"/>
-          <w14:ligatures w14:val="none"/>
+          <ns2:ligatures ns2:val="none"/>
         </w:rPr>
         <w:t>Presunta</w:t>
       </w:r>
@@ -3593,7 +3593,7 @@
           <w:kern w:val="0"/>
           <w:shd w:val="clear" w:color="auto" w:fill="FFFFFF"/>
           <w:lang w:eastAsia="es-PE"/>
-          <w14:ligatures w14:val="none"/>
+          <ns2:ligatures ns2:val="none"/>
         </w:rPr>
         <w:t xml:space="preserve"> infracción a los artículos 18 y 19</w:t>
       </w:r>
@@ -3602,7 +3602,7 @@
           <w:rFonts w:ascii="Arial Narrow" w:eastAsia="Calibri" w:hAnsi="Arial Narrow" w:cs="Arial Narrow"/>
           <w:kern w:val="0"/>
           <w:lang w:eastAsia="es-PE"/>
-          <w14:ligatures w14:val="none"/>
+          <ns2:ligatures ns2:val="none"/>
         </w:rPr>
         <w:t xml:space="preserve"> de </w:t>
       </w:r>
@@ -3612,7 +3612,7 @@
           <w:kern w:val="0"/>
           <w:shd w:val="clear" w:color="auto" w:fill="FFFFFF"/>
           <w:lang w:eastAsia="es-PE"/>
-          <w14:ligatures w14:val="none"/>
+          <ns2:ligatures ns2:val="none"/>
         </w:rPr>
         <w:t xml:space="preserve">la Ley 29571, Código de Protección y Defensa del Consumidor, en tanto </w:t>
       </w:r>
@@ -3622,7 +3622,7 @@
           <w:kern w:val="0"/>
           <w:shd w:val="clear" w:color="auto" w:fill="FFFFFF"/>
           <w:lang w:eastAsia="es-PE"/>
-          <w14:ligatures w14:val="none"/>
+          <ns2:ligatures ns2:val="none"/>
         </w:rPr>
         <w:t xml:space="preserve">la compañía aseguradora habría negado injustificadamente </w:t>
       </w:r>
@@ -3632,7 +3632,7 @@
           <w:kern w:val="0"/>
           <w:shd w:val="clear" w:color="auto" w:fill="FFFFFF"/>
           <w:lang w:eastAsia="es-PE"/>
-          <w14:ligatures w14:val="none"/>
+          <ns2:ligatures ns2:val="none"/>
         </w:rPr>
         <w:t>a los denunciantes</w:t>
       </w:r>
@@ -3642,7 +3642,7 @@
           <w:kern w:val="0"/>
           <w:shd w:val="clear" w:color="auto" w:fill="FFFFFF"/>
           <w:lang w:eastAsia="es-PE"/>
-          <w14:ligatures w14:val="none"/>
+          <ns2:ligatures ns2:val="none"/>
         </w:rPr>
         <w:t xml:space="preserve"> la cobertura </w:t>
       </w:r>
@@ -3652,7 +3652,7 @@
           <w:kern w:val="0"/>
           <w:shd w:val="clear" w:color="auto" w:fill="FFFFFF"/>
           <w:lang w:eastAsia="es-PE"/>
-          <w14:ligatures w14:val="none"/>
+          <ns2:ligatures ns2:val="none"/>
         </w:rPr>
         <w:t xml:space="preserve">del </w:t>
       </w:r>
@@ -3662,7 +3662,7 @@
           <w:kern w:val="0"/>
           <w:shd w:val="clear" w:color="auto" w:fill="FFFFFF"/>
           <w:lang w:eastAsia="es-PE"/>
-          <w14:ligatures w14:val="none"/>
+          <ns2:ligatures ns2:val="none"/>
         </w:rPr>
         <w:t xml:space="preserve">Seguro </w:t>
       </w:r>
@@ -3672,7 +3672,7 @@
           <w:kern w:val="0"/>
           <w:shd w:val="clear" w:color="auto" w:fill="FFFFFF"/>
           <w:lang w:eastAsia="es-PE"/>
-          <w14:ligatures w14:val="none"/>
+          <ns2:ligatures ns2:val="none"/>
         </w:rPr>
         <w:t>V</w:t>
       </w:r>
@@ -3682,7 +3682,7 @@
           <w:kern w:val="0"/>
           <w:shd w:val="clear" w:color="auto" w:fill="FFFFFF"/>
           <w:lang w:eastAsia="es-PE"/>
-          <w14:ligatures w14:val="none"/>
+          <ns2:ligatures ns2:val="none"/>
         </w:rPr>
         <w:t xml:space="preserve">ehicular </w:t>
       </w:r>
@@ -3692,7 +3692,7 @@
           <w:kern w:val="0"/>
           <w:shd w:val="clear" w:color="auto" w:fill="FFFFFF"/>
           <w:lang w:eastAsia="es-PE"/>
-          <w14:ligatures w14:val="none"/>
+          <ns2:ligatures ns2:val="none"/>
         </w:rPr>
         <w:t xml:space="preserve">- Póliza 2011059380 </w:t>
       </w:r>
@@ -3702,7 +3702,7 @@
           <w:kern w:val="0"/>
           <w:shd w:val="clear" w:color="auto" w:fill="FFFFFF"/>
           <w:lang w:eastAsia="es-PE"/>
-          <w14:ligatures w14:val="none"/>
+          <ns2:ligatures ns2:val="none"/>
         </w:rPr>
         <w:t xml:space="preserve">por el </w:t>
       </w:r>
@@ -3712,7 +3712,7 @@
           <w:kern w:val="0"/>
           <w:shd w:val="clear" w:color="auto" w:fill="FFFFFF"/>
           <w:lang w:eastAsia="es-PE"/>
-          <w14:ligatures w14:val="none"/>
+          <ns2:ligatures ns2:val="none"/>
         </w:rPr>
         <w:t>robo del vehículo asegurado</w:t>
       </w:r>
@@ -3722,7 +3722,7 @@
           <w:kern w:val="0"/>
           <w:shd w:val="clear" w:color="auto" w:fill="FFFFFF"/>
           <w:lang w:eastAsia="es-PE"/>
-          <w14:ligatures w14:val="none"/>
+          <ns2:ligatures ns2:val="none"/>
         </w:rPr>
         <w:t xml:space="preserve"> </w:t>
       </w:r>
@@ -3732,7 +3732,7 @@
           <w:kern w:val="0"/>
           <w:shd w:val="clear" w:color="auto" w:fill="FFFFFF"/>
           <w:lang w:eastAsia="es-PE"/>
-          <w14:ligatures w14:val="none"/>
+          <ns2:ligatures ns2:val="none"/>
         </w:rPr>
         <w:t xml:space="preserve">el </w:t>
       </w:r>
@@ -3742,7 +3742,7 @@
           <w:color w:val="000000"/>
           <w:kern w:val="0"/>
           <w:lang w:eastAsia="es-ES"/>
-          <w14:ligatures w14:val="none"/>
+          <ns2:ligatures ns2:val="none"/>
         </w:rPr>
         <w:t>5 de setiembre de 2025</w:t>
       </w:r>
@@ -3750,12 +3750,12 @@
         <w:rPr>
           <w:rFonts w:ascii="Arial Narrow" w:eastAsia="Arial Narrow" w:hAnsi="Arial Narrow" w:cs="Arial Narrow"/>
           <w:kern w:val="0"/>
-          <w14:ligatures w14:val="none"/>
+          <ns2:ligatures ns2:val="none"/>
         </w:rPr>
         <w:t>.</w:t>
       </w:r>
     </w:p>
-    <w:p>
+    <w:p ns2:paraId="70EAEB88" ns2:textId="77777777">
       <w:pPr>
         <w:pStyle w:val="Prrafodelista"/>
         <w:spacing w:after="0" w:line="240" w:lineRule="auto"/>
@@ -3765,11 +3765,11 @@
           <w:rFonts w:ascii="Arial Narrow" w:eastAsia="Calibri" w:hAnsi="Arial Narrow" w:cs="Arial Narrow"/>
           <w:kern w:val="0"/>
           <w:lang w:eastAsia="es-PE"/>
-          <w14:ligatures w14:val="none"/>
-        </w:rPr>
-      </w:pPr>
-    </w:p>
-    <w:p>
+          <ns2:ligatures ns2:val="none"/>
+        </w:rPr>
+      </w:pPr>
+    </w:p>
+    <w:p ns2:paraId="00BA5063" ns2:textId="09FDC540">
       <w:pPr>
         <w:pStyle w:val="Prrafodelista"/>
         <w:numPr>
@@ -3787,7 +3787,7 @@
           <w:rFonts w:ascii="Arial Narrow" w:eastAsia="Calibri" w:hAnsi="Arial Narrow" w:cs="Arial Narrow"/>
           <w:kern w:val="0"/>
           <w:lang w:eastAsia="es-PE"/>
-          <w14:ligatures w14:val="none"/>
+          <ns2:ligatures ns2:val="none"/>
         </w:rPr>
       </w:pPr>
       <w:r>
@@ -3796,7 +3796,7 @@
           <w:color w:val="000000"/>
           <w:kern w:val="0"/>
           <w:lang w:eastAsia="es-PE"/>
-          <w14:ligatures w14:val="none"/>
+          <ns2:ligatures ns2:val="none"/>
         </w:rPr>
         <w:t xml:space="preserve">Presunta infracción a los artículos 18 y 19 de la Ley 29571, Código de Protección y Defensa del Consumidor, en tanto la compañía aseguradora habría negado injustificadamente al señor [APELLIDO] [APELLIDO] que pueda ingresar a la prueba poligráfica en compañía de su abogada y madre.</w:t>
       </w:r>
@@ -3806,7 +3806,7 @@
           <w:kern w:val="0"/>
           <w:shd w:val="clear" w:color="auto" w:fill="FFFFFF"/>
           <w:lang w:eastAsia="es-PE"/>
-          <w14:ligatures w14:val="none"/>
+          <ns2:ligatures ns2:val="none"/>
         </w:rPr>
         <w:t xml:space="preserve"/>
       </w:r>
@@ -3815,7 +3815,7 @@
           <w:rFonts w:ascii="Arial Narrow" w:eastAsia="Calibri" w:hAnsi="Arial Narrow" w:cs="Arial Narrow"/>
           <w:kern w:val="0"/>
           <w:lang w:eastAsia="es-PE"/>
-          <w14:ligatures w14:val="none"/>
+          <ns2:ligatures ns2:val="none"/>
         </w:rPr>
         <w:t xml:space="preserve"/>
       </w:r>
@@ -3825,7 +3825,7 @@
           <w:kern w:val="0"/>
           <w:shd w:val="clear" w:color="auto" w:fill="FFFFFF"/>
           <w:lang w:eastAsia="es-PE"/>
-          <w14:ligatures w14:val="none"/>
+          <ns2:ligatures ns2:val="none"/>
         </w:rPr>
         <w:t xml:space="preserve"/>
       </w:r>
@@ -3835,7 +3835,7 @@
           <w:kern w:val="0"/>
           <w:shd w:val="clear" w:color="auto" w:fill="FFFFFF"/>
           <w:lang w:eastAsia="es-PE"/>
-          <w14:ligatures w14:val="none"/>
+          <ns2:ligatures ns2:val="none"/>
         </w:rPr>
         <w:t/>
       </w:r>
@@ -3845,7 +3845,7 @@
           <w:kern w:val="0"/>
           <w:shd w:val="clear" w:color="auto" w:fill="FFFFFF"/>
           <w:lang w:eastAsia="es-PE"/>
-          <w14:ligatures w14:val="none"/>
+          <ns2:ligatures ns2:val="none"/>
         </w:rPr>
         <w:t xml:space="preserve"/>
       </w:r>
@@ -3855,7 +3855,7 @@
           <w:bCs/>
           <w:spacing w:val="-3"/>
           <w:kern w:val="0"/>
-          <w14:ligatures w14:val="none"/>
+          <ns2:ligatures ns2:val="none"/>
         </w:rPr>
         <w:t/>
       </w:r>
@@ -3865,7 +3865,7 @@
           <w:kern w:val="0"/>
           <w:shd w:val="clear" w:color="auto" w:fill="FFFFFF"/>
           <w:lang w:eastAsia="es-PE"/>
-          <w14:ligatures w14:val="none"/>
+          <ns2:ligatures ns2:val="none"/>
         </w:rPr>
         <w:t xml:space="preserve"/>
       </w:r>
@@ -3875,12 +3875,12 @@
           <w:kern w:val="0"/>
           <w:shd w:val="clear" w:color="auto" w:fill="FFFFFF"/>
           <w:lang w:eastAsia="es-PE"/>
-          <w14:ligatures w14:val="none"/>
+          <ns2:ligatures ns2:val="none"/>
         </w:rPr>
         <w:t/>
       </w:r>
     </w:p>
-    <w:p>
+    <w:p ns2:paraId="4A00188A" ns2:textId="77777777">
       <w:pPr>
         <w:pStyle w:val="Prrafodelista"/>
         <w:spacing w:after="0" w:line="240" w:lineRule="auto"/>
@@ -3890,11 +3890,11 @@
           <w:rFonts w:ascii="Arial Narrow" w:eastAsia="Calibri" w:hAnsi="Arial Narrow" w:cs="Arial Narrow"/>
           <w:kern w:val="0"/>
           <w:lang w:eastAsia="es-PE"/>
-          <w14:ligatures w14:val="none"/>
-        </w:rPr>
-      </w:pPr>
-    </w:p>
-    <w:p>
+          <ns2:ligatures ns2:val="none"/>
+        </w:rPr>
+      </w:pPr>
+    </w:p>
+    <w:p ns2:paraId="44BCCA47" ns2:textId="1B5500ED">
       <w:pPr>
         <w:pStyle w:val="Prrafodelista"/>
         <w:numPr>
@@ -3912,7 +3912,7 @@
           <w:rFonts w:ascii="Arial Narrow" w:eastAsia="Calibri" w:hAnsi="Arial Narrow" w:cs="Arial Narrow"/>
           <w:kern w:val="0"/>
           <w:lang w:eastAsia="es-PE"/>
-          <w14:ligatures w14:val="none"/>
+          <ns2:ligatures ns2:val="none"/>
         </w:rPr>
       </w:pPr>
       <w:r>
@@ -3921,7 +3921,7 @@
           <w:color w:val="000000"/>
           <w:kern w:val="0"/>
           <w:lang w:eastAsia="es-PE"/>
-          <w14:ligatures w14:val="none"/>
+          <ns2:ligatures ns2:val="none"/>
         </w:rPr>
         <w:t>Presunta</w:t>
       </w:r>
@@ -3931,7 +3931,7 @@
           <w:kern w:val="0"/>
           <w:shd w:val="clear" w:color="auto" w:fill="FFFFFF"/>
           <w:lang w:eastAsia="es-PE"/>
-          <w14:ligatures w14:val="none"/>
+          <ns2:ligatures ns2:val="none"/>
         </w:rPr>
         <w:t xml:space="preserve"> infracción a los artículos 18 y 19</w:t>
       </w:r>
@@ -3940,7 +3940,7 @@
           <w:rFonts w:ascii="Arial Narrow" w:eastAsia="Calibri" w:hAnsi="Arial Narrow" w:cs="Arial Narrow"/>
           <w:kern w:val="0"/>
           <w:lang w:eastAsia="es-PE"/>
-          <w14:ligatures w14:val="none"/>
+          <ns2:ligatures ns2:val="none"/>
         </w:rPr>
         <w:t xml:space="preserve"> de </w:t>
       </w:r>
@@ -3950,7 +3950,7 @@
           <w:kern w:val="0"/>
           <w:shd w:val="clear" w:color="auto" w:fill="FFFFFF"/>
           <w:lang w:eastAsia="es-PE"/>
-          <w14:ligatures w14:val="none"/>
+          <ns2:ligatures ns2:val="none"/>
         </w:rPr>
         <w:t xml:space="preserve">la Ley 29571, Código de Protección y Defensa del Consumidor, en tanto </w:t>
       </w:r>
@@ -3960,7 +3960,7 @@
           <w:kern w:val="0"/>
           <w:shd w:val="clear" w:color="auto" w:fill="FFFFFF"/>
           <w:lang w:eastAsia="es-PE"/>
-          <w14:ligatures w14:val="none"/>
+          <ns2:ligatures ns2:val="none"/>
         </w:rPr>
         <w:t>la compañía aseguradora</w:t>
       </w:r>
@@ -3969,7 +3969,7 @@
           <w:rFonts w:ascii="Arial Narrow" w:eastAsia="Calibri" w:hAnsi="Arial Narrow" w:cs="Arial Narrow"/>
           <w:kern w:val="0"/>
           <w:lang w:eastAsia="es-PE"/>
-          <w14:ligatures w14:val="none"/>
+          <ns2:ligatures ns2:val="none"/>
         </w:rPr>
         <w:t xml:space="preserve"> no habría cumplido con </w:t>
       </w:r>
@@ -3978,7 +3978,7 @@
           <w:rFonts w:ascii="Arial Narrow" w:eastAsia="Calibri" w:hAnsi="Arial Narrow" w:cs="Arial Narrow"/>
           <w:kern w:val="0"/>
           <w:lang w:eastAsia="es-PE"/>
-          <w14:ligatures w14:val="none"/>
+          <ns2:ligatures ns2:val="none"/>
         </w:rPr>
         <w:t>brindar una respuesta a la comunicación realizada por los denunciantes respecto a cuáles serían las dudas razonables que indicó en la carta de fecha 18 de setiembre de 2025 para se pase una prueba poligráfica ante el siniestro reportado</w:t>
       </w:r>
@@ -3987,7 +3987,7 @@
           <w:rFonts w:ascii="Arial Narrow" w:eastAsia="Calibri" w:hAnsi="Arial Narrow" w:cs="Arial Narrow"/>
           <w:kern w:val="0"/>
           <w:lang w:eastAsia="es-PE"/>
-          <w14:ligatures w14:val="none"/>
+          <ns2:ligatures ns2:val="none"/>
         </w:rPr>
         <w:t>.</w:t>
       </w:r>
@@ -3996,7 +3996,7 @@
       <w:bookmarkStart w:id="18" w:name="_Hlk213410405"/>
       <w:bookmarkStart w:id="19" w:name="_Hlk215162047"/>
     </w:p>
-    <w:p>
+    <w:p ns2:paraId="030106DE" ns2:textId="77777777">
       <w:pPr>
         <w:pStyle w:val="Prrafodelista"/>
         <w:spacing w:after="0" w:line="240" w:lineRule="auto"/>
@@ -4006,11 +4006,11 @@
           <w:rFonts w:ascii="Arial Narrow" w:eastAsia="Calibri" w:hAnsi="Arial Narrow" w:cs="Arial Narrow"/>
           <w:kern w:val="0"/>
           <w:lang w:eastAsia="es-PE"/>
-          <w14:ligatures w14:val="none"/>
-        </w:rPr>
-      </w:pPr>
-    </w:p>
-    <w:p>
+          <ns2:ligatures ns2:val="none"/>
+        </w:rPr>
+      </w:pPr>
+    </w:p>
+    <w:p ns2:paraId="042B3F54" ns2:textId="124A2EC4">
       <w:pPr>
         <w:pStyle w:val="Prrafodelista"/>
         <w:numPr>
@@ -4027,7 +4027,7 @@
         <w:rPr>
           <w:rFonts w:ascii="Arial Narrow" w:eastAsia="Arial Narrow" w:hAnsi="Arial Narrow" w:cs="Arial Narrow"/>
           <w:kern w:val="0"/>
-          <w14:ligatures w14:val="none"/>
+          <ns2:ligatures ns2:val="none"/>
         </w:rPr>
       </w:pPr>
       <w:r>
@@ -4088,7 +4088,7 @@
           <w:color w:val="000000"/>
           <w:kern w:val="0"/>
           <w:lang w:val="es-ES" w:eastAsia="es-ES"/>
-          <w14:ligatures w14:val="none"/>
+          <ns2:ligatures ns2:val="none"/>
         </w:rPr>
         <w:t xml:space="preserve">la compañía aseguradora </w:t>
       </w:r>
@@ -4096,7 +4096,7 @@
         <w:rPr>
           <w:rFonts w:ascii="Arial Narrow" w:eastAsia="Arial Narrow" w:hAnsi="Arial Narrow" w:cs="Arial Narrow"/>
           <w:kern w:val="0"/>
-          <w14:ligatures w14:val="none"/>
+          <ns2:ligatures ns2:val="none"/>
         </w:rPr>
         <w:t>habría incluido una cláusula abusiva en</w:t>
       </w:r>
@@ -4104,7 +4104,7 @@
         <w:rPr>
           <w:rFonts w:ascii="Arial Narrow" w:eastAsia="Arial Narrow" w:hAnsi="Arial Narrow" w:cs="Arial Narrow"/>
           <w:kern w:val="0"/>
-          <w14:ligatures w14:val="none"/>
+          <ns2:ligatures ns2:val="none"/>
         </w:rPr>
         <w:t xml:space="preserve"> el artículo 4 de las condiciones operativas de</w:t>
       </w:r>
@@ -4112,7 +4112,7 @@
         <w:rPr>
           <w:rFonts w:ascii="Arial Narrow" w:eastAsia="Arial Narrow" w:hAnsi="Arial Narrow" w:cs="Arial Narrow"/>
           <w:kern w:val="0"/>
-          <w14:ligatures w14:val="none"/>
+          <ns2:ligatures ns2:val="none"/>
         </w:rPr>
         <w:t xml:space="preserve"> la </w:t>
       </w:r>
@@ -4122,7 +4122,7 @@
           <w:kern w:val="0"/>
           <w:shd w:val="clear" w:color="auto" w:fill="FFFFFF"/>
           <w:lang w:eastAsia="es-PE"/>
-          <w14:ligatures w14:val="none"/>
+          <ns2:ligatures ns2:val="none"/>
         </w:rPr>
         <w:t xml:space="preserve">Póliza 2011059380 </w:t>
       </w:r>
@@ -4135,7 +4135,7 @@
           <w:kern w:val="0"/>
           <w:shd w:val="clear" w:color="auto" w:fill="FFFFFF"/>
           <w:lang w:eastAsia="es-PE"/>
-          <w14:ligatures w14:val="none"/>
+          <ns2:ligatures ns2:val="none"/>
         </w:rPr>
         <w:t>referido a la obligación de someterse a una prueba poligráfica que tiene por finalidad establecer la veracidad de los hechos denunciados</w:t>
       </w:r>
@@ -4145,23 +4145,23 @@
           <w:kern w:val="0"/>
           <w:shd w:val="clear" w:color="auto" w:fill="FFFFFF"/>
           <w:lang w:eastAsia="es-PE"/>
-          <w14:ligatures w14:val="none"/>
+          <ns2:ligatures ns2:val="none"/>
         </w:rPr>
         <w:t>.</w:t>
       </w:r>
     </w:p>
-    <w:p>
-      <w:pPr>
-        <w:spacing w:after="0" w:line="240" w:lineRule="auto"/>
-        <w:jc w:val="both"/>
-        <w:rPr>
-          <w:rFonts w:ascii="Arial Narrow" w:eastAsia="Arial Narrow" w:hAnsi="Arial Narrow" w:cs="Arial Narrow"/>
-          <w:kern w:val="0"/>
-          <w14:ligatures w14:val="none"/>
-        </w:rPr>
-      </w:pPr>
-    </w:p>
-    <w:p>
+    <w:p ns2:paraId="5373850E" ns2:textId="77777777">
+      <w:pPr>
+        <w:spacing w:after="0" w:line="240" w:lineRule="auto"/>
+        <w:jc w:val="both"/>
+        <w:rPr>
+          <w:rFonts w:ascii="Arial Narrow" w:eastAsia="Arial Narrow" w:hAnsi="Arial Narrow" w:cs="Arial Narrow"/>
+          <w:kern w:val="0"/>
+          <ns2:ligatures ns2:val="none"/>
+        </w:rPr>
+      </w:pPr>
+    </w:p>
+    <w:p ns2:paraId="538F9697" ns2:textId="71F54BE0">
       <w:pPr>
         <w:pStyle w:val="Prrafodelista"/>
         <w:numPr>
@@ -4178,7 +4178,7 @@
         <w:rPr>
           <w:rFonts w:ascii="Arial Narrow" w:eastAsia="Arial Narrow" w:hAnsi="Arial Narrow" w:cs="Arial Narrow"/>
           <w:kern w:val="0"/>
-          <w14:ligatures w14:val="none"/>
+          <ns2:ligatures ns2:val="none"/>
         </w:rPr>
       </w:pPr>
       <w:r>
@@ -4194,7 +4194,7 @@
           <w:color w:val="000000"/>
           <w:kern w:val="0"/>
           <w:lang w:val="es-ES" w:eastAsia="es-ES"/>
-          <w14:ligatures w14:val="none"/>
+          <ns2:ligatures ns2:val="none"/>
         </w:rPr>
         <w:t xml:space="preserve">la compañía aseguradora </w:t>
       </w:r>
@@ -4202,7 +4202,7 @@
         <w:rPr>
           <w:rFonts w:ascii="Arial Narrow" w:eastAsia="Arial Narrow" w:hAnsi="Arial Narrow" w:cs="Arial Narrow"/>
           <w:kern w:val="0"/>
-          <w14:ligatures w14:val="none"/>
+          <ns2:ligatures ns2:val="none"/>
         </w:rPr>
         <w:t xml:space="preserve">habría incluido una cláusula abusiva en el artículo 5 </w:t>
       </w:r>
@@ -4210,7 +4210,7 @@
         <w:rPr>
           <w:rFonts w:ascii="Arial Narrow" w:eastAsia="Arial Narrow" w:hAnsi="Arial Narrow" w:cs="Arial Narrow"/>
           <w:kern w:val="0"/>
-          <w14:ligatures w14:val="none"/>
+          <ns2:ligatures ns2:val="none"/>
         </w:rPr>
         <w:t>sobre cargas y obligaciones</w:t>
       </w:r>
@@ -4218,7 +4218,7 @@
         <w:rPr>
           <w:rFonts w:ascii="Arial Narrow" w:eastAsia="Arial Narrow" w:hAnsi="Arial Narrow" w:cs="Arial Narrow"/>
           <w:kern w:val="0"/>
-          <w14:ligatures w14:val="none"/>
+          <ns2:ligatures ns2:val="none"/>
         </w:rPr>
         <w:t xml:space="preserve"> de la </w:t>
       </w:r>
@@ -4228,7 +4228,7 @@
           <w:kern w:val="0"/>
           <w:shd w:val="clear" w:color="auto" w:fill="FFFFFF"/>
           <w:lang w:eastAsia="es-PE"/>
-          <w14:ligatures w14:val="none"/>
+          <ns2:ligatures ns2:val="none"/>
         </w:rPr>
         <w:t xml:space="preserve">Póliza 2011059380 referido a </w:t>
       </w:r>
@@ -4239,7 +4239,7 @@
           <w:kern w:val="0"/>
           <w:shd w:val="clear" w:color="auto" w:fill="FFFFFF"/>
           <w:lang w:eastAsia="es-PE"/>
-          <w14:ligatures w14:val="none"/>
+          <ns2:ligatures ns2:val="none"/>
         </w:rPr>
         <w:t>que</w:t>
       </w:r>
@@ -4250,7 +4250,7 @@
           <w:kern w:val="0"/>
           <w:shd w:val="clear" w:color="auto" w:fill="FFFFFF"/>
           <w:lang w:eastAsia="es-PE"/>
-          <w14:ligatures w14:val="none"/>
+          <ns2:ligatures ns2:val="none"/>
         </w:rPr>
         <w:t xml:space="preserve"> si no se somete a la prueba poligráfica, declaran que el siniestro no será cubierto</w:t>
       </w:r>
@@ -4260,23 +4260,23 @@
           <w:kern w:val="0"/>
           <w:shd w:val="clear" w:color="auto" w:fill="FFFFFF"/>
           <w:lang w:eastAsia="es-PE"/>
-          <w14:ligatures w14:val="none"/>
+          <ns2:ligatures ns2:val="none"/>
         </w:rPr>
         <w:t>.</w:t>
       </w:r>
     </w:p>
-    <w:p>
-      <w:pPr>
-        <w:spacing w:after="0" w:line="240" w:lineRule="auto"/>
-        <w:jc w:val="both"/>
-        <w:rPr>
-          <w:rFonts w:ascii="Arial Narrow" w:eastAsia="Arial Narrow" w:hAnsi="Arial Narrow" w:cs="Arial Narrow"/>
-          <w:kern w:val="0"/>
-          <w14:ligatures w14:val="none"/>
-        </w:rPr>
-      </w:pPr>
-    </w:p>
-    <w:p>
+    <w:p ns2:paraId="40C372F7" ns2:textId="28B56FD2">
+      <w:pPr>
+        <w:spacing w:after="0" w:line="240" w:lineRule="auto"/>
+        <w:jc w:val="both"/>
+        <w:rPr>
+          <w:rFonts w:ascii="Arial Narrow" w:eastAsia="Arial Narrow" w:hAnsi="Arial Narrow" w:cs="Arial Narrow"/>
+          <w:kern w:val="0"/>
+          <ns2:ligatures ns2:val="none"/>
+        </w:rPr>
+      </w:pPr>
+    </w:p>
+    <w:p ns2:paraId="0A292C9F" ns2:textId="58F67268">
       <w:pPr>
         <w:spacing w:line="240" w:lineRule="auto"/>
         <w:contextualSpacing/>
@@ -4284,17 +4284,17 @@
         <w:rPr>
           <w:rFonts w:ascii="Arial Narrow" w:eastAsia="Calibri" w:hAnsi="Arial Narrow" w:cs="Arial"/>
           <w:kern w:val="0"/>
-          <w14:ligatures w14:val="none"/>
-        </w:rPr>
-      </w:pPr>
-      <w:r>
-        <w:rPr>
-          <w:rFonts w:ascii="Arial Narrow" w:eastAsia="Arial Narrow" w:hAnsi="Arial Narrow" w:cs="Arial Narrow"/>
-          <w:b/>
-          <w:color w:val="000000"/>
-          <w:kern w:val="0"/>
-          <w:lang w:eastAsia="es-PE"/>
-          <w14:ligatures w14:val="none"/>
+          <ns2:ligatures ns2:val="none"/>
+        </w:rPr>
+      </w:pPr>
+      <w:r>
+        <w:rPr>
+          <w:rFonts w:ascii="Arial Narrow" w:eastAsia="Arial Narrow" w:hAnsi="Arial Narrow" w:cs="Arial Narrow"/>
+          <w:b/>
+          <w:color w:val="000000"/>
+          <w:kern w:val="0"/>
+          <w:lang w:eastAsia="es-PE"/>
+          <ns2:ligatures ns2:val="none"/>
         </w:rPr>
         <w:t>SEGUNDO:</w:t>
       </w:r>
@@ -4304,7 +4304,7 @@
           <w:color w:val="000000"/>
           <w:kern w:val="0"/>
           <w:lang w:eastAsia="es-PE"/>
-          <w14:ligatures w14:val="none"/>
+          <ns2:ligatures ns2:val="none"/>
         </w:rPr>
         <w:t xml:space="preserve"> tener por ofrecidos los medios probatorios presentados en el escrito de denuncia </w:t>
       </w:r>
@@ -4314,7 +4314,7 @@
           <w:color w:val="000000"/>
           <w:kern w:val="0"/>
           <w:lang w:val="es-ES" w:eastAsia="es-ES"/>
-          <w14:ligatures w14:val="none"/>
+          <ns2:ligatures ns2:val="none"/>
         </w:rPr>
         <w:t xml:space="preserve">del </w:t>
       </w:r>
@@ -4324,7 +4324,7 @@
           <w:color w:val="000000"/>
           <w:kern w:val="0"/>
           <w:lang w:val="es-ES" w:eastAsia="es-ES"/>
-          <w14:ligatures w14:val="none"/>
+          <ns2:ligatures ns2:val="none"/>
         </w:rPr>
         <w:t>2 de diciembre 2025</w:t>
       </w:r>
@@ -4332,12 +4332,12 @@
         <w:rPr>
           <w:rFonts w:ascii="Arial Narrow" w:eastAsia="Calibri" w:hAnsi="Arial Narrow" w:cs="Arial"/>
           <w:kern w:val="0"/>
-          <w14:ligatures w14:val="none"/>
+          <ns2:ligatures ns2:val="none"/>
         </w:rPr>
         <w:t>.</w:t>
       </w:r>
     </w:p>
-    <w:p>
+    <w:p ns2:paraId="68A17E97" ns2:textId="77777777">
       <w:pPr>
         <w:spacing w:line="240" w:lineRule="auto"/>
         <w:contextualSpacing/>
@@ -4347,30 +4347,30 @@
           <w:color w:val="000000"/>
           <w:kern w:val="0"/>
           <w:lang w:eastAsia="es-PE"/>
-          <w14:ligatures w14:val="none"/>
-        </w:rPr>
-      </w:pPr>
-    </w:p>
-    <w:p>
-      <w:pPr>
-        <w:spacing w:after="0" w:line="240" w:lineRule="auto"/>
-        <w:jc w:val="both"/>
-        <w:rPr>
-          <w:rFonts w:ascii="Arial Narrow" w:eastAsia="Arial Narrow" w:hAnsi="Arial Narrow" w:cs="Arial Narrow"/>
-          <w:color w:val="000000"/>
-          <w:kern w:val="0"/>
-          <w:lang w:eastAsia="es-PE"/>
-          <w14:ligatures w14:val="none"/>
-        </w:rPr>
-      </w:pPr>
-      <w:r>
-        <w:rPr>
-          <w:rFonts w:ascii="Arial Narrow" w:eastAsia="Arial Narrow" w:hAnsi="Arial Narrow" w:cs="Arial Narrow"/>
-          <w:b/>
-          <w:color w:val="000000"/>
-          <w:kern w:val="0"/>
-          <w:lang w:eastAsia="es-PE"/>
-          <w14:ligatures w14:val="none"/>
+          <ns2:ligatures ns2:val="none"/>
+        </w:rPr>
+      </w:pPr>
+    </w:p>
+    <w:p ns2:paraId="168254DA" ns2:textId="4462B5AE">
+      <w:pPr>
+        <w:spacing w:after="0" w:line="240" w:lineRule="auto"/>
+        <w:jc w:val="both"/>
+        <w:rPr>
+          <w:rFonts w:ascii="Arial Narrow" w:eastAsia="Arial Narrow" w:hAnsi="Arial Narrow" w:cs="Arial Narrow"/>
+          <w:color w:val="000000"/>
+          <w:kern w:val="0"/>
+          <w:lang w:eastAsia="es-PE"/>
+          <ns2:ligatures ns2:val="none"/>
+        </w:rPr>
+      </w:pPr>
+      <w:r>
+        <w:rPr>
+          <w:rFonts w:ascii="Arial Narrow" w:eastAsia="Arial Narrow" w:hAnsi="Arial Narrow" w:cs="Arial Narrow"/>
+          <w:b/>
+          <w:color w:val="000000"/>
+          <w:kern w:val="0"/>
+          <w:lang w:eastAsia="es-PE"/>
+          <ns2:ligatures ns2:val="none"/>
         </w:rPr>
         <w:t xml:space="preserve">TERCERO: </w:t>
       </w:r>
@@ -4380,7 +4380,7 @@
           <w:color w:val="000000"/>
           <w:kern w:val="0"/>
           <w:lang w:eastAsia="es-PE"/>
-          <w14:ligatures w14:val="none"/>
+          <ns2:ligatures ns2:val="none"/>
         </w:rPr>
         <w:t xml:space="preserve">requerir a </w:t>
       </w:r>
@@ -4404,12 +4404,12 @@
           <w:color w:val="000000"/>
           <w:kern w:val="0"/>
           <w:lang w:eastAsia="es-PE"/>
-          <w14:ligatures w14:val="none"/>
+          <ns2:ligatures ns2:val="none"/>
         </w:rPr>
         <w:t>que cumpla con lo siguiente:</w:t>
       </w:r>
     </w:p>
-    <w:p>
+    <w:p ns2:paraId="20FDFB8D" ns2:textId="77777777">
       <w:pPr>
         <w:spacing w:after="0" w:line="240" w:lineRule="auto"/>
         <w:jc w:val="both"/>
@@ -4418,11 +4418,11 @@
           <w:color w:val="000000"/>
           <w:kern w:val="0"/>
           <w:lang w:eastAsia="es-PE"/>
-          <w14:ligatures w14:val="none"/>
-        </w:rPr>
-      </w:pPr>
-    </w:p>
-    <w:p>
+          <ns2:ligatures ns2:val="none"/>
+        </w:rPr>
+      </w:pPr>
+    </w:p>
+    <w:p ns2:paraId="4AA80738" ns2:textId="77777777">
       <w:pPr>
         <w:numPr>
           <w:ilvl w:val="0"/>
@@ -4436,21 +4436,21 @@
           <w:color w:val="000000"/>
           <w:kern w:val="0"/>
           <w:lang w:eastAsia="es-PE"/>
-          <w14:ligatures w14:val="none"/>
-        </w:rPr>
-      </w:pPr>
-      <w:r>
-        <w:rPr>
-          <w:rFonts w:ascii="Arial Narrow" w:eastAsia="Arial Narrow" w:hAnsi="Arial Narrow" w:cs="Arial Narrow"/>
-          <w:color w:val="000000"/>
-          <w:kern w:val="0"/>
-          <w:lang w:eastAsia="es-PE"/>
-          <w14:ligatures w14:val="none"/>
+          <ns2:ligatures ns2:val="none"/>
+        </w:rPr>
+      </w:pPr>
+      <w:r>
+        <w:rPr>
+          <w:rFonts w:ascii="Arial Narrow" w:eastAsia="Arial Narrow" w:hAnsi="Arial Narrow" w:cs="Arial Narrow"/>
+          <w:color w:val="000000"/>
+          <w:kern w:val="0"/>
+          <w:lang w:eastAsia="es-PE"/>
+          <ns2:ligatures ns2:val="none"/>
         </w:rPr>
         <w:t>presentar documentos que acrediten su inscripción en los Registros Públicos o una declaración jurada que indique que cuenta con dicha inscripción;</w:t>
       </w:r>
     </w:p>
-    <w:p>
+    <w:p ns2:paraId="2B29D59F" ns2:textId="77777777">
       <w:pPr>
         <w:numPr>
           <w:ilvl w:val="0"/>
@@ -4464,21 +4464,21 @@
           <w:color w:val="000000"/>
           <w:kern w:val="0"/>
           <w:lang w:eastAsia="es-PE"/>
-          <w14:ligatures w14:val="none"/>
-        </w:rPr>
-      </w:pPr>
-      <w:r>
-        <w:rPr>
-          <w:rFonts w:ascii="Arial Narrow" w:eastAsia="Arial Narrow" w:hAnsi="Arial Narrow" w:cs="Arial Narrow"/>
-          <w:color w:val="000000"/>
-          <w:kern w:val="0"/>
-          <w:lang w:eastAsia="es-PE"/>
-          <w14:ligatures w14:val="none"/>
+          <ns2:ligatures ns2:val="none"/>
+        </w:rPr>
+      </w:pPr>
+      <w:r>
+        <w:rPr>
+          <w:rFonts w:ascii="Arial Narrow" w:eastAsia="Arial Narrow" w:hAnsi="Arial Narrow" w:cs="Arial Narrow"/>
+          <w:color w:val="000000"/>
+          <w:kern w:val="0"/>
+          <w:lang w:eastAsia="es-PE"/>
+          <ns2:ligatures ns2:val="none"/>
         </w:rPr>
         <w:t>presentar copia simple de las facultades de representación de su representante legal en el presente procedimiento o la declaración jurada que indique que cuenta con dichas facultades y que estas se encuentran vigentes;</w:t>
       </w:r>
     </w:p>
-    <w:p>
+    <w:p ns2:paraId="7EF50C46" ns2:textId="77777777">
       <w:pPr>
         <w:numPr>
           <w:ilvl w:val="0"/>
@@ -4492,21 +4492,21 @@
           <w:color w:val="000000"/>
           <w:kern w:val="0"/>
           <w:lang w:eastAsia="es-PE"/>
-          <w14:ligatures w14:val="none"/>
-        </w:rPr>
-      </w:pPr>
-      <w:r>
-        <w:rPr>
-          <w:rFonts w:ascii="Arial Narrow" w:eastAsia="Arial Narrow" w:hAnsi="Arial Narrow" w:cs="Arial Narrow"/>
-          <w:color w:val="000000"/>
-          <w:kern w:val="0"/>
-          <w:lang w:eastAsia="es-PE"/>
-          <w14:ligatures w14:val="none"/>
+          <ns2:ligatures ns2:val="none"/>
+        </w:rPr>
+      </w:pPr>
+      <w:r>
+        <w:rPr>
+          <w:rFonts w:ascii="Arial Narrow" w:eastAsia="Arial Narrow" w:hAnsi="Arial Narrow" w:cs="Arial Narrow"/>
+          <w:color w:val="000000"/>
+          <w:kern w:val="0"/>
+          <w:lang w:eastAsia="es-PE"/>
+          <ns2:ligatures ns2:val="none"/>
         </w:rPr>
         <w:t>consignar el Número de Registro Único de Contribuyentes (RUC); y,</w:t>
       </w:r>
     </w:p>
-    <w:p>
+    <w:p ns2:paraId="19E4DFA1" ns2:textId="77777777">
       <w:pPr>
         <w:numPr>
           <w:ilvl w:val="0"/>
@@ -4518,16 +4518,16 @@
         <w:rPr>
           <w:rFonts w:ascii="Arial Narrow" w:eastAsia="Calibri" w:hAnsi="Arial Narrow" w:cs="Arial"/>
           <w:kern w:val="0"/>
-          <w14:ligatures w14:val="none"/>
-        </w:rPr>
-      </w:pPr>
-      <w:r>
-        <w:rPr>
-          <w:rFonts w:ascii="Arial Narrow" w:eastAsia="Arial Narrow" w:hAnsi="Arial Narrow" w:cs="Arial Narrow"/>
-          <w:color w:val="000000"/>
-          <w:kern w:val="0"/>
-          <w:lang w:eastAsia="es-PE"/>
-          <w14:ligatures w14:val="none"/>
+          <ns2:ligatures ns2:val="none"/>
+        </w:rPr>
+      </w:pPr>
+      <w:r>
+        <w:rPr>
+          <w:rFonts w:ascii="Arial Narrow" w:eastAsia="Arial Narrow" w:hAnsi="Arial Narrow" w:cs="Arial Narrow"/>
+          <w:color w:val="000000"/>
+          <w:kern w:val="0"/>
+          <w:lang w:eastAsia="es-PE"/>
+          <ns2:ligatures ns2:val="none"/>
         </w:rPr>
         <w:t>fijar domicilio procesal para el procedimiento, de conformidad con el numeral 1 del artículo 442</w:t>
       </w:r>
@@ -4537,7 +4537,7 @@
           <w:color w:val="000000"/>
           <w:kern w:val="0"/>
           <w:lang w:eastAsia="es-PE"/>
-          <w14:ligatures w14:val="none"/>
+          <ns2:ligatures ns2:val="none"/>
         </w:rPr>
         <w:t/>
       </w:r>
@@ -4547,7 +4547,7 @@
           <w:color w:val="000000"/>
           <w:kern w:val="0"/>
           <w:lang w:eastAsia="es-PE"/>
-          <w14:ligatures w14:val="none"/>
+          <ns2:ligatures ns2:val="none"/>
         </w:rPr>
         <w:t xml:space="preserve"> del Código Procesal Civil. </w:t>
       </w:r>
@@ -4555,7 +4555,7 @@
         <w:rPr>
           <w:rFonts w:ascii="Arial Narrow" w:eastAsia="Calibri" w:hAnsi="Arial Narrow" w:cs="Arial"/>
           <w:kern w:val="0"/>
-          <w14:ligatures w14:val="none"/>
+          <ns2:ligatures ns2:val="none"/>
         </w:rPr>
         <w:t>Para ello podrá señalar domicilio físico o una dirección electrónica a la que pueda remitirse las notificaciones</w:t>
       </w:r>
@@ -4564,12 +4564,12 @@
           <w:rFonts w:ascii="Arial Narrow" w:eastAsia="Arial" w:hAnsi="Arial Narrow" w:cs="Arial"/>
           <w:kern w:val="0"/>
           <w:lang w:val="es"/>
-          <w14:ligatures w14:val="none"/>
+          <ns2:ligatures ns2:val="none"/>
         </w:rPr>
         <w:t>;</w:t>
       </w:r>
     </w:p>
-    <w:p>
+    <w:p ns2:paraId="7C63E340" ns2:textId="77777777">
       <w:pPr>
         <w:numPr>
           <w:ilvl w:val="0"/>
@@ -4581,14 +4581,14 @@
         <w:rPr>
           <w:rFonts w:ascii="Arial Narrow" w:eastAsia="Calibri" w:hAnsi="Arial Narrow" w:cs="Arial"/>
           <w:kern w:val="0"/>
-          <w14:ligatures w14:val="none"/>
+          <ns2:ligatures ns2:val="none"/>
         </w:rPr>
       </w:pPr>
       <w:r>
         <w:rPr>
           <w:rFonts w:ascii="Arial Narrow" w:eastAsia="Calibri" w:hAnsi="Arial Narrow" w:cs="Arial"/>
           <w:kern w:val="0"/>
-          <w14:ligatures w14:val="none"/>
+          <ns2:ligatures ns2:val="none"/>
         </w:rPr>
         <w:t xml:space="preserve">en caso califique como </w:t>
       </w:r>
@@ -4597,7 +4597,7 @@
         <w:rPr>
           <w:rFonts w:ascii="Arial Narrow" w:eastAsia="Calibri" w:hAnsi="Arial Narrow" w:cs="Arial"/>
           <w:kern w:val="0"/>
-          <w14:ligatures w14:val="none"/>
+          <ns2:ligatures ns2:val="none"/>
         </w:rPr>
         <w:t>micro empresa</w:t>
       </w:r>
@@ -4606,7 +4606,7 @@
         <w:rPr>
           <w:rFonts w:ascii="Arial Narrow" w:eastAsia="Calibri" w:hAnsi="Arial Narrow" w:cs="Arial"/>
           <w:kern w:val="0"/>
-          <w14:ligatures w14:val="none"/>
+          <ns2:ligatures ns2:val="none"/>
         </w:rPr>
         <w:t xml:space="preserve"> o pequeña empresa, presentar los documentos que acrediten su volumen de ventas o ingresos brutos percibidos el año anterior relativo a todas sus actividades económicas y el número de trabajadores con el que cuenta</w:t>
       </w:r>
@@ -4616,7 +4616,7 @@
           <w:rFonts w:ascii="Arial Narrow" w:eastAsia="Calibri" w:hAnsi="Arial Narrow" w:cs="Arial"/>
           <w:kern w:val="0"/>
           <w:vertAlign w:val="superscript"/>
-          <w14:ligatures w14:val="none"/>
+          <ns2:ligatures ns2:val="none"/>
         </w:rPr>
         <w:footnoteReference w:id="7"/>
       </w:r>
@@ -4624,7 +4624,7 @@
         <w:rPr>
           <w:rFonts w:ascii="Arial Narrow" w:eastAsia="Calibri" w:hAnsi="Arial Narrow" w:cs="Arial"/>
           <w:kern w:val="0"/>
-          <w14:ligatures w14:val="none"/>
+          <ns2:ligatures ns2:val="none"/>
         </w:rPr>
         <w:t>. Ello, a fin de que la Comisión pueda meritar dicha documentación, conforme lo establece el artículo 110</w:t>
       </w:r>
@@ -4634,7 +4634,7 @@
           <w:color w:val="000000"/>
           <w:kern w:val="0"/>
           <w:lang w:eastAsia="es-PE"/>
-          <w14:ligatures w14:val="none"/>
+          <ns2:ligatures ns2:val="none"/>
         </w:rPr>
         <w:t/>
       </w:r>
@@ -4642,7 +4642,7 @@
         <w:rPr>
           <w:rFonts w:ascii="Arial Narrow" w:eastAsia="Calibri" w:hAnsi="Arial Narrow" w:cs="Arial"/>
           <w:kern w:val="0"/>
-          <w14:ligatures w14:val="none"/>
+          <ns2:ligatures ns2:val="none"/>
         </w:rPr>
         <w:t xml:space="preserve"> del </w:t>
       </w:r>
@@ -4651,7 +4651,7 @@
           <w:rFonts w:ascii="Arial Narrow" w:eastAsia="Calibri" w:hAnsi="Arial Narrow" w:cs="Arial"/>
           <w:spacing w:val="-2"/>
           <w:kern w:val="0"/>
-          <w14:ligatures w14:val="none"/>
+          <ns2:ligatures ns2:val="none"/>
         </w:rPr>
         <w:t>Código</w:t>
       </w:r>
@@ -4662,7 +4662,7 @@
           <w:spacing w:val="-2"/>
           <w:kern w:val="0"/>
           <w:vertAlign w:val="superscript"/>
-          <w14:ligatures w14:val="none"/>
+          <ns2:ligatures ns2:val="none"/>
         </w:rPr>
         <w:footnoteReference w:id="8"/>
       </w:r>
@@ -4671,67 +4671,102 @@
           <w:rFonts w:ascii="Arial Narrow" w:eastAsia="Calibri" w:hAnsi="Arial Narrow" w:cs="Arial"/>
           <w:spacing w:val="-2"/>
           <w:kern w:val="0"/>
-          <w14:ligatures w14:val="none"/>
+          <ns2:ligatures ns2:val="none"/>
         </w:rPr>
         <w:t>.</w:t>
       </w:r>
     </w:p>
+    <w:p ns2:paraId="1F11FE32" ns2:textId="77777777">
+      <w:pPr>
+        <w:spacing w:after="0" w:line="240" w:lineRule="auto"/>
+        <w:ind w:left="567"/>
+        <w:jc w:val="both"/>
+        <w:rPr>
+          <w:rFonts w:ascii="Arial Narrow" w:eastAsia="Arial Narrow" w:hAnsi="Arial Narrow" w:cs="Arial Narrow"/>
+          <w:color w:val="000000"/>
+          <w:kern w:val="0"/>
+          <w:lang w:eastAsia="es-PE"/>
+          <ns2:ligatures ns2:val="none"/>
+        </w:rPr>
+      </w:pPr>
+    </w:p>
     <w:p>
       <w:pPr>
         <w:spacing w:after="0" w:line="240" w:lineRule="auto"/>
-        <w:ind w:left="567"/>
-        <w:jc w:val="both"/>
-        <w:rPr>
-          <w:rFonts w:ascii="Arial Narrow" w:eastAsia="Arial Narrow" w:hAnsi="Arial Narrow" w:cs="Arial Narrow"/>
-          <w:color w:val="000000"/>
-          <w:kern w:val="0"/>
-          <w:lang w:eastAsia="es-PE"/>
-          <w14:ligatures w14:val="none"/>
-        </w:rPr>
-      </w:pPr>
-    </w:p>
-    <w:p>
-      <w:pPr>
-        <w:spacing w:after="0" w:line="240" w:lineRule="auto"/>
-        <w:jc w:val="both"/>
-        <w:rPr>
-          <w:rFonts w:ascii="Arial Narrow" w:eastAsia="Arial Narrow" w:hAnsi="Arial Narrow" w:cs="Arial Narrow"/>
-          <w:color w:val="000000"/>
-          <w:kern w:val="0"/>
-          <w:lang w:eastAsia="es-PE"/>
-          <w14:ligatures w14:val="none"/>
-        </w:rPr>
-      </w:pPr>
-      <w:r>
-        <w:rPr>
-          <w:rFonts w:ascii="Arial Narrow" w:eastAsia="Arial Narrow" w:hAnsi="Arial Narrow" w:cs="Arial Narrow"/>
-          <w:b/>
-          <w:color w:val="000000"/>
-          <w:kern w:val="0"/>
-          <w:lang w:eastAsia="es-PE"/>
-          <w14:ligatures w14:val="none"/>
+        <w:jc w:val="both"/>
+        <w:rPr>
+          <w:rFonts w:ascii="Arial Narrow" w:eastAsia="Arial Narrow" w:hAnsi="Arial Narrow" w:cs="Arial Narrow"/>
+          <w:color w:val="000000"/>
+          <w:kern w:val="0"/>
+          <w:lang w:eastAsia="es-PE"/>
+          <ns2:ligatures ns2:val="none"/>
+        </w:rPr>
+      </w:pPr>
+      <w:r>
+        <w:rPr>
+          <w:rFonts w:ascii="Arial Narrow" w:hAnsi="Arial Narrow" w:cs="Arial Narrow"/>
+          <w:b w:val="1"/>
+          <w:bCs w:val="1"/>
+          <w:sz w:val="20"/>
+          <w:szCs w:val="20"/>
         </w:rPr>
         <w:t xml:space="preserve">CUARTO: </w:t>
       </w:r>
       <w:r>
         <w:rPr>
-          <w:rFonts w:ascii="Arial Narrow" w:eastAsia="Arial Narrow" w:hAnsi="Arial Narrow" w:cs="Arial Narrow"/>
-          <w:color w:val="000000"/>
-          <w:kern w:val="0"/>
-          <w:lang w:eastAsia="es-PE"/>
-          <w14:ligatures w14:val="none"/>
-        </w:rPr>
-        <w:t xml:space="preserve">correr traslado de la denuncia interpuesta </w:t>
-      </w:r>
-      <w:r>
+          <w:rFonts w:ascii="Arial Narrow" w:hAnsi="Arial Narrow" w:cs="Arial Narrow"/>
+          <w:sz w:val="20"/>
+          <w:szCs w:val="20"/>
+        </w:rPr>
+        <w:t xml:space="preserve">correr traslado de la presente resolución a Pacífico Compañía de Seguros y Reaseguros S.A para que, de conformidad con lo dispuesto por el artículo 26° de la Ley sobre Facultades, Normas y Organización del Indecopi, aprobado por Decreto Legislativo N° 8079, presenten sus descargos sobre la imputación de cargos realizada en un plazo no mayor a cinco (5) días hábiles contado a partir del día siguiente de la notificación de la presente resolución, vencido el cual, el Secretario Técnico declarará en rebeldía a los denunciados que no lo hubieran presentado. Debe precisarse que de conformidad con lo establecido por el artículo 223° del Texto Único Ordenado de la Ley N° 27444, Ley del Procedimiento Administrativo General, las alegaciones y los hechos relevantes de la reclamación, salvo que hayan sido específicamente negadas en la contestación, se tendrán por aceptadas o meritadas como ciertas.</w:t>
+      </w:r>
+    </w:p>
+    <w:p ns2:paraId="228F876C" ns2:textId="77777777">
+      <w:pPr>
+        <w:spacing w:after="0" w:line="240" w:lineRule="auto"/>
+        <w:jc w:val="both"/>
+        <w:rPr>
+          <w:rFonts w:ascii="Arial Narrow" w:eastAsia="Arial Narrow" w:hAnsi="Arial Narrow" w:cs="Arial Narrow"/>
+          <w:color w:val="000000"/>
+          <w:kern w:val="0"/>
+          <w:lang w:eastAsia="es-PE"/>
+          <ns2:ligatures ns2:val="none"/>
+        </w:rPr>
+      </w:pPr>
+    </w:p>
+    <w:p ns2:paraId="774AFBA5" ns2:textId="0890887C">
+      <w:pPr>
+        <w:spacing w:after="0" w:line="240" w:lineRule="auto"/>
+        <w:jc w:val="both"/>
         <w:rPr>
           <w:rFonts w:ascii="Arial Narrow" w:eastAsia="Times New Roman" w:hAnsi="Arial Narrow" w:cs="Arial"/>
           <w:color w:val="000000"/>
           <w:kern w:val="0"/>
           <w:lang w:val="es-ES" w:eastAsia="es-ES"/>
-          <w14:ligatures w14:val="none"/>
-        </w:rPr>
-        <w:t xml:space="preserve">el </w:t>
+          <ns2:ligatures ns2:val="none"/>
+        </w:rPr>
+      </w:pPr>
+      <w:r>
+        <w:rPr>
+          <w:rFonts w:ascii="Arial Narrow" w:eastAsia="Arial Narrow" w:hAnsi="Arial Narrow" w:cs="Arial Narrow"/>
+          <w:b/>
+          <w:color w:val="000000"/>
+          <w:kern w:val="0"/>
+          <w:lang w:eastAsia="es-PE"/>
+          <ns2:ligatures ns2:val="none"/>
+        </w:rPr>
+        <w:t xml:space="preserve">QUINTO: </w:t>
+      </w:r>
+      <w:bookmarkStart w:id="21" w:name="_Hlk188286813"/>
+      <w:r>
+        <w:rPr>
+          <w:rFonts w:ascii="Arial Narrow" w:eastAsia="Times New Roman" w:hAnsi="Arial Narrow" w:cs="Arial"/>
+          <w:color w:val="000000"/>
+          <w:kern w:val="0"/>
+          <w:lang w:eastAsia="es-ES"/>
+          <ns2:ligatures ns2:val="none"/>
+        </w:rPr>
+        <w:t xml:space="preserve">requerir </w:t>
       </w:r>
       <w:r>
         <w:rPr>
@@ -4739,28 +4774,32 @@
           <w:color w:val="000000"/>
           <w:kern w:val="0"/>
           <w:lang w:val="es-ES" w:eastAsia="es-ES"/>
-          <w14:ligatures w14:val="none"/>
-        </w:rPr>
-        <w:t>2 de diciembre 2025</w:t>
-      </w:r>
-      <w:r>
-        <w:rPr>
-          <w:rFonts w:ascii="Arial Narrow" w:eastAsia="Calibri" w:hAnsi="Arial Narrow" w:cs="Arial"/>
-          <w:kern w:val="0"/>
-          <w14:ligatures w14:val="none"/>
+          <ns2:ligatures ns2:val="none"/>
+        </w:rPr>
+        <w:t xml:space="preserve">que, en un </w:t>
+      </w:r>
+      <w:r>
+        <w:rPr>
+          <w:rFonts w:ascii="Arial Narrow" w:eastAsia="Times New Roman" w:hAnsi="Arial Narrow" w:cs="Arial"/>
+          <w:color w:val="000000"/>
+          <w:kern w:val="0"/>
+          <w:lang w:eastAsia="es-ES"/>
+          <ns2:ligatures ns2:val="none"/>
+        </w:rPr>
+        <w:t>plazo no mayor de cinco (5) días hábiles contado a partir del día siguiente de la notificación de la presente resolución</w:t>
+      </w:r>
+      <w:bookmarkEnd w:id="21"/>
+      <w:r>
+        <w:rPr>
+          <w:rFonts w:ascii="Arial Narrow" w:eastAsia="Times New Roman" w:hAnsi="Arial Narrow" w:cs="Arial"/>
+          <w:color w:val="000000"/>
+          <w:kern w:val="0"/>
+          <w:lang w:eastAsia="es-ES"/>
+          <ns2:ligatures ns2:val="none"/>
         </w:rPr>
         <w:t xml:space="preserve">, </w:t>
       </w:r>
-      <w:r>
-        <w:rPr>
-          <w:rFonts w:ascii="Arial Narrow" w:eastAsia="Arial Narrow" w:hAnsi="Arial Narrow" w:cs="Arial Narrow"/>
-          <w:color w:val="000000"/>
-          <w:kern w:val="0"/>
-          <w:lang w:eastAsia="es-PE"/>
-          <w14:ligatures w14:val="none"/>
-        </w:rPr>
-        <w:t>a</w:t>
-      </w:r>
+      <w:bookmarkStart w:id="22" w:name="_Hlk188286828"/>
       <w:r>
         <w:rPr>
           <w:rFonts w:ascii="Arial Narrow" w:eastAsia="Times New Roman" w:hAnsi="Arial Narrow" w:cs="Times New Roman"/>
@@ -4768,36 +4807,153 @@
           <w:kern w:val="0"/>
           <w:shd w:val="clear" w:color="auto" w:fill="FFFFFF"/>
           <w:lang w:eastAsia="es-PE"/>
-          <w14:ligatures w14:val="none"/>
+          <ns2:ligatures ns2:val="none"/>
+        </w:rPr>
+        <w:t>el proveedor denunciado</w:t>
+      </w:r>
+      <w:r>
+        <w:rPr>
+          <w:rFonts w:ascii="Arial Narrow" w:eastAsia="Times New Roman" w:hAnsi="Arial Narrow" w:cs="Arial"/>
+          <w:color w:val="000000"/>
+          <w:kern w:val="0"/>
+          <w:lang w:eastAsia="es-ES"/>
+          <ns2:ligatures ns2:val="none"/>
         </w:rPr>
         <w:t xml:space="preserve"> </w:t>
       </w:r>
-      <w:r>
-        <w:rPr>
-          <w:rFonts w:ascii="Arial Narrow" w:eastAsia="Arial Narrow" w:hAnsi="Arial Narrow" w:cs="Arial Narrow"/>
-          <w:bCs/>
-        </w:rPr>
-        <w:t>Pacífico Compañía de Seguros y Reaseguros S.A.</w:t>
-      </w:r>
-      <w:r>
-        <w:rPr>
-          <w:rFonts w:ascii="Arial Narrow" w:eastAsia="Arial Narrow" w:hAnsi="Arial Narrow" w:cs="Arial Narrow"/>
-          <w:color w:val="000000"/>
-          <w:kern w:val="0"/>
-          <w:lang w:eastAsia="es-PE"/>
-          <w14:ligatures w14:val="none"/>
-        </w:rPr>
-        <w:t>, para que, de conformidad con lo dispuesto por</w:t>
-      </w:r>
-      <w:r>
-        <w:rPr>
-          <w:rFonts w:ascii="Arial Narrow" w:eastAsia="Arial Narrow" w:hAnsi="Arial Narrow" w:cs="Arial Narrow"/>
-          <w:color w:val="000000"/>
-          <w:kern w:val="0"/>
-          <w:lang w:eastAsia="es-PE"/>
-          <w14:ligatures w14:val="none"/>
-        </w:rPr>
-        <w:t xml:space="preserve"> el artículo 26</w:t>
+      <w:bookmarkEnd w:id="22"/>
+      <w:r>
+        <w:rPr>
+          <w:rFonts w:ascii="Arial Narrow" w:eastAsia="Times New Roman" w:hAnsi="Arial Narrow" w:cs="Arial"/>
+          <w:color w:val="000000"/>
+          <w:kern w:val="0"/>
+          <w:lang w:val="es-ES" w:eastAsia="es-ES"/>
+          <ns2:ligatures ns2:val="none"/>
+        </w:rPr>
+        <w:t xml:space="preserve">cumpla con: </w:t>
+      </w:r>
+      <w:r>
+        <w:rPr>
+          <w:rFonts w:ascii="Arial Narrow" w:eastAsia="Times New Roman" w:hAnsi="Arial Narrow" w:cs="Arial"/>
+          <w:color w:val="000000"/>
+          <w:kern w:val="0"/>
+          <w:lang w:val="es-ES" w:eastAsia="es-ES"/>
+          <ns2:ligatures ns2:val="none"/>
+        </w:rPr>
+        <w:t>(i) presentar una copia completa, legible y debidamente suscrita de la Póliza 2011059380 del Seguro vehicular, así como el cargo de remisión de la póliza; (</w:t>
+      </w:r>
+      <w:proofErr w:type="spellStart"/>
+      <w:r>
+        <w:rPr>
+          <w:rFonts w:ascii="Arial Narrow" w:eastAsia="Times New Roman" w:hAnsi="Arial Narrow" w:cs="Arial"/>
+          <w:color w:val="000000"/>
+          <w:kern w:val="0"/>
+          <w:lang w:val="es-ES" w:eastAsia="es-ES"/>
+          <ns2:ligatures ns2:val="none"/>
+        </w:rPr>
+        <w:t>ii</w:t>
+      </w:r>
+      <w:proofErr w:type="spellEnd"/>
+      <w:r>
+        <w:rPr>
+          <w:rFonts w:ascii="Arial Narrow" w:eastAsia="Times New Roman" w:hAnsi="Arial Narrow" w:cs="Arial"/>
+          <w:color w:val="000000"/>
+          <w:kern w:val="0"/>
+          <w:lang w:val="es-ES" w:eastAsia="es-ES"/>
+          <ns2:ligatures ns2:val="none"/>
+        </w:rPr>
+        <w:t>) presentar los medios probatorios que acrediten que la negativa de otorgamiento de cobertura fue justificada; y, (</w:t>
+      </w:r>
+      <w:proofErr w:type="spellStart"/>
+      <w:r>
+        <w:rPr>
+          <w:rFonts w:ascii="Arial Narrow" w:eastAsia="Times New Roman" w:hAnsi="Arial Narrow" w:cs="Arial"/>
+          <w:color w:val="000000"/>
+          <w:kern w:val="0"/>
+          <w:lang w:val="es-ES" w:eastAsia="es-ES"/>
+          <ns2:ligatures ns2:val="none"/>
+        </w:rPr>
+        <w:t>iii</w:t>
+      </w:r>
+      <w:proofErr w:type="spellEnd"/>
+      <w:r>
+        <w:rPr>
+          <w:rFonts w:ascii="Arial Narrow" w:eastAsia="Times New Roman" w:hAnsi="Arial Narrow" w:cs="Arial"/>
+          <w:color w:val="000000"/>
+          <w:kern w:val="0"/>
+          <w:lang w:val="es-ES" w:eastAsia="es-ES"/>
+          <ns2:ligatures ns2:val="none"/>
+        </w:rPr>
+        <w:t>) presentar todas las comunicaciones cursadas con la parte denunciante</w:t>
+      </w:r>
+      <w:r>
+        <w:rPr>
+          <w:rFonts w:ascii="Arial Narrow" w:eastAsia="Times New Roman" w:hAnsi="Arial Narrow" w:cs="Arial"/>
+          <w:color w:val="000000"/>
+          <w:kern w:val="0"/>
+          <w:lang w:val="es-ES" w:eastAsia="es-ES"/>
+          <ns2:ligatures ns2:val="none"/>
+        </w:rPr>
+        <w:t>.</w:t>
+      </w:r>
+    </w:p>
+    <w:p ns2:paraId="12A4D8BD" ns2:textId="77777777">
+      <w:pPr>
+        <w:spacing w:after="0" w:line="240" w:lineRule="auto"/>
+        <w:jc w:val="both"/>
+        <w:rPr>
+          <w:rFonts w:ascii="Arial Narrow" w:eastAsia="Arial Narrow" w:hAnsi="Arial Narrow" w:cs="Arial Narrow"/>
+          <w:b/>
+          <w:color w:val="000000"/>
+          <w:kern w:val="0"/>
+          <w:lang w:val="es-ES" w:eastAsia="es-PE"/>
+          <ns2:ligatures ns2:val="none"/>
+        </w:rPr>
+      </w:pPr>
+    </w:p>
+    <w:p ns2:paraId="591B7E6F" ns2:textId="77777777">
+      <w:pPr>
+        <w:spacing w:after="0" w:line="240" w:lineRule="auto"/>
+        <w:jc w:val="both"/>
+        <w:rPr>
+          <w:rFonts w:ascii="Arial Narrow" w:eastAsia="Arial Narrow" w:hAnsi="Arial Narrow" w:cs="Arial Narrow"/>
+          <w:color w:val="000000"/>
+          <w:kern w:val="0"/>
+          <w:lang w:eastAsia="es-PE"/>
+          <ns2:ligatures ns2:val="none"/>
+        </w:rPr>
+      </w:pPr>
+      <w:r>
+        <w:rPr>
+          <w:rFonts w:ascii="Arial Narrow" w:eastAsia="Arial Narrow" w:hAnsi="Arial Narrow" w:cs="Arial Narrow"/>
+          <w:b/>
+          <w:color w:val="000000"/>
+          <w:kern w:val="0"/>
+          <w:lang w:eastAsia="es-PE"/>
+          <ns2:ligatures ns2:val="none"/>
+        </w:rPr>
+        <w:t>SEXTO:</w:t>
+      </w:r>
+      <w:r>
+        <w:rPr>
+          <w:rFonts w:ascii="Arial Narrow" w:eastAsia="Arial Narrow" w:hAnsi="Arial Narrow" w:cs="Arial Narrow"/>
+          <w:color w:val="000000"/>
+          <w:kern w:val="0"/>
+          <w:lang w:eastAsia="es-PE"/>
+          <ns2:ligatures ns2:val="none"/>
+        </w:rPr>
+        <w:t xml:space="preserve"> </w:t>
+      </w:r>
+      <w:bookmarkStart w:id="23" w:name="_Hlk188286915"/>
+      <w:r>
+        <w:rPr>
+          <w:rFonts w:ascii="Arial Narrow" w:eastAsia="Arial Narrow" w:hAnsi="Arial Narrow" w:cs="Arial Narrow"/>
+          <w:color w:val="000000"/>
+          <w:kern w:val="0"/>
+          <w:lang w:eastAsia="es-PE"/>
+          <ns2:ligatures ns2:val="none"/>
+        </w:rPr>
+        <w:t>informar a las partes que el artículo 110</w:t>
       </w:r>
       <w:r>
         <w:rPr>
@@ -4805,7 +4961,7 @@
           <w:color w:val="000000"/>
           <w:kern w:val="0"/>
           <w:lang w:eastAsia="es-PE"/>
-          <w14:ligatures w14:val="none"/>
+          <ns2:ligatures ns2:val="none"/>
         </w:rPr>
         <w:t/>
       </w:r>
@@ -4815,262 +4971,7 @@
           <w:color w:val="000000"/>
           <w:kern w:val="0"/>
           <w:lang w:eastAsia="es-PE"/>
-          <w14:ligatures w14:val="none"/>
-        </w:rPr>
-        <w:t xml:space="preserve"> de la Ley sobre Facultades, Normas y Organización del Indecopi, aprobada por Decreto Legislativo 807, presente sus descargos en un plazo no mayor de cinco (5) días hábiles contados desde la notificación. </w:t>
-      </w:r>
-    </w:p>
-    <w:p>
-      <w:pPr>
-        <w:spacing w:after="0" w:line="240" w:lineRule="auto"/>
-        <w:jc w:val="both"/>
-        <w:rPr>
-          <w:rFonts w:ascii="Arial Narrow" w:eastAsia="Arial Narrow" w:hAnsi="Arial Narrow" w:cs="Arial Narrow"/>
-          <w:color w:val="000000"/>
-          <w:kern w:val="0"/>
-          <w:lang w:eastAsia="es-PE"/>
-          <w14:ligatures w14:val="none"/>
-        </w:rPr>
-      </w:pPr>
-    </w:p>
-    <w:p>
-      <w:pPr>
-        <w:spacing w:after="0" w:line="240" w:lineRule="auto"/>
-        <w:jc w:val="both"/>
-        <w:rPr>
-          <w:rFonts w:ascii="Arial Narrow" w:eastAsia="Times New Roman" w:hAnsi="Arial Narrow" w:cs="Arial"/>
-          <w:color w:val="000000"/>
-          <w:kern w:val="0"/>
-          <w:lang w:val="es-ES" w:eastAsia="es-ES"/>
-          <w14:ligatures w14:val="none"/>
-        </w:rPr>
-      </w:pPr>
-      <w:r>
-        <w:rPr>
-          <w:rFonts w:ascii="Arial Narrow" w:eastAsia="Arial Narrow" w:hAnsi="Arial Narrow" w:cs="Arial Narrow"/>
-          <w:b/>
-          <w:color w:val="000000"/>
-          <w:kern w:val="0"/>
-          <w:lang w:eastAsia="es-PE"/>
-          <w14:ligatures w14:val="none"/>
-        </w:rPr>
-        <w:t xml:space="preserve">QUINTO: </w:t>
-      </w:r>
-      <w:bookmarkStart w:id="21" w:name="_Hlk188286813"/>
-      <w:r>
-        <w:rPr>
-          <w:rFonts w:ascii="Arial Narrow" w:eastAsia="Times New Roman" w:hAnsi="Arial Narrow" w:cs="Arial"/>
-          <w:color w:val="000000"/>
-          <w:kern w:val="0"/>
-          <w:lang w:eastAsia="es-ES"/>
-          <w14:ligatures w14:val="none"/>
-        </w:rPr>
-        <w:t xml:space="preserve">requerir </w:t>
-      </w:r>
-      <w:r>
-        <w:rPr>
-          <w:rFonts w:ascii="Arial Narrow" w:eastAsia="Times New Roman" w:hAnsi="Arial Narrow" w:cs="Arial"/>
-          <w:color w:val="000000"/>
-          <w:kern w:val="0"/>
-          <w:lang w:val="es-ES" w:eastAsia="es-ES"/>
-          <w14:ligatures w14:val="none"/>
-        </w:rPr>
-        <w:t xml:space="preserve">que, en un </w:t>
-      </w:r>
-      <w:r>
-        <w:rPr>
-          <w:rFonts w:ascii="Arial Narrow" w:eastAsia="Times New Roman" w:hAnsi="Arial Narrow" w:cs="Arial"/>
-          <w:color w:val="000000"/>
-          <w:kern w:val="0"/>
-          <w:lang w:eastAsia="es-ES"/>
-          <w14:ligatures w14:val="none"/>
-        </w:rPr>
-        <w:t>plazo no mayor de cinco (5) días hábiles contado a partir del día siguiente de la notificación de la presente resolución</w:t>
-      </w:r>
-      <w:bookmarkEnd w:id="21"/>
-      <w:r>
-        <w:rPr>
-          <w:rFonts w:ascii="Arial Narrow" w:eastAsia="Times New Roman" w:hAnsi="Arial Narrow" w:cs="Arial"/>
-          <w:color w:val="000000"/>
-          <w:kern w:val="0"/>
-          <w:lang w:eastAsia="es-ES"/>
-          <w14:ligatures w14:val="none"/>
-        </w:rPr>
-        <w:t xml:space="preserve">, </w:t>
-      </w:r>
-      <w:bookmarkStart w:id="22" w:name="_Hlk188286828"/>
-      <w:r>
-        <w:rPr>
-          <w:rFonts w:ascii="Arial Narrow" w:eastAsia="Times New Roman" w:hAnsi="Arial Narrow" w:cs="Times New Roman"/>
-          <w:color w:val="000000"/>
-          <w:kern w:val="0"/>
-          <w:shd w:val="clear" w:color="auto" w:fill="FFFFFF"/>
-          <w:lang w:eastAsia="es-PE"/>
-          <w14:ligatures w14:val="none"/>
-        </w:rPr>
-        <w:t>el proveedor denunciado</w:t>
-      </w:r>
-      <w:r>
-        <w:rPr>
-          <w:rFonts w:ascii="Arial Narrow" w:eastAsia="Times New Roman" w:hAnsi="Arial Narrow" w:cs="Arial"/>
-          <w:color w:val="000000"/>
-          <w:kern w:val="0"/>
-          <w:lang w:eastAsia="es-ES"/>
-          <w14:ligatures w14:val="none"/>
-        </w:rPr>
-        <w:t xml:space="preserve"> </w:t>
-      </w:r>
-      <w:bookmarkEnd w:id="22"/>
-      <w:r>
-        <w:rPr>
-          <w:rFonts w:ascii="Arial Narrow" w:eastAsia="Times New Roman" w:hAnsi="Arial Narrow" w:cs="Arial"/>
-          <w:color w:val="000000"/>
-          <w:kern w:val="0"/>
-          <w:lang w:val="es-ES" w:eastAsia="es-ES"/>
-          <w14:ligatures w14:val="none"/>
-        </w:rPr>
-        <w:t xml:space="preserve">cumpla con: </w:t>
-      </w:r>
-      <w:r>
-        <w:rPr>
-          <w:rFonts w:ascii="Arial Narrow" w:eastAsia="Times New Roman" w:hAnsi="Arial Narrow" w:cs="Arial"/>
-          <w:color w:val="000000"/>
-          <w:kern w:val="0"/>
-          <w:lang w:val="es-ES" w:eastAsia="es-ES"/>
-          <w14:ligatures w14:val="none"/>
-        </w:rPr>
-        <w:t>(i) presentar una copia completa, legible y debidamente suscrita de la Póliza 2011059380 del Seguro vehicular, así como el cargo de remisión de la póliza; (</w:t>
-      </w:r>
-      <w:proofErr w:type="spellStart"/>
-      <w:r>
-        <w:rPr>
-          <w:rFonts w:ascii="Arial Narrow" w:eastAsia="Times New Roman" w:hAnsi="Arial Narrow" w:cs="Arial"/>
-          <w:color w:val="000000"/>
-          <w:kern w:val="0"/>
-          <w:lang w:val="es-ES" w:eastAsia="es-ES"/>
-          <w14:ligatures w14:val="none"/>
-        </w:rPr>
-        <w:t>ii</w:t>
-      </w:r>
-      <w:proofErr w:type="spellEnd"/>
-      <w:r>
-        <w:rPr>
-          <w:rFonts w:ascii="Arial Narrow" w:eastAsia="Times New Roman" w:hAnsi="Arial Narrow" w:cs="Arial"/>
-          <w:color w:val="000000"/>
-          <w:kern w:val="0"/>
-          <w:lang w:val="es-ES" w:eastAsia="es-ES"/>
-          <w14:ligatures w14:val="none"/>
-        </w:rPr>
-        <w:t>) presentar los medios probatorios que acrediten que la negativa de otorgamiento de cobertura fue justificada; y, (</w:t>
-      </w:r>
-      <w:proofErr w:type="spellStart"/>
-      <w:r>
-        <w:rPr>
-          <w:rFonts w:ascii="Arial Narrow" w:eastAsia="Times New Roman" w:hAnsi="Arial Narrow" w:cs="Arial"/>
-          <w:color w:val="000000"/>
-          <w:kern w:val="0"/>
-          <w:lang w:val="es-ES" w:eastAsia="es-ES"/>
-          <w14:ligatures w14:val="none"/>
-        </w:rPr>
-        <w:t>iii</w:t>
-      </w:r>
-      <w:proofErr w:type="spellEnd"/>
-      <w:r>
-        <w:rPr>
-          <w:rFonts w:ascii="Arial Narrow" w:eastAsia="Times New Roman" w:hAnsi="Arial Narrow" w:cs="Arial"/>
-          <w:color w:val="000000"/>
-          <w:kern w:val="0"/>
-          <w:lang w:val="es-ES" w:eastAsia="es-ES"/>
-          <w14:ligatures w14:val="none"/>
-        </w:rPr>
-        <w:t>) presentar todas las comunicaciones cursadas con la parte denunciante</w:t>
-      </w:r>
-      <w:r>
-        <w:rPr>
-          <w:rFonts w:ascii="Arial Narrow" w:eastAsia="Times New Roman" w:hAnsi="Arial Narrow" w:cs="Arial"/>
-          <w:color w:val="000000"/>
-          <w:kern w:val="0"/>
-          <w:lang w:val="es-ES" w:eastAsia="es-ES"/>
-          <w14:ligatures w14:val="none"/>
-        </w:rPr>
-        <w:t>.</w:t>
-      </w:r>
-    </w:p>
-    <w:p>
-      <w:pPr>
-        <w:spacing w:after="0" w:line="240" w:lineRule="auto"/>
-        <w:jc w:val="both"/>
-        <w:rPr>
-          <w:rFonts w:ascii="Arial Narrow" w:eastAsia="Arial Narrow" w:hAnsi="Arial Narrow" w:cs="Arial Narrow"/>
-          <w:b/>
-          <w:color w:val="000000"/>
-          <w:kern w:val="0"/>
-          <w:lang w:val="es-ES" w:eastAsia="es-PE"/>
-          <w14:ligatures w14:val="none"/>
-        </w:rPr>
-      </w:pPr>
-    </w:p>
-    <w:p>
-      <w:pPr>
-        <w:spacing w:after="0" w:line="240" w:lineRule="auto"/>
-        <w:jc w:val="both"/>
-        <w:rPr>
-          <w:rFonts w:ascii="Arial Narrow" w:eastAsia="Arial Narrow" w:hAnsi="Arial Narrow" w:cs="Arial Narrow"/>
-          <w:color w:val="000000"/>
-          <w:kern w:val="0"/>
-          <w:lang w:eastAsia="es-PE"/>
-          <w14:ligatures w14:val="none"/>
-        </w:rPr>
-      </w:pPr>
-      <w:r>
-        <w:rPr>
-          <w:rFonts w:ascii="Arial Narrow" w:eastAsia="Arial Narrow" w:hAnsi="Arial Narrow" w:cs="Arial Narrow"/>
-          <w:b/>
-          <w:color w:val="000000"/>
-          <w:kern w:val="0"/>
-          <w:lang w:eastAsia="es-PE"/>
-          <w14:ligatures w14:val="none"/>
-        </w:rPr>
-        <w:t>SEXTO:</w:t>
-      </w:r>
-      <w:r>
-        <w:rPr>
-          <w:rFonts w:ascii="Arial Narrow" w:eastAsia="Arial Narrow" w:hAnsi="Arial Narrow" w:cs="Arial Narrow"/>
-          <w:color w:val="000000"/>
-          <w:kern w:val="0"/>
-          <w:lang w:eastAsia="es-PE"/>
-          <w14:ligatures w14:val="none"/>
-        </w:rPr>
-        <w:t xml:space="preserve"> </w:t>
-      </w:r>
-      <w:bookmarkStart w:id="23" w:name="_Hlk188286915"/>
-      <w:r>
-        <w:rPr>
-          <w:rFonts w:ascii="Arial Narrow" w:eastAsia="Arial Narrow" w:hAnsi="Arial Narrow" w:cs="Arial Narrow"/>
-          <w:color w:val="000000"/>
-          <w:kern w:val="0"/>
-          <w:lang w:eastAsia="es-PE"/>
-          <w14:ligatures w14:val="none"/>
-        </w:rPr>
-        <w:t>informar a las partes que el artículo 110</w:t>
-      </w:r>
-      <w:r>
-        <w:rPr>
-          <w:rFonts w:ascii="Arial Narrow" w:eastAsia="Times New Roman" w:hAnsi="Arial Narrow" w:cs="Segoe UI"/>
-          <w:color w:val="000000"/>
-          <w:kern w:val="0"/>
-          <w:lang w:eastAsia="es-PE"/>
-          <w14:ligatures w14:val="none"/>
-        </w:rPr>
-        <w:t/>
-      </w:r>
-      <w:r>
-        <w:rPr>
-          <w:rFonts w:ascii="Arial Narrow" w:eastAsia="Arial Narrow" w:hAnsi="Arial Narrow" w:cs="Arial Narrow"/>
-          <w:color w:val="000000"/>
-          <w:kern w:val="0"/>
-          <w:lang w:eastAsia="es-PE"/>
-          <w14:ligatures w14:val="none"/>
+          <ns2:ligatures ns2:val="none"/>
         </w:rPr>
         <w:t xml:space="preserve"> de la Ley 29571, Código de Protección y Defensa del Consumidor</w:t>
       </w:r>
@@ -5082,7 +4983,7 @@
           <w:kern w:val="0"/>
           <w:vertAlign w:val="superscript"/>
           <w:lang w:eastAsia="es-PE"/>
-          <w14:ligatures w14:val="none"/>
+          <ns2:ligatures ns2:val="none"/>
         </w:rPr>
         <w:footnoteReference w:id="9"/>
       </w:r>
@@ -5092,7 +4993,7 @@
           <w:color w:val="000000"/>
           <w:kern w:val="0"/>
           <w:lang w:eastAsia="es-PE"/>
-          <w14:ligatures w14:val="none"/>
+          <ns2:ligatures ns2:val="none"/>
         </w:rPr>
         <w:t>, faculta a la Comisión a calificar las infracciones de la referida norma como leves, graves o muy graves e imponer sanciones que van desde una amonestación hasta una multa por un máximo de 450 Unidades Impositivas Tributarias, sin perjuicio de las medidas correctivas, reparadoras y complementarias, que puedan ordenarse de acuerdo a lo estipulado en los artículos 114</w:t>
       </w:r>
@@ -5102,7 +5003,7 @@
           <w:color w:val="000000"/>
           <w:kern w:val="0"/>
           <w:lang w:eastAsia="es-PE"/>
-          <w14:ligatures w14:val="none"/>
+          <ns2:ligatures ns2:val="none"/>
         </w:rPr>
         <w:t/>
       </w:r>
@@ -5112,7 +5013,7 @@
           <w:color w:val="000000"/>
           <w:kern w:val="0"/>
           <w:lang w:eastAsia="es-PE"/>
-          <w14:ligatures w14:val="none"/>
+          <ns2:ligatures ns2:val="none"/>
         </w:rPr>
         <w:t>, 115</w:t>
       </w:r>
@@ -5122,7 +5023,7 @@
           <w:color w:val="000000"/>
           <w:kern w:val="0"/>
           <w:lang w:eastAsia="es-PE"/>
-          <w14:ligatures w14:val="none"/>
+          <ns2:ligatures ns2:val="none"/>
         </w:rPr>
         <w:t/>
       </w:r>
@@ -5132,7 +5033,7 @@
           <w:color w:val="000000"/>
           <w:kern w:val="0"/>
           <w:lang w:eastAsia="es-PE"/>
-          <w14:ligatures w14:val="none"/>
+          <ns2:ligatures ns2:val="none"/>
         </w:rPr>
         <w:t xml:space="preserve"> y 116</w:t>
       </w:r>
@@ -5142,7 +5043,7 @@
           <w:color w:val="000000"/>
           <w:kern w:val="0"/>
           <w:lang w:eastAsia="es-PE"/>
-          <w14:ligatures w14:val="none"/>
+          <ns2:ligatures ns2:val="none"/>
         </w:rPr>
         <w:t/>
       </w:r>
@@ -5152,7 +5053,7 @@
           <w:color w:val="000000"/>
           <w:kern w:val="0"/>
           <w:lang w:eastAsia="es-PE"/>
-          <w14:ligatures w14:val="none"/>
+          <ns2:ligatures ns2:val="none"/>
         </w:rPr>
         <w:t xml:space="preserve"> de la referida norma</w:t>
       </w:r>
@@ -5164,7 +5065,7 @@
           <w:kern w:val="0"/>
           <w:vertAlign w:val="superscript"/>
           <w:lang w:eastAsia="es-PE"/>
-          <w14:ligatures w14:val="none"/>
+          <ns2:ligatures ns2:val="none"/>
         </w:rPr>
         <w:footnoteReference w:id="10"/>
       </w:r>
@@ -5174,7 +5075,7 @@
           <w:color w:val="000000"/>
           <w:kern w:val="0"/>
           <w:lang w:eastAsia="es-PE"/>
-          <w14:ligatures w14:val="none"/>
+          <ns2:ligatures ns2:val="none"/>
         </w:rPr>
         <w:t xml:space="preserve">. </w:t>
       </w:r>
@@ -5185,7 +5086,7 @@
           <w:color w:val="000000"/>
           <w:kern w:val="0"/>
           <w:lang w:eastAsia="es-PE"/>
-          <w14:ligatures w14:val="none"/>
+          <ns2:ligatures ns2:val="none"/>
         </w:rPr>
         <w:lastRenderedPageBreak/>
         <w:t>Asimismo, se consideran circunstancias atenuantes para la graduación de la sanción, el allanamiento de la denuncia o el reconocimiento de las pretensiones en ella contenidas, de acuerdo con el artículo 112</w:t>
@@ -5196,7 +5097,7 @@
           <w:color w:val="000000"/>
           <w:kern w:val="0"/>
           <w:lang w:eastAsia="es-PE"/>
-          <w14:ligatures w14:val="none"/>
+          <ns2:ligatures ns2:val="none"/>
         </w:rPr>
         <w:t/>
       </w:r>
@@ -5206,7 +5107,7 @@
           <w:color w:val="000000"/>
           <w:kern w:val="0"/>
           <w:lang w:eastAsia="es-PE"/>
-          <w14:ligatures w14:val="none"/>
+          <ns2:ligatures ns2:val="none"/>
         </w:rPr>
         <w:t xml:space="preserve"> del Código</w:t>
       </w:r>
@@ -5218,7 +5119,7 @@
           <w:kern w:val="0"/>
           <w:vertAlign w:val="superscript"/>
           <w:lang w:eastAsia="es-PE"/>
-          <w14:ligatures w14:val="none"/>
+          <ns2:ligatures ns2:val="none"/>
         </w:rPr>
         <w:footnoteReference w:id="11"/>
       </w:r>
@@ -5228,12 +5129,12 @@
           <w:color w:val="000000"/>
           <w:kern w:val="0"/>
           <w:lang w:eastAsia="es-PE"/>
-          <w14:ligatures w14:val="none"/>
+          <ns2:ligatures ns2:val="none"/>
         </w:rPr>
         <w:t>.</w:t>
       </w:r>
     </w:p>
-    <w:p>
+    <w:p ns2:paraId="0ECE55DF" ns2:textId="77777777">
       <w:pPr>
         <w:shd w:val="clear" w:color="auto" w:fill="FFFFFF"/>
         <w:spacing w:after="0" w:line="240" w:lineRule="auto"/>
@@ -5244,11 +5145,11 @@
           <w:color w:val="000000"/>
           <w:kern w:val="0"/>
           <w:lang w:eastAsia="es-PE"/>
-          <w14:ligatures w14:val="none"/>
-        </w:rPr>
-      </w:pPr>
-    </w:p>
-    <w:p>
+          <ns2:ligatures ns2:val="none"/>
+        </w:rPr>
+      </w:pPr>
+    </w:p>
+    <w:p ns2:paraId="1CC114EB" ns2:textId="77777777">
       <w:pPr>
         <w:shd w:val="clear" w:color="auto" w:fill="FFFFFF"/>
         <w:spacing w:after="0" w:line="240" w:lineRule="auto"/>
@@ -5258,17 +5159,17 @@
           <w:color w:val="000000"/>
           <w:kern w:val="0"/>
           <w:lang w:eastAsia="es-PE"/>
-          <w14:ligatures w14:val="none"/>
-        </w:rPr>
-      </w:pPr>
-      <w:r>
-        <w:rPr>
-          <w:rFonts w:ascii="Arial Narrow" w:eastAsia="Arial Narrow" w:hAnsi="Arial Narrow" w:cs="Arial Narrow"/>
-          <w:b/>
-          <w:color w:val="000000"/>
-          <w:kern w:val="0"/>
-          <w:lang w:eastAsia="es-PE"/>
-          <w14:ligatures w14:val="none"/>
+          <ns2:ligatures ns2:val="none"/>
+        </w:rPr>
+      </w:pPr>
+      <w:r>
+        <w:rPr>
+          <w:rFonts w:ascii="Arial Narrow" w:eastAsia="Arial Narrow" w:hAnsi="Arial Narrow" w:cs="Arial Narrow"/>
+          <w:b/>
+          <w:color w:val="000000"/>
+          <w:kern w:val="0"/>
+          <w:lang w:eastAsia="es-PE"/>
+          <ns2:ligatures ns2:val="none"/>
         </w:rPr>
         <w:t>SÉTIMO:</w:t>
       </w:r>
@@ -5278,7 +5179,7 @@
           <w:color w:val="000000"/>
           <w:kern w:val="0"/>
           <w:lang w:eastAsia="es-PE"/>
-          <w14:ligatures w14:val="none"/>
+          <ns2:ligatures ns2:val="none"/>
         </w:rPr>
         <w:t xml:space="preserve"> informar a las partes que conforme a lo establecido en el artículo 39</w:t>
       </w:r>
@@ -5288,7 +5189,7 @@
           <w:color w:val="000000"/>
           <w:kern w:val="0"/>
           <w:lang w:eastAsia="es-PE"/>
-          <w14:ligatures w14:val="none"/>
+          <ns2:ligatures ns2:val="none"/>
         </w:rPr>
         <w:t/>
       </w:r>
@@ -5298,12 +5199,12 @@
           <w:color w:val="000000"/>
           <w:kern w:val="0"/>
           <w:lang w:eastAsia="es-PE"/>
-          <w14:ligatures w14:val="none"/>
+          <ns2:ligatures ns2:val="none"/>
         </w:rPr>
         <w:t xml:space="preserve"> de la Ley sobre Facultades, Normas y Organización del Indecopi, aprobada por Decreto Legislativo 807, los gastos por los peritajes realizados, actuación de pruebas, inspecciones y otros derivados de la tramitación del proceso serán de cargo de la parte que solicita la prueba, salvo pacto en contrario. En todos los casos, la resolución final determinará si los gastos deben ser asumidos por alguna de las partes, o reembolsados a la otra parte o al Indecopi, según sea el caso, de manera adicional a la sanción que haya podido imponerse. </w:t>
       </w:r>
     </w:p>
-    <w:p>
+    <w:p ns2:paraId="364C4B19" ns2:textId="77777777">
       <w:pPr>
         <w:shd w:val="clear" w:color="auto" w:fill="FFFFFF"/>
         <w:spacing w:after="0" w:line="240" w:lineRule="auto"/>
@@ -5313,11 +5214,11 @@
           <w:color w:val="000000"/>
           <w:kern w:val="0"/>
           <w:lang w:eastAsia="es-PE"/>
-          <w14:ligatures w14:val="none"/>
-        </w:rPr>
-      </w:pPr>
-    </w:p>
-    <w:p>
+          <ns2:ligatures ns2:val="none"/>
+        </w:rPr>
+      </w:pPr>
+    </w:p>
+    <w:p ns2:paraId="27E9BBC0" ns2:textId="77777777">
       <w:pPr>
         <w:suppressAutoHyphens/>
         <w:spacing w:after="0" w:line="240" w:lineRule="auto"/>
@@ -5326,7 +5227,7 @@
           <w:rFonts w:ascii="Arial Narrow" w:eastAsia="Calibri" w:hAnsi="Arial Narrow" w:cs="Arial"/>
           <w:kern w:val="0"/>
           <w:u w:val="single"/>
-          <w14:ligatures w14:val="none"/>
+          <ns2:ligatures ns2:val="none"/>
         </w:rPr>
       </w:pPr>
       <w:r>
@@ -5335,7 +5236,7 @@
           <w:b/>
           <w:bCs/>
           <w:kern w:val="0"/>
-          <w14:ligatures w14:val="none"/>
+          <ns2:ligatures ns2:val="none"/>
         </w:rPr>
         <w:t>OCTAVO</w:t>
       </w:r>
@@ -5344,7 +5245,7 @@
           <w:rFonts w:ascii="Arial Narrow" w:eastAsia="Calibri" w:hAnsi="Arial Narrow" w:cs="Arial"/>
           <w:b/>
           <w:kern w:val="0"/>
-          <w14:ligatures w14:val="none"/>
+          <ns2:ligatures ns2:val="none"/>
         </w:rPr>
         <w:t>:</w:t>
       </w:r>
@@ -5352,7 +5253,7 @@
         <w:rPr>
           <w:rFonts w:ascii="Arial Narrow" w:eastAsia="Calibri" w:hAnsi="Arial Narrow" w:cs="Arial"/>
           <w:kern w:val="0"/>
-          <w14:ligatures w14:val="none"/>
+          <ns2:ligatures ns2:val="none"/>
         </w:rPr>
         <w:t xml:space="preserve"> comunicar a las partes que, </w:t>
       </w:r>
@@ -5361,7 +5262,7 @@
         <w:rPr>
           <w:rFonts w:ascii="Arial Narrow" w:eastAsia="Calibri" w:hAnsi="Arial Narrow" w:cs="Arial"/>
           <w:kern w:val="0"/>
-          <w14:ligatures w14:val="none"/>
+          <ns2:ligatures ns2:val="none"/>
         </w:rPr>
         <w:t>de acuerdo a</w:t>
       </w:r>
@@ -5370,7 +5271,7 @@
         <w:rPr>
           <w:rFonts w:ascii="Arial Narrow" w:eastAsia="Calibri" w:hAnsi="Arial Narrow" w:cs="Arial"/>
           <w:kern w:val="0"/>
-          <w14:ligatures w14:val="none"/>
+          <ns2:ligatures ns2:val="none"/>
         </w:rPr>
         <w:t xml:space="preserve"> lo señalado por el artículo 29</w:t>
       </w:r>
@@ -5380,7 +5281,7 @@
           <w:color w:val="000000"/>
           <w:kern w:val="0"/>
           <w:lang w:eastAsia="es-PE"/>
-          <w14:ligatures w14:val="none"/>
+          <ns2:ligatures ns2:val="none"/>
         </w:rPr>
         <w:t/>
       </w:r>
@@ -5388,7 +5289,7 @@
         <w:rPr>
           <w:rFonts w:ascii="Arial Narrow" w:eastAsia="Calibri" w:hAnsi="Arial Narrow" w:cs="Arial"/>
           <w:kern w:val="0"/>
-          <w14:ligatures w14:val="none"/>
+          <ns2:ligatures ns2:val="none"/>
         </w:rPr>
         <w:t xml:space="preserve"> del Decreto Legislativo 807</w:t>
       </w:r>
@@ -5398,7 +5299,7 @@
           <w:rFonts w:ascii="Arial Narrow" w:eastAsia="Calibri" w:hAnsi="Arial Narrow" w:cs="Arial"/>
           <w:kern w:val="0"/>
           <w:vertAlign w:val="superscript"/>
-          <w14:ligatures w14:val="none"/>
+          <ns2:ligatures ns2:val="none"/>
         </w:rPr>
         <w:footnoteReference w:id="12"/>
       </w:r>
@@ -5406,7 +5307,7 @@
         <w:rPr>
           <w:rFonts w:ascii="Arial Narrow" w:eastAsia="Calibri" w:hAnsi="Arial Narrow" w:cs="Arial"/>
           <w:kern w:val="0"/>
-          <w14:ligatures w14:val="none"/>
+          <ns2:ligatures ns2:val="none"/>
         </w:rPr>
         <w:t xml:space="preserve">, hasta antes de la emisión de la Resolución Final tienen la posibilidad de solicitar una audiencia de conciliación. En caso deleguen a favor de una tercera persona su actuación en la diligencia programada, esta deberá presentar un poder especial con firma legalizada ante Notario Público, donde conste </w:t>
       </w:r>
@@ -5415,7 +5316,7 @@
           <w:rFonts w:ascii="Arial Narrow" w:eastAsia="Calibri" w:hAnsi="Arial Narrow" w:cs="Arial"/>
           <w:kern w:val="0"/>
           <w:u w:val="single"/>
-          <w14:ligatures w14:val="none"/>
+          <ns2:ligatures ns2:val="none"/>
         </w:rPr>
         <w:t>expresamente su facultad para asistir y conciliar en su representación</w:t>
       </w:r>
@@ -5424,7 +5325,7 @@
           <w:rFonts w:ascii="Arial Narrow" w:eastAsia="Calibri" w:hAnsi="Arial Narrow" w:cs="Arial"/>
           <w:bCs/>
           <w:kern w:val="0"/>
-          <w14:ligatures w14:val="none"/>
+          <ns2:ligatures ns2:val="none"/>
         </w:rPr>
         <w:t>.</w:t>
       </w:r>
@@ -5434,7 +5335,7 @@
           <w:b/>
           <w:bCs/>
           <w:kern w:val="0"/>
-          <w14:ligatures w14:val="none"/>
+          <ns2:ligatures ns2:val="none"/>
         </w:rPr>
         <w:t xml:space="preserve"> </w:t>
       </w:r>
@@ -5443,12 +5344,12 @@
           <w:rFonts w:ascii="Arial Narrow" w:eastAsia="Calibri" w:hAnsi="Arial Narrow" w:cs="Arial"/>
           <w:kern w:val="0"/>
           <w:u w:val="single"/>
-          <w14:ligatures w14:val="none"/>
+          <ns2:ligatures ns2:val="none"/>
         </w:rPr>
         <w:t xml:space="preserve">Ello bajo apercibimiento de no realizar la audiencia de conciliación y levantar el acta de inasistencia correspondiente. </w:t>
       </w:r>
     </w:p>
-    <w:p>
+    <w:p ns2:paraId="4CD47B08" ns2:textId="77777777">
       <w:pPr>
         <w:suppressAutoHyphens/>
         <w:spacing w:after="0" w:line="240" w:lineRule="auto"/>
@@ -5457,11 +5358,11 @@
           <w:rFonts w:ascii="Arial Narrow" w:eastAsia="Calibri" w:hAnsi="Arial Narrow" w:cs="Arial"/>
           <w:kern w:val="0"/>
           <w:u w:val="single"/>
-          <w14:ligatures w14:val="none"/>
-        </w:rPr>
-      </w:pPr>
-    </w:p>
-    <w:p>
+          <ns2:ligatures ns2:val="none"/>
+        </w:rPr>
+      </w:pPr>
+    </w:p>
+    <w:p ns2:paraId="0E80CA49" ns2:textId="77777777">
       <w:pPr>
         <w:suppressAutoHyphens/>
         <w:spacing w:after="0" w:line="240" w:lineRule="auto"/>
@@ -5471,7 +5372,7 @@
           <w:color w:val="000000"/>
           <w:kern w:val="0"/>
           <w:lang w:eastAsia="es-PE"/>
-          <w14:ligatures w14:val="none"/>
+          <ns2:ligatures ns2:val="none"/>
         </w:rPr>
       </w:pPr>
       <w:r>
@@ -5481,7 +5382,7 @@
           <w:color w:val="000000"/>
           <w:kern w:val="0"/>
           <w:lang w:eastAsia="es-PE"/>
-          <w14:ligatures w14:val="none"/>
+          <ns2:ligatures ns2:val="none"/>
         </w:rPr>
         <w:lastRenderedPageBreak/>
         <w:t>NOVENO:</w:t>
@@ -5492,14 +5393,14 @@
           <w:color w:val="000000"/>
           <w:kern w:val="0"/>
           <w:lang w:eastAsia="es-PE"/>
-          <w14:ligatures w14:val="none"/>
+          <ns2:ligatures ns2:val="none"/>
         </w:rPr>
         <w:t xml:space="preserve"> poner en conocimiento de las partes que, antes de la emisión de la Resolución Final, tienen la posibilidad de formular su desistimiento o presentar el acuerdo arribado mediante la conciliación, mediación, transacción o cualquier otro que, de forma indubitable, deje constancia que se ha solucionado la controversia materia de denuncia.</w:t>
       </w:r>
       <w:bookmarkStart w:id="24" w:name="h.gjdgxs" w:colFirst="0" w:colLast="0"/>
       <w:bookmarkEnd w:id="24"/>
     </w:p>
-    <w:p>
+    <w:p ns2:paraId="7DDD06F7" ns2:textId="77777777">
       <w:pPr>
         <w:suppressAutoHyphens/>
         <w:spacing w:after="0" w:line="240" w:lineRule="auto"/>
@@ -5509,11 +5410,11 @@
           <w:color w:val="000000"/>
           <w:kern w:val="0"/>
           <w:lang w:eastAsia="es-PE"/>
-          <w14:ligatures w14:val="none"/>
-        </w:rPr>
-      </w:pPr>
-    </w:p>
-    <w:p>
+          <ns2:ligatures ns2:val="none"/>
+        </w:rPr>
+      </w:pPr>
+    </w:p>
+    <w:p ns2:paraId="236137A1" ns2:textId="75B78C93">
       <w:pPr>
         <w:suppressAutoHyphens/>
         <w:spacing w:after="0" w:line="240" w:lineRule="auto"/>
@@ -5536,7 +5437,7 @@
           <w:b/>
           <w:spacing w:val="-3"/>
           <w:kern w:val="0"/>
-          <w14:ligatures w14:val="none"/>
+          <ns2:ligatures ns2:val="none"/>
         </w:rPr>
         <w:t/>
       </w:r>
@@ -5546,7 +5447,7 @@
           <w:bCs/>
           <w:spacing w:val="-3"/>
           <w:kern w:val="0"/>
-          <w14:ligatures w14:val="none"/>
+          <ns2:ligatures ns2:val="none"/>
         </w:rPr>
         <w:t xml:space="preserve"/>
       </w:r>
@@ -5556,7 +5457,7 @@
           <w:bCs/>
           <w:spacing w:val="-3"/>
           <w:kern w:val="0"/>
-          <w14:ligatures w14:val="none"/>
+          <ns2:ligatures ns2:val="none"/>
         </w:rPr>
         <w:t/>
       </w:r>
@@ -5566,7 +5467,7 @@
           <w:bCs/>
           <w:spacing w:val="-3"/>
           <w:kern w:val="0"/>
-          <w14:ligatures w14:val="none"/>
+          <ns2:ligatures ns2:val="none"/>
         </w:rPr>
         <w:t xml:space="preserve"/>
       </w:r>
@@ -5576,7 +5477,7 @@
           <w:bCs/>
           <w:spacing w:val="-3"/>
           <w:kern w:val="0"/>
-          <w14:ligatures w14:val="none"/>
+          <ns2:ligatures ns2:val="none"/>
         </w:rPr>
         <w:t/>
       </w:r>
@@ -5586,7 +5487,7 @@
           <w:bCs/>
           <w:spacing w:val="-3"/>
           <w:kern w:val="0"/>
-          <w14:ligatures w14:val="none"/>
+          <ns2:ligatures ns2:val="none"/>
         </w:rPr>
         <w:t xml:space="preserve"/>
       </w:r>
@@ -5617,7 +5518,7 @@
           <w:color w:val="000000"/>
           <w:kern w:val="0"/>
           <w:lang w:eastAsia="es-PE"/>
-          <w14:ligatures w14:val="none"/>
+          <ns2:ligatures ns2:val="none"/>
         </w:rPr>
         <w:t/>
       </w:r>
@@ -5641,7 +5542,7 @@
           <w:color w:val="000000"/>
           <w:kern w:val="0"/>
           <w:lang w:eastAsia="es-PE"/>
-          <w14:ligatures w14:val="none"/>
+          <ns2:ligatures ns2:val="none"/>
         </w:rPr>
         <w:t/>
       </w:r>
@@ -5676,7 +5577,7 @@
       </w:r>
     </w:p>
     <w:bookmarkEnd w:id="25"/>
-    <w:p>
+    <w:p ns2:paraId="639FE5BE" ns2:textId="77777777">
       <w:pPr>
         <w:suppressAutoHyphens/>
         <w:spacing w:after="0" w:line="240" w:lineRule="auto"/>
@@ -5686,7 +5587,7 @@
         </w:rPr>
       </w:pPr>
     </w:p>
-    <w:p>
+    <w:p ns2:paraId="36317C11" ns2:textId="27B8E90D">
       <w:pPr>
         <w:suppressAutoHyphens/>
         <w:spacing w:line="240" w:lineRule="auto"/>
@@ -5739,7 +5640,7 @@
       <w:bookmarkStart w:id="26" w:name="_Hlk198890962"/>
     </w:p>
     <w:bookmarkEnd w:id="26"/>
-    <w:p>
+    <w:p ns2:paraId="23716787" ns2:textId="77777777">
       <w:pPr>
         <w:suppressAutoHyphens/>
         <w:spacing w:after="0" w:line="240" w:lineRule="auto"/>
@@ -5749,50 +5650,50 @@
         </w:rPr>
       </w:pPr>
     </w:p>
-    <w:p>
-      <w:pPr>
-        <w:spacing w:after="0" w:line="240" w:lineRule="auto"/>
-        <w:jc w:val="both"/>
-        <w:rPr>
-          <w:rFonts w:ascii="Arial Narrow" w:eastAsia="Arial Narrow" w:hAnsi="Arial Narrow" w:cs="Arial Narrow"/>
-          <w:b/>
-          <w:color w:val="000000"/>
-          <w:kern w:val="0"/>
-          <w:lang w:eastAsia="es-PE"/>
-          <w14:ligatures w14:val="none"/>
-        </w:rPr>
-      </w:pPr>
-    </w:p>
-    <w:p>
-      <w:pPr>
-        <w:spacing w:after="0" w:line="240" w:lineRule="auto"/>
-        <w:jc w:val="both"/>
-        <w:rPr>
-          <w:rFonts w:ascii="Arial Narrow" w:eastAsia="Arial Narrow" w:hAnsi="Arial Narrow" w:cs="Arial Narrow"/>
-          <w:b/>
-          <w:color w:val="000000"/>
-          <w:kern w:val="0"/>
-          <w:lang w:eastAsia="es-PE"/>
-          <w14:ligatures w14:val="none"/>
-        </w:rPr>
-      </w:pPr>
-    </w:p>
-    <w:p>
-      <w:pPr>
-        <w:spacing w:after="0" w:line="240" w:lineRule="auto"/>
-        <w:jc w:val="both"/>
-        <w:rPr>
-          <w:rFonts w:ascii="Arial Narrow" w:eastAsia="Arial Narrow" w:hAnsi="Arial Narrow" w:cs="Arial Narrow"/>
-          <w:b/>
-          <w:color w:val="000000"/>
-          <w:kern w:val="0"/>
-          <w:lang w:eastAsia="es-PE"/>
-          <w14:ligatures w14:val="none"/>
+    <w:p ns2:paraId="509D673B" ns2:textId="77777777">
+      <w:pPr>
+        <w:spacing w:after="0" w:line="240" w:lineRule="auto"/>
+        <w:jc w:val="both"/>
+        <w:rPr>
+          <w:rFonts w:ascii="Arial Narrow" w:eastAsia="Arial Narrow" w:hAnsi="Arial Narrow" w:cs="Arial Narrow"/>
+          <w:b/>
+          <w:color w:val="000000"/>
+          <w:kern w:val="0"/>
+          <w:lang w:eastAsia="es-PE"/>
+          <ns2:ligatures ns2:val="none"/>
+        </w:rPr>
+      </w:pPr>
+    </w:p>
+    <w:p ns2:paraId="418E1D52" ns2:textId="77777777">
+      <w:pPr>
+        <w:spacing w:after="0" w:line="240" w:lineRule="auto"/>
+        <w:jc w:val="both"/>
+        <w:rPr>
+          <w:rFonts w:ascii="Arial Narrow" w:eastAsia="Arial Narrow" w:hAnsi="Arial Narrow" w:cs="Arial Narrow"/>
+          <w:b/>
+          <w:color w:val="000000"/>
+          <w:kern w:val="0"/>
+          <w:lang w:eastAsia="es-PE"/>
+          <ns2:ligatures ns2:val="none"/>
+        </w:rPr>
+      </w:pPr>
+    </w:p>
+    <w:p ns2:paraId="1DFA0C63" ns2:textId="77777777">
+      <w:pPr>
+        <w:spacing w:after="0" w:line="240" w:lineRule="auto"/>
+        <w:jc w:val="both"/>
+        <w:rPr>
+          <w:rFonts w:ascii="Arial Narrow" w:eastAsia="Arial Narrow" w:hAnsi="Arial Narrow" w:cs="Arial Narrow"/>
+          <w:b/>
+          <w:color w:val="000000"/>
+          <w:kern w:val="0"/>
+          <w:lang w:eastAsia="es-PE"/>
+          <ns2:ligatures ns2:val="none"/>
         </w:rPr>
       </w:pPr>
     </w:p>
     <w:bookmarkEnd w:id="0"/>
-    <w:p>
+    <w:p ns2:paraId="626EF8E7" ns2:textId="36A812F1">
       <w:pPr>
         <w:spacing w:after="0" w:line="240" w:lineRule="auto"/>
         <w:jc w:val="center"/>
@@ -5802,22 +5703,22 @@
           <w:color w:val="000000"/>
           <w:kern w:val="0"/>
           <w:lang w:eastAsia="es-PE"/>
-          <w14:ligatures w14:val="none"/>
-        </w:rPr>
-      </w:pPr>
-      <w:r>
-        <w:rPr>
-          <w:rFonts w:ascii="Arial Narrow" w:eastAsia="Arial Narrow" w:hAnsi="Arial Narrow" w:cs="Arial Narrow"/>
-          <w:b/>
-          <w:color w:val="000000"/>
-          <w:kern w:val="0"/>
-          <w:lang w:eastAsia="es-PE"/>
-          <w14:ligatures w14:val="none"/>
+          <ns2:ligatures ns2:val="none"/>
+        </w:rPr>
+      </w:pPr>
+      <w:r>
+        <w:rPr>
+          <w:rFonts w:ascii="Arial Narrow" w:eastAsia="Arial Narrow" w:hAnsi="Arial Narrow" w:cs="Arial Narrow"/>
+          <w:b/>
+          <w:color w:val="000000"/>
+          <w:kern w:val="0"/>
+          <w:lang w:eastAsia="es-PE"/>
+          <ns2:ligatures ns2:val="none"/>
         </w:rPr>
         <w:t>Firmado digitalmente por</w:t>
       </w:r>
     </w:p>
-    <w:p>
+    <w:p ns2:paraId="564FA57C" ns2:textId="77777777">
       <w:pPr>
         <w:spacing w:after="0" w:line="240" w:lineRule="auto"/>
         <w:jc w:val="center"/>
@@ -5827,7 +5728,7 @@
           <w:bCs/>
           <w:color w:val="000000"/>
           <w:kern w:val="0"/>
-          <w14:ligatures w14:val="none"/>
+          <ns2:ligatures ns2:val="none"/>
         </w:rPr>
       </w:pPr>
       <w:r>
@@ -5837,12 +5738,12 @@
           <w:bCs/>
           <w:color w:val="000000"/>
           <w:kern w:val="0"/>
-          <w14:ligatures w14:val="none"/>
+          <ns2:ligatures ns2:val="none"/>
         </w:rPr>
         <w:t>EVELING ROA QUISPE</w:t>
       </w:r>
     </w:p>
-    <w:p>
+    <w:p ns2:paraId="488C71A5" ns2:textId="77777777">
       <w:pPr>
         <w:spacing w:after="0" w:line="240" w:lineRule="auto"/>
         <w:jc w:val="center"/>
@@ -5852,7 +5753,7 @@
           <w:bCs/>
           <w:color w:val="000000"/>
           <w:kern w:val="0"/>
-          <w14:ligatures w14:val="none"/>
+          <ns2:ligatures ns2:val="none"/>
         </w:rPr>
       </w:pPr>
       <w:r>
@@ -5862,12 +5763,12 @@
           <w:bCs/>
           <w:color w:val="000000"/>
           <w:kern w:val="0"/>
-          <w14:ligatures w14:val="none"/>
+          <ns2:ligatures ns2:val="none"/>
         </w:rPr>
         <w:t>Secretaria Técnica</w:t>
       </w:r>
     </w:p>
-    <w:p>
+    <w:p ns2:paraId="4EF09A7C" ns2:textId="77777777">
       <w:pPr>
         <w:spacing w:after="0" w:line="240" w:lineRule="auto"/>
         <w:jc w:val="center"/>
@@ -5877,7 +5778,7 @@
           <w:bCs/>
           <w:color w:val="000000"/>
           <w:kern w:val="0"/>
-          <w14:ligatures w14:val="none"/>
+          <ns2:ligatures ns2:val="none"/>
         </w:rPr>
       </w:pPr>
       <w:r>
@@ -5887,26 +5788,26 @@
           <w:bCs/>
           <w:color w:val="000000"/>
           <w:kern w:val="0"/>
-          <w14:ligatures w14:val="none"/>
+          <ns2:ligatures ns2:val="none"/>
         </w:rPr>
         <w:t>Comisión de Protección al Consumidor 1</w:t>
       </w:r>
     </w:p>
-    <w:p>
-      <w:pPr>
-        <w:spacing w:after="0" w:line="240" w:lineRule="auto"/>
-        <w:jc w:val="both"/>
-        <w:rPr>
-          <w:rFonts w:ascii="Arial Narrow" w:eastAsia="Arial Narrow" w:hAnsi="Arial Narrow" w:cs="Arial Narrow"/>
-          <w:b/>
-          <w:color w:val="000000"/>
-          <w:kern w:val="0"/>
-          <w:lang w:eastAsia="es-PE"/>
-          <w14:ligatures w14:val="none"/>
-        </w:rPr>
-      </w:pPr>
-    </w:p>
-    <w:p>
+    <w:p ns2:paraId="7F637530" ns2:textId="77777777">
+      <w:pPr>
+        <w:spacing w:after="0" w:line="240" w:lineRule="auto"/>
+        <w:jc w:val="both"/>
+        <w:rPr>
+          <w:rFonts w:ascii="Arial Narrow" w:eastAsia="Arial Narrow" w:hAnsi="Arial Narrow" w:cs="Arial Narrow"/>
+          <w:b/>
+          <w:color w:val="000000"/>
+          <w:kern w:val="0"/>
+          <w:lang w:eastAsia="es-PE"/>
+          <ns2:ligatures ns2:val="none"/>
+        </w:rPr>
+      </w:pPr>
+    </w:p>
+    <w:p ns2:paraId="2593B317" ns2:textId="77777777">
       <w:pPr>
         <w:spacing w:after="0" w:line="240" w:lineRule="auto"/>
         <w:jc w:val="both"/>
@@ -5924,12 +5825,12 @@
           <w:sz w:val="16"/>
           <w:szCs w:val="16"/>
           <w:lang w:eastAsia="es-PE"/>
-          <w14:ligatures w14:val="none"/>
+          <ns2:ligatures ns2:val="none"/>
         </w:rPr>
         <w:t>LSM/JCQ</w:t>
       </w:r>
     </w:p>
-    <w:p>
+    <w:p ns2:paraId="4423ADE9" ns2:textId="77777777">
       <w:pPr>
         <w:spacing w:line="240" w:lineRule="auto"/>
         <w:rPr>
@@ -5937,18 +5838,18 @@
         </w:rPr>
       </w:pPr>
     </w:p>
-    <w:p>
+    <w:p ns2:paraId="74AAB5F4" ns2:textId="77777777">
       <w:pPr>
         <w:spacing w:line="240" w:lineRule="auto"/>
       </w:pPr>
     </w:p>
     <w:sectPr>
-      <w:headerReference w:type="even" r:id="rId8"/>
-      <w:headerReference w:type="default" r:id="rId9"/>
-      <w:footerReference w:type="even" r:id="rId10"/>
-      <w:footerReference w:type="default" r:id="rId11"/>
-      <w:headerReference w:type="first" r:id="rId12"/>
-      <w:footerReference w:type="first" r:id="rId13"/>
+      <w:headerReference w:type="even" ns3:id="rId8"/>
+      <w:headerReference w:type="default" ns3:id="rId9"/>
+      <w:footerReference w:type="even" ns3:id="rId10"/>
+      <w:footerReference w:type="default" ns3:id="rId11"/>
+      <w:headerReference w:type="first" ns3:id="rId12"/>
+      <w:footerReference w:type="first" ns3:id="rId13"/>
       <w:pgSz w:w="11906" w:h="16838"/>
       <w:pgMar w:top="1417" w:right="1701" w:bottom="1417" w:left="1701" w:header="708" w:footer="708" w:gutter="0"/>
       <w:cols w:space="708"/>

--- a/plantillas_maestras/01_seguro_vehicular/negativa_cobertura/2_o_mas_ddos_varios/varon/TPL_3168_2025_SEGURO_VEHICULAR_NEGATIVA_COBERTURA_ASEGURADORA_VARON_R1.docx
+++ b/plantillas_maestras/01_seguro_vehicular/negativa_cobertura/2_o_mas_ddos_varios/varon/TPL_3168_2025_SEGURO_VEHICULAR_NEGATIVA_COBERTURA_ASEGURADORA_VARON_R1.docx
@@ -4718,7 +4718,7 @@
           <w:sz w:val="20"/>
           <w:szCs w:val="20"/>
         </w:rPr>
-        <w:t xml:space="preserve">correr traslado de la presente resolución a Pacífico Compañía de Seguros y Reaseguros S.A para que, de conformidad con lo dispuesto por el artículo 26° de la Ley sobre Facultades, Normas y Organización del Indecopi, aprobado por Decreto Legislativo N° 8079, presenten sus descargos sobre la imputación de cargos realizada en un plazo no mayor a cinco (5) días hábiles contado a partir del día siguiente de la notificación de la presente resolución, vencido el cual, el Secretario Técnico declarará en rebeldía a los denunciados que no lo hubieran presentado. Debe precisarse que de conformidad con lo establecido por el artículo 223° del Texto Único Ordenado de la Ley N° 27444, Ley del Procedimiento Administrativo General, las alegaciones y los hechos relevantes de la reclamación, salvo que hayan sido específicamente negadas en la contestación, se tendrán por aceptadas o meritadas como ciertas.</w:t>
+        <w:t xml:space="preserve">correr traslado de la presente resolución a Pacífico Compañía de Seguros y Reaseguros S.A. para que, de conformidad con lo dispuesto por el artículo 26 de la Ley sobre Facultades, Normas y Organización del Indecopi, aprobada por Decreto Legislativo 807, presente sus descargos sobre la imputación de cargos realizada en un plazo no mayor a cinco (5) días hábiles contado a partir del día siguiente de la notificación de la presente resolución, vencido el cual, el Secretario Técnico declarará en rebeldía al denunciado que no lo hubiera presentado. Debe precisarse que de conformidad con lo establecido por el artículo 223 del Texto Único Ordenado de la Ley 27444, Ley del Procedimiento Administrativo General, las alegaciones y los hechos relevantes de la reclamación, salvo que hayan sido específicamente negadas en la contestación, se tendrán por aceptadas o merituadas como ciertas.</w:t>
       </w:r>
     </w:p>
     <w:p ns2:paraId="228F876C" ns2:textId="77777777">

--- a/plantillas_maestras/01_seguro_vehicular/negativa_cobertura/2_o_mas_ddos_varios/varon/TPL_3168_2025_SEGURO_VEHICULAR_NEGATIVA_COBERTURA_ASEGURADORA_VARON_R1.docx
+++ b/plantillas_maestras/01_seguro_vehicular/negativa_cobertura/2_o_mas_ddos_varios/varon/TPL_3168_2025_SEGURO_VEHICULAR_NEGATIVA_COBERTURA_ASEGURADORA_VARON_R1.docx
@@ -559,7 +559,7 @@
           <w:lang w:eastAsia="es-PE"/>
           <ns2:ligatures ns2:val="none"/>
         </w:rPr>
-        <w:t>9</w:t>
+        <w:t xml:space="preserve">9 de enero de 2026</w:t>
       </w:r>
       <w:r>
         <w:rPr>
@@ -570,7 +570,7 @@
           <w:lang w:eastAsia="es-PE"/>
           <ns2:ligatures ns2:val="none"/>
         </w:rPr>
-        <w:t xml:space="preserve"> de </w:t>
+        <w:t xml:space="preserve"/>
       </w:r>
       <w:r>
         <w:rPr>
@@ -581,7 +581,7 @@
           <w:lang w:eastAsia="es-PE"/>
           <ns2:ligatures ns2:val="none"/>
         </w:rPr>
-        <w:t>enero de 2026</w:t>
+        <w:t xml:space="preserve"/>
       </w:r>
     </w:p>
     <w:p ns2:paraId="66CE1821" ns2:textId="77777777">
@@ -667,7 +667,7 @@
           <w:lang w:val="es-ES" w:eastAsia="es-ES"/>
           <ns2:ligatures ns2:val="none"/>
         </w:rPr>
-        <w:t xml:space="preserve">Mediante el escrito del 2 de diciembre 2025, el señor [APELLIDO] [APELLIDO] y el señor [APELLIDO] denunciaron a Pacífico por presuntas infracciones a la Ley 29571, Código de Protección y Defensa del Consumidor (en adelante, Código), señalando lo siguiente:</w:t>
+        <w:t xml:space="preserve">Mediante el escrito del 2 de diciembre de 2025, el señor [APELLIDO] [APELLIDO] y el señor [APELLIDO] denunciaron a Pacífico por presuntas infracciones a la Ley 29571, Código de Protección y Defensa del Consumidor (en adelante, Código), señalando lo siguiente:</w:t>
       </w:r>
       <w:r>
         <w:rPr>
@@ -1024,7 +1024,7 @@
           <w:lang w:eastAsia="es-ES"/>
           <ns2:ligatures ns2:val="none"/>
         </w:rPr>
-        <w:t xml:space="preserve">El 5 de septiembre de 2025, el vehículo asegurado fue robado en el distrito de Desaguadero, departamento de Puno, y el señor [APELLIDO] [APELLIDO] comunicó el hecho a Pacífico, además de interponer la denuncia policial correspondiente. Ese mismo día, Pacífico informó al señor [APELLIDO] [APELLIDO] que el procurador asignado era Óscar Huamani y que debía esperar para no tener problemas con la gestión del Seguro Vehicular. No obstante, esperó hasta la mañana del día siguiente, sin que el procurador acudiera, y viajó al departamento de Tacna.</w:t>
+        <w:t xml:space="preserve">El 5 de setiembre de 2025, el vehículo asegurado fue robado en el distrito de Desaguadero, departamento de Puno, y el señor [APELLIDO] [APELLIDO] comunicó el hecho a Pacífico, además de interponer la denuncia policial correspondiente. Ese mismo día, Pacífico informó al señor [APELLIDO] [APELLIDO] que el procurador asignado era Óscar Huamani y que debía esperar para no tener problemas con la gestión del Seguro Vehicular. No obstante, esperó hasta la mañana del día siguiente, sin que el procurador acudiera, y viajó al departamento de Tacna.</w:t>
       </w:r>
       <w:r>
         <w:rPr>
@@ -1322,7 +1322,7 @@
           <w:lang w:eastAsia="es-ES"/>
           <ns2:ligatures ns2:val="none"/>
         </w:rPr>
-        <w:t xml:space="preserve">Mediante carta del 18 de septiembre de 2025, Pacífico remitió una carta al señor [APELLIDO] [APELLIDO] informando que había identificado dudas razonables sobre la veracidad de los hechos del siniestro y que debía someterse a una prueba poligráfica. Ante lo cual decidió realizarse la prueba poligráfica ante Honesty S.A.C.</w:t>
+        <w:t xml:space="preserve">Mediante carta del 18 de setiembre de 2025, Pacífico remitió una carta al señor [APELLIDO] [APELLIDO] informando que había identificado dudas razonables sobre la veracidad de los hechos del siniestro y que debía someterse a una prueba poligráfica. Ante lo cual decidió realizarse la prueba poligráfica ante Honesty S.A.C.</w:t>
       </w:r>
       <w:r>
         <w:rPr>
@@ -1483,7 +1483,7 @@
           <w:lang w:eastAsia="es-ES"/>
           <ns2:ligatures ns2:val="none"/>
         </w:rPr>
-        <w:t xml:space="preserve">Posteriormente, el señor [APELLIDO] [APELLIDO] respondió el correo vinculado a la carta del 18 de septiembre de 2025 solicitando a Pacífico que se le indiquen los motivos de las dudas razonables, sin recibir respuesta de la compañía aseguradora.</w:t>
+        <w:t xml:space="preserve">Posteriormente, el señor [APELLIDO] [APELLIDO] respondió el correo vinculado a la carta del 18 de setiembre de 2025 solicitando a Pacífico que se le indiquen los motivos de las dudas razonables, sin recibir respuesta de la compañía aseguradora.</w:t>
       </w:r>
       <w:r>
         <w:rPr>
@@ -3445,7 +3445,7 @@
           <w:lang w:eastAsia="es-PE"/>
           <ns2:ligatures ns2:val="none"/>
         </w:rPr>
-        <w:t xml:space="preserve">PRIMERO: admitir a trámite la denuncia del 2 de diciembre 2025 interpuesta por el señor [APELLIDO] [APELLIDO] y el señor [APELLIDO] [APELLIDO] contra Pacífico Compañía de Seguros y Reaseguros S.A., por lo siguiente:</w:t>
+        <w:t xml:space="preserve">PRIMERO: admitir a trámite la denuncia del 2 de diciembre de 2025 interpuesta por el señor [APELLIDO] [APELLIDO] y el señor [APELLIDO] [APELLIDO] contra Pacífico Compañía de Seguros y Reaseguros S.A., por lo siguiente:</w:t>
       </w:r>
       <w:r>
         <w:rPr>
@@ -4326,7 +4326,7 @@
           <w:lang w:val="es-ES" w:eastAsia="es-ES"/>
           <ns2:ligatures ns2:val="none"/>
         </w:rPr>
-        <w:t>2 de diciembre 2025</w:t>
+        <w:t xml:space="preserve">2 de diciembre de 2025</w:t>
       </w:r>
       <w:r>
         <w:rPr>
@@ -6059,7 +6059,7 @@
           <w:sz w:val="16"/>
           <w:szCs w:val="16"/>
         </w:rPr>
-        <w:t>el 2 de setiembre del 2010 en el Diario Oficial El Peruano, vigente desde el 2 de octubre del 2010 y modificado por Decreto Legislativo 1308.</w:t>
+        <w:t xml:space="preserve">el 2 de setiembre de 2010 en el Diario Oficial El Peruano, vigente desde el 2 de octubre de 2010 y modificado por Decreto Legislativo 1308.</w:t>
       </w:r>
     </w:p>
     <w:p>

--- a/plantillas_maestras/01_seguro_vehicular/negativa_cobertura/2_o_mas_ddos_varios/varon/TPL_3168_2025_SEGURO_VEHICULAR_NEGATIVA_COBERTURA_ASEGURADORA_VARON_R1.docx
+++ b/plantillas_maestras/01_seguro_vehicular/negativa_cobertura/2_o_mas_ddos_varios/varon/TPL_3168_2025_SEGURO_VEHICULAR_NEGATIVA_COBERTURA_ASEGURADORA_VARON_R1.docx
@@ -1,8 +1,8 @@
 
 <file path=word/document.xml><?xml version="1.0" encoding="utf-8"?>
-<w:document xmlns:ns1="http://schemas.openxmlformats.org/markup-compatibility/2006" xmlns:ns2="http://schemas.microsoft.com/office/word/2010/wordml" xmlns:ns3="http://schemas.openxmlformats.org/officeDocument/2006/relationships" xmlns:w="http://schemas.openxmlformats.org/wordprocessingml/2006/main" ns1:Ignorable="w14 w15 w16se w16cid w16 w16cex w16sdtdh w16sdtfl w16du wp14">
+<w:document xmlns:mc="http://schemas.openxmlformats.org/markup-compatibility/2006" xmlns:r="http://schemas.openxmlformats.org/officeDocument/2006/relationships" xmlns:w="http://schemas.openxmlformats.org/wordprocessingml/2006/main" xmlns:w14="http://schemas.microsoft.com/office/word/2010/wordml" xmlns:w15="http://schemas.microsoft.com/office/word/2012/wordml" xmlns:w16="http://schemas.microsoft.com/office/word/2018/wordml" xmlns:w16cex="http://schemas.microsoft.com/office/word/2018/wordml/cex" xmlns:w16cid="http://schemas.microsoft.com/office/word/2016/wordml/cid" xmlns:w16du="http://schemas.microsoft.com/office/word/2023/wordml/word16du" xmlns:w16sdtdh="http://schemas.microsoft.com/office/word/2020/wordml/sdtdatahash" xmlns:w16se="http://schemas.microsoft.com/office/word/2015/wordml/symex" xmlns:wp14="http://schemas.microsoft.com/office/word/2010/wordprocessingDrawing" mc:Ignorable="w14 w15 w16se w16cid w16 w16cex w16sdtdh w16du wp14">
   <w:body>
-    <w:p ns2:paraId="1B509B2D" ns2:textId="797189F9">
+    <w:p>
       <w:pPr>
         <w:tabs>
           <w:tab w:val="left" w:pos="1701"/>
@@ -14,7 +14,7 @@
           <w:color w:val="000000"/>
           <w:kern w:val="0"/>
           <w:lang w:eastAsia="es-PE"/>
-          <ns2:ligatures ns2:val="none"/>
+          <w14:ligatures w14:val="none"/>
         </w:rPr>
       </w:pPr>
       <w:bookmarkStart w:id="0" w:name="_Hlk80343540"/>
@@ -25,7 +25,7 @@
           <w:color w:val="000000"/>
           <w:kern w:val="0"/>
           <w:lang w:eastAsia="es-PE"/>
-          <ns2:ligatures ns2:val="none"/>
+          <w14:ligatures w14:val="none"/>
         </w:rPr>
         <w:t xml:space="preserve">EXPEDIENTE </w:t>
       </w:r>
@@ -36,7 +36,7 @@
           <w:color w:val="000000"/>
           <w:kern w:val="0"/>
           <w:lang w:eastAsia="es-PE"/>
-          <ns2:ligatures ns2:val="none"/>
+          <w14:ligatures w14:val="none"/>
         </w:rPr>
         <w:tab/>
         <w:t>:</w:t>
@@ -48,7 +48,7 @@
           <w:color w:val="000000"/>
           <w:kern w:val="0"/>
           <w:lang w:eastAsia="es-PE"/>
-          <ns2:ligatures ns2:val="none"/>
+          <w14:ligatures w14:val="none"/>
         </w:rPr>
         <w:tab/>
       </w:r>
@@ -61,7 +61,7 @@
           <w:kern w:val="0"/>
           <w:shd w:val="clear" w:color="auto" w:fill="FFFFFF"/>
           <w:lang w:eastAsia="es-PE"/>
-          <ns2:ligatures ns2:val="none"/>
+          <w14:ligatures w14:val="none"/>
         </w:rPr>
         <w:t>3168-2025</w:t>
       </w:r>
@@ -74,12 +74,12 @@
           <w:kern w:val="0"/>
           <w:shd w:val="clear" w:color="auto" w:fill="FFFFFF"/>
           <w:lang w:eastAsia="es-PE"/>
-          <ns2:ligatures ns2:val="none"/>
+          <w14:ligatures w14:val="none"/>
         </w:rPr>
         <w:t>/CC1</w:t>
       </w:r>
     </w:p>
-    <w:p ns2:paraId="7E5DC22B" ns2:textId="32372675">
+    <w:p>
       <w:pPr>
         <w:tabs>
           <w:tab w:val="left" w:pos="1701"/>
@@ -94,100 +94,26 @@
           <w:color w:val="000000"/>
           <w:kern w:val="0"/>
           <w:lang w:eastAsia="es-PE"/>
-          <ns2:ligatures ns2:val="none"/>
-        </w:rPr>
-      </w:pPr>
-      <w:r>
-        <w:rPr>
-          <w:rFonts w:ascii="Arial Narrow" w:eastAsia="Arial Narrow" w:hAnsi="Arial Narrow" w:cs="Arial Narrow"/>
-          <w:b/>
-          <w:color w:val="000000"/>
-          <w:kern w:val="0"/>
-          <w:lang w:eastAsia="es-PE"/>
-          <ns2:ligatures ns2:val="none"/>
-        </w:rPr>
-        <w:t xml:space="preserve">DENUNCIANTE[DENUNCIANTE] (SEÑOR [APELLIDO] [APELLIDO])</w:t>
-      </w:r>
-      <w:r>
-        <w:rPr>
-          <w:rFonts w:ascii="Arial Narrow" w:eastAsia="Arial Narrow" w:hAnsi="Arial Narrow" w:cs="Arial Narrow"/>
-          <w:b/>
-          <w:color w:val="000000"/>
-          <w:kern w:val="0"/>
-          <w:lang w:eastAsia="es-PE"/>
-          <ns2:ligatures ns2:val="none"/>
-        </w:rPr>
-        <w:t/>
-      </w:r>
-      <w:r>
-        <w:rPr>
-          <w:rFonts w:ascii="Arial Narrow" w:eastAsia="Arial Narrow" w:hAnsi="Arial Narrow" w:cs="Arial Narrow"/>
-          <w:b/>
-          <w:color w:val="000000"/>
-          <w:kern w:val="0"/>
-          <w:lang w:eastAsia="es-PE"/>
-          <ns2:ligatures ns2:val="none"/>
-        </w:rPr>
+          <w14:ligatures w14:val="none"/>
+        </w:rPr>
+      </w:pPr>
+      <w:r>
+        <w:rPr>
+          <w:rFonts w:ascii="Arial Narrow" w:eastAsia="Arial Narrow" w:hAnsi="Arial Narrow" w:cs="Arial Narrow"/>
+          <w:b/>
+          <w:color w:val="000000"/>
+          <w:kern w:val="0"/>
+          <w:lang w:eastAsia="es-PE"/>
+          <w14:ligatures w14:val="none"/>
+        </w:rPr>
+        <w:t>DENUNCIANTE</w:t>
         <w:tab/>
-        <w:t/>
-      </w:r>
-      <w:r>
-        <w:rPr>
-          <w:rFonts w:ascii="Arial Narrow" w:eastAsia="Arial Narrow" w:hAnsi="Arial Narrow" w:cs="Arial Narrow"/>
-          <w:b/>
-          <w:color w:val="000000"/>
-          <w:kern w:val="0"/>
-          <w:lang w:eastAsia="es-PE"/>
-          <ns2:ligatures ns2:val="none"/>
-        </w:rPr>
+        <w:t>:</w:t>
         <w:tab/>
-      </w:r>
-      <w:r>
-        <w:rPr>
-          <w:rFonts w:ascii="Arial Narrow" w:eastAsia="Arial Narrow" w:hAnsi="Arial Narrow" w:cs="Arial Narrow"/>
-          <w:b/>
-          <w:color w:val="000000"/>
-          <w:kern w:val="0"/>
-          <w:lang w:eastAsia="es-PE"/>
-          <ns2:ligatures ns2:val="none"/>
-        </w:rPr>
-        <w:t xml:space="preserve"/>
-      </w:r>
-      <w:r>
-        <w:rPr>
-          <w:rFonts w:ascii="Arial Narrow" w:eastAsia="Arial Narrow" w:hAnsi="Arial Narrow" w:cs="Arial Narrow"/>
-          <w:b/>
-          <w:color w:val="000000"/>
-          <w:kern w:val="0"/>
-          <w:lang w:eastAsia="es-PE"/>
-          <ns2:ligatures ns2:val="none"/>
-        </w:rPr>
-        <w:t/>
-      </w:r>
-      <w:r>
-        <w:rPr>
-          <w:rFonts w:ascii="Arial Narrow" w:eastAsia="Arial Narrow" w:hAnsi="Arial Narrow" w:cs="Arial Narrow"/>
-          <w:b/>
-          <w:color w:val="000000"/>
-          <w:kern w:val="0"/>
-          <w:lang w:eastAsia="es-PE"/>
-          <ns2:ligatures ns2:val="none"/>
-        </w:rPr>
-        <w:t/>
-      </w:r>
-      <w:r>
-        <w:rPr>
-          <w:rFonts w:ascii="Arial Narrow" w:eastAsia="Arial Narrow" w:hAnsi="Arial Narrow" w:cs="Arial Narrow"/>
-          <w:b/>
-          <w:color w:val="000000"/>
-          <w:kern w:val="0"/>
-          <w:lang w:eastAsia="es-PE"/>
-          <ns2:ligatures ns2:val="none"/>
-        </w:rPr>
-        <w:t/>
-      </w:r>
-    </w:p>
-    <w:p ns2:paraId="27925B6F" ns2:textId="1A721308">
+        <w:t xml:space="preserve">[DENUNCIANTE] (SEÑOR [APELLIDO] [APELLIDO])</w:t>
+      </w:r>
+    </w:p>
+    <w:p>
       <w:pPr>
         <w:tabs>
           <w:tab w:val="left" w:pos="1701"/>
@@ -202,17 +128,17 @@
           <w:color w:val="000000"/>
           <w:kern w:val="0"/>
           <w:lang w:eastAsia="es-PE"/>
-          <ns2:ligatures ns2:val="none"/>
-        </w:rPr>
-      </w:pPr>
-      <w:r>
-        <w:rPr>
-          <w:rFonts w:ascii="Arial Narrow" w:eastAsia="Arial Narrow" w:hAnsi="Arial Narrow" w:cs="Arial Narrow"/>
-          <w:b/>
-          <w:color w:val="000000"/>
-          <w:kern w:val="0"/>
-          <w:lang w:eastAsia="es-PE"/>
-          <ns2:ligatures ns2:val="none"/>
+          <w14:ligatures w14:val="none"/>
+        </w:rPr>
+      </w:pPr>
+      <w:r>
+        <w:rPr>
+          <w:rFonts w:ascii="Arial Narrow" w:eastAsia="Arial Narrow" w:hAnsi="Arial Narrow" w:cs="Arial Narrow"/>
+          <w:b/>
+          <w:color w:val="000000"/>
+          <w:kern w:val="0"/>
+          <w:lang w:eastAsia="es-PE"/>
+          <w14:ligatures w14:val="none"/>
         </w:rPr>
         <w:tab/>
         <w:t xml:space="preserve">:SHAGGIE JEANS CARLOS PALACO [APELLIDO] (SEÑOR [APELLIDO] )</w:t>
@@ -224,7 +150,7 @@
           <w:color w:val="000000"/>
           <w:kern w:val="0"/>
           <w:lang w:eastAsia="es-PE"/>
-          <ns2:ligatures ns2:val="none"/>
+          <w14:ligatures w14:val="none"/>
         </w:rPr>
         <w:tab/>
       </w:r>
@@ -235,7 +161,7 @@
           <w:color w:val="000000"/>
           <w:kern w:val="0"/>
           <w:lang w:eastAsia="es-PE"/>
-          <ns2:ligatures ns2:val="none"/>
+          <w14:ligatures w14:val="none"/>
         </w:rPr>
         <w:t xml:space="preserve"/>
       </w:r>
@@ -246,7 +172,7 @@
           <w:color w:val="000000"/>
           <w:kern w:val="0"/>
           <w:lang w:eastAsia="es-PE"/>
-          <ns2:ligatures ns2:val="none"/>
+          <w14:ligatures w14:val="none"/>
         </w:rPr>
         <w:t xml:space="preserve"/>
       </w:r>
@@ -257,12 +183,12 @@
           <w:color w:val="000000"/>
           <w:kern w:val="0"/>
           <w:lang w:eastAsia="es-PE"/>
-          <ns2:ligatures ns2:val="none"/>
+          <w14:ligatures w14:val="none"/>
         </w:rPr>
         <w:t/>
       </w:r>
     </w:p>
-    <w:p ns2:paraId="6DEEEDFE" ns2:textId="17D113CE">
+    <w:p>
       <w:pPr>
         <w:tabs>
           <w:tab w:val="left" w:pos="1701"/>
@@ -277,17 +203,17 @@
           <w:color w:val="000000"/>
           <w:kern w:val="0"/>
           <w:lang w:eastAsia="es-PE"/>
-          <ns2:ligatures ns2:val="none"/>
-        </w:rPr>
-      </w:pPr>
-      <w:r>
-        <w:rPr>
-          <w:rFonts w:ascii="Arial Narrow" w:eastAsia="Arial Narrow" w:hAnsi="Arial Narrow" w:cs="Arial Narrow"/>
-          <w:b/>
-          <w:color w:val="000000"/>
-          <w:kern w:val="0"/>
-          <w:lang w:eastAsia="es-PE"/>
-          <ns2:ligatures ns2:val="none"/>
+          <w14:ligatures w14:val="none"/>
+        </w:rPr>
+      </w:pPr>
+      <w:r>
+        <w:rPr>
+          <w:rFonts w:ascii="Arial Narrow" w:eastAsia="Arial Narrow" w:hAnsi="Arial Narrow" w:cs="Arial Narrow"/>
+          <w:b/>
+          <w:color w:val="000000"/>
+          <w:kern w:val="0"/>
+          <w:lang w:eastAsia="es-PE"/>
+          <w14:ligatures w14:val="none"/>
         </w:rPr>
         <w:t>DENUNCIADO</w:t>
       </w:r>
@@ -298,7 +224,7 @@
           <w:color w:val="000000"/>
           <w:kern w:val="0"/>
           <w:lang w:eastAsia="es-PE"/>
-          <ns2:ligatures ns2:val="none"/>
+          <w14:ligatures w14:val="none"/>
         </w:rPr>
         <w:tab/>
         <w:t>:</w:t>
@@ -310,7 +236,7 @@
           <w:color w:val="000000"/>
           <w:kern w:val="0"/>
           <w:lang w:eastAsia="es-PE"/>
-          <ns2:ligatures ns2:val="none"/>
+          <w14:ligatures w14:val="none"/>
         </w:rPr>
         <w:tab/>
       </w:r>
@@ -321,7 +247,7 @@
           <w:color w:val="000000"/>
           <w:kern w:val="0"/>
           <w:lang w:eastAsia="es-PE"/>
-          <ns2:ligatures ns2:val="none"/>
+          <w14:ligatures w14:val="none"/>
         </w:rPr>
         <w:t xml:space="preserve">PACÍFICO COMPAÑÍA DE SEGUROS Y REASEGUROS S.A. </w:t>
       </w:r>
@@ -332,7 +258,7 @@
           <w:color w:val="000000"/>
           <w:kern w:val="0"/>
           <w:lang w:eastAsia="es-PE"/>
-          <ns2:ligatures ns2:val="none"/>
+          <w14:ligatures w14:val="none"/>
         </w:rPr>
         <w:t>(</w:t>
       </w:r>
@@ -343,7 +269,7 @@
           <w:color w:val="000000"/>
           <w:kern w:val="0"/>
           <w:lang w:eastAsia="es-PE"/>
-          <ns2:ligatures ns2:val="none"/>
+          <w14:ligatures w14:val="none"/>
         </w:rPr>
         <w:t>PACÍFICO</w:t>
       </w:r>
@@ -354,12 +280,12 @@
           <w:color w:val="000000"/>
           <w:kern w:val="0"/>
           <w:lang w:eastAsia="es-PE"/>
-          <ns2:ligatures ns2:val="none"/>
+          <w14:ligatures w14:val="none"/>
         </w:rPr>
         <w:t>)</w:t>
       </w:r>
     </w:p>
-    <w:p ns2:paraId="022D2B94" ns2:textId="77777777">
+    <w:p>
       <w:pPr>
         <w:tabs>
           <w:tab w:val="left" w:pos="1701"/>
@@ -374,17 +300,17 @@
           <w:color w:val="000000"/>
           <w:kern w:val="0"/>
           <w:lang w:eastAsia="es-PE"/>
-          <ns2:ligatures ns2:val="none"/>
-        </w:rPr>
-      </w:pPr>
-      <w:r>
-        <w:rPr>
-          <w:rFonts w:ascii="Arial Narrow" w:eastAsia="Arial Narrow" w:hAnsi="Arial Narrow" w:cs="Arial Narrow"/>
-          <w:b/>
-          <w:color w:val="000000"/>
-          <w:kern w:val="0"/>
-          <w:lang w:eastAsia="es-PE"/>
-          <ns2:ligatures ns2:val="none"/>
+          <w14:ligatures w14:val="none"/>
+        </w:rPr>
+      </w:pPr>
+      <w:r>
+        <w:rPr>
+          <w:rFonts w:ascii="Arial Narrow" w:eastAsia="Arial Narrow" w:hAnsi="Arial Narrow" w:cs="Arial Narrow"/>
+          <w:b/>
+          <w:color w:val="000000"/>
+          <w:kern w:val="0"/>
+          <w:lang w:eastAsia="es-PE"/>
+          <w14:ligatures w14:val="none"/>
         </w:rPr>
         <w:t>MATERIAS</w:t>
       </w:r>
@@ -395,7 +321,7 @@
           <w:color w:val="000000"/>
           <w:kern w:val="0"/>
           <w:lang w:eastAsia="es-PE"/>
-          <ns2:ligatures ns2:val="none"/>
+          <w14:ligatures w14:val="none"/>
         </w:rPr>
         <w:tab/>
         <w:t xml:space="preserve">: </w:t>
@@ -407,13 +333,13 @@
           <w:color w:val="000000"/>
           <w:kern w:val="0"/>
           <w:lang w:eastAsia="es-PE"/>
-          <ns2:ligatures ns2:val="none"/>
+          <w14:ligatures w14:val="none"/>
         </w:rPr>
         <w:tab/>
         <w:t>ADMISIÓN A TRÁMITE</w:t>
       </w:r>
     </w:p>
-    <w:p ns2:paraId="19ED7B73" ns2:textId="77777777">
+    <w:p>
       <w:pPr>
         <w:tabs>
           <w:tab w:val="left" w:pos="1701"/>
@@ -428,22 +354,22 @@
           <w:color w:val="000000"/>
           <w:kern w:val="0"/>
           <w:lang w:eastAsia="es-PE"/>
-          <ns2:ligatures ns2:val="none"/>
-        </w:rPr>
-      </w:pPr>
-      <w:r>
-        <w:rPr>
-          <w:rFonts w:ascii="Arial Narrow" w:eastAsia="Arial Narrow" w:hAnsi="Arial Narrow" w:cs="Arial Narrow"/>
-          <w:b/>
-          <w:color w:val="000000"/>
-          <w:kern w:val="0"/>
-          <w:lang w:eastAsia="es-PE"/>
-          <ns2:ligatures ns2:val="none"/>
+          <w14:ligatures w14:val="none"/>
+        </w:rPr>
+      </w:pPr>
+      <w:r>
+        <w:rPr>
+          <w:rFonts w:ascii="Arial Narrow" w:eastAsia="Arial Narrow" w:hAnsi="Arial Narrow" w:cs="Arial Narrow"/>
+          <w:b/>
+          <w:color w:val="000000"/>
+          <w:kern w:val="0"/>
+          <w:lang w:eastAsia="es-PE"/>
+          <w14:ligatures w14:val="none"/>
         </w:rPr>
         <w:t xml:space="preserve">REQUERIMIENTO DE INFORMACIÓN </w:t>
       </w:r>
     </w:p>
-    <w:p ns2:paraId="46A5A479" ns2:textId="2E519205">
+    <w:p>
       <w:pPr>
         <w:tabs>
           <w:tab w:val="left" w:pos="1701"/>
@@ -457,17 +383,17 @@
           <w:color w:val="000000"/>
           <w:kern w:val="0"/>
           <w:lang w:eastAsia="es-PE"/>
-          <ns2:ligatures ns2:val="none"/>
-        </w:rPr>
-      </w:pPr>
-      <w:r>
-        <w:rPr>
-          <w:rFonts w:ascii="Arial Narrow" w:eastAsia="Arial Narrow" w:hAnsi="Arial Narrow" w:cs="Arial Narrow"/>
-          <w:b/>
-          <w:color w:val="000000"/>
-          <w:kern w:val="0"/>
-          <w:lang w:eastAsia="es-PE"/>
-          <ns2:ligatures ns2:val="none"/>
+          <w14:ligatures w14:val="none"/>
+        </w:rPr>
+      </w:pPr>
+      <w:r>
+        <w:rPr>
+          <w:rFonts w:ascii="Arial Narrow" w:eastAsia="Arial Narrow" w:hAnsi="Arial Narrow" w:cs="Arial Narrow"/>
+          <w:b/>
+          <w:color w:val="000000"/>
+          <w:kern w:val="0"/>
+          <w:lang w:eastAsia="es-PE"/>
+          <w14:ligatures w14:val="none"/>
         </w:rPr>
         <w:t xml:space="preserve">RESOLUCIÓN </w:t>
       </w:r>
@@ -478,7 +404,7 @@
           <w:color w:val="000000"/>
           <w:kern w:val="0"/>
           <w:lang w:eastAsia="es-PE"/>
-          <ns2:ligatures ns2:val="none"/>
+          <w14:ligatures w14:val="none"/>
         </w:rPr>
         <w:tab/>
         <w:t>:</w:t>
@@ -490,7 +416,7 @@
           <w:color w:val="000000"/>
           <w:kern w:val="0"/>
           <w:lang w:eastAsia="es-PE"/>
-          <ns2:ligatures ns2:val="none"/>
+          <w14:ligatures w14:val="none"/>
         </w:rPr>
         <w:tab/>
       </w:r>
@@ -501,12 +427,12 @@
           <w:color w:val="000000"/>
           <w:kern w:val="0"/>
           <w:lang w:eastAsia="es-PE"/>
-          <ns2:ligatures ns2:val="none"/>
+          <w14:ligatures w14:val="none"/>
         </w:rPr>
         <w:t>1</w:t>
       </w:r>
     </w:p>
-    <w:p ns2:paraId="5BA3A18D" ns2:textId="77777777">
+    <w:p>
       <w:pPr>
         <w:tabs>
           <w:tab w:val="left" w:pos="1014"/>
@@ -519,11 +445,11 @@
           <w:kern w:val="0"/>
           <w:shd w:val="clear" w:color="auto" w:fill="FFFFFF"/>
           <w:lang w:eastAsia="es-PE"/>
-          <ns2:ligatures ns2:val="none"/>
-        </w:rPr>
-      </w:pPr>
-    </w:p>
-    <w:p ns2:paraId="2F799822" ns2:textId="3F86A15D">
+          <w14:ligatures w14:val="none"/>
+        </w:rPr>
+      </w:pPr>
+    </w:p>
+    <w:p>
       <w:pPr>
         <w:tabs>
           <w:tab w:val="left" w:pos="1014"/>
@@ -536,7 +462,7 @@
           <w:kern w:val="0"/>
           <w:shd w:val="clear" w:color="auto" w:fill="FFFFFF"/>
           <w:lang w:eastAsia="es-PE"/>
-          <ns2:ligatures ns2:val="none"/>
+          <w14:ligatures w14:val="none"/>
         </w:rPr>
       </w:pPr>
       <w:r>
@@ -546,7 +472,7 @@
           <w:kern w:val="0"/>
           <w:shd w:val="clear" w:color="auto" w:fill="FFFFFF"/>
           <w:lang w:eastAsia="es-PE"/>
-          <ns2:ligatures ns2:val="none"/>
+          <w14:ligatures w14:val="none"/>
         </w:rPr>
         <w:t xml:space="preserve">Lima, </w:t>
       </w:r>
@@ -557,7 +483,7 @@
           <w:kern w:val="0"/>
           <w:shd w:val="clear" w:color="auto" w:fill="FFFFFF"/>
           <w:lang w:eastAsia="es-PE"/>
-          <ns2:ligatures ns2:val="none"/>
+          <w14:ligatures w14:val="none"/>
         </w:rPr>
         <w:t xml:space="preserve">9 de enero de 2026</w:t>
       </w:r>
@@ -568,7 +494,7 @@
           <w:kern w:val="0"/>
           <w:shd w:val="clear" w:color="auto" w:fill="FFFFFF"/>
           <w:lang w:eastAsia="es-PE"/>
-          <ns2:ligatures ns2:val="none"/>
+          <w14:ligatures w14:val="none"/>
         </w:rPr>
         <w:t xml:space="preserve"/>
       </w:r>
@@ -579,12 +505,12 @@
           <w:kern w:val="0"/>
           <w:shd w:val="clear" w:color="auto" w:fill="FFFFFF"/>
           <w:lang w:eastAsia="es-PE"/>
-          <ns2:ligatures ns2:val="none"/>
+          <w14:ligatures w14:val="none"/>
         </w:rPr>
         <w:t xml:space="preserve"/>
       </w:r>
     </w:p>
-    <w:p ns2:paraId="66CE1821" ns2:textId="77777777">
+    <w:p>
       <w:pPr>
         <w:tabs>
           <w:tab w:val="left" w:pos="1014"/>
@@ -596,11 +522,11 @@
           <w:color w:val="000000"/>
           <w:kern w:val="0"/>
           <w:lang w:eastAsia="es-PE"/>
-          <ns2:ligatures ns2:val="none"/>
-        </w:rPr>
-      </w:pPr>
-    </w:p>
-    <w:p ns2:paraId="0B80AAA5" ns2:textId="77777777">
+          <w14:ligatures w14:val="none"/>
+        </w:rPr>
+      </w:pPr>
+    </w:p>
+    <w:p>
       <w:pPr>
         <w:numPr>
           <w:ilvl w:val="0"/>
@@ -614,22 +540,22 @@
           <w:color w:val="000000"/>
           <w:kern w:val="0"/>
           <w:lang w:eastAsia="es-PE"/>
-          <ns2:ligatures ns2:val="none"/>
-        </w:rPr>
-      </w:pPr>
-      <w:r>
-        <w:rPr>
-          <w:rFonts w:ascii="Arial Narrow" w:eastAsia="Arial Narrow" w:hAnsi="Arial Narrow" w:cs="Arial Narrow"/>
-          <w:b/>
-          <w:color w:val="000000"/>
-          <w:kern w:val="0"/>
-          <w:lang w:eastAsia="es-PE"/>
-          <ns2:ligatures ns2:val="none"/>
+          <w14:ligatures w14:val="none"/>
+        </w:rPr>
+      </w:pPr>
+      <w:r>
+        <w:rPr>
+          <w:rFonts w:ascii="Arial Narrow" w:eastAsia="Arial Narrow" w:hAnsi="Arial Narrow" w:cs="Arial Narrow"/>
+          <w:b/>
+          <w:color w:val="000000"/>
+          <w:kern w:val="0"/>
+          <w:lang w:eastAsia="es-PE"/>
+          <w14:ligatures w14:val="none"/>
         </w:rPr>
         <w:t xml:space="preserve">HECHOS </w:t>
       </w:r>
     </w:p>
-    <w:p ns2:paraId="621F2AB2" ns2:textId="77777777">
+    <w:p>
       <w:pPr>
         <w:spacing w:after="0" w:line="240" w:lineRule="auto"/>
         <w:jc w:val="both"/>
@@ -638,11 +564,11 @@
           <w:color w:val="000000"/>
           <w:kern w:val="0"/>
           <w:lang w:eastAsia="es-PE"/>
-          <ns2:ligatures ns2:val="none"/>
-        </w:rPr>
-      </w:pPr>
-    </w:p>
-    <w:p ns2:paraId="60B5D5B0" ns2:textId="5FACD971">
+          <w14:ligatures w14:val="none"/>
+        </w:rPr>
+      </w:pPr>
+    </w:p>
+    <w:p>
       <w:pPr>
         <w:numPr>
           <w:ilvl w:val="1"/>
@@ -656,7 +582,7 @@
           <w:color w:val="000000"/>
           <w:kern w:val="0"/>
           <w:lang w:val="es-ES" w:eastAsia="es-ES"/>
-          <ns2:ligatures ns2:val="none"/>
+          <w14:ligatures w14:val="none"/>
         </w:rPr>
       </w:pPr>
       <w:r>
@@ -665,7 +591,7 @@
           <w:color w:val="000000"/>
           <w:kern w:val="0"/>
           <w:lang w:val="es-ES" w:eastAsia="es-ES"/>
-          <ns2:ligatures ns2:val="none"/>
+          <w14:ligatures w14:val="none"/>
         </w:rPr>
         <w:t xml:space="preserve">Mediante el escrito del 2 de diciembre de 2025, el señor [APELLIDO] [APELLIDO] y el señor [APELLIDO] denunciaron a Pacífico por presuntas infracciones a la Ley 29571, Código de Protección y Defensa del Consumidor (en adelante, Código), señalando lo siguiente:</w:t>
       </w:r>
@@ -675,7 +601,7 @@
           <w:color w:val="000000"/>
           <w:kern w:val="0"/>
           <w:lang w:val="es-ES" w:eastAsia="es-ES"/>
-          <ns2:ligatures ns2:val="none"/>
+          <w14:ligatures w14:val="none"/>
         </w:rPr>
         <w:t/>
       </w:r>
@@ -685,7 +611,7 @@
           <w:color w:val="000000"/>
           <w:kern w:val="0"/>
           <w:lang w:val="es-ES" w:eastAsia="es-ES"/>
-          <ns2:ligatures ns2:val="none"/>
+          <w14:ligatures w14:val="none"/>
         </w:rPr>
         <w:t xml:space="preserve"/>
       </w:r>
@@ -695,7 +621,7 @@
           <w:color w:val="000000"/>
           <w:kern w:val="0"/>
           <w:lang w:val="es-ES" w:eastAsia="es-ES"/>
-          <ns2:ligatures ns2:val="none"/>
+          <w14:ligatures w14:val="none"/>
         </w:rPr>
         <w:t/>
       </w:r>
@@ -703,7 +629,7 @@
         <w:rPr>
           <w:rFonts w:ascii="Arial Narrow" w:eastAsia="Calibri" w:hAnsi="Arial Narrow" w:cs="Arial"/>
           <w:kern w:val="0"/>
-          <ns2:ligatures ns2:val="none"/>
+          <w14:ligatures w14:val="none"/>
         </w:rPr>
         <w:t/>
       </w:r>
@@ -711,7 +637,7 @@
         <w:rPr>
           <w:rFonts w:ascii="Arial Narrow" w:eastAsia="Calibri" w:hAnsi="Arial Narrow" w:cs="Arial"/>
           <w:kern w:val="0"/>
-          <ns2:ligatures ns2:val="none"/>
+          <w14:ligatures w14:val="none"/>
         </w:rPr>
         <w:t xml:space="preserve"/>
       </w:r>
@@ -719,7 +645,7 @@
         <w:rPr>
           <w:rFonts w:ascii="Arial Narrow" w:eastAsia="Calibri" w:hAnsi="Arial Narrow" w:cs="Arial"/>
           <w:kern w:val="0"/>
-          <ns2:ligatures ns2:val="none"/>
+          <w14:ligatures w14:val="none"/>
         </w:rPr>
         <w:t xml:space="preserve"/>
       </w:r>
@@ -729,7 +655,7 @@
           <w:color w:val="000000"/>
           <w:kern w:val="0"/>
           <w:lang w:val="es-ES" w:eastAsia="es-ES"/>
-          <ns2:ligatures ns2:val="none"/>
+          <w14:ligatures w14:val="none"/>
         </w:rPr>
         <w:t xml:space="preserve"/>
       </w:r>
@@ -737,7 +663,7 @@
         <w:rPr>
           <w:rFonts w:ascii="Arial Narrow" w:eastAsia="Calibri" w:hAnsi="Arial Narrow" w:cs="Arial"/>
           <w:kern w:val="0"/>
-          <ns2:ligatures ns2:val="none"/>
+          <w14:ligatures w14:val="none"/>
         </w:rPr>
         <w:t/>
       </w:r>
@@ -747,7 +673,7 @@
           <w:color w:val="000000"/>
           <w:kern w:val="0"/>
           <w:lang w:val="es-ES" w:eastAsia="es-ES"/>
-          <ns2:ligatures ns2:val="none"/>
+          <w14:ligatures w14:val="none"/>
         </w:rPr>
         <w:t xml:space="preserve"/>
       </w:r>
@@ -757,7 +683,7 @@
           <w:color w:val="000000"/>
           <w:kern w:val="0"/>
           <w:lang w:val="es-ES" w:eastAsia="es-ES"/>
-          <ns2:ligatures ns2:val="none"/>
+          <w14:ligatures w14:val="none"/>
         </w:rPr>
         <w:t/>
       </w:r>
@@ -769,7 +695,7 @@
           <w:kern w:val="0"/>
           <w:vertAlign w:val="superscript"/>
           <w:lang w:val="es-ES" w:eastAsia="es-ES"/>
-          <ns2:ligatures ns2:val="none"/>
+          <w14:ligatures w14:val="none"/>
         </w:rPr>
         <w:footnoteReference w:id="1"/>
       </w:r>
@@ -779,7 +705,7 @@
           <w:color w:val="000000"/>
           <w:kern w:val="0"/>
           <w:lang w:val="es-ES" w:eastAsia="es-ES"/>
-          <ns2:ligatures ns2:val="none"/>
+          <w14:ligatures w14:val="none"/>
         </w:rPr>
         <w:t xml:space="preserve"/>
       </w:r>
@@ -789,7 +715,7 @@
           <w:color w:val="000000"/>
           <w:kern w:val="0"/>
           <w:lang w:val="es-ES" w:eastAsia="es-ES"/>
-          <ns2:ligatures ns2:val="none"/>
+          <w14:ligatures w14:val="none"/>
         </w:rPr>
         <w:t xml:space="preserve"/>
       </w:r>
@@ -800,7 +726,7 @@
           <w:color w:val="000000"/>
           <w:kern w:val="0"/>
           <w:lang w:val="es-ES" w:eastAsia="es-ES"/>
-          <ns2:ligatures ns2:val="none"/>
+          <w14:ligatures w14:val="none"/>
         </w:rPr>
         <w:t/>
       </w:r>
@@ -811,12 +737,12 @@
           <w:color w:val="000000"/>
           <w:kern w:val="0"/>
           <w:lang w:val="es-ES" w:eastAsia="es-ES"/>
-          <ns2:ligatures ns2:val="none"/>
+          <w14:ligatures w14:val="none"/>
         </w:rPr>
         <w:t/>
       </w:r>
     </w:p>
-    <w:p ns2:paraId="3AD3B7C6" ns2:textId="77777777">
+    <w:p>
       <w:pPr>
         <w:tabs>
           <w:tab w:val="left" w:pos="1134"/>
@@ -828,11 +754,11 @@
           <w:color w:val="000000"/>
           <w:kern w:val="0"/>
           <w:lang w:val="es-ES" w:eastAsia="es-ES"/>
-          <ns2:ligatures ns2:val="none"/>
-        </w:rPr>
-      </w:pPr>
-    </w:p>
-    <w:p ns2:paraId="36EA4444" ns2:textId="6A4FE33A">
+          <w14:ligatures w14:val="none"/>
+        </w:rPr>
+      </w:pPr>
+    </w:p>
+    <w:p>
       <w:pPr>
         <w:pStyle w:val="Prrafodelista"/>
         <w:numPr>
@@ -851,7 +777,7 @@
           <w:color w:val="000000"/>
           <w:kern w:val="0"/>
           <w:lang w:eastAsia="es-ES"/>
-          <ns2:ligatures ns2:val="none"/>
+          <w14:ligatures w14:val="none"/>
         </w:rPr>
       </w:pPr>
       <w:r>
@@ -860,7 +786,7 @@
           <w:color w:val="000000"/>
           <w:kern w:val="0"/>
           <w:lang w:eastAsia="es-ES"/>
-          <ns2:ligatures ns2:val="none"/>
+          <w14:ligatures w14:val="none"/>
         </w:rPr>
         <w:t xml:space="preserve">El 23 de diciembre de 2024, el Shaggie Palaco adquirió el Seguro vehicular – Póliza 2011059380 emitido por Pacífico (en adelante, el Seguro vehicular) para el vehículo con Placa de Rodaje Z7T540 (en adelante, el vehículo asegurado) que obsequió a su hermano, el señor [APELLIDO] [APELLIDO].</w:t>
       </w:r>
@@ -870,7 +796,7 @@
           <w:color w:val="000000"/>
           <w:kern w:val="0"/>
           <w:lang w:eastAsia="es-ES"/>
-          <ns2:ligatures ns2:val="none"/>
+          <w14:ligatures w14:val="none"/>
         </w:rPr>
         <w:t xml:space="preserve"/>
       </w:r>
@@ -881,7 +807,7 @@
           <w:color w:val="000000"/>
           <w:kern w:val="0"/>
           <w:lang w:eastAsia="es-ES"/>
-          <ns2:ligatures ns2:val="none"/>
+          <w14:ligatures w14:val="none"/>
         </w:rPr>
         <w:t/>
       </w:r>
@@ -892,7 +818,7 @@
           <w:color w:val="000000"/>
           <w:kern w:val="0"/>
           <w:lang w:eastAsia="es-ES"/>
-          <ns2:ligatures ns2:val="none"/>
+          <w14:ligatures w14:val="none"/>
         </w:rPr>
         <w:t xml:space="preserve"/>
       </w:r>
@@ -903,7 +829,7 @@
           <w:color w:val="000000"/>
           <w:kern w:val="0"/>
           <w:lang w:eastAsia="es-ES"/>
-          <ns2:ligatures ns2:val="none"/>
+          <w14:ligatures w14:val="none"/>
         </w:rPr>
         <w:t/>
       </w:r>
@@ -914,7 +840,7 @@
           <w:color w:val="000000"/>
           <w:kern w:val="0"/>
           <w:lang w:eastAsia="es-ES"/>
-          <ns2:ligatures ns2:val="none"/>
+          <w14:ligatures w14:val="none"/>
         </w:rPr>
         <w:t xml:space="preserve"/>
       </w:r>
@@ -924,7 +850,7 @@
           <w:color w:val="000000"/>
           <w:kern w:val="0"/>
           <w:lang w:eastAsia="es-ES"/>
-          <ns2:ligatures ns2:val="none"/>
+          <w14:ligatures w14:val="none"/>
         </w:rPr>
         <w:t xml:space="preserve"/>
       </w:r>
@@ -934,7 +860,7 @@
           <w:color w:val="000000"/>
           <w:kern w:val="0"/>
           <w:lang w:eastAsia="es-ES"/>
-          <ns2:ligatures ns2:val="none"/>
+          <w14:ligatures w14:val="none"/>
         </w:rPr>
         <w:t/>
       </w:r>
@@ -944,7 +870,7 @@
           <w:color w:val="000000"/>
           <w:kern w:val="0"/>
           <w:lang w:eastAsia="es-ES"/>
-          <ns2:ligatures ns2:val="none"/>
+          <w14:ligatures w14:val="none"/>
         </w:rPr>
         <w:t xml:space="preserve"/>
       </w:r>
@@ -954,7 +880,7 @@
           <w:color w:val="000000"/>
           <w:kern w:val="0"/>
           <w:lang w:eastAsia="es-ES"/>
-          <ns2:ligatures ns2:val="none"/>
+          <w14:ligatures w14:val="none"/>
         </w:rPr>
         <w:t xml:space="preserve"/>
       </w:r>
@@ -964,7 +890,7 @@
           <w:color w:val="000000"/>
           <w:kern w:val="0"/>
           <w:lang w:eastAsia="es-ES"/>
-          <ns2:ligatures ns2:val="none"/>
+          <w14:ligatures w14:val="none"/>
         </w:rPr>
         <w:t xml:space="preserve"/>
       </w:r>
@@ -974,12 +900,12 @@
           <w:color w:val="000000"/>
           <w:kern w:val="0"/>
           <w:lang w:eastAsia="es-ES"/>
-          <ns2:ligatures ns2:val="none"/>
+          <w14:ligatures w14:val="none"/>
         </w:rPr>
         <w:t/>
       </w:r>
     </w:p>
-    <w:p ns2:paraId="29AA287E" ns2:textId="77777777">
+    <w:p>
       <w:pPr>
         <w:pStyle w:val="Prrafodelista"/>
         <w:spacing w:after="0" w:line="240" w:lineRule="auto"/>
@@ -990,11 +916,11 @@
           <w:color w:val="000000"/>
           <w:kern w:val="0"/>
           <w:lang w:eastAsia="es-ES"/>
-          <ns2:ligatures ns2:val="none"/>
-        </w:rPr>
-      </w:pPr>
-    </w:p>
-    <w:p ns2:paraId="7AE546A4" ns2:textId="6D9A7C13">
+          <w14:ligatures w14:val="none"/>
+        </w:rPr>
+      </w:pPr>
+    </w:p>
+    <w:p>
       <w:pPr>
         <w:pStyle w:val="Prrafodelista"/>
         <w:numPr>
@@ -1013,7 +939,7 @@
           <w:color w:val="000000"/>
           <w:kern w:val="0"/>
           <w:lang w:eastAsia="es-ES"/>
-          <ns2:ligatures ns2:val="none"/>
+          <w14:ligatures w14:val="none"/>
         </w:rPr>
       </w:pPr>
       <w:r>
@@ -1022,7 +948,7 @@
           <w:color w:val="000000"/>
           <w:kern w:val="0"/>
           <w:lang w:eastAsia="es-ES"/>
-          <ns2:ligatures ns2:val="none"/>
+          <w14:ligatures w14:val="none"/>
         </w:rPr>
         <w:t xml:space="preserve">El 5 de setiembre de 2025, el vehículo asegurado fue robado en el distrito de Desaguadero, departamento de Puno, y el señor [APELLIDO] [APELLIDO] comunicó el hecho a Pacífico, además de interponer la denuncia policial correspondiente. Ese mismo día, Pacífico informó al señor [APELLIDO] [APELLIDO] que el procurador asignado era Óscar Huamani y que debía esperar para no tener problemas con la gestión del Seguro Vehicular. No obstante, esperó hasta la mañana del día siguiente, sin que el procurador acudiera, y viajó al departamento de Tacna.</w:t>
       </w:r>
@@ -1032,7 +958,7 @@
           <w:color w:val="000000"/>
           <w:kern w:val="0"/>
           <w:lang w:eastAsia="es-ES"/>
-          <ns2:ligatures ns2:val="none"/>
+          <w14:ligatures w14:val="none"/>
         </w:rPr>
         <w:t/>
       </w:r>
@@ -1042,7 +968,7 @@
           <w:color w:val="000000"/>
           <w:kern w:val="0"/>
           <w:lang w:eastAsia="es-ES"/>
-          <ns2:ligatures ns2:val="none"/>
+          <w14:ligatures w14:val="none"/>
         </w:rPr>
         <w:t xml:space="preserve"/>
       </w:r>
@@ -1052,7 +978,7 @@
           <w:color w:val="000000"/>
           <w:kern w:val="0"/>
           <w:lang w:eastAsia="es-ES"/>
-          <ns2:ligatures ns2:val="none"/>
+          <w14:ligatures w14:val="none"/>
         </w:rPr>
         <w:t/>
       </w:r>
@@ -1062,7 +988,7 @@
           <w:color w:val="000000"/>
           <w:kern w:val="0"/>
           <w:lang w:eastAsia="es-ES"/>
-          <ns2:ligatures ns2:val="none"/>
+          <w14:ligatures w14:val="none"/>
         </w:rPr>
         <w:t/>
       </w:r>
@@ -1072,7 +998,7 @@
           <w:color w:val="000000"/>
           <w:kern w:val="0"/>
           <w:lang w:eastAsia="es-ES"/>
-          <ns2:ligatures ns2:val="none"/>
+          <w14:ligatures w14:val="none"/>
         </w:rPr>
         <w:t xml:space="preserve"/>
       </w:r>
@@ -1082,7 +1008,7 @@
           <w:color w:val="000000"/>
           <w:kern w:val="0"/>
           <w:lang w:eastAsia="es-ES"/>
-          <ns2:ligatures ns2:val="none"/>
+          <w14:ligatures w14:val="none"/>
         </w:rPr>
         <w:t xml:space="preserve"/>
       </w:r>
@@ -1092,7 +1018,7 @@
           <w:color w:val="000000"/>
           <w:kern w:val="0"/>
           <w:lang w:eastAsia="es-ES"/>
-          <ns2:ligatures ns2:val="none"/>
+          <w14:ligatures w14:val="none"/>
         </w:rPr>
         <w:t xml:space="preserve"/>
       </w:r>
@@ -1102,7 +1028,7 @@
           <w:color w:val="000000"/>
           <w:kern w:val="0"/>
           <w:lang w:eastAsia="es-ES"/>
-          <ns2:ligatures ns2:val="none"/>
+          <w14:ligatures w14:val="none"/>
         </w:rPr>
         <w:t/>
       </w:r>
@@ -1112,7 +1038,7 @@
           <w:color w:val="000000"/>
           <w:kern w:val="0"/>
           <w:lang w:eastAsia="es-ES"/>
-          <ns2:ligatures ns2:val="none"/>
+          <w14:ligatures w14:val="none"/>
         </w:rPr>
         <w:t xml:space="preserve"/>
       </w:r>
@@ -1122,7 +1048,7 @@
           <w:color w:val="000000"/>
           <w:kern w:val="0"/>
           <w:lang w:eastAsia="es-ES"/>
-          <ns2:ligatures ns2:val="none"/>
+          <w14:ligatures w14:val="none"/>
         </w:rPr>
         <w:t/>
       </w:r>
@@ -1132,7 +1058,7 @@
           <w:color w:val="000000"/>
           <w:kern w:val="0"/>
           <w:lang w:eastAsia="es-ES"/>
-          <ns2:ligatures ns2:val="none"/>
+          <w14:ligatures w14:val="none"/>
         </w:rPr>
         <w:t xml:space="preserve"/>
       </w:r>
@@ -1142,7 +1068,7 @@
           <w:color w:val="000000"/>
           <w:kern w:val="0"/>
           <w:lang w:eastAsia="es-ES"/>
-          <ns2:ligatures ns2:val="none"/>
+          <w14:ligatures w14:val="none"/>
         </w:rPr>
         <w:t/>
       </w:r>
@@ -1152,7 +1078,7 @@
           <w:color w:val="000000"/>
           <w:kern w:val="0"/>
           <w:lang w:eastAsia="es-ES"/>
-          <ns2:ligatures ns2:val="none"/>
+          <w14:ligatures w14:val="none"/>
         </w:rPr>
         <w:t xml:space="preserve"/>
       </w:r>
@@ -1162,7 +1088,7 @@
           <w:color w:val="000000"/>
           <w:kern w:val="0"/>
           <w:lang w:eastAsia="es-ES"/>
-          <ns2:ligatures ns2:val="none"/>
+          <w14:ligatures w14:val="none"/>
         </w:rPr>
         <w:t xml:space="preserve"/>
       </w:r>
@@ -1172,7 +1098,7 @@
           <w:color w:val="000000"/>
           <w:kern w:val="0"/>
           <w:lang w:eastAsia="es-ES"/>
-          <ns2:ligatures ns2:val="none"/>
+          <w14:ligatures w14:val="none"/>
         </w:rPr>
         <w:t xml:space="preserve"/>
       </w:r>
@@ -1182,7 +1108,7 @@
           <w:color w:val="000000"/>
           <w:kern w:val="0"/>
           <w:lang w:eastAsia="es-ES"/>
-          <ns2:ligatures ns2:val="none"/>
+          <w14:ligatures w14:val="none"/>
         </w:rPr>
         <w:t xml:space="preserve"/>
       </w:r>
@@ -1192,7 +1118,7 @@
           <w:color w:val="000000"/>
           <w:kern w:val="0"/>
           <w:lang w:eastAsia="es-ES"/>
-          <ns2:ligatures ns2:val="none"/>
+          <w14:ligatures w14:val="none"/>
         </w:rPr>
         <w:t xml:space="preserve"/>
       </w:r>
@@ -1202,7 +1128,7 @@
           <w:color w:val="000000"/>
           <w:kern w:val="0"/>
           <w:lang w:eastAsia="es-ES"/>
-          <ns2:ligatures ns2:val="none"/>
+          <w14:ligatures w14:val="none"/>
         </w:rPr>
         <w:t xml:space="preserve"/>
       </w:r>
@@ -1212,7 +1138,7 @@
           <w:color w:val="000000"/>
           <w:kern w:val="0"/>
           <w:lang w:eastAsia="es-ES"/>
-          <ns2:ligatures ns2:val="none"/>
+          <w14:ligatures w14:val="none"/>
         </w:rPr>
         <w:t xml:space="preserve"/>
       </w:r>
@@ -1222,7 +1148,7 @@
           <w:color w:val="000000"/>
           <w:kern w:val="0"/>
           <w:lang w:eastAsia="es-ES"/>
-          <ns2:ligatures ns2:val="none"/>
+          <w14:ligatures w14:val="none"/>
         </w:rPr>
         <w:t xml:space="preserve"/>
       </w:r>
@@ -1232,7 +1158,7 @@
           <w:color w:val="000000"/>
           <w:kern w:val="0"/>
           <w:lang w:eastAsia="es-ES"/>
-          <ns2:ligatures ns2:val="none"/>
+          <w14:ligatures w14:val="none"/>
         </w:rPr>
         <w:t xml:space="preserve"/>
       </w:r>
@@ -1242,7 +1168,7 @@
           <w:color w:val="000000"/>
           <w:kern w:val="0"/>
           <w:lang w:eastAsia="es-ES"/>
-          <ns2:ligatures ns2:val="none"/>
+          <w14:ligatures w14:val="none"/>
         </w:rPr>
         <w:t/>
       </w:r>
@@ -1252,7 +1178,7 @@
           <w:color w:val="000000"/>
           <w:kern w:val="0"/>
           <w:lang w:eastAsia="es-ES"/>
-          <ns2:ligatures ns2:val="none"/>
+          <w14:ligatures w14:val="none"/>
         </w:rPr>
         <w:t xml:space="preserve"/>
       </w:r>
@@ -1262,7 +1188,7 @@
           <w:color w:val="000000"/>
           <w:kern w:val="0"/>
           <w:lang w:eastAsia="es-ES"/>
-          <ns2:ligatures ns2:val="none"/>
+          <w14:ligatures w14:val="none"/>
         </w:rPr>
         <w:t/>
       </w:r>
@@ -1272,12 +1198,12 @@
           <w:color w:val="000000"/>
           <w:kern w:val="0"/>
           <w:lang w:eastAsia="es-ES"/>
-          <ns2:ligatures ns2:val="none"/>
+          <w14:ligatures w14:val="none"/>
         </w:rPr>
         <w:t/>
       </w:r>
     </w:p>
-    <w:p ns2:paraId="69AF30D4" ns2:textId="77777777">
+    <w:p>
       <w:pPr>
         <w:pStyle w:val="Prrafodelista"/>
         <w:spacing w:after="0" w:line="240" w:lineRule="auto"/>
@@ -1288,11 +1214,11 @@
           <w:color w:val="000000"/>
           <w:kern w:val="0"/>
           <w:lang w:eastAsia="es-ES"/>
-          <ns2:ligatures ns2:val="none"/>
-        </w:rPr>
-      </w:pPr>
-    </w:p>
-    <w:p ns2:paraId="0335B780" ns2:textId="4A582CDD">
+          <w14:ligatures w14:val="none"/>
+        </w:rPr>
+      </w:pPr>
+    </w:p>
+    <w:p>
       <w:pPr>
         <w:pStyle w:val="Prrafodelista"/>
         <w:numPr>
@@ -1311,7 +1237,7 @@
           <w:color w:val="000000"/>
           <w:kern w:val="0"/>
           <w:lang w:eastAsia="es-ES"/>
-          <ns2:ligatures ns2:val="none"/>
+          <w14:ligatures w14:val="none"/>
         </w:rPr>
       </w:pPr>
       <w:r>
@@ -1320,7 +1246,7 @@
           <w:color w:val="000000"/>
           <w:kern w:val="0"/>
           <w:lang w:eastAsia="es-ES"/>
-          <ns2:ligatures ns2:val="none"/>
+          <w14:ligatures w14:val="none"/>
         </w:rPr>
         <w:t xml:space="preserve">Mediante carta del 18 de setiembre de 2025, Pacífico remitió una carta al señor [APELLIDO] [APELLIDO] informando que había identificado dudas razonables sobre la veracidad de los hechos del siniestro y que debía someterse a una prueba poligráfica. Ante lo cual decidió realizarse la prueba poligráfica ante Honesty S.A.C.</w:t>
       </w:r>
@@ -1330,7 +1256,7 @@
           <w:color w:val="000000"/>
           <w:kern w:val="0"/>
           <w:lang w:eastAsia="es-ES"/>
-          <ns2:ligatures ns2:val="none"/>
+          <w14:ligatures w14:val="none"/>
         </w:rPr>
         <w:t xml:space="preserve"/>
       </w:r>
@@ -1340,7 +1266,7 @@
           <w:color w:val="000000"/>
           <w:kern w:val="0"/>
           <w:lang w:eastAsia="es-ES"/>
-          <ns2:ligatures ns2:val="none"/>
+          <w14:ligatures w14:val="none"/>
         </w:rPr>
         <w:t xml:space="preserve"/>
       </w:r>
@@ -1350,7 +1276,7 @@
           <w:color w:val="000000"/>
           <w:kern w:val="0"/>
           <w:lang w:eastAsia="es-ES"/>
-          <ns2:ligatures ns2:val="none"/>
+          <w14:ligatures w14:val="none"/>
         </w:rPr>
         <w:t xml:space="preserve"/>
       </w:r>
@@ -1360,7 +1286,7 @@
           <w:color w:val="000000"/>
           <w:kern w:val="0"/>
           <w:lang w:eastAsia="es-ES"/>
-          <ns2:ligatures ns2:val="none"/>
+          <w14:ligatures w14:val="none"/>
         </w:rPr>
         <w:t xml:space="preserve"/>
       </w:r>
@@ -1370,7 +1296,7 @@
           <w:color w:val="000000"/>
           <w:kern w:val="0"/>
           <w:lang w:eastAsia="es-ES"/>
-          <ns2:ligatures ns2:val="none"/>
+          <w14:ligatures w14:val="none"/>
         </w:rPr>
         <w:t/>
       </w:r>
@@ -1380,7 +1306,7 @@
           <w:color w:val="000000"/>
           <w:kern w:val="0"/>
           <w:lang w:eastAsia="es-ES"/>
-          <ns2:ligatures ns2:val="none"/>
+          <w14:ligatures w14:val="none"/>
         </w:rPr>
         <w:t xml:space="preserve"/>
       </w:r>
@@ -1390,7 +1316,7 @@
           <w:color w:val="000000"/>
           <w:kern w:val="0"/>
           <w:lang w:eastAsia="es-ES"/>
-          <ns2:ligatures ns2:val="none"/>
+          <w14:ligatures w14:val="none"/>
         </w:rPr>
         <w:t/>
       </w:r>
@@ -1400,7 +1326,7 @@
           <w:color w:val="000000"/>
           <w:kern w:val="0"/>
           <w:lang w:eastAsia="es-ES"/>
-          <ns2:ligatures ns2:val="none"/>
+          <w14:ligatures w14:val="none"/>
         </w:rPr>
         <w:t xml:space="preserve"/>
       </w:r>
@@ -1410,7 +1336,7 @@
           <w:color w:val="000000"/>
           <w:kern w:val="0"/>
           <w:lang w:eastAsia="es-ES"/>
-          <ns2:ligatures ns2:val="none"/>
+          <w14:ligatures w14:val="none"/>
         </w:rPr>
         <w:t/>
       </w:r>
@@ -1423,7 +1349,7 @@
           <w:color w:val="000000"/>
           <w:kern w:val="0"/>
           <w:lang w:eastAsia="es-ES"/>
-          <ns2:ligatures ns2:val="none"/>
+          <w14:ligatures w14:val="none"/>
         </w:rPr>
         <w:t/>
       </w:r>
@@ -1433,12 +1359,12 @@
           <w:color w:val="000000"/>
           <w:kern w:val="0"/>
           <w:lang w:eastAsia="es-ES"/>
-          <ns2:ligatures ns2:val="none"/>
+          <w14:ligatures w14:val="none"/>
         </w:rPr>
         <w:t/>
       </w:r>
     </w:p>
-    <w:p ns2:paraId="395C07B9" ns2:textId="77777777">
+    <w:p>
       <w:pPr>
         <w:pStyle w:val="Prrafodelista"/>
         <w:spacing w:after="0" w:line="240" w:lineRule="auto"/>
@@ -1449,11 +1375,11 @@
           <w:color w:val="000000"/>
           <w:kern w:val="0"/>
           <w:lang w:eastAsia="es-ES"/>
-          <ns2:ligatures ns2:val="none"/>
-        </w:rPr>
-      </w:pPr>
-    </w:p>
-    <w:p ns2:paraId="7D369A17" ns2:textId="0D275AFC">
+          <w14:ligatures w14:val="none"/>
+        </w:rPr>
+      </w:pPr>
+    </w:p>
+    <w:p>
       <w:pPr>
         <w:pStyle w:val="Prrafodelista"/>
         <w:numPr>
@@ -1472,7 +1398,7 @@
           <w:color w:val="000000"/>
           <w:kern w:val="0"/>
           <w:lang w:eastAsia="es-ES"/>
-          <ns2:ligatures ns2:val="none"/>
+          <w14:ligatures w14:val="none"/>
         </w:rPr>
       </w:pPr>
       <w:r>
@@ -1481,7 +1407,7 @@
           <w:color w:val="000000"/>
           <w:kern w:val="0"/>
           <w:lang w:eastAsia="es-ES"/>
-          <ns2:ligatures ns2:val="none"/>
+          <w14:ligatures w14:val="none"/>
         </w:rPr>
         <w:t xml:space="preserve">Posteriormente, el señor [APELLIDO] [APELLIDO] respondió el correo vinculado a la carta del 18 de setiembre de 2025 solicitando a Pacífico que se le indiquen los motivos de las dudas razonables, sin recibir respuesta de la compañía aseguradora.</w:t>
       </w:r>
@@ -1491,7 +1417,7 @@
           <w:color w:val="000000"/>
           <w:kern w:val="0"/>
           <w:lang w:eastAsia="es-ES"/>
-          <ns2:ligatures ns2:val="none"/>
+          <w14:ligatures w14:val="none"/>
         </w:rPr>
         <w:t xml:space="preserve"/>
       </w:r>
@@ -1501,7 +1427,7 @@
           <w:color w:val="000000"/>
           <w:kern w:val="0"/>
           <w:lang w:eastAsia="es-ES"/>
-          <ns2:ligatures ns2:val="none"/>
+          <w14:ligatures w14:val="none"/>
         </w:rPr>
         <w:t xml:space="preserve"/>
       </w:r>
@@ -1511,7 +1437,7 @@
           <w:color w:val="000000"/>
           <w:kern w:val="0"/>
           <w:lang w:eastAsia="es-ES"/>
-          <ns2:ligatures ns2:val="none"/>
+          <w14:ligatures w14:val="none"/>
         </w:rPr>
         <w:t xml:space="preserve"/>
       </w:r>
@@ -1521,7 +1447,7 @@
           <w:color w:val="000000"/>
           <w:kern w:val="0"/>
           <w:lang w:eastAsia="es-ES"/>
-          <ns2:ligatures ns2:val="none"/>
+          <w14:ligatures w14:val="none"/>
         </w:rPr>
         <w:t xml:space="preserve"/>
       </w:r>
@@ -1531,7 +1457,7 @@
           <w:color w:val="000000"/>
           <w:kern w:val="0"/>
           <w:lang w:eastAsia="es-ES"/>
-          <ns2:ligatures ns2:val="none"/>
+          <w14:ligatures w14:val="none"/>
         </w:rPr>
         <w:t/>
       </w:r>
@@ -1541,7 +1467,7 @@
           <w:color w:val="000000"/>
           <w:kern w:val="0"/>
           <w:lang w:eastAsia="es-ES"/>
-          <ns2:ligatures ns2:val="none"/>
+          <w14:ligatures w14:val="none"/>
         </w:rPr>
         <w:t xml:space="preserve"/>
       </w:r>
@@ -1551,7 +1477,7 @@
           <w:color w:val="000000"/>
           <w:kern w:val="0"/>
           <w:lang w:eastAsia="es-ES"/>
-          <ns2:ligatures ns2:val="none"/>
+          <w14:ligatures w14:val="none"/>
         </w:rPr>
         <w:t/>
       </w:r>
@@ -1561,7 +1487,7 @@
           <w:color w:val="000000"/>
           <w:kern w:val="0"/>
           <w:lang w:eastAsia="es-ES"/>
-          <ns2:ligatures ns2:val="none"/>
+          <w14:ligatures w14:val="none"/>
         </w:rPr>
         <w:t xml:space="preserve"/>
       </w:r>
@@ -1571,7 +1497,7 @@
           <w:color w:val="000000"/>
           <w:kern w:val="0"/>
           <w:lang w:eastAsia="es-ES"/>
-          <ns2:ligatures ns2:val="none"/>
+          <w14:ligatures w14:val="none"/>
         </w:rPr>
         <w:t xml:space="preserve"/>
       </w:r>
@@ -1581,12 +1507,12 @@
           <w:color w:val="000000"/>
           <w:kern w:val="0"/>
           <w:lang w:eastAsia="es-ES"/>
-          <ns2:ligatures ns2:val="none"/>
+          <w14:ligatures w14:val="none"/>
         </w:rPr>
         <w:t/>
       </w:r>
     </w:p>
-    <w:p ns2:paraId="044A3B7D" ns2:textId="77777777">
+    <w:p>
       <w:pPr>
         <w:spacing w:after="0" w:line="240" w:lineRule="auto"/>
         <w:jc w:val="both"/>
@@ -1595,11 +1521,11 @@
           <w:color w:val="000000"/>
           <w:kern w:val="0"/>
           <w:lang w:eastAsia="es-ES"/>
-          <ns2:ligatures ns2:val="none"/>
-        </w:rPr>
-      </w:pPr>
-    </w:p>
-    <w:p ns2:paraId="2F36645A" ns2:textId="01DF7868">
+          <w14:ligatures w14:val="none"/>
+        </w:rPr>
+      </w:pPr>
+    </w:p>
+    <w:p>
       <w:pPr>
         <w:pStyle w:val="Prrafodelista"/>
         <w:numPr>
@@ -1618,7 +1544,7 @@
           <w:color w:val="000000"/>
           <w:kern w:val="0"/>
           <w:lang w:eastAsia="es-ES"/>
-          <ns2:ligatures ns2:val="none"/>
+          <w14:ligatures w14:val="none"/>
         </w:rPr>
       </w:pPr>
       <w:r>
@@ -1627,7 +1553,7 @@
           <w:color w:val="000000"/>
           <w:kern w:val="0"/>
           <w:lang w:eastAsia="es-ES"/>
-          <ns2:ligatures ns2:val="none"/>
+          <w14:ligatures w14:val="none"/>
         </w:rPr>
         <w:t xml:space="preserve">Luego, el señor [APELLIDO] [APELLIDO] se comunicó con Honesty S.A.C. para coordinar la prueba poligráfica y recibió indicaciones en la que se incluyó la restricción de no asistir con niños menores de edad, sin consignarse una restricción expresa sobre la asistencia con personas adultas. </w:t>
       </w:r>
@@ -1637,7 +1563,7 @@
           <w:color w:val="000000"/>
           <w:kern w:val="0"/>
           <w:lang w:eastAsia="es-ES"/>
-          <ns2:ligatures ns2:val="none"/>
+          <w14:ligatures w14:val="none"/>
         </w:rPr>
         <w:t xml:space="preserve"/>
       </w:r>
@@ -1647,7 +1573,7 @@
           <w:color w:val="000000"/>
           <w:kern w:val="0"/>
           <w:lang w:eastAsia="es-ES"/>
-          <ns2:ligatures ns2:val="none"/>
+          <w14:ligatures w14:val="none"/>
         </w:rPr>
         <w:t/>
       </w:r>
@@ -1657,7 +1583,7 @@
           <w:color w:val="000000"/>
           <w:kern w:val="0"/>
           <w:lang w:eastAsia="es-ES"/>
-          <ns2:ligatures ns2:val="none"/>
+          <w14:ligatures w14:val="none"/>
         </w:rPr>
         <w:t xml:space="preserve"/>
       </w:r>
@@ -1667,7 +1593,7 @@
           <w:color w:val="000000"/>
           <w:kern w:val="0"/>
           <w:lang w:eastAsia="es-ES"/>
-          <ns2:ligatures ns2:val="none"/>
+          <w14:ligatures w14:val="none"/>
         </w:rPr>
         <w:t xml:space="preserve"/>
       </w:r>
@@ -1677,7 +1603,7 @@
           <w:color w:val="000000"/>
           <w:kern w:val="0"/>
           <w:lang w:eastAsia="es-ES"/>
-          <ns2:ligatures ns2:val="none"/>
+          <w14:ligatures w14:val="none"/>
         </w:rPr>
         <w:t/>
       </w:r>
@@ -1687,7 +1613,7 @@
           <w:color w:val="000000"/>
           <w:kern w:val="0"/>
           <w:lang w:eastAsia="es-ES"/>
-          <ns2:ligatures ns2:val="none"/>
+          <w14:ligatures w14:val="none"/>
         </w:rPr>
         <w:t xml:space="preserve"/>
       </w:r>
@@ -1697,7 +1623,7 @@
           <w:color w:val="000000"/>
           <w:kern w:val="0"/>
           <w:lang w:eastAsia="es-ES"/>
-          <ns2:ligatures ns2:val="none"/>
+          <w14:ligatures w14:val="none"/>
         </w:rPr>
         <w:t/>
       </w:r>
@@ -1707,7 +1633,7 @@
           <w:color w:val="000000"/>
           <w:kern w:val="0"/>
           <w:lang w:eastAsia="es-ES"/>
-          <ns2:ligatures ns2:val="none"/>
+          <w14:ligatures w14:val="none"/>
         </w:rPr>
         <w:t xml:space="preserve"/>
       </w:r>
@@ -1717,7 +1643,7 @@
           <w:color w:val="000000"/>
           <w:kern w:val="0"/>
           <w:lang w:eastAsia="es-ES"/>
-          <ns2:ligatures ns2:val="none"/>
+          <w14:ligatures w14:val="none"/>
         </w:rPr>
         <w:t/>
       </w:r>
@@ -1727,12 +1653,12 @@
           <w:color w:val="000000"/>
           <w:kern w:val="0"/>
           <w:lang w:eastAsia="es-ES"/>
-          <ns2:ligatures ns2:val="none"/>
+          <w14:ligatures w14:val="none"/>
         </w:rPr>
         <w:t xml:space="preserve"/>
       </w:r>
     </w:p>
-    <w:p ns2:paraId="54B48F8F" ns2:textId="77777777">
+    <w:p>
       <w:pPr>
         <w:pStyle w:val="Prrafodelista"/>
         <w:spacing w:line="240" w:lineRule="auto"/>
@@ -1741,11 +1667,11 @@
           <w:color w:val="000000"/>
           <w:kern w:val="0"/>
           <w:lang w:eastAsia="es-ES"/>
-          <ns2:ligatures ns2:val="none"/>
-        </w:rPr>
-      </w:pPr>
-    </w:p>
-    <w:p ns2:paraId="36EF1D81" ns2:textId="5DDE374B">
+          <w14:ligatures w14:val="none"/>
+        </w:rPr>
+      </w:pPr>
+    </w:p>
+    <w:p>
       <w:pPr>
         <w:pStyle w:val="Prrafodelista"/>
         <w:numPr>
@@ -1764,7 +1690,7 @@
           <w:color w:val="000000"/>
           <w:kern w:val="0"/>
           <w:lang w:eastAsia="es-ES"/>
-          <ns2:ligatures ns2:val="none"/>
+          <w14:ligatures w14:val="none"/>
         </w:rPr>
       </w:pPr>
       <w:r>
@@ -1773,7 +1699,7 @@
           <w:color w:val="000000"/>
           <w:kern w:val="0"/>
           <w:lang w:eastAsia="es-ES"/>
-          <ns2:ligatures ns2:val="none"/>
+          <w14:ligatures w14:val="none"/>
         </w:rPr>
         <w:t xml:space="preserve"> </w:t>
       </w:r>
@@ -1783,7 +1709,7 @@
           <w:color w:val="000000"/>
           <w:kern w:val="0"/>
           <w:lang w:eastAsia="es-ES"/>
-          <ns2:ligatures ns2:val="none"/>
+          <w14:ligatures w14:val="none"/>
         </w:rPr>
         <w:t xml:space="preserve">Posteriormente, </w:t>
       </w:r>
@@ -1793,7 +1719,7 @@
           <w:color w:val="000000"/>
           <w:kern w:val="0"/>
           <w:lang w:eastAsia="es-ES"/>
-          <ns2:ligatures ns2:val="none"/>
+          <w14:ligatures w14:val="none"/>
         </w:rPr>
         <w:t xml:space="preserve">solicitó rendir la prueba </w:t>
       </w:r>
@@ -1803,7 +1729,7 @@
           <w:color w:val="000000"/>
           <w:kern w:val="0"/>
           <w:lang w:eastAsia="es-ES"/>
-          <ns2:ligatures ns2:val="none"/>
+          <w14:ligatures w14:val="none"/>
         </w:rPr>
         <w:t xml:space="preserve">poligráfica </w:t>
       </w:r>
@@ -1813,7 +1739,7 @@
           <w:color w:val="000000"/>
           <w:kern w:val="0"/>
           <w:lang w:eastAsia="es-ES"/>
-          <ns2:ligatures ns2:val="none"/>
+          <w14:ligatures w14:val="none"/>
         </w:rPr>
         <w:t xml:space="preserve">acompañado por su representante legal, quien era su madre, y </w:t>
       </w:r>
@@ -1823,7 +1749,7 @@
           <w:color w:val="000000"/>
           <w:kern w:val="0"/>
           <w:lang w:eastAsia="es-ES"/>
-          <ns2:ligatures ns2:val="none"/>
+          <w14:ligatures w14:val="none"/>
         </w:rPr>
         <w:t>Honesty S.A.C.</w:t>
       </w:r>
@@ -1833,7 +1759,7 @@
           <w:color w:val="000000"/>
           <w:kern w:val="0"/>
           <w:lang w:eastAsia="es-ES"/>
-          <ns2:ligatures ns2:val="none"/>
+          <w14:ligatures w14:val="none"/>
         </w:rPr>
         <w:t>, a través de</w:t>
       </w:r>
@@ -1843,7 +1769,7 @@
           <w:color w:val="000000"/>
           <w:kern w:val="0"/>
           <w:lang w:eastAsia="es-ES"/>
-          <ns2:ligatures ns2:val="none"/>
+          <w14:ligatures w14:val="none"/>
         </w:rPr>
         <w:t xml:space="preserve"> la </w:t>
       </w:r>
@@ -1854,7 +1780,7 @@
           <w:color w:val="000000"/>
           <w:kern w:val="0"/>
           <w:lang w:eastAsia="es-ES"/>
-          <ns2:ligatures ns2:val="none"/>
+          <w14:ligatures w14:val="none"/>
         </w:rPr>
         <w:t>poligrafista</w:t>
       </w:r>
@@ -1865,7 +1791,7 @@
           <w:color w:val="000000"/>
           <w:kern w:val="0"/>
           <w:lang w:eastAsia="es-ES"/>
-          <ns2:ligatures ns2:val="none"/>
+          <w14:ligatures w14:val="none"/>
         </w:rPr>
         <w:t xml:space="preserve"> Sofía Vargas Lara, comunicó que no se permitía la presencia de terceras personas; ante ello, </w:t>
       </w:r>
@@ -1875,7 +1801,7 @@
           <w:color w:val="000000"/>
           <w:kern w:val="0"/>
           <w:lang w:eastAsia="es-ES"/>
-          <ns2:ligatures ns2:val="none"/>
+          <w14:ligatures w14:val="none"/>
         </w:rPr>
         <w:t>solicitó</w:t>
       </w:r>
@@ -1885,7 +1811,7 @@
           <w:color w:val="000000"/>
           <w:kern w:val="0"/>
           <w:lang w:eastAsia="es-ES"/>
-          <ns2:ligatures ns2:val="none"/>
+          <w14:ligatures w14:val="none"/>
         </w:rPr>
         <w:t xml:space="preserve"> su participación a rendir la prueba acompañado</w:t>
       </w:r>
@@ -1895,7 +1821,7 @@
           <w:color w:val="000000"/>
           <w:kern w:val="0"/>
           <w:lang w:eastAsia="es-ES"/>
-          <ns2:ligatures ns2:val="none"/>
+          <w14:ligatures w14:val="none"/>
         </w:rPr>
         <w:t xml:space="preserve"> de su representante legal</w:t>
       </w:r>
@@ -1905,12 +1831,12 @@
           <w:color w:val="000000"/>
           <w:kern w:val="0"/>
           <w:lang w:eastAsia="es-ES"/>
-          <ns2:ligatures ns2:val="none"/>
+          <w14:ligatures w14:val="none"/>
         </w:rPr>
         <w:t xml:space="preserve">, lo cual no fue aceptado. </w:t>
       </w:r>
     </w:p>
-    <w:p ns2:paraId="2A358D77" ns2:textId="77777777">
+    <w:p>
       <w:pPr>
         <w:spacing w:after="0" w:line="240" w:lineRule="auto"/>
         <w:jc w:val="both"/>
@@ -1919,11 +1845,11 @@
           <w:color w:val="000000"/>
           <w:kern w:val="0"/>
           <w:lang w:eastAsia="es-ES"/>
-          <ns2:ligatures ns2:val="none"/>
-        </w:rPr>
-      </w:pPr>
-    </w:p>
-    <w:p ns2:paraId="2F9CF7F5" ns2:textId="511EEB4B">
+          <w14:ligatures w14:val="none"/>
+        </w:rPr>
+      </w:pPr>
+    </w:p>
+    <w:p>
       <w:pPr>
         <w:pStyle w:val="Prrafodelista"/>
         <w:numPr>
@@ -1942,7 +1868,7 @@
           <w:color w:val="000000"/>
           <w:kern w:val="0"/>
           <w:lang w:eastAsia="es-ES"/>
-          <ns2:ligatures ns2:val="none"/>
+          <w14:ligatures w14:val="none"/>
         </w:rPr>
       </w:pPr>
       <w:r>
@@ -1951,7 +1877,7 @@
           <w:color w:val="000000"/>
           <w:kern w:val="0"/>
           <w:lang w:eastAsia="es-ES"/>
-          <ns2:ligatures ns2:val="none"/>
+          <w14:ligatures w14:val="none"/>
         </w:rPr>
         <w:t xml:space="preserve">Mediante carta del 3 de noviembre de 2025, Pacífico remitió una carta al señor [APELLIDO] [APELLIDO], indicando que al no haberse realizado la prueba poligráfica la cobertura no sería otorgada. </w:t>
       </w:r>
@@ -1961,7 +1887,7 @@
           <w:color w:val="000000"/>
           <w:kern w:val="0"/>
           <w:lang w:eastAsia="es-ES"/>
-          <ns2:ligatures ns2:val="none"/>
+          <w14:ligatures w14:val="none"/>
         </w:rPr>
         <w:t xml:space="preserve"/>
       </w:r>
@@ -1971,7 +1897,7 @@
           <w:color w:val="000000"/>
           <w:kern w:val="0"/>
           <w:lang w:eastAsia="es-ES"/>
-          <ns2:ligatures ns2:val="none"/>
+          <w14:ligatures w14:val="none"/>
         </w:rPr>
         <w:t xml:space="preserve"/>
       </w:r>
@@ -1981,7 +1907,7 @@
           <w:color w:val="000000"/>
           <w:kern w:val="0"/>
           <w:lang w:eastAsia="es-ES"/>
-          <ns2:ligatures ns2:val="none"/>
+          <w14:ligatures w14:val="none"/>
         </w:rPr>
         <w:t xml:space="preserve"/>
       </w:r>
@@ -1991,7 +1917,7 @@
           <w:color w:val="000000"/>
           <w:kern w:val="0"/>
           <w:lang w:eastAsia="es-ES"/>
-          <ns2:ligatures ns2:val="none"/>
+          <w14:ligatures w14:val="none"/>
         </w:rPr>
         <w:t/>
       </w:r>
@@ -2001,7 +1927,7 @@
           <w:color w:val="000000"/>
           <w:kern w:val="0"/>
           <w:lang w:eastAsia="es-ES"/>
-          <ns2:ligatures ns2:val="none"/>
+          <w14:ligatures w14:val="none"/>
         </w:rPr>
         <w:t xml:space="preserve"/>
       </w:r>
@@ -2011,7 +1937,7 @@
           <w:color w:val="000000"/>
           <w:kern w:val="0"/>
           <w:lang w:eastAsia="es-ES"/>
-          <ns2:ligatures ns2:val="none"/>
+          <w14:ligatures w14:val="none"/>
         </w:rPr>
         <w:t xml:space="preserve"/>
       </w:r>
@@ -2021,7 +1947,7 @@
           <w:color w:val="000000"/>
           <w:kern w:val="0"/>
           <w:lang w:eastAsia="es-ES"/>
-          <ns2:ligatures ns2:val="none"/>
+          <w14:ligatures w14:val="none"/>
         </w:rPr>
         <w:t/>
       </w:r>
@@ -2031,7 +1957,7 @@
           <w:color w:val="000000"/>
           <w:kern w:val="0"/>
           <w:lang w:eastAsia="es-ES"/>
-          <ns2:ligatures ns2:val="none"/>
+          <w14:ligatures w14:val="none"/>
         </w:rPr>
         <w:t xml:space="preserve"/>
       </w:r>
@@ -2041,7 +1967,7 @@
           <w:color w:val="000000"/>
           <w:kern w:val="0"/>
           <w:lang w:eastAsia="es-ES"/>
-          <ns2:ligatures ns2:val="none"/>
+          <w14:ligatures w14:val="none"/>
         </w:rPr>
         <w:t/>
       </w:r>
@@ -2051,12 +1977,12 @@
           <w:color w:val="000000"/>
           <w:kern w:val="0"/>
           <w:lang w:eastAsia="es-ES"/>
-          <ns2:ligatures ns2:val="none"/>
+          <w14:ligatures w14:val="none"/>
         </w:rPr>
         <w:t xml:space="preserve"/>
       </w:r>
     </w:p>
-    <w:p ns2:paraId="33E14FF7" ns2:textId="77777777">
+    <w:p>
       <w:pPr>
         <w:tabs>
           <w:tab w:val="left" w:pos="1134"/>
@@ -2068,11 +1994,11 @@
           <w:color w:val="000000"/>
           <w:kern w:val="0"/>
           <w:lang w:eastAsia="es-ES"/>
-          <ns2:ligatures ns2:val="none"/>
-        </w:rPr>
-      </w:pPr>
-    </w:p>
-    <w:p ns2:paraId="65C58807" ns2:textId="2E89471D">
+          <w14:ligatures w14:val="none"/>
+        </w:rPr>
+      </w:pPr>
+    </w:p>
+    <w:p>
       <w:pPr>
         <w:numPr>
           <w:ilvl w:val="1"/>
@@ -2090,7 +2016,7 @@
           <w:color w:val="000000"/>
           <w:kern w:val="0"/>
           <w:lang w:val="es-ES" w:eastAsia="es-ES"/>
-          <ns2:ligatures ns2:val="none"/>
+          <w14:ligatures w14:val="none"/>
         </w:rPr>
       </w:pPr>
       <w:r>
@@ -2099,7 +2025,7 @@
           <w:color w:val="000000"/>
           <w:kern w:val="0"/>
           <w:lang w:val="es-ES" w:eastAsia="es-ES"/>
-          <ns2:ligatures ns2:val="none"/>
+          <w14:ligatures w14:val="none"/>
         </w:rPr>
         <w:t xml:space="preserve">El señor [APELLIDO] [APELLIDO] y el señor [APELLIDO] solicitaron, en calidad de medida correctiva, que Pacífico cumpla con inaplicar la cláusula de la Póliza 2011059380 relativa: (i) al artículo 4 vinculado al sometimiento de realizarse una prueba poligráfica en virtud al siniestro materia de denuncia; y, (ii) al artículo 5 vinculado a las cargas y obligaciones contractuales vinculado al siniestro materia de denuncia. Asimismo, no requirieron de manera expresa el reembolso de costos y costas del presente procedimiento.</w:t>
       </w:r>
@@ -2109,7 +2035,7 @@
           <w:color w:val="000000"/>
           <w:kern w:val="0"/>
           <w:lang w:val="es-ES" w:eastAsia="es-ES"/>
-          <ns2:ligatures ns2:val="none"/>
+          <w14:ligatures w14:val="none"/>
         </w:rPr>
         <w:t xml:space="preserve"/>
       </w:r>
@@ -2119,7 +2045,7 @@
           <w:color w:val="000000"/>
           <w:kern w:val="0"/>
           <w:lang w:val="es-ES" w:eastAsia="es-ES"/>
-          <ns2:ligatures ns2:val="none"/>
+          <w14:ligatures w14:val="none"/>
         </w:rPr>
         <w:t xml:space="preserve"/>
       </w:r>
@@ -2129,7 +2055,7 @@
           <w:color w:val="000000"/>
           <w:kern w:val="0"/>
           <w:lang w:val="es-ES" w:eastAsia="es-ES"/>
-          <ns2:ligatures ns2:val="none"/>
+          <w14:ligatures w14:val="none"/>
         </w:rPr>
         <w:t xml:space="preserve"/>
       </w:r>
@@ -2139,7 +2065,7 @@
           <w:color w:val="000000"/>
           <w:kern w:val="0"/>
           <w:lang w:val="es-ES" w:eastAsia="es-ES"/>
-          <ns2:ligatures ns2:val="none"/>
+          <w14:ligatures w14:val="none"/>
         </w:rPr>
         <w:t xml:space="preserve"/>
       </w:r>
@@ -2150,7 +2076,7 @@
           <w:color w:val="000000"/>
           <w:kern w:val="0"/>
           <w:lang w:val="es-ES" w:eastAsia="es-ES"/>
-          <ns2:ligatures ns2:val="none"/>
+          <w14:ligatures w14:val="none"/>
         </w:rPr>
         <w:t/>
       </w:r>
@@ -2160,7 +2086,7 @@
           <w:color w:val="000000"/>
           <w:kern w:val="0"/>
           <w:lang w:val="es-ES" w:eastAsia="es-ES"/>
-          <ns2:ligatures ns2:val="none"/>
+          <w14:ligatures w14:val="none"/>
         </w:rPr>
         <w:t xml:space="preserve"/>
       </w:r>
@@ -2171,7 +2097,7 @@
           <w:color w:val="000000"/>
           <w:kern w:val="0"/>
           <w:lang w:val="es-ES" w:eastAsia="es-ES"/>
-          <ns2:ligatures ns2:val="none"/>
+          <w14:ligatures w14:val="none"/>
         </w:rPr>
         <w:t xml:space="preserve"/>
       </w:r>
@@ -2182,7 +2108,7 @@
           <w:color w:val="000000"/>
           <w:kern w:val="0"/>
           <w:lang w:val="es-ES" w:eastAsia="es-ES"/>
-          <ns2:ligatures ns2:val="none"/>
+          <w14:ligatures w14:val="none"/>
         </w:rPr>
         <w:t/>
       </w:r>
@@ -2193,7 +2119,7 @@
           <w:color w:val="000000"/>
           <w:kern w:val="0"/>
           <w:lang w:val="es-ES" w:eastAsia="es-ES"/>
-          <ns2:ligatures ns2:val="none"/>
+          <w14:ligatures w14:val="none"/>
         </w:rPr>
         <w:t/>
       </w:r>
@@ -2203,7 +2129,7 @@
           <w:color w:val="000000"/>
           <w:kern w:val="0"/>
           <w:lang w:val="es-ES" w:eastAsia="es-ES"/>
-          <ns2:ligatures ns2:val="none"/>
+          <w14:ligatures w14:val="none"/>
         </w:rPr>
         <w:t xml:space="preserve"/>
       </w:r>
@@ -2213,7 +2139,7 @@
           <w:color w:val="000000"/>
           <w:kern w:val="0"/>
           <w:lang w:val="es-ES" w:eastAsia="es-ES"/>
-          <ns2:ligatures ns2:val="none"/>
+          <w14:ligatures w14:val="none"/>
         </w:rPr>
         <w:t xml:space="preserve"/>
       </w:r>
@@ -2223,7 +2149,7 @@
           <w:color w:val="000000"/>
           <w:kern w:val="0"/>
           <w:lang w:val="es-ES" w:eastAsia="es-ES"/>
-          <ns2:ligatures ns2:val="none"/>
+          <w14:ligatures w14:val="none"/>
         </w:rPr>
         <w:t/>
       </w:r>
@@ -2233,7 +2159,7 @@
           <w:color w:val="000000"/>
           <w:kern w:val="0"/>
           <w:lang w:val="es-ES" w:eastAsia="es-ES"/>
-          <ns2:ligatures ns2:val="none"/>
+          <w14:ligatures w14:val="none"/>
         </w:rPr>
         <w:t xml:space="preserve"/>
       </w:r>
@@ -2243,7 +2169,7 @@
           <w:color w:val="000000"/>
           <w:kern w:val="0"/>
           <w:lang w:val="es-ES" w:eastAsia="es-ES"/>
-          <ns2:ligatures ns2:val="none"/>
+          <w14:ligatures w14:val="none"/>
         </w:rPr>
         <w:t xml:space="preserve"/>
       </w:r>
@@ -2253,12 +2179,12 @@
           <w:color w:val="000000"/>
           <w:kern w:val="0"/>
           <w:lang w:val="es-ES" w:eastAsia="es-ES"/>
-          <ns2:ligatures ns2:val="none"/>
+          <w14:ligatures w14:val="none"/>
         </w:rPr>
         <w:t/>
       </w:r>
     </w:p>
-    <w:p ns2:paraId="66005174" ns2:textId="77777777">
+    <w:p>
       <w:pPr>
         <w:spacing w:after="0" w:line="240" w:lineRule="auto"/>
         <w:contextualSpacing/>
@@ -2269,11 +2195,11 @@
           <w:color w:val="000000"/>
           <w:kern w:val="0"/>
           <w:lang w:eastAsia="es-PE"/>
-          <ns2:ligatures ns2:val="none"/>
-        </w:rPr>
-      </w:pPr>
-    </w:p>
-    <w:p ns2:paraId="3541B1F9" ns2:textId="77777777">
+          <w14:ligatures w14:val="none"/>
+        </w:rPr>
+      </w:pPr>
+    </w:p>
+    <w:p>
       <w:pPr>
         <w:pStyle w:val="Prrafodelista"/>
         <w:numPr>
@@ -2293,22 +2219,22 @@
           <w:color w:val="000000"/>
           <w:kern w:val="0"/>
           <w:lang w:eastAsia="es-PE"/>
-          <ns2:ligatures ns2:val="none"/>
-        </w:rPr>
-      </w:pPr>
-      <w:r>
-        <w:rPr>
-          <w:rFonts w:ascii="Arial Narrow" w:eastAsia="Arial Narrow" w:hAnsi="Arial Narrow" w:cs="Arial Narrow"/>
-          <w:b/>
-          <w:color w:val="000000"/>
-          <w:kern w:val="0"/>
-          <w:lang w:eastAsia="es-PE"/>
-          <ns2:ligatures ns2:val="none"/>
+          <w14:ligatures w14:val="none"/>
+        </w:rPr>
+      </w:pPr>
+      <w:r>
+        <w:rPr>
+          <w:rFonts w:ascii="Arial Narrow" w:eastAsia="Arial Narrow" w:hAnsi="Arial Narrow" w:cs="Arial Narrow"/>
+          <w:b/>
+          <w:color w:val="000000"/>
+          <w:kern w:val="0"/>
+          <w:lang w:eastAsia="es-PE"/>
+          <w14:ligatures w14:val="none"/>
         </w:rPr>
         <w:t>DE LA ADMISIÓN A TRÁMITE DE LA DENUNCIA</w:t>
       </w:r>
     </w:p>
-    <w:p ns2:paraId="34556756" ns2:textId="77777777">
+    <w:p>
       <w:pPr>
         <w:spacing w:after="0" w:line="240" w:lineRule="auto"/>
         <w:ind w:left="567"/>
@@ -2320,12 +2246,12 @@
           <w:color w:val="000000"/>
           <w:kern w:val="0"/>
           <w:lang w:eastAsia="es-PE"/>
-          <ns2:ligatures ns2:val="none"/>
+          <w14:ligatures w14:val="none"/>
         </w:rPr>
       </w:pPr>
       <w:bookmarkStart w:id="1" w:name="_Hlk212795168"/>
     </w:p>
-    <w:p ns2:paraId="5F4266A4" ns2:textId="6423798D">
+    <w:p>
       <w:pPr>
         <w:pStyle w:val="Prrafodelista"/>
         <w:numPr>
@@ -2338,7 +2264,7 @@
         <w:rPr>
           <w:rFonts w:ascii="Arial Narrow" w:eastAsia="Arial Narrow" w:hAnsi="Arial Narrow" w:cs="Arial Narrow"/>
           <w:kern w:val="0"/>
-          <ns2:ligatures ns2:val="none"/>
+          <w14:ligatures w14:val="none"/>
         </w:rPr>
       </w:pPr>
       <w:bookmarkStart w:id="2" w:name="_Hlk140755208"/>
@@ -2350,7 +2276,7 @@
           <w:color w:val="000000"/>
           <w:kern w:val="0"/>
           <w:lang w:eastAsia="es-PE"/>
-          <ns2:ligatures ns2:val="none"/>
+          <w14:ligatures w14:val="none"/>
         </w:rPr>
         <w:t>La Secretaría Técnica de la Comisión de Protección al Consumidor 1 (en adelante, la Secretaría Técnica), en ejercicio de sus facultades</w:t>
       </w:r>
@@ -2363,7 +2289,7 @@
           <w:rFonts w:ascii="Arial Narrow" w:eastAsia="Arial Narrow" w:hAnsi="Arial Narrow" w:cs="Arial Narrow"/>
           <w:kern w:val="0"/>
           <w:vertAlign w:val="superscript"/>
-          <ns2:ligatures ns2:val="none"/>
+          <w14:ligatures w14:val="none"/>
         </w:rPr>
         <w:footnoteReference w:id="2"/>
       </w:r>
@@ -2373,7 +2299,7 @@
           <w:color w:val="000000"/>
           <w:kern w:val="0"/>
           <w:lang w:eastAsia="es-PE"/>
-          <ns2:ligatures ns2:val="none"/>
+          <w14:ligatures w14:val="none"/>
         </w:rPr>
         <w:t xml:space="preserve">, </w:t>
       </w:r>
@@ -2383,7 +2309,7 @@
           <w:color w:val="000000"/>
           <w:kern w:val="0"/>
           <w:lang w:eastAsia="es-PE"/>
-          <ns2:ligatures ns2:val="none"/>
+          <w14:ligatures w14:val="none"/>
         </w:rPr>
         <w:t xml:space="preserve">considera </w:t>
       </w:r>
@@ -2391,7 +2317,7 @@
         <w:rPr>
           <w:rFonts w:ascii="Arial Narrow" w:eastAsia="Arial Narrow" w:hAnsi="Arial Narrow" w:cs="Arial Narrow"/>
           <w:kern w:val="0"/>
-          <ns2:ligatures ns2:val="none"/>
+          <w14:ligatures w14:val="none"/>
         </w:rPr>
         <w:t xml:space="preserve">que el hecho denunciado, </w:t>
       </w:r>
@@ -2400,7 +2326,7 @@
         <w:rPr>
           <w:rFonts w:ascii="Arial Narrow" w:eastAsia="Arial Narrow" w:hAnsi="Arial Narrow" w:cs="Arial Narrow"/>
           <w:kern w:val="0"/>
-          <ns2:ligatures ns2:val="none"/>
+          <w14:ligatures w14:val="none"/>
         </w:rPr>
         <w:t xml:space="preserve">consistente en que </w:t>
       </w:r>
@@ -2413,7 +2339,7 @@
           <w:kern w:val="0"/>
           <w:shd w:val="clear" w:color="auto" w:fill="FFFFFF"/>
           <w:lang w:eastAsia="es-PE"/>
-          <ns2:ligatures ns2:val="none"/>
+          <w14:ligatures w14:val="none"/>
         </w:rPr>
         <w:t xml:space="preserve">la compañía aseguradora habría negado injustificadamente a los denunciantes la cobertura del Seguro Vehicular - Póliza </w:t>
       </w:r>
@@ -2424,7 +2350,7 @@
           <w:kern w:val="0"/>
           <w:shd w:val="clear" w:color="auto" w:fill="FFFFFF"/>
           <w:lang w:eastAsia="es-PE"/>
-          <ns2:ligatures ns2:val="none"/>
+          <w14:ligatures w14:val="none"/>
         </w:rPr>
         <w:t/>
       </w:r>
@@ -2435,7 +2361,7 @@
           <w:kern w:val="0"/>
           <w:shd w:val="clear" w:color="auto" w:fill="FFFFFF"/>
           <w:lang w:eastAsia="es-PE"/>
-          <ns2:ligatures ns2:val="none"/>
+          <w14:ligatures w14:val="none"/>
         </w:rPr>
         <w:t xml:space="preserve"> 2011059380 por el robo del vehículo asegurado el 5 de setiembre de 2025</w:t>
       </w:r>
@@ -2443,7 +2369,7 @@
         <w:rPr>
           <w:rFonts w:ascii="Arial Narrow" w:eastAsia="Arial Narrow" w:hAnsi="Arial Narrow" w:cs="Arial Narrow"/>
           <w:kern w:val="0"/>
-          <ns2:ligatures ns2:val="none"/>
+          <w14:ligatures w14:val="none"/>
         </w:rPr>
         <w:t>; involucraría una presunta afectación a sus expectativas, quien no habría encontrado una correspondencia entre lo que esperaba recibir de parte del proveedor y lo que realmente recibió. Por consiguiente, corresponde calificar el hecho materia de denuncia como una presunta infracción al deber de idoneidad, tipificado en los artículos 18</w:t>
       </w:r>
@@ -2453,7 +2379,7 @@
           <w:color w:val="000000"/>
           <w:kern w:val="0"/>
           <w:lang w:eastAsia="es-PE"/>
-          <ns2:ligatures ns2:val="none"/>
+          <w14:ligatures w14:val="none"/>
         </w:rPr>
         <w:t/>
       </w:r>
@@ -2461,7 +2387,7 @@
         <w:rPr>
           <w:rFonts w:ascii="Arial Narrow" w:eastAsia="Arial Narrow" w:hAnsi="Arial Narrow" w:cs="Arial Narrow"/>
           <w:kern w:val="0"/>
-          <ns2:ligatures ns2:val="none"/>
+          <w14:ligatures w14:val="none"/>
         </w:rPr>
         <w:t xml:space="preserve"> y 19</w:t>
       </w:r>
@@ -2471,7 +2397,7 @@
           <w:color w:val="000000"/>
           <w:kern w:val="0"/>
           <w:lang w:eastAsia="es-PE"/>
-          <ns2:ligatures ns2:val="none"/>
+          <w14:ligatures w14:val="none"/>
         </w:rPr>
         <w:t/>
       </w:r>
@@ -2479,7 +2405,7 @@
         <w:rPr>
           <w:rFonts w:ascii="Arial Narrow" w:eastAsia="Arial Narrow" w:hAnsi="Arial Narrow" w:cs="Arial Narrow"/>
           <w:kern w:val="0"/>
-          <ns2:ligatures ns2:val="none"/>
+          <w14:ligatures w14:val="none"/>
         </w:rPr>
         <w:t xml:space="preserve"> del Código</w:t>
       </w:r>
@@ -2491,7 +2417,7 @@
           <w:rFonts w:ascii="Arial Narrow" w:eastAsia="Arial Narrow" w:hAnsi="Arial Narrow" w:cs="Arial"/>
           <w:kern w:val="0"/>
           <w:vertAlign w:val="superscript"/>
-          <ns2:ligatures ns2:val="none"/>
+          <w14:ligatures w14:val="none"/>
         </w:rPr>
         <w:footnoteReference w:id="3"/>
       </w:r>
@@ -2500,13 +2426,13 @@
         <w:rPr>
           <w:rFonts w:ascii="Arial Narrow" w:eastAsia="Arial Narrow" w:hAnsi="Arial Narrow" w:cs="Arial Narrow"/>
           <w:kern w:val="0"/>
-          <ns2:ligatures ns2:val="none"/>
+          <w14:ligatures w14:val="none"/>
         </w:rPr>
         <w:t>.</w:t>
       </w:r>
       <w:bookmarkEnd w:id="7"/>
     </w:p>
-    <w:p ns2:paraId="116891C0" ns2:textId="77777777">
+    <w:p>
       <w:pPr>
         <w:pStyle w:val="Prrafodelista"/>
         <w:spacing w:after="0" w:line="240" w:lineRule="auto"/>
@@ -2515,11 +2441,11 @@
         <w:rPr>
           <w:rFonts w:ascii="Arial Narrow" w:eastAsia="Arial Narrow" w:hAnsi="Arial Narrow" w:cs="Arial Narrow"/>
           <w:kern w:val="0"/>
-          <ns2:ligatures ns2:val="none"/>
-        </w:rPr>
-      </w:pPr>
-    </w:p>
-    <w:p ns2:paraId="6A2D5D42" ns2:textId="47EE675F">
+          <w14:ligatures w14:val="none"/>
+        </w:rPr>
+      </w:pPr>
+    </w:p>
+    <w:p>
       <w:pPr>
         <w:pStyle w:val="Prrafodelista"/>
         <w:numPr>
@@ -2532,7 +2458,7 @@
         <w:rPr>
           <w:rFonts w:ascii="Arial Narrow" w:eastAsia="Arial Narrow" w:hAnsi="Arial Narrow" w:cs="Arial Narrow"/>
           <w:kern w:val="0"/>
-          <ns2:ligatures ns2:val="none"/>
+          <w14:ligatures w14:val="none"/>
         </w:rPr>
       </w:pPr>
       <w:bookmarkStart w:id="10" w:name="_Hlk213150180"/>
@@ -2540,7 +2466,7 @@
         <w:rPr>
           <w:rFonts w:ascii="Arial Narrow" w:eastAsia="Arial Narrow" w:hAnsi="Arial Narrow" w:cs="Arial Narrow"/>
           <w:kern w:val="0"/>
-          <ns2:ligatures ns2:val="none"/>
+          <w14:ligatures w14:val="none"/>
         </w:rPr>
         <w:t xml:space="preserve">Así también, la Secretaría Técnica, en ejercicio de sus facultades, considera que el hecho denunciado, consistente en que la compañía aseguradora habría negado injustificadamente al señor [APELLIDO] [APELLIDO] que pueda ingresar a la prueba poligráfica en compañía de su abogada y madre; involucraría una presunta afectación a sus expectativas, quien no habría encontrado una correspondencia entre lo que esperaba recibir de parte del proveedor y lo que realmente recibió. Por consiguiente, corresponde calificar el hecho materia de denuncia como una presunta infracción al deber de idoneidad, tipificado en los artículos 18 y 19 del Código. </w:t>
       </w:r>
@@ -2550,7 +2476,7 @@
           <w:color w:val="000000"/>
           <w:kern w:val="0"/>
           <w:lang w:eastAsia="es-PE"/>
-          <ns2:ligatures ns2:val="none"/>
+          <w14:ligatures w14:val="none"/>
         </w:rPr>
         <w:t xml:space="preserve"/>
       </w:r>
@@ -2558,7 +2484,7 @@
         <w:rPr>
           <w:rFonts w:ascii="Arial Narrow" w:eastAsia="Arial Narrow" w:hAnsi="Arial Narrow" w:cs="Arial Narrow"/>
           <w:kern w:val="0"/>
-          <ns2:ligatures ns2:val="none"/>
+          <w14:ligatures w14:val="none"/>
         </w:rPr>
         <w:t xml:space="preserve"/>
       </w:r>
@@ -2569,7 +2495,7 @@
           <w:kern w:val="0"/>
           <w:shd w:val="clear" w:color="auto" w:fill="FFFFFF"/>
           <w:lang w:eastAsia="es-PE"/>
-          <ns2:ligatures ns2:val="none"/>
+          <w14:ligatures w14:val="none"/>
         </w:rPr>
         <w:t xml:space="preserve"/>
       </w:r>
@@ -2579,7 +2505,7 @@
           <w:kern w:val="0"/>
           <w:shd w:val="clear" w:color="auto" w:fill="FFFFFF"/>
           <w:lang w:eastAsia="es-PE"/>
-          <ns2:ligatures ns2:val="none"/>
+          <w14:ligatures w14:val="none"/>
         </w:rPr>
         <w:lastRenderedPageBreak/>
         <w:t/>
@@ -2588,7 +2514,7 @@
         <w:rPr>
           <w:rFonts w:ascii="Arial Narrow" w:eastAsia="Arial Narrow" w:hAnsi="Arial Narrow" w:cs="Arial Narrow"/>
           <w:kern w:val="0"/>
-          <ns2:ligatures ns2:val="none"/>
+          <w14:ligatures w14:val="none"/>
         </w:rPr>
         <w:t/>
       </w:r>
@@ -2599,7 +2525,7 @@
           <w:color w:val="000000"/>
           <w:kern w:val="0"/>
           <w:lang w:eastAsia="es-PE"/>
-          <ns2:ligatures ns2:val="none"/>
+          <w14:ligatures w14:val="none"/>
         </w:rPr>
         <w:t xml:space="preserve"/>
       </w:r>
@@ -2607,17 +2533,17 @@
       <w:bookmarkEnd w:id="5"/>
       <w:bookmarkEnd w:id="8"/>
     </w:p>
-    <w:p ns2:paraId="1E906D2E" ns2:textId="77777777">
+    <w:p>
       <w:pPr>
         <w:pStyle w:val="Prrafodelista"/>
         <w:rPr>
           <w:rFonts w:ascii="Arial Narrow" w:eastAsia="Arial Narrow" w:hAnsi="Arial Narrow" w:cs="Arial Narrow"/>
           <w:kern w:val="0"/>
-          <ns2:ligatures ns2:val="none"/>
-        </w:rPr>
-      </w:pPr>
-    </w:p>
-    <w:p ns2:paraId="4B33D573" ns2:textId="79949525">
+          <w14:ligatures w14:val="none"/>
+        </w:rPr>
+      </w:pPr>
+    </w:p>
+    <w:p>
       <w:pPr>
         <w:pStyle w:val="Prrafodelista"/>
         <w:numPr>
@@ -2630,14 +2556,14 @@
         <w:rPr>
           <w:rFonts w:ascii="Arial Narrow" w:eastAsia="Arial Narrow" w:hAnsi="Arial Narrow" w:cs="Arial Narrow"/>
           <w:kern w:val="0"/>
-          <ns2:ligatures ns2:val="none"/>
-        </w:rPr>
-      </w:pPr>
-      <w:r>
-        <w:rPr>
-          <w:rFonts w:ascii="Arial Narrow" w:eastAsia="Arial Narrow" w:hAnsi="Arial Narrow" w:cs="Arial Narrow"/>
-          <w:kern w:val="0"/>
-          <ns2:ligatures ns2:val="none"/>
+          <w14:ligatures w14:val="none"/>
+        </w:rPr>
+      </w:pPr>
+      <w:r>
+        <w:rPr>
+          <w:rFonts w:ascii="Arial Narrow" w:eastAsia="Arial Narrow" w:hAnsi="Arial Narrow" w:cs="Arial Narrow"/>
+          <w:kern w:val="0"/>
+          <w14:ligatures w14:val="none"/>
         </w:rPr>
         <w:t xml:space="preserve">Asimismo, </w:t>
       </w:r>
@@ -2645,7 +2571,7 @@
         <w:rPr>
           <w:rFonts w:ascii="Arial Narrow" w:eastAsia="Arial Narrow" w:hAnsi="Arial Narrow" w:cs="Arial Narrow"/>
           <w:kern w:val="0"/>
-          <ns2:ligatures ns2:val="none"/>
+          <w14:ligatures w14:val="none"/>
         </w:rPr>
         <w:t xml:space="preserve">la Secretaría Técnica, en ejercicio de sus facultades, </w:t>
       </w:r>
@@ -2655,7 +2581,7 @@
           <w:color w:val="000000"/>
           <w:kern w:val="0"/>
           <w:lang w:eastAsia="es-PE"/>
-          <ns2:ligatures ns2:val="none"/>
+          <w14:ligatures w14:val="none"/>
         </w:rPr>
         <w:t xml:space="preserve">considera </w:t>
       </w:r>
@@ -2663,7 +2589,7 @@
         <w:rPr>
           <w:rFonts w:ascii="Arial Narrow" w:eastAsia="Arial Narrow" w:hAnsi="Arial Narrow" w:cs="Arial Narrow"/>
           <w:kern w:val="0"/>
-          <ns2:ligatures ns2:val="none"/>
+          <w14:ligatures w14:val="none"/>
         </w:rPr>
         <w:t xml:space="preserve">que el hecho denunciado, consistente en que </w:t>
       </w:r>
@@ -2673,7 +2599,7 @@
           <w:kern w:val="0"/>
           <w:shd w:val="clear" w:color="auto" w:fill="FFFFFF"/>
           <w:lang w:eastAsia="es-PE"/>
-          <ns2:ligatures ns2:val="none"/>
+          <w14:ligatures w14:val="none"/>
         </w:rPr>
         <w:t>la compañía aseguradora no habría cumplido con brindar una respuesta a la comunicación realizada por los denunciantes respecto a cuáles serían las dudas razonables que indicó en la carta de fecha 18 de setiembre de 2025 para se pase una prueba poligráfica ante el siniestro reportado</w:t>
       </w:r>
@@ -2681,7 +2607,7 @@
         <w:rPr>
           <w:rFonts w:ascii="Arial Narrow" w:eastAsia="Arial Narrow" w:hAnsi="Arial Narrow" w:cs="Arial Narrow"/>
           <w:kern w:val="0"/>
-          <ns2:ligatures ns2:val="none"/>
+          <w14:ligatures w14:val="none"/>
         </w:rPr>
         <w:t>; involucraría una presunta afectación a sus expectativas, quien no habría encontrado una correspondencia entre lo que esperaba recibir de parte del proveedor y lo que realmente recibió. Por consiguiente, corresponde calificar el hecho materia de denuncia como una presunta infracción al deber de idoneidad, tipificado en los artículos 18 y 19 del Código</w:t>
       </w:r>
@@ -2689,23 +2615,23 @@
         <w:rPr>
           <w:rFonts w:ascii="Arial Narrow" w:eastAsia="Arial Narrow" w:hAnsi="Arial Narrow" w:cs="Arial Narrow"/>
           <w:kern w:val="0"/>
-          <ns2:ligatures ns2:val="none"/>
+          <w14:ligatures w14:val="none"/>
         </w:rPr>
         <w:t>.</w:t>
       </w:r>
     </w:p>
-    <w:p ns2:paraId="524B0F46" ns2:textId="77777777">
-      <w:pPr>
-        <w:spacing w:after="0" w:line="240" w:lineRule="auto"/>
-        <w:jc w:val="both"/>
-        <w:rPr>
-          <w:rFonts w:ascii="Arial Narrow" w:eastAsia="Arial Narrow" w:hAnsi="Arial Narrow" w:cs="Arial Narrow"/>
-          <w:kern w:val="0"/>
-          <ns2:ligatures ns2:val="none"/>
-        </w:rPr>
-      </w:pPr>
-    </w:p>
-    <w:p ns2:paraId="4FA4A7EF" ns2:textId="392140E5">
+    <w:p>
+      <w:pPr>
+        <w:spacing w:after="0" w:line="240" w:lineRule="auto"/>
+        <w:jc w:val="both"/>
+        <w:rPr>
+          <w:rFonts w:ascii="Arial Narrow" w:eastAsia="Arial Narrow" w:hAnsi="Arial Narrow" w:cs="Arial Narrow"/>
+          <w:kern w:val="0"/>
+          <w14:ligatures w14:val="none"/>
+        </w:rPr>
+      </w:pPr>
+    </w:p>
+    <w:p>
       <w:pPr>
         <w:pStyle w:val="Prrafodelista"/>
         <w:numPr>
@@ -2718,7 +2644,7 @@
         <w:rPr>
           <w:rFonts w:ascii="Arial Narrow" w:eastAsia="Arial Narrow" w:hAnsi="Arial Narrow" w:cs="Arial Narrow"/>
           <w:kern w:val="0"/>
-          <ns2:ligatures ns2:val="none"/>
+          <w14:ligatures w14:val="none"/>
         </w:rPr>
       </w:pPr>
       <w:bookmarkStart w:id="11" w:name="_Hlk210652752"/>
@@ -2726,7 +2652,7 @@
         <w:rPr>
           <w:rFonts w:ascii="Arial Narrow" w:eastAsia="Arial Narrow" w:hAnsi="Arial Narrow" w:cs="Arial Narrow"/>
           <w:kern w:val="0"/>
-          <ns2:ligatures ns2:val="none"/>
+          <w14:ligatures w14:val="none"/>
         </w:rPr>
         <w:t>Además</w:t>
       </w:r>
@@ -2734,7 +2660,7 @@
         <w:rPr>
           <w:rFonts w:ascii="Arial Narrow" w:eastAsia="Arial Narrow" w:hAnsi="Arial Narrow" w:cs="Arial Narrow"/>
           <w:kern w:val="0"/>
-          <ns2:ligatures ns2:val="none"/>
+          <w14:ligatures w14:val="none"/>
         </w:rPr>
         <w:t xml:space="preserve">, </w:t>
       </w:r>
@@ -2743,7 +2669,7 @@
         <w:rPr>
           <w:rFonts w:ascii="Arial Narrow" w:eastAsia="Arial Narrow" w:hAnsi="Arial Narrow" w:cs="Arial Narrow"/>
           <w:kern w:val="0"/>
-          <ns2:ligatures ns2:val="none"/>
+          <w14:ligatures w14:val="none"/>
         </w:rPr>
         <w:t xml:space="preserve">la Secretaría Técnica, en ejercicio de sus facultades, considera que el hecho denunciado, consistente en que </w:t>
       </w:r>
@@ -2753,7 +2679,7 @@
           <w:color w:val="000000"/>
           <w:kern w:val="0"/>
           <w:lang w:val="es-ES" w:eastAsia="es-ES"/>
-          <ns2:ligatures ns2:val="none"/>
+          <w14:ligatures w14:val="none"/>
         </w:rPr>
         <w:t xml:space="preserve">la compañía aseguradora habría incluido una cláusula abusiva en el artículo 4 de las condiciones operativas de la Póliza </w:t>
       </w:r>
@@ -2764,7 +2690,7 @@
           <w:color w:val="000000"/>
           <w:kern w:val="0"/>
           <w:lang w:val="es-ES" w:eastAsia="es-ES"/>
-          <ns2:ligatures ns2:val="none"/>
+          <w14:ligatures w14:val="none"/>
         </w:rPr>
         <w:t/>
       </w:r>
@@ -2775,7 +2701,7 @@
           <w:color w:val="000000"/>
           <w:kern w:val="0"/>
           <w:lang w:val="es-ES" w:eastAsia="es-ES"/>
-          <ns2:ligatures ns2:val="none"/>
+          <w14:ligatures w14:val="none"/>
         </w:rPr>
         <w:t xml:space="preserve"> 2011059380 referido a la obligación de someterse a una prueba poligráfica que tiene por finalidad establecer la veracidad de los hechos denunciados</w:t>
       </w:r>
@@ -2783,7 +2709,7 @@
         <w:rPr>
           <w:rFonts w:ascii="Arial Narrow" w:eastAsia="Arial Narrow" w:hAnsi="Arial Narrow" w:cs="Arial Narrow"/>
           <w:kern w:val="0"/>
-          <ns2:ligatures ns2:val="none"/>
+          <w14:ligatures w14:val="none"/>
         </w:rPr>
         <w:t xml:space="preserve">. Por consiguiente, corresponde calificar el hecho materia de denuncia como una presunta </w:t>
       </w:r>
@@ -2791,7 +2717,7 @@
         <w:rPr>
           <w:rFonts w:ascii="Arial Narrow" w:eastAsia="Arial Narrow" w:hAnsi="Arial Narrow" w:cs="Arial Narrow"/>
           <w:kern w:val="0"/>
-          <ns2:ligatures ns2:val="none"/>
+          <w14:ligatures w14:val="none"/>
         </w:rPr>
         <w:t>infracción a la</w:t>
       </w:r>
@@ -2799,7 +2725,7 @@
         <w:rPr>
           <w:rFonts w:ascii="Arial Narrow" w:eastAsia="Arial Narrow" w:hAnsi="Arial Narrow" w:cs="Arial Narrow"/>
           <w:kern w:val="0"/>
-          <ns2:ligatures ns2:val="none"/>
+          <w14:ligatures w14:val="none"/>
         </w:rPr>
         <w:t xml:space="preserve"> disposición </w:t>
       </w:r>
@@ -2807,7 +2733,7 @@
         <w:rPr>
           <w:rFonts w:ascii="Arial Narrow" w:eastAsia="Arial Narrow" w:hAnsi="Arial Narrow" w:cs="Arial Narrow"/>
           <w:kern w:val="0"/>
-          <ns2:ligatures ns2:val="none"/>
+          <w14:ligatures w14:val="none"/>
         </w:rPr>
         <w:t xml:space="preserve">sobre </w:t>
       </w:r>
@@ -2815,7 +2741,7 @@
         <w:rPr>
           <w:rFonts w:ascii="Arial Narrow" w:eastAsia="Arial Narrow" w:hAnsi="Arial Narrow" w:cs="Arial Narrow"/>
           <w:kern w:val="0"/>
-          <ns2:ligatures ns2:val="none"/>
+          <w14:ligatures w14:val="none"/>
         </w:rPr>
         <w:t xml:space="preserve">cláusulas abusivas, tipificado en </w:t>
       </w:r>
@@ -2835,7 +2761,7 @@
         <w:rPr>
           <w:rFonts w:ascii="Arial Narrow" w:eastAsia="Arial Narrow" w:hAnsi="Arial Narrow" w:cs="Arial Narrow"/>
           <w:kern w:val="0"/>
-          <ns2:ligatures ns2:val="none"/>
+          <w14:ligatures w14:val="none"/>
         </w:rPr>
         <w:t>del Código</w:t>
       </w:r>
@@ -2851,24 +2777,24 @@
         <w:rPr>
           <w:rFonts w:ascii="Arial Narrow" w:eastAsia="Arial Narrow" w:hAnsi="Arial Narrow" w:cs="Arial Narrow"/>
           <w:kern w:val="0"/>
-          <ns2:ligatures ns2:val="none"/>
+          <w14:ligatures w14:val="none"/>
         </w:rPr>
         <w:t>.</w:t>
       </w:r>
       <w:bookmarkEnd w:id="11"/>
       <w:bookmarkEnd w:id="12"/>
     </w:p>
-    <w:p ns2:paraId="6F4A8CAC" ns2:textId="77777777">
+    <w:p>
       <w:pPr>
         <w:pStyle w:val="Prrafodelista"/>
         <w:rPr>
           <w:rFonts w:ascii="Arial Narrow" w:eastAsia="Arial Narrow" w:hAnsi="Arial Narrow" w:cs="Arial Narrow"/>
           <w:kern w:val="0"/>
-          <ns2:ligatures ns2:val="none"/>
-        </w:rPr>
-      </w:pPr>
-    </w:p>
-    <w:p ns2:paraId="0A4AB691" ns2:textId="2B1FF4DC">
+          <w14:ligatures w14:val="none"/>
+        </w:rPr>
+      </w:pPr>
+    </w:p>
+    <w:p>
       <w:pPr>
         <w:pStyle w:val="Prrafodelista"/>
         <w:numPr>
@@ -2881,14 +2807,14 @@
         <w:rPr>
           <w:rFonts w:ascii="Arial Narrow" w:eastAsia="Arial Narrow" w:hAnsi="Arial Narrow" w:cs="Arial Narrow"/>
           <w:kern w:val="0"/>
-          <ns2:ligatures ns2:val="none"/>
-        </w:rPr>
-      </w:pPr>
-      <w:r>
-        <w:rPr>
-          <w:rFonts w:ascii="Arial Narrow" w:eastAsia="Arial Narrow" w:hAnsi="Arial Narrow" w:cs="Arial Narrow"/>
-          <w:kern w:val="0"/>
-          <ns2:ligatures ns2:val="none"/>
+          <w14:ligatures w14:val="none"/>
+        </w:rPr>
+      </w:pPr>
+      <w:r>
+        <w:rPr>
+          <w:rFonts w:ascii="Arial Narrow" w:eastAsia="Arial Narrow" w:hAnsi="Arial Narrow" w:cs="Arial Narrow"/>
+          <w:kern w:val="0"/>
+          <w14:ligatures w14:val="none"/>
         </w:rPr>
         <w:t>Además</w:t>
       </w:r>
@@ -2896,7 +2822,7 @@
         <w:rPr>
           <w:rFonts w:ascii="Arial Narrow" w:eastAsia="Arial Narrow" w:hAnsi="Arial Narrow" w:cs="Arial Narrow"/>
           <w:kern w:val="0"/>
-          <ns2:ligatures ns2:val="none"/>
+          <w14:ligatures w14:val="none"/>
         </w:rPr>
         <w:t xml:space="preserve">, la Secretaría Técnica, en ejercicio de sus facultades, considera que el hecho denunciado, consistente en que </w:t>
       </w:r>
@@ -2906,7 +2832,7 @@
           <w:color w:val="000000"/>
           <w:kern w:val="0"/>
           <w:lang w:val="es-ES" w:eastAsia="es-ES"/>
-          <ns2:ligatures ns2:val="none"/>
+          <w14:ligatures w14:val="none"/>
         </w:rPr>
         <w:t xml:space="preserve">la compañía aseguradora habría incluido una cláusula abusiva en el artículo 5 sobre cargas y obligaciones de la Póliza </w:t>
       </w:r>
@@ -2917,7 +2843,7 @@
           <w:color w:val="000000"/>
           <w:kern w:val="0"/>
           <w:lang w:val="es-ES" w:eastAsia="es-ES"/>
-          <ns2:ligatures ns2:val="none"/>
+          <w14:ligatures w14:val="none"/>
         </w:rPr>
         <w:t/>
       </w:r>
@@ -2928,7 +2854,7 @@
           <w:color w:val="000000"/>
           <w:kern w:val="0"/>
           <w:lang w:val="es-ES" w:eastAsia="es-ES"/>
-          <ns2:ligatures ns2:val="none"/>
+          <w14:ligatures w14:val="none"/>
         </w:rPr>
         <w:t xml:space="preserve"> 2011059380 referido a </w:t>
       </w:r>
@@ -2939,7 +2865,7 @@
           <w:color w:val="000000"/>
           <w:kern w:val="0"/>
           <w:lang w:val="es-ES" w:eastAsia="es-ES"/>
-          <ns2:ligatures ns2:val="none"/>
+          <w14:ligatures w14:val="none"/>
         </w:rPr>
         <w:t>que</w:t>
       </w:r>
@@ -2950,7 +2876,7 @@
           <w:color w:val="000000"/>
           <w:kern w:val="0"/>
           <w:lang w:val="es-ES" w:eastAsia="es-ES"/>
-          <ns2:ligatures ns2:val="none"/>
+          <w14:ligatures w14:val="none"/>
         </w:rPr>
         <w:t xml:space="preserve"> si no se somete a la prueba poligráfica, declaran que el siniestro no será cubierto</w:t>
       </w:r>
@@ -2958,7 +2884,7 @@
         <w:rPr>
           <w:rFonts w:ascii="Arial Narrow" w:eastAsia="Arial Narrow" w:hAnsi="Arial Narrow" w:cs="Arial Narrow"/>
           <w:kern w:val="0"/>
-          <ns2:ligatures ns2:val="none"/>
+          <w14:ligatures w14:val="none"/>
         </w:rPr>
         <w:t xml:space="preserve">. Por consiguiente, corresponde calificar el hecho materia de denuncia como una presunta </w:t>
       </w:r>
@@ -2966,7 +2892,7 @@
         <w:rPr>
           <w:rFonts w:ascii="Arial Narrow" w:eastAsia="Arial Narrow" w:hAnsi="Arial Narrow" w:cs="Arial Narrow"/>
           <w:kern w:val="0"/>
-          <ns2:ligatures ns2:val="none"/>
+          <w14:ligatures w14:val="none"/>
         </w:rPr>
         <w:t>infracción a la</w:t>
       </w:r>
@@ -2974,7 +2900,7 @@
         <w:rPr>
           <w:rFonts w:ascii="Arial Narrow" w:eastAsia="Arial Narrow" w:hAnsi="Arial Narrow" w:cs="Arial Narrow"/>
           <w:kern w:val="0"/>
-          <ns2:ligatures ns2:val="none"/>
+          <w14:ligatures w14:val="none"/>
         </w:rPr>
         <w:t xml:space="preserve"> disposición </w:t>
       </w:r>
@@ -2982,7 +2908,7 @@
         <w:rPr>
           <w:rFonts w:ascii="Arial Narrow" w:eastAsia="Arial Narrow" w:hAnsi="Arial Narrow" w:cs="Arial Narrow"/>
           <w:kern w:val="0"/>
-          <ns2:ligatures ns2:val="none"/>
+          <w14:ligatures w14:val="none"/>
         </w:rPr>
         <w:t xml:space="preserve">sobre </w:t>
       </w:r>
@@ -2990,7 +2916,7 @@
         <w:rPr>
           <w:rFonts w:ascii="Arial Narrow" w:eastAsia="Arial Narrow" w:hAnsi="Arial Narrow" w:cs="Arial Narrow"/>
           <w:kern w:val="0"/>
-          <ns2:ligatures ns2:val="none"/>
+          <w14:ligatures w14:val="none"/>
         </w:rPr>
         <w:t xml:space="preserve">cláusulas abusivas, tipificado en </w:t>
       </w:r>
@@ -3016,7 +2942,7 @@
         <w:rPr>
           <w:rFonts w:ascii="Arial Narrow" w:eastAsia="Arial Narrow" w:hAnsi="Arial Narrow" w:cs="Arial Narrow"/>
           <w:kern w:val="0"/>
-          <ns2:ligatures ns2:val="none"/>
+          <w14:ligatures w14:val="none"/>
         </w:rPr>
         <w:t>del Código</w:t>
       </w:r>
@@ -3032,23 +2958,23 @@
         <w:rPr>
           <w:rFonts w:ascii="Arial Narrow" w:eastAsia="Arial Narrow" w:hAnsi="Arial Narrow" w:cs="Arial Narrow"/>
           <w:kern w:val="0"/>
-          <ns2:ligatures ns2:val="none"/>
+          <w14:ligatures w14:val="none"/>
         </w:rPr>
         <w:t>.</w:t>
       </w:r>
     </w:p>
-    <w:p ns2:paraId="2DABC654" ns2:textId="77777777">
-      <w:pPr>
-        <w:spacing w:after="0" w:line="240" w:lineRule="auto"/>
-        <w:jc w:val="both"/>
-        <w:rPr>
-          <w:rFonts w:ascii="Arial Narrow" w:eastAsia="Arial Narrow" w:hAnsi="Arial Narrow" w:cs="Arial Narrow"/>
-          <w:kern w:val="0"/>
-          <ns2:ligatures ns2:val="none"/>
-        </w:rPr>
-      </w:pPr>
-    </w:p>
-    <w:p ns2:paraId="463134E5" ns2:textId="77777777">
+    <w:p>
+      <w:pPr>
+        <w:spacing w:after="0" w:line="240" w:lineRule="auto"/>
+        <w:jc w:val="both"/>
+        <w:rPr>
+          <w:rFonts w:ascii="Arial Narrow" w:eastAsia="Arial Narrow" w:hAnsi="Arial Narrow" w:cs="Arial Narrow"/>
+          <w:kern w:val="0"/>
+          <w14:ligatures w14:val="none"/>
+        </w:rPr>
+      </w:pPr>
+    </w:p>
+    <w:p>
       <w:pPr>
         <w:pStyle w:val="Prrafodelista"/>
         <w:numPr>
@@ -3062,7 +2988,7 @@
           <w:rFonts w:ascii="Arial Narrow" w:eastAsia="Calibri" w:hAnsi="Arial Narrow" w:cs="Arial Narrow"/>
           <w:kern w:val="0"/>
           <w:lang w:eastAsia="es-PE"/>
-          <ns2:ligatures ns2:val="none"/>
+          <w14:ligatures w14:val="none"/>
         </w:rPr>
       </w:pPr>
       <w:r>
@@ -3071,7 +2997,7 @@
           <w:color w:val="000000"/>
           <w:kern w:val="0"/>
           <w:lang w:eastAsia="es-PE"/>
-          <ns2:ligatures ns2:val="none"/>
+          <w14:ligatures w14:val="none"/>
         </w:rPr>
         <w:t>En tanto la denuncia reúne los requisitos establecidos por la norma citada, corresponde admitirla a trámite</w:t>
       </w:r>
@@ -3081,7 +3007,7 @@
           <w:rFonts w:ascii="Arial Narrow" w:eastAsia="Arial Narrow" w:hAnsi="Arial Narrow" w:cs="Arial Narrow"/>
           <w:kern w:val="0"/>
           <w:vertAlign w:val="superscript"/>
-          <ns2:ligatures ns2:val="none"/>
+          <w14:ligatures w14:val="none"/>
         </w:rPr>
         <w:footnoteReference w:id="6"/>
       </w:r>
@@ -3091,13 +3017,13 @@
           <w:color w:val="000000"/>
           <w:kern w:val="0"/>
           <w:lang w:eastAsia="es-PE"/>
-          <ns2:ligatures ns2:val="none"/>
+          <w14:ligatures w14:val="none"/>
         </w:rPr>
         <w:t>.</w:t>
       </w:r>
       <w:bookmarkStart w:id="13" w:name="_Hlk214963039"/>
     </w:p>
-    <w:p ns2:paraId="68C71625" ns2:textId="77777777">
+    <w:p>
       <w:pPr>
         <w:spacing w:after="0" w:line="240" w:lineRule="auto"/>
         <w:ind w:left="567"/>
@@ -3108,12 +3034,12 @@
           <w:color w:val="000000"/>
           <w:kern w:val="0"/>
           <w:lang w:eastAsia="es-PE"/>
-          <ns2:ligatures ns2:val="none"/>
+          <w14:ligatures w14:val="none"/>
         </w:rPr>
       </w:pPr>
       <w:bookmarkStart w:id="14" w:name="_Hlk214963071"/>
     </w:p>
-    <w:p ns2:paraId="38A98B4B" ns2:textId="77777777">
+    <w:p>
       <w:pPr>
         <w:pStyle w:val="Prrafodelista"/>
         <w:numPr>
@@ -3133,17 +3059,17 @@
           <w:color w:val="000000"/>
           <w:kern w:val="0"/>
           <w:lang w:eastAsia="es-PE"/>
-          <ns2:ligatures ns2:val="none"/>
-        </w:rPr>
-      </w:pPr>
-      <w:r>
-        <w:rPr>
-          <w:rFonts w:ascii="Arial Narrow" w:eastAsia="Arial Narrow" w:hAnsi="Arial Narrow" w:cs="Arial Narrow"/>
-          <w:b/>
-          <w:color w:val="000000"/>
-          <w:kern w:val="0"/>
-          <w:lang w:eastAsia="es-PE"/>
-          <ns2:ligatures ns2:val="none"/>
+          <w14:ligatures w14:val="none"/>
+        </w:rPr>
+      </w:pPr>
+      <w:r>
+        <w:rPr>
+          <w:rFonts w:ascii="Arial Narrow" w:eastAsia="Arial Narrow" w:hAnsi="Arial Narrow" w:cs="Arial Narrow"/>
+          <w:b/>
+          <w:color w:val="000000"/>
+          <w:kern w:val="0"/>
+          <w:lang w:eastAsia="es-PE"/>
+          <w14:ligatures w14:val="none"/>
         </w:rPr>
         <w:t>REQUERIMIENTO DE INFORMACI</w:t>
       </w:r>
@@ -3154,7 +3080,7 @@
           <w:color w:val="000000"/>
           <w:kern w:val="0"/>
           <w:lang w:eastAsia="es-PE"/>
-          <ns2:ligatures ns2:val="none"/>
+          <w14:ligatures w14:val="none"/>
         </w:rPr>
         <w:t>Ó</w:t>
       </w:r>
@@ -3165,12 +3091,12 @@
           <w:color w:val="000000"/>
           <w:kern w:val="0"/>
           <w:lang w:eastAsia="es-PE"/>
-          <ns2:ligatures ns2:val="none"/>
+          <w14:ligatures w14:val="none"/>
         </w:rPr>
         <w:t>N</w:t>
       </w:r>
     </w:p>
-    <w:p ns2:paraId="5B518DC4" ns2:textId="77777777">
+    <w:p>
       <w:pPr>
         <w:spacing w:after="0" w:line="240" w:lineRule="auto"/>
         <w:jc w:val="both"/>
@@ -3179,11 +3105,11 @@
           <w:color w:val="000000"/>
           <w:kern w:val="0"/>
           <w:lang w:val="es-ES" w:eastAsia="es-ES"/>
-          <ns2:ligatures ns2:val="none"/>
-        </w:rPr>
-      </w:pPr>
-    </w:p>
-    <w:p ns2:paraId="62B88A04" ns2:textId="5E0A98C7">
+          <w14:ligatures w14:val="none"/>
+        </w:rPr>
+      </w:pPr>
+    </w:p>
+    <w:p>
       <w:pPr>
         <w:pStyle w:val="Prrafodelista"/>
         <w:numPr>
@@ -3198,7 +3124,7 @@
           <w:color w:val="000000"/>
           <w:kern w:val="0"/>
           <w:lang w:val="es-ES" w:eastAsia="es-ES"/>
-          <ns2:ligatures ns2:val="none"/>
+          <w14:ligatures w14:val="none"/>
         </w:rPr>
       </w:pPr>
       <w:r>
@@ -3207,7 +3133,7 @@
           <w:color w:val="000000"/>
           <w:kern w:val="0"/>
           <w:lang w:val="es-ES" w:eastAsia="es-ES"/>
-          <ns2:ligatures ns2:val="none"/>
+          <w14:ligatures w14:val="none"/>
         </w:rPr>
         <w:t xml:space="preserve">A efectos de tener mayores elementos </w:t>
       </w:r>
@@ -3218,7 +3144,7 @@
           <w:color w:val="000000"/>
           <w:kern w:val="0"/>
           <w:lang w:val="es-ES" w:eastAsia="es-ES"/>
-          <ns2:ligatures ns2:val="none"/>
+          <w14:ligatures w14:val="none"/>
         </w:rPr>
         <w:t xml:space="preserve">que sirvan para la resolución definitiva del presente caso, la Secretaría Técnica, en ejercicio de las facultades que la ley le confiere, </w:t>
       </w:r>
@@ -3228,7 +3154,7 @@
           <w:color w:val="000000"/>
           <w:kern w:val="0"/>
           <w:lang w:val="es-ES" w:eastAsia="es-ES"/>
-          <ns2:ligatures ns2:val="none"/>
+          <w14:ligatures w14:val="none"/>
         </w:rPr>
         <w:t xml:space="preserve">conviene requerir </w:t>
       </w:r>
@@ -3238,7 +3164,7 @@
           <w:color w:val="000000"/>
           <w:kern w:val="0"/>
           <w:lang w:val="es-ES" w:eastAsia="es-ES"/>
-          <ns2:ligatures ns2:val="none"/>
+          <w14:ligatures w14:val="none"/>
         </w:rPr>
         <w:t>a la compañía aseguradora</w:t>
       </w:r>
@@ -3248,7 +3174,7 @@
           <w:color w:val="000000"/>
           <w:kern w:val="0"/>
           <w:lang w:val="es-ES" w:eastAsia="es-ES"/>
-          <ns2:ligatures ns2:val="none"/>
+          <w14:ligatures w14:val="none"/>
         </w:rPr>
         <w:t xml:space="preserve"> que, en un plazo</w:t>
       </w:r>
@@ -3258,7 +3184,7 @@
           <w:color w:val="000000"/>
           <w:kern w:val="0"/>
           <w:lang w:val="es-ES" w:eastAsia="es-ES"/>
-          <ns2:ligatures ns2:val="none"/>
+          <w14:ligatures w14:val="none"/>
         </w:rPr>
         <w:t xml:space="preserve"> no mayor de cinco (5) días hábiles contado a partir del día siguiente de la notificación de la presente resolución, cumpla con lo siguiente: </w:t>
       </w:r>
@@ -3268,7 +3194,7 @@
           <w:color w:val="000000"/>
           <w:kern w:val="0"/>
           <w:lang w:val="es-ES" w:eastAsia="es-ES"/>
-          <ns2:ligatures ns2:val="none"/>
+          <w14:ligatures w14:val="none"/>
         </w:rPr>
         <w:t xml:space="preserve">(i) presentar una copia completa, legible y debidamente suscrita de la Póliza </w:t>
       </w:r>
@@ -3279,7 +3205,7 @@
           <w:color w:val="000000"/>
           <w:kern w:val="0"/>
           <w:lang w:val="es-ES" w:eastAsia="es-ES"/>
-          <ns2:ligatures ns2:val="none"/>
+          <w14:ligatures w14:val="none"/>
         </w:rPr>
         <w:t/>
       </w:r>
@@ -3290,7 +3216,7 @@
           <w:color w:val="000000"/>
           <w:kern w:val="0"/>
           <w:lang w:val="es-ES" w:eastAsia="es-ES"/>
-          <ns2:ligatures ns2:val="none"/>
+          <w14:ligatures w14:val="none"/>
         </w:rPr>
         <w:t xml:space="preserve"> 2011059380 del Seguro vehicular, así como el cargo de remisión de la póliza; (</w:t>
       </w:r>
@@ -3301,7 +3227,7 @@
           <w:color w:val="000000"/>
           <w:kern w:val="0"/>
           <w:lang w:val="es-ES" w:eastAsia="es-ES"/>
-          <ns2:ligatures ns2:val="none"/>
+          <w14:ligatures w14:val="none"/>
         </w:rPr>
         <w:t>ii</w:t>
       </w:r>
@@ -3312,7 +3238,7 @@
           <w:color w:val="000000"/>
           <w:kern w:val="0"/>
           <w:lang w:val="es-ES" w:eastAsia="es-ES"/>
-          <ns2:ligatures ns2:val="none"/>
+          <w14:ligatures w14:val="none"/>
         </w:rPr>
         <w:t>) presentar los medios probatorios que acrediten que la negativa de otorgamiento de cobertura fue justificada; y, (</w:t>
       </w:r>
@@ -3323,7 +3249,7 @@
           <w:color w:val="000000"/>
           <w:kern w:val="0"/>
           <w:lang w:val="es-ES" w:eastAsia="es-ES"/>
-          <ns2:ligatures ns2:val="none"/>
+          <w14:ligatures w14:val="none"/>
         </w:rPr>
         <w:t>iii</w:t>
       </w:r>
@@ -3334,7 +3260,7 @@
           <w:color w:val="000000"/>
           <w:kern w:val="0"/>
           <w:lang w:val="es-ES" w:eastAsia="es-ES"/>
-          <ns2:ligatures ns2:val="none"/>
+          <w14:ligatures w14:val="none"/>
         </w:rPr>
         <w:t>) presentar todas las comunicaciones cursadas con la parte denunciante</w:t>
       </w:r>
@@ -3344,7 +3270,7 @@
           <w:color w:val="000000"/>
           <w:kern w:val="0"/>
           <w:lang w:val="es-ES" w:eastAsia="es-ES"/>
-          <ns2:ligatures ns2:val="none"/>
+          <w14:ligatures w14:val="none"/>
         </w:rPr>
         <w:t>.</w:t>
       </w:r>
@@ -3354,13 +3280,13 @@
           <w:color w:val="000000"/>
           <w:kern w:val="0"/>
           <w:lang w:eastAsia="es-ES"/>
-          <ns2:ligatures ns2:val="none"/>
+          <w14:ligatures w14:val="none"/>
         </w:rPr>
         <w:t xml:space="preserve"> </w:t>
       </w:r>
     </w:p>
     <w:bookmarkEnd w:id="14"/>
-    <w:p ns2:paraId="5C93B848" ns2:textId="77777777">
+    <w:p>
       <w:pPr>
         <w:pStyle w:val="Prrafodelista"/>
         <w:spacing w:after="0" w:line="240" w:lineRule="auto"/>
@@ -3371,11 +3297,11 @@
           <w:color w:val="000000"/>
           <w:kern w:val="0"/>
           <w:lang w:val="es-ES" w:eastAsia="es-ES"/>
-          <ns2:ligatures ns2:val="none"/>
-        </w:rPr>
-      </w:pPr>
-    </w:p>
-    <w:p ns2:paraId="2A119386" ns2:textId="77777777">
+          <w14:ligatures w14:val="none"/>
+        </w:rPr>
+      </w:pPr>
+    </w:p>
+    <w:p>
       <w:pPr>
         <w:pStyle w:val="Prrafodelista"/>
         <w:numPr>
@@ -3395,36 +3321,36 @@
           <w:color w:val="000000"/>
           <w:kern w:val="0"/>
           <w:lang w:eastAsia="es-PE"/>
-          <ns2:ligatures ns2:val="none"/>
-        </w:rPr>
-      </w:pPr>
-      <w:r>
-        <w:rPr>
-          <w:rFonts w:ascii="Arial Narrow" w:eastAsia="Arial Narrow" w:hAnsi="Arial Narrow" w:cs="Arial Narrow"/>
-          <w:b/>
-          <w:color w:val="000000"/>
-          <w:kern w:val="0"/>
-          <w:lang w:eastAsia="es-PE"/>
-          <ns2:ligatures ns2:val="none"/>
+          <w14:ligatures w14:val="none"/>
+        </w:rPr>
+      </w:pPr>
+      <w:r>
+        <w:rPr>
+          <w:rFonts w:ascii="Arial Narrow" w:eastAsia="Arial Narrow" w:hAnsi="Arial Narrow" w:cs="Arial Narrow"/>
+          <w:b/>
+          <w:color w:val="000000"/>
+          <w:kern w:val="0"/>
+          <w:lang w:eastAsia="es-PE"/>
+          <w14:ligatures w14:val="none"/>
         </w:rPr>
         <w:t xml:space="preserve">RESOLUCIÓN DE LA SECRETARÍA TÉCNICA </w:t>
       </w:r>
     </w:p>
-    <w:p ns2:paraId="7F554EB2" ns2:textId="77777777">
-      <w:pPr>
-        <w:spacing w:after="0" w:line="240" w:lineRule="auto"/>
-        <w:jc w:val="both"/>
-        <w:rPr>
-          <w:rFonts w:ascii="Arial Narrow" w:eastAsia="Arial Narrow" w:hAnsi="Arial Narrow" w:cs="Arial Narrow"/>
-          <w:b/>
-          <w:color w:val="000000"/>
-          <w:kern w:val="0"/>
-          <w:lang w:eastAsia="es-PE"/>
-          <ns2:ligatures ns2:val="none"/>
-        </w:rPr>
-      </w:pPr>
-    </w:p>
-    <w:p ns2:paraId="40BE44E6" ns2:textId="59BBAD84">
+    <w:p>
+      <w:pPr>
+        <w:spacing w:after="0" w:line="240" w:lineRule="auto"/>
+        <w:jc w:val="both"/>
+        <w:rPr>
+          <w:rFonts w:ascii="Arial Narrow" w:eastAsia="Arial Narrow" w:hAnsi="Arial Narrow" w:cs="Arial Narrow"/>
+          <w:b/>
+          <w:color w:val="000000"/>
+          <w:kern w:val="0"/>
+          <w:lang w:eastAsia="es-PE"/>
+          <w14:ligatures w14:val="none"/>
+        </w:rPr>
+      </w:pPr>
+    </w:p>
+    <w:p>
       <w:pPr>
         <w:spacing w:after="0" w:line="240" w:lineRule="auto"/>
         <w:jc w:val="both"/>
@@ -3433,17 +3359,17 @@
           <w:color w:val="000000"/>
           <w:kern w:val="0"/>
           <w:lang w:eastAsia="es-PE"/>
-          <ns2:ligatures ns2:val="none"/>
-        </w:rPr>
-      </w:pPr>
-      <w:r>
-        <w:rPr>
-          <w:rFonts w:ascii="Arial Narrow" w:eastAsia="Arial Narrow" w:hAnsi="Arial Narrow" w:cs="Arial Narrow"/>
-          <w:b/>
-          <w:color w:val="000000"/>
-          <w:kern w:val="0"/>
-          <w:lang w:eastAsia="es-PE"/>
-          <ns2:ligatures ns2:val="none"/>
+          <w14:ligatures w14:val="none"/>
+        </w:rPr>
+      </w:pPr>
+      <w:r>
+        <w:rPr>
+          <w:rFonts w:ascii="Arial Narrow" w:eastAsia="Arial Narrow" w:hAnsi="Arial Narrow" w:cs="Arial Narrow"/>
+          <w:b/>
+          <w:color w:val="000000"/>
+          <w:kern w:val="0"/>
+          <w:lang w:eastAsia="es-PE"/>
+          <w14:ligatures w14:val="none"/>
         </w:rPr>
         <w:t xml:space="preserve">PRIMERO: admitir a trámite la denuncia del 2 de diciembre de 2025 interpuesta por el señor [APELLIDO] [APELLIDO] y el señor [APELLIDO] [APELLIDO] contra Pacífico Compañía de Seguros y Reaseguros S.A., por lo siguiente:</w:t>
       </w:r>
@@ -3454,7 +3380,7 @@
           <w:kern w:val="0"/>
           <w:shd w:val="clear" w:color="auto" w:fill="FFFFFF"/>
           <w:lang w:eastAsia="es-PE"/>
-          <ns2:ligatures ns2:val="none"/>
+          <w14:ligatures w14:val="none"/>
         </w:rPr>
         <w:t xml:space="preserve"/>
       </w:r>
@@ -3465,7 +3391,7 @@
           <w:kern w:val="0"/>
           <w:shd w:val="clear" w:color="auto" w:fill="FFFFFF"/>
           <w:lang w:eastAsia="es-PE"/>
-          <ns2:ligatures ns2:val="none"/>
+          <w14:ligatures w14:val="none"/>
         </w:rPr>
         <w:t xml:space="preserve"/>
       </w:r>
@@ -3476,7 +3402,7 @@
           <w:kern w:val="0"/>
           <w:shd w:val="clear" w:color="auto" w:fill="FFFFFF"/>
           <w:lang w:eastAsia="es-PE"/>
-          <ns2:ligatures ns2:val="none"/>
+          <w14:ligatures w14:val="none"/>
         </w:rPr>
         <w:t xml:space="preserve"/>
       </w:r>
@@ -3486,7 +3412,7 @@
           <w:bCs/>
           <w:spacing w:val="-3"/>
           <w:kern w:val="0"/>
-          <ns2:ligatures ns2:val="none"/>
+          <w14:ligatures w14:val="none"/>
         </w:rPr>
         <w:t/>
       </w:r>
@@ -3497,7 +3423,7 @@
           <w:kern w:val="0"/>
           <w:shd w:val="clear" w:color="auto" w:fill="FFFFFF"/>
           <w:lang w:eastAsia="es-PE"/>
-          <ns2:ligatures ns2:val="none"/>
+          <w14:ligatures w14:val="none"/>
         </w:rPr>
         <w:t xml:space="preserve"/>
       </w:r>
@@ -3515,7 +3441,7 @@
           <w:kern w:val="0"/>
           <w:shd w:val="clear" w:color="auto" w:fill="FFFFFF"/>
           <w:lang w:eastAsia="es-PE"/>
-          <ns2:ligatures ns2:val="none"/>
+          <w14:ligatures w14:val="none"/>
         </w:rPr>
         <w:t xml:space="preserve"/>
       </w:r>
@@ -3527,7 +3453,7 @@
           <w:kern w:val="0"/>
           <w:shd w:val="clear" w:color="auto" w:fill="FFFFFF"/>
           <w:lang w:eastAsia="es-PE"/>
-          <ns2:ligatures ns2:val="none"/>
+          <w14:ligatures w14:val="none"/>
         </w:rPr>
         <w:t/>
       </w:r>
@@ -3538,12 +3464,12 @@
           <w:kern w:val="0"/>
           <w:shd w:val="clear" w:color="auto" w:fill="FFFFFF"/>
           <w:lang w:eastAsia="es-PE"/>
-          <ns2:ligatures ns2:val="none"/>
+          <w14:ligatures w14:val="none"/>
         </w:rPr>
         <w:t xml:space="preserve"/>
       </w:r>
     </w:p>
-    <w:p ns2:paraId="5E66126E" ns2:textId="77777777">
+    <w:p>
       <w:pPr>
         <w:spacing w:after="0" w:line="240" w:lineRule="auto"/>
         <w:jc w:val="both"/>
@@ -3552,11 +3478,11 @@
           <w:color w:val="000000"/>
           <w:kern w:val="0"/>
           <w:lang w:eastAsia="es-PE"/>
-          <ns2:ligatures ns2:val="none"/>
-        </w:rPr>
-      </w:pPr>
-    </w:p>
-    <w:p ns2:paraId="0CDDEEDD" ns2:textId="44104737">
+          <w14:ligatures w14:val="none"/>
+        </w:rPr>
+      </w:pPr>
+    </w:p>
+    <w:p>
       <w:pPr>
         <w:pStyle w:val="Prrafodelista"/>
         <w:numPr>
@@ -3574,7 +3500,7 @@
           <w:rFonts w:ascii="Arial Narrow" w:eastAsia="Calibri" w:hAnsi="Arial Narrow" w:cs="Arial Narrow"/>
           <w:kern w:val="0"/>
           <w:lang w:eastAsia="es-PE"/>
-          <ns2:ligatures ns2:val="none"/>
+          <w14:ligatures w14:val="none"/>
         </w:rPr>
       </w:pPr>
       <w:r>
@@ -3583,7 +3509,7 @@
           <w:color w:val="000000"/>
           <w:kern w:val="0"/>
           <w:lang w:eastAsia="es-PE"/>
-          <ns2:ligatures ns2:val="none"/>
+          <w14:ligatures w14:val="none"/>
         </w:rPr>
         <w:t>Presunta</w:t>
       </w:r>
@@ -3593,7 +3519,7 @@
           <w:kern w:val="0"/>
           <w:shd w:val="clear" w:color="auto" w:fill="FFFFFF"/>
           <w:lang w:eastAsia="es-PE"/>
-          <ns2:ligatures ns2:val="none"/>
+          <w14:ligatures w14:val="none"/>
         </w:rPr>
         <w:t xml:space="preserve"> infracción a los artículos 18 y 19</w:t>
       </w:r>
@@ -3602,7 +3528,7 @@
           <w:rFonts w:ascii="Arial Narrow" w:eastAsia="Calibri" w:hAnsi="Arial Narrow" w:cs="Arial Narrow"/>
           <w:kern w:val="0"/>
           <w:lang w:eastAsia="es-PE"/>
-          <ns2:ligatures ns2:val="none"/>
+          <w14:ligatures w14:val="none"/>
         </w:rPr>
         <w:t xml:space="preserve"> de </w:t>
       </w:r>
@@ -3612,7 +3538,7 @@
           <w:kern w:val="0"/>
           <w:shd w:val="clear" w:color="auto" w:fill="FFFFFF"/>
           <w:lang w:eastAsia="es-PE"/>
-          <ns2:ligatures ns2:val="none"/>
+          <w14:ligatures w14:val="none"/>
         </w:rPr>
         <w:t xml:space="preserve">la Ley 29571, Código de Protección y Defensa del Consumidor, en tanto </w:t>
       </w:r>
@@ -3622,7 +3548,7 @@
           <w:kern w:val="0"/>
           <w:shd w:val="clear" w:color="auto" w:fill="FFFFFF"/>
           <w:lang w:eastAsia="es-PE"/>
-          <ns2:ligatures ns2:val="none"/>
+          <w14:ligatures w14:val="none"/>
         </w:rPr>
         <w:t xml:space="preserve">la compañía aseguradora habría negado injustificadamente </w:t>
       </w:r>
@@ -3632,7 +3558,7 @@
           <w:kern w:val="0"/>
           <w:shd w:val="clear" w:color="auto" w:fill="FFFFFF"/>
           <w:lang w:eastAsia="es-PE"/>
-          <ns2:ligatures ns2:val="none"/>
+          <w14:ligatures w14:val="none"/>
         </w:rPr>
         <w:t>a los denunciantes</w:t>
       </w:r>
@@ -3642,7 +3568,7 @@
           <w:kern w:val="0"/>
           <w:shd w:val="clear" w:color="auto" w:fill="FFFFFF"/>
           <w:lang w:eastAsia="es-PE"/>
-          <ns2:ligatures ns2:val="none"/>
+          <w14:ligatures w14:val="none"/>
         </w:rPr>
         <w:t xml:space="preserve"> la cobertura </w:t>
       </w:r>
@@ -3652,7 +3578,7 @@
           <w:kern w:val="0"/>
           <w:shd w:val="clear" w:color="auto" w:fill="FFFFFF"/>
           <w:lang w:eastAsia="es-PE"/>
-          <ns2:ligatures ns2:val="none"/>
+          <w14:ligatures w14:val="none"/>
         </w:rPr>
         <w:t xml:space="preserve">del </w:t>
       </w:r>
@@ -3662,7 +3588,7 @@
           <w:kern w:val="0"/>
           <w:shd w:val="clear" w:color="auto" w:fill="FFFFFF"/>
           <w:lang w:eastAsia="es-PE"/>
-          <ns2:ligatures ns2:val="none"/>
+          <w14:ligatures w14:val="none"/>
         </w:rPr>
         <w:t xml:space="preserve">Seguro </w:t>
       </w:r>
@@ -3672,7 +3598,7 @@
           <w:kern w:val="0"/>
           <w:shd w:val="clear" w:color="auto" w:fill="FFFFFF"/>
           <w:lang w:eastAsia="es-PE"/>
-          <ns2:ligatures ns2:val="none"/>
+          <w14:ligatures w14:val="none"/>
         </w:rPr>
         <w:t>V</w:t>
       </w:r>
@@ -3682,7 +3608,7 @@
           <w:kern w:val="0"/>
           <w:shd w:val="clear" w:color="auto" w:fill="FFFFFF"/>
           <w:lang w:eastAsia="es-PE"/>
-          <ns2:ligatures ns2:val="none"/>
+          <w14:ligatures w14:val="none"/>
         </w:rPr>
         <w:t xml:space="preserve">ehicular </w:t>
       </w:r>
@@ -3692,7 +3618,7 @@
           <w:kern w:val="0"/>
           <w:shd w:val="clear" w:color="auto" w:fill="FFFFFF"/>
           <w:lang w:eastAsia="es-PE"/>
-          <ns2:ligatures ns2:val="none"/>
+          <w14:ligatures w14:val="none"/>
         </w:rPr>
         <w:t xml:space="preserve">- Póliza 2011059380 </w:t>
       </w:r>
@@ -3702,7 +3628,7 @@
           <w:kern w:val="0"/>
           <w:shd w:val="clear" w:color="auto" w:fill="FFFFFF"/>
           <w:lang w:eastAsia="es-PE"/>
-          <ns2:ligatures ns2:val="none"/>
+          <w14:ligatures w14:val="none"/>
         </w:rPr>
         <w:t xml:space="preserve">por el </w:t>
       </w:r>
@@ -3712,7 +3638,7 @@
           <w:kern w:val="0"/>
           <w:shd w:val="clear" w:color="auto" w:fill="FFFFFF"/>
           <w:lang w:eastAsia="es-PE"/>
-          <ns2:ligatures ns2:val="none"/>
+          <w14:ligatures w14:val="none"/>
         </w:rPr>
         <w:t>robo del vehículo asegurado</w:t>
       </w:r>
@@ -3722,7 +3648,7 @@
           <w:kern w:val="0"/>
           <w:shd w:val="clear" w:color="auto" w:fill="FFFFFF"/>
           <w:lang w:eastAsia="es-PE"/>
-          <ns2:ligatures ns2:val="none"/>
+          <w14:ligatures w14:val="none"/>
         </w:rPr>
         <w:t xml:space="preserve"> </w:t>
       </w:r>
@@ -3732,7 +3658,7 @@
           <w:kern w:val="0"/>
           <w:shd w:val="clear" w:color="auto" w:fill="FFFFFF"/>
           <w:lang w:eastAsia="es-PE"/>
-          <ns2:ligatures ns2:val="none"/>
+          <w14:ligatures w14:val="none"/>
         </w:rPr>
         <w:t xml:space="preserve">el </w:t>
       </w:r>
@@ -3742,7 +3668,7 @@
           <w:color w:val="000000"/>
           <w:kern w:val="0"/>
           <w:lang w:eastAsia="es-ES"/>
-          <ns2:ligatures ns2:val="none"/>
+          <w14:ligatures w14:val="none"/>
         </w:rPr>
         <w:t>5 de setiembre de 2025</w:t>
       </w:r>
@@ -3750,12 +3676,12 @@
         <w:rPr>
           <w:rFonts w:ascii="Arial Narrow" w:eastAsia="Arial Narrow" w:hAnsi="Arial Narrow" w:cs="Arial Narrow"/>
           <w:kern w:val="0"/>
-          <ns2:ligatures ns2:val="none"/>
+          <w14:ligatures w14:val="none"/>
         </w:rPr>
         <w:t>.</w:t>
       </w:r>
     </w:p>
-    <w:p ns2:paraId="70EAEB88" ns2:textId="77777777">
+    <w:p>
       <w:pPr>
         <w:pStyle w:val="Prrafodelista"/>
         <w:spacing w:after="0" w:line="240" w:lineRule="auto"/>
@@ -3765,11 +3691,11 @@
           <w:rFonts w:ascii="Arial Narrow" w:eastAsia="Calibri" w:hAnsi="Arial Narrow" w:cs="Arial Narrow"/>
           <w:kern w:val="0"/>
           <w:lang w:eastAsia="es-PE"/>
-          <ns2:ligatures ns2:val="none"/>
-        </w:rPr>
-      </w:pPr>
-    </w:p>
-    <w:p ns2:paraId="00BA5063" ns2:textId="09FDC540">
+          <w14:ligatures w14:val="none"/>
+        </w:rPr>
+      </w:pPr>
+    </w:p>
+    <w:p>
       <w:pPr>
         <w:pStyle w:val="Prrafodelista"/>
         <w:numPr>
@@ -3787,7 +3713,7 @@
           <w:rFonts w:ascii="Arial Narrow" w:eastAsia="Calibri" w:hAnsi="Arial Narrow" w:cs="Arial Narrow"/>
           <w:kern w:val="0"/>
           <w:lang w:eastAsia="es-PE"/>
-          <ns2:ligatures ns2:val="none"/>
+          <w14:ligatures w14:val="none"/>
         </w:rPr>
       </w:pPr>
       <w:r>
@@ -3796,7 +3722,7 @@
           <w:color w:val="000000"/>
           <w:kern w:val="0"/>
           <w:lang w:eastAsia="es-PE"/>
-          <ns2:ligatures ns2:val="none"/>
+          <w14:ligatures w14:val="none"/>
         </w:rPr>
         <w:t xml:space="preserve">Presunta infracción a los artículos 18 y 19 de la Ley 29571, Código de Protección y Defensa del Consumidor, en tanto la compañía aseguradora habría negado injustificadamente al señor [APELLIDO] [APELLIDO] que pueda ingresar a la prueba poligráfica en compañía de su abogada y madre.</w:t>
       </w:r>
@@ -3806,7 +3732,7 @@
           <w:kern w:val="0"/>
           <w:shd w:val="clear" w:color="auto" w:fill="FFFFFF"/>
           <w:lang w:eastAsia="es-PE"/>
-          <ns2:ligatures ns2:val="none"/>
+          <w14:ligatures w14:val="none"/>
         </w:rPr>
         <w:t xml:space="preserve"/>
       </w:r>
@@ -3815,7 +3741,7 @@
           <w:rFonts w:ascii="Arial Narrow" w:eastAsia="Calibri" w:hAnsi="Arial Narrow" w:cs="Arial Narrow"/>
           <w:kern w:val="0"/>
           <w:lang w:eastAsia="es-PE"/>
-          <ns2:ligatures ns2:val="none"/>
+          <w14:ligatures w14:val="none"/>
         </w:rPr>
         <w:t xml:space="preserve"/>
       </w:r>
@@ -3825,7 +3751,7 @@
           <w:kern w:val="0"/>
           <w:shd w:val="clear" w:color="auto" w:fill="FFFFFF"/>
           <w:lang w:eastAsia="es-PE"/>
-          <ns2:ligatures ns2:val="none"/>
+          <w14:ligatures w14:val="none"/>
         </w:rPr>
         <w:t xml:space="preserve"/>
       </w:r>
@@ -3835,7 +3761,7 @@
           <w:kern w:val="0"/>
           <w:shd w:val="clear" w:color="auto" w:fill="FFFFFF"/>
           <w:lang w:eastAsia="es-PE"/>
-          <ns2:ligatures ns2:val="none"/>
+          <w14:ligatures w14:val="none"/>
         </w:rPr>
         <w:t/>
       </w:r>
@@ -3845,7 +3771,7 @@
           <w:kern w:val="0"/>
           <w:shd w:val="clear" w:color="auto" w:fill="FFFFFF"/>
           <w:lang w:eastAsia="es-PE"/>
-          <ns2:ligatures ns2:val="none"/>
+          <w14:ligatures w14:val="none"/>
         </w:rPr>
         <w:t xml:space="preserve"/>
       </w:r>
@@ -3855,7 +3781,7 @@
           <w:bCs/>
           <w:spacing w:val="-3"/>
           <w:kern w:val="0"/>
-          <ns2:ligatures ns2:val="none"/>
+          <w14:ligatures w14:val="none"/>
         </w:rPr>
         <w:t/>
       </w:r>
@@ -3865,7 +3791,7 @@
           <w:kern w:val="0"/>
           <w:shd w:val="clear" w:color="auto" w:fill="FFFFFF"/>
           <w:lang w:eastAsia="es-PE"/>
-          <ns2:ligatures ns2:val="none"/>
+          <w14:ligatures w14:val="none"/>
         </w:rPr>
         <w:t xml:space="preserve"/>
       </w:r>
@@ -3875,12 +3801,12 @@
           <w:kern w:val="0"/>
           <w:shd w:val="clear" w:color="auto" w:fill="FFFFFF"/>
           <w:lang w:eastAsia="es-PE"/>
-          <ns2:ligatures ns2:val="none"/>
+          <w14:ligatures w14:val="none"/>
         </w:rPr>
         <w:t/>
       </w:r>
     </w:p>
-    <w:p ns2:paraId="4A00188A" ns2:textId="77777777">
+    <w:p>
       <w:pPr>
         <w:pStyle w:val="Prrafodelista"/>
         <w:spacing w:after="0" w:line="240" w:lineRule="auto"/>
@@ -3890,11 +3816,11 @@
           <w:rFonts w:ascii="Arial Narrow" w:eastAsia="Calibri" w:hAnsi="Arial Narrow" w:cs="Arial Narrow"/>
           <w:kern w:val="0"/>
           <w:lang w:eastAsia="es-PE"/>
-          <ns2:ligatures ns2:val="none"/>
-        </w:rPr>
-      </w:pPr>
-    </w:p>
-    <w:p ns2:paraId="44BCCA47" ns2:textId="1B5500ED">
+          <w14:ligatures w14:val="none"/>
+        </w:rPr>
+      </w:pPr>
+    </w:p>
+    <w:p>
       <w:pPr>
         <w:pStyle w:val="Prrafodelista"/>
         <w:numPr>
@@ -3912,7 +3838,7 @@
           <w:rFonts w:ascii="Arial Narrow" w:eastAsia="Calibri" w:hAnsi="Arial Narrow" w:cs="Arial Narrow"/>
           <w:kern w:val="0"/>
           <w:lang w:eastAsia="es-PE"/>
-          <ns2:ligatures ns2:val="none"/>
+          <w14:ligatures w14:val="none"/>
         </w:rPr>
       </w:pPr>
       <w:r>
@@ -3921,7 +3847,7 @@
           <w:color w:val="000000"/>
           <w:kern w:val="0"/>
           <w:lang w:eastAsia="es-PE"/>
-          <ns2:ligatures ns2:val="none"/>
+          <w14:ligatures w14:val="none"/>
         </w:rPr>
         <w:t>Presunta</w:t>
       </w:r>
@@ -3931,7 +3857,7 @@
           <w:kern w:val="0"/>
           <w:shd w:val="clear" w:color="auto" w:fill="FFFFFF"/>
           <w:lang w:eastAsia="es-PE"/>
-          <ns2:ligatures ns2:val="none"/>
+          <w14:ligatures w14:val="none"/>
         </w:rPr>
         <w:t xml:space="preserve"> infracción a los artículos 18 y 19</w:t>
       </w:r>
@@ -3940,7 +3866,7 @@
           <w:rFonts w:ascii="Arial Narrow" w:eastAsia="Calibri" w:hAnsi="Arial Narrow" w:cs="Arial Narrow"/>
           <w:kern w:val="0"/>
           <w:lang w:eastAsia="es-PE"/>
-          <ns2:ligatures ns2:val="none"/>
+          <w14:ligatures w14:val="none"/>
         </w:rPr>
         <w:t xml:space="preserve"> de </w:t>
       </w:r>
@@ -3950,7 +3876,7 @@
           <w:kern w:val="0"/>
           <w:shd w:val="clear" w:color="auto" w:fill="FFFFFF"/>
           <w:lang w:eastAsia="es-PE"/>
-          <ns2:ligatures ns2:val="none"/>
+          <w14:ligatures w14:val="none"/>
         </w:rPr>
         <w:t xml:space="preserve">la Ley 29571, Código de Protección y Defensa del Consumidor, en tanto </w:t>
       </w:r>
@@ -3960,7 +3886,7 @@
           <w:kern w:val="0"/>
           <w:shd w:val="clear" w:color="auto" w:fill="FFFFFF"/>
           <w:lang w:eastAsia="es-PE"/>
-          <ns2:ligatures ns2:val="none"/>
+          <w14:ligatures w14:val="none"/>
         </w:rPr>
         <w:t>la compañía aseguradora</w:t>
       </w:r>
@@ -3969,7 +3895,7 @@
           <w:rFonts w:ascii="Arial Narrow" w:eastAsia="Calibri" w:hAnsi="Arial Narrow" w:cs="Arial Narrow"/>
           <w:kern w:val="0"/>
           <w:lang w:eastAsia="es-PE"/>
-          <ns2:ligatures ns2:val="none"/>
+          <w14:ligatures w14:val="none"/>
         </w:rPr>
         <w:t xml:space="preserve"> no habría cumplido con </w:t>
       </w:r>
@@ -3978,7 +3904,7 @@
           <w:rFonts w:ascii="Arial Narrow" w:eastAsia="Calibri" w:hAnsi="Arial Narrow" w:cs="Arial Narrow"/>
           <w:kern w:val="0"/>
           <w:lang w:eastAsia="es-PE"/>
-          <ns2:ligatures ns2:val="none"/>
+          <w14:ligatures w14:val="none"/>
         </w:rPr>
         <w:t>brindar una respuesta a la comunicación realizada por los denunciantes respecto a cuáles serían las dudas razonables que indicó en la carta de fecha 18 de setiembre de 2025 para se pase una prueba poligráfica ante el siniestro reportado</w:t>
       </w:r>
@@ -3987,7 +3913,7 @@
           <w:rFonts w:ascii="Arial Narrow" w:eastAsia="Calibri" w:hAnsi="Arial Narrow" w:cs="Arial Narrow"/>
           <w:kern w:val="0"/>
           <w:lang w:eastAsia="es-PE"/>
-          <ns2:ligatures ns2:val="none"/>
+          <w14:ligatures w14:val="none"/>
         </w:rPr>
         <w:t>.</w:t>
       </w:r>
@@ -3996,7 +3922,7 @@
       <w:bookmarkStart w:id="18" w:name="_Hlk213410405"/>
       <w:bookmarkStart w:id="19" w:name="_Hlk215162047"/>
     </w:p>
-    <w:p ns2:paraId="030106DE" ns2:textId="77777777">
+    <w:p>
       <w:pPr>
         <w:pStyle w:val="Prrafodelista"/>
         <w:spacing w:after="0" w:line="240" w:lineRule="auto"/>
@@ -4006,11 +3932,11 @@
           <w:rFonts w:ascii="Arial Narrow" w:eastAsia="Calibri" w:hAnsi="Arial Narrow" w:cs="Arial Narrow"/>
           <w:kern w:val="0"/>
           <w:lang w:eastAsia="es-PE"/>
-          <ns2:ligatures ns2:val="none"/>
-        </w:rPr>
-      </w:pPr>
-    </w:p>
-    <w:p ns2:paraId="042B3F54" ns2:textId="124A2EC4">
+          <w14:ligatures w14:val="none"/>
+        </w:rPr>
+      </w:pPr>
+    </w:p>
+    <w:p>
       <w:pPr>
         <w:pStyle w:val="Prrafodelista"/>
         <w:numPr>
@@ -4027,7 +3953,7 @@
         <w:rPr>
           <w:rFonts w:ascii="Arial Narrow" w:eastAsia="Arial Narrow" w:hAnsi="Arial Narrow" w:cs="Arial Narrow"/>
           <w:kern w:val="0"/>
-          <ns2:ligatures ns2:val="none"/>
+          <w14:ligatures w14:val="none"/>
         </w:rPr>
       </w:pPr>
       <w:r>
@@ -4088,7 +4014,7 @@
           <w:color w:val="000000"/>
           <w:kern w:val="0"/>
           <w:lang w:val="es-ES" w:eastAsia="es-ES"/>
-          <ns2:ligatures ns2:val="none"/>
+          <w14:ligatures w14:val="none"/>
         </w:rPr>
         <w:t xml:space="preserve">la compañía aseguradora </w:t>
       </w:r>
@@ -4096,7 +4022,7 @@
         <w:rPr>
           <w:rFonts w:ascii="Arial Narrow" w:eastAsia="Arial Narrow" w:hAnsi="Arial Narrow" w:cs="Arial Narrow"/>
           <w:kern w:val="0"/>
-          <ns2:ligatures ns2:val="none"/>
+          <w14:ligatures w14:val="none"/>
         </w:rPr>
         <w:t>habría incluido una cláusula abusiva en</w:t>
       </w:r>
@@ -4104,7 +4030,7 @@
         <w:rPr>
           <w:rFonts w:ascii="Arial Narrow" w:eastAsia="Arial Narrow" w:hAnsi="Arial Narrow" w:cs="Arial Narrow"/>
           <w:kern w:val="0"/>
-          <ns2:ligatures ns2:val="none"/>
+          <w14:ligatures w14:val="none"/>
         </w:rPr>
         <w:t xml:space="preserve"> el artículo 4 de las condiciones operativas de</w:t>
       </w:r>
@@ -4112,7 +4038,7 @@
         <w:rPr>
           <w:rFonts w:ascii="Arial Narrow" w:eastAsia="Arial Narrow" w:hAnsi="Arial Narrow" w:cs="Arial Narrow"/>
           <w:kern w:val="0"/>
-          <ns2:ligatures ns2:val="none"/>
+          <w14:ligatures w14:val="none"/>
         </w:rPr>
         <w:t xml:space="preserve"> la </w:t>
       </w:r>
@@ -4122,7 +4048,7 @@
           <w:kern w:val="0"/>
           <w:shd w:val="clear" w:color="auto" w:fill="FFFFFF"/>
           <w:lang w:eastAsia="es-PE"/>
-          <ns2:ligatures ns2:val="none"/>
+          <w14:ligatures w14:val="none"/>
         </w:rPr>
         <w:t xml:space="preserve">Póliza 2011059380 </w:t>
       </w:r>
@@ -4135,7 +4061,7 @@
           <w:kern w:val="0"/>
           <w:shd w:val="clear" w:color="auto" w:fill="FFFFFF"/>
           <w:lang w:eastAsia="es-PE"/>
-          <ns2:ligatures ns2:val="none"/>
+          <w14:ligatures w14:val="none"/>
         </w:rPr>
         <w:t>referido a la obligación de someterse a una prueba poligráfica que tiene por finalidad establecer la veracidad de los hechos denunciados</w:t>
       </w:r>
@@ -4145,23 +4071,23 @@
           <w:kern w:val="0"/>
           <w:shd w:val="clear" w:color="auto" w:fill="FFFFFF"/>
           <w:lang w:eastAsia="es-PE"/>
-          <ns2:ligatures ns2:val="none"/>
+          <w14:ligatures w14:val="none"/>
         </w:rPr>
         <w:t>.</w:t>
       </w:r>
     </w:p>
-    <w:p ns2:paraId="5373850E" ns2:textId="77777777">
-      <w:pPr>
-        <w:spacing w:after="0" w:line="240" w:lineRule="auto"/>
-        <w:jc w:val="both"/>
-        <w:rPr>
-          <w:rFonts w:ascii="Arial Narrow" w:eastAsia="Arial Narrow" w:hAnsi="Arial Narrow" w:cs="Arial Narrow"/>
-          <w:kern w:val="0"/>
-          <ns2:ligatures ns2:val="none"/>
-        </w:rPr>
-      </w:pPr>
-    </w:p>
-    <w:p ns2:paraId="538F9697" ns2:textId="71F54BE0">
+    <w:p>
+      <w:pPr>
+        <w:spacing w:after="0" w:line="240" w:lineRule="auto"/>
+        <w:jc w:val="both"/>
+        <w:rPr>
+          <w:rFonts w:ascii="Arial Narrow" w:eastAsia="Arial Narrow" w:hAnsi="Arial Narrow" w:cs="Arial Narrow"/>
+          <w:kern w:val="0"/>
+          <w14:ligatures w14:val="none"/>
+        </w:rPr>
+      </w:pPr>
+    </w:p>
+    <w:p>
       <w:pPr>
         <w:pStyle w:val="Prrafodelista"/>
         <w:numPr>
@@ -4178,7 +4104,7 @@
         <w:rPr>
           <w:rFonts w:ascii="Arial Narrow" w:eastAsia="Arial Narrow" w:hAnsi="Arial Narrow" w:cs="Arial Narrow"/>
           <w:kern w:val="0"/>
-          <ns2:ligatures ns2:val="none"/>
+          <w14:ligatures w14:val="none"/>
         </w:rPr>
       </w:pPr>
       <w:r>
@@ -4194,7 +4120,7 @@
           <w:color w:val="000000"/>
           <w:kern w:val="0"/>
           <w:lang w:val="es-ES" w:eastAsia="es-ES"/>
-          <ns2:ligatures ns2:val="none"/>
+          <w14:ligatures w14:val="none"/>
         </w:rPr>
         <w:t xml:space="preserve">la compañía aseguradora </w:t>
       </w:r>
@@ -4202,7 +4128,7 @@
         <w:rPr>
           <w:rFonts w:ascii="Arial Narrow" w:eastAsia="Arial Narrow" w:hAnsi="Arial Narrow" w:cs="Arial Narrow"/>
           <w:kern w:val="0"/>
-          <ns2:ligatures ns2:val="none"/>
+          <w14:ligatures w14:val="none"/>
         </w:rPr>
         <w:t xml:space="preserve">habría incluido una cláusula abusiva en el artículo 5 </w:t>
       </w:r>
@@ -4210,7 +4136,7 @@
         <w:rPr>
           <w:rFonts w:ascii="Arial Narrow" w:eastAsia="Arial Narrow" w:hAnsi="Arial Narrow" w:cs="Arial Narrow"/>
           <w:kern w:val="0"/>
-          <ns2:ligatures ns2:val="none"/>
+          <w14:ligatures w14:val="none"/>
         </w:rPr>
         <w:t>sobre cargas y obligaciones</w:t>
       </w:r>
@@ -4218,7 +4144,7 @@
         <w:rPr>
           <w:rFonts w:ascii="Arial Narrow" w:eastAsia="Arial Narrow" w:hAnsi="Arial Narrow" w:cs="Arial Narrow"/>
           <w:kern w:val="0"/>
-          <ns2:ligatures ns2:val="none"/>
+          <w14:ligatures w14:val="none"/>
         </w:rPr>
         <w:t xml:space="preserve"> de la </w:t>
       </w:r>
@@ -4228,7 +4154,7 @@
           <w:kern w:val="0"/>
           <w:shd w:val="clear" w:color="auto" w:fill="FFFFFF"/>
           <w:lang w:eastAsia="es-PE"/>
-          <ns2:ligatures ns2:val="none"/>
+          <w14:ligatures w14:val="none"/>
         </w:rPr>
         <w:t xml:space="preserve">Póliza 2011059380 referido a </w:t>
       </w:r>
@@ -4239,7 +4165,7 @@
           <w:kern w:val="0"/>
           <w:shd w:val="clear" w:color="auto" w:fill="FFFFFF"/>
           <w:lang w:eastAsia="es-PE"/>
-          <ns2:ligatures ns2:val="none"/>
+          <w14:ligatures w14:val="none"/>
         </w:rPr>
         <w:t>que</w:t>
       </w:r>
@@ -4250,7 +4176,7 @@
           <w:kern w:val="0"/>
           <w:shd w:val="clear" w:color="auto" w:fill="FFFFFF"/>
           <w:lang w:eastAsia="es-PE"/>
-          <ns2:ligatures ns2:val="none"/>
+          <w14:ligatures w14:val="none"/>
         </w:rPr>
         <w:t xml:space="preserve"> si no se somete a la prueba poligráfica, declaran que el siniestro no será cubierto</w:t>
       </w:r>
@@ -4260,23 +4186,23 @@
           <w:kern w:val="0"/>
           <w:shd w:val="clear" w:color="auto" w:fill="FFFFFF"/>
           <w:lang w:eastAsia="es-PE"/>
-          <ns2:ligatures ns2:val="none"/>
+          <w14:ligatures w14:val="none"/>
         </w:rPr>
         <w:t>.</w:t>
       </w:r>
     </w:p>
-    <w:p ns2:paraId="40C372F7" ns2:textId="28B56FD2">
-      <w:pPr>
-        <w:spacing w:after="0" w:line="240" w:lineRule="auto"/>
-        <w:jc w:val="both"/>
-        <w:rPr>
-          <w:rFonts w:ascii="Arial Narrow" w:eastAsia="Arial Narrow" w:hAnsi="Arial Narrow" w:cs="Arial Narrow"/>
-          <w:kern w:val="0"/>
-          <ns2:ligatures ns2:val="none"/>
-        </w:rPr>
-      </w:pPr>
-    </w:p>
-    <w:p ns2:paraId="0A292C9F" ns2:textId="58F67268">
+    <w:p>
+      <w:pPr>
+        <w:spacing w:after="0" w:line="240" w:lineRule="auto"/>
+        <w:jc w:val="both"/>
+        <w:rPr>
+          <w:rFonts w:ascii="Arial Narrow" w:eastAsia="Arial Narrow" w:hAnsi="Arial Narrow" w:cs="Arial Narrow"/>
+          <w:kern w:val="0"/>
+          <w14:ligatures w14:val="none"/>
+        </w:rPr>
+      </w:pPr>
+    </w:p>
+    <w:p>
       <w:pPr>
         <w:spacing w:line="240" w:lineRule="auto"/>
         <w:contextualSpacing/>
@@ -4284,17 +4210,17 @@
         <w:rPr>
           <w:rFonts w:ascii="Arial Narrow" w:eastAsia="Calibri" w:hAnsi="Arial Narrow" w:cs="Arial"/>
           <w:kern w:val="0"/>
-          <ns2:ligatures ns2:val="none"/>
-        </w:rPr>
-      </w:pPr>
-      <w:r>
-        <w:rPr>
-          <w:rFonts w:ascii="Arial Narrow" w:eastAsia="Arial Narrow" w:hAnsi="Arial Narrow" w:cs="Arial Narrow"/>
-          <w:b/>
-          <w:color w:val="000000"/>
-          <w:kern w:val="0"/>
-          <w:lang w:eastAsia="es-PE"/>
-          <ns2:ligatures ns2:val="none"/>
+          <w14:ligatures w14:val="none"/>
+        </w:rPr>
+      </w:pPr>
+      <w:r>
+        <w:rPr>
+          <w:rFonts w:ascii="Arial Narrow" w:eastAsia="Arial Narrow" w:hAnsi="Arial Narrow" w:cs="Arial Narrow"/>
+          <w:b/>
+          <w:color w:val="000000"/>
+          <w:kern w:val="0"/>
+          <w:lang w:eastAsia="es-PE"/>
+          <w14:ligatures w14:val="none"/>
         </w:rPr>
         <w:t>SEGUNDO:</w:t>
       </w:r>
@@ -4304,7 +4230,7 @@
           <w:color w:val="000000"/>
           <w:kern w:val="0"/>
           <w:lang w:eastAsia="es-PE"/>
-          <ns2:ligatures ns2:val="none"/>
+          <w14:ligatures w14:val="none"/>
         </w:rPr>
         <w:t xml:space="preserve"> tener por ofrecidos los medios probatorios presentados en el escrito de denuncia </w:t>
       </w:r>
@@ -4314,7 +4240,7 @@
           <w:color w:val="000000"/>
           <w:kern w:val="0"/>
           <w:lang w:val="es-ES" w:eastAsia="es-ES"/>
-          <ns2:ligatures ns2:val="none"/>
+          <w14:ligatures w14:val="none"/>
         </w:rPr>
         <w:t xml:space="preserve">del </w:t>
       </w:r>
@@ -4324,7 +4250,7 @@
           <w:color w:val="000000"/>
           <w:kern w:val="0"/>
           <w:lang w:val="es-ES" w:eastAsia="es-ES"/>
-          <ns2:ligatures ns2:val="none"/>
+          <w14:ligatures w14:val="none"/>
         </w:rPr>
         <w:t xml:space="preserve">2 de diciembre de 2025</w:t>
       </w:r>
@@ -4332,12 +4258,12 @@
         <w:rPr>
           <w:rFonts w:ascii="Arial Narrow" w:eastAsia="Calibri" w:hAnsi="Arial Narrow" w:cs="Arial"/>
           <w:kern w:val="0"/>
-          <ns2:ligatures ns2:val="none"/>
+          <w14:ligatures w14:val="none"/>
         </w:rPr>
         <w:t>.</w:t>
       </w:r>
     </w:p>
-    <w:p ns2:paraId="68A17E97" ns2:textId="77777777">
+    <w:p>
       <w:pPr>
         <w:spacing w:line="240" w:lineRule="auto"/>
         <w:contextualSpacing/>
@@ -4347,30 +4273,30 @@
           <w:color w:val="000000"/>
           <w:kern w:val="0"/>
           <w:lang w:eastAsia="es-PE"/>
-          <ns2:ligatures ns2:val="none"/>
-        </w:rPr>
-      </w:pPr>
-    </w:p>
-    <w:p ns2:paraId="168254DA" ns2:textId="4462B5AE">
-      <w:pPr>
-        <w:spacing w:after="0" w:line="240" w:lineRule="auto"/>
-        <w:jc w:val="both"/>
-        <w:rPr>
-          <w:rFonts w:ascii="Arial Narrow" w:eastAsia="Arial Narrow" w:hAnsi="Arial Narrow" w:cs="Arial Narrow"/>
-          <w:color w:val="000000"/>
-          <w:kern w:val="0"/>
-          <w:lang w:eastAsia="es-PE"/>
-          <ns2:ligatures ns2:val="none"/>
-        </w:rPr>
-      </w:pPr>
-      <w:r>
-        <w:rPr>
-          <w:rFonts w:ascii="Arial Narrow" w:eastAsia="Arial Narrow" w:hAnsi="Arial Narrow" w:cs="Arial Narrow"/>
-          <w:b/>
-          <w:color w:val="000000"/>
-          <w:kern w:val="0"/>
-          <w:lang w:eastAsia="es-PE"/>
-          <ns2:ligatures ns2:val="none"/>
+          <w14:ligatures w14:val="none"/>
+        </w:rPr>
+      </w:pPr>
+    </w:p>
+    <w:p>
+      <w:pPr>
+        <w:spacing w:after="0" w:line="240" w:lineRule="auto"/>
+        <w:jc w:val="both"/>
+        <w:rPr>
+          <w:rFonts w:ascii="Arial Narrow" w:eastAsia="Arial Narrow" w:hAnsi="Arial Narrow" w:cs="Arial Narrow"/>
+          <w:color w:val="000000"/>
+          <w:kern w:val="0"/>
+          <w:lang w:eastAsia="es-PE"/>
+          <w14:ligatures w14:val="none"/>
+        </w:rPr>
+      </w:pPr>
+      <w:r>
+        <w:rPr>
+          <w:rFonts w:ascii="Arial Narrow" w:eastAsia="Arial Narrow" w:hAnsi="Arial Narrow" w:cs="Arial Narrow"/>
+          <w:b/>
+          <w:color w:val="000000"/>
+          <w:kern w:val="0"/>
+          <w:lang w:eastAsia="es-PE"/>
+          <w14:ligatures w14:val="none"/>
         </w:rPr>
         <w:t xml:space="preserve">TERCERO: </w:t>
       </w:r>
@@ -4380,7 +4306,7 @@
           <w:color w:val="000000"/>
           <w:kern w:val="0"/>
           <w:lang w:eastAsia="es-PE"/>
-          <ns2:ligatures ns2:val="none"/>
+          <w14:ligatures w14:val="none"/>
         </w:rPr>
         <w:t xml:space="preserve">requerir a </w:t>
       </w:r>
@@ -4404,12 +4330,12 @@
           <w:color w:val="000000"/>
           <w:kern w:val="0"/>
           <w:lang w:eastAsia="es-PE"/>
-          <ns2:ligatures ns2:val="none"/>
+          <w14:ligatures w14:val="none"/>
         </w:rPr>
         <w:t>que cumpla con lo siguiente:</w:t>
       </w:r>
     </w:p>
-    <w:p ns2:paraId="20FDFB8D" ns2:textId="77777777">
+    <w:p>
       <w:pPr>
         <w:spacing w:after="0" w:line="240" w:lineRule="auto"/>
         <w:jc w:val="both"/>
@@ -4418,11 +4344,11 @@
           <w:color w:val="000000"/>
           <w:kern w:val="0"/>
           <w:lang w:eastAsia="es-PE"/>
-          <ns2:ligatures ns2:val="none"/>
-        </w:rPr>
-      </w:pPr>
-    </w:p>
-    <w:p ns2:paraId="4AA80738" ns2:textId="77777777">
+          <w14:ligatures w14:val="none"/>
+        </w:rPr>
+      </w:pPr>
+    </w:p>
+    <w:p>
       <w:pPr>
         <w:numPr>
           <w:ilvl w:val="0"/>
@@ -4436,21 +4362,21 @@
           <w:color w:val="000000"/>
           <w:kern w:val="0"/>
           <w:lang w:eastAsia="es-PE"/>
-          <ns2:ligatures ns2:val="none"/>
-        </w:rPr>
-      </w:pPr>
-      <w:r>
-        <w:rPr>
-          <w:rFonts w:ascii="Arial Narrow" w:eastAsia="Arial Narrow" w:hAnsi="Arial Narrow" w:cs="Arial Narrow"/>
-          <w:color w:val="000000"/>
-          <w:kern w:val="0"/>
-          <w:lang w:eastAsia="es-PE"/>
-          <ns2:ligatures ns2:val="none"/>
+          <w14:ligatures w14:val="none"/>
+        </w:rPr>
+      </w:pPr>
+      <w:r>
+        <w:rPr>
+          <w:rFonts w:ascii="Arial Narrow" w:eastAsia="Arial Narrow" w:hAnsi="Arial Narrow" w:cs="Arial Narrow"/>
+          <w:color w:val="000000"/>
+          <w:kern w:val="0"/>
+          <w:lang w:eastAsia="es-PE"/>
+          <w14:ligatures w14:val="none"/>
         </w:rPr>
         <w:t>presentar documentos que acrediten su inscripción en los Registros Públicos o una declaración jurada que indique que cuenta con dicha inscripción;</w:t>
       </w:r>
     </w:p>
-    <w:p ns2:paraId="2B29D59F" ns2:textId="77777777">
+    <w:p>
       <w:pPr>
         <w:numPr>
           <w:ilvl w:val="0"/>
@@ -4464,21 +4390,21 @@
           <w:color w:val="000000"/>
           <w:kern w:val="0"/>
           <w:lang w:eastAsia="es-PE"/>
-          <ns2:ligatures ns2:val="none"/>
-        </w:rPr>
-      </w:pPr>
-      <w:r>
-        <w:rPr>
-          <w:rFonts w:ascii="Arial Narrow" w:eastAsia="Arial Narrow" w:hAnsi="Arial Narrow" w:cs="Arial Narrow"/>
-          <w:color w:val="000000"/>
-          <w:kern w:val="0"/>
-          <w:lang w:eastAsia="es-PE"/>
-          <ns2:ligatures ns2:val="none"/>
+          <w14:ligatures w14:val="none"/>
+        </w:rPr>
+      </w:pPr>
+      <w:r>
+        <w:rPr>
+          <w:rFonts w:ascii="Arial Narrow" w:eastAsia="Arial Narrow" w:hAnsi="Arial Narrow" w:cs="Arial Narrow"/>
+          <w:color w:val="000000"/>
+          <w:kern w:val="0"/>
+          <w:lang w:eastAsia="es-PE"/>
+          <w14:ligatures w14:val="none"/>
         </w:rPr>
         <w:t>presentar copia simple de las facultades de representación de su representante legal en el presente procedimiento o la declaración jurada que indique que cuenta con dichas facultades y que estas se encuentran vigentes;</w:t>
       </w:r>
     </w:p>
-    <w:p ns2:paraId="7EF50C46" ns2:textId="77777777">
+    <w:p>
       <w:pPr>
         <w:numPr>
           <w:ilvl w:val="0"/>
@@ -4492,21 +4418,21 @@
           <w:color w:val="000000"/>
           <w:kern w:val="0"/>
           <w:lang w:eastAsia="es-PE"/>
-          <ns2:ligatures ns2:val="none"/>
-        </w:rPr>
-      </w:pPr>
-      <w:r>
-        <w:rPr>
-          <w:rFonts w:ascii="Arial Narrow" w:eastAsia="Arial Narrow" w:hAnsi="Arial Narrow" w:cs="Arial Narrow"/>
-          <w:color w:val="000000"/>
-          <w:kern w:val="0"/>
-          <w:lang w:eastAsia="es-PE"/>
-          <ns2:ligatures ns2:val="none"/>
+          <w14:ligatures w14:val="none"/>
+        </w:rPr>
+      </w:pPr>
+      <w:r>
+        <w:rPr>
+          <w:rFonts w:ascii="Arial Narrow" w:eastAsia="Arial Narrow" w:hAnsi="Arial Narrow" w:cs="Arial Narrow"/>
+          <w:color w:val="000000"/>
+          <w:kern w:val="0"/>
+          <w:lang w:eastAsia="es-PE"/>
+          <w14:ligatures w14:val="none"/>
         </w:rPr>
         <w:t>consignar el Número de Registro Único de Contribuyentes (RUC); y,</w:t>
       </w:r>
     </w:p>
-    <w:p ns2:paraId="19E4DFA1" ns2:textId="77777777">
+    <w:p>
       <w:pPr>
         <w:numPr>
           <w:ilvl w:val="0"/>
@@ -4518,16 +4444,16 @@
         <w:rPr>
           <w:rFonts w:ascii="Arial Narrow" w:eastAsia="Calibri" w:hAnsi="Arial Narrow" w:cs="Arial"/>
           <w:kern w:val="0"/>
-          <ns2:ligatures ns2:val="none"/>
-        </w:rPr>
-      </w:pPr>
-      <w:r>
-        <w:rPr>
-          <w:rFonts w:ascii="Arial Narrow" w:eastAsia="Arial Narrow" w:hAnsi="Arial Narrow" w:cs="Arial Narrow"/>
-          <w:color w:val="000000"/>
-          <w:kern w:val="0"/>
-          <w:lang w:eastAsia="es-PE"/>
-          <ns2:ligatures ns2:val="none"/>
+          <w14:ligatures w14:val="none"/>
+        </w:rPr>
+      </w:pPr>
+      <w:r>
+        <w:rPr>
+          <w:rFonts w:ascii="Arial Narrow" w:eastAsia="Arial Narrow" w:hAnsi="Arial Narrow" w:cs="Arial Narrow"/>
+          <w:color w:val="000000"/>
+          <w:kern w:val="0"/>
+          <w:lang w:eastAsia="es-PE"/>
+          <w14:ligatures w14:val="none"/>
         </w:rPr>
         <w:t>fijar domicilio procesal para el procedimiento, de conformidad con el numeral 1 del artículo 442</w:t>
       </w:r>
@@ -4537,7 +4463,7 @@
           <w:color w:val="000000"/>
           <w:kern w:val="0"/>
           <w:lang w:eastAsia="es-PE"/>
-          <ns2:ligatures ns2:val="none"/>
+          <w14:ligatures w14:val="none"/>
         </w:rPr>
         <w:t/>
       </w:r>
@@ -4547,7 +4473,7 @@
           <w:color w:val="000000"/>
           <w:kern w:val="0"/>
           <w:lang w:eastAsia="es-PE"/>
-          <ns2:ligatures ns2:val="none"/>
+          <w14:ligatures w14:val="none"/>
         </w:rPr>
         <w:t xml:space="preserve"> del Código Procesal Civil. </w:t>
       </w:r>
@@ -4555,7 +4481,7 @@
         <w:rPr>
           <w:rFonts w:ascii="Arial Narrow" w:eastAsia="Calibri" w:hAnsi="Arial Narrow" w:cs="Arial"/>
           <w:kern w:val="0"/>
-          <ns2:ligatures ns2:val="none"/>
+          <w14:ligatures w14:val="none"/>
         </w:rPr>
         <w:t>Para ello podrá señalar domicilio físico o una dirección electrónica a la que pueda remitirse las notificaciones</w:t>
       </w:r>
@@ -4564,12 +4490,12 @@
           <w:rFonts w:ascii="Arial Narrow" w:eastAsia="Arial" w:hAnsi="Arial Narrow" w:cs="Arial"/>
           <w:kern w:val="0"/>
           <w:lang w:val="es"/>
-          <ns2:ligatures ns2:val="none"/>
+          <w14:ligatures w14:val="none"/>
         </w:rPr>
         <w:t>;</w:t>
       </w:r>
     </w:p>
-    <w:p ns2:paraId="7C63E340" ns2:textId="77777777">
+    <w:p>
       <w:pPr>
         <w:numPr>
           <w:ilvl w:val="0"/>
@@ -4581,14 +4507,14 @@
         <w:rPr>
           <w:rFonts w:ascii="Arial Narrow" w:eastAsia="Calibri" w:hAnsi="Arial Narrow" w:cs="Arial"/>
           <w:kern w:val="0"/>
-          <ns2:ligatures ns2:val="none"/>
+          <w14:ligatures w14:val="none"/>
         </w:rPr>
       </w:pPr>
       <w:r>
         <w:rPr>
           <w:rFonts w:ascii="Arial Narrow" w:eastAsia="Calibri" w:hAnsi="Arial Narrow" w:cs="Arial"/>
           <w:kern w:val="0"/>
-          <ns2:ligatures ns2:val="none"/>
+          <w14:ligatures w14:val="none"/>
         </w:rPr>
         <w:t xml:space="preserve">en caso califique como </w:t>
       </w:r>
@@ -4597,7 +4523,7 @@
         <w:rPr>
           <w:rFonts w:ascii="Arial Narrow" w:eastAsia="Calibri" w:hAnsi="Arial Narrow" w:cs="Arial"/>
           <w:kern w:val="0"/>
-          <ns2:ligatures ns2:val="none"/>
+          <w14:ligatures w14:val="none"/>
         </w:rPr>
         <w:t>micro empresa</w:t>
       </w:r>
@@ -4606,7 +4532,7 @@
         <w:rPr>
           <w:rFonts w:ascii="Arial Narrow" w:eastAsia="Calibri" w:hAnsi="Arial Narrow" w:cs="Arial"/>
           <w:kern w:val="0"/>
-          <ns2:ligatures ns2:val="none"/>
+          <w14:ligatures w14:val="none"/>
         </w:rPr>
         <w:t xml:space="preserve"> o pequeña empresa, presentar los documentos que acrediten su volumen de ventas o ingresos brutos percibidos el año anterior relativo a todas sus actividades económicas y el número de trabajadores con el que cuenta</w:t>
       </w:r>
@@ -4616,7 +4542,7 @@
           <w:rFonts w:ascii="Arial Narrow" w:eastAsia="Calibri" w:hAnsi="Arial Narrow" w:cs="Arial"/>
           <w:kern w:val="0"/>
           <w:vertAlign w:val="superscript"/>
-          <ns2:ligatures ns2:val="none"/>
+          <w14:ligatures w14:val="none"/>
         </w:rPr>
         <w:footnoteReference w:id="7"/>
       </w:r>
@@ -4624,7 +4550,7 @@
         <w:rPr>
           <w:rFonts w:ascii="Arial Narrow" w:eastAsia="Calibri" w:hAnsi="Arial Narrow" w:cs="Arial"/>
           <w:kern w:val="0"/>
-          <ns2:ligatures ns2:val="none"/>
+          <w14:ligatures w14:val="none"/>
         </w:rPr>
         <w:t>. Ello, a fin de que la Comisión pueda meritar dicha documentación, conforme lo establece el artículo 110</w:t>
       </w:r>
@@ -4634,7 +4560,7 @@
           <w:color w:val="000000"/>
           <w:kern w:val="0"/>
           <w:lang w:eastAsia="es-PE"/>
-          <ns2:ligatures ns2:val="none"/>
+          <w14:ligatures w14:val="none"/>
         </w:rPr>
         <w:t/>
       </w:r>
@@ -4642,7 +4568,7 @@
         <w:rPr>
           <w:rFonts w:ascii="Arial Narrow" w:eastAsia="Calibri" w:hAnsi="Arial Narrow" w:cs="Arial"/>
           <w:kern w:val="0"/>
-          <ns2:ligatures ns2:val="none"/>
+          <w14:ligatures w14:val="none"/>
         </w:rPr>
         <w:t xml:space="preserve"> del </w:t>
       </w:r>
@@ -4651,7 +4577,7 @@
           <w:rFonts w:ascii="Arial Narrow" w:eastAsia="Calibri" w:hAnsi="Arial Narrow" w:cs="Arial"/>
           <w:spacing w:val="-2"/>
           <w:kern w:val="0"/>
-          <ns2:ligatures ns2:val="none"/>
+          <w14:ligatures w14:val="none"/>
         </w:rPr>
         <w:t>Código</w:t>
       </w:r>
@@ -4662,7 +4588,7 @@
           <w:spacing w:val="-2"/>
           <w:kern w:val="0"/>
           <w:vertAlign w:val="superscript"/>
-          <ns2:ligatures ns2:val="none"/>
+          <w14:ligatures w14:val="none"/>
         </w:rPr>
         <w:footnoteReference w:id="8"/>
       </w:r>
@@ -4671,12 +4597,12 @@
           <w:rFonts w:ascii="Arial Narrow" w:eastAsia="Calibri" w:hAnsi="Arial Narrow" w:cs="Arial"/>
           <w:spacing w:val="-2"/>
           <w:kern w:val="0"/>
-          <ns2:ligatures ns2:val="none"/>
+          <w14:ligatures w14:val="none"/>
         </w:rPr>
         <w:t>.</w:t>
       </w:r>
     </w:p>
-    <w:p ns2:paraId="1F11FE32" ns2:textId="77777777">
+    <w:p>
       <w:pPr>
         <w:spacing w:after="0" w:line="240" w:lineRule="auto"/>
         <w:ind w:left="567"/>
@@ -4686,20 +4612,20 @@
           <w:color w:val="000000"/>
           <w:kern w:val="0"/>
           <w:lang w:eastAsia="es-PE"/>
-          <ns2:ligatures ns2:val="none"/>
-        </w:rPr>
-      </w:pPr>
-    </w:p>
-    <w:p>
-      <w:pPr>
-        <w:spacing w:after="0" w:line="240" w:lineRule="auto"/>
-        <w:jc w:val="both"/>
-        <w:rPr>
-          <w:rFonts w:ascii="Arial Narrow" w:eastAsia="Arial Narrow" w:hAnsi="Arial Narrow" w:cs="Arial Narrow"/>
-          <w:color w:val="000000"/>
-          <w:kern w:val="0"/>
-          <w:lang w:eastAsia="es-PE"/>
-          <ns2:ligatures ns2:val="none"/>
+          <w14:ligatures w14:val="none"/>
+        </w:rPr>
+      </w:pPr>
+    </w:p>
+    <w:p>
+      <w:pPr>
+        <w:spacing w:after="0" w:line="240" w:lineRule="auto"/>
+        <w:jc w:val="both"/>
+        <w:rPr>
+          <w:rFonts w:ascii="Arial Narrow" w:eastAsia="Arial Narrow" w:hAnsi="Arial Narrow" w:cs="Arial Narrow"/>
+          <w:color w:val="000000"/>
+          <w:kern w:val="0"/>
+          <w:lang w:eastAsia="es-PE"/>
+          <w14:ligatures w14:val="none"/>
         </w:rPr>
       </w:pPr>
       <w:r>
@@ -4718,42 +4644,82 @@
           <w:sz w:val="20"/>
           <w:szCs w:val="20"/>
         </w:rPr>
-        <w:t xml:space="preserve">correr traslado de la presente resolución a Pacífico Compañía de Seguros y Reaseguros S.A. para que, de conformidad con lo dispuesto por el artículo 26 de la Ley sobre Facultades, Normas y Organización del Indecopi, aprobada por Decreto Legislativo 807, presente sus descargos sobre la imputación de cargos realizada en un plazo no mayor a cinco (5) días hábiles contado a partir del día siguiente de la notificación de la presente resolución, vencido el cual, el Secretario Técnico declarará en rebeldía al denunciado que no lo hubiera presentado. Debe precisarse que de conformidad con lo establecido por el artículo 223 del Texto Único Ordenado de la Ley 27444, Ley del Procedimiento Administrativo General, las alegaciones y los hechos relevantes de la reclamación, salvo que hayan sido específicamente negadas en la contestación, se tendrán por aceptadas o merituadas como ciertas.</w:t>
-      </w:r>
-    </w:p>
-    <w:p ns2:paraId="228F876C" ns2:textId="77777777">
-      <w:pPr>
-        <w:spacing w:after="0" w:line="240" w:lineRule="auto"/>
-        <w:jc w:val="both"/>
-        <w:rPr>
-          <w:rFonts w:ascii="Arial Narrow" w:eastAsia="Arial Narrow" w:hAnsi="Arial Narrow" w:cs="Arial Narrow"/>
-          <w:color w:val="000000"/>
-          <w:kern w:val="0"/>
-          <w:lang w:eastAsia="es-PE"/>
-          <ns2:ligatures ns2:val="none"/>
-        </w:rPr>
-      </w:pPr>
-    </w:p>
-    <w:p ns2:paraId="774AFBA5" ns2:textId="0890887C">
-      <w:pPr>
-        <w:spacing w:after="0" w:line="240" w:lineRule="auto"/>
-        <w:jc w:val="both"/>
-        <w:rPr>
-          <w:rFonts w:ascii="Arial Narrow" w:eastAsia="Times New Roman" w:hAnsi="Arial Narrow" w:cs="Arial"/>
-          <w:color w:val="000000"/>
-          <w:kern w:val="0"/>
+        <w:t xml:space="preserve">correr traslado de la presente resolución a Pacífico Compañía de Seguros y Reaseguros S.A. para que, de conformidad con lo dispuesto por el artículo 26 de la Ley sobre Facultades, Normas y Organización del Indecopi, aprobada por Decreto Legislativo 807</w:t>
+      </w:r>
+      <w:r>
+        <w:rPr>
+          <w:rStyle w:val="Refdenotaalpie"/>
+          <w:rFonts w:ascii="Arial Narrow" w:eastAsia="Times New Roman" w:hAnsi="Arial Narrow" w:cs="Times New Roman"/>
+          <w:color w:val="000000"/>
+          <w:kern w:val="0"/>
+          <w:vertAlign w:val="superscript"/>
           <w:lang w:val="es-ES" w:eastAsia="es-ES"/>
-          <ns2:ligatures ns2:val="none"/>
-        </w:rPr>
-      </w:pPr>
-      <w:r>
-        <w:rPr>
-          <w:rFonts w:ascii="Arial Narrow" w:eastAsia="Arial Narrow" w:hAnsi="Arial Narrow" w:cs="Arial Narrow"/>
-          <w:b/>
-          <w:color w:val="000000"/>
-          <w:kern w:val="0"/>
-          <w:lang w:eastAsia="es-PE"/>
-          <ns2:ligatures ns2:val="none"/>
+          <w14:ligatures w14:val="none"/>
+        </w:rPr>
+        <w:footnoteReference w:id="14"/>
+      </w:r>
+      <w:r>
+        <w:rPr>
+          <w:rFonts w:ascii="Arial Narrow" w:hAnsi="Arial Narrow" w:cs="Arial Narrow"/>
+          <w:sz w:val="20"/>
+          <w:szCs w:val="20"/>
+        </w:rPr>
+        <w:t xml:space="preserve">, presente sus descargos sobre la imputación de cargos realizada en un plazo no mayor a cinco (5) días hábiles contado a partir del día siguiente de la notificación de la presente resolución, vencido el cual, el Secretario Técnico declarará en rebeldía al denunciado que no lo hubiera presentado. Debe precisarse que de conformidad con lo establecido por el artículo 223 del Texto Único Ordenado de la Ley 27444, Ley del Procedimiento Administrativo General</w:t>
+      </w:r>
+      <w:r>
+        <w:rPr>
+          <w:rStyle w:val="Refdenotaalpie"/>
+          <w:rFonts w:ascii="Arial Narrow" w:eastAsia="Times New Roman" w:hAnsi="Arial Narrow" w:cs="Times New Roman"/>
+          <w:color w:val="000000"/>
+          <w:kern w:val="0"/>
+          <w:vertAlign w:val="superscript"/>
+          <w:lang w:val="es-ES" w:eastAsia="es-ES"/>
+          <w14:ligatures w14:val="none"/>
+        </w:rPr>
+        <w:footnoteReference w:id="15"/>
+      </w:r>
+      <w:r>
+        <w:rPr>
+          <w:rFonts w:ascii="Arial Narrow" w:hAnsi="Arial Narrow" w:cs="Arial Narrow"/>
+          <w:sz w:val="20"/>
+          <w:szCs w:val="20"/>
+        </w:rPr>
+        <w:t xml:space="preserve">, las alegaciones y los hechos relevantes de la reclamación, salvo que hayan sido específicamente negadas en la contestación, se tendrán por aceptadas o merituadas como ciertas.</w:t>
+      </w:r>
+    </w:p>
+    <w:p>
+      <w:pPr>
+        <w:spacing w:after="0" w:line="240" w:lineRule="auto"/>
+        <w:jc w:val="both"/>
+        <w:rPr>
+          <w:rFonts w:ascii="Arial Narrow" w:eastAsia="Arial Narrow" w:hAnsi="Arial Narrow" w:cs="Arial Narrow"/>
+          <w:color w:val="000000"/>
+          <w:kern w:val="0"/>
+          <w:lang w:eastAsia="es-PE"/>
+          <w14:ligatures w14:val="none"/>
+        </w:rPr>
+      </w:pPr>
+    </w:p>
+    <w:p>
+      <w:pPr>
+        <w:spacing w:after="0" w:line="240" w:lineRule="auto"/>
+        <w:jc w:val="both"/>
+        <w:rPr>
+          <w:rFonts w:ascii="Arial Narrow" w:eastAsia="Times New Roman" w:hAnsi="Arial Narrow" w:cs="Arial"/>
+          <w:color w:val="000000"/>
+          <w:kern w:val="0"/>
+          <w:lang w:val="es-ES" w:eastAsia="es-ES"/>
+          <w14:ligatures w14:val="none"/>
+        </w:rPr>
+      </w:pPr>
+      <w:r>
+        <w:rPr>
+          <w:rFonts w:ascii="Arial Narrow" w:eastAsia="Arial Narrow" w:hAnsi="Arial Narrow" w:cs="Arial Narrow"/>
+          <w:b/>
+          <w:color w:val="000000"/>
+          <w:kern w:val="0"/>
+          <w:lang w:eastAsia="es-PE"/>
+          <w14:ligatures w14:val="none"/>
         </w:rPr>
         <w:t xml:space="preserve">QUINTO: </w:t>
       </w:r>
@@ -4764,7 +4730,7 @@
           <w:color w:val="000000"/>
           <w:kern w:val="0"/>
           <w:lang w:eastAsia="es-ES"/>
-          <ns2:ligatures ns2:val="none"/>
+          <w14:ligatures w14:val="none"/>
         </w:rPr>
         <w:t xml:space="preserve">requerir </w:t>
       </w:r>
@@ -4774,7 +4740,7 @@
           <w:color w:val="000000"/>
           <w:kern w:val="0"/>
           <w:lang w:val="es-ES" w:eastAsia="es-ES"/>
-          <ns2:ligatures ns2:val="none"/>
+          <w14:ligatures w14:val="none"/>
         </w:rPr>
         <w:t xml:space="preserve">que, en un </w:t>
       </w:r>
@@ -4784,7 +4750,7 @@
           <w:color w:val="000000"/>
           <w:kern w:val="0"/>
           <w:lang w:eastAsia="es-ES"/>
-          <ns2:ligatures ns2:val="none"/>
+          <w14:ligatures w14:val="none"/>
         </w:rPr>
         <w:t>plazo no mayor de cinco (5) días hábiles contado a partir del día siguiente de la notificación de la presente resolución</w:t>
       </w:r>
@@ -4795,7 +4761,7 @@
           <w:color w:val="000000"/>
           <w:kern w:val="0"/>
           <w:lang w:eastAsia="es-ES"/>
-          <ns2:ligatures ns2:val="none"/>
+          <w14:ligatures w14:val="none"/>
         </w:rPr>
         <w:t xml:space="preserve">, </w:t>
       </w:r>
@@ -4807,7 +4773,7 @@
           <w:kern w:val="0"/>
           <w:shd w:val="clear" w:color="auto" w:fill="FFFFFF"/>
           <w:lang w:eastAsia="es-PE"/>
-          <ns2:ligatures ns2:val="none"/>
+          <w14:ligatures w14:val="none"/>
         </w:rPr>
         <w:t>el proveedor denunciado</w:t>
       </w:r>
@@ -4817,7 +4783,7 @@
           <w:color w:val="000000"/>
           <w:kern w:val="0"/>
           <w:lang w:eastAsia="es-ES"/>
-          <ns2:ligatures ns2:val="none"/>
+          <w14:ligatures w14:val="none"/>
         </w:rPr>
         <w:t xml:space="preserve"> </w:t>
       </w:r>
@@ -4828,7 +4794,7 @@
           <w:color w:val="000000"/>
           <w:kern w:val="0"/>
           <w:lang w:val="es-ES" w:eastAsia="es-ES"/>
-          <ns2:ligatures ns2:val="none"/>
+          <w14:ligatures w14:val="none"/>
         </w:rPr>
         <w:t xml:space="preserve">cumpla con: </w:t>
       </w:r>
@@ -4838,7 +4804,7 @@
           <w:color w:val="000000"/>
           <w:kern w:val="0"/>
           <w:lang w:val="es-ES" w:eastAsia="es-ES"/>
-          <ns2:ligatures ns2:val="none"/>
+          <w14:ligatures w14:val="none"/>
         </w:rPr>
         <w:t>(i) presentar una copia completa, legible y debidamente suscrita de la Póliza 2011059380 del Seguro vehicular, así como el cargo de remisión de la póliza; (</w:t>
       </w:r>
@@ -4849,7 +4815,7 @@
           <w:color w:val="000000"/>
           <w:kern w:val="0"/>
           <w:lang w:val="es-ES" w:eastAsia="es-ES"/>
-          <ns2:ligatures ns2:val="none"/>
+          <w14:ligatures w14:val="none"/>
         </w:rPr>
         <w:t>ii</w:t>
       </w:r>
@@ -4860,7 +4826,7 @@
           <w:color w:val="000000"/>
           <w:kern w:val="0"/>
           <w:lang w:val="es-ES" w:eastAsia="es-ES"/>
-          <ns2:ligatures ns2:val="none"/>
+          <w14:ligatures w14:val="none"/>
         </w:rPr>
         <w:t>) presentar los medios probatorios que acrediten que la negativa de otorgamiento de cobertura fue justificada; y, (</w:t>
       </w:r>
@@ -4871,7 +4837,7 @@
           <w:color w:val="000000"/>
           <w:kern w:val="0"/>
           <w:lang w:val="es-ES" w:eastAsia="es-ES"/>
-          <ns2:ligatures ns2:val="none"/>
+          <w14:ligatures w14:val="none"/>
         </w:rPr>
         <w:t>iii</w:t>
       </w:r>
@@ -4882,7 +4848,7 @@
           <w:color w:val="000000"/>
           <w:kern w:val="0"/>
           <w:lang w:val="es-ES" w:eastAsia="es-ES"/>
-          <ns2:ligatures ns2:val="none"/>
+          <w14:ligatures w14:val="none"/>
         </w:rPr>
         <w:t>) presentar todas las comunicaciones cursadas con la parte denunciante</w:t>
       </w:r>
@@ -4892,12 +4858,12 @@
           <w:color w:val="000000"/>
           <w:kern w:val="0"/>
           <w:lang w:val="es-ES" w:eastAsia="es-ES"/>
-          <ns2:ligatures ns2:val="none"/>
+          <w14:ligatures w14:val="none"/>
         </w:rPr>
         <w:t>.</w:t>
       </w:r>
     </w:p>
-    <w:p ns2:paraId="12A4D8BD" ns2:textId="77777777">
+    <w:p>
       <w:pPr>
         <w:spacing w:after="0" w:line="240" w:lineRule="auto"/>
         <w:jc w:val="both"/>
@@ -4907,30 +4873,30 @@
           <w:color w:val="000000"/>
           <w:kern w:val="0"/>
           <w:lang w:val="es-ES" w:eastAsia="es-PE"/>
-          <ns2:ligatures ns2:val="none"/>
-        </w:rPr>
-      </w:pPr>
-    </w:p>
-    <w:p ns2:paraId="591B7E6F" ns2:textId="77777777">
-      <w:pPr>
-        <w:spacing w:after="0" w:line="240" w:lineRule="auto"/>
-        <w:jc w:val="both"/>
-        <w:rPr>
-          <w:rFonts w:ascii="Arial Narrow" w:eastAsia="Arial Narrow" w:hAnsi="Arial Narrow" w:cs="Arial Narrow"/>
-          <w:color w:val="000000"/>
-          <w:kern w:val="0"/>
-          <w:lang w:eastAsia="es-PE"/>
-          <ns2:ligatures ns2:val="none"/>
-        </w:rPr>
-      </w:pPr>
-      <w:r>
-        <w:rPr>
-          <w:rFonts w:ascii="Arial Narrow" w:eastAsia="Arial Narrow" w:hAnsi="Arial Narrow" w:cs="Arial Narrow"/>
-          <w:b/>
-          <w:color w:val="000000"/>
-          <w:kern w:val="0"/>
-          <w:lang w:eastAsia="es-PE"/>
-          <ns2:ligatures ns2:val="none"/>
+          <w14:ligatures w14:val="none"/>
+        </w:rPr>
+      </w:pPr>
+    </w:p>
+    <w:p>
+      <w:pPr>
+        <w:spacing w:after="0" w:line="240" w:lineRule="auto"/>
+        <w:jc w:val="both"/>
+        <w:rPr>
+          <w:rFonts w:ascii="Arial Narrow" w:eastAsia="Arial Narrow" w:hAnsi="Arial Narrow" w:cs="Arial Narrow"/>
+          <w:color w:val="000000"/>
+          <w:kern w:val="0"/>
+          <w:lang w:eastAsia="es-PE"/>
+          <w14:ligatures w14:val="none"/>
+        </w:rPr>
+      </w:pPr>
+      <w:r>
+        <w:rPr>
+          <w:rFonts w:ascii="Arial Narrow" w:eastAsia="Arial Narrow" w:hAnsi="Arial Narrow" w:cs="Arial Narrow"/>
+          <w:b/>
+          <w:color w:val="000000"/>
+          <w:kern w:val="0"/>
+          <w:lang w:eastAsia="es-PE"/>
+          <w14:ligatures w14:val="none"/>
         </w:rPr>
         <w:t>SEXTO:</w:t>
       </w:r>
@@ -4940,7 +4906,7 @@
           <w:color w:val="000000"/>
           <w:kern w:val="0"/>
           <w:lang w:eastAsia="es-PE"/>
-          <ns2:ligatures ns2:val="none"/>
+          <w14:ligatures w14:val="none"/>
         </w:rPr>
         <w:t xml:space="preserve"> </w:t>
       </w:r>
@@ -4951,7 +4917,7 @@
           <w:color w:val="000000"/>
           <w:kern w:val="0"/>
           <w:lang w:eastAsia="es-PE"/>
-          <ns2:ligatures ns2:val="none"/>
+          <w14:ligatures w14:val="none"/>
         </w:rPr>
         <w:t>informar a las partes que el artículo 110</w:t>
       </w:r>
@@ -4961,7 +4927,7 @@
           <w:color w:val="000000"/>
           <w:kern w:val="0"/>
           <w:lang w:eastAsia="es-PE"/>
-          <ns2:ligatures ns2:val="none"/>
+          <w14:ligatures w14:val="none"/>
         </w:rPr>
         <w:t/>
       </w:r>
@@ -4971,7 +4937,7 @@
           <w:color w:val="000000"/>
           <w:kern w:val="0"/>
           <w:lang w:eastAsia="es-PE"/>
-          <ns2:ligatures ns2:val="none"/>
+          <w14:ligatures w14:val="none"/>
         </w:rPr>
         <w:t xml:space="preserve"> de la Ley 29571, Código de Protección y Defensa del Consumidor</w:t>
       </w:r>
@@ -4983,7 +4949,7 @@
           <w:kern w:val="0"/>
           <w:vertAlign w:val="superscript"/>
           <w:lang w:eastAsia="es-PE"/>
-          <ns2:ligatures ns2:val="none"/>
+          <w14:ligatures w14:val="none"/>
         </w:rPr>
         <w:footnoteReference w:id="9"/>
       </w:r>
@@ -4993,7 +4959,7 @@
           <w:color w:val="000000"/>
           <w:kern w:val="0"/>
           <w:lang w:eastAsia="es-PE"/>
-          <ns2:ligatures ns2:val="none"/>
+          <w14:ligatures w14:val="none"/>
         </w:rPr>
         <w:t>, faculta a la Comisión a calificar las infracciones de la referida norma como leves, graves o muy graves e imponer sanciones que van desde una amonestación hasta una multa por un máximo de 450 Unidades Impositivas Tributarias, sin perjuicio de las medidas correctivas, reparadoras y complementarias, que puedan ordenarse de acuerdo a lo estipulado en los artículos 114</w:t>
       </w:r>
@@ -5003,7 +4969,7 @@
           <w:color w:val="000000"/>
           <w:kern w:val="0"/>
           <w:lang w:eastAsia="es-PE"/>
-          <ns2:ligatures ns2:val="none"/>
+          <w14:ligatures w14:val="none"/>
         </w:rPr>
         <w:t/>
       </w:r>
@@ -5013,7 +4979,7 @@
           <w:color w:val="000000"/>
           <w:kern w:val="0"/>
           <w:lang w:eastAsia="es-PE"/>
-          <ns2:ligatures ns2:val="none"/>
+          <w14:ligatures w14:val="none"/>
         </w:rPr>
         <w:t>, 115</w:t>
       </w:r>
@@ -5023,7 +4989,7 @@
           <w:color w:val="000000"/>
           <w:kern w:val="0"/>
           <w:lang w:eastAsia="es-PE"/>
-          <ns2:ligatures ns2:val="none"/>
+          <w14:ligatures w14:val="none"/>
         </w:rPr>
         <w:t/>
       </w:r>
@@ -5033,7 +4999,7 @@
           <w:color w:val="000000"/>
           <w:kern w:val="0"/>
           <w:lang w:eastAsia="es-PE"/>
-          <ns2:ligatures ns2:val="none"/>
+          <w14:ligatures w14:val="none"/>
         </w:rPr>
         <w:t xml:space="preserve"> y 116</w:t>
       </w:r>
@@ -5043,7 +5009,7 @@
           <w:color w:val="000000"/>
           <w:kern w:val="0"/>
           <w:lang w:eastAsia="es-PE"/>
-          <ns2:ligatures ns2:val="none"/>
+          <w14:ligatures w14:val="none"/>
         </w:rPr>
         <w:t/>
       </w:r>
@@ -5053,7 +5019,7 @@
           <w:color w:val="000000"/>
           <w:kern w:val="0"/>
           <w:lang w:eastAsia="es-PE"/>
-          <ns2:ligatures ns2:val="none"/>
+          <w14:ligatures w14:val="none"/>
         </w:rPr>
         <w:t xml:space="preserve"> de la referida norma</w:t>
       </w:r>
@@ -5065,7 +5031,7 @@
           <w:kern w:val="0"/>
           <w:vertAlign w:val="superscript"/>
           <w:lang w:eastAsia="es-PE"/>
-          <ns2:ligatures ns2:val="none"/>
+          <w14:ligatures w14:val="none"/>
         </w:rPr>
         <w:footnoteReference w:id="10"/>
       </w:r>
@@ -5075,7 +5041,7 @@
           <w:color w:val="000000"/>
           <w:kern w:val="0"/>
           <w:lang w:eastAsia="es-PE"/>
-          <ns2:ligatures ns2:val="none"/>
+          <w14:ligatures w14:val="none"/>
         </w:rPr>
         <w:t xml:space="preserve">. </w:t>
       </w:r>
@@ -5086,7 +5052,7 @@
           <w:color w:val="000000"/>
           <w:kern w:val="0"/>
           <w:lang w:eastAsia="es-PE"/>
-          <ns2:ligatures ns2:val="none"/>
+          <w14:ligatures w14:val="none"/>
         </w:rPr>
         <w:lastRenderedPageBreak/>
         <w:t>Asimismo, se consideran circunstancias atenuantes para la graduación de la sanción, el allanamiento de la denuncia o el reconocimiento de las pretensiones en ella contenidas, de acuerdo con el artículo 112</w:t>
@@ -5097,7 +5063,7 @@
           <w:color w:val="000000"/>
           <w:kern w:val="0"/>
           <w:lang w:eastAsia="es-PE"/>
-          <ns2:ligatures ns2:val="none"/>
+          <w14:ligatures w14:val="none"/>
         </w:rPr>
         <w:t/>
       </w:r>
@@ -5107,7 +5073,7 @@
           <w:color w:val="000000"/>
           <w:kern w:val="0"/>
           <w:lang w:eastAsia="es-PE"/>
-          <ns2:ligatures ns2:val="none"/>
+          <w14:ligatures w14:val="none"/>
         </w:rPr>
         <w:t xml:space="preserve"> del Código</w:t>
       </w:r>
@@ -5119,7 +5085,7 @@
           <w:kern w:val="0"/>
           <w:vertAlign w:val="superscript"/>
           <w:lang w:eastAsia="es-PE"/>
-          <ns2:ligatures ns2:val="none"/>
+          <w14:ligatures w14:val="none"/>
         </w:rPr>
         <w:footnoteReference w:id="11"/>
       </w:r>
@@ -5129,12 +5095,12 @@
           <w:color w:val="000000"/>
           <w:kern w:val="0"/>
           <w:lang w:eastAsia="es-PE"/>
-          <ns2:ligatures ns2:val="none"/>
+          <w14:ligatures w14:val="none"/>
         </w:rPr>
         <w:t>.</w:t>
       </w:r>
     </w:p>
-    <w:p ns2:paraId="0ECE55DF" ns2:textId="77777777">
+    <w:p>
       <w:pPr>
         <w:shd w:val="clear" w:color="auto" w:fill="FFFFFF"/>
         <w:spacing w:after="0" w:line="240" w:lineRule="auto"/>
@@ -5145,11 +5111,11 @@
           <w:color w:val="000000"/>
           <w:kern w:val="0"/>
           <w:lang w:eastAsia="es-PE"/>
-          <ns2:ligatures ns2:val="none"/>
-        </w:rPr>
-      </w:pPr>
-    </w:p>
-    <w:p ns2:paraId="1CC114EB" ns2:textId="77777777">
+          <w14:ligatures w14:val="none"/>
+        </w:rPr>
+      </w:pPr>
+    </w:p>
+    <w:p>
       <w:pPr>
         <w:shd w:val="clear" w:color="auto" w:fill="FFFFFF"/>
         <w:spacing w:after="0" w:line="240" w:lineRule="auto"/>
@@ -5159,17 +5125,17 @@
           <w:color w:val="000000"/>
           <w:kern w:val="0"/>
           <w:lang w:eastAsia="es-PE"/>
-          <ns2:ligatures ns2:val="none"/>
-        </w:rPr>
-      </w:pPr>
-      <w:r>
-        <w:rPr>
-          <w:rFonts w:ascii="Arial Narrow" w:eastAsia="Arial Narrow" w:hAnsi="Arial Narrow" w:cs="Arial Narrow"/>
-          <w:b/>
-          <w:color w:val="000000"/>
-          <w:kern w:val="0"/>
-          <w:lang w:eastAsia="es-PE"/>
-          <ns2:ligatures ns2:val="none"/>
+          <w14:ligatures w14:val="none"/>
+        </w:rPr>
+      </w:pPr>
+      <w:r>
+        <w:rPr>
+          <w:rFonts w:ascii="Arial Narrow" w:eastAsia="Arial Narrow" w:hAnsi="Arial Narrow" w:cs="Arial Narrow"/>
+          <w:b/>
+          <w:color w:val="000000"/>
+          <w:kern w:val="0"/>
+          <w:lang w:eastAsia="es-PE"/>
+          <w14:ligatures w14:val="none"/>
         </w:rPr>
         <w:t>SÉTIMO:</w:t>
       </w:r>
@@ -5179,7 +5145,7 @@
           <w:color w:val="000000"/>
           <w:kern w:val="0"/>
           <w:lang w:eastAsia="es-PE"/>
-          <ns2:ligatures ns2:val="none"/>
+          <w14:ligatures w14:val="none"/>
         </w:rPr>
         <w:t xml:space="preserve"> informar a las partes que conforme a lo establecido en el artículo 39</w:t>
       </w:r>
@@ -5189,7 +5155,7 @@
           <w:color w:val="000000"/>
           <w:kern w:val="0"/>
           <w:lang w:eastAsia="es-PE"/>
-          <ns2:ligatures ns2:val="none"/>
+          <w14:ligatures w14:val="none"/>
         </w:rPr>
         <w:t/>
       </w:r>
@@ -5199,12 +5165,12 @@
           <w:color w:val="000000"/>
           <w:kern w:val="0"/>
           <w:lang w:eastAsia="es-PE"/>
-          <ns2:ligatures ns2:val="none"/>
+          <w14:ligatures w14:val="none"/>
         </w:rPr>
         <w:t xml:space="preserve"> de la Ley sobre Facultades, Normas y Organización del Indecopi, aprobada por Decreto Legislativo 807, los gastos por los peritajes realizados, actuación de pruebas, inspecciones y otros derivados de la tramitación del proceso serán de cargo de la parte que solicita la prueba, salvo pacto en contrario. En todos los casos, la resolución final determinará si los gastos deben ser asumidos por alguna de las partes, o reembolsados a la otra parte o al Indecopi, según sea el caso, de manera adicional a la sanción que haya podido imponerse. </w:t>
       </w:r>
     </w:p>
-    <w:p ns2:paraId="364C4B19" ns2:textId="77777777">
+    <w:p>
       <w:pPr>
         <w:shd w:val="clear" w:color="auto" w:fill="FFFFFF"/>
         <w:spacing w:after="0" w:line="240" w:lineRule="auto"/>
@@ -5214,11 +5180,11 @@
           <w:color w:val="000000"/>
           <w:kern w:val="0"/>
           <w:lang w:eastAsia="es-PE"/>
-          <ns2:ligatures ns2:val="none"/>
-        </w:rPr>
-      </w:pPr>
-    </w:p>
-    <w:p ns2:paraId="27E9BBC0" ns2:textId="77777777">
+          <w14:ligatures w14:val="none"/>
+        </w:rPr>
+      </w:pPr>
+    </w:p>
+    <w:p>
       <w:pPr>
         <w:suppressAutoHyphens/>
         <w:spacing w:after="0" w:line="240" w:lineRule="auto"/>
@@ -5227,7 +5193,7 @@
           <w:rFonts w:ascii="Arial Narrow" w:eastAsia="Calibri" w:hAnsi="Arial Narrow" w:cs="Arial"/>
           <w:kern w:val="0"/>
           <w:u w:val="single"/>
-          <ns2:ligatures ns2:val="none"/>
+          <w14:ligatures w14:val="none"/>
         </w:rPr>
       </w:pPr>
       <w:r>
@@ -5236,7 +5202,7 @@
           <w:b/>
           <w:bCs/>
           <w:kern w:val="0"/>
-          <ns2:ligatures ns2:val="none"/>
+          <w14:ligatures w14:val="none"/>
         </w:rPr>
         <w:t>OCTAVO</w:t>
       </w:r>
@@ -5245,7 +5211,7 @@
           <w:rFonts w:ascii="Arial Narrow" w:eastAsia="Calibri" w:hAnsi="Arial Narrow" w:cs="Arial"/>
           <w:b/>
           <w:kern w:val="0"/>
-          <ns2:ligatures ns2:val="none"/>
+          <w14:ligatures w14:val="none"/>
         </w:rPr>
         <w:t>:</w:t>
       </w:r>
@@ -5253,7 +5219,7 @@
         <w:rPr>
           <w:rFonts w:ascii="Arial Narrow" w:eastAsia="Calibri" w:hAnsi="Arial Narrow" w:cs="Arial"/>
           <w:kern w:val="0"/>
-          <ns2:ligatures ns2:val="none"/>
+          <w14:ligatures w14:val="none"/>
         </w:rPr>
         <w:t xml:space="preserve"> comunicar a las partes que, </w:t>
       </w:r>
@@ -5262,7 +5228,7 @@
         <w:rPr>
           <w:rFonts w:ascii="Arial Narrow" w:eastAsia="Calibri" w:hAnsi="Arial Narrow" w:cs="Arial"/>
           <w:kern w:val="0"/>
-          <ns2:ligatures ns2:val="none"/>
+          <w14:ligatures w14:val="none"/>
         </w:rPr>
         <w:t>de acuerdo a</w:t>
       </w:r>
@@ -5271,7 +5237,7 @@
         <w:rPr>
           <w:rFonts w:ascii="Arial Narrow" w:eastAsia="Calibri" w:hAnsi="Arial Narrow" w:cs="Arial"/>
           <w:kern w:val="0"/>
-          <ns2:ligatures ns2:val="none"/>
+          <w14:ligatures w14:val="none"/>
         </w:rPr>
         <w:t xml:space="preserve"> lo señalado por el artículo 29</w:t>
       </w:r>
@@ -5281,7 +5247,7 @@
           <w:color w:val="000000"/>
           <w:kern w:val="0"/>
           <w:lang w:eastAsia="es-PE"/>
-          <ns2:ligatures ns2:val="none"/>
+          <w14:ligatures w14:val="none"/>
         </w:rPr>
         <w:t/>
       </w:r>
@@ -5289,7 +5255,7 @@
         <w:rPr>
           <w:rFonts w:ascii="Arial Narrow" w:eastAsia="Calibri" w:hAnsi="Arial Narrow" w:cs="Arial"/>
           <w:kern w:val="0"/>
-          <ns2:ligatures ns2:val="none"/>
+          <w14:ligatures w14:val="none"/>
         </w:rPr>
         <w:t xml:space="preserve"> del Decreto Legislativo 807</w:t>
       </w:r>
@@ -5299,7 +5265,7 @@
           <w:rFonts w:ascii="Arial Narrow" w:eastAsia="Calibri" w:hAnsi="Arial Narrow" w:cs="Arial"/>
           <w:kern w:val="0"/>
           <w:vertAlign w:val="superscript"/>
-          <ns2:ligatures ns2:val="none"/>
+          <w14:ligatures w14:val="none"/>
         </w:rPr>
         <w:footnoteReference w:id="12"/>
       </w:r>
@@ -5307,7 +5273,7 @@
         <w:rPr>
           <w:rFonts w:ascii="Arial Narrow" w:eastAsia="Calibri" w:hAnsi="Arial Narrow" w:cs="Arial"/>
           <w:kern w:val="0"/>
-          <ns2:ligatures ns2:val="none"/>
+          <w14:ligatures w14:val="none"/>
         </w:rPr>
         <w:t xml:space="preserve">, hasta antes de la emisión de la Resolución Final tienen la posibilidad de solicitar una audiencia de conciliación. En caso deleguen a favor de una tercera persona su actuación en la diligencia programada, esta deberá presentar un poder especial con firma legalizada ante Notario Público, donde conste </w:t>
       </w:r>
@@ -5316,7 +5282,7 @@
           <w:rFonts w:ascii="Arial Narrow" w:eastAsia="Calibri" w:hAnsi="Arial Narrow" w:cs="Arial"/>
           <w:kern w:val="0"/>
           <w:u w:val="single"/>
-          <ns2:ligatures ns2:val="none"/>
+          <w14:ligatures w14:val="none"/>
         </w:rPr>
         <w:t>expresamente su facultad para asistir y conciliar en su representación</w:t>
       </w:r>
@@ -5325,7 +5291,7 @@
           <w:rFonts w:ascii="Arial Narrow" w:eastAsia="Calibri" w:hAnsi="Arial Narrow" w:cs="Arial"/>
           <w:bCs/>
           <w:kern w:val="0"/>
-          <ns2:ligatures ns2:val="none"/>
+          <w14:ligatures w14:val="none"/>
         </w:rPr>
         <w:t>.</w:t>
       </w:r>
@@ -5335,7 +5301,7 @@
           <w:b/>
           <w:bCs/>
           <w:kern w:val="0"/>
-          <ns2:ligatures ns2:val="none"/>
+          <w14:ligatures w14:val="none"/>
         </w:rPr>
         <w:t xml:space="preserve"> </w:t>
       </w:r>
@@ -5344,12 +5310,12 @@
           <w:rFonts w:ascii="Arial Narrow" w:eastAsia="Calibri" w:hAnsi="Arial Narrow" w:cs="Arial"/>
           <w:kern w:val="0"/>
           <w:u w:val="single"/>
-          <ns2:ligatures ns2:val="none"/>
+          <w14:ligatures w14:val="none"/>
         </w:rPr>
         <w:t xml:space="preserve">Ello bajo apercibimiento de no realizar la audiencia de conciliación y levantar el acta de inasistencia correspondiente. </w:t>
       </w:r>
     </w:p>
-    <w:p ns2:paraId="4CD47B08" ns2:textId="77777777">
+    <w:p>
       <w:pPr>
         <w:suppressAutoHyphens/>
         <w:spacing w:after="0" w:line="240" w:lineRule="auto"/>
@@ -5358,11 +5324,11 @@
           <w:rFonts w:ascii="Arial Narrow" w:eastAsia="Calibri" w:hAnsi="Arial Narrow" w:cs="Arial"/>
           <w:kern w:val="0"/>
           <w:u w:val="single"/>
-          <ns2:ligatures ns2:val="none"/>
-        </w:rPr>
-      </w:pPr>
-    </w:p>
-    <w:p ns2:paraId="0E80CA49" ns2:textId="77777777">
+          <w14:ligatures w14:val="none"/>
+        </w:rPr>
+      </w:pPr>
+    </w:p>
+    <w:p>
       <w:pPr>
         <w:suppressAutoHyphens/>
         <w:spacing w:after="0" w:line="240" w:lineRule="auto"/>
@@ -5372,7 +5338,7 @@
           <w:color w:val="000000"/>
           <w:kern w:val="0"/>
           <w:lang w:eastAsia="es-PE"/>
-          <ns2:ligatures ns2:val="none"/>
+          <w14:ligatures w14:val="none"/>
         </w:rPr>
       </w:pPr>
       <w:r>
@@ -5382,7 +5348,7 @@
           <w:color w:val="000000"/>
           <w:kern w:val="0"/>
           <w:lang w:eastAsia="es-PE"/>
-          <ns2:ligatures ns2:val="none"/>
+          <w14:ligatures w14:val="none"/>
         </w:rPr>
         <w:lastRenderedPageBreak/>
         <w:t>NOVENO:</w:t>
@@ -5393,14 +5359,14 @@
           <w:color w:val="000000"/>
           <w:kern w:val="0"/>
           <w:lang w:eastAsia="es-PE"/>
-          <ns2:ligatures ns2:val="none"/>
+          <w14:ligatures w14:val="none"/>
         </w:rPr>
         <w:t xml:space="preserve"> poner en conocimiento de las partes que, antes de la emisión de la Resolución Final, tienen la posibilidad de formular su desistimiento o presentar el acuerdo arribado mediante la conciliación, mediación, transacción o cualquier otro que, de forma indubitable, deje constancia que se ha solucionado la controversia materia de denuncia.</w:t>
       </w:r>
       <w:bookmarkStart w:id="24" w:name="h.gjdgxs" w:colFirst="0" w:colLast="0"/>
       <w:bookmarkEnd w:id="24"/>
     </w:p>
-    <w:p ns2:paraId="7DDD06F7" ns2:textId="77777777">
+    <w:p>
       <w:pPr>
         <w:suppressAutoHyphens/>
         <w:spacing w:after="0" w:line="240" w:lineRule="auto"/>
@@ -5410,11 +5376,11 @@
           <w:color w:val="000000"/>
           <w:kern w:val="0"/>
           <w:lang w:eastAsia="es-PE"/>
-          <ns2:ligatures ns2:val="none"/>
-        </w:rPr>
-      </w:pPr>
-    </w:p>
-    <w:p ns2:paraId="236137A1" ns2:textId="75B78C93">
+          <w14:ligatures w14:val="none"/>
+        </w:rPr>
+      </w:pPr>
+    </w:p>
+    <w:p>
       <w:pPr>
         <w:suppressAutoHyphens/>
         <w:spacing w:after="0" w:line="240" w:lineRule="auto"/>
@@ -5437,7 +5403,7 @@
           <w:b/>
           <w:spacing w:val="-3"/>
           <w:kern w:val="0"/>
-          <ns2:ligatures ns2:val="none"/>
+          <w14:ligatures w14:val="none"/>
         </w:rPr>
         <w:t/>
       </w:r>
@@ -5447,7 +5413,7 @@
           <w:bCs/>
           <w:spacing w:val="-3"/>
           <w:kern w:val="0"/>
-          <ns2:ligatures ns2:val="none"/>
+          <w14:ligatures w14:val="none"/>
         </w:rPr>
         <w:t xml:space="preserve"/>
       </w:r>
@@ -5457,7 +5423,7 @@
           <w:bCs/>
           <w:spacing w:val="-3"/>
           <w:kern w:val="0"/>
-          <ns2:ligatures ns2:val="none"/>
+          <w14:ligatures w14:val="none"/>
         </w:rPr>
         <w:t/>
       </w:r>
@@ -5467,7 +5433,7 @@
           <w:bCs/>
           <w:spacing w:val="-3"/>
           <w:kern w:val="0"/>
-          <ns2:ligatures ns2:val="none"/>
+          <w14:ligatures w14:val="none"/>
         </w:rPr>
         <w:t xml:space="preserve"/>
       </w:r>
@@ -5477,7 +5443,7 @@
           <w:bCs/>
           <w:spacing w:val="-3"/>
           <w:kern w:val="0"/>
-          <ns2:ligatures ns2:val="none"/>
+          <w14:ligatures w14:val="none"/>
         </w:rPr>
         <w:t/>
       </w:r>
@@ -5487,7 +5453,7 @@
           <w:bCs/>
           <w:spacing w:val="-3"/>
           <w:kern w:val="0"/>
-          <ns2:ligatures ns2:val="none"/>
+          <w14:ligatures w14:val="none"/>
         </w:rPr>
         <w:t xml:space="preserve"/>
       </w:r>
@@ -5518,7 +5484,7 @@
           <w:color w:val="000000"/>
           <w:kern w:val="0"/>
           <w:lang w:eastAsia="es-PE"/>
-          <ns2:ligatures ns2:val="none"/>
+          <w14:ligatures w14:val="none"/>
         </w:rPr>
         <w:t/>
       </w:r>
@@ -5542,7 +5508,7 @@
           <w:color w:val="000000"/>
           <w:kern w:val="0"/>
           <w:lang w:eastAsia="es-PE"/>
-          <ns2:ligatures ns2:val="none"/>
+          <w14:ligatures w14:val="none"/>
         </w:rPr>
         <w:t/>
       </w:r>
@@ -5577,7 +5543,7 @@
       </w:r>
     </w:p>
     <w:bookmarkEnd w:id="25"/>
-    <w:p ns2:paraId="639FE5BE" ns2:textId="77777777">
+    <w:p>
       <w:pPr>
         <w:suppressAutoHyphens/>
         <w:spacing w:after="0" w:line="240" w:lineRule="auto"/>
@@ -5587,7 +5553,7 @@
         </w:rPr>
       </w:pPr>
     </w:p>
-    <w:p ns2:paraId="36317C11" ns2:textId="27B8E90D">
+    <w:p>
       <w:pPr>
         <w:suppressAutoHyphens/>
         <w:spacing w:line="240" w:lineRule="auto"/>
@@ -5640,7 +5606,7 @@
       <w:bookmarkStart w:id="26" w:name="_Hlk198890962"/>
     </w:p>
     <w:bookmarkEnd w:id="26"/>
-    <w:p ns2:paraId="23716787" ns2:textId="77777777">
+    <w:p>
       <w:pPr>
         <w:suppressAutoHyphens/>
         <w:spacing w:after="0" w:line="240" w:lineRule="auto"/>
@@ -5650,50 +5616,50 @@
         </w:rPr>
       </w:pPr>
     </w:p>
-    <w:p ns2:paraId="509D673B" ns2:textId="77777777">
-      <w:pPr>
-        <w:spacing w:after="0" w:line="240" w:lineRule="auto"/>
-        <w:jc w:val="both"/>
-        <w:rPr>
-          <w:rFonts w:ascii="Arial Narrow" w:eastAsia="Arial Narrow" w:hAnsi="Arial Narrow" w:cs="Arial Narrow"/>
-          <w:b/>
-          <w:color w:val="000000"/>
-          <w:kern w:val="0"/>
-          <w:lang w:eastAsia="es-PE"/>
-          <ns2:ligatures ns2:val="none"/>
-        </w:rPr>
-      </w:pPr>
-    </w:p>
-    <w:p ns2:paraId="418E1D52" ns2:textId="77777777">
-      <w:pPr>
-        <w:spacing w:after="0" w:line="240" w:lineRule="auto"/>
-        <w:jc w:val="both"/>
-        <w:rPr>
-          <w:rFonts w:ascii="Arial Narrow" w:eastAsia="Arial Narrow" w:hAnsi="Arial Narrow" w:cs="Arial Narrow"/>
-          <w:b/>
-          <w:color w:val="000000"/>
-          <w:kern w:val="0"/>
-          <w:lang w:eastAsia="es-PE"/>
-          <ns2:ligatures ns2:val="none"/>
-        </w:rPr>
-      </w:pPr>
-    </w:p>
-    <w:p ns2:paraId="1DFA0C63" ns2:textId="77777777">
-      <w:pPr>
-        <w:spacing w:after="0" w:line="240" w:lineRule="auto"/>
-        <w:jc w:val="both"/>
-        <w:rPr>
-          <w:rFonts w:ascii="Arial Narrow" w:eastAsia="Arial Narrow" w:hAnsi="Arial Narrow" w:cs="Arial Narrow"/>
-          <w:b/>
-          <w:color w:val="000000"/>
-          <w:kern w:val="0"/>
-          <w:lang w:eastAsia="es-PE"/>
-          <ns2:ligatures ns2:val="none"/>
+    <w:p>
+      <w:pPr>
+        <w:spacing w:after="0" w:line="240" w:lineRule="auto"/>
+        <w:jc w:val="both"/>
+        <w:rPr>
+          <w:rFonts w:ascii="Arial Narrow" w:eastAsia="Arial Narrow" w:hAnsi="Arial Narrow" w:cs="Arial Narrow"/>
+          <w:b/>
+          <w:color w:val="000000"/>
+          <w:kern w:val="0"/>
+          <w:lang w:eastAsia="es-PE"/>
+          <w14:ligatures w14:val="none"/>
+        </w:rPr>
+      </w:pPr>
+    </w:p>
+    <w:p>
+      <w:pPr>
+        <w:spacing w:after="0" w:line="240" w:lineRule="auto"/>
+        <w:jc w:val="both"/>
+        <w:rPr>
+          <w:rFonts w:ascii="Arial Narrow" w:eastAsia="Arial Narrow" w:hAnsi="Arial Narrow" w:cs="Arial Narrow"/>
+          <w:b/>
+          <w:color w:val="000000"/>
+          <w:kern w:val="0"/>
+          <w:lang w:eastAsia="es-PE"/>
+          <w14:ligatures w14:val="none"/>
+        </w:rPr>
+      </w:pPr>
+    </w:p>
+    <w:p>
+      <w:pPr>
+        <w:spacing w:after="0" w:line="240" w:lineRule="auto"/>
+        <w:jc w:val="both"/>
+        <w:rPr>
+          <w:rFonts w:ascii="Arial Narrow" w:eastAsia="Arial Narrow" w:hAnsi="Arial Narrow" w:cs="Arial Narrow"/>
+          <w:b/>
+          <w:color w:val="000000"/>
+          <w:kern w:val="0"/>
+          <w:lang w:eastAsia="es-PE"/>
+          <w14:ligatures w14:val="none"/>
         </w:rPr>
       </w:pPr>
     </w:p>
     <w:bookmarkEnd w:id="0"/>
-    <w:p ns2:paraId="626EF8E7" ns2:textId="36A812F1">
+    <w:p>
       <w:pPr>
         <w:spacing w:after="0" w:line="240" w:lineRule="auto"/>
         <w:jc w:val="center"/>
@@ -5703,22 +5669,22 @@
           <w:color w:val="000000"/>
           <w:kern w:val="0"/>
           <w:lang w:eastAsia="es-PE"/>
-          <ns2:ligatures ns2:val="none"/>
-        </w:rPr>
-      </w:pPr>
-      <w:r>
-        <w:rPr>
-          <w:rFonts w:ascii="Arial Narrow" w:eastAsia="Arial Narrow" w:hAnsi="Arial Narrow" w:cs="Arial Narrow"/>
-          <w:b/>
-          <w:color w:val="000000"/>
-          <w:kern w:val="0"/>
-          <w:lang w:eastAsia="es-PE"/>
-          <ns2:ligatures ns2:val="none"/>
+          <w14:ligatures w14:val="none"/>
+        </w:rPr>
+      </w:pPr>
+      <w:r>
+        <w:rPr>
+          <w:rFonts w:ascii="Arial Narrow" w:eastAsia="Arial Narrow" w:hAnsi="Arial Narrow" w:cs="Arial Narrow"/>
+          <w:b/>
+          <w:color w:val="000000"/>
+          <w:kern w:val="0"/>
+          <w:lang w:eastAsia="es-PE"/>
+          <w14:ligatures w14:val="none"/>
         </w:rPr>
         <w:t>Firmado digitalmente por</w:t>
       </w:r>
     </w:p>
-    <w:p ns2:paraId="564FA57C" ns2:textId="77777777">
+    <w:p>
       <w:pPr>
         <w:spacing w:after="0" w:line="240" w:lineRule="auto"/>
         <w:jc w:val="center"/>
@@ -5728,7 +5694,7 @@
           <w:bCs/>
           <w:color w:val="000000"/>
           <w:kern w:val="0"/>
-          <ns2:ligatures ns2:val="none"/>
+          <w14:ligatures w14:val="none"/>
         </w:rPr>
       </w:pPr>
       <w:r>
@@ -5738,12 +5704,12 @@
           <w:bCs/>
           <w:color w:val="000000"/>
           <w:kern w:val="0"/>
-          <ns2:ligatures ns2:val="none"/>
+          <w14:ligatures w14:val="none"/>
         </w:rPr>
         <w:t>EVELING ROA QUISPE</w:t>
       </w:r>
     </w:p>
-    <w:p ns2:paraId="488C71A5" ns2:textId="77777777">
+    <w:p>
       <w:pPr>
         <w:spacing w:after="0" w:line="240" w:lineRule="auto"/>
         <w:jc w:val="center"/>
@@ -5753,7 +5719,7 @@
           <w:bCs/>
           <w:color w:val="000000"/>
           <w:kern w:val="0"/>
-          <ns2:ligatures ns2:val="none"/>
+          <w14:ligatures w14:val="none"/>
         </w:rPr>
       </w:pPr>
       <w:r>
@@ -5763,12 +5729,12 @@
           <w:bCs/>
           <w:color w:val="000000"/>
           <w:kern w:val="0"/>
-          <ns2:ligatures ns2:val="none"/>
+          <w14:ligatures w14:val="none"/>
         </w:rPr>
         <w:t>Secretaria Técnica</w:t>
       </w:r>
     </w:p>
-    <w:p ns2:paraId="4EF09A7C" ns2:textId="77777777">
+    <w:p>
       <w:pPr>
         <w:spacing w:after="0" w:line="240" w:lineRule="auto"/>
         <w:jc w:val="center"/>
@@ -5778,7 +5744,7 @@
           <w:bCs/>
           <w:color w:val="000000"/>
           <w:kern w:val="0"/>
-          <ns2:ligatures ns2:val="none"/>
+          <w14:ligatures w14:val="none"/>
         </w:rPr>
       </w:pPr>
       <w:r>
@@ -5788,26 +5754,26 @@
           <w:bCs/>
           <w:color w:val="000000"/>
           <w:kern w:val="0"/>
-          <ns2:ligatures ns2:val="none"/>
+          <w14:ligatures w14:val="none"/>
         </w:rPr>
         <w:t>Comisión de Protección al Consumidor 1</w:t>
       </w:r>
     </w:p>
-    <w:p ns2:paraId="7F637530" ns2:textId="77777777">
-      <w:pPr>
-        <w:spacing w:after="0" w:line="240" w:lineRule="auto"/>
-        <w:jc w:val="both"/>
-        <w:rPr>
-          <w:rFonts w:ascii="Arial Narrow" w:eastAsia="Arial Narrow" w:hAnsi="Arial Narrow" w:cs="Arial Narrow"/>
-          <w:b/>
-          <w:color w:val="000000"/>
-          <w:kern w:val="0"/>
-          <w:lang w:eastAsia="es-PE"/>
-          <ns2:ligatures ns2:val="none"/>
-        </w:rPr>
-      </w:pPr>
-    </w:p>
-    <w:p ns2:paraId="2593B317" ns2:textId="77777777">
+    <w:p>
+      <w:pPr>
+        <w:spacing w:after="0" w:line="240" w:lineRule="auto"/>
+        <w:jc w:val="both"/>
+        <w:rPr>
+          <w:rFonts w:ascii="Arial Narrow" w:eastAsia="Arial Narrow" w:hAnsi="Arial Narrow" w:cs="Arial Narrow"/>
+          <w:b/>
+          <w:color w:val="000000"/>
+          <w:kern w:val="0"/>
+          <w:lang w:eastAsia="es-PE"/>
+          <w14:ligatures w14:val="none"/>
+        </w:rPr>
+      </w:pPr>
+    </w:p>
+    <w:p>
       <w:pPr>
         <w:spacing w:after="0" w:line="240" w:lineRule="auto"/>
         <w:jc w:val="both"/>
@@ -5825,12 +5791,12 @@
           <w:sz w:val="16"/>
           <w:szCs w:val="16"/>
           <w:lang w:eastAsia="es-PE"/>
-          <ns2:ligatures ns2:val="none"/>
+          <w14:ligatures w14:val="none"/>
         </w:rPr>
         <w:t>LSM/JCQ</w:t>
       </w:r>
     </w:p>
-    <w:p ns2:paraId="4423ADE9" ns2:textId="77777777">
+    <w:p>
       <w:pPr>
         <w:spacing w:line="240" w:lineRule="auto"/>
         <w:rPr>
@@ -5838,18 +5804,18 @@
         </w:rPr>
       </w:pPr>
     </w:p>
-    <w:p ns2:paraId="74AAB5F4" ns2:textId="77777777">
+    <w:p>
       <w:pPr>
         <w:spacing w:line="240" w:lineRule="auto"/>
       </w:pPr>
     </w:p>
     <w:sectPr>
-      <w:headerReference w:type="even" ns3:id="rId8"/>
-      <w:headerReference w:type="default" ns3:id="rId9"/>
-      <w:footerReference w:type="even" ns3:id="rId10"/>
-      <w:footerReference w:type="default" ns3:id="rId11"/>
-      <w:headerReference w:type="first" ns3:id="rId12"/>
-      <w:footerReference w:type="first" ns3:id="rId13"/>
+      <w:headerReference w:type="even" r:id="rId8"/>
+      <w:headerReference w:type="default" r:id="rId9"/>
+      <w:footerReference w:type="even" r:id="rId10"/>
+      <w:footerReference w:type="default" r:id="rId11"/>
+      <w:headerReference w:type="first" r:id="rId12"/>
+      <w:footerReference w:type="first" r:id="rId13"/>
       <w:pgSz w:w="11906" w:h="16838"/>
       <w:pgMar w:top="1417" w:right="1701" w:bottom="1417" w:left="1701" w:header="708" w:footer="708" w:gutter="0"/>
       <w:cols w:space="708"/>
@@ -5860,7 +5826,7 @@
 </file>
 
 <file path=word/endnotes.xml><?xml version="1.0" encoding="utf-8"?>
-<w:endnotes xmlns:wpc="http://schemas.microsoft.com/office/word/2010/wordprocessingCanvas" xmlns:cx="http://schemas.microsoft.com/office/drawing/2014/chartex" xmlns:cx1="http://schemas.microsoft.com/office/drawing/2015/9/8/chartex" xmlns:cx2="http://schemas.microsoft.com/office/drawing/2015/10/21/chartex" xmlns:cx3="http://schemas.microsoft.com/office/drawing/2016/5/9/chartex" xmlns:cx4="http://schemas.microsoft.com/office/drawing/2016/5/10/chartex" xmlns:cx5="http://schemas.microsoft.com/office/drawing/2016/5/11/chartex" xmlns:cx6="http://schemas.microsoft.com/office/drawing/2016/5/12/chartex" xmlns:cx7="http://schemas.microsoft.com/office/drawing/2016/5/13/chartex" xmlns:cx8="http://schemas.microsoft.com/office/drawing/2016/5/14/chartex" xmlns:mc="http://schemas.openxmlformats.org/markup-compatibility/2006" xmlns:aink="http://schemas.microsoft.com/office/drawing/2016/ink" xmlns:am3d="http://schemas.microsoft.com/office/drawing/2017/model3d" xmlns:o="urn:schemas-microsoft-com:office:office" xmlns:oel="http://schemas.microsoft.com/office/2019/extlst" xmlns:r="http://schemas.openxmlformats.org/officeDocument/2006/relationships" xmlns:m="http://schemas.openxmlformats.org/officeDocument/2006/math" xmlns:v="urn:schemas-microsoft-com:vml" xmlns:wp14="http://schemas.microsoft.com/office/word/2010/wordprocessingDrawing" xmlns:wp="http://schemas.openxmlformats.org/drawingml/2006/wordprocessingDrawing" xmlns:w10="urn:schemas-microsoft-com:office:word" xmlns:w="http://schemas.openxmlformats.org/wordprocessingml/2006/main" xmlns:w14="http://schemas.microsoft.com/office/word/2010/wordml" xmlns:w15="http://schemas.microsoft.com/office/word/2012/wordml" xmlns:w16cex="http://schemas.microsoft.com/office/word/2018/wordml/cex" xmlns:w16cid="http://schemas.microsoft.com/office/word/2016/wordml/cid" xmlns:w16="http://schemas.microsoft.com/office/word/2018/wordml" xmlns:w16du="http://schemas.microsoft.com/office/word/2023/wordml/word16du" xmlns:w16sdtdh="http://schemas.microsoft.com/office/word/2020/wordml/sdtdatahash" xmlns:w16sdtfl="http://schemas.microsoft.com/office/word/2024/wordml/sdtformatlock" xmlns:w16se="http://schemas.microsoft.com/office/word/2015/wordml/symex" xmlns:wpg="http://schemas.microsoft.com/office/word/2010/wordprocessingGroup" xmlns:wpi="http://schemas.microsoft.com/office/word/2010/wordprocessingInk" xmlns:wne="http://schemas.microsoft.com/office/word/2006/wordml" xmlns:wps="http://schemas.microsoft.com/office/word/2010/wordprocessingShape" mc:Ignorable="w14 w15 w16se w16cid w16 w16cex w16sdtdh w16sdtfl w16du wp14">
+<w:endnotes xmlns:mc="http://schemas.openxmlformats.org/markup-compatibility/2006" xmlns:r="http://schemas.openxmlformats.org/officeDocument/2006/relationships" xmlns:w="http://schemas.openxmlformats.org/wordprocessingml/2006/main" xmlns:w14="http://schemas.microsoft.com/office/word/2010/wordml" xmlns:w15="http://schemas.microsoft.com/office/word/2012/wordml" xmlns:w16="http://schemas.microsoft.com/office/word/2018/wordml" xmlns:w16cex="http://schemas.microsoft.com/office/word/2018/wordml/cex" xmlns:w16cid="http://schemas.microsoft.com/office/word/2016/wordml/cid" xmlns:w16du="http://schemas.microsoft.com/office/word/2023/wordml/word16du" xmlns:w16sdtdh="http://schemas.microsoft.com/office/word/2020/wordml/sdtdatahash" xmlns:w16se="http://schemas.microsoft.com/office/word/2015/wordml/symex" xmlns:wp14="http://schemas.microsoft.com/office/word/2010/wordprocessingDrawing" mc:Ignorable="w14 w15 w16se w16cid w16 w16cex w16sdtdh w16du wp14">
   <w:endnote w:type="separator" w:id="-1">
     <w:p>
       <w:pPr>
@@ -5885,7 +5851,7 @@
 </file>
 
 <file path=word/footer1.xml><?xml version="1.0" encoding="utf-8"?>
-<w:ftr xmlns:wpc="http://schemas.microsoft.com/office/word/2010/wordprocessingCanvas" xmlns:cx="http://schemas.microsoft.com/office/drawing/2014/chartex" xmlns:cx1="http://schemas.microsoft.com/office/drawing/2015/9/8/chartex" xmlns:cx2="http://schemas.microsoft.com/office/drawing/2015/10/21/chartex" xmlns:cx3="http://schemas.microsoft.com/office/drawing/2016/5/9/chartex" xmlns:cx4="http://schemas.microsoft.com/office/drawing/2016/5/10/chartex" xmlns:cx5="http://schemas.microsoft.com/office/drawing/2016/5/11/chartex" xmlns:cx6="http://schemas.microsoft.com/office/drawing/2016/5/12/chartex" xmlns:cx7="http://schemas.microsoft.com/office/drawing/2016/5/13/chartex" xmlns:cx8="http://schemas.microsoft.com/office/drawing/2016/5/14/chartex" xmlns:mc="http://schemas.openxmlformats.org/markup-compatibility/2006" xmlns:aink="http://schemas.microsoft.com/office/drawing/2016/ink" xmlns:am3d="http://schemas.microsoft.com/office/drawing/2017/model3d" xmlns:o="urn:schemas-microsoft-com:office:office" xmlns:oel="http://schemas.microsoft.com/office/2019/extlst" xmlns:r="http://schemas.openxmlformats.org/officeDocument/2006/relationships" xmlns:m="http://schemas.openxmlformats.org/officeDocument/2006/math" xmlns:v="urn:schemas-microsoft-com:vml" xmlns:wp14="http://schemas.microsoft.com/office/word/2010/wordprocessingDrawing" xmlns:wp="http://schemas.openxmlformats.org/drawingml/2006/wordprocessingDrawing" xmlns:w10="urn:schemas-microsoft-com:office:word" xmlns:w="http://schemas.openxmlformats.org/wordprocessingml/2006/main" xmlns:w14="http://schemas.microsoft.com/office/word/2010/wordml" xmlns:w15="http://schemas.microsoft.com/office/word/2012/wordml" xmlns:w16cex="http://schemas.microsoft.com/office/word/2018/wordml/cex" xmlns:w16cid="http://schemas.microsoft.com/office/word/2016/wordml/cid" xmlns:w16="http://schemas.microsoft.com/office/word/2018/wordml" xmlns:w16du="http://schemas.microsoft.com/office/word/2023/wordml/word16du" xmlns:w16sdtdh="http://schemas.microsoft.com/office/word/2020/wordml/sdtdatahash" xmlns:w16sdtfl="http://schemas.microsoft.com/office/word/2024/wordml/sdtformatlock" xmlns:w16se="http://schemas.microsoft.com/office/word/2015/wordml/symex" xmlns:wpg="http://schemas.microsoft.com/office/word/2010/wordprocessingGroup" xmlns:wpi="http://schemas.microsoft.com/office/word/2010/wordprocessingInk" xmlns:wne="http://schemas.microsoft.com/office/word/2006/wordml" xmlns:wps="http://schemas.microsoft.com/office/word/2010/wordprocessingShape" mc:Ignorable="w14 w15 w16se w16cid w16 w16cex w16sdtdh w16sdtfl w16du wp14">
+<w:ftr xmlns:mc="http://schemas.openxmlformats.org/markup-compatibility/2006" xmlns:r="http://schemas.openxmlformats.org/officeDocument/2006/relationships" xmlns:w="http://schemas.openxmlformats.org/wordprocessingml/2006/main" xmlns:w14="http://schemas.microsoft.com/office/word/2010/wordml" xmlns:w15="http://schemas.microsoft.com/office/word/2012/wordml" xmlns:w16="http://schemas.microsoft.com/office/word/2018/wordml" xmlns:w16cex="http://schemas.microsoft.com/office/word/2018/wordml/cex" xmlns:w16cid="http://schemas.microsoft.com/office/word/2016/wordml/cid" xmlns:w16du="http://schemas.microsoft.com/office/word/2023/wordml/word16du" xmlns:w16sdtdh="http://schemas.microsoft.com/office/word/2020/wordml/sdtdatahash" xmlns:w16se="http://schemas.microsoft.com/office/word/2015/wordml/symex" xmlns:wp14="http://schemas.microsoft.com/office/word/2010/wordprocessingDrawing" mc:Ignorable="w14 w15 w16se w16cid w16 w16cex w16sdtdh w16du wp14">
   <w:p>
     <w:pPr>
       <w:pStyle w:val="Piedepgina"/>
@@ -5984,7 +5950,7 @@
 </file>
 
 <file path=word/footnotes.xml><?xml version="1.0" encoding="utf-8"?>
-<w:footnotes xmlns:wpc="http://schemas.microsoft.com/office/word/2010/wordprocessingCanvas" xmlns:cx="http://schemas.microsoft.com/office/drawing/2014/chartex" xmlns:cx1="http://schemas.microsoft.com/office/drawing/2015/9/8/chartex" xmlns:cx2="http://schemas.microsoft.com/office/drawing/2015/10/21/chartex" xmlns:cx3="http://schemas.microsoft.com/office/drawing/2016/5/9/chartex" xmlns:cx4="http://schemas.microsoft.com/office/drawing/2016/5/10/chartex" xmlns:cx5="http://schemas.microsoft.com/office/drawing/2016/5/11/chartex" xmlns:cx6="http://schemas.microsoft.com/office/drawing/2016/5/12/chartex" xmlns:cx7="http://schemas.microsoft.com/office/drawing/2016/5/13/chartex" xmlns:cx8="http://schemas.microsoft.com/office/drawing/2016/5/14/chartex" xmlns:mc="http://schemas.openxmlformats.org/markup-compatibility/2006" xmlns:aink="http://schemas.microsoft.com/office/drawing/2016/ink" xmlns:am3d="http://schemas.microsoft.com/office/drawing/2017/model3d" xmlns:o="urn:schemas-microsoft-com:office:office" xmlns:oel="http://schemas.microsoft.com/office/2019/extlst" xmlns:r="http://schemas.openxmlformats.org/officeDocument/2006/relationships" xmlns:m="http://schemas.openxmlformats.org/officeDocument/2006/math" xmlns:v="urn:schemas-microsoft-com:vml" xmlns:wp14="http://schemas.microsoft.com/office/word/2010/wordprocessingDrawing" xmlns:wp="http://schemas.openxmlformats.org/drawingml/2006/wordprocessingDrawing" xmlns:w10="urn:schemas-microsoft-com:office:word" xmlns:w="http://schemas.openxmlformats.org/wordprocessingml/2006/main" xmlns:w14="http://schemas.microsoft.com/office/word/2010/wordml" xmlns:w15="http://schemas.microsoft.com/office/word/2012/wordml" xmlns:w16cex="http://schemas.microsoft.com/office/word/2018/wordml/cex" xmlns:w16cid="http://schemas.microsoft.com/office/word/2016/wordml/cid" xmlns:w16="http://schemas.microsoft.com/office/word/2018/wordml" xmlns:w16du="http://schemas.microsoft.com/office/word/2023/wordml/word16du" xmlns:w16sdtdh="http://schemas.microsoft.com/office/word/2020/wordml/sdtdatahash" xmlns:w16sdtfl="http://schemas.microsoft.com/office/word/2024/wordml/sdtformatlock" xmlns:w16se="http://schemas.microsoft.com/office/word/2015/wordml/symex" xmlns:wpg="http://schemas.microsoft.com/office/word/2010/wordprocessingGroup" xmlns:wpi="http://schemas.microsoft.com/office/word/2010/wordprocessingInk" xmlns:wne="http://schemas.microsoft.com/office/word/2006/wordml" xmlns:wps="http://schemas.microsoft.com/office/word/2010/wordprocessingShape" mc:Ignorable="w14 w15 w16se w16cid w16 w16cex w16sdtdh w16sdtfl w16du wp14">
+<w:footnotes xmlns:mc="http://schemas.openxmlformats.org/markup-compatibility/2006" xmlns:r="http://schemas.openxmlformats.org/officeDocument/2006/relationships" xmlns:w="http://schemas.openxmlformats.org/wordprocessingml/2006/main" xmlns:w14="http://schemas.microsoft.com/office/word/2010/wordml" xmlns:w15="http://schemas.microsoft.com/office/word/2012/wordml" xmlns:w16="http://schemas.microsoft.com/office/word/2018/wordml" xmlns:w16cex="http://schemas.microsoft.com/office/word/2018/wordml/cex" xmlns:w16cid="http://schemas.microsoft.com/office/word/2016/wordml/cid" xmlns:w16du="http://schemas.microsoft.com/office/word/2023/wordml/word16du" xmlns:w16sdtdh="http://schemas.microsoft.com/office/word/2020/wordml/sdtdatahash" xmlns:w16se="http://schemas.microsoft.com/office/word/2015/wordml/symex" xmlns:wp14="http://schemas.microsoft.com/office/word/2010/wordprocessingDrawing" mc:Ignorable="w14 w15 w16se w16cid w16 w16cex w16sdtdh w16du wp14">
   <w:footnote w:type="separator" w:id="-1">
     <w:p>
       <w:pPr>
@@ -7553,6 +7519,161 @@
       </w:pPr>
     </w:p>
   </w:footnote>
+  <w:footnote w:id="14">
+    <w:p>
+      <w:pPr>
+        <w:pStyle w:val="Textonotapie"/>
+        <w:ind w:left="567" w:hanging="567"/>
+        <w:jc w:val="both"/>
+      </w:pPr>
+      <w:r>
+        <w:rPr>
+          <w:rStyle w:val="Refdenotaalpie"/>
+          <w:rFonts w:ascii="Arial Narrow" w:hAnsi="Arial Narrow" w:cs="Arial"/>
+          <w:sz w:val="16"/>
+          <w:szCs w:val="16"/>
+          <w:vertAlign w:val="superscript"/>
+        </w:rPr>
+        <w:footnoteRef/>
+      </w:r>
+      <w:r>
+        <w:rPr>
+          <w:rFonts w:ascii="Arial Narrow" w:hAnsi="Arial Narrow" w:cs="Arial"/>
+          <w:sz w:val="16"/>
+          <w:szCs w:val="16"/>
+        </w:rPr>
+        <w:tab/>
+      </w:r>
+      <w:r>
+        <w:rPr>
+          <w:rFonts w:ascii="Arial Narrow" w:hAnsi="Arial Narrow" w:cs="Arial"/>
+          <w:b/>
+          <w:bCs/>
+          <w:sz w:val="16"/>
+          <w:szCs w:val="16"/>
+        </w:rPr>
+        <w:t xml:space="preserve">DECRETO LEGISLATIVO 807, LEY SOBRE FACULTADES, NORMAS Y ORGANIZACIÓN DEL INDECOPI, publicado el 18 de abril de 1996</w:t>
+      </w:r>
+    </w:p>
+    <w:p>
+      <w:pPr>
+        <w:pStyle w:val="Textonotapie"/>
+        <w:ind w:left="567" w:hanging="567"/>
+        <w:jc w:val="both"/>
+      </w:pPr>
+      <w:r>
+        <w:rPr>
+          <w:rFonts w:ascii="Arial Narrow" w:hAnsi="Arial Narrow" w:cs="Arial"/>
+          <w:sz w:val="16"/>
+          <w:szCs w:val="16"/>
+        </w:rPr>
+        <w:tab/>
+      </w:r>
+      <w:r>
+        <w:rPr>
+          <w:rFonts w:ascii="Arial Narrow" w:hAnsi="Arial Narrow" w:cs="Arial"/>
+          <w:b/>
+          <w:bCs/>
+          <w:sz w:val="16"/>
+          <w:szCs w:val="16"/>
+        </w:rPr>
+        <w:t xml:space="preserve">Artículo 26.-</w:t>
+      </w:r>
+      <w:r>
+        <w:rPr>
+          <w:rFonts w:ascii="Arial Narrow" w:hAnsi="Arial Narrow" w:cs="Arial"/>
+          <w:sz w:val="16"/>
+          <w:szCs w:val="16"/>
+        </w:rPr>
+        <w:t xml:space="preserve"> Una vez admitida a trámite la denuncia, se correrá traslado de la misma al denunciado, a fin de que éste presente su descargo. El plazo para la presentación del descargo será de cinco (5) días contados desde la notificación, vencido el cual, el Secretario Técnico declarará en rebeldía al denunciado que no lo hubiera presentado.</w:t>
+      </w:r>
+    </w:p>
+  </w:footnote>
+  <w:footnote w:id="15">
+    <w:p>
+      <w:pPr>
+        <w:pStyle w:val="Textonotapie"/>
+        <w:ind w:left="567" w:hanging="567"/>
+        <w:jc w:val="both"/>
+      </w:pPr>
+      <w:r>
+        <w:rPr>
+          <w:rStyle w:val="Refdenotaalpie"/>
+          <w:rFonts w:ascii="Arial Narrow" w:hAnsi="Arial Narrow" w:cs="Arial"/>
+          <w:sz w:val="16"/>
+          <w:szCs w:val="16"/>
+          <w:vertAlign w:val="superscript"/>
+        </w:rPr>
+        <w:footnoteRef/>
+      </w:r>
+      <w:r>
+        <w:rPr>
+          <w:rFonts w:ascii="Arial Narrow" w:hAnsi="Arial Narrow" w:cs="Arial"/>
+          <w:sz w:val="16"/>
+          <w:szCs w:val="16"/>
+        </w:rPr>
+        <w:tab/>
+      </w:r>
+      <w:r>
+        <w:rPr>
+          <w:rFonts w:ascii="Arial Narrow" w:hAnsi="Arial Narrow" w:cs="Arial"/>
+          <w:b/>
+          <w:bCs/>
+          <w:sz w:val="16"/>
+          <w:szCs w:val="16"/>
+        </w:rPr>
+        <w:t xml:space="preserve">DECRETO SUPREMO 006-2026-JUS, TEXTO ÚNICO ORDENADO DE LA LEY 27444, LEY DEL PROCEDIMIENTO ADMINISTRATIVO GENERAL, publicado el 30 de abril de 2026</w:t>
+      </w:r>
+    </w:p>
+    <w:p>
+      <w:pPr>
+        <w:pStyle w:val="Textonotapie"/>
+        <w:ind w:left="567" w:hanging="567"/>
+        <w:jc w:val="both"/>
+      </w:pPr>
+      <w:r>
+        <w:rPr>
+          <w:rFonts w:ascii="Arial Narrow" w:hAnsi="Arial Narrow" w:cs="Arial"/>
+          <w:sz w:val="16"/>
+          <w:szCs w:val="16"/>
+        </w:rPr>
+        <w:tab/>
+      </w:r>
+      <w:r>
+        <w:rPr>
+          <w:rFonts w:ascii="Arial Narrow" w:hAnsi="Arial Narrow" w:cs="Arial"/>
+          <w:b/>
+          <w:bCs/>
+          <w:sz w:val="16"/>
+          <w:szCs w:val="16"/>
+        </w:rPr>
+        <w:t xml:space="preserve">Artículo 223.- Contestación de la reclamación</w:t>
+      </w:r>
+    </w:p>
+    <w:p>
+      <w:pPr>
+        <w:pStyle w:val="Textonotapie"/>
+        <w:ind w:left="567" w:hanging="567"/>
+        <w:jc w:val="both"/>
+      </w:pPr>
+      <w:r>
+        <w:rPr>
+          <w:rFonts w:ascii="Arial Narrow" w:hAnsi="Arial Narrow" w:cs="Arial"/>
+          <w:sz w:val="16"/>
+          <w:szCs w:val="16"/>
+        </w:rPr>
+        <w:tab/>
+      </w:r>
+      <w:r>
+        <w:rPr>
+          <w:rFonts w:ascii="Arial Narrow" w:hAnsi="Arial Narrow" w:cs="Arial"/>
+          <w:sz w:val="16"/>
+          <w:szCs w:val="16"/>
+        </w:rPr>
+        <w:t xml:space="preserve">223.1 El reclamado deberá presentar la contestación de la reclamación dentro de los quince (15) días posteriores a la notificación de ésta; vencido este plazo, la Administración declarará en rebeldía al reclamado que no la hubiera presentado. La contestación deberá contener los requisitos de los escritos previstos en el artículo 113 de la presente Ley, así como la absolución de todos los asuntos controvertidos de hecho y de derecho, Las alegaciones y los hechos relevantes de la reclamación, salvo que hayan sido específicamente negadas en la contestación, se tendrán por aceptadas o merituadas como ciertas.</w:t>
+      </w:r>
+    </w:p>
+  </w:footnote>
   <w:footnote w:id="9">
     <w:p>
       <w:pPr>
@@ -9108,7 +9229,7 @@
 </file>
 
 <file path=word/header1.xml><?xml version="1.0" encoding="utf-8"?>
-<w:hdr xmlns:wpc="http://schemas.microsoft.com/office/word/2010/wordprocessingCanvas" xmlns:cx="http://schemas.microsoft.com/office/drawing/2014/chartex" xmlns:cx1="http://schemas.microsoft.com/office/drawing/2015/9/8/chartex" xmlns:cx2="http://schemas.microsoft.com/office/drawing/2015/10/21/chartex" xmlns:cx3="http://schemas.microsoft.com/office/drawing/2016/5/9/chartex" xmlns:cx4="http://schemas.microsoft.com/office/drawing/2016/5/10/chartex" xmlns:cx5="http://schemas.microsoft.com/office/drawing/2016/5/11/chartex" xmlns:cx6="http://schemas.microsoft.com/office/drawing/2016/5/12/chartex" xmlns:cx7="http://schemas.microsoft.com/office/drawing/2016/5/13/chartex" xmlns:cx8="http://schemas.microsoft.com/office/drawing/2016/5/14/chartex" xmlns:mc="http://schemas.openxmlformats.org/markup-compatibility/2006" xmlns:aink="http://schemas.microsoft.com/office/drawing/2016/ink" xmlns:am3d="http://schemas.microsoft.com/office/drawing/2017/model3d" xmlns:o="urn:schemas-microsoft-com:office:office" xmlns:oel="http://schemas.microsoft.com/office/2019/extlst" xmlns:r="http://schemas.openxmlformats.org/officeDocument/2006/relationships" xmlns:m="http://schemas.openxmlformats.org/officeDocument/2006/math" xmlns:v="urn:schemas-microsoft-com:vml" xmlns:wp14="http://schemas.microsoft.com/office/word/2010/wordprocessingDrawing" xmlns:wp="http://schemas.openxmlformats.org/drawingml/2006/wordprocessingDrawing" xmlns:w10="urn:schemas-microsoft-com:office:word" xmlns:w="http://schemas.openxmlformats.org/wordprocessingml/2006/main" xmlns:w14="http://schemas.microsoft.com/office/word/2010/wordml" xmlns:w15="http://schemas.microsoft.com/office/word/2012/wordml" xmlns:w16cex="http://schemas.microsoft.com/office/word/2018/wordml/cex" xmlns:w16cid="http://schemas.microsoft.com/office/word/2016/wordml/cid" xmlns:w16="http://schemas.microsoft.com/office/word/2018/wordml" xmlns:w16du="http://schemas.microsoft.com/office/word/2023/wordml/word16du" xmlns:w16sdtdh="http://schemas.microsoft.com/office/word/2020/wordml/sdtdatahash" xmlns:w16sdtfl="http://schemas.microsoft.com/office/word/2024/wordml/sdtformatlock" xmlns:w16se="http://schemas.microsoft.com/office/word/2015/wordml/symex" xmlns:wpg="http://schemas.microsoft.com/office/word/2010/wordprocessingGroup" xmlns:wpi="http://schemas.microsoft.com/office/word/2010/wordprocessingInk" xmlns:wne="http://schemas.microsoft.com/office/word/2006/wordml" xmlns:wps="http://schemas.microsoft.com/office/word/2010/wordprocessingShape" mc:Ignorable="w14 w15 w16se w16cid w16 w16cex w16sdtdh w16sdtfl w16du wp14">
+<w:hdr xmlns:mc="http://schemas.openxmlformats.org/markup-compatibility/2006" xmlns:r="http://schemas.openxmlformats.org/officeDocument/2006/relationships" xmlns:w="http://schemas.openxmlformats.org/wordprocessingml/2006/main" xmlns:w14="http://schemas.microsoft.com/office/word/2010/wordml" xmlns:w15="http://schemas.microsoft.com/office/word/2012/wordml" xmlns:w16="http://schemas.microsoft.com/office/word/2018/wordml" xmlns:w16cex="http://schemas.microsoft.com/office/word/2018/wordml/cex" xmlns:w16cid="http://schemas.microsoft.com/office/word/2016/wordml/cid" xmlns:w16du="http://schemas.microsoft.com/office/word/2023/wordml/word16du" xmlns:w16sdtdh="http://schemas.microsoft.com/office/word/2020/wordml/sdtdatahash" xmlns:w16se="http://schemas.microsoft.com/office/word/2015/wordml/symex" xmlns:wp14="http://schemas.microsoft.com/office/word/2010/wordprocessingDrawing" mc:Ignorable="w14 w15 w16se w16cid w16 w16cex w16sdtdh w16du wp14">
   <w:p>
     <w:pPr>
       <w:pStyle w:val="Encabezado"/>

--- a/plantillas_maestras/01_seguro_vehicular/negativa_cobertura/2_o_mas_ddos_varios/varon/TPL_3168_2025_SEGURO_VEHICULAR_NEGATIVA_COBERTURA_ASEGURADORA_VARON_R1.docx
+++ b/plantillas_maestras/01_seguro_vehicular/negativa_cobertura/2_o_mas_ddos_varios/varon/TPL_3168_2025_SEGURO_VEHICULAR_NEGATIVA_COBERTURA_ASEGURADORA_VARON_R1.docx
@@ -683,119 +683,7 @@
           <w:lang w:val="es-ES" w:eastAsia="es-ES"/>
           <w14:ligatures w14:val="none"/>
         </w:rPr>
-        <w:t xml:space="preserve">Mediante el escrito del 2 de diciembre de 2025, el señor [APELLIDO] [APELLIDO] y el señor [APELLIDO] denunciaron a Pacífico por presuntas infracciones a la Ley 29571, Código de Protección y Defensa del Consumidor (en adelante, Código), señalando lo siguiente:</w:t>
-      </w:r>
-      <w:r>
-        <w:rPr>
-          <w:rFonts w:ascii="Arial Narrow" w:eastAsia="Arial Narrow" w:hAnsi="Arial Narrow" w:cs="Arial Narrow"/>
-          <w:color w:val="000000"/>
-          <w:kern w:val="0"/>
-          <w:sz w:val="22"/>
-          <w:szCs w:val="22"/>
-          <w:lang w:val="es-ES" w:eastAsia="es-ES"/>
-          <w14:ligatures w14:val="none"/>
-        </w:rPr>
-        <w:t/>
-      </w:r>
-      <w:r>
-        <w:rPr>
-          <w:rFonts w:ascii="Arial Narrow" w:eastAsia="Arial Narrow" w:hAnsi="Arial Narrow" w:cs="Arial Narrow"/>
-          <w:color w:val="000000"/>
-          <w:kern w:val="0"/>
-          <w:sz w:val="22"/>
-          <w:szCs w:val="22"/>
-          <w:lang w:val="es-ES" w:eastAsia="es-ES"/>
-          <w14:ligatures w14:val="none"/>
-        </w:rPr>
-        <w:t xml:space="preserve"/>
-      </w:r>
-      <w:r>
-        <w:rPr>
-          <w:rFonts w:ascii="Arial Narrow" w:eastAsia="Arial Narrow" w:hAnsi="Arial Narrow" w:cs="Arial Narrow"/>
-          <w:color w:val="000000"/>
-          <w:kern w:val="0"/>
-          <w:sz w:val="22"/>
-          <w:szCs w:val="22"/>
-          <w:lang w:val="es-ES" w:eastAsia="es-ES"/>
-          <w14:ligatures w14:val="none"/>
-        </w:rPr>
-        <w:t/>
-      </w:r>
-      <w:r>
-        <w:rPr>
-          <w:rFonts w:ascii="Arial Narrow" w:eastAsia="Arial Narrow" w:hAnsi="Arial Narrow" w:cs="Arial Narrow"/>
-          <w:kern w:val="0"/>
-          <w14:ligatures w14:val="none"/>
-          <w:sz w:val="22"/>
-          <w:szCs w:val="22"/>
-        </w:rPr>
-        <w:t/>
-      </w:r>
-      <w:r>
-        <w:rPr>
-          <w:rFonts w:ascii="Arial Narrow" w:eastAsia="Arial Narrow" w:hAnsi="Arial Narrow" w:cs="Arial Narrow"/>
-          <w:kern w:val="0"/>
-          <w14:ligatures w14:val="none"/>
-          <w:sz w:val="22"/>
-          <w:szCs w:val="22"/>
-        </w:rPr>
-        <w:t xml:space="preserve"/>
-      </w:r>
-      <w:r>
-        <w:rPr>
-          <w:rFonts w:ascii="Arial Narrow" w:eastAsia="Arial Narrow" w:hAnsi="Arial Narrow" w:cs="Arial Narrow"/>
-          <w:kern w:val="0"/>
-          <w14:ligatures w14:val="none"/>
-          <w:sz w:val="22"/>
-          <w:szCs w:val="22"/>
-        </w:rPr>
-        <w:t xml:space="preserve"/>
-      </w:r>
-      <w:r>
-        <w:rPr>
-          <w:rFonts w:ascii="Arial Narrow" w:eastAsia="Arial Narrow" w:hAnsi="Arial Narrow" w:cs="Arial Narrow"/>
-          <w:color w:val="000000"/>
-          <w:kern w:val="0"/>
-          <w:sz w:val="22"/>
-          <w:szCs w:val="22"/>
-          <w:lang w:val="es-ES" w:eastAsia="es-ES"/>
-          <w14:ligatures w14:val="none"/>
-        </w:rPr>
-        <w:t xml:space="preserve"/>
-      </w:r>
-      <w:r>
-        <w:rPr>
-          <w:rFonts w:ascii="Arial Narrow" w:eastAsia="Arial Narrow" w:hAnsi="Arial Narrow" w:cs="Arial Narrow"/>
-          <w:kern w:val="0"/>
-          <w14:ligatures w14:val="none"/>
-          <w:sz w:val="22"/>
-          <w:szCs w:val="22"/>
-        </w:rPr>
-        <w:t/>
-      </w:r>
-      <w:r>
-        <w:rPr>
-          <w:rFonts w:ascii="Arial Narrow" w:eastAsia="Arial Narrow" w:hAnsi="Arial Narrow" w:cs="Arial Narrow"/>
-          <w:color w:val="000000"/>
-          <w:kern w:val="0"/>
-          <w:sz w:val="22"/>
-          <w:szCs w:val="22"/>
-          <w:lang w:val="es-ES" w:eastAsia="es-ES"/>
-          <w14:ligatures w14:val="none"/>
-        </w:rPr>
-        <w:t xml:space="preserve"/>
-      </w:r>
-      <w:r>
-        <w:rPr>
-          <w:rFonts w:ascii="Arial Narrow" w:eastAsia="Arial Narrow" w:hAnsi="Arial Narrow" w:cs="Arial Narrow"/>
-          <w:color w:val="000000"/>
-          <w:kern w:val="0"/>
-          <w:sz w:val="22"/>
-          <w:szCs w:val="22"/>
-          <w:lang w:val="es-ES" w:eastAsia="es-ES"/>
-          <w14:ligatures w14:val="none"/>
-        </w:rPr>
-        <w:t/>
+        <w:t xml:space="preserve">Mediante el escrito del 2 de diciembre de 2025, el señor [APELLIDO] [APELLIDO] y el señor [APELLIDO] denunciaron a Pacífico por presuntas infracciones a la Ley 29571, Código de Protección y Defensa del Consumidor</w:t>
       </w:r>
       <w:r>
         <w:rPr>
@@ -810,6 +698,130 @@
           <w14:ligatures w14:val="none"/>
         </w:rPr>
         <w:footnoteReference w:id="1"/>
+      </w:r>
+      <w:r>
+        <w:rPr>
+          <w:rFonts w:ascii="Arial Narrow" w:eastAsia="Arial Narrow" w:hAnsi="Arial Narrow" w:cs="Arial Narrow"/>
+          <w:color w:val="000000"/>
+          <w:kern w:val="0"/>
+          <w:sz w:val="22"/>
+          <w:szCs w:val="22"/>
+          <w:lang w:val="es-ES" w:eastAsia="es-ES"/>
+          <w14:ligatures w14:val="none"/>
+        </w:rPr>
+        <w:t xml:space="preserve"> (en adelante, Código), señalando lo siguiente:</w:t>
+      </w:r>
+      <w:r>
+        <w:rPr>
+          <w:rFonts w:ascii="Arial Narrow" w:eastAsia="Arial Narrow" w:hAnsi="Arial Narrow" w:cs="Arial Narrow"/>
+          <w:color w:val="000000"/>
+          <w:kern w:val="0"/>
+          <w:sz w:val="22"/>
+          <w:szCs w:val="22"/>
+          <w:lang w:val="es-ES" w:eastAsia="es-ES"/>
+          <w14:ligatures w14:val="none"/>
+        </w:rPr>
+        <w:t/>
+      </w:r>
+      <w:r>
+        <w:rPr>
+          <w:rFonts w:ascii="Arial Narrow" w:eastAsia="Arial Narrow" w:hAnsi="Arial Narrow" w:cs="Arial Narrow"/>
+          <w:color w:val="000000"/>
+          <w:kern w:val="0"/>
+          <w:sz w:val="22"/>
+          <w:szCs w:val="22"/>
+          <w:lang w:val="es-ES" w:eastAsia="es-ES"/>
+          <w14:ligatures w14:val="none"/>
+        </w:rPr>
+        <w:t xml:space="preserve"/>
+      </w:r>
+      <w:r>
+        <w:rPr>
+          <w:rFonts w:ascii="Arial Narrow" w:eastAsia="Arial Narrow" w:hAnsi="Arial Narrow" w:cs="Arial Narrow"/>
+          <w:color w:val="000000"/>
+          <w:kern w:val="0"/>
+          <w:sz w:val="22"/>
+          <w:szCs w:val="22"/>
+          <w:lang w:val="es-ES" w:eastAsia="es-ES"/>
+          <w14:ligatures w14:val="none"/>
+        </w:rPr>
+        <w:t/>
+      </w:r>
+      <w:r>
+        <w:rPr>
+          <w:rFonts w:ascii="Arial Narrow" w:eastAsia="Arial Narrow" w:hAnsi="Arial Narrow" w:cs="Arial Narrow"/>
+          <w:kern w:val="0"/>
+          <w14:ligatures w14:val="none"/>
+          <w:sz w:val="22"/>
+          <w:szCs w:val="22"/>
+        </w:rPr>
+        <w:t/>
+      </w:r>
+      <w:r>
+        <w:rPr>
+          <w:rFonts w:ascii="Arial Narrow" w:eastAsia="Arial Narrow" w:hAnsi="Arial Narrow" w:cs="Arial Narrow"/>
+          <w:kern w:val="0"/>
+          <w14:ligatures w14:val="none"/>
+          <w:sz w:val="22"/>
+          <w:szCs w:val="22"/>
+        </w:rPr>
+        <w:t xml:space="preserve"/>
+      </w:r>
+      <w:r>
+        <w:rPr>
+          <w:rFonts w:ascii="Arial Narrow" w:eastAsia="Arial Narrow" w:hAnsi="Arial Narrow" w:cs="Arial Narrow"/>
+          <w:kern w:val="0"/>
+          <w14:ligatures w14:val="none"/>
+          <w:sz w:val="22"/>
+          <w:szCs w:val="22"/>
+        </w:rPr>
+        <w:t xml:space="preserve"/>
+      </w:r>
+      <w:r>
+        <w:rPr>
+          <w:rFonts w:ascii="Arial Narrow" w:eastAsia="Arial Narrow" w:hAnsi="Arial Narrow" w:cs="Arial Narrow"/>
+          <w:color w:val="000000"/>
+          <w:kern w:val="0"/>
+          <w:sz w:val="22"/>
+          <w:szCs w:val="22"/>
+          <w:lang w:val="es-ES" w:eastAsia="es-ES"/>
+          <w14:ligatures w14:val="none"/>
+        </w:rPr>
+        <w:t xml:space="preserve"/>
+      </w:r>
+      <w:r>
+        <w:rPr>
+          <w:rFonts w:ascii="Arial Narrow" w:eastAsia="Arial Narrow" w:hAnsi="Arial Narrow" w:cs="Arial Narrow"/>
+          <w:kern w:val="0"/>
+          <w14:ligatures w14:val="none"/>
+          <w:sz w:val="22"/>
+          <w:szCs w:val="22"/>
+        </w:rPr>
+        <w:t/>
+      </w:r>
+      <w:r>
+        <w:rPr>
+          <w:rFonts w:ascii="Arial Narrow" w:eastAsia="Arial Narrow" w:hAnsi="Arial Narrow" w:cs="Arial Narrow"/>
+          <w:color w:val="000000"/>
+          <w:kern w:val="0"/>
+          <w:sz w:val="22"/>
+          <w:szCs w:val="22"/>
+          <w:lang w:val="es-ES" w:eastAsia="es-ES"/>
+          <w14:ligatures w14:val="none"/>
+        </w:rPr>
+        <w:t xml:space="preserve"/>
+      </w:r>
+      <w:r>
+        <w:rPr>
+          <w:rFonts w:ascii="Arial Narrow" w:eastAsia="Arial Narrow" w:hAnsi="Arial Narrow" w:cs="Arial Narrow"/>
+          <w:color w:val="000000"/>
+          <w:kern w:val="0"/>
+          <w:sz w:val="22"/>
+          <w:szCs w:val="22"/>
+          <w:lang w:val="es-ES" w:eastAsia="es-ES"/>
+          <w14:ligatures w14:val="none"/>
+        </w:rPr>
+        <w:t/>
       </w:r>
       <w:r>
         <w:rPr>
@@ -3974,7 +3986,19 @@
           <w:lang w:eastAsia="es-PE"/>
           <w14:ligatures w14:val="none"/>
         </w:rPr>
-        <w:t xml:space="preserve">PRIMERO: admitir a trámite la denuncia del 2 de diciembre de 2025 interpuesta por el señor [APELLIDO] [APELLIDO] y el señor [APELLIDO] [APELLIDO] contra Pacífico Compañía de Seguros y Reaseguros S.A., por lo siguiente:</w:t>
+        <w:t xml:space="preserve">PRIMERO:</w:t>
+      </w:r>
+      <w:r>
+        <w:rPr>
+          <w:rFonts w:ascii="Arial Narrow" w:eastAsia="Arial Narrow" w:hAnsi="Arial Narrow" w:cs="Arial Narrow"/>
+          <w:color w:val="000000"/>
+          <w:kern w:val="0"/>
+          <w:sz w:val="22"/>
+          <w:szCs w:val="22"/>
+          <w:lang w:eastAsia="es-PE"/>
+          <w14:ligatures w14:val="none"/>
+        </w:rPr>
+        <w:t xml:space="preserve"> admitir a trámite la denuncia del 2 de diciembre de 2025 interpuesta por el señor [APELLIDO] [APELLIDO] y el señor [APELLIDO] [APELLIDO] contra Pacífico Compañía de Seguros y Reaseguros S.A., por lo siguiente:</w:t>
       </w:r>
       <w:r>
         <w:rPr>
@@ -4018,7 +4042,6 @@
       <w:r>
         <w:rPr>
           <w:rFonts w:ascii="Arial Narrow" w:eastAsia="Arial Narrow" w:hAnsi="Arial Narrow" w:cs="Arial Narrow"/>
-          <w:bCs/>
           <w:spacing w:val="-3"/>
           <w:kern w:val="0"/>
           <w14:ligatures w14:val="none"/>
@@ -4043,7 +4066,6 @@
       <w:r>
         <w:rPr>
           <w:rFonts w:ascii="Arial Narrow" w:eastAsia="Arial Narrow" w:hAnsi="Arial Narrow" w:cs="Arial Narrow"/>
-          <w:bCs/>
           <w:sz w:val="22"/>
           <w:szCs w:val="22"/>
         </w:rPr>
@@ -5077,7 +5099,19 @@
           <w:lang w:eastAsia="es-PE"/>
           <w14:ligatures w14:val="none"/>
         </w:rPr>
-        <w:t xml:space="preserve">TERCERO: </w:t>
+        <w:t xml:space="preserve">TERCERO:</w:t>
+      </w:r>
+      <w:r>
+        <w:rPr>
+          <w:rFonts w:ascii="Arial Narrow" w:eastAsia="Arial Narrow" w:hAnsi="Arial Narrow" w:cs="Arial Narrow"/>
+          <w:color w:val="000000"/>
+          <w:kern w:val="0"/>
+          <w:sz w:val="22"/>
+          <w:szCs w:val="22"/>
+          <w:lang w:eastAsia="es-PE"/>
+          <w14:ligatures w14:val="none"/>
+        </w:rPr>
+        <w:t xml:space="preserve"> </w:t>
       </w:r>
       <w:r>
         <w:rPr>
@@ -5094,7 +5128,6 @@
       <w:r>
         <w:rPr>
           <w:rFonts w:ascii="Arial Narrow" w:eastAsia="Arial Narrow" w:hAnsi="Arial Narrow" w:cs="Arial Narrow"/>
-          <w:bCs/>
           <w:sz w:val="22"/>
           <w:szCs w:val="22"/>
         </w:rPr>
@@ -5103,7 +5136,6 @@
       <w:r>
         <w:rPr>
           <w:rFonts w:ascii="Arial Narrow" w:eastAsia="Arial Narrow" w:hAnsi="Arial Narrow" w:cs="Arial Narrow"/>
-          <w:bCs/>
           <w:sz w:val="22"/>
           <w:szCs w:val="22"/>
         </w:rPr>
@@ -5475,7 +5507,15 @@
           <w:sz w:val="22"/>
           <w:szCs w:val="22"/>
         </w:rPr>
-        <w:t xml:space="preserve">CUARTO: </w:t>
+        <w:t xml:space="preserve">CUARTO:</w:t>
+      </w:r>
+      <w:r>
+        <w:rPr>
+          <w:rFonts w:ascii="Arial Narrow" w:eastAsia="Arial Narrow" w:hAnsi="Arial Narrow" w:cs="Arial Narrow"/>
+          <w:sz w:val="22"/>
+          <w:szCs w:val="22"/>
+        </w:rPr>
+        <w:t xml:space="preserve"> </w:t>
       </w:r>
       <w:r>
         <w:rPr>
@@ -5497,7 +5537,7 @@
           <w:lang w:val="es-ES" w:eastAsia="es-ES"/>
           <w14:ligatures w14:val="none"/>
         </w:rPr>
-        <w:footnoteReference w:id="14"/>
+        <w:footnoteReference w:id="9"/>
       </w:r>
       <w:r>
         <w:rPr>
@@ -5519,7 +5559,7 @@
           <w:lang w:val="es-ES" w:eastAsia="es-ES"/>
           <w14:ligatures w14:val="none"/>
         </w:rPr>
-        <w:footnoteReference w:id="15"/>
+        <w:footnoteReference w:id="10"/>
       </w:r>
       <w:r>
         <w:rPr>
@@ -5570,7 +5610,19 @@
           <w:lang w:eastAsia="es-PE"/>
           <w14:ligatures w14:val="none"/>
         </w:rPr>
-        <w:t xml:space="preserve">QUINTO: </w:t>
+        <w:t xml:space="preserve">QUINTO:</w:t>
+      </w:r>
+      <w:r>
+        <w:rPr>
+          <w:rFonts w:ascii="Arial Narrow" w:eastAsia="Arial Narrow" w:hAnsi="Arial Narrow" w:cs="Arial Narrow"/>
+          <w:color w:val="000000"/>
+          <w:kern w:val="0"/>
+          <w:sz w:val="22"/>
+          <w:szCs w:val="22"/>
+          <w:lang w:eastAsia="es-PE"/>
+          <w14:ligatures w14:val="none"/>
+        </w:rPr>
+        <w:t xml:space="preserve"> </w:t>
       </w:r>
       <w:bookmarkStart w:id="21" w:name="_Hlk188286813"/>
       <w:r>
@@ -5842,7 +5894,7 @@
           <w:lang w:eastAsia="es-PE"/>
           <w14:ligatures w14:val="none"/>
         </w:rPr>
-        <w:footnoteReference w:id="9"/>
+        <w:footnoteReference w:id="11"/>
       </w:r>
       <w:r>
         <w:rPr>
@@ -5940,7 +5992,7 @@
           <w:lang w:eastAsia="es-PE"/>
           <w14:ligatures w14:val="none"/>
         </w:rPr>
-        <w:footnoteReference w:id="10"/>
+        <w:footnoteReference w:id="12"/>
       </w:r>
       <w:r>
         <w:rPr>
@@ -6004,7 +6056,7 @@
           <w:lang w:eastAsia="es-PE"/>
           <w14:ligatures w14:val="none"/>
         </w:rPr>
-        <w:footnoteReference w:id="11"/>
+        <w:footnoteReference w:id="13"/>
       </w:r>
       <w:r>
         <w:rPr>
@@ -6218,7 +6270,7 @@
           <w:vertAlign w:val="superscript"/>
           <w14:ligatures w14:val="none"/>
         </w:rPr>
-        <w:footnoteReference w:id="12"/>
+        <w:footnoteReference w:id="14"/>
       </w:r>
       <w:r>
         <w:rPr>
@@ -6236,7 +6288,6 @@
           <w:kern w:val="0"/>
           <w:sz w:val="22"/>
           <w:szCs w:val="22"/>
-          <w:u w:val="single"/>
           <w14:ligatures w14:val="none"/>
         </w:rPr>
         <w:t>expresamente su facultad para asistir y conciliar en su representación</w:t>
@@ -6244,7 +6295,6 @@
       <w:r>
         <w:rPr>
           <w:rFonts w:ascii="Arial Narrow" w:eastAsia="Arial Narrow" w:hAnsi="Arial Narrow" w:cs="Arial Narrow"/>
-          <w:bCs/>
           <w:kern w:val="0"/>
           <w14:ligatures w14:val="none"/>
           <w:sz w:val="22"/>
@@ -6255,8 +6305,6 @@
       <w:r>
         <w:rPr>
           <w:rFonts w:ascii="Arial Narrow" w:eastAsia="Arial Narrow" w:hAnsi="Arial Narrow" w:cs="Arial Narrow"/>
-          <w:b/>
-          <w:bCs/>
           <w:kern w:val="0"/>
           <w14:ligatures w14:val="none"/>
           <w:sz w:val="22"/>
@@ -6270,7 +6318,6 @@
           <w:kern w:val="0"/>
           <w:sz w:val="22"/>
           <w:szCs w:val="22"/>
-          <w:u w:val="single"/>
           <w14:ligatures w14:val="none"/>
         </w:rPr>
         <w:t xml:space="preserve">Ello bajo apercibimiento de no realizar la audiencia de conciliación y levantar el acta de inasistencia correspondiente. </w:t>
@@ -6370,15 +6417,23 @@
           <w:sz w:val="22"/>
           <w:szCs w:val="22"/>
         </w:rPr>
-        <w:t xml:space="preserve">DÉCIMO: </w:t>
-      </w:r>
-      <w:r>
-        <w:rPr>
-          <w:rFonts w:ascii="Arial Narrow" w:eastAsia="Arial Narrow" w:hAnsi="Arial Narrow" w:cs="Arial Narrow"/>
-          <w:sz w:val="22"/>
-          <w:szCs w:val="22"/>
-        </w:rPr>
-        <w:t xml:space="preserve">requerir al señor [APELLIDO] [APELLIDO] y al señor [APELLIDO] [APELLIDO] para que, dentro del plazo de dos (2) días hábiles siguientes a la fecha en que reciba la notificación en su bandeja de correo electrónico, efectúen la confirmación de recepción de la notificación remitida por este despacho a su correo electrónico, de conformidad con el segundo párrafo del numeral 4 del artículo 20 del Texto Único Ordenado de la Ley del Procedimiento Administrativo General, aprobado mediante Decreto Supremo 006-2026-JUS, bajo apercibimiento de rehacer el acto de notificación y notificarle conforme al numeral 1 del artículo 20 del citado cuerpo normativo.</w:t>
+        <w:t xml:space="preserve">DÉCIMO:</w:t>
+      </w:r>
+      <w:r>
+        <w:rPr>
+          <w:rFonts w:ascii="Arial Narrow" w:eastAsia="Arial Narrow" w:hAnsi="Arial Narrow" w:cs="Arial Narrow"/>
+          <w:sz w:val="22"/>
+          <w:szCs w:val="22"/>
+        </w:rPr>
+        <w:t xml:space="preserve"> </w:t>
+      </w:r>
+      <w:r>
+        <w:rPr>
+          <w:rFonts w:ascii="Arial Narrow" w:eastAsia="Arial Narrow" w:hAnsi="Arial Narrow" w:cs="Arial Narrow"/>
+          <w:sz w:val="22"/>
+          <w:szCs w:val="22"/>
+        </w:rPr>
+        <w:t xml:space="preserve">requerir al señor [APELLIDO] [APELLIDO] y al señor [APELLIDO] [APELLIDO] para que, dentro del plazo de dos (2) días hábiles siguientes a la fecha en que reciba la notificación en su bandeja de correo electrónico, efectúen la confirmación de recepción de la notificación remitida por este despacho a su correo electrónico, de conformidad con el segundo párrafo del numeral 4 del artículo 20 del Texto Único Ordenado de la Ley del Procedimiento Administrativo General, aprobado mediante Decreto Supremo 006-2026-JUS, bajo apercibimiento de rehacer el acto de notificación y notificarles conforme al numeral 1 del artículo 20 del citado cuerpo normativo.</w:t>
       </w:r>
       <w:r>
         <w:rPr>
@@ -6542,7 +6597,7 @@
           <w:szCs w:val="22"/>
           <w:vertAlign w:val="superscript"/>
         </w:rPr>
-        <w:footnoteReference w:id="13"/>
+        <w:footnoteReference w:id="15"/>
       </w:r>
       <w:r>
         <w:rPr>
@@ -7034,6 +7089,9 @@
     <w:p>
       <w:pPr>
         <w:pStyle w:val="Textonotapie"/>
+        <w:tabs>
+          <w:tab w:val="left" w:pos="567"/>
+        </w:tabs>
         <w:ind w:left="567" w:hanging="567"/>
         <w:jc w:val="both"/>
         <w:rPr>
@@ -7058,7 +7116,8 @@
           <w:sz w:val="16"/>
           <w:szCs w:val="16"/>
         </w:rPr>
-        <w:t xml:space="preserve"> </w:t>
+        <w:tab/>
+        <w:t xml:space="preserve"/>
       </w:r>
       <w:r>
         <w:rPr>
@@ -7133,7 +7192,8 @@
           <w:sz w:val="16"/>
           <w:szCs w:val="16"/>
         </w:rPr>
-        <w:t xml:space="preserve"> </w:t>
+        <w:tab/>
+        <w:t xml:space="preserve"/>
       </w:r>
       <w:r>
         <w:rPr>
@@ -7240,10 +7300,30 @@
         <w:jc w:val="both"/>
         <w:rPr>
           <w:rFonts w:ascii="Arial Narrow" w:eastAsia="Arial Narrow" w:hAnsi="Arial Narrow" w:cs="Arial Narrow"/>
-          <w:sz w:val="16"/>
-          <w:szCs w:val="16"/>
-        </w:rPr>
-      </w:pPr>
+          <w:b/>
+          <w:bCs/>
+          <w:sz w:val="16"/>
+          <w:szCs w:val="16"/>
+        </w:rPr>
+      </w:pPr>
+      <w:r>
+        <w:rPr>
+          <w:rFonts w:ascii="Arial Narrow" w:eastAsia="Arial Narrow" w:hAnsi="Arial Narrow" w:cs="Arial Narrow"/>
+          <w:sz w:val="16"/>
+          <w:szCs w:val="16"/>
+        </w:rPr>
+        <w:tab/>
+      </w:r>
+      <w:r>
+        <w:rPr>
+          <w:rFonts w:ascii="Arial Narrow" w:eastAsia="Arial Narrow" w:hAnsi="Arial Narrow" w:cs="Arial Narrow"/>
+          <w:b/>
+          <w:bCs/>
+          <w:sz w:val="16"/>
+          <w:szCs w:val="16"/>
+        </w:rPr>
+        <w:t xml:space="preserve">LEY DE ORGANIZACIÓN Y FUNCIONES DEL INDECOPI, APROBADA POR DECRETO LEGISLATIVO 1033 </w:t>
+      </w:r>
     </w:p>
     <w:p>
       <w:pPr>
@@ -7255,29 +7335,46 @@
         <w:jc w:val="both"/>
         <w:rPr>
           <w:rFonts w:ascii="Arial Narrow" w:eastAsia="Arial Narrow" w:hAnsi="Arial Narrow" w:cs="Arial Narrow"/>
+          <w:sz w:val="16"/>
+          <w:szCs w:val="16"/>
+        </w:rPr>
+      </w:pPr>
+      <w:r>
+        <w:rPr>
+          <w:rFonts w:ascii="Arial Narrow" w:eastAsia="Arial Narrow" w:hAnsi="Arial Narrow" w:cs="Arial Narrow"/>
           <w:b/>
           <w:bCs/>
           <w:sz w:val="16"/>
           <w:szCs w:val="16"/>
         </w:rPr>
-      </w:pPr>
-      <w:r>
-        <w:rPr>
-          <w:rFonts w:ascii="Arial Narrow" w:eastAsia="Arial Narrow" w:hAnsi="Arial Narrow" w:cs="Arial Narrow"/>
-          <w:sz w:val="16"/>
-          <w:szCs w:val="16"/>
-        </w:rPr>
         <w:tab/>
-      </w:r>
-      <w:r>
-        <w:rPr>
-          <w:rFonts w:ascii="Arial Narrow" w:eastAsia="Arial Narrow" w:hAnsi="Arial Narrow" w:cs="Arial Narrow"/>
-          <w:b/>
-          <w:bCs/>
-          <w:sz w:val="16"/>
-          <w:szCs w:val="16"/>
-        </w:rPr>
-        <w:t xml:space="preserve">LEY DE ORGANIZACIÓN Y FUNCIONES DEL INDECOPI, APROBADA POR DECRETO LEGISLATIVO 1033 </w:t>
+        <w:t>Artículo 27.-</w:t>
+      </w:r>
+      <w:r>
+        <w:rPr>
+          <w:rFonts w:ascii="Arial Narrow" w:eastAsia="Arial Narrow" w:hAnsi="Arial Narrow" w:cs="Arial Narrow"/>
+          <w:sz w:val="16"/>
+          <w:szCs w:val="16"/>
+        </w:rPr>
+        <w:t xml:space="preserve"> De la Comisión de Protección al </w:t>
+      </w:r>
+      <w:proofErr w:type="gramStart"/>
+      <w:r>
+        <w:rPr>
+          <w:rFonts w:ascii="Arial Narrow" w:eastAsia="Arial Narrow" w:hAnsi="Arial Narrow" w:cs="Arial Narrow"/>
+          <w:sz w:val="16"/>
+          <w:szCs w:val="16"/>
+        </w:rPr>
+        <w:t>Consumidor.-</w:t>
+      </w:r>
+      <w:proofErr w:type="gramEnd"/>
+      <w:r>
+        <w:rPr>
+          <w:rFonts w:ascii="Arial Narrow" w:eastAsia="Arial Narrow" w:hAnsi="Arial Narrow" w:cs="Arial Narrow"/>
+          <w:sz w:val="16"/>
+          <w:szCs w:val="16"/>
+        </w:rPr>
+        <w:t xml:space="preserve"> </w:t>
       </w:r>
     </w:p>
     <w:p>
@@ -7297,39 +7394,11 @@
       <w:r>
         <w:rPr>
           <w:rFonts w:ascii="Arial Narrow" w:eastAsia="Arial Narrow" w:hAnsi="Arial Narrow" w:cs="Arial Narrow"/>
-          <w:b/>
-          <w:bCs/>
           <w:sz w:val="16"/>
           <w:szCs w:val="16"/>
         </w:rPr>
         <w:tab/>
-        <w:t>Artículo 27.-</w:t>
-      </w:r>
-      <w:r>
-        <w:rPr>
-          <w:rFonts w:ascii="Arial Narrow" w:eastAsia="Arial Narrow" w:hAnsi="Arial Narrow" w:cs="Arial Narrow"/>
-          <w:sz w:val="16"/>
-          <w:szCs w:val="16"/>
-        </w:rPr>
-        <w:t xml:space="preserve"> De la Comisión de Protección al </w:t>
-      </w:r>
-      <w:proofErr w:type="gramStart"/>
-      <w:r>
-        <w:rPr>
-          <w:rFonts w:ascii="Arial Narrow" w:eastAsia="Arial Narrow" w:hAnsi="Arial Narrow" w:cs="Arial Narrow"/>
-          <w:sz w:val="16"/>
-          <w:szCs w:val="16"/>
-        </w:rPr>
-        <w:t>Consumidor.-</w:t>
-      </w:r>
-      <w:proofErr w:type="gramEnd"/>
-      <w:r>
-        <w:rPr>
-          <w:rFonts w:ascii="Arial Narrow" w:eastAsia="Arial Narrow" w:hAnsi="Arial Narrow" w:cs="Arial Narrow"/>
-          <w:sz w:val="16"/>
-          <w:szCs w:val="16"/>
-        </w:rPr>
-        <w:t xml:space="preserve"> </w:t>
+        <w:t>Corresponde a la Comisión de Protección al Consumidor velar por el cumplimiento de la Ley de Protección al Consumidor y de las leyes que, en general, protegen a los consumidores de la falta de idoneidad de los bienes y servicios en función de la información brindada, de las omisiones de información y de la discriminación en el consumo, así como de aquellas que complementen o sustituyan a las anteriores.</w:t>
       </w:r>
     </w:p>
     <w:p>
@@ -7342,20 +7411,15 @@
         <w:jc w:val="both"/>
         <w:rPr>
           <w:rFonts w:ascii="Arial Narrow" w:eastAsia="Arial Narrow" w:hAnsi="Arial Narrow" w:cs="Arial Narrow"/>
-          <w:sz w:val="16"/>
-          <w:szCs w:val="16"/>
-        </w:rPr>
-      </w:pPr>
-      <w:r>
-        <w:rPr>
-          <w:rFonts w:ascii="Arial Narrow" w:eastAsia="Arial Narrow" w:hAnsi="Arial Narrow" w:cs="Arial Narrow"/>
-          <w:sz w:val="16"/>
-          <w:szCs w:val="16"/>
-        </w:rPr>
-        <w:tab/>
-        <w:t>Corresponde a la Comisión de Protección al Consumidor velar por el cumplimiento de la Ley de Protección al Consumidor y de las leyes que, en general, protegen a los consumidores de la falta de idoneidad de los bienes y servicios en función de la información brindada, de las omisiones de información y de la discriminación en el consumo, así como de aquellas que complementen o sustituyan a las anteriores.</w:t>
-      </w:r>
-    </w:p>
+          <w:b/>
+          <w:bCs/>
+          <w:sz w:val="16"/>
+          <w:szCs w:val="16"/>
+        </w:rPr>
+      </w:pPr>
+    </w:p>
+  </w:footnote>
+  <w:footnote w:id="3">
     <w:p>
       <w:pPr>
         <w:pStyle w:val="Textonotapie"/>
@@ -7372,9 +7436,150 @@
           <w:szCs w:val="16"/>
         </w:rPr>
       </w:pPr>
-    </w:p>
-  </w:footnote>
-  <w:footnote w:id="3">
+      <w:r>
+        <w:rPr>
+          <w:rStyle w:val="Refdenotaalpie"/>
+          <w:rFonts w:ascii="Arial Narrow" w:eastAsia="Arial Narrow" w:hAnsi="Arial Narrow" w:cs="Arial Narrow"/>
+          <w:sz w:val="16"/>
+          <w:szCs w:val="16"/>
+          <w:vertAlign w:val="superscript"/>
+        </w:rPr>
+        <w:footnoteRef/>
+      </w:r>
+      <w:r>
+        <w:rPr>
+          <w:rFonts w:ascii="Arial Narrow" w:eastAsia="Arial Narrow" w:hAnsi="Arial Narrow" w:cs="Arial Narrow"/>
+          <w:sz w:val="16"/>
+          <w:szCs w:val="16"/>
+        </w:rPr>
+        <w:tab/>
+        <w:t xml:space="preserve"/>
+      </w:r>
+      <w:r>
+        <w:rPr>
+          <w:rFonts w:ascii="Arial Narrow" w:eastAsia="Arial Narrow" w:hAnsi="Arial Narrow" w:cs="Arial Narrow"/>
+          <w:sz w:val="16"/>
+          <w:szCs w:val="16"/>
+        </w:rPr>
+        <w:tab/>
+      </w:r>
+      <w:r>
+        <w:rPr>
+          <w:rFonts w:ascii="Arial Narrow" w:eastAsia="Arial Narrow" w:hAnsi="Arial Narrow" w:cs="Arial Narrow"/>
+          <w:b/>
+          <w:bCs/>
+          <w:sz w:val="16"/>
+          <w:szCs w:val="16"/>
+        </w:rPr>
+        <w:t xml:space="preserve">LEY 29571, CÓDIGO DE PROTECCIÓN Y DEFENSA DEL CONSUMIDOR, publicado el 2 de setiembre de 2010 y modificado por Decreto Legislativo 1308 </w:t>
+      </w:r>
+    </w:p>
+    <w:p>
+      <w:pPr>
+        <w:pStyle w:val="Textonotapie"/>
+        <w:ind w:left="567" w:right="-1"/>
+        <w:jc w:val="both"/>
+        <w:rPr>
+          <w:rFonts w:ascii="Arial Narrow" w:eastAsia="Arial Narrow" w:hAnsi="Arial Narrow" w:cs="Arial Narrow"/>
+          <w:b/>
+          <w:bCs/>
+          <w:sz w:val="16"/>
+          <w:szCs w:val="16"/>
+        </w:rPr>
+      </w:pPr>
+      <w:r>
+        <w:rPr>
+          <w:rFonts w:ascii="Arial Narrow" w:eastAsia="Arial Narrow" w:hAnsi="Arial Narrow" w:cs="Arial Narrow"/>
+          <w:b/>
+          <w:bCs/>
+          <w:sz w:val="16"/>
+          <w:szCs w:val="16"/>
+        </w:rPr>
+        <w:t xml:space="preserve">Artículo 18.- Idoneidad </w:t>
+      </w:r>
+    </w:p>
+    <w:p>
+      <w:pPr>
+        <w:pStyle w:val="Textonotapie"/>
+        <w:ind w:left="567" w:right="-1"/>
+        <w:jc w:val="both"/>
+        <w:rPr>
+          <w:rFonts w:ascii="Arial Narrow" w:eastAsia="Arial Narrow" w:hAnsi="Arial Narrow" w:cs="Arial Narrow"/>
+          <w:sz w:val="16"/>
+          <w:szCs w:val="16"/>
+        </w:rPr>
+      </w:pPr>
+      <w:r>
+        <w:rPr>
+          <w:rFonts w:ascii="Arial Narrow" w:eastAsia="Arial Narrow" w:hAnsi="Arial Narrow" w:cs="Arial Narrow"/>
+          <w:sz w:val="16"/>
+          <w:szCs w:val="16"/>
+        </w:rPr>
+        <w:t xml:space="preserve">Se entiende por idoneidad la correspondencia entre lo que un consumidor espera y lo que efectivamente recibe, en función a lo que se le hubiera ofrecido, la publicidad e información transmitida, las condiciones y circunstancias de la transacción, las características y naturaleza del producto o servicio, el precio, entre otros factores, atendiendo a las circunstancias del caso. </w:t>
+      </w:r>
+    </w:p>
+    <w:p>
+      <w:pPr>
+        <w:pStyle w:val="Textonotapie"/>
+        <w:ind w:left="567" w:right="-1"/>
+        <w:jc w:val="both"/>
+        <w:rPr>
+          <w:rFonts w:ascii="Arial Narrow" w:eastAsia="Arial Narrow" w:hAnsi="Arial Narrow" w:cs="Arial Narrow"/>
+          <w:sz w:val="16"/>
+          <w:szCs w:val="16"/>
+        </w:rPr>
+      </w:pPr>
+      <w:r>
+        <w:rPr>
+          <w:rFonts w:ascii="Arial Narrow" w:eastAsia="Arial Narrow" w:hAnsi="Arial Narrow" w:cs="Arial Narrow"/>
+          <w:sz w:val="16"/>
+          <w:szCs w:val="16"/>
+        </w:rPr>
+        <w:t xml:space="preserve">La idoneidad es evaluada en función a la propia naturaleza del producto o servicio y a su aptitud para satisfacer la finalidad para la cual ha sido puesto en el mercado. Las autorizaciones por parte de los organismos del Estado para la fabricación de un producto o la prestación de un servicio, en los casos que sea necesario, no eximen de responsabilidad al proveedor frente al consumidor. </w:t>
+      </w:r>
+    </w:p>
+    <w:p>
+      <w:pPr>
+        <w:pStyle w:val="Textonotapie"/>
+        <w:ind w:left="567" w:right="-1"/>
+        <w:jc w:val="both"/>
+        <w:rPr>
+          <w:rFonts w:ascii="Arial Narrow" w:eastAsia="Arial Narrow" w:hAnsi="Arial Narrow" w:cs="Arial Narrow"/>
+          <w:sz w:val="16"/>
+          <w:szCs w:val="16"/>
+        </w:rPr>
+      </w:pPr>
+      <w:r>
+        <w:rPr>
+          <w:rFonts w:ascii="Arial Narrow" w:eastAsia="Arial Narrow" w:hAnsi="Arial Narrow" w:cs="Arial Narrow"/>
+          <w:b/>
+          <w:bCs/>
+          <w:sz w:val="16"/>
+          <w:szCs w:val="16"/>
+        </w:rPr>
+        <w:t xml:space="preserve">Artículo 19.- Obligación de los proveedores </w:t>
+      </w:r>
+    </w:p>
+    <w:p>
+      <w:pPr>
+        <w:pStyle w:val="Textonotapie"/>
+        <w:ind w:left="567" w:right="-1"/>
+        <w:jc w:val="both"/>
+        <w:rPr>
+          <w:rFonts w:ascii="Arial Narrow" w:eastAsia="Arial Narrow" w:hAnsi="Arial Narrow" w:cs="Arial Narrow"/>
+          <w:sz w:val="16"/>
+          <w:szCs w:val="16"/>
+        </w:rPr>
+      </w:pPr>
+      <w:r>
+        <w:rPr>
+          <w:rFonts w:ascii="Arial Narrow" w:eastAsia="Arial Narrow" w:hAnsi="Arial Narrow" w:cs="Arial Narrow"/>
+          <w:sz w:val="16"/>
+          <w:szCs w:val="16"/>
+        </w:rPr>
+        <w:t>El proveedor responde por la idoneidad y calidad de los productos y servicios ofrecidos; por la autenticidad de las marcas y leyendas que exhiben sus productos o del signo que respalda al prestador del servicio, por la falta de conformidad entre la publicidad comercial de los productos y servicios y estos, así como por el contenido y la vida útil del producto indicado en el envase, en lo que corresponda.</w:t>
+      </w:r>
+    </w:p>
     <w:p>
       <w:pPr>
         <w:pStyle w:val="Textonotapie"/>
@@ -7391,161 +7596,9 @@
           <w:szCs w:val="16"/>
         </w:rPr>
       </w:pPr>
-      <w:r>
-        <w:rPr>
-          <w:rStyle w:val="Refdenotaalpie"/>
-          <w:rFonts w:ascii="Arial Narrow" w:eastAsia="Arial Narrow" w:hAnsi="Arial Narrow" w:cs="Arial Narrow"/>
-          <w:sz w:val="16"/>
-          <w:szCs w:val="16"/>
-          <w:vertAlign w:val="superscript"/>
-        </w:rPr>
-        <w:footnoteRef/>
-      </w:r>
-      <w:r>
-        <w:rPr>
-          <w:rFonts w:ascii="Arial Narrow" w:eastAsia="Arial Narrow" w:hAnsi="Arial Narrow" w:cs="Arial Narrow"/>
-          <w:sz w:val="16"/>
-          <w:szCs w:val="16"/>
-        </w:rPr>
-        <w:t xml:space="preserve"> </w:t>
-      </w:r>
-      <w:r>
-        <w:rPr>
-          <w:rFonts w:ascii="Arial Narrow" w:eastAsia="Arial Narrow" w:hAnsi="Arial Narrow" w:cs="Arial Narrow"/>
-          <w:sz w:val="16"/>
-          <w:szCs w:val="16"/>
-        </w:rPr>
-        <w:tab/>
-      </w:r>
-      <w:r>
-        <w:rPr>
-          <w:rFonts w:ascii="Arial Narrow" w:eastAsia="Arial Narrow" w:hAnsi="Arial Narrow" w:cs="Arial Narrow"/>
-          <w:b/>
-          <w:bCs/>
-          <w:sz w:val="16"/>
-          <w:szCs w:val="16"/>
-        </w:rPr>
-        <w:t xml:space="preserve">LEY 29571, CÓDIGO DE PROTECCIÓN Y DEFENSA DEL CONSUMIDOR, publicado el 2 de setiembre de 2010 y modificado por Decreto Legislativo 1308 </w:t>
-      </w:r>
-    </w:p>
-    <w:p>
-      <w:pPr>
-        <w:pStyle w:val="Textonotapie"/>
-        <w:ind w:left="567" w:right="-1"/>
-        <w:jc w:val="both"/>
-        <w:rPr>
-          <w:rFonts w:ascii="Arial Narrow" w:eastAsia="Arial Narrow" w:hAnsi="Arial Narrow" w:cs="Arial Narrow"/>
-          <w:b/>
-          <w:bCs/>
-          <w:sz w:val="16"/>
-          <w:szCs w:val="16"/>
-        </w:rPr>
-      </w:pPr>
-      <w:r>
-        <w:rPr>
-          <w:rFonts w:ascii="Arial Narrow" w:eastAsia="Arial Narrow" w:hAnsi="Arial Narrow" w:cs="Arial Narrow"/>
-          <w:b/>
-          <w:bCs/>
-          <w:sz w:val="16"/>
-          <w:szCs w:val="16"/>
-        </w:rPr>
-        <w:t xml:space="preserve">Artículo 18.- Idoneidad </w:t>
-      </w:r>
-    </w:p>
-    <w:p>
-      <w:pPr>
-        <w:pStyle w:val="Textonotapie"/>
-        <w:ind w:left="567" w:right="-1"/>
-        <w:jc w:val="both"/>
-        <w:rPr>
-          <w:rFonts w:ascii="Arial Narrow" w:eastAsia="Arial Narrow" w:hAnsi="Arial Narrow" w:cs="Arial Narrow"/>
-          <w:sz w:val="16"/>
-          <w:szCs w:val="16"/>
-        </w:rPr>
-      </w:pPr>
-      <w:r>
-        <w:rPr>
-          <w:rFonts w:ascii="Arial Narrow" w:eastAsia="Arial Narrow" w:hAnsi="Arial Narrow" w:cs="Arial Narrow"/>
-          <w:sz w:val="16"/>
-          <w:szCs w:val="16"/>
-        </w:rPr>
-        <w:t xml:space="preserve">Se entiende por idoneidad la correspondencia entre lo que un consumidor espera y lo que efectivamente recibe, en función a lo que se le hubiera ofrecido, la publicidad e información transmitida, las condiciones y circunstancias de la transacción, las características y naturaleza del producto o servicio, el precio, entre otros factores, atendiendo a las circunstancias del caso. </w:t>
-      </w:r>
-    </w:p>
-    <w:p>
-      <w:pPr>
-        <w:pStyle w:val="Textonotapie"/>
-        <w:ind w:left="567" w:right="-1"/>
-        <w:jc w:val="both"/>
-        <w:rPr>
-          <w:rFonts w:ascii="Arial Narrow" w:eastAsia="Arial Narrow" w:hAnsi="Arial Narrow" w:cs="Arial Narrow"/>
-          <w:sz w:val="16"/>
-          <w:szCs w:val="16"/>
-        </w:rPr>
-      </w:pPr>
-      <w:r>
-        <w:rPr>
-          <w:rFonts w:ascii="Arial Narrow" w:eastAsia="Arial Narrow" w:hAnsi="Arial Narrow" w:cs="Arial Narrow"/>
-          <w:sz w:val="16"/>
-          <w:szCs w:val="16"/>
-        </w:rPr>
-        <w:t xml:space="preserve">La idoneidad es evaluada en función a la propia naturaleza del producto o servicio y a su aptitud para satisfacer la finalidad para la cual ha sido puesto en el mercado. Las autorizaciones por parte de los organismos del Estado para la fabricación de un producto o la prestación de un servicio, en los casos que sea necesario, no eximen de responsabilidad al proveedor frente al consumidor. </w:t>
-      </w:r>
-    </w:p>
-    <w:p>
-      <w:pPr>
-        <w:pStyle w:val="Textonotapie"/>
-        <w:ind w:left="567" w:right="-1"/>
-        <w:jc w:val="both"/>
-        <w:rPr>
-          <w:rFonts w:ascii="Arial Narrow" w:eastAsia="Arial Narrow" w:hAnsi="Arial Narrow" w:cs="Arial Narrow"/>
-          <w:sz w:val="16"/>
-          <w:szCs w:val="16"/>
-        </w:rPr>
-      </w:pPr>
-    </w:p>
-    <w:p>
-      <w:pPr>
-        <w:pStyle w:val="Textonotapie"/>
-        <w:ind w:left="567" w:right="-1"/>
-        <w:jc w:val="both"/>
-        <w:rPr>
-          <w:rFonts w:ascii="Arial Narrow" w:eastAsia="Arial Narrow" w:hAnsi="Arial Narrow" w:cs="Arial Narrow"/>
-          <w:sz w:val="16"/>
-          <w:szCs w:val="16"/>
-        </w:rPr>
-      </w:pPr>
-      <w:r>
-        <w:rPr>
-          <w:rFonts w:ascii="Arial Narrow" w:eastAsia="Arial Narrow" w:hAnsi="Arial Narrow" w:cs="Arial Narrow"/>
-          <w:b/>
-          <w:bCs/>
-          <w:sz w:val="16"/>
-          <w:szCs w:val="16"/>
-        </w:rPr>
-        <w:t xml:space="preserve">Artículo 19.- Obligación de los proveedores </w:t>
-      </w:r>
-    </w:p>
-    <w:p>
-      <w:pPr>
-        <w:pStyle w:val="Textonotapie"/>
-        <w:ind w:left="567" w:right="-1"/>
-        <w:jc w:val="both"/>
-        <w:rPr>
-          <w:rFonts w:ascii="Arial Narrow" w:eastAsia="Arial Narrow" w:hAnsi="Arial Narrow" w:cs="Arial Narrow"/>
-          <w:sz w:val="16"/>
-          <w:szCs w:val="16"/>
-        </w:rPr>
-      </w:pPr>
-      <w:r>
-        <w:rPr>
-          <w:rFonts w:ascii="Arial Narrow" w:eastAsia="Arial Narrow" w:hAnsi="Arial Narrow" w:cs="Arial Narrow"/>
-          <w:sz w:val="16"/>
-          <w:szCs w:val="16"/>
-        </w:rPr>
-        <w:t>El proveedor responde por la idoneidad y calidad de los productos y servicios ofrecidos; por la autenticidad de las marcas y leyendas que exhiben sus productos o del signo que respalda al prestador del servicio, por la falta de conformidad entre la publicidad comercial de los productos y servicios y estos, así como por el contenido y la vida útil del producto indicado en el envase, en lo que corresponda.</w:t>
-      </w:r>
-    </w:p>
+    </w:p>
+  </w:footnote>
+  <w:footnote w:id="4">
     <w:p>
       <w:pPr>
         <w:pStyle w:val="Textonotapie"/>
@@ -7562,9 +7615,210 @@
           <w:szCs w:val="16"/>
         </w:rPr>
       </w:pPr>
-    </w:p>
-  </w:footnote>
-  <w:footnote w:id="4">
+      <w:r>
+        <w:rPr>
+          <w:rStyle w:val="Refdenotaalpie"/>
+          <w:rFonts w:ascii="Arial Narrow" w:eastAsia="Arial Narrow" w:hAnsi="Arial Narrow" w:cs="Arial Narrow"/>
+          <w:sz w:val="16"/>
+          <w:szCs w:val="16"/>
+          <w:vertAlign w:val="superscript"/>
+        </w:rPr>
+        <w:footnoteRef/>
+      </w:r>
+      <w:r>
+        <w:rPr>
+          <w:rFonts w:ascii="Arial Narrow" w:eastAsia="Arial Narrow" w:hAnsi="Arial Narrow" w:cs="Arial Narrow"/>
+          <w:sz w:val="16"/>
+          <w:szCs w:val="16"/>
+        </w:rPr>
+        <w:tab/>
+        <w:t xml:space="preserve"/>
+      </w:r>
+      <w:r>
+        <w:rPr>
+          <w:rFonts w:ascii="Arial Narrow" w:eastAsia="Arial Narrow" w:hAnsi="Arial Narrow" w:cs="Arial Narrow"/>
+          <w:sz w:val="16"/>
+          <w:szCs w:val="16"/>
+        </w:rPr>
+        <w:tab/>
+      </w:r>
+      <w:r>
+        <w:rPr>
+          <w:rFonts w:ascii="Arial Narrow" w:eastAsia="Arial Narrow" w:hAnsi="Arial Narrow" w:cs="Arial Narrow"/>
+          <w:b/>
+          <w:bCs/>
+          <w:sz w:val="16"/>
+          <w:szCs w:val="16"/>
+        </w:rPr>
+        <w:t xml:space="preserve">LEY 29571, CÓDIGO DE PROTECCIÓN Y DEFENSA DEL CONSUMIDOR, publicado el 2 de setiembre de 2010 y modificado por Decreto Legislativo 1308 </w:t>
+      </w:r>
+    </w:p>
+    <w:p>
+      <w:pPr>
+        <w:pStyle w:val="Textonotapie"/>
+        <w:ind w:left="567" w:right="-1"/>
+        <w:jc w:val="both"/>
+        <w:rPr>
+          <w:rFonts w:ascii="Arial Narrow" w:eastAsia="Arial Narrow" w:hAnsi="Arial Narrow" w:cs="Arial Narrow"/>
+          <w:b/>
+          <w:bCs/>
+          <w:sz w:val="16"/>
+          <w:szCs w:val="16"/>
+        </w:rPr>
+      </w:pPr>
+      <w:r>
+        <w:rPr>
+          <w:rFonts w:ascii="Arial Narrow" w:eastAsia="Arial Narrow" w:hAnsi="Arial Narrow" w:cs="Arial Narrow"/>
+          <w:b/>
+          <w:bCs/>
+          <w:sz w:val="16"/>
+          <w:szCs w:val="16"/>
+        </w:rPr>
+        <w:t xml:space="preserve">Artículo 49.- </w:t>
+      </w:r>
+      <w:r>
+        <w:rPr>
+          <w:rFonts w:ascii="Arial Narrow" w:eastAsia="Arial Narrow" w:hAnsi="Arial Narrow" w:cs="Arial Narrow"/>
+          <w:b/>
+          <w:bCs/>
+          <w:sz w:val="16"/>
+          <w:szCs w:val="16"/>
+        </w:rPr>
+        <w:t>Definición de cláusulas abusivas</w:t>
+      </w:r>
+    </w:p>
+    <w:p>
+      <w:pPr>
+        <w:pStyle w:val="Textonotapie"/>
+        <w:ind w:left="567" w:right="-1"/>
+        <w:jc w:val="both"/>
+        <w:rPr>
+          <w:rFonts w:ascii="Arial Narrow" w:eastAsia="Arial Narrow" w:hAnsi="Arial Narrow" w:cs="Arial Narrow"/>
+          <w:sz w:val="16"/>
+          <w:szCs w:val="16"/>
+        </w:rPr>
+      </w:pPr>
+      <w:r>
+        <w:rPr>
+          <w:rFonts w:ascii="Arial Narrow" w:eastAsia="Arial Narrow" w:hAnsi="Arial Narrow" w:cs="Arial Narrow"/>
+          <w:sz w:val="16"/>
+          <w:szCs w:val="16"/>
+        </w:rPr>
+        <w:t>49.1 En los contratos por adhesión y en las cláusulas generales de contratación no aprobadas administrativamente, se consideran cláusulas abusivas y, por tanto, inexigibles todas aquellas estipulaciones no negociadas individualmente que, en contra de las exigencias de la buena fe, coloquen al consumidor, en su perjuicio, en una situación de desventaja o desigualdad o anulen sus derechos.</w:t>
+      </w:r>
+    </w:p>
+    <w:p>
+      <w:pPr>
+        <w:pStyle w:val="Textonotapie"/>
+        <w:ind w:left="567" w:right="-1"/>
+        <w:jc w:val="both"/>
+        <w:rPr>
+          <w:rFonts w:ascii="Arial Narrow" w:eastAsia="Arial Narrow" w:hAnsi="Arial Narrow" w:cs="Arial Narrow"/>
+          <w:sz w:val="16"/>
+          <w:szCs w:val="16"/>
+        </w:rPr>
+      </w:pPr>
+      <w:r>
+        <w:rPr>
+          <w:rFonts w:ascii="Arial Narrow" w:eastAsia="Arial Narrow" w:hAnsi="Arial Narrow" w:cs="Arial Narrow"/>
+          <w:sz w:val="16"/>
+          <w:szCs w:val="16"/>
+        </w:rPr>
+        <w:t>(...)</w:t>
+      </w:r>
+    </w:p>
+    <w:p>
+      <w:pPr>
+        <w:pStyle w:val="Textonotapie"/>
+        <w:ind w:left="567" w:right="-1"/>
+        <w:jc w:val="both"/>
+        <w:rPr>
+          <w:rFonts w:ascii="Arial Narrow" w:eastAsia="Arial Narrow" w:hAnsi="Arial Narrow" w:cs="Arial Narrow"/>
+          <w:b/>
+          <w:bCs/>
+          <w:sz w:val="16"/>
+          <w:szCs w:val="16"/>
+        </w:rPr>
+      </w:pPr>
+      <w:r>
+        <w:rPr>
+          <w:rFonts w:ascii="Arial Narrow" w:eastAsia="Arial Narrow" w:hAnsi="Arial Narrow" w:cs="Arial Narrow"/>
+          <w:b/>
+          <w:bCs/>
+          <w:sz w:val="16"/>
+          <w:szCs w:val="16"/>
+        </w:rPr>
+        <w:t>Artículo 50.- Cláusulas abusivas de ineficacia absoluta</w:t>
+      </w:r>
+    </w:p>
+    <w:p>
+      <w:pPr>
+        <w:pStyle w:val="Textonotapie"/>
+        <w:ind w:left="567" w:right="-1"/>
+        <w:jc w:val="both"/>
+        <w:rPr>
+          <w:rFonts w:ascii="Arial Narrow" w:eastAsia="Arial Narrow" w:hAnsi="Arial Narrow" w:cs="Arial Narrow"/>
+          <w:sz w:val="16"/>
+          <w:szCs w:val="16"/>
+        </w:rPr>
+      </w:pPr>
+      <w:r>
+        <w:rPr>
+          <w:rFonts w:ascii="Arial Narrow" w:eastAsia="Arial Narrow" w:hAnsi="Arial Narrow" w:cs="Arial Narrow"/>
+          <w:sz w:val="16"/>
+          <w:szCs w:val="16"/>
+        </w:rPr>
+        <w:t xml:space="preserve">Son cláusulas abusivas de ineficacia absoluta las siguientes: </w:t>
+      </w:r>
+    </w:p>
+    <w:p>
+      <w:pPr>
+        <w:pStyle w:val="Textonotapie"/>
+        <w:ind w:left="567" w:right="-1"/>
+        <w:jc w:val="both"/>
+        <w:rPr>
+          <w:rFonts w:ascii="Arial Narrow" w:eastAsia="Arial Narrow" w:hAnsi="Arial Narrow" w:cs="Arial Narrow"/>
+          <w:sz w:val="16"/>
+          <w:szCs w:val="16"/>
+        </w:rPr>
+      </w:pPr>
+      <w:r>
+        <w:rPr>
+          <w:rFonts w:ascii="Arial Narrow" w:eastAsia="Arial Narrow" w:hAnsi="Arial Narrow" w:cs="Arial Narrow"/>
+          <w:sz w:val="16"/>
+          <w:szCs w:val="16"/>
+        </w:rPr>
+        <w:t>a. Las que excluyan o limiten la responsabilidad del proveedor o sus dependientes por dolo o culpa, o las que trasladen la responsabilidad al consumidor por los hechos u omisiones del proveedor</w:t>
+      </w:r>
+    </w:p>
+    <w:p>
+      <w:pPr>
+        <w:pStyle w:val="Textonotapie"/>
+        <w:ind w:left="567" w:right="-1"/>
+        <w:jc w:val="both"/>
+        <w:rPr>
+          <w:rFonts w:ascii="Arial Narrow" w:eastAsia="Arial Narrow" w:hAnsi="Arial Narrow" w:cs="Arial Narrow"/>
+          <w:sz w:val="16"/>
+          <w:szCs w:val="16"/>
+        </w:rPr>
+      </w:pPr>
+      <w:r>
+        <w:rPr>
+          <w:rFonts w:ascii="Arial Narrow" w:eastAsia="Arial Narrow" w:hAnsi="Arial Narrow" w:cs="Arial Narrow"/>
+          <w:sz w:val="16"/>
+          <w:szCs w:val="16"/>
+        </w:rPr>
+        <w:t>(...)</w:t>
+      </w:r>
+      <w:r>
+        <w:rPr>
+          <w:rFonts w:ascii="Arial Narrow" w:eastAsia="Arial Narrow" w:hAnsi="Arial Narrow" w:cs="Arial Narrow"/>
+          <w:sz w:val="16"/>
+          <w:szCs w:val="16"/>
+        </w:rPr>
+        <w:t>.</w:t>
+      </w:r>
+    </w:p>
     <w:p>
       <w:pPr>
         <w:pStyle w:val="Textonotapie"/>
@@ -7581,209 +7835,9 @@
           <w:szCs w:val="16"/>
         </w:rPr>
       </w:pPr>
-      <w:r>
-        <w:rPr>
-          <w:rStyle w:val="Refdenotaalpie"/>
-          <w:rFonts w:ascii="Arial Narrow" w:eastAsia="Arial Narrow" w:hAnsi="Arial Narrow" w:cs="Arial Narrow"/>
-          <w:sz w:val="16"/>
-          <w:szCs w:val="16"/>
-          <w:vertAlign w:val="superscript"/>
-        </w:rPr>
-        <w:footnoteRef/>
-      </w:r>
-      <w:r>
-        <w:rPr>
-          <w:rFonts w:ascii="Arial Narrow" w:eastAsia="Arial Narrow" w:hAnsi="Arial Narrow" w:cs="Arial Narrow"/>
-          <w:sz w:val="16"/>
-          <w:szCs w:val="16"/>
-        </w:rPr>
-        <w:t xml:space="preserve"> </w:t>
-      </w:r>
-      <w:r>
-        <w:rPr>
-          <w:rFonts w:ascii="Arial Narrow" w:eastAsia="Arial Narrow" w:hAnsi="Arial Narrow" w:cs="Arial Narrow"/>
-          <w:sz w:val="16"/>
-          <w:szCs w:val="16"/>
-        </w:rPr>
-        <w:tab/>
-      </w:r>
-      <w:r>
-        <w:rPr>
-          <w:rFonts w:ascii="Arial Narrow" w:eastAsia="Arial Narrow" w:hAnsi="Arial Narrow" w:cs="Arial Narrow"/>
-          <w:b/>
-          <w:bCs/>
-          <w:sz w:val="16"/>
-          <w:szCs w:val="16"/>
-        </w:rPr>
-        <w:t xml:space="preserve">LEY 29571, CÓDIGO DE PROTECCIÓN Y DEFENSA DEL CONSUMIDOR, publicado el 2 de setiembre de 2010 y modificado por Decreto Legislativo 1308 </w:t>
-      </w:r>
-    </w:p>
-    <w:p>
-      <w:pPr>
-        <w:pStyle w:val="Textonotapie"/>
-        <w:ind w:left="567" w:right="-1"/>
-        <w:jc w:val="both"/>
-        <w:rPr>
-          <w:rFonts w:ascii="Arial Narrow" w:eastAsia="Arial Narrow" w:hAnsi="Arial Narrow" w:cs="Arial Narrow"/>
-          <w:b/>
-          <w:bCs/>
-          <w:sz w:val="16"/>
-          <w:szCs w:val="16"/>
-        </w:rPr>
-      </w:pPr>
-      <w:r>
-        <w:rPr>
-          <w:rFonts w:ascii="Arial Narrow" w:eastAsia="Arial Narrow" w:hAnsi="Arial Narrow" w:cs="Arial Narrow"/>
-          <w:b/>
-          <w:bCs/>
-          <w:sz w:val="16"/>
-          <w:szCs w:val="16"/>
-        </w:rPr>
-        <w:t xml:space="preserve">Artículo 49.- </w:t>
-      </w:r>
-      <w:r>
-        <w:rPr>
-          <w:rFonts w:ascii="Arial Narrow" w:eastAsia="Arial Narrow" w:hAnsi="Arial Narrow" w:cs="Arial Narrow"/>
-          <w:b/>
-          <w:bCs/>
-          <w:sz w:val="16"/>
-          <w:szCs w:val="16"/>
-        </w:rPr>
-        <w:t>Definición de cláusulas abusivas</w:t>
-      </w:r>
-    </w:p>
-    <w:p>
-      <w:pPr>
-        <w:pStyle w:val="Textonotapie"/>
-        <w:ind w:left="567" w:right="-1"/>
-        <w:jc w:val="both"/>
-        <w:rPr>
-          <w:rFonts w:ascii="Arial Narrow" w:eastAsia="Arial Narrow" w:hAnsi="Arial Narrow" w:cs="Arial Narrow"/>
-          <w:sz w:val="16"/>
-          <w:szCs w:val="16"/>
-        </w:rPr>
-      </w:pPr>
-      <w:r>
-        <w:rPr>
-          <w:rFonts w:ascii="Arial Narrow" w:eastAsia="Arial Narrow" w:hAnsi="Arial Narrow" w:cs="Arial Narrow"/>
-          <w:sz w:val="16"/>
-          <w:szCs w:val="16"/>
-        </w:rPr>
-        <w:t>49.1 En los contratos por adhesión y en las cláusulas generales de contratación no aprobadas administrativamente, se consideran cláusulas abusivas y, por tanto, inexigibles todas aquellas estipulaciones no negociadas individualmente que, en contra de las exigencias de la buena fe, coloquen al consumidor, en su perjuicio, en una situación de desventaja o desigualdad o anulen sus derechos.</w:t>
-      </w:r>
-    </w:p>
-    <w:p>
-      <w:pPr>
-        <w:pStyle w:val="Textonotapie"/>
-        <w:ind w:left="567" w:right="-1"/>
-        <w:jc w:val="both"/>
-        <w:rPr>
-          <w:rFonts w:ascii="Arial Narrow" w:eastAsia="Arial Narrow" w:hAnsi="Arial Narrow" w:cs="Arial Narrow"/>
-          <w:sz w:val="16"/>
-          <w:szCs w:val="16"/>
-        </w:rPr>
-      </w:pPr>
-      <w:r>
-        <w:rPr>
-          <w:rFonts w:ascii="Arial Narrow" w:eastAsia="Arial Narrow" w:hAnsi="Arial Narrow" w:cs="Arial Narrow"/>
-          <w:sz w:val="16"/>
-          <w:szCs w:val="16"/>
-        </w:rPr>
-        <w:t>(...)</w:t>
-      </w:r>
-    </w:p>
-    <w:p>
-      <w:pPr>
-        <w:pStyle w:val="Textonotapie"/>
-        <w:ind w:left="567" w:right="-1"/>
-        <w:jc w:val="both"/>
-        <w:rPr>
-          <w:rFonts w:ascii="Arial Narrow" w:eastAsia="Arial Narrow" w:hAnsi="Arial Narrow" w:cs="Arial Narrow"/>
-          <w:b/>
-          <w:bCs/>
-          <w:sz w:val="16"/>
-          <w:szCs w:val="16"/>
-        </w:rPr>
-      </w:pPr>
-      <w:r>
-        <w:rPr>
-          <w:rFonts w:ascii="Arial Narrow" w:eastAsia="Arial Narrow" w:hAnsi="Arial Narrow" w:cs="Arial Narrow"/>
-          <w:b/>
-          <w:bCs/>
-          <w:sz w:val="16"/>
-          <w:szCs w:val="16"/>
-        </w:rPr>
-        <w:t>Artículo 50.- Cláusulas abusivas de ineficacia absoluta</w:t>
-      </w:r>
-    </w:p>
-    <w:p>
-      <w:pPr>
-        <w:pStyle w:val="Textonotapie"/>
-        <w:ind w:left="567" w:right="-1"/>
-        <w:jc w:val="both"/>
-        <w:rPr>
-          <w:rFonts w:ascii="Arial Narrow" w:eastAsia="Arial Narrow" w:hAnsi="Arial Narrow" w:cs="Arial Narrow"/>
-          <w:sz w:val="16"/>
-          <w:szCs w:val="16"/>
-        </w:rPr>
-      </w:pPr>
-      <w:r>
-        <w:rPr>
-          <w:rFonts w:ascii="Arial Narrow" w:eastAsia="Arial Narrow" w:hAnsi="Arial Narrow" w:cs="Arial Narrow"/>
-          <w:sz w:val="16"/>
-          <w:szCs w:val="16"/>
-        </w:rPr>
-        <w:t xml:space="preserve">Son cláusulas abusivas de ineficacia absoluta las siguientes: </w:t>
-      </w:r>
-    </w:p>
-    <w:p>
-      <w:pPr>
-        <w:pStyle w:val="Textonotapie"/>
-        <w:ind w:left="567" w:right="-1"/>
-        <w:jc w:val="both"/>
-        <w:rPr>
-          <w:rFonts w:ascii="Arial Narrow" w:eastAsia="Arial Narrow" w:hAnsi="Arial Narrow" w:cs="Arial Narrow"/>
-          <w:sz w:val="16"/>
-          <w:szCs w:val="16"/>
-        </w:rPr>
-      </w:pPr>
-      <w:r>
-        <w:rPr>
-          <w:rFonts w:ascii="Arial Narrow" w:eastAsia="Arial Narrow" w:hAnsi="Arial Narrow" w:cs="Arial Narrow"/>
-          <w:sz w:val="16"/>
-          <w:szCs w:val="16"/>
-        </w:rPr>
-        <w:t>a. Las que excluyan o limiten la responsabilidad del proveedor o sus dependientes por dolo o culpa, o las que trasladen la responsabilidad al consumidor por los hechos u omisiones del proveedor</w:t>
-      </w:r>
-    </w:p>
-    <w:p>
-      <w:pPr>
-        <w:pStyle w:val="Textonotapie"/>
-        <w:ind w:left="567" w:right="-1"/>
-        <w:jc w:val="both"/>
-        <w:rPr>
-          <w:rFonts w:ascii="Arial Narrow" w:eastAsia="Arial Narrow" w:hAnsi="Arial Narrow" w:cs="Arial Narrow"/>
-          <w:sz w:val="16"/>
-          <w:szCs w:val="16"/>
-        </w:rPr>
-      </w:pPr>
-      <w:r>
-        <w:rPr>
-          <w:rFonts w:ascii="Arial Narrow" w:eastAsia="Arial Narrow" w:hAnsi="Arial Narrow" w:cs="Arial Narrow"/>
-          <w:sz w:val="16"/>
-          <w:szCs w:val="16"/>
-        </w:rPr>
-        <w:t>(...)</w:t>
-      </w:r>
-      <w:r>
-        <w:rPr>
-          <w:rFonts w:ascii="Arial Narrow" w:eastAsia="Arial Narrow" w:hAnsi="Arial Narrow" w:cs="Arial Narrow"/>
-          <w:sz w:val="16"/>
-          <w:szCs w:val="16"/>
-        </w:rPr>
-        <w:t>.</w:t>
-      </w:r>
-    </w:p>
+    </w:p>
+  </w:footnote>
+  <w:footnote w:id="5">
     <w:p>
       <w:pPr>
         <w:pStyle w:val="Textonotapie"/>
@@ -7800,9 +7854,266 @@
           <w:szCs w:val="16"/>
         </w:rPr>
       </w:pPr>
-    </w:p>
-  </w:footnote>
-  <w:footnote w:id="5">
+      <w:r>
+        <w:rPr>
+          <w:rStyle w:val="Refdenotaalpie"/>
+          <w:rFonts w:ascii="Arial Narrow" w:eastAsia="Arial Narrow" w:hAnsi="Arial Narrow" w:cs="Arial Narrow"/>
+          <w:sz w:val="16"/>
+          <w:szCs w:val="16"/>
+          <w:vertAlign w:val="superscript"/>
+        </w:rPr>
+        <w:footnoteRef/>
+      </w:r>
+      <w:r>
+        <w:rPr>
+          <w:rFonts w:ascii="Arial Narrow" w:eastAsia="Arial Narrow" w:hAnsi="Arial Narrow" w:cs="Arial Narrow"/>
+          <w:sz w:val="16"/>
+          <w:szCs w:val="16"/>
+        </w:rPr>
+        <w:tab/>
+        <w:t xml:space="preserve"/>
+      </w:r>
+      <w:r>
+        <w:rPr>
+          <w:rFonts w:ascii="Arial Narrow" w:eastAsia="Arial Narrow" w:hAnsi="Arial Narrow" w:cs="Arial Narrow"/>
+          <w:sz w:val="16"/>
+          <w:szCs w:val="16"/>
+        </w:rPr>
+        <w:tab/>
+      </w:r>
+      <w:r>
+        <w:rPr>
+          <w:rFonts w:ascii="Arial Narrow" w:eastAsia="Arial Narrow" w:hAnsi="Arial Narrow" w:cs="Arial Narrow"/>
+          <w:b/>
+          <w:bCs/>
+          <w:sz w:val="16"/>
+          <w:szCs w:val="16"/>
+        </w:rPr>
+        <w:t xml:space="preserve">LEY </w:t>
+      </w:r>
+      <w:proofErr w:type="spellStart"/>
+      <w:r>
+        <w:rPr>
+          <w:rFonts w:ascii="Arial Narrow" w:eastAsia="Arial Narrow" w:hAnsi="Arial Narrow" w:cs="Arial Narrow"/>
+          <w:b/>
+          <w:bCs/>
+          <w:sz w:val="16"/>
+          <w:szCs w:val="16"/>
+        </w:rPr>
+        <w:t/>
+      </w:r>
+      <w:proofErr w:type="spellEnd"/>
+      <w:r>
+        <w:rPr>
+          <w:rFonts w:ascii="Arial Narrow" w:eastAsia="Arial Narrow" w:hAnsi="Arial Narrow" w:cs="Arial Narrow"/>
+          <w:b/>
+          <w:bCs/>
+          <w:sz w:val="16"/>
+          <w:szCs w:val="16"/>
+        </w:rPr>
+        <w:t xml:space="preserve">29571, CÓDIGO DE PROTECCIÓN Y DEFENSA DEL CONSUMIDOR, publicado el 2 de setiembre de 2010 y modificado por Decreto Legislativo </w:t>
+      </w:r>
+      <w:proofErr w:type="spellStart"/>
+      <w:r>
+        <w:rPr>
+          <w:rFonts w:ascii="Arial Narrow" w:eastAsia="Arial Narrow" w:hAnsi="Arial Narrow" w:cs="Arial Narrow"/>
+          <w:b/>
+          <w:bCs/>
+          <w:sz w:val="16"/>
+          <w:szCs w:val="16"/>
+        </w:rPr>
+        <w:t/>
+      </w:r>
+      <w:proofErr w:type="spellEnd"/>
+      <w:r>
+        <w:rPr>
+          <w:rFonts w:ascii="Arial Narrow" w:eastAsia="Arial Narrow" w:hAnsi="Arial Narrow" w:cs="Arial Narrow"/>
+          <w:b/>
+          <w:bCs/>
+          <w:sz w:val="16"/>
+          <w:szCs w:val="16"/>
+        </w:rPr>
+        <w:t xml:space="preserve">1308 </w:t>
+      </w:r>
+    </w:p>
+    <w:p>
+      <w:pPr>
+        <w:pStyle w:val="Textonotapie"/>
+        <w:ind w:left="567" w:right="-1"/>
+        <w:jc w:val="both"/>
+        <w:rPr>
+          <w:rFonts w:ascii="Arial Narrow" w:eastAsia="Arial Narrow" w:hAnsi="Arial Narrow" w:cs="Arial Narrow"/>
+          <w:b/>
+          <w:bCs/>
+          <w:sz w:val="16"/>
+          <w:szCs w:val="16"/>
+        </w:rPr>
+      </w:pPr>
+      <w:r>
+        <w:rPr>
+          <w:rFonts w:ascii="Arial Narrow" w:eastAsia="Arial Narrow" w:hAnsi="Arial Narrow" w:cs="Arial Narrow"/>
+          <w:b/>
+          <w:bCs/>
+          <w:sz w:val="16"/>
+          <w:szCs w:val="16"/>
+        </w:rPr>
+        <w:t xml:space="preserve">Artículo 49.- </w:t>
+      </w:r>
+      <w:r>
+        <w:rPr>
+          <w:rFonts w:ascii="Arial Narrow" w:eastAsia="Arial Narrow" w:hAnsi="Arial Narrow" w:cs="Arial Narrow"/>
+          <w:b/>
+          <w:bCs/>
+          <w:sz w:val="16"/>
+          <w:szCs w:val="16"/>
+        </w:rPr>
+        <w:t>Definición de cláusulas abusivas</w:t>
+      </w:r>
+    </w:p>
+    <w:p>
+      <w:pPr>
+        <w:pStyle w:val="Textonotapie"/>
+        <w:ind w:left="567" w:right="-1"/>
+        <w:jc w:val="both"/>
+        <w:rPr>
+          <w:rFonts w:ascii="Arial Narrow" w:eastAsia="Arial Narrow" w:hAnsi="Arial Narrow" w:cs="Arial Narrow"/>
+          <w:sz w:val="16"/>
+          <w:szCs w:val="16"/>
+        </w:rPr>
+      </w:pPr>
+      <w:r>
+        <w:rPr>
+          <w:rFonts w:ascii="Arial Narrow" w:eastAsia="Arial Narrow" w:hAnsi="Arial Narrow" w:cs="Arial Narrow"/>
+          <w:sz w:val="16"/>
+          <w:szCs w:val="16"/>
+        </w:rPr>
+        <w:t>49.1 En los contratos por adhesión y en las cláusulas generales de contratación no aprobadas administrativamente, se consideran cláusulas abusivas y, por tanto, inexigibles todas aquellas estipulaciones no negociadas individualmente que, en contra de las exigencias de la buena fe, coloquen al consumidor, en su perjuicio, en una situación de desventaja o desigualdad o anulen sus derechos.</w:t>
+      </w:r>
+    </w:p>
+    <w:p>
+      <w:pPr>
+        <w:pStyle w:val="Textonotapie"/>
+        <w:ind w:left="567" w:right="-1"/>
+        <w:jc w:val="both"/>
+        <w:rPr>
+          <w:rFonts w:ascii="Arial Narrow" w:eastAsia="Arial Narrow" w:hAnsi="Arial Narrow" w:cs="Arial Narrow"/>
+          <w:sz w:val="16"/>
+          <w:szCs w:val="16"/>
+        </w:rPr>
+      </w:pPr>
+      <w:r>
+        <w:rPr>
+          <w:rFonts w:ascii="Arial Narrow" w:eastAsia="Arial Narrow" w:hAnsi="Arial Narrow" w:cs="Arial Narrow"/>
+          <w:sz w:val="16"/>
+          <w:szCs w:val="16"/>
+        </w:rPr>
+        <w:t>(...)</w:t>
+      </w:r>
+    </w:p>
+    <w:p>
+      <w:pPr>
+        <w:pStyle w:val="Textonotapie"/>
+        <w:ind w:left="567" w:right="-1"/>
+        <w:jc w:val="both"/>
+        <w:rPr>
+          <w:rFonts w:ascii="Arial Narrow" w:eastAsia="Arial Narrow" w:hAnsi="Arial Narrow" w:cs="Arial Narrow"/>
+          <w:b/>
+          <w:bCs/>
+          <w:sz w:val="16"/>
+          <w:szCs w:val="16"/>
+        </w:rPr>
+      </w:pPr>
+      <w:r>
+        <w:rPr>
+          <w:rFonts w:ascii="Arial Narrow" w:eastAsia="Arial Narrow" w:hAnsi="Arial Narrow" w:cs="Arial Narrow"/>
+          <w:b/>
+          <w:bCs/>
+          <w:sz w:val="16"/>
+          <w:szCs w:val="16"/>
+        </w:rPr>
+        <w:t>Artículo 5</w:t>
+      </w:r>
+      <w:r>
+        <w:rPr>
+          <w:rFonts w:ascii="Arial Narrow" w:eastAsia="Arial Narrow" w:hAnsi="Arial Narrow" w:cs="Arial Narrow"/>
+          <w:b/>
+          <w:bCs/>
+          <w:sz w:val="16"/>
+          <w:szCs w:val="16"/>
+        </w:rPr>
+        <w:t>1</w:t>
+      </w:r>
+      <w:r>
+        <w:rPr>
+          <w:rFonts w:ascii="Arial Narrow" w:eastAsia="Arial Narrow" w:hAnsi="Arial Narrow" w:cs="Arial Narrow"/>
+          <w:b/>
+          <w:bCs/>
+          <w:sz w:val="16"/>
+          <w:szCs w:val="16"/>
+        </w:rPr>
+        <w:t>.- Cláusulas abusivas de ineficacia relativa</w:t>
+      </w:r>
+    </w:p>
+    <w:p>
+      <w:pPr>
+        <w:pStyle w:val="Textonotapie"/>
+        <w:ind w:left="567" w:right="-1"/>
+        <w:jc w:val="both"/>
+        <w:rPr>
+          <w:rFonts w:ascii="Arial Narrow" w:eastAsia="Arial Narrow" w:hAnsi="Arial Narrow" w:cs="Arial Narrow"/>
+          <w:sz w:val="16"/>
+          <w:szCs w:val="16"/>
+        </w:rPr>
+      </w:pPr>
+      <w:r>
+        <w:rPr>
+          <w:rFonts w:ascii="Arial Narrow" w:eastAsia="Arial Narrow" w:hAnsi="Arial Narrow" w:cs="Arial Narrow"/>
+          <w:sz w:val="16"/>
+          <w:szCs w:val="16"/>
+        </w:rPr>
+        <w:t>De manera enunciativa, aunque no limitativa, son cláusulas abusivas atendiendo al caso concreto, las siguientes:</w:t>
+      </w:r>
+    </w:p>
+    <w:p>
+      <w:pPr>
+        <w:pStyle w:val="Textonotapie"/>
+        <w:ind w:left="567" w:right="-1"/>
+        <w:jc w:val="both"/>
+        <w:rPr>
+          <w:rFonts w:ascii="Arial Narrow" w:eastAsia="Arial Narrow" w:hAnsi="Arial Narrow" w:cs="Arial Narrow"/>
+          <w:sz w:val="16"/>
+          <w:szCs w:val="16"/>
+        </w:rPr>
+      </w:pPr>
+      <w:r>
+        <w:rPr>
+          <w:rFonts w:ascii="Arial Narrow" w:eastAsia="Arial Narrow" w:hAnsi="Arial Narrow" w:cs="Arial Narrow"/>
+          <w:sz w:val="16"/>
+          <w:szCs w:val="16"/>
+        </w:rPr>
+        <w:t>a. Las que impongan obstáculos onerosos o desproporcionados para el ejercicio de los derechos reconocidos al consumidor en los contratos.</w:t>
+      </w:r>
+    </w:p>
+    <w:p>
+      <w:pPr>
+        <w:pStyle w:val="Textonotapie"/>
+        <w:ind w:left="567" w:right="-1"/>
+        <w:jc w:val="both"/>
+        <w:rPr>
+          <w:rFonts w:ascii="Arial Narrow" w:eastAsia="Arial Narrow" w:hAnsi="Arial Narrow" w:cs="Arial Narrow"/>
+          <w:sz w:val="16"/>
+          <w:szCs w:val="16"/>
+        </w:rPr>
+      </w:pPr>
+      <w:r>
+        <w:rPr>
+          <w:rFonts w:ascii="Arial Narrow" w:eastAsia="Arial Narrow" w:hAnsi="Arial Narrow" w:cs="Arial Narrow"/>
+          <w:sz w:val="16"/>
+          <w:szCs w:val="16"/>
+        </w:rPr>
+        <w:t>(...).</w:t>
+      </w:r>
+    </w:p>
     <w:p>
       <w:pPr>
         <w:pStyle w:val="Textonotapie"/>
@@ -7819,265 +8130,9 @@
           <w:szCs w:val="16"/>
         </w:rPr>
       </w:pPr>
-      <w:r>
-        <w:rPr>
-          <w:rStyle w:val="Refdenotaalpie"/>
-          <w:rFonts w:ascii="Arial Narrow" w:eastAsia="Arial Narrow" w:hAnsi="Arial Narrow" w:cs="Arial Narrow"/>
-          <w:sz w:val="16"/>
-          <w:szCs w:val="16"/>
-          <w:vertAlign w:val="superscript"/>
-        </w:rPr>
-        <w:footnoteRef/>
-      </w:r>
-      <w:r>
-        <w:rPr>
-          <w:rFonts w:ascii="Arial Narrow" w:eastAsia="Arial Narrow" w:hAnsi="Arial Narrow" w:cs="Arial Narrow"/>
-          <w:sz w:val="16"/>
-          <w:szCs w:val="16"/>
-        </w:rPr>
-        <w:t xml:space="preserve"> </w:t>
-      </w:r>
-      <w:r>
-        <w:rPr>
-          <w:rFonts w:ascii="Arial Narrow" w:eastAsia="Arial Narrow" w:hAnsi="Arial Narrow" w:cs="Arial Narrow"/>
-          <w:sz w:val="16"/>
-          <w:szCs w:val="16"/>
-        </w:rPr>
-        <w:tab/>
-      </w:r>
-      <w:r>
-        <w:rPr>
-          <w:rFonts w:ascii="Arial Narrow" w:eastAsia="Arial Narrow" w:hAnsi="Arial Narrow" w:cs="Arial Narrow"/>
-          <w:b/>
-          <w:bCs/>
-          <w:sz w:val="16"/>
-          <w:szCs w:val="16"/>
-        </w:rPr>
-        <w:t xml:space="preserve">LEY </w:t>
-      </w:r>
-      <w:proofErr w:type="spellStart"/>
-      <w:r>
-        <w:rPr>
-          <w:rFonts w:ascii="Arial Narrow" w:eastAsia="Arial Narrow" w:hAnsi="Arial Narrow" w:cs="Arial Narrow"/>
-          <w:b/>
-          <w:bCs/>
-          <w:sz w:val="16"/>
-          <w:szCs w:val="16"/>
-        </w:rPr>
-        <w:t/>
-      </w:r>
-      <w:proofErr w:type="spellEnd"/>
-      <w:r>
-        <w:rPr>
-          <w:rFonts w:ascii="Arial Narrow" w:eastAsia="Arial Narrow" w:hAnsi="Arial Narrow" w:cs="Arial Narrow"/>
-          <w:b/>
-          <w:bCs/>
-          <w:sz w:val="16"/>
-          <w:szCs w:val="16"/>
-        </w:rPr>
-        <w:t xml:space="preserve"> 29571, CÓDIGO DE PROTECCIÓN Y DEFENSA DEL CONSUMIDOR, publicado el 2 de setiembre de 2010 y modificado por Decreto Legislativo </w:t>
-      </w:r>
-      <w:proofErr w:type="spellStart"/>
-      <w:r>
-        <w:rPr>
-          <w:rFonts w:ascii="Arial Narrow" w:eastAsia="Arial Narrow" w:hAnsi="Arial Narrow" w:cs="Arial Narrow"/>
-          <w:b/>
-          <w:bCs/>
-          <w:sz w:val="16"/>
-          <w:szCs w:val="16"/>
-        </w:rPr>
-        <w:t/>
-      </w:r>
-      <w:proofErr w:type="spellEnd"/>
-      <w:r>
-        <w:rPr>
-          <w:rFonts w:ascii="Arial Narrow" w:eastAsia="Arial Narrow" w:hAnsi="Arial Narrow" w:cs="Arial Narrow"/>
-          <w:b/>
-          <w:bCs/>
-          <w:sz w:val="16"/>
-          <w:szCs w:val="16"/>
-        </w:rPr>
-        <w:t xml:space="preserve"> 1308 </w:t>
-      </w:r>
-    </w:p>
-    <w:p>
-      <w:pPr>
-        <w:pStyle w:val="Textonotapie"/>
-        <w:ind w:left="567" w:right="-1"/>
-        <w:jc w:val="both"/>
-        <w:rPr>
-          <w:rFonts w:ascii="Arial Narrow" w:eastAsia="Arial Narrow" w:hAnsi="Arial Narrow" w:cs="Arial Narrow"/>
-          <w:b/>
-          <w:bCs/>
-          <w:sz w:val="16"/>
-          <w:szCs w:val="16"/>
-        </w:rPr>
-      </w:pPr>
-      <w:r>
-        <w:rPr>
-          <w:rFonts w:ascii="Arial Narrow" w:eastAsia="Arial Narrow" w:hAnsi="Arial Narrow" w:cs="Arial Narrow"/>
-          <w:b/>
-          <w:bCs/>
-          <w:sz w:val="16"/>
-          <w:szCs w:val="16"/>
-        </w:rPr>
-        <w:t xml:space="preserve">Artículo 49.- </w:t>
-      </w:r>
-      <w:r>
-        <w:rPr>
-          <w:rFonts w:ascii="Arial Narrow" w:eastAsia="Arial Narrow" w:hAnsi="Arial Narrow" w:cs="Arial Narrow"/>
-          <w:b/>
-          <w:bCs/>
-          <w:sz w:val="16"/>
-          <w:szCs w:val="16"/>
-        </w:rPr>
-        <w:t>Definición de cláusulas abusivas</w:t>
-      </w:r>
-    </w:p>
-    <w:p>
-      <w:pPr>
-        <w:pStyle w:val="Textonotapie"/>
-        <w:ind w:left="567" w:right="-1"/>
-        <w:jc w:val="both"/>
-        <w:rPr>
-          <w:rFonts w:ascii="Arial Narrow" w:eastAsia="Arial Narrow" w:hAnsi="Arial Narrow" w:cs="Arial Narrow"/>
-          <w:sz w:val="16"/>
-          <w:szCs w:val="16"/>
-        </w:rPr>
-      </w:pPr>
-      <w:r>
-        <w:rPr>
-          <w:rFonts w:ascii="Arial Narrow" w:eastAsia="Arial Narrow" w:hAnsi="Arial Narrow" w:cs="Arial Narrow"/>
-          <w:sz w:val="16"/>
-          <w:szCs w:val="16"/>
-        </w:rPr>
-        <w:t>49.1 En los contratos por adhesión y en las cláusulas generales de contratación no aprobadas administrativamente, se consideran cláusulas abusivas y, por tanto, inexigibles todas aquellas estipulaciones no negociadas individualmente que, en contra de las exigencias de la buena fe, coloquen al consumidor, en su perjuicio, en una situación de desventaja o desigualdad o anulen sus derechos.</w:t>
-      </w:r>
-    </w:p>
-    <w:p>
-      <w:pPr>
-        <w:pStyle w:val="Textonotapie"/>
-        <w:ind w:left="567" w:right="-1"/>
-        <w:jc w:val="both"/>
-        <w:rPr>
-          <w:rFonts w:ascii="Arial Narrow" w:eastAsia="Arial Narrow" w:hAnsi="Arial Narrow" w:cs="Arial Narrow"/>
-          <w:sz w:val="16"/>
-          <w:szCs w:val="16"/>
-        </w:rPr>
-      </w:pPr>
-      <w:r>
-        <w:rPr>
-          <w:rFonts w:ascii="Arial Narrow" w:eastAsia="Arial Narrow" w:hAnsi="Arial Narrow" w:cs="Arial Narrow"/>
-          <w:sz w:val="16"/>
-          <w:szCs w:val="16"/>
-        </w:rPr>
-        <w:t>(...)</w:t>
-      </w:r>
-    </w:p>
-    <w:p>
-      <w:pPr>
-        <w:pStyle w:val="Textonotapie"/>
-        <w:ind w:left="567" w:right="-1"/>
-        <w:jc w:val="both"/>
-        <w:rPr>
-          <w:rFonts w:ascii="Arial Narrow" w:eastAsia="Arial Narrow" w:hAnsi="Arial Narrow" w:cs="Arial Narrow"/>
-          <w:b/>
-          <w:bCs/>
-          <w:sz w:val="16"/>
-          <w:szCs w:val="16"/>
-        </w:rPr>
-      </w:pPr>
-      <w:r>
-        <w:rPr>
-          <w:rFonts w:ascii="Arial Narrow" w:eastAsia="Arial Narrow" w:hAnsi="Arial Narrow" w:cs="Arial Narrow"/>
-          <w:b/>
-          <w:bCs/>
-          <w:sz w:val="16"/>
-          <w:szCs w:val="16"/>
-        </w:rPr>
-        <w:t>Artículo 5</w:t>
-      </w:r>
-      <w:r>
-        <w:rPr>
-          <w:rFonts w:ascii="Arial Narrow" w:eastAsia="Arial Narrow" w:hAnsi="Arial Narrow" w:cs="Arial Narrow"/>
-          <w:b/>
-          <w:bCs/>
-          <w:sz w:val="16"/>
-          <w:szCs w:val="16"/>
-        </w:rPr>
-        <w:t>1</w:t>
-      </w:r>
-      <w:r>
-        <w:rPr>
-          <w:rFonts w:ascii="Arial Narrow" w:eastAsia="Arial Narrow" w:hAnsi="Arial Narrow" w:cs="Arial Narrow"/>
-          <w:b/>
-          <w:bCs/>
-          <w:sz w:val="16"/>
-          <w:szCs w:val="16"/>
-        </w:rPr>
-        <w:t>.- Cláusulas abusivas de ineficacia relativa</w:t>
-      </w:r>
-    </w:p>
-    <w:p>
-      <w:pPr>
-        <w:pStyle w:val="Textonotapie"/>
-        <w:ind w:left="567" w:right="-1"/>
-        <w:jc w:val="both"/>
-        <w:rPr>
-          <w:rFonts w:ascii="Arial Narrow" w:eastAsia="Arial Narrow" w:hAnsi="Arial Narrow" w:cs="Arial Narrow"/>
-          <w:sz w:val="16"/>
-          <w:szCs w:val="16"/>
-        </w:rPr>
-      </w:pPr>
-      <w:r>
-        <w:rPr>
-          <w:rFonts w:ascii="Arial Narrow" w:eastAsia="Arial Narrow" w:hAnsi="Arial Narrow" w:cs="Arial Narrow"/>
-          <w:sz w:val="16"/>
-          <w:szCs w:val="16"/>
-        </w:rPr>
-        <w:t>De manera enunciativa, aunque no limitativa, son cláusulas abusivas atendiendo al caso concreto, las siguientes:</w:t>
-      </w:r>
-    </w:p>
-    <w:p>
-      <w:pPr>
-        <w:pStyle w:val="Textonotapie"/>
-        <w:ind w:left="567" w:right="-1"/>
-        <w:jc w:val="both"/>
-        <w:rPr>
-          <w:rFonts w:ascii="Arial Narrow" w:eastAsia="Arial Narrow" w:hAnsi="Arial Narrow" w:cs="Arial Narrow"/>
-          <w:sz w:val="16"/>
-          <w:szCs w:val="16"/>
-        </w:rPr>
-      </w:pPr>
-      <w:r>
-        <w:rPr>
-          <w:rFonts w:ascii="Arial Narrow" w:eastAsia="Arial Narrow" w:hAnsi="Arial Narrow" w:cs="Arial Narrow"/>
-          <w:sz w:val="16"/>
-          <w:szCs w:val="16"/>
-        </w:rPr>
-        <w:t>a. Las que impongan obstáculos onerosos o desproporcionados para el ejercicio de los derechos reconocidos al consumidor en los contratos.</w:t>
-      </w:r>
-    </w:p>
-    <w:p>
-      <w:pPr>
-        <w:pStyle w:val="Textonotapie"/>
-        <w:ind w:left="567" w:right="-1"/>
-        <w:jc w:val="both"/>
-        <w:rPr>
-          <w:rFonts w:ascii="Arial Narrow" w:eastAsia="Arial Narrow" w:hAnsi="Arial Narrow" w:cs="Arial Narrow"/>
-          <w:sz w:val="16"/>
-          <w:szCs w:val="16"/>
-        </w:rPr>
-      </w:pPr>
-      <w:r>
-        <w:rPr>
-          <w:rFonts w:ascii="Arial Narrow" w:eastAsia="Arial Narrow" w:hAnsi="Arial Narrow" w:cs="Arial Narrow"/>
-          <w:sz w:val="16"/>
-          <w:szCs w:val="16"/>
-        </w:rPr>
-        <w:t>(...).</w:t>
-      </w:r>
-    </w:p>
+    </w:p>
+  </w:footnote>
+  <w:footnote w:id="6">
     <w:p>
       <w:pPr>
         <w:pStyle w:val="Textonotapie"/>
@@ -8088,15 +8143,106 @@
         <w:jc w:val="both"/>
         <w:rPr>
           <w:rFonts w:ascii="Arial Narrow" w:eastAsia="Arial Narrow" w:hAnsi="Arial Narrow" w:cs="Arial Narrow"/>
+          <w:sz w:val="16"/>
+          <w:szCs w:val="16"/>
+        </w:rPr>
+      </w:pPr>
+      <w:r>
+        <w:rPr>
+          <w:rStyle w:val="Refdenotaalpie"/>
+          <w:rFonts w:ascii="Arial Narrow" w:eastAsia="Arial Narrow" w:hAnsi="Arial Narrow" w:cs="Arial Narrow"/>
+          <w:sz w:val="16"/>
+          <w:szCs w:val="16"/>
+          <w:vertAlign w:val="superscript"/>
+        </w:rPr>
+        <w:footnoteRef/>
+      </w:r>
+      <w:r>
+        <w:rPr>
+          <w:rFonts w:ascii="Arial Narrow" w:eastAsia="Arial Narrow" w:hAnsi="Arial Narrow" w:cs="Arial Narrow"/>
+          <w:sz w:val="16"/>
+          <w:szCs w:val="16"/>
+        </w:rPr>
+        <w:tab/>
+        <w:t xml:space="preserve"/>
+      </w:r>
+      <w:r>
+        <w:rPr>
+          <w:rFonts w:ascii="Arial Narrow" w:eastAsia="Arial Narrow" w:hAnsi="Arial Narrow" w:cs="Arial Narrow"/>
+          <w:sz w:val="16"/>
+          <w:szCs w:val="16"/>
+        </w:rPr>
+        <w:tab/>
+      </w:r>
+      <w:r>
+        <w:rPr>
+          <w:rFonts w:ascii="Arial Narrow" w:eastAsia="Arial Narrow" w:hAnsi="Arial Narrow" w:cs="Arial Narrow"/>
           <w:b/>
           <w:bCs/>
           <w:sz w:val="16"/>
           <w:szCs w:val="16"/>
         </w:rPr>
-      </w:pPr>
-    </w:p>
-  </w:footnote>
-  <w:footnote w:id="6">
+        <w:t>LEY SOBRE</w:t>
+      </w:r>
+      <w:r>
+        <w:rPr>
+          <w:rFonts w:ascii="Arial Narrow" w:eastAsia="Arial Narrow" w:hAnsi="Arial Narrow" w:cs="Arial Narrow"/>
+          <w:b/>
+          <w:bCs/>
+          <w:sz w:val="16"/>
+          <w:szCs w:val="16"/>
+        </w:rPr>
+        <w:t xml:space="preserve"> FACULTADES, NORMAS Y ORGANIZACIÓN DEL INDECOPI, APROBADA POR DECRETO LEGISLATIVO </w:t>
+      </w:r>
+      <w:proofErr w:type="spellStart"/>
+      <w:r>
+        <w:rPr>
+          <w:rFonts w:ascii="Arial Narrow" w:eastAsia="Arial Narrow" w:hAnsi="Arial Narrow" w:cs="Arial Narrow"/>
+          <w:b/>
+          <w:bCs/>
+          <w:sz w:val="16"/>
+          <w:szCs w:val="16"/>
+        </w:rPr>
+        <w:t/>
+      </w:r>
+      <w:proofErr w:type="spellEnd"/>
+      <w:r>
+        <w:rPr>
+          <w:rFonts w:ascii="Arial Narrow" w:eastAsia="Arial Narrow" w:hAnsi="Arial Narrow" w:cs="Arial Narrow"/>
+          <w:b/>
+          <w:bCs/>
+          <w:sz w:val="16"/>
+          <w:szCs w:val="16"/>
+        </w:rPr>
+        <w:t xml:space="preserve">807 Artículo 24.-</w:t>
+      </w:r>
+      <w:r>
+        <w:rPr>
+          <w:rFonts w:ascii="Arial Narrow" w:eastAsia="Arial Narrow" w:hAnsi="Arial Narrow" w:cs="Arial Narrow"/>
+          <w:sz w:val="16"/>
+          <w:szCs w:val="16"/>
+        </w:rPr>
+        <w:t xml:space="preserve"> El </w:t>
+      </w:r>
+      <w:proofErr w:type="gramStart"/>
+      <w:r>
+        <w:rPr>
+          <w:rFonts w:ascii="Arial Narrow" w:eastAsia="Arial Narrow" w:hAnsi="Arial Narrow" w:cs="Arial Narrow"/>
+          <w:sz w:val="16"/>
+          <w:szCs w:val="16"/>
+        </w:rPr>
+        <w:t>Secretario Técnico</w:t>
+      </w:r>
+      <w:proofErr w:type="gramEnd"/>
+      <w:r>
+        <w:rPr>
+          <w:rFonts w:ascii="Arial Narrow" w:eastAsia="Arial Narrow" w:hAnsi="Arial Narrow" w:cs="Arial Narrow"/>
+          <w:sz w:val="16"/>
+          <w:szCs w:val="16"/>
+        </w:rPr>
+        <w:t xml:space="preserve"> se encargará de la tramitación del procedimiento. Para ello, cuenta con las siguientes facultades:</w:t>
+      </w:r>
+    </w:p>
     <w:p>
       <w:pPr>
         <w:pStyle w:val="Textonotapie"/>
@@ -8113,97 +8259,12 @@
       </w:pPr>
       <w:r>
         <w:rPr>
-          <w:rStyle w:val="Refdenotaalpie"/>
-          <w:rFonts w:ascii="Arial Narrow" w:eastAsia="Arial Narrow" w:hAnsi="Arial Narrow" w:cs="Arial Narrow"/>
-          <w:sz w:val="16"/>
-          <w:szCs w:val="16"/>
-          <w:vertAlign w:val="superscript"/>
-        </w:rPr>
-        <w:footnoteRef/>
-      </w:r>
-      <w:r>
-        <w:rPr>
-          <w:rFonts w:ascii="Arial Narrow" w:eastAsia="Arial Narrow" w:hAnsi="Arial Narrow" w:cs="Arial Narrow"/>
-          <w:sz w:val="16"/>
-          <w:szCs w:val="16"/>
-        </w:rPr>
-        <w:t xml:space="preserve"> </w:t>
-      </w:r>
-      <w:r>
-        <w:rPr>
           <w:rFonts w:ascii="Arial Narrow" w:eastAsia="Arial Narrow" w:hAnsi="Arial Narrow" w:cs="Arial Narrow"/>
           <w:sz w:val="16"/>
           <w:szCs w:val="16"/>
         </w:rPr>
         <w:tab/>
-      </w:r>
-      <w:r>
-        <w:rPr>
-          <w:rFonts w:ascii="Arial Narrow" w:eastAsia="Arial Narrow" w:hAnsi="Arial Narrow" w:cs="Arial Narrow"/>
-          <w:b/>
-          <w:bCs/>
-          <w:sz w:val="16"/>
-          <w:szCs w:val="16"/>
-        </w:rPr>
-        <w:t>LEY SOBRE</w:t>
-      </w:r>
-      <w:r>
-        <w:rPr>
-          <w:rFonts w:ascii="Arial Narrow" w:eastAsia="Arial Narrow" w:hAnsi="Arial Narrow" w:cs="Arial Narrow"/>
-          <w:b/>
-          <w:bCs/>
-          <w:sz w:val="16"/>
-          <w:szCs w:val="16"/>
-        </w:rPr>
-        <w:t xml:space="preserve"> FACULTADES, NORMAS Y ORGANIZACIÓN DEL INDECOPI, APROBADA POR DECRETO LEGISLATIVO </w:t>
-      </w:r>
-      <w:proofErr w:type="spellStart"/>
-      <w:r>
-        <w:rPr>
-          <w:rFonts w:ascii="Arial Narrow" w:eastAsia="Arial Narrow" w:hAnsi="Arial Narrow" w:cs="Arial Narrow"/>
-          <w:b/>
-          <w:bCs/>
-          <w:sz w:val="16"/>
-          <w:szCs w:val="16"/>
-        </w:rPr>
-        <w:t/>
-      </w:r>
-      <w:proofErr w:type="spellEnd"/>
-      <w:r>
-        <w:rPr>
-          <w:rFonts w:ascii="Arial Narrow" w:eastAsia="Arial Narrow" w:hAnsi="Arial Narrow" w:cs="Arial Narrow"/>
-          <w:b/>
-          <w:bCs/>
-          <w:sz w:val="16"/>
-          <w:szCs w:val="16"/>
-        </w:rPr>
-        <w:t xml:space="preserve"> 807 Artículo 24.-</w:t>
-      </w:r>
-      <w:r>
-        <w:rPr>
-          <w:rFonts w:ascii="Arial Narrow" w:eastAsia="Arial Narrow" w:hAnsi="Arial Narrow" w:cs="Arial Narrow"/>
-          <w:sz w:val="16"/>
-          <w:szCs w:val="16"/>
-        </w:rPr>
-        <w:t xml:space="preserve"> El </w:t>
-      </w:r>
-      <w:proofErr w:type="gramStart"/>
-      <w:r>
-        <w:rPr>
-          <w:rFonts w:ascii="Arial Narrow" w:eastAsia="Arial Narrow" w:hAnsi="Arial Narrow" w:cs="Arial Narrow"/>
-          <w:sz w:val="16"/>
-          <w:szCs w:val="16"/>
-        </w:rPr>
-        <w:t>Secretario Técnico</w:t>
-      </w:r>
-      <w:proofErr w:type="gramEnd"/>
-      <w:r>
-        <w:rPr>
-          <w:rFonts w:ascii="Arial Narrow" w:eastAsia="Arial Narrow" w:hAnsi="Arial Narrow" w:cs="Arial Narrow"/>
-          <w:sz w:val="16"/>
-          <w:szCs w:val="16"/>
-        </w:rPr>
-        <w:t xml:space="preserve"> se encargará de la tramitación del procedimiento. Para ello, cuenta con las siguientes facultades:</w:t>
+        <w:t xml:space="preserve">(...) </w:t>
       </w:r>
     </w:p>
     <w:p>
@@ -8227,7 +8288,7 @@
           <w:szCs w:val="16"/>
         </w:rPr>
         <w:tab/>
-        <w:t xml:space="preserve">(...) </w:t>
+        <w:t xml:space="preserve">c) Admitir denuncias a trámite, en aquellos casos en que la Comisión le haya delegado esta facultad. </w:t>
       </w:r>
     </w:p>
     <w:p>
@@ -8251,7 +8312,7 @@
           <w:szCs w:val="16"/>
         </w:rPr>
         <w:tab/>
-        <w:t xml:space="preserve">c) Admitir denuncias a trámite, en aquellos casos en que la Comisión le haya delegado esta facultad. </w:t>
+        <w:t>(...).</w:t>
       </w:r>
     </w:p>
     <w:p>
@@ -8268,6 +8329,33 @@
           <w:szCs w:val="16"/>
         </w:rPr>
       </w:pPr>
+    </w:p>
+  </w:footnote>
+  <w:footnote w:id="7">
+    <w:p>
+      <w:pPr>
+        <w:pStyle w:val="Textonotapie"/>
+        <w:tabs>
+          <w:tab w:val="left" w:pos="567"/>
+        </w:tabs>
+        <w:ind w:left="567" w:hanging="567"/>
+        <w:jc w:val="both"/>
+        <w:rPr>
+          <w:rFonts w:ascii="Arial Narrow" w:eastAsia="Arial Narrow" w:hAnsi="Arial Narrow" w:cs="Arial Narrow"/>
+          <w:sz w:val="16"/>
+          <w:szCs w:val="16"/>
+        </w:rPr>
+      </w:pPr>
+      <w:r>
+        <w:rPr>
+          <w:rStyle w:val="Refdenotaalpie"/>
+          <w:rFonts w:ascii="Arial Narrow" w:eastAsia="Arial Narrow" w:hAnsi="Arial Narrow" w:cs="Arial Narrow"/>
+          <w:sz w:val="16"/>
+          <w:szCs w:val="16"/>
+          <w:vertAlign w:val="superscript"/>
+        </w:rPr>
+        <w:footnoteRef/>
+      </w:r>
       <w:r>
         <w:rPr>
           <w:rFonts w:ascii="Arial Narrow" w:eastAsia="Arial Narrow" w:hAnsi="Arial Narrow" w:cs="Arial Narrow"/>
@@ -8275,9 +8363,697 @@
           <w:szCs w:val="16"/>
         </w:rPr>
         <w:tab/>
-        <w:t>(...).</w:t>
-      </w:r>
-    </w:p>
+        <w:t xml:space="preserve"/>
+      </w:r>
+      <w:r>
+        <w:rPr>
+          <w:rFonts w:ascii="Arial Narrow" w:eastAsia="Arial Narrow" w:hAnsi="Arial Narrow" w:cs="Arial Narrow"/>
+          <w:sz w:val="16"/>
+          <w:szCs w:val="16"/>
+        </w:rPr>
+        <w:tab/>
+        <w:t xml:space="preserve">El número de trabajadores se atenderá siempre que la empresa haya sido constituida antes de la vigencia de la Ley </w:t>
+      </w:r>
+      <w:proofErr w:type="spellStart"/>
+      <w:r>
+        <w:rPr>
+          <w:rFonts w:ascii="Arial Narrow" w:eastAsia="Arial Narrow" w:hAnsi="Arial Narrow" w:cs="Arial Narrow"/>
+          <w:sz w:val="16"/>
+          <w:szCs w:val="16"/>
+        </w:rPr>
+        <w:t/>
+      </w:r>
+      <w:proofErr w:type="spellEnd"/>
+      <w:r>
+        <w:rPr>
+          <w:rFonts w:ascii="Arial Narrow" w:eastAsia="Arial Narrow" w:hAnsi="Arial Narrow" w:cs="Arial Narrow"/>
+          <w:sz w:val="16"/>
+          <w:szCs w:val="16"/>
+        </w:rPr>
+        <w:t xml:space="preserve">30056, publicada el 2 de julio de 2013, que modificó el artículo 5 del Texto Único Ordenado de la Ley de Promoción de la Competitividad, Formalización y Desarrollo de la Micro y Pequeña Empresa y de Acceso al Empleo Decente (LEY MYPE). Ello, en la medida que la Tercera Disposición Complementaria Transitoria de la norma modificatoria precisa que las empresas constituidas antes de la </w:t>
+      </w:r>
+      <w:proofErr w:type="gramStart"/>
+      <w:r>
+        <w:rPr>
+          <w:rFonts w:ascii="Arial Narrow" w:eastAsia="Arial Narrow" w:hAnsi="Arial Narrow" w:cs="Arial Narrow"/>
+          <w:sz w:val="16"/>
+          <w:szCs w:val="16"/>
+        </w:rPr>
+        <w:t>entrada en vigencia</w:t>
+      </w:r>
+      <w:proofErr w:type="gramEnd"/>
+      <w:r>
+        <w:rPr>
+          <w:rFonts w:ascii="Arial Narrow" w:eastAsia="Arial Narrow" w:hAnsi="Arial Narrow" w:cs="Arial Narrow"/>
+          <w:sz w:val="16"/>
+          <w:szCs w:val="16"/>
+        </w:rPr>
+        <w:t xml:space="preserve"> de dicha Ley se rigen por los requisitos de acogimiento al régimen de las micro y pequeñas empresas regulados en el Decreto Legislativo 1086.</w:t>
+      </w:r>
+    </w:p>
+    <w:p>
+      <w:pPr>
+        <w:pStyle w:val="Textonotapie"/>
+        <w:ind w:left="567" w:hanging="567"/>
+        <w:jc w:val="both"/>
+        <w:rPr>
+          <w:rFonts w:ascii="Arial Narrow" w:eastAsia="Arial Narrow" w:hAnsi="Arial Narrow" w:cs="Arial Narrow"/>
+          <w:sz w:val="16"/>
+          <w:szCs w:val="16"/>
+        </w:rPr>
+      </w:pPr>
+    </w:p>
+  </w:footnote>
+  <w:footnote w:id="8">
+    <w:p>
+      <w:pPr>
+        <w:pStyle w:val="Textonotapie"/>
+        <w:tabs>
+          <w:tab w:val="left" w:pos="567"/>
+        </w:tabs>
+        <w:ind w:left="567" w:hanging="567"/>
+        <w:jc w:val="both"/>
+        <w:rPr>
+          <w:rFonts w:ascii="Arial Narrow" w:eastAsia="Arial Narrow" w:hAnsi="Arial Narrow" w:cs="Arial Narrow"/>
+          <w:sz w:val="16"/>
+          <w:szCs w:val="16"/>
+        </w:rPr>
+      </w:pPr>
+      <w:r>
+        <w:rPr>
+          <w:rStyle w:val="Refdenotaalpie"/>
+          <w:rFonts w:ascii="Arial Narrow" w:eastAsia="Arial Narrow" w:hAnsi="Arial Narrow" w:cs="Arial Narrow"/>
+          <w:sz w:val="16"/>
+          <w:szCs w:val="16"/>
+          <w:vertAlign w:val="superscript"/>
+        </w:rPr>
+        <w:footnoteRef/>
+      </w:r>
+      <w:r>
+        <w:rPr>
+          <w:rFonts w:ascii="Arial Narrow" w:eastAsia="Arial Narrow" w:hAnsi="Arial Narrow" w:cs="Arial Narrow"/>
+          <w:sz w:val="16"/>
+          <w:szCs w:val="16"/>
+        </w:rPr>
+        <w:tab/>
+        <w:t xml:space="preserve"/>
+      </w:r>
+      <w:r>
+        <w:rPr>
+          <w:rFonts w:ascii="Arial Narrow" w:eastAsia="Arial Narrow" w:hAnsi="Arial Narrow" w:cs="Arial Narrow"/>
+          <w:sz w:val="16"/>
+          <w:szCs w:val="16"/>
+        </w:rPr>
+        <w:tab/>
+      </w:r>
+      <w:r>
+        <w:rPr>
+          <w:rFonts w:ascii="Arial Narrow" w:eastAsia="Arial Narrow" w:hAnsi="Arial Narrow" w:cs="Arial Narrow"/>
+          <w:b/>
+          <w:sz w:val="16"/>
+          <w:szCs w:val="16"/>
+        </w:rPr>
+        <w:t>LEY 29571, CÓDIGO DE PROTECCIÓN Y DEFENSA DEL CONSUMIDOR</w:t>
+      </w:r>
+      <w:r>
+        <w:rPr>
+          <w:rFonts w:ascii="Arial Narrow" w:eastAsia="Arial Narrow" w:hAnsi="Arial Narrow" w:cs="Arial Narrow"/>
+          <w:b/>
+          <w:bCs/>
+          <w:sz w:val="16"/>
+          <w:szCs w:val="16"/>
+        </w:rPr>
+        <w:t xml:space="preserve">, </w:t>
+      </w:r>
+      <w:r>
+        <w:rPr>
+          <w:rFonts w:ascii="Arial Narrow" w:eastAsia="Arial Narrow" w:hAnsi="Arial Narrow" w:cs="Arial Narrow"/>
+          <w:b/>
+          <w:sz w:val="16"/>
+          <w:szCs w:val="16"/>
+        </w:rPr>
+        <w:t>publicado el 2 de setiembre de 2010 y modificado por Decreto Legislativo 1308</w:t>
+      </w:r>
+    </w:p>
+    <w:p>
+      <w:pPr>
+        <w:pStyle w:val="Textonotapie"/>
+        <w:ind w:left="567" w:hanging="567"/>
+        <w:jc w:val="both"/>
+        <w:rPr>
+          <w:rFonts w:ascii="Arial Narrow" w:eastAsia="Arial Narrow" w:hAnsi="Arial Narrow" w:cs="Arial Narrow"/>
+          <w:b/>
+          <w:bCs/>
+          <w:sz w:val="16"/>
+          <w:szCs w:val="16"/>
+        </w:rPr>
+      </w:pPr>
+      <w:r>
+        <w:rPr>
+          <w:rFonts w:ascii="Arial Narrow" w:eastAsia="Arial Narrow" w:hAnsi="Arial Narrow" w:cs="Arial Narrow"/>
+          <w:sz w:val="16"/>
+          <w:szCs w:val="16"/>
+        </w:rPr>
+        <w:tab/>
+      </w:r>
+      <w:r>
+        <w:rPr>
+          <w:rFonts w:ascii="Arial Narrow" w:eastAsia="Arial Narrow" w:hAnsi="Arial Narrow" w:cs="Arial Narrow"/>
+          <w:b/>
+          <w:bCs/>
+          <w:sz w:val="16"/>
+          <w:szCs w:val="16"/>
+        </w:rPr>
+        <w:t>Artículo 110.- Sanciones Administrativas</w:t>
+      </w:r>
+    </w:p>
+    <w:p>
+      <w:pPr>
+        <w:autoSpaceDE w:val="0"/>
+        <w:autoSpaceDN w:val="0"/>
+        <w:adjustRightInd w:val="0"/>
+        <w:spacing w:after="0" w:line="240" w:lineRule="auto"/>
+        <w:ind w:left="567"/>
+        <w:jc w:val="both"/>
+        <w:rPr>
+          <w:rFonts w:ascii="Arial Narrow" w:eastAsia="Arial Narrow" w:hAnsi="Arial Narrow" w:cs="Arial Narrow"/>
+          <w:sz w:val="16"/>
+          <w:szCs w:val="16"/>
+          <w:lang w:eastAsia="es-PE"/>
+        </w:rPr>
+      </w:pPr>
+      <w:r>
+        <w:rPr>
+          <w:rFonts w:ascii="Arial Narrow" w:eastAsia="Arial Narrow" w:hAnsi="Arial Narrow" w:cs="Arial Narrow"/>
+          <w:sz w:val="16"/>
+          <w:szCs w:val="16"/>
+          <w:lang w:eastAsia="es-PE"/>
+        </w:rPr>
+        <w:t>(…)</w:t>
+      </w:r>
+    </w:p>
+    <w:p>
+      <w:pPr>
+        <w:autoSpaceDE w:val="0"/>
+        <w:autoSpaceDN w:val="0"/>
+        <w:adjustRightInd w:val="0"/>
+        <w:spacing w:after="0" w:line="240" w:lineRule="auto"/>
+        <w:ind w:left="567"/>
+        <w:jc w:val="both"/>
+        <w:rPr>
+          <w:rFonts w:ascii="Arial Narrow" w:eastAsia="Arial Narrow" w:hAnsi="Arial Narrow" w:cs="Arial Narrow"/>
+          <w:sz w:val="16"/>
+          <w:szCs w:val="16"/>
+          <w:lang w:eastAsia="es-PE"/>
+        </w:rPr>
+      </w:pPr>
+      <w:r>
+        <w:rPr>
+          <w:rFonts w:ascii="Arial Narrow" w:eastAsia="Arial Narrow" w:hAnsi="Arial Narrow" w:cs="Arial Narrow"/>
+          <w:sz w:val="16"/>
+          <w:szCs w:val="16"/>
+          <w:lang w:eastAsia="es-PE"/>
+        </w:rPr>
+        <w:t>En el caso de las microempresas, la multa no puede superar el diez por ciento (10%) de las ventas o ingresos brutos percibidos por el infractor, relativos a todas sus actividades económicas, correspondientes al ejercicio inmediato anterior al de la expedición de la resolución de primera instancia, siempre que se haya acreditado dichos ingresos, no se encuentre en una situación de reincidencia y el caso no verse sobre la vida, salud o integridad de los consumidores. Para el caso de las pequeñas empresas, la multa no puede superar el veinte por ciento (20%) de las ventas o ingresos brutos percibidos por el infractor, conforme a los requisitos señalados anteriormente.</w:t>
+      </w:r>
+    </w:p>
+    <w:p>
+      <w:pPr>
+        <w:autoSpaceDE w:val="0"/>
+        <w:autoSpaceDN w:val="0"/>
+        <w:adjustRightInd w:val="0"/>
+        <w:spacing w:after="0" w:line="240" w:lineRule="auto"/>
+        <w:ind w:left="567"/>
+        <w:jc w:val="both"/>
+        <w:rPr>
+          <w:rFonts w:ascii="Arial Narrow" w:eastAsia="Arial Narrow" w:hAnsi="Arial Narrow" w:cs="Arial Narrow"/>
+          <w:sz w:val="16"/>
+          <w:szCs w:val="16"/>
+          <w:lang w:eastAsia="es-PE"/>
+        </w:rPr>
+      </w:pPr>
+      <w:r>
+        <w:rPr>
+          <w:rFonts w:ascii="Arial Narrow" w:eastAsia="Arial Narrow" w:hAnsi="Arial Narrow" w:cs="Arial Narrow"/>
+          <w:sz w:val="16"/>
+          <w:szCs w:val="16"/>
+          <w:lang w:eastAsia="es-PE"/>
+        </w:rPr>
+        <w:t>(…).</w:t>
+      </w:r>
+    </w:p>
+    <w:p>
+      <w:pPr>
+        <w:pStyle w:val="Textonotapie"/>
+        <w:ind w:left="567" w:hanging="567"/>
+        <w:jc w:val="both"/>
+        <w:rPr>
+          <w:rFonts w:ascii="Arial Narrow" w:eastAsia="Arial Narrow" w:hAnsi="Arial Narrow" w:cs="Arial Narrow"/>
+          <w:sz w:val="16"/>
+          <w:szCs w:val="16"/>
+        </w:rPr>
+      </w:pPr>
+    </w:p>
+  </w:footnote>
+  <w:footnote w:id="9">
+    <w:p>
+      <w:pPr>
+        <w:pStyle w:val="Textonotapie"/>
+        <w:tabs>
+          <w:tab w:val="left" w:pos="567"/>
+        </w:tabs>
+        <w:ind w:left="567" w:hanging="567"/>
+        <w:jc w:val="both"/>
+        <w:rPr>
+          <w:rFonts w:ascii="Arial Narrow" w:eastAsia="Arial Narrow" w:hAnsi="Arial Narrow" w:cs="Arial Narrow"/>
+          <w:sz w:val="16"/>
+          <w:szCs w:val="16"/>
+        </w:rPr>
+      </w:pPr>
+      <w:r>
+        <w:rPr>
+          <w:rStyle w:val="Refdenotaalpie"/>
+          <w:rFonts w:ascii="Arial Narrow" w:eastAsia="Arial Narrow" w:hAnsi="Arial Narrow" w:cs="Arial Narrow"/>
+          <w:sz w:val="16"/>
+          <w:szCs w:val="16"/>
+          <w:vertAlign w:val="superscript"/>
+        </w:rPr>
+        <w:footnoteRef/>
+      </w:r>
+      <w:r>
+        <w:rPr>
+          <w:rFonts w:ascii="Arial Narrow" w:eastAsia="Arial Narrow" w:hAnsi="Arial Narrow" w:cs="Arial Narrow"/>
+          <w:sz w:val="16"/>
+          <w:szCs w:val="16"/>
+        </w:rPr>
+        <w:tab/>
+      </w:r>
+      <w:r>
+        <w:rPr>
+          <w:rFonts w:ascii="Arial Narrow" w:eastAsia="Arial Narrow" w:hAnsi="Arial Narrow" w:cs="Arial Narrow"/>
+          <w:b/>
+          <w:bCs/>
+          <w:sz w:val="16"/>
+          <w:szCs w:val="16"/>
+        </w:rPr>
+        <w:t xml:space="preserve">DECRETO LEGISLATIVO 807, LEY SOBRE FACULTADES, NORMAS Y ORGANIZACIÓN DEL INDECOPI, publicado el 18 de abril de 1996</w:t>
+      </w:r>
+    </w:p>
+    <w:p>
+      <w:pPr>
+        <w:pStyle w:val="Textonotapie"/>
+        <w:ind w:left="567" w:hanging="567"/>
+        <w:jc w:val="both"/>
+        <w:rPr>
+          <w:rFonts w:ascii="Arial Narrow" w:eastAsia="Arial Narrow" w:hAnsi="Arial Narrow" w:cs="Arial Narrow"/>
+          <w:sz w:val="16"/>
+          <w:szCs w:val="16"/>
+        </w:rPr>
+      </w:pPr>
+      <w:r>
+        <w:rPr>
+          <w:rFonts w:ascii="Arial Narrow" w:eastAsia="Arial Narrow" w:hAnsi="Arial Narrow" w:cs="Arial Narrow"/>
+          <w:sz w:val="16"/>
+          <w:szCs w:val="16"/>
+        </w:rPr>
+        <w:tab/>
+      </w:r>
+      <w:r>
+        <w:rPr>
+          <w:rFonts w:ascii="Arial Narrow" w:eastAsia="Arial Narrow" w:hAnsi="Arial Narrow" w:cs="Arial Narrow"/>
+          <w:b/>
+          <w:bCs/>
+          <w:sz w:val="16"/>
+          <w:szCs w:val="16"/>
+        </w:rPr>
+        <w:t xml:space="preserve">Artículo 26.-</w:t>
+      </w:r>
+      <w:r>
+        <w:rPr>
+          <w:rFonts w:ascii="Arial Narrow" w:eastAsia="Arial Narrow" w:hAnsi="Arial Narrow" w:cs="Arial Narrow"/>
+          <w:sz w:val="16"/>
+          <w:szCs w:val="16"/>
+        </w:rPr>
+        <w:t xml:space="preserve"> Una vez admitida a trámite la denuncia, se correrá traslado de la misma al denunciado, a fin de que éste presente su descargo. El plazo para la presentación del descargo será de cinco (5) días contados desde la notificación, vencido el cual, el Secretario Técnico declarará en rebeldía al denunciado que no lo hubiera presentado.</w:t>
+      </w:r>
+    </w:p>
+    <w:p>
+      <w:pPr>
+        <w:pStyle w:val="Textonotapie"/>
+        <w:ind w:left="567" w:hanging="567"/>
+        <w:jc w:val="both"/>
+        <w:rPr>
+          <w:rFonts w:ascii="Arial Narrow" w:eastAsia="Arial Narrow" w:hAnsi="Arial Narrow" w:cs="Arial Narrow"/>
+          <w:sz w:val="16"/>
+          <w:szCs w:val="16"/>
+        </w:rPr>
+      </w:pPr>
+    </w:p>
+  </w:footnote>
+  <w:footnote w:id="10">
+    <w:p>
+      <w:pPr>
+        <w:pStyle w:val="Textonotapie"/>
+        <w:tabs>
+          <w:tab w:val="left" w:pos="567"/>
+        </w:tabs>
+        <w:ind w:left="567" w:hanging="567"/>
+        <w:jc w:val="both"/>
+        <w:rPr>
+          <w:rFonts w:ascii="Arial Narrow" w:eastAsia="Arial Narrow" w:hAnsi="Arial Narrow" w:cs="Arial Narrow"/>
+          <w:sz w:val="16"/>
+          <w:szCs w:val="16"/>
+        </w:rPr>
+      </w:pPr>
+      <w:r>
+        <w:rPr>
+          <w:rStyle w:val="Refdenotaalpie"/>
+          <w:rFonts w:ascii="Arial Narrow" w:eastAsia="Arial Narrow" w:hAnsi="Arial Narrow" w:cs="Arial Narrow"/>
+          <w:sz w:val="16"/>
+          <w:szCs w:val="16"/>
+          <w:vertAlign w:val="superscript"/>
+        </w:rPr>
+        <w:footnoteRef/>
+      </w:r>
+      <w:r>
+        <w:rPr>
+          <w:rFonts w:ascii="Arial Narrow" w:eastAsia="Arial Narrow" w:hAnsi="Arial Narrow" w:cs="Arial Narrow"/>
+          <w:sz w:val="16"/>
+          <w:szCs w:val="16"/>
+        </w:rPr>
+        <w:tab/>
+      </w:r>
+      <w:r>
+        <w:rPr>
+          <w:rFonts w:ascii="Arial Narrow" w:eastAsia="Arial Narrow" w:hAnsi="Arial Narrow" w:cs="Arial Narrow"/>
+          <w:b/>
+          <w:bCs/>
+          <w:sz w:val="16"/>
+          <w:szCs w:val="16"/>
+        </w:rPr>
+        <w:t xml:space="preserve">DECRETO SUPREMO 006-2026-JUS, TEXTO ÚNICO ORDENADO DE LA LEY 27444, LEY DEL PROCEDIMIENTO ADMINISTRATIVO GENERAL, publicado el 30 de abril de 2026</w:t>
+      </w:r>
+    </w:p>
+    <w:p>
+      <w:pPr>
+        <w:pStyle w:val="Textonotapie"/>
+        <w:ind w:left="567" w:hanging="567"/>
+        <w:jc w:val="both"/>
+        <w:rPr>
+          <w:rFonts w:ascii="Arial Narrow" w:eastAsia="Arial Narrow" w:hAnsi="Arial Narrow" w:cs="Arial Narrow"/>
+          <w:sz w:val="16"/>
+          <w:szCs w:val="16"/>
+        </w:rPr>
+      </w:pPr>
+      <w:r>
+        <w:rPr>
+          <w:rFonts w:ascii="Arial Narrow" w:eastAsia="Arial Narrow" w:hAnsi="Arial Narrow" w:cs="Arial Narrow"/>
+          <w:sz w:val="16"/>
+          <w:szCs w:val="16"/>
+        </w:rPr>
+        <w:tab/>
+      </w:r>
+      <w:r>
+        <w:rPr>
+          <w:rFonts w:ascii="Arial Narrow" w:eastAsia="Arial Narrow" w:hAnsi="Arial Narrow" w:cs="Arial Narrow"/>
+          <w:b/>
+          <w:bCs/>
+          <w:sz w:val="16"/>
+          <w:szCs w:val="16"/>
+        </w:rPr>
+        <w:t xml:space="preserve">Artículo 223.- Contestación de la reclamación</w:t>
+      </w:r>
+    </w:p>
+    <w:p>
+      <w:pPr>
+        <w:pStyle w:val="Textonotapie"/>
+        <w:ind w:left="567" w:hanging="567"/>
+        <w:jc w:val="both"/>
+        <w:rPr>
+          <w:rFonts w:ascii="Arial Narrow" w:eastAsia="Arial Narrow" w:hAnsi="Arial Narrow" w:cs="Arial Narrow"/>
+          <w:sz w:val="16"/>
+          <w:szCs w:val="16"/>
+        </w:rPr>
+      </w:pPr>
+      <w:r>
+        <w:rPr>
+          <w:rFonts w:ascii="Arial Narrow" w:eastAsia="Arial Narrow" w:hAnsi="Arial Narrow" w:cs="Arial Narrow"/>
+          <w:sz w:val="16"/>
+          <w:szCs w:val="16"/>
+        </w:rPr>
+        <w:tab/>
+      </w:r>
+      <w:r>
+        <w:rPr>
+          <w:rFonts w:ascii="Arial Narrow" w:eastAsia="Arial Narrow" w:hAnsi="Arial Narrow" w:cs="Arial Narrow"/>
+          <w:sz w:val="16"/>
+          <w:szCs w:val="16"/>
+        </w:rPr>
+        <w:t xml:space="preserve">223.1 El reclamado deberá presentar la contestación de la reclamación dentro de los quince (15) días posteriores a la notificación de ésta; vencido este plazo, la Administración declarará en rebeldía al reclamado que no la hubiera presentado. La contestación deberá contener los requisitos de los escritos previstos en el artículo 113 de la presente Ley, así como la absolución de todos los asuntos controvertidos de hecho y de derecho, Las alegaciones y los hechos relevantes de la reclamación, salvo que hayan sido específicamente negadas en la contestación, se tendrán por aceptadas o merituadas como ciertas.</w:t>
+      </w:r>
+    </w:p>
+    <w:p>
+      <w:pPr>
+        <w:pStyle w:val="Textonotapie"/>
+        <w:ind w:left="567" w:hanging="567"/>
+        <w:jc w:val="both"/>
+        <w:rPr>
+          <w:rFonts w:ascii="Arial Narrow" w:eastAsia="Arial Narrow" w:hAnsi="Arial Narrow" w:cs="Arial Narrow"/>
+          <w:sz w:val="16"/>
+          <w:szCs w:val="16"/>
+        </w:rPr>
+      </w:pPr>
+    </w:p>
+  </w:footnote>
+  <w:footnote w:id="11">
+    <w:p>
+      <w:pPr>
+        <w:tabs>
+          <w:tab w:val="left" w:pos="567"/>
+        </w:tabs>
+        <w:spacing w:after="0" w:line="240" w:lineRule="auto"/>
+        <w:ind w:left="567" w:hanging="567"/>
+        <w:jc w:val="both"/>
+        <w:rPr>
+          <w:rFonts w:ascii="Arial Narrow" w:eastAsia="Arial Narrow" w:hAnsi="Arial Narrow" w:cs="Arial Narrow"/>
+          <w:sz w:val="16"/>
+          <w:szCs w:val="16"/>
+        </w:rPr>
+      </w:pPr>
+      <w:r>
+        <w:rPr>
+          <w:rStyle w:val="Refdenotaalpie"/>
+          <w:rFonts w:ascii="Arial Narrow" w:eastAsia="Arial Narrow" w:hAnsi="Arial Narrow" w:cs="Arial Narrow"/>
+          <w:sz w:val="16"/>
+          <w:szCs w:val="16"/>
+          <w:vertAlign w:val="superscript"/>
+        </w:rPr>
+        <w:footnoteRef/>
+      </w:r>
+      <w:r>
+        <w:rPr>
+          <w:rFonts w:ascii="Arial Narrow" w:eastAsia="Arial Narrow" w:hAnsi="Arial Narrow" w:cs="Arial Narrow"/>
+          <w:sz w:val="16"/>
+          <w:szCs w:val="16"/>
+          <w:vertAlign w:val="superscript"/>
+        </w:rPr>
+        <w:tab/>
+        <w:t xml:space="preserve"/>
+      </w:r>
+      <w:r>
+        <w:rPr>
+          <w:rFonts w:ascii="Arial Narrow" w:eastAsia="Arial Narrow" w:hAnsi="Arial Narrow" w:cs="Arial Narrow"/>
+          <w:sz w:val="16"/>
+          <w:szCs w:val="16"/>
+        </w:rPr>
+        <w:t xml:space="preserve"> </w:t>
+      </w:r>
+      <w:r>
+        <w:rPr>
+          <w:rFonts w:ascii="Arial Narrow" w:eastAsia="Arial Narrow" w:hAnsi="Arial Narrow" w:cs="Arial Narrow"/>
+          <w:sz w:val="16"/>
+          <w:szCs w:val="16"/>
+        </w:rPr>
+        <w:tab/>
+      </w:r>
+      <w:r>
+        <w:rPr>
+          <w:rFonts w:ascii="Arial Narrow" w:eastAsia="Arial Narrow" w:hAnsi="Arial Narrow" w:cs="Arial Narrow"/>
+          <w:b/>
+          <w:sz w:val="16"/>
+          <w:szCs w:val="16"/>
+        </w:rPr>
+        <w:t>LEY 29571, CÓDIGO DE PROTECCIÓN Y DEFENSA DEL CONSUMIDOR</w:t>
+      </w:r>
+      <w:r>
+        <w:rPr>
+          <w:rFonts w:ascii="Arial Narrow" w:eastAsia="Arial Narrow" w:hAnsi="Arial Narrow" w:cs="Arial Narrow"/>
+          <w:b/>
+          <w:bCs/>
+          <w:sz w:val="16"/>
+          <w:szCs w:val="16"/>
+        </w:rPr>
+        <w:t xml:space="preserve">, </w:t>
+      </w:r>
+      <w:r>
+        <w:rPr>
+          <w:rFonts w:ascii="Arial Narrow" w:eastAsia="Arial Narrow" w:hAnsi="Arial Narrow" w:cs="Arial Narrow"/>
+          <w:b/>
+          <w:sz w:val="16"/>
+          <w:szCs w:val="16"/>
+        </w:rPr>
+        <w:t>publicado el 2 de setiembre de 2010 y modificado por Decreto Legislativo 1308</w:t>
+      </w:r>
+    </w:p>
+    <w:p>
+      <w:pPr>
+        <w:spacing w:after="0" w:line="240" w:lineRule="auto"/>
+        <w:ind w:left="567" w:hanging="567"/>
+        <w:jc w:val="both"/>
+        <w:rPr>
+          <w:rFonts w:ascii="Arial Narrow" w:eastAsia="Arial Narrow" w:hAnsi="Arial Narrow" w:cs="Arial Narrow"/>
+          <w:b/>
+          <w:sz w:val="16"/>
+          <w:szCs w:val="16"/>
+        </w:rPr>
+      </w:pPr>
+      <w:r>
+        <w:rPr>
+          <w:rFonts w:ascii="Arial Narrow" w:eastAsia="Arial Narrow" w:hAnsi="Arial Narrow" w:cs="Arial Narrow"/>
+          <w:b/>
+          <w:sz w:val="16"/>
+          <w:szCs w:val="16"/>
+        </w:rPr>
+        <w:tab/>
+        <w:t>Artículo 110.- Sanciones administrativas</w:t>
+      </w:r>
+    </w:p>
+    <w:p>
+      <w:pPr>
+        <w:spacing w:after="0" w:line="240" w:lineRule="auto"/>
+        <w:ind w:left="567"/>
+        <w:jc w:val="both"/>
+        <w:rPr>
+          <w:rFonts w:ascii="Arial Narrow" w:eastAsia="Arial Narrow" w:hAnsi="Arial Narrow" w:cs="Arial Narrow"/>
+          <w:sz w:val="16"/>
+          <w:szCs w:val="16"/>
+        </w:rPr>
+      </w:pPr>
+      <w:r>
+        <w:rPr>
+          <w:rFonts w:ascii="Arial Narrow" w:eastAsia="Arial Narrow" w:hAnsi="Arial Narrow" w:cs="Arial Narrow"/>
+          <w:sz w:val="16"/>
+          <w:szCs w:val="16"/>
+        </w:rPr>
+        <w:t>El órgano resolutivo puede sancionar las infracciones administrativas a que se refiere el artículo 108 con amonestación y multas de hasta cuatrocientos cincuenta (450) Unidades Impositivas Tributarias (UIT), las cuales son calificadas de la siguiente manera:</w:t>
+      </w:r>
+    </w:p>
+    <w:p>
+      <w:pPr>
+        <w:numPr>
+          <w:ilvl w:val="0"/>
+          <w:numId w:val="2"/>
+        </w:numPr>
+        <w:spacing w:after="0" w:line="240" w:lineRule="auto"/>
+        <w:ind w:left="426" w:firstLine="141"/>
+        <w:jc w:val="both"/>
+        <w:rPr>
+          <w:rFonts w:ascii="Arial Narrow" w:eastAsia="Arial Narrow" w:hAnsi="Arial Narrow" w:cs="Arial Narrow"/>
+          <w:sz w:val="16"/>
+          <w:szCs w:val="16"/>
+        </w:rPr>
+      </w:pPr>
+      <w:r>
+        <w:rPr>
+          <w:rFonts w:ascii="Arial Narrow" w:eastAsia="Arial Narrow" w:hAnsi="Arial Narrow" w:cs="Arial Narrow"/>
+          <w:sz w:val="16"/>
+          <w:szCs w:val="16"/>
+        </w:rPr>
+        <w:t>Infracciones leves, con una amonestación o con una multa de hasta cincuenta (50) UIT.</w:t>
+      </w:r>
+    </w:p>
+    <w:p>
+      <w:pPr>
+        <w:numPr>
+          <w:ilvl w:val="0"/>
+          <w:numId w:val="2"/>
+        </w:numPr>
+        <w:spacing w:after="0" w:line="240" w:lineRule="auto"/>
+        <w:ind w:left="426" w:firstLine="141"/>
+        <w:jc w:val="both"/>
+        <w:rPr>
+          <w:rFonts w:ascii="Arial Narrow" w:eastAsia="Arial Narrow" w:hAnsi="Arial Narrow" w:cs="Arial Narrow"/>
+          <w:sz w:val="16"/>
+          <w:szCs w:val="16"/>
+        </w:rPr>
+      </w:pPr>
+      <w:r>
+        <w:rPr>
+          <w:rFonts w:ascii="Arial Narrow" w:eastAsia="Arial Narrow" w:hAnsi="Arial Narrow" w:cs="Arial Narrow"/>
+          <w:sz w:val="16"/>
+          <w:szCs w:val="16"/>
+        </w:rPr>
+        <w:t>Infracciones graves, con una multa de hasta ciento cincuenta (150) UIT.</w:t>
+      </w:r>
+    </w:p>
+    <w:p>
+      <w:pPr>
+        <w:numPr>
+          <w:ilvl w:val="0"/>
+          <w:numId w:val="2"/>
+        </w:numPr>
+        <w:spacing w:after="0" w:line="240" w:lineRule="auto"/>
+        <w:ind w:left="426" w:firstLine="141"/>
+        <w:jc w:val="both"/>
+        <w:rPr>
+          <w:rFonts w:ascii="Arial Narrow" w:eastAsia="Arial Narrow" w:hAnsi="Arial Narrow" w:cs="Arial Narrow"/>
+          <w:sz w:val="16"/>
+          <w:szCs w:val="16"/>
+        </w:rPr>
+      </w:pPr>
+      <w:r>
+        <w:rPr>
+          <w:rFonts w:ascii="Arial Narrow" w:eastAsia="Arial Narrow" w:hAnsi="Arial Narrow" w:cs="Arial Narrow"/>
+          <w:sz w:val="16"/>
+          <w:szCs w:val="16"/>
+        </w:rPr>
+        <w:t>Infracciones muy graves, con una multa de hasta cuatrocientos cincuenta (450) UIT.</w:t>
+      </w:r>
+    </w:p>
+    <w:p>
+      <w:pPr>
+        <w:spacing w:after="0" w:line="240" w:lineRule="auto"/>
+        <w:ind w:left="567"/>
+        <w:jc w:val="both"/>
+        <w:rPr>
+          <w:rFonts w:ascii="Arial Narrow" w:eastAsia="Arial Narrow" w:hAnsi="Arial Narrow" w:cs="Arial Narrow"/>
+          <w:sz w:val="16"/>
+          <w:szCs w:val="16"/>
+        </w:rPr>
+      </w:pPr>
+      <w:r>
+        <w:rPr>
+          <w:rFonts w:ascii="Arial Narrow" w:eastAsia="Arial Narrow" w:hAnsi="Arial Narrow" w:cs="Arial Narrow"/>
+          <w:sz w:val="16"/>
+          <w:szCs w:val="16"/>
+        </w:rPr>
+        <w:t>(…).</w:t>
+      </w:r>
+    </w:p>
+    <w:p>
+      <w:pPr>
+        <w:spacing w:after="0" w:line="240" w:lineRule="auto"/>
+        <w:ind w:left="567" w:hanging="567"/>
+        <w:jc w:val="both"/>
+        <w:rPr>
+          <w:rFonts w:ascii="Arial Narrow" w:eastAsia="Arial Narrow" w:hAnsi="Arial Narrow" w:cs="Arial Narrow"/>
+          <w:sz w:val="16"/>
+          <w:szCs w:val="16"/>
+        </w:rPr>
+      </w:pPr>
+    </w:p>
+  </w:footnote>
+  <w:footnote w:id="12">
     <w:p>
       <w:pPr>
         <w:pStyle w:val="Textonotapie"/>
@@ -8288,39 +9064,56 @@
         <w:jc w:val="both"/>
         <w:rPr>
           <w:rFonts w:ascii="Arial Narrow" w:eastAsia="Arial Narrow" w:hAnsi="Arial Narrow" w:cs="Arial Narrow"/>
-          <w:sz w:val="16"/>
-          <w:szCs w:val="16"/>
-        </w:rPr>
-      </w:pPr>
-      <w:r>
-        <w:rPr>
-          <w:rFonts w:ascii="Arial Narrow" w:eastAsia="Arial Narrow" w:hAnsi="Arial Narrow" w:cs="Arial Narrow"/>
-          <w:sz w:val="16"/>
-          <w:szCs w:val="16"/>
-        </w:rPr>
-        <w:t xml:space="preserve">. </w:t>
-      </w:r>
-    </w:p>
-    <w:p>
-      <w:pPr>
-        <w:pStyle w:val="Textonotapie"/>
+          <w:b/>
+          <w:bCs/>
+          <w:sz w:val="16"/>
+          <w:szCs w:val="16"/>
+        </w:rPr>
+      </w:pPr>
+      <w:r>
+        <w:rPr>
+          <w:rStyle w:val="Refdenotaalpie"/>
+          <w:rFonts w:ascii="Arial Narrow" w:eastAsia="Arial Narrow" w:hAnsi="Arial Narrow" w:cs="Arial Narrow"/>
+          <w:sz w:val="16"/>
+          <w:szCs w:val="16"/>
+          <w:vertAlign w:val="superscript"/>
+        </w:rPr>
+        <w:footnoteRef/>
+      </w:r>
+      <w:r>
+        <w:rPr>
+          <w:rFonts w:ascii="Arial Narrow" w:eastAsia="Arial Narrow" w:hAnsi="Arial Narrow" w:cs="Arial Narrow"/>
+          <w:sz w:val="16"/>
+          <w:szCs w:val="16"/>
+        </w:rPr>
+        <w:tab/>
+        <w:t xml:space="preserve"/>
+      </w:r>
+      <w:r>
+        <w:rPr>
+          <w:rFonts w:ascii="Arial Narrow" w:eastAsia="Arial Narrow" w:hAnsi="Arial Narrow" w:cs="Arial Narrow"/>
+          <w:sz w:val="16"/>
+          <w:szCs w:val="16"/>
+        </w:rPr>
+        <w:tab/>
+      </w:r>
+      <w:r>
+        <w:rPr>
+          <w:rFonts w:ascii="Arial Narrow" w:eastAsia="Arial Narrow" w:hAnsi="Arial Narrow" w:cs="Arial Narrow"/>
+          <w:b/>
+          <w:bCs/>
+          <w:sz w:val="16"/>
+          <w:szCs w:val="16"/>
+        </w:rPr>
+        <w:t xml:space="preserve">LEY 29571, CÓDIGO DE PROTECCIÓN Y DEFENSA DEL CONSUMIDOR, publicado el 2 de setiembre de 2010 y modificado por Decreto Legislativo 1308 </w:t>
+      </w:r>
+    </w:p>
+    <w:p>
+      <w:pPr>
         <w:tabs>
           <w:tab w:val="left" w:pos="567"/>
         </w:tabs>
-        <w:ind w:left="567" w:right="-1" w:hanging="567"/>
-        <w:jc w:val="both"/>
-        <w:rPr>
-          <w:rFonts w:ascii="Arial Narrow" w:eastAsia="Arial Narrow" w:hAnsi="Arial Narrow" w:cs="Arial Narrow"/>
-          <w:sz w:val="16"/>
-          <w:szCs w:val="16"/>
-        </w:rPr>
-      </w:pPr>
-    </w:p>
-  </w:footnote>
-  <w:footnote w:id="7">
-    <w:p>
-      <w:pPr>
-        <w:pStyle w:val="Textonotapie"/>
+        <w:spacing w:after="0" w:line="240" w:lineRule="auto"/>
         <w:ind w:left="567" w:hanging="567"/>
         <w:jc w:val="both"/>
         <w:rPr>
@@ -8331,733 +9124,12 @@
       </w:pPr>
       <w:r>
         <w:rPr>
-          <w:rStyle w:val="Refdenotaalpie"/>
-          <w:rFonts w:ascii="Arial Narrow" w:eastAsia="Arial Narrow" w:hAnsi="Arial Narrow" w:cs="Arial Narrow"/>
-          <w:sz w:val="16"/>
-          <w:szCs w:val="16"/>
-          <w:vertAlign w:val="superscript"/>
-        </w:rPr>
-        <w:footnoteRef/>
-      </w:r>
-      <w:r>
-        <w:rPr>
-          <w:rFonts w:ascii="Arial Narrow" w:eastAsia="Arial Narrow" w:hAnsi="Arial Narrow" w:cs="Arial Narrow"/>
-          <w:sz w:val="16"/>
-          <w:szCs w:val="16"/>
-        </w:rPr>
-        <w:t xml:space="preserve"> </w:t>
-      </w:r>
-      <w:r>
-        <w:rPr>
           <w:rFonts w:ascii="Arial Narrow" w:eastAsia="Arial Narrow" w:hAnsi="Arial Narrow" w:cs="Arial Narrow"/>
           <w:sz w:val="16"/>
           <w:szCs w:val="16"/>
         </w:rPr>
         <w:tab/>
-        <w:t xml:space="preserve">El número de trabajadores se atenderá siempre que la empresa haya sido constituida antes de la vigencia de la Ley </w:t>
-      </w:r>
-      <w:proofErr w:type="spellStart"/>
-      <w:r>
-        <w:rPr>
-          <w:rFonts w:ascii="Arial Narrow" w:eastAsia="Arial Narrow" w:hAnsi="Arial Narrow" w:cs="Arial Narrow"/>
-          <w:sz w:val="16"/>
-          <w:szCs w:val="16"/>
-        </w:rPr>
-        <w:t/>
-      </w:r>
-      <w:proofErr w:type="spellEnd"/>
-      <w:r>
-        <w:rPr>
-          <w:rFonts w:ascii="Arial Narrow" w:eastAsia="Arial Narrow" w:hAnsi="Arial Narrow" w:cs="Arial Narrow"/>
-          <w:sz w:val="16"/>
-          <w:szCs w:val="16"/>
-        </w:rPr>
-        <w:t xml:space="preserve"> 30056, publicada el 2 de julio de 2013, que modificó el artículo 5 del Texto Único Ordenado de la Ley de Promoción de la Competitividad, Formalización y Desarrollo de la Micro y Pequeña Empresa y de Acceso al Empleo Decente (LEY MYPE). Ello, en la medida que la Tercera Disposición Complementaria Transitoria de la norma modificatoria precisa que las empresas constituidas antes de la </w:t>
-      </w:r>
-      <w:proofErr w:type="gramStart"/>
-      <w:r>
-        <w:rPr>
-          <w:rFonts w:ascii="Arial Narrow" w:eastAsia="Arial Narrow" w:hAnsi="Arial Narrow" w:cs="Arial Narrow"/>
-          <w:sz w:val="16"/>
-          <w:szCs w:val="16"/>
-        </w:rPr>
-        <w:t>entrada en vigencia</w:t>
-      </w:r>
-      <w:proofErr w:type="gramEnd"/>
-      <w:r>
-        <w:rPr>
-          <w:rFonts w:ascii="Arial Narrow" w:eastAsia="Arial Narrow" w:hAnsi="Arial Narrow" w:cs="Arial Narrow"/>
-          <w:sz w:val="16"/>
-          <w:szCs w:val="16"/>
-        </w:rPr>
-        <w:t xml:space="preserve"> de dicha Ley se rigen por los requisitos de acogimiento al régimen de las micro y pequeñas empresas regulados en el Decreto Legislativo 1086.</w:t>
-      </w:r>
-    </w:p>
-    <w:p>
-      <w:pPr>
-        <w:pStyle w:val="Textonotapie"/>
-        <w:ind w:left="567" w:hanging="567"/>
-        <w:jc w:val="both"/>
-        <w:rPr>
-          <w:rFonts w:ascii="Arial Narrow" w:eastAsia="Arial Narrow" w:hAnsi="Arial Narrow" w:cs="Arial Narrow"/>
-          <w:sz w:val="16"/>
-          <w:szCs w:val="16"/>
-        </w:rPr>
-      </w:pPr>
-    </w:p>
-  </w:footnote>
-  <w:footnote w:id="8">
-    <w:p>
-      <w:pPr>
-        <w:pStyle w:val="Textonotapie"/>
-        <w:ind w:left="567" w:hanging="567"/>
-        <w:jc w:val="both"/>
-        <w:rPr>
-          <w:rFonts w:ascii="Arial Narrow" w:eastAsia="Arial Narrow" w:hAnsi="Arial Narrow" w:cs="Arial Narrow"/>
-          <w:sz w:val="16"/>
-          <w:szCs w:val="16"/>
-        </w:rPr>
-      </w:pPr>
-      <w:r>
-        <w:rPr>
-          <w:rStyle w:val="Refdenotaalpie"/>
-          <w:rFonts w:ascii="Arial Narrow" w:eastAsia="Arial Narrow" w:hAnsi="Arial Narrow" w:cs="Arial Narrow"/>
-          <w:sz w:val="16"/>
-          <w:szCs w:val="16"/>
-          <w:vertAlign w:val="superscript"/>
-        </w:rPr>
-        <w:footnoteRef/>
-      </w:r>
-      <w:r>
-        <w:rPr>
-          <w:rFonts w:ascii="Arial Narrow" w:eastAsia="Arial Narrow" w:hAnsi="Arial Narrow" w:cs="Arial Narrow"/>
-          <w:sz w:val="16"/>
-          <w:szCs w:val="16"/>
-        </w:rPr>
-        <w:t xml:space="preserve"> </w:t>
-      </w:r>
-      <w:r>
-        <w:rPr>
-          <w:rFonts w:ascii="Arial Narrow" w:eastAsia="Arial Narrow" w:hAnsi="Arial Narrow" w:cs="Arial Narrow"/>
-          <w:sz w:val="16"/>
-          <w:szCs w:val="16"/>
-        </w:rPr>
-        <w:tab/>
-      </w:r>
-      <w:r>
-        <w:rPr>
-          <w:rFonts w:ascii="Arial Narrow" w:eastAsia="Arial Narrow" w:hAnsi="Arial Narrow" w:cs="Arial Narrow"/>
-          <w:b/>
-          <w:sz w:val="16"/>
-          <w:szCs w:val="16"/>
-        </w:rPr>
-        <w:t>LEY 29571, CÓDIGO DE PROTECCIÓN Y DEFENSA DEL CONSUMIDOR</w:t>
-      </w:r>
-      <w:r>
-        <w:rPr>
-          <w:rFonts w:ascii="Arial Narrow" w:eastAsia="Arial Narrow" w:hAnsi="Arial Narrow" w:cs="Arial Narrow"/>
-          <w:b/>
-          <w:bCs/>
-          <w:sz w:val="16"/>
-          <w:szCs w:val="16"/>
-        </w:rPr>
-        <w:t xml:space="preserve">, </w:t>
-      </w:r>
-      <w:r>
-        <w:rPr>
-          <w:rFonts w:ascii="Arial Narrow" w:eastAsia="Arial Narrow" w:hAnsi="Arial Narrow" w:cs="Arial Narrow"/>
-          <w:b/>
-          <w:sz w:val="16"/>
-          <w:szCs w:val="16"/>
-        </w:rPr>
-        <w:t>publicado el 2 de setiembre de 2010 y modificado por Decreto Legislativo 1308</w:t>
-      </w:r>
-    </w:p>
-    <w:p>
-      <w:pPr>
-        <w:pStyle w:val="Textonotapie"/>
-        <w:ind w:left="567" w:hanging="567"/>
-        <w:jc w:val="both"/>
-        <w:rPr>
-          <w:rFonts w:ascii="Arial Narrow" w:eastAsia="Arial Narrow" w:hAnsi="Arial Narrow" w:cs="Arial Narrow"/>
-          <w:b/>
-          <w:bCs/>
-          <w:sz w:val="16"/>
-          <w:szCs w:val="16"/>
-        </w:rPr>
-      </w:pPr>
-      <w:r>
-        <w:rPr>
-          <w:rFonts w:ascii="Arial Narrow" w:eastAsia="Arial Narrow" w:hAnsi="Arial Narrow" w:cs="Arial Narrow"/>
-          <w:sz w:val="16"/>
-          <w:szCs w:val="16"/>
-        </w:rPr>
-        <w:tab/>
-      </w:r>
-      <w:r>
-        <w:rPr>
-          <w:rFonts w:ascii="Arial Narrow" w:eastAsia="Arial Narrow" w:hAnsi="Arial Narrow" w:cs="Arial Narrow"/>
-          <w:b/>
-          <w:bCs/>
-          <w:sz w:val="16"/>
-          <w:szCs w:val="16"/>
-        </w:rPr>
-        <w:t>Artículo 110.- Sanciones Administrativas</w:t>
-      </w:r>
-    </w:p>
-    <w:p>
-      <w:pPr>
-        <w:autoSpaceDE w:val="0"/>
-        <w:autoSpaceDN w:val="0"/>
-        <w:adjustRightInd w:val="0"/>
-        <w:spacing w:after="0" w:line="240" w:lineRule="auto"/>
-        <w:ind w:left="567"/>
-        <w:jc w:val="both"/>
-        <w:rPr>
-          <w:rFonts w:ascii="Arial Narrow" w:eastAsia="Arial Narrow" w:hAnsi="Arial Narrow" w:cs="Arial Narrow"/>
-          <w:sz w:val="16"/>
-          <w:szCs w:val="16"/>
-          <w:lang w:eastAsia="es-PE"/>
-        </w:rPr>
-      </w:pPr>
-      <w:r>
-        <w:rPr>
-          <w:rFonts w:ascii="Arial Narrow" w:eastAsia="Arial Narrow" w:hAnsi="Arial Narrow" w:cs="Arial Narrow"/>
-          <w:sz w:val="16"/>
-          <w:szCs w:val="16"/>
-          <w:lang w:eastAsia="es-PE"/>
-        </w:rPr>
-        <w:t>(…)</w:t>
-      </w:r>
-    </w:p>
-    <w:p>
-      <w:pPr>
-        <w:autoSpaceDE w:val="0"/>
-        <w:autoSpaceDN w:val="0"/>
-        <w:adjustRightInd w:val="0"/>
-        <w:spacing w:after="0" w:line="240" w:lineRule="auto"/>
-        <w:ind w:left="567"/>
-        <w:jc w:val="both"/>
-        <w:rPr>
-          <w:rFonts w:ascii="Arial Narrow" w:eastAsia="Arial Narrow" w:hAnsi="Arial Narrow" w:cs="Arial Narrow"/>
-          <w:sz w:val="16"/>
-          <w:szCs w:val="16"/>
-          <w:lang w:eastAsia="es-PE"/>
-        </w:rPr>
-      </w:pPr>
-      <w:r>
-        <w:rPr>
-          <w:rFonts w:ascii="Arial Narrow" w:eastAsia="Arial Narrow" w:hAnsi="Arial Narrow" w:cs="Arial Narrow"/>
-          <w:sz w:val="16"/>
-          <w:szCs w:val="16"/>
-          <w:lang w:eastAsia="es-PE"/>
-        </w:rPr>
-        <w:t>En el caso de las microempresas, la multa no puede superar el diez por ciento (10%) de las ventas o ingresos brutos percibidos por el infractor, relativos a todas sus actividades económicas, correspondientes al ejercicio inmediato anterior al de la expedición de la resolución de primera instancia, siempre que se haya acreditado dichos ingresos, no se encuentre en una situación de reincidencia y el caso no verse sobre la vida, salud o integridad de los consumidores. Para el caso de las pequeñas empresas, la multa no puede superar el veinte por ciento (20%) de las ventas o ingresos brutos percibidos por el infractor, conforme a los requisitos señalados anteriormente.</w:t>
-      </w:r>
-    </w:p>
-    <w:p>
-      <w:pPr>
-        <w:autoSpaceDE w:val="0"/>
-        <w:autoSpaceDN w:val="0"/>
-        <w:adjustRightInd w:val="0"/>
-        <w:spacing w:after="0" w:line="240" w:lineRule="auto"/>
-        <w:ind w:left="567"/>
-        <w:jc w:val="both"/>
-        <w:rPr>
-          <w:rFonts w:ascii="Arial Narrow" w:eastAsia="Arial Narrow" w:hAnsi="Arial Narrow" w:cs="Arial Narrow"/>
-          <w:sz w:val="16"/>
-          <w:szCs w:val="16"/>
-          <w:lang w:eastAsia="es-PE"/>
-        </w:rPr>
-      </w:pPr>
-      <w:r>
-        <w:rPr>
-          <w:rFonts w:ascii="Arial Narrow" w:eastAsia="Arial Narrow" w:hAnsi="Arial Narrow" w:cs="Arial Narrow"/>
-          <w:sz w:val="16"/>
-          <w:szCs w:val="16"/>
-          <w:lang w:eastAsia="es-PE"/>
-        </w:rPr>
-        <w:t>(…).</w:t>
-      </w:r>
-    </w:p>
-    <w:p>
-      <w:pPr>
-        <w:pStyle w:val="Textonotapie"/>
-        <w:ind w:left="567" w:hanging="567"/>
-        <w:jc w:val="both"/>
-        <w:rPr>
-          <w:rFonts w:ascii="Arial Narrow" w:eastAsia="Arial Narrow" w:hAnsi="Arial Narrow" w:cs="Arial Narrow"/>
-          <w:sz w:val="16"/>
-          <w:szCs w:val="16"/>
-        </w:rPr>
-      </w:pPr>
-    </w:p>
-  </w:footnote>
-  <w:footnote w:id="14">
-    <w:p>
-      <w:pPr>
-        <w:pStyle w:val="Textonotapie"/>
-        <w:ind w:left="567" w:hanging="567"/>
-        <w:jc w:val="both"/>
-        <w:rPr>
-          <w:rFonts w:ascii="Arial Narrow" w:eastAsia="Arial Narrow" w:hAnsi="Arial Narrow" w:cs="Arial Narrow"/>
-          <w:sz w:val="16"/>
-          <w:szCs w:val="16"/>
-        </w:rPr>
-      </w:pPr>
-      <w:r>
-        <w:rPr>
-          <w:rStyle w:val="Refdenotaalpie"/>
-          <w:rFonts w:ascii="Arial Narrow" w:eastAsia="Arial Narrow" w:hAnsi="Arial Narrow" w:cs="Arial Narrow"/>
-          <w:sz w:val="16"/>
-          <w:szCs w:val="16"/>
-          <w:vertAlign w:val="superscript"/>
-        </w:rPr>
-        <w:footnoteRef/>
-      </w:r>
-      <w:r>
-        <w:rPr>
-          <w:rFonts w:ascii="Arial Narrow" w:eastAsia="Arial Narrow" w:hAnsi="Arial Narrow" w:cs="Arial Narrow"/>
-          <w:sz w:val="16"/>
-          <w:szCs w:val="16"/>
-        </w:rPr>
-        <w:tab/>
-      </w:r>
-      <w:r>
-        <w:rPr>
-          <w:rFonts w:ascii="Arial Narrow" w:eastAsia="Arial Narrow" w:hAnsi="Arial Narrow" w:cs="Arial Narrow"/>
-          <w:b/>
-          <w:bCs/>
-          <w:sz w:val="16"/>
-          <w:szCs w:val="16"/>
-        </w:rPr>
-        <w:t xml:space="preserve">DECRETO LEGISLATIVO 807, LEY SOBRE FACULTADES, NORMAS Y ORGANIZACIÓN DEL INDECOPI, publicado el 18 de abril de 1996</w:t>
-      </w:r>
-    </w:p>
-    <w:p>
-      <w:pPr>
-        <w:pStyle w:val="Textonotapie"/>
-        <w:ind w:left="567" w:hanging="567"/>
-        <w:jc w:val="both"/>
-        <w:rPr>
-          <w:rFonts w:ascii="Arial Narrow" w:eastAsia="Arial Narrow" w:hAnsi="Arial Narrow" w:cs="Arial Narrow"/>
-          <w:sz w:val="16"/>
-          <w:szCs w:val="16"/>
-        </w:rPr>
-      </w:pPr>
-      <w:r>
-        <w:rPr>
-          <w:rFonts w:ascii="Arial Narrow" w:eastAsia="Arial Narrow" w:hAnsi="Arial Narrow" w:cs="Arial Narrow"/>
-          <w:sz w:val="16"/>
-          <w:szCs w:val="16"/>
-        </w:rPr>
-        <w:tab/>
-      </w:r>
-      <w:r>
-        <w:rPr>
-          <w:rFonts w:ascii="Arial Narrow" w:eastAsia="Arial Narrow" w:hAnsi="Arial Narrow" w:cs="Arial Narrow"/>
-          <w:b/>
-          <w:bCs/>
-          <w:sz w:val="16"/>
-          <w:szCs w:val="16"/>
-        </w:rPr>
-        <w:t xml:space="preserve">Artículo 26.-</w:t>
-      </w:r>
-      <w:r>
-        <w:rPr>
-          <w:rFonts w:ascii="Arial Narrow" w:eastAsia="Arial Narrow" w:hAnsi="Arial Narrow" w:cs="Arial Narrow"/>
-          <w:sz w:val="16"/>
-          <w:szCs w:val="16"/>
-        </w:rPr>
-        <w:t xml:space="preserve"> Una vez admitida a trámite la denuncia, se correrá traslado de la misma al denunciado, a fin de que éste presente su descargo. El plazo para la presentación del descargo será de cinco (5) días contados desde la notificación, vencido el cual, el Secretario Técnico declarará en rebeldía al denunciado que no lo hubiera presentado.</w:t>
-      </w:r>
-    </w:p>
-    <w:p>
-      <w:pPr>
-        <w:pStyle w:val="Textonotapie"/>
-        <w:ind w:left="567" w:hanging="567"/>
-        <w:jc w:val="both"/>
-        <w:rPr>
-          <w:rFonts w:ascii="Arial Narrow" w:eastAsia="Arial Narrow" w:hAnsi="Arial Narrow" w:cs="Arial Narrow"/>
-          <w:sz w:val="16"/>
-          <w:szCs w:val="16"/>
-        </w:rPr>
-      </w:pPr>
-    </w:p>
-  </w:footnote>
-  <w:footnote w:id="15">
-    <w:p>
-      <w:pPr>
-        <w:pStyle w:val="Textonotapie"/>
-        <w:ind w:left="567" w:hanging="567"/>
-        <w:jc w:val="both"/>
-        <w:rPr>
-          <w:rFonts w:ascii="Arial Narrow" w:eastAsia="Arial Narrow" w:hAnsi="Arial Narrow" w:cs="Arial Narrow"/>
-          <w:sz w:val="16"/>
-          <w:szCs w:val="16"/>
-        </w:rPr>
-      </w:pPr>
-      <w:r>
-        <w:rPr>
-          <w:rStyle w:val="Refdenotaalpie"/>
-          <w:rFonts w:ascii="Arial Narrow" w:eastAsia="Arial Narrow" w:hAnsi="Arial Narrow" w:cs="Arial Narrow"/>
-          <w:sz w:val="16"/>
-          <w:szCs w:val="16"/>
-          <w:vertAlign w:val="superscript"/>
-        </w:rPr>
-        <w:footnoteRef/>
-      </w:r>
-      <w:r>
-        <w:rPr>
-          <w:rFonts w:ascii="Arial Narrow" w:eastAsia="Arial Narrow" w:hAnsi="Arial Narrow" w:cs="Arial Narrow"/>
-          <w:sz w:val="16"/>
-          <w:szCs w:val="16"/>
-        </w:rPr>
-        <w:tab/>
-      </w:r>
-      <w:r>
-        <w:rPr>
-          <w:rFonts w:ascii="Arial Narrow" w:eastAsia="Arial Narrow" w:hAnsi="Arial Narrow" w:cs="Arial Narrow"/>
-          <w:b/>
-          <w:bCs/>
-          <w:sz w:val="16"/>
-          <w:szCs w:val="16"/>
-        </w:rPr>
-        <w:t xml:space="preserve">DECRETO SUPREMO 006-2026-JUS, TEXTO ÚNICO ORDENADO DE LA LEY 27444, LEY DEL PROCEDIMIENTO ADMINISTRATIVO GENERAL, publicado el 30 de abril de 2026</w:t>
-      </w:r>
-    </w:p>
-    <w:p>
-      <w:pPr>
-        <w:pStyle w:val="Textonotapie"/>
-        <w:ind w:left="567" w:hanging="567"/>
-        <w:jc w:val="both"/>
-        <w:rPr>
-          <w:rFonts w:ascii="Arial Narrow" w:eastAsia="Arial Narrow" w:hAnsi="Arial Narrow" w:cs="Arial Narrow"/>
-          <w:sz w:val="16"/>
-          <w:szCs w:val="16"/>
-        </w:rPr>
-      </w:pPr>
-      <w:r>
-        <w:rPr>
-          <w:rFonts w:ascii="Arial Narrow" w:eastAsia="Arial Narrow" w:hAnsi="Arial Narrow" w:cs="Arial Narrow"/>
-          <w:sz w:val="16"/>
-          <w:szCs w:val="16"/>
-        </w:rPr>
-        <w:tab/>
-      </w:r>
-      <w:r>
-        <w:rPr>
-          <w:rFonts w:ascii="Arial Narrow" w:eastAsia="Arial Narrow" w:hAnsi="Arial Narrow" w:cs="Arial Narrow"/>
-          <w:b/>
-          <w:bCs/>
-          <w:sz w:val="16"/>
-          <w:szCs w:val="16"/>
-        </w:rPr>
-        <w:t xml:space="preserve">Artículo 223.- Contestación de la reclamación</w:t>
-      </w:r>
-    </w:p>
-    <w:p>
-      <w:pPr>
-        <w:pStyle w:val="Textonotapie"/>
-        <w:ind w:left="567" w:hanging="567"/>
-        <w:jc w:val="both"/>
-        <w:rPr>
-          <w:rFonts w:ascii="Arial Narrow" w:eastAsia="Arial Narrow" w:hAnsi="Arial Narrow" w:cs="Arial Narrow"/>
-          <w:sz w:val="16"/>
-          <w:szCs w:val="16"/>
-        </w:rPr>
-      </w:pPr>
-      <w:r>
-        <w:rPr>
-          <w:rFonts w:ascii="Arial Narrow" w:eastAsia="Arial Narrow" w:hAnsi="Arial Narrow" w:cs="Arial Narrow"/>
-          <w:sz w:val="16"/>
-          <w:szCs w:val="16"/>
-        </w:rPr>
-        <w:tab/>
-      </w:r>
-      <w:r>
-        <w:rPr>
-          <w:rFonts w:ascii="Arial Narrow" w:eastAsia="Arial Narrow" w:hAnsi="Arial Narrow" w:cs="Arial Narrow"/>
-          <w:sz w:val="16"/>
-          <w:szCs w:val="16"/>
-        </w:rPr>
-        <w:t xml:space="preserve">223.1 El reclamado deberá presentar la contestación de la reclamación dentro de los quince (15) días posteriores a la notificación de ésta; vencido este plazo, la Administración declarará en rebeldía al reclamado que no la hubiera presentado. La contestación deberá contener los requisitos de los escritos previstos en el artículo 113 de la presente Ley, así como la absolución de todos los asuntos controvertidos de hecho y de derecho, Las alegaciones y los hechos relevantes de la reclamación, salvo que hayan sido específicamente negadas en la contestación, se tendrán por aceptadas o merituadas como ciertas.</w:t>
-      </w:r>
-    </w:p>
-    <w:p>
-      <w:pPr>
-        <w:pStyle w:val="Textonotapie"/>
-        <w:ind w:left="567" w:hanging="567"/>
-        <w:jc w:val="both"/>
-        <w:rPr>
-          <w:rFonts w:ascii="Arial Narrow" w:eastAsia="Arial Narrow" w:hAnsi="Arial Narrow" w:cs="Arial Narrow"/>
-          <w:sz w:val="16"/>
-          <w:szCs w:val="16"/>
-        </w:rPr>
-      </w:pPr>
-    </w:p>
-  </w:footnote>
-  <w:footnote w:id="9">
-    <w:p>
-      <w:pPr>
-        <w:spacing w:after="0" w:line="240" w:lineRule="auto"/>
-        <w:ind w:left="567" w:hanging="567"/>
-        <w:jc w:val="both"/>
-        <w:rPr>
-          <w:rFonts w:ascii="Arial Narrow" w:eastAsia="Arial Narrow" w:hAnsi="Arial Narrow" w:cs="Arial Narrow"/>
-          <w:sz w:val="16"/>
-          <w:szCs w:val="16"/>
-        </w:rPr>
-      </w:pPr>
-      <w:r>
-        <w:rPr>
-          <w:rStyle w:val="Refdenotaalpie"/>
-          <w:rFonts w:ascii="Arial Narrow" w:eastAsia="Arial Narrow" w:hAnsi="Arial Narrow" w:cs="Arial Narrow"/>
-          <w:sz w:val="16"/>
-          <w:szCs w:val="16"/>
-          <w:vertAlign w:val="superscript"/>
-        </w:rPr>
-        <w:footnoteRef/>
-      </w:r>
-      <w:r>
-        <w:rPr>
-          <w:rFonts w:ascii="Arial Narrow" w:eastAsia="Arial Narrow" w:hAnsi="Arial Narrow" w:cs="Arial Narrow"/>
-          <w:sz w:val="16"/>
-          <w:szCs w:val="16"/>
-          <w:vertAlign w:val="superscript"/>
-        </w:rPr>
-        <w:t xml:space="preserve"> </w:t>
-      </w:r>
-      <w:r>
-        <w:rPr>
-          <w:rFonts w:ascii="Arial Narrow" w:eastAsia="Arial Narrow" w:hAnsi="Arial Narrow" w:cs="Arial Narrow"/>
-          <w:sz w:val="16"/>
-          <w:szCs w:val="16"/>
-        </w:rPr>
-        <w:t xml:space="preserve"> </w:t>
-      </w:r>
-      <w:r>
-        <w:rPr>
-          <w:rFonts w:ascii="Arial Narrow" w:eastAsia="Arial Narrow" w:hAnsi="Arial Narrow" w:cs="Arial Narrow"/>
-          <w:sz w:val="16"/>
-          <w:szCs w:val="16"/>
-        </w:rPr>
-        <w:tab/>
-      </w:r>
-      <w:r>
-        <w:rPr>
-          <w:rFonts w:ascii="Arial Narrow" w:eastAsia="Arial Narrow" w:hAnsi="Arial Narrow" w:cs="Arial Narrow"/>
-          <w:b/>
-          <w:sz w:val="16"/>
-          <w:szCs w:val="16"/>
-        </w:rPr>
-        <w:t>LEY 29571, CÓDIGO DE PROTECCIÓN Y DEFENSA DEL CONSUMIDOR</w:t>
-      </w:r>
-      <w:r>
-        <w:rPr>
-          <w:rFonts w:ascii="Arial Narrow" w:eastAsia="Arial Narrow" w:hAnsi="Arial Narrow" w:cs="Arial Narrow"/>
-          <w:b/>
-          <w:bCs/>
-          <w:sz w:val="16"/>
-          <w:szCs w:val="16"/>
-        </w:rPr>
-        <w:t xml:space="preserve">, </w:t>
-      </w:r>
-      <w:r>
-        <w:rPr>
-          <w:rFonts w:ascii="Arial Narrow" w:eastAsia="Arial Narrow" w:hAnsi="Arial Narrow" w:cs="Arial Narrow"/>
-          <w:b/>
-          <w:sz w:val="16"/>
-          <w:szCs w:val="16"/>
-        </w:rPr>
-        <w:t>publicado el 2 de setiembre de 2010 y modificado por Decreto Legislativo 1308</w:t>
-      </w:r>
-    </w:p>
-    <w:p>
-      <w:pPr>
-        <w:spacing w:after="0" w:line="240" w:lineRule="auto"/>
-        <w:ind w:left="567" w:hanging="567"/>
-        <w:jc w:val="both"/>
-        <w:rPr>
-          <w:rFonts w:ascii="Arial Narrow" w:eastAsia="Arial Narrow" w:hAnsi="Arial Narrow" w:cs="Arial Narrow"/>
-          <w:b/>
-          <w:sz w:val="16"/>
-          <w:szCs w:val="16"/>
-        </w:rPr>
-      </w:pPr>
-      <w:r>
-        <w:rPr>
-          <w:rFonts w:ascii="Arial Narrow" w:eastAsia="Arial Narrow" w:hAnsi="Arial Narrow" w:cs="Arial Narrow"/>
-          <w:b/>
-          <w:sz w:val="16"/>
-          <w:szCs w:val="16"/>
-        </w:rPr>
-        <w:tab/>
-        <w:t>Artículo 110.- Sanciones administrativas</w:t>
-      </w:r>
-    </w:p>
-    <w:p>
-      <w:pPr>
-        <w:spacing w:after="0" w:line="240" w:lineRule="auto"/>
-        <w:ind w:left="567"/>
-        <w:jc w:val="both"/>
-        <w:rPr>
-          <w:rFonts w:ascii="Arial Narrow" w:eastAsia="Arial Narrow" w:hAnsi="Arial Narrow" w:cs="Arial Narrow"/>
-          <w:sz w:val="16"/>
-          <w:szCs w:val="16"/>
-        </w:rPr>
-      </w:pPr>
-      <w:r>
-        <w:rPr>
-          <w:rFonts w:ascii="Arial Narrow" w:eastAsia="Arial Narrow" w:hAnsi="Arial Narrow" w:cs="Arial Narrow"/>
-          <w:sz w:val="16"/>
-          <w:szCs w:val="16"/>
-        </w:rPr>
-        <w:t>El órgano resolutivo puede sancionar las infracciones administrativas a que se refiere el artículo 108 con amonestación y multas de hasta cuatrocientos cincuenta (450) Unidades Impositivas Tributarias (UIT), las cuales son calificadas de la siguiente manera:</w:t>
-      </w:r>
-    </w:p>
-    <w:p>
-      <w:pPr>
-        <w:numPr>
-          <w:ilvl w:val="0"/>
-          <w:numId w:val="2"/>
-        </w:numPr>
-        <w:spacing w:after="0" w:line="240" w:lineRule="auto"/>
-        <w:ind w:left="426" w:firstLine="141"/>
-        <w:jc w:val="both"/>
-        <w:rPr>
-          <w:rFonts w:ascii="Arial Narrow" w:eastAsia="Arial Narrow" w:hAnsi="Arial Narrow" w:cs="Arial Narrow"/>
-          <w:sz w:val="16"/>
-          <w:szCs w:val="16"/>
-        </w:rPr>
-      </w:pPr>
-      <w:r>
-        <w:rPr>
-          <w:rFonts w:ascii="Arial Narrow" w:eastAsia="Arial Narrow" w:hAnsi="Arial Narrow" w:cs="Arial Narrow"/>
-          <w:sz w:val="16"/>
-          <w:szCs w:val="16"/>
-        </w:rPr>
-        <w:t>Infracciones leves, con una amonestación o con una multa de hasta cincuenta (50) UIT.</w:t>
-      </w:r>
-    </w:p>
-    <w:p>
-      <w:pPr>
-        <w:numPr>
-          <w:ilvl w:val="0"/>
-          <w:numId w:val="2"/>
-        </w:numPr>
-        <w:spacing w:after="0" w:line="240" w:lineRule="auto"/>
-        <w:ind w:left="426" w:firstLine="141"/>
-        <w:jc w:val="both"/>
-        <w:rPr>
-          <w:rFonts w:ascii="Arial Narrow" w:eastAsia="Arial Narrow" w:hAnsi="Arial Narrow" w:cs="Arial Narrow"/>
-          <w:sz w:val="16"/>
-          <w:szCs w:val="16"/>
-        </w:rPr>
-      </w:pPr>
-      <w:r>
-        <w:rPr>
-          <w:rFonts w:ascii="Arial Narrow" w:eastAsia="Arial Narrow" w:hAnsi="Arial Narrow" w:cs="Arial Narrow"/>
-          <w:sz w:val="16"/>
-          <w:szCs w:val="16"/>
-        </w:rPr>
-        <w:t>Infracciones graves, con una multa de hasta ciento cincuenta (150) UIT.</w:t>
-      </w:r>
-    </w:p>
-    <w:p>
-      <w:pPr>
-        <w:numPr>
-          <w:ilvl w:val="0"/>
-          <w:numId w:val="2"/>
-        </w:numPr>
-        <w:spacing w:after="0" w:line="240" w:lineRule="auto"/>
-        <w:ind w:left="426" w:firstLine="141"/>
-        <w:jc w:val="both"/>
-        <w:rPr>
-          <w:rFonts w:ascii="Arial Narrow" w:eastAsia="Arial Narrow" w:hAnsi="Arial Narrow" w:cs="Arial Narrow"/>
-          <w:sz w:val="16"/>
-          <w:szCs w:val="16"/>
-        </w:rPr>
-      </w:pPr>
-      <w:r>
-        <w:rPr>
-          <w:rFonts w:ascii="Arial Narrow" w:eastAsia="Arial Narrow" w:hAnsi="Arial Narrow" w:cs="Arial Narrow"/>
-          <w:sz w:val="16"/>
-          <w:szCs w:val="16"/>
-        </w:rPr>
-        <w:t>Infracciones muy graves, con una multa de hasta cuatrocientos cincuenta (450) UIT.</w:t>
-      </w:r>
-    </w:p>
-    <w:p>
-      <w:pPr>
-        <w:spacing w:after="0" w:line="240" w:lineRule="auto"/>
-        <w:ind w:left="567"/>
-        <w:jc w:val="both"/>
-        <w:rPr>
-          <w:rFonts w:ascii="Arial Narrow" w:eastAsia="Arial Narrow" w:hAnsi="Arial Narrow" w:cs="Arial Narrow"/>
-          <w:sz w:val="16"/>
-          <w:szCs w:val="16"/>
-        </w:rPr>
-      </w:pPr>
-      <w:r>
-        <w:rPr>
-          <w:rFonts w:ascii="Arial Narrow" w:eastAsia="Arial Narrow" w:hAnsi="Arial Narrow" w:cs="Arial Narrow"/>
-          <w:sz w:val="16"/>
-          <w:szCs w:val="16"/>
-        </w:rPr>
-        <w:t>(…).</w:t>
-      </w:r>
-    </w:p>
-    <w:p>
-      <w:pPr>
-        <w:spacing w:after="0" w:line="240" w:lineRule="auto"/>
-        <w:ind w:left="567" w:hanging="567"/>
-        <w:jc w:val="both"/>
-        <w:rPr>
-          <w:rFonts w:ascii="Arial Narrow" w:eastAsia="Arial Narrow" w:hAnsi="Arial Narrow" w:cs="Arial Narrow"/>
-          <w:sz w:val="16"/>
-          <w:szCs w:val="16"/>
-        </w:rPr>
-      </w:pPr>
-    </w:p>
-  </w:footnote>
-  <w:footnote w:id="10">
-    <w:p>
-      <w:pPr>
-        <w:spacing w:after="0" w:line="240" w:lineRule="auto"/>
-        <w:ind w:left="567" w:hanging="567"/>
-        <w:jc w:val="both"/>
-        <w:rPr>
-          <w:rFonts w:ascii="Arial Narrow" w:eastAsia="Arial Narrow" w:hAnsi="Arial Narrow" w:cs="Arial Narrow"/>
-          <w:sz w:val="16"/>
-          <w:szCs w:val="16"/>
-        </w:rPr>
-      </w:pPr>
-      <w:r>
-        <w:rPr>
-          <w:rStyle w:val="Refdenotaalpie"/>
-          <w:rFonts w:ascii="Arial Narrow" w:eastAsia="Arial Narrow" w:hAnsi="Arial Narrow" w:cs="Arial Narrow"/>
-          <w:sz w:val="16"/>
-          <w:szCs w:val="16"/>
-          <w:vertAlign w:val="superscript"/>
-        </w:rPr>
-        <w:footnoteRef/>
-      </w:r>
-      <w:r>
-        <w:rPr>
-          <w:rFonts w:ascii="Arial Narrow" w:eastAsia="Arial Narrow" w:hAnsi="Arial Narrow" w:cs="Arial Narrow"/>
-          <w:sz w:val="16"/>
-          <w:szCs w:val="16"/>
-        </w:rPr>
-        <w:t xml:space="preserve"> </w:t>
-      </w:r>
-      <w:r>
-        <w:rPr>
-          <w:rFonts w:ascii="Arial Narrow" w:eastAsia="Arial Narrow" w:hAnsi="Arial Narrow" w:cs="Arial Narrow"/>
-          <w:sz w:val="16"/>
-          <w:szCs w:val="16"/>
-        </w:rPr>
-        <w:tab/>
+        <w:t xml:space="preserve"/>
       </w:r>
       <w:r>
         <w:rPr>
@@ -9130,18 +9202,6 @@
         <w:tab/>
         <w:t>Las medidas correctivas complementarias pueden dictarse de oficio o a pedido de parte.</w:t>
       </w:r>
-    </w:p>
-    <w:p>
-      <w:pPr>
-        <w:spacing w:after="0" w:line="240" w:lineRule="auto"/>
-        <w:ind w:left="567" w:hanging="567"/>
-        <w:jc w:val="both"/>
-        <w:rPr>
-          <w:rFonts w:ascii="Arial Narrow" w:eastAsia="Arial Narrow" w:hAnsi="Arial Narrow" w:cs="Arial Narrow"/>
-          <w:sz w:val="16"/>
-          <w:szCs w:val="16"/>
-        </w:rPr>
-      </w:pPr>
     </w:p>
     <w:p>
       <w:pPr>
@@ -9356,8 +9416,12 @@
     </w:p>
     <w:p>
       <w:pPr>
-        <w:pStyle w:val="Sinespaciado"/>
-        <w:ind w:firstLine="567"/>
+        <w:numPr>
+          <w:ilvl w:val="0"/>
+          <w:numId w:val="1"/>
+        </w:numPr>
+        <w:spacing w:after="0" w:line="240" w:lineRule="auto"/>
+        <w:ind w:left="567" w:firstLine="0"/>
         <w:jc w:val="both"/>
         <w:rPr>
           <w:rFonts w:ascii="Arial Narrow" w:eastAsia="Arial Narrow" w:hAnsi="Arial Narrow" w:cs="Arial Narrow"/>
@@ -9376,8 +9440,12 @@
     </w:p>
     <w:p>
       <w:pPr>
-        <w:pStyle w:val="Sinespaciado"/>
-        <w:ind w:firstLine="567"/>
+        <w:numPr>
+          <w:ilvl w:val="0"/>
+          <w:numId w:val="1"/>
+        </w:numPr>
+        <w:spacing w:after="0" w:line="240" w:lineRule="auto"/>
+        <w:ind w:left="567" w:firstLine="0"/>
         <w:jc w:val="both"/>
         <w:rPr>
           <w:rFonts w:ascii="Arial Narrow" w:eastAsia="Arial Narrow" w:hAnsi="Arial Narrow" w:cs="Arial Narrow"/>
@@ -9539,10 +9607,22 @@
         <w:jc w:val="both"/>
         <w:rPr>
           <w:rFonts w:ascii="Arial Narrow" w:eastAsia="Arial Narrow" w:hAnsi="Arial Narrow" w:cs="Arial Narrow"/>
-          <w:sz w:val="16"/>
-          <w:szCs w:val="16"/>
-        </w:rPr>
-      </w:pPr>
+          <w:b/>
+          <w:bCs/>
+          <w:sz w:val="16"/>
+          <w:szCs w:val="16"/>
+        </w:rPr>
+      </w:pPr>
+      <w:r>
+        <w:rPr>
+          <w:rFonts w:ascii="Arial Narrow" w:eastAsia="Arial Narrow" w:hAnsi="Arial Narrow" w:cs="Arial Narrow"/>
+          <w:b/>
+          <w:bCs/>
+          <w:sz w:val="16"/>
+          <w:szCs w:val="16"/>
+        </w:rPr>
+        <w:t>Artículo 116.- Medidas correctivas complementarias</w:t>
+      </w:r>
     </w:p>
     <w:p>
       <w:pPr>
@@ -9551,21 +9631,17 @@
         <w:jc w:val="both"/>
         <w:rPr>
           <w:rFonts w:ascii="Arial Narrow" w:eastAsia="Arial Narrow" w:hAnsi="Arial Narrow" w:cs="Arial Narrow"/>
-          <w:b/>
-          <w:bCs/>
-          <w:sz w:val="16"/>
-          <w:szCs w:val="16"/>
-        </w:rPr>
-      </w:pPr>
-      <w:r>
-        <w:rPr>
-          <w:rFonts w:ascii="Arial Narrow" w:eastAsia="Arial Narrow" w:hAnsi="Arial Narrow" w:cs="Arial Narrow"/>
-          <w:b/>
-          <w:bCs/>
-          <w:sz w:val="16"/>
-          <w:szCs w:val="16"/>
-        </w:rPr>
-        <w:t>Artículo 116.- Medidas correctivas complementarias</w:t>
+          <w:sz w:val="16"/>
+          <w:szCs w:val="16"/>
+        </w:rPr>
+      </w:pPr>
+      <w:r>
+        <w:rPr>
+          <w:rFonts w:ascii="Arial Narrow" w:eastAsia="Arial Narrow" w:hAnsi="Arial Narrow" w:cs="Arial Narrow"/>
+          <w:sz w:val="16"/>
+          <w:szCs w:val="16"/>
+        </w:rPr>
+        <w:t xml:space="preserve">Las medidas correctivas complementarias tienen el objeto de revertir los efectos de la conducta infractora o evitar que esta se produzca nuevamente en el futuro y pueden ser, entre otras, las siguientes: </w:t>
       </w:r>
     </w:p>
     <w:p>
@@ -9585,7 +9661,7 @@
           <w:sz w:val="16"/>
           <w:szCs w:val="16"/>
         </w:rPr>
-        <w:t xml:space="preserve">Las medidas correctivas complementarias tienen el objeto de revertir los efectos de la conducta infractora o evitar que esta se produzca nuevamente en el futuro y pueden ser, entre otras, las siguientes: </w:t>
+        <w:t xml:space="preserve">a. Que el proveedor cumpla con atender la solicitud de información requerida por el consumidor, siempre que dicho requerimiento guarde relación con el producto adquirido o servicio contratado. </w:t>
       </w:r>
     </w:p>
     <w:p>
@@ -9605,7 +9681,7 @@
           <w:sz w:val="16"/>
           <w:szCs w:val="16"/>
         </w:rPr>
-        <w:t xml:space="preserve">a. Que el proveedor cumpla con atender la solicitud de información requerida por el consumidor, siempre que dicho requerimiento guarde relación con el producto adquirido o servicio contratado. </w:t>
+        <w:t xml:space="preserve">b. Declarar inexigibles las cláusulas que han sido identificadas como abusivas en el procedimiento. </w:t>
       </w:r>
     </w:p>
     <w:p>
@@ -9625,7 +9701,7 @@
           <w:sz w:val="16"/>
           <w:szCs w:val="16"/>
         </w:rPr>
-        <w:t xml:space="preserve">b. Declarar inexigibles las cláusulas que han sido identificadas como abusivas en el procedimiento. </w:t>
+        <w:t xml:space="preserve">c. El decomiso y destrucción de la mercadería, envases, envolturas o etiquetas. </w:t>
       </w:r>
     </w:p>
     <w:p>
@@ -9645,7 +9721,25 @@
           <w:sz w:val="16"/>
           <w:szCs w:val="16"/>
         </w:rPr>
-        <w:t xml:space="preserve">c. El decomiso y destrucción de la mercadería, envases, envolturas o etiquetas. </w:t>
+        <w:t xml:space="preserve">d. En caso de infracciones muy graves y de reincidencia o </w:t>
+      </w:r>
+      <w:proofErr w:type="spellStart"/>
+      <w:r>
+        <w:rPr>
+          <w:rFonts w:ascii="Arial Narrow" w:eastAsia="Arial Narrow" w:hAnsi="Arial Narrow" w:cs="Arial Narrow"/>
+          <w:sz w:val="16"/>
+          <w:szCs w:val="16"/>
+        </w:rPr>
+        <w:t>reiterancia</w:t>
+      </w:r>
+      <w:proofErr w:type="spellEnd"/>
+      <w:r>
+        <w:rPr>
+          <w:rFonts w:ascii="Arial Narrow" w:eastAsia="Arial Narrow" w:hAnsi="Arial Narrow" w:cs="Arial Narrow"/>
+          <w:sz w:val="16"/>
+          <w:szCs w:val="16"/>
+        </w:rPr>
+        <w:t xml:space="preserve">: </w:t>
       </w:r>
     </w:p>
     <w:p>
@@ -9665,7 +9759,27 @@
           <w:sz w:val="16"/>
           <w:szCs w:val="16"/>
         </w:rPr>
-        <w:t xml:space="preserve">d. En caso de infracciones muy graves y de reincidencia o </w:t>
+        <w:t xml:space="preserve">(i) Solicitar a la autoridad correspondiente la clausura temporal del establecimiento industrial, comercial o de servicios por un plazo máximo de seis (6) meses. </w:t>
+      </w:r>
+    </w:p>
+    <w:p>
+      <w:pPr>
+        <w:spacing w:after="0" w:line="240" w:lineRule="auto"/>
+        <w:ind w:left="567"/>
+        <w:jc w:val="both"/>
+        <w:rPr>
+          <w:rFonts w:ascii="Arial Narrow" w:eastAsia="Arial Narrow" w:hAnsi="Arial Narrow" w:cs="Arial Narrow"/>
+          <w:sz w:val="16"/>
+          <w:szCs w:val="16"/>
+        </w:rPr>
+      </w:pPr>
+      <w:r>
+        <w:rPr>
+          <w:rFonts w:ascii="Arial Narrow" w:eastAsia="Arial Narrow" w:hAnsi="Arial Narrow" w:cs="Arial Narrow"/>
+          <w:sz w:val="16"/>
+          <w:szCs w:val="16"/>
+        </w:rPr>
+        <w:t>(</w:t>
       </w:r>
       <w:proofErr w:type="spellStart"/>
       <w:r>
@@ -9674,7 +9788,7 @@
           <w:sz w:val="16"/>
           <w:szCs w:val="16"/>
         </w:rPr>
-        <w:t>reiterancia</w:t>
+        <w:t>ii</w:t>
       </w:r>
       <w:proofErr w:type="spellEnd"/>
       <w:r>
@@ -9683,7 +9797,7 @@
           <w:sz w:val="16"/>
           <w:szCs w:val="16"/>
         </w:rPr>
-        <w:t xml:space="preserve">: </w:t>
+        <w:t xml:space="preserve">) Solicitar a la autoridad competente la inhabilitación, temporal o permanente, del proveedor en función de los alcances de la infracción sancionada. </w:t>
       </w:r>
     </w:p>
     <w:p>
@@ -9703,7 +9817,25 @@
           <w:sz w:val="16"/>
           <w:szCs w:val="16"/>
         </w:rPr>
-        <w:t xml:space="preserve">(i) Solicitar a la autoridad correspondiente la clausura temporal del establecimiento industrial, comercial o de servicios por un plazo máximo de seis (6) meses. </w:t>
+        <w:t xml:space="preserve">e. Publicación de avisos </w:t>
+      </w:r>
+      <w:proofErr w:type="spellStart"/>
+      <w:r>
+        <w:rPr>
+          <w:rFonts w:ascii="Arial Narrow" w:eastAsia="Arial Narrow" w:hAnsi="Arial Narrow" w:cs="Arial Narrow"/>
+          <w:sz w:val="16"/>
+          <w:szCs w:val="16"/>
+        </w:rPr>
+        <w:t>rectificatorios</w:t>
+      </w:r>
+      <w:proofErr w:type="spellEnd"/>
+      <w:r>
+        <w:rPr>
+          <w:rFonts w:ascii="Arial Narrow" w:eastAsia="Arial Narrow" w:hAnsi="Arial Narrow" w:cs="Arial Narrow"/>
+          <w:sz w:val="16"/>
+          <w:szCs w:val="16"/>
+        </w:rPr>
+        <w:t xml:space="preserve"> o informativos en la forma que determine el Indecopi, tomando en consideración los medios que resulten idóneos para revertir los efectos que el acto objeto de sanción ha ocasionado. </w:t>
       </w:r>
     </w:p>
     <w:p>
@@ -9723,25 +9855,7 @@
           <w:sz w:val="16"/>
           <w:szCs w:val="16"/>
         </w:rPr>
-        <w:t>(</w:t>
-      </w:r>
-      <w:proofErr w:type="spellStart"/>
-      <w:r>
-        <w:rPr>
-          <w:rFonts w:ascii="Arial Narrow" w:eastAsia="Arial Narrow" w:hAnsi="Arial Narrow" w:cs="Arial Narrow"/>
-          <w:sz w:val="16"/>
-          <w:szCs w:val="16"/>
-        </w:rPr>
-        <w:t>ii</w:t>
-      </w:r>
-      <w:proofErr w:type="spellEnd"/>
-      <w:r>
-        <w:rPr>
-          <w:rFonts w:ascii="Arial Narrow" w:eastAsia="Arial Narrow" w:hAnsi="Arial Narrow" w:cs="Arial Narrow"/>
-          <w:sz w:val="16"/>
-          <w:szCs w:val="16"/>
-        </w:rPr>
-        <w:t xml:space="preserve">) Solicitar a la autoridad competente la inhabilitación, temporal o permanente, del proveedor en función de los alcances de la infracción sancionada. </w:t>
+        <w:t xml:space="preserve">f. Cualquier otra medida correctiva que tenga el objeto de revertir los efectos de la conducta infractora o evitar que esta se produzca nuevamente en el futuro. </w:t>
       </w:r>
     </w:p>
     <w:p>
@@ -9761,64 +9875,6 @@
           <w:sz w:val="16"/>
           <w:szCs w:val="16"/>
         </w:rPr>
-        <w:t xml:space="preserve">e. Publicación de avisos </w:t>
-      </w:r>
-      <w:proofErr w:type="spellStart"/>
-      <w:r>
-        <w:rPr>
-          <w:rFonts w:ascii="Arial Narrow" w:eastAsia="Arial Narrow" w:hAnsi="Arial Narrow" w:cs="Arial Narrow"/>
-          <w:sz w:val="16"/>
-          <w:szCs w:val="16"/>
-        </w:rPr>
-        <w:t>rectificatorios</w:t>
-      </w:r>
-      <w:proofErr w:type="spellEnd"/>
-      <w:r>
-        <w:rPr>
-          <w:rFonts w:ascii="Arial Narrow" w:eastAsia="Arial Narrow" w:hAnsi="Arial Narrow" w:cs="Arial Narrow"/>
-          <w:sz w:val="16"/>
-          <w:szCs w:val="16"/>
-        </w:rPr>
-        <w:t xml:space="preserve"> o informativos en la forma que determine el Indecopi, tomando en consideración los medios que resulten idóneos para revertir los efectos que el acto objeto de sanción ha ocasionado. </w:t>
-      </w:r>
-    </w:p>
-    <w:p>
-      <w:pPr>
-        <w:spacing w:after="0" w:line="240" w:lineRule="auto"/>
-        <w:ind w:left="567"/>
-        <w:jc w:val="both"/>
-        <w:rPr>
-          <w:rFonts w:ascii="Arial Narrow" w:eastAsia="Arial Narrow" w:hAnsi="Arial Narrow" w:cs="Arial Narrow"/>
-          <w:sz w:val="16"/>
-          <w:szCs w:val="16"/>
-        </w:rPr>
-      </w:pPr>
-      <w:r>
-        <w:rPr>
-          <w:rFonts w:ascii="Arial Narrow" w:eastAsia="Arial Narrow" w:hAnsi="Arial Narrow" w:cs="Arial Narrow"/>
-          <w:sz w:val="16"/>
-          <w:szCs w:val="16"/>
-        </w:rPr>
-        <w:t xml:space="preserve">f. Cualquier otra medida correctiva que tenga el objeto de revertir los efectos de la conducta infractora o evitar que esta se produzca nuevamente en el futuro. </w:t>
-      </w:r>
-    </w:p>
-    <w:p>
-      <w:pPr>
-        <w:spacing w:after="0" w:line="240" w:lineRule="auto"/>
-        <w:ind w:left="567"/>
-        <w:jc w:val="both"/>
-        <w:rPr>
-          <w:rFonts w:ascii="Arial Narrow" w:eastAsia="Arial Narrow" w:hAnsi="Arial Narrow" w:cs="Arial Narrow"/>
-          <w:sz w:val="16"/>
-          <w:szCs w:val="16"/>
-        </w:rPr>
-      </w:pPr>
-      <w:r>
-        <w:rPr>
-          <w:rFonts w:ascii="Arial Narrow" w:eastAsia="Arial Narrow" w:hAnsi="Arial Narrow" w:cs="Arial Narrow"/>
-          <w:sz w:val="16"/>
-          <w:szCs w:val="16"/>
-        </w:rPr>
         <w:t>El Indecopi está facultado para solicitar a la autoridad municipal y policial el apoyo respectivo para la ejecución de las medidas correctivas complementarias correspondientes.</w:t>
       </w:r>
     </w:p>
@@ -9835,7 +9891,7 @@
       </w:pPr>
     </w:p>
   </w:footnote>
-  <w:footnote w:id="11">
+  <w:footnote w:id="13">
     <w:p>
       <w:pPr>
         <w:pStyle w:val="Textonotapie"/>
@@ -9867,7 +9923,8 @@
           <w:sz w:val="16"/>
           <w:szCs w:val="16"/>
         </w:rPr>
-        <w:t xml:space="preserve"> </w:t>
+        <w:tab/>
+        <w:t xml:space="preserve"/>
       </w:r>
       <w:r>
         <w:rPr>
@@ -10058,12 +10115,15 @@
       </w:pPr>
     </w:p>
   </w:footnote>
-  <w:footnote w:id="12">
+  <w:footnote w:id="14">
     <w:p>
       <w:pPr>
         <w:autoSpaceDE w:val="0"/>
         <w:autoSpaceDN w:val="0"/>
         <w:adjustRightInd w:val="0"/>
+        <w:tabs>
+          <w:tab w:val="left" w:pos="567"/>
+        </w:tabs>
         <w:spacing w:after="0" w:line="240" w:lineRule="auto"/>
         <w:ind w:left="567" w:hanging="567"/>
         <w:jc w:val="both"/>
@@ -10095,7 +10155,8 @@
           <w:sz w:val="16"/>
           <w:szCs w:val="16"/>
         </w:rPr>
-        <w:t xml:space="preserve"> </w:t>
+        <w:tab/>
+        <w:t xml:space="preserve"/>
       </w:r>
       <w:r>
         <w:rPr>
@@ -10128,7 +10189,7 @@
           <w:sz w:val="16"/>
           <w:szCs w:val="16"/>
         </w:rPr>
-        <w:t xml:space="preserve"> 807, LEY SOBRE FACULTADES, NORMAS Y ORGANIZACIÓN DEL INDECOPI FACULTADES DE LAS COMISIONES Y OFICINAS DEL INDECOPI</w:t>
+        <w:t xml:space="preserve">807, LEY SOBRE FACULTADES, NORMAS Y ORGANIZACIÓN DEL INDECOPI FACULTADES DE LAS COMISIONES Y OFICINAS DEL INDECOPI</w:t>
       </w:r>
     </w:p>
     <w:p>
@@ -10221,10 +10282,13 @@
       </w:pPr>
     </w:p>
   </w:footnote>
-  <w:footnote w:id="13">
+  <w:footnote w:id="15">
     <w:p>
       <w:pPr>
         <w:pStyle w:val="Textonotapie"/>
+        <w:tabs>
+          <w:tab w:val="left" w:pos="567"/>
+        </w:tabs>
         <w:ind w:left="567" w:hanging="567"/>
         <w:jc w:val="both"/>
         <w:rPr>
@@ -10249,7 +10313,8 @@
           <w:sz w:val="16"/>
           <w:szCs w:val="16"/>
         </w:rPr>
-        <w:t xml:space="preserve"> </w:t>
+        <w:tab/>
+        <w:t xml:space="preserve"/>
       </w:r>
       <w:r>
         <w:rPr>

--- a/plantillas_maestras/01_seguro_vehicular/negativa_cobertura/2_o_mas_ddos_varios/varon/TPL_3168_2025_SEGURO_VEHICULAR_NEGATIVA_COBERTURA_ASEGURADORA_VARON_R1.docx
+++ b/plantillas_maestras/01_seguro_vehicular/negativa_cobertura/2_o_mas_ddos_varios/varon/TPL_3168_2025_SEGURO_VEHICULAR_NEGATIVA_COBERTURA_ASEGURADORA_VARON_R1.docx
@@ -641,7 +641,7 @@
     </w:p>
     <w:p>
       <w:pPr>
-        <w:spacing w:after="0" w:line="240" w:lineRule="auto"/>
+        <w:spacing w:before="0" w:after="0" w:line="240" w:lineRule="auto"/>
         <w:jc w:val="both"/>
         <w:rPr>
           <w:rFonts w:ascii="Arial Narrow" w:eastAsia="Arial Narrow" w:hAnsi="Arial Narrow" w:cs="Arial Narrow"/>
@@ -876,10 +876,10 @@
     </w:p>
     <w:p>
       <w:pPr>
+        <w:spacing w:before="0" w:after="0" w:line="240" w:lineRule="auto"/>
         <w:tabs>
           <w:tab w:val="left" w:pos="1134"/>
         </w:tabs>
-        <w:spacing w:after="0" w:line="240" w:lineRule="auto"/>
         <w:jc w:val="both"/>
         <w:rPr>
           <w:rFonts w:ascii="Arial Narrow" w:eastAsia="Arial Narrow" w:hAnsi="Arial Narrow" w:cs="Arial Narrow"/>
@@ -1068,7 +1068,7 @@
     <w:p>
       <w:pPr>
         <w:pStyle w:val="Prrafodelista"/>
-        <w:spacing w:after="0" w:line="240" w:lineRule="auto"/>
+        <w:spacing w:before="0" w:after="0" w:line="240" w:lineRule="auto"/>
         <w:ind w:left="1134"/>
         <w:jc w:val="both"/>
         <w:rPr>
@@ -1422,7 +1422,7 @@
     <w:p>
       <w:pPr>
         <w:pStyle w:val="Prrafodelista"/>
-        <w:spacing w:after="0" w:line="240" w:lineRule="auto"/>
+        <w:spacing w:before="0" w:after="0" w:line="240" w:lineRule="auto"/>
         <w:ind w:left="1134"/>
         <w:jc w:val="both"/>
         <w:rPr>
@@ -1616,7 +1616,7 @@
     <w:p>
       <w:pPr>
         <w:pStyle w:val="Prrafodelista"/>
-        <w:spacing w:after="0" w:line="240" w:lineRule="auto"/>
+        <w:spacing w:before="0" w:after="0" w:line="240" w:lineRule="auto"/>
         <w:ind w:left="1134"/>
         <w:jc w:val="both"/>
         <w:rPr>
@@ -1789,7 +1789,7 @@
     </w:p>
     <w:p>
       <w:pPr>
-        <w:spacing w:after="0" w:line="240" w:lineRule="auto"/>
+        <w:spacing w:before="0" w:after="0" w:line="240" w:lineRule="auto"/>
         <w:jc w:val="both"/>
         <w:rPr>
           <w:rFonts w:ascii="Arial Narrow" w:eastAsia="Arial Narrow" w:hAnsi="Arial Narrow" w:cs="Arial Narrow"/>
@@ -1962,7 +1962,7 @@
     <w:p>
       <w:pPr>
         <w:pStyle w:val="Prrafodelista"/>
-        <w:spacing w:line="240" w:lineRule="auto"/>
+        <w:spacing w:before="0" w:after="0" w:line="240" w:lineRule="auto"/>
         <w:rPr>
           <w:rFonts w:ascii="Arial Narrow" w:eastAsia="Arial Narrow" w:hAnsi="Arial Narrow" w:cs="Arial Narrow"/>
           <w:color w:val="000000"/>
@@ -2171,7 +2171,7 @@
     </w:p>
     <w:p>
       <w:pPr>
-        <w:spacing w:after="0" w:line="240" w:lineRule="auto"/>
+        <w:spacing w:before="0" w:after="0" w:line="240" w:lineRule="auto"/>
         <w:jc w:val="both"/>
         <w:rPr>
           <w:rFonts w:ascii="Arial Narrow" w:eastAsia="Arial Narrow" w:hAnsi="Arial Narrow" w:cs="Arial Narrow"/>
@@ -2343,10 +2343,10 @@
     </w:p>
     <w:p>
       <w:pPr>
+        <w:spacing w:before="0" w:after="0" w:line="240" w:lineRule="auto"/>
         <w:tabs>
           <w:tab w:val="left" w:pos="1134"/>
         </w:tabs>
-        <w:spacing w:after="0" w:line="240" w:lineRule="auto"/>
         <w:jc w:val="both"/>
         <w:rPr>
           <w:rFonts w:ascii="Arial Narrow" w:eastAsia="Arial Narrow" w:hAnsi="Arial Narrow" w:cs="Arial Narrow"/>
@@ -2581,7 +2581,7 @@
     </w:p>
     <w:p>
       <w:pPr>
-        <w:spacing w:after="0" w:line="240" w:lineRule="auto"/>
+        <w:spacing w:before="0" w:after="0" w:line="240" w:lineRule="auto"/>
         <w:contextualSpacing/>
         <w:jc w:val="both"/>
         <w:rPr>
@@ -2637,7 +2637,7 @@
     </w:p>
     <w:p>
       <w:pPr>
-        <w:spacing w:after="0" w:line="240" w:lineRule="auto"/>
+        <w:spacing w:before="0" w:after="0" w:line="240" w:lineRule="auto"/>
         <w:ind w:left="567"/>
         <w:contextualSpacing/>
         <w:jc w:val="both"/>
@@ -2872,7 +2872,7 @@
     <w:p>
       <w:pPr>
         <w:pStyle w:val="Prrafodelista"/>
-        <w:spacing w:after="0" w:line="240" w:lineRule="auto"/>
+        <w:spacing w:before="0" w:after="0" w:line="240" w:lineRule="auto"/>
         <w:ind w:left="567"/>
         <w:jc w:val="both"/>
         <w:rPr>
@@ -2991,6 +2991,7 @@
     <w:p>
       <w:pPr>
         <w:pStyle w:val="Prrafodelista"/>
+        <w:spacing w:before="0" w:after="0" w:line="240" w:lineRule="auto"/>
         <w:rPr>
           <w:rFonts w:ascii="Arial Narrow" w:eastAsia="Arial Narrow" w:hAnsi="Arial Narrow" w:cs="Arial Narrow"/>
           <w:kern w:val="0"/>
@@ -3095,7 +3096,7 @@
     </w:p>
     <w:p>
       <w:pPr>
-        <w:spacing w:after="0" w:line="240" w:lineRule="auto"/>
+        <w:spacing w:before="0" w:after="0" w:line="240" w:lineRule="auto"/>
         <w:jc w:val="both"/>
         <w:rPr>
           <w:rFonts w:ascii="Arial Narrow" w:eastAsia="Arial Narrow" w:hAnsi="Arial Narrow" w:cs="Arial Narrow"/>
@@ -3296,6 +3297,7 @@
     <w:p>
       <w:pPr>
         <w:pStyle w:val="Prrafodelista"/>
+        <w:spacing w:before="0" w:after="0" w:line="240" w:lineRule="auto"/>
         <w:rPr>
           <w:rFonts w:ascii="Arial Narrow" w:eastAsia="Arial Narrow" w:hAnsi="Arial Narrow" w:cs="Arial Narrow"/>
           <w:kern w:val="0"/>
@@ -3514,7 +3516,7 @@
     </w:p>
     <w:p>
       <w:pPr>
-        <w:spacing w:after="0" w:line="240" w:lineRule="auto"/>
+        <w:spacing w:before="0" w:after="0" w:line="240" w:lineRule="auto"/>
         <w:jc w:val="both"/>
         <w:rPr>
           <w:rFonts w:ascii="Arial Narrow" w:eastAsia="Arial Narrow" w:hAnsi="Arial Narrow" w:cs="Arial Narrow"/>
@@ -3584,7 +3586,7 @@
     </w:p>
     <w:p>
       <w:pPr>
-        <w:spacing w:after="0" w:line="240" w:lineRule="auto"/>
+        <w:spacing w:before="0" w:after="0" w:line="240" w:lineRule="auto"/>
         <w:ind w:left="567"/>
         <w:contextualSpacing/>
         <w:jc w:val="both"/>
@@ -3667,7 +3669,7 @@
     </w:p>
     <w:p>
       <w:pPr>
-        <w:spacing w:after="0" w:line="240" w:lineRule="auto"/>
+        <w:spacing w:before="0" w:after="0" w:line="240" w:lineRule="auto"/>
         <w:jc w:val="both"/>
         <w:rPr>
           <w:rFonts w:ascii="Arial Narrow" w:eastAsia="Arial Narrow" w:hAnsi="Arial Narrow" w:cs="Arial Narrow"/>
@@ -3892,7 +3894,7 @@
     <w:p>
       <w:pPr>
         <w:pStyle w:val="Prrafodelista"/>
-        <w:spacing w:after="0" w:line="240" w:lineRule="auto"/>
+        <w:spacing w:before="0" w:after="0" w:line="240" w:lineRule="auto"/>
         <w:ind w:left="567"/>
         <w:jc w:val="both"/>
         <w:rPr>
@@ -3947,26 +3949,26 @@
     </w:p>
     <w:p>
       <w:pPr>
+        <w:spacing w:before="0" w:after="0" w:line="240" w:lineRule="auto"/>
+        <w:jc w:val="both"/>
+        <w:rPr>
+          <w:rFonts w:ascii="Arial Narrow" w:eastAsia="Arial Narrow" w:hAnsi="Arial Narrow" w:cs="Arial Narrow"/>
+          <w:b/>
+          <w:color w:val="000000"/>
+          <w:kern w:val="0"/>
+          <w:sz w:val="22"/>
+          <w:szCs w:val="22"/>
+          <w:lang w:eastAsia="es-PE"/>
+          <w14:ligatures w14:val="none"/>
+        </w:rPr>
+      </w:pPr>
+    </w:p>
+    <w:p>
+      <w:pPr>
         <w:spacing w:after="0" w:line="240" w:lineRule="auto"/>
         <w:jc w:val="both"/>
         <w:rPr>
           <w:rFonts w:ascii="Arial Narrow" w:eastAsia="Arial Narrow" w:hAnsi="Arial Narrow" w:cs="Arial Narrow"/>
-          <w:b/>
-          <w:color w:val="000000"/>
-          <w:kern w:val="0"/>
-          <w:sz w:val="22"/>
-          <w:szCs w:val="22"/>
-          <w:lang w:eastAsia="es-PE"/>
-          <w14:ligatures w14:val="none"/>
-        </w:rPr>
-      </w:pPr>
-    </w:p>
-    <w:p>
-      <w:pPr>
-        <w:spacing w:after="0" w:line="240" w:lineRule="auto"/>
-        <w:jc w:val="both"/>
-        <w:rPr>
-          <w:rFonts w:ascii="Arial Narrow" w:eastAsia="Arial Narrow" w:hAnsi="Arial Narrow" w:cs="Arial Narrow"/>
           <w:color w:val="000000"/>
           <w:kern w:val="0"/>
           <w:sz w:val="22"/>
@@ -4114,7 +4116,7 @@
     </w:p>
     <w:p>
       <w:pPr>
-        <w:spacing w:after="0" w:line="240" w:lineRule="auto"/>
+        <w:spacing w:before="0" w:after="0" w:line="240" w:lineRule="auto"/>
         <w:jc w:val="both"/>
         <w:rPr>
           <w:rFonts w:ascii="Arial Narrow" w:eastAsia="Arial Narrow" w:hAnsi="Arial Narrow" w:cs="Arial Narrow"/>
@@ -4367,7 +4369,7 @@
     <w:p>
       <w:pPr>
         <w:pStyle w:val="Prrafodelista"/>
-        <w:spacing w:after="0" w:line="240" w:lineRule="auto"/>
+        <w:spacing w:before="0" w:after="0" w:line="240" w:lineRule="auto"/>
         <w:ind w:left="567"/>
         <w:jc w:val="both"/>
         <w:rPr>
@@ -4514,7 +4516,7 @@
     <w:p>
       <w:pPr>
         <w:pStyle w:val="Prrafodelista"/>
-        <w:spacing w:after="0" w:line="240" w:lineRule="auto"/>
+        <w:spacing w:before="0" w:after="0" w:line="240" w:lineRule="auto"/>
         <w:ind w:left="567"/>
         <w:jc w:val="both"/>
         <w:rPr>
@@ -4650,7 +4652,7 @@
     <w:p>
       <w:pPr>
         <w:pStyle w:val="Prrafodelista"/>
-        <w:spacing w:after="0" w:line="240" w:lineRule="auto"/>
+        <w:spacing w:before="0" w:after="0" w:line="240" w:lineRule="auto"/>
         <w:ind w:left="567"/>
         <w:jc w:val="both"/>
         <w:rPr>
@@ -4837,7 +4839,7 @@
     </w:p>
     <w:p>
       <w:pPr>
-        <w:spacing w:after="0" w:line="240" w:lineRule="auto"/>
+        <w:spacing w:before="0" w:after="0" w:line="240" w:lineRule="auto"/>
         <w:jc w:val="both"/>
         <w:rPr>
           <w:rFonts w:ascii="Arial Narrow" w:eastAsia="Arial Narrow" w:hAnsi="Arial Narrow" w:cs="Arial Narrow"/>
@@ -4974,7 +4976,7 @@
     </w:p>
     <w:p>
       <w:pPr>
-        <w:spacing w:after="0" w:line="240" w:lineRule="auto"/>
+        <w:spacing w:before="0" w:after="0" w:line="240" w:lineRule="auto"/>
         <w:jc w:val="both"/>
         <w:rPr>
           <w:rFonts w:ascii="Arial Narrow" w:eastAsia="Arial Narrow" w:hAnsi="Arial Narrow" w:cs="Arial Narrow"/>
@@ -5060,7 +5062,7 @@
     </w:p>
     <w:p>
       <w:pPr>
-        <w:spacing w:line="240" w:lineRule="auto"/>
+        <w:spacing w:before="0" w:after="0" w:line="240" w:lineRule="auto"/>
         <w:contextualSpacing/>
         <w:jc w:val="both"/>
         <w:rPr>
@@ -5156,7 +5158,7 @@
     </w:p>
     <w:p>
       <w:pPr>
-        <w:spacing w:after="0" w:line="240" w:lineRule="auto"/>
+        <w:spacing w:before="0" w:after="0" w:line="240" w:lineRule="auto"/>
         <w:jc w:val="both"/>
         <w:rPr>
           <w:rFonts w:ascii="Arial Narrow" w:eastAsia="Arial Narrow" w:hAnsi="Arial Narrow" w:cs="Arial Narrow"/>
@@ -5471,7 +5473,7 @@
     </w:p>
     <w:p>
       <w:pPr>
-        <w:spacing w:after="0" w:line="240" w:lineRule="auto"/>
+        <w:spacing w:before="0" w:after="0" w:line="240" w:lineRule="auto"/>
         <w:ind w:left="567"/>
         <w:jc w:val="both"/>
         <w:rPr>
@@ -5572,6 +5574,21 @@
     </w:p>
     <w:p>
       <w:pPr>
+        <w:spacing w:before="0" w:after="0" w:line="240" w:lineRule="auto"/>
+        <w:jc w:val="both"/>
+        <w:rPr>
+          <w:rFonts w:ascii="Arial Narrow" w:eastAsia="Arial Narrow" w:hAnsi="Arial Narrow" w:cs="Arial Narrow"/>
+          <w:color w:val="000000"/>
+          <w:kern w:val="0"/>
+          <w:sz w:val="22"/>
+          <w:szCs w:val="22"/>
+          <w:lang w:eastAsia="es-PE"/>
+          <w14:ligatures w14:val="none"/>
+        </w:rPr>
+      </w:pPr>
+    </w:p>
+    <w:p>
+      <w:pPr>
         <w:spacing w:after="0" w:line="240" w:lineRule="auto"/>
         <w:jc w:val="both"/>
         <w:rPr>
@@ -5580,21 +5597,6 @@
           <w:kern w:val="0"/>
           <w:sz w:val="22"/>
           <w:szCs w:val="22"/>
-          <w:lang w:eastAsia="es-PE"/>
-          <w14:ligatures w14:val="none"/>
-        </w:rPr>
-      </w:pPr>
-    </w:p>
-    <w:p>
-      <w:pPr>
-        <w:spacing w:after="0" w:line="240" w:lineRule="auto"/>
-        <w:jc w:val="both"/>
-        <w:rPr>
-          <w:rFonts w:ascii="Arial Narrow" w:eastAsia="Arial Narrow" w:hAnsi="Arial Narrow" w:cs="Arial Narrow"/>
-          <w:color w:val="000000"/>
-          <w:kern w:val="0"/>
-          <w:sz w:val="22"/>
-          <w:szCs w:val="22"/>
           <w:lang w:val="es-ES" w:eastAsia="es-ES"/>
           <w14:ligatures w14:val="none"/>
         </w:rPr>
@@ -5792,7 +5794,7 @@
     </w:p>
     <w:p>
       <w:pPr>
-        <w:spacing w:after="0" w:line="240" w:lineRule="auto"/>
+        <w:spacing w:before="0" w:after="0" w:line="240" w:lineRule="auto"/>
         <w:jc w:val="both"/>
         <w:rPr>
           <w:rFonts w:ascii="Arial Narrow" w:eastAsia="Arial Narrow" w:hAnsi="Arial Narrow" w:cs="Arial Narrow"/>
@@ -6073,90 +6075,90 @@
     </w:p>
     <w:p>
       <w:pPr>
+        <w:spacing w:before="0" w:after="0" w:line="240" w:lineRule="auto"/>
+        <w:shd w:val="clear" w:color="auto" w:fill="FFFFFF"/>
+        <w:jc w:val="both"/>
+        <w:rPr>
+          <w:rFonts w:ascii="Arial Narrow" w:eastAsia="Arial Narrow" w:hAnsi="Arial Narrow" w:cs="Arial Narrow"/>
+          <w:b/>
+          <w:color w:val="000000"/>
+          <w:kern w:val="0"/>
+          <w:sz w:val="22"/>
+          <w:szCs w:val="22"/>
+          <w:lang w:eastAsia="es-PE"/>
+          <w14:ligatures w14:val="none"/>
+        </w:rPr>
+      </w:pPr>
+    </w:p>
+    <w:p>
+      <w:pPr>
         <w:shd w:val="clear" w:color="auto" w:fill="FFFFFF"/>
         <w:spacing w:after="0" w:line="240" w:lineRule="auto"/>
         <w:jc w:val="both"/>
         <w:rPr>
           <w:rFonts w:ascii="Arial Narrow" w:eastAsia="Arial Narrow" w:hAnsi="Arial Narrow" w:cs="Arial Narrow"/>
-          <w:b/>
-          <w:color w:val="000000"/>
-          <w:kern w:val="0"/>
-          <w:sz w:val="22"/>
-          <w:szCs w:val="22"/>
-          <w:lang w:eastAsia="es-PE"/>
-          <w14:ligatures w14:val="none"/>
-        </w:rPr>
-      </w:pPr>
-    </w:p>
-    <w:p>
-      <w:pPr>
+          <w:color w:val="000000"/>
+          <w:kern w:val="0"/>
+          <w:sz w:val="22"/>
+          <w:szCs w:val="22"/>
+          <w:lang w:eastAsia="es-PE"/>
+          <w14:ligatures w14:val="none"/>
+        </w:rPr>
+      </w:pPr>
+      <w:r>
+        <w:rPr>
+          <w:rFonts w:ascii="Arial Narrow" w:eastAsia="Arial Narrow" w:hAnsi="Arial Narrow" w:cs="Arial Narrow"/>
+          <w:b/>
+          <w:color w:val="000000"/>
+          <w:kern w:val="0"/>
+          <w:sz w:val="22"/>
+          <w:szCs w:val="22"/>
+          <w:lang w:eastAsia="es-PE"/>
+          <w14:ligatures w14:val="none"/>
+        </w:rPr>
+        <w:t>SÉTIMO:</w:t>
+      </w:r>
+      <w:r>
+        <w:rPr>
+          <w:rFonts w:ascii="Arial Narrow" w:eastAsia="Arial Narrow" w:hAnsi="Arial Narrow" w:cs="Arial Narrow"/>
+          <w:color w:val="000000"/>
+          <w:kern w:val="0"/>
+          <w:sz w:val="22"/>
+          <w:szCs w:val="22"/>
+          <w:lang w:eastAsia="es-PE"/>
+          <w14:ligatures w14:val="none"/>
+        </w:rPr>
+        <w:t xml:space="preserve"> informar a las partes que conforme a lo establecido en el artículo 39</w:t>
+      </w:r>
+      <w:r>
+        <w:rPr>
+          <w:rFonts w:ascii="Arial Narrow" w:eastAsia="Arial Narrow" w:hAnsi="Arial Narrow" w:cs="Arial Narrow"/>
+          <w:color w:val="000000"/>
+          <w:kern w:val="0"/>
+          <w:sz w:val="22"/>
+          <w:szCs w:val="22"/>
+          <w:lang w:eastAsia="es-PE"/>
+          <w14:ligatures w14:val="none"/>
+        </w:rPr>
+        <w:t/>
+      </w:r>
+      <w:r>
+        <w:rPr>
+          <w:rFonts w:ascii="Arial Narrow" w:eastAsia="Arial Narrow" w:hAnsi="Arial Narrow" w:cs="Arial Narrow"/>
+          <w:color w:val="000000"/>
+          <w:kern w:val="0"/>
+          <w:sz w:val="22"/>
+          <w:szCs w:val="22"/>
+          <w:lang w:eastAsia="es-PE"/>
+          <w14:ligatures w14:val="none"/>
+        </w:rPr>
+        <w:t xml:space="preserve"> de la Ley sobre Facultades, Normas y Organización del Indecopi, aprobada por Decreto Legislativo 807, los gastos por los peritajes realizados, actuación de pruebas, inspecciones y otros derivados de la tramitación del proceso serán de cargo de la parte que solicita la prueba, salvo pacto en contrario. En todos los casos, la resolución final determinará si los gastos deben ser asumidos por alguna de las partes, o reembolsados a la otra parte o al Indecopi, según sea el caso, de manera adicional a la sanción que haya podido imponerse. </w:t>
+      </w:r>
+    </w:p>
+    <w:p>
+      <w:pPr>
+        <w:spacing w:before="0" w:after="0" w:line="240" w:lineRule="auto"/>
         <w:shd w:val="clear" w:color="auto" w:fill="FFFFFF"/>
-        <w:spacing w:after="0" w:line="240" w:lineRule="auto"/>
-        <w:jc w:val="both"/>
-        <w:rPr>
-          <w:rFonts w:ascii="Arial Narrow" w:eastAsia="Arial Narrow" w:hAnsi="Arial Narrow" w:cs="Arial Narrow"/>
-          <w:color w:val="000000"/>
-          <w:kern w:val="0"/>
-          <w:sz w:val="22"/>
-          <w:szCs w:val="22"/>
-          <w:lang w:eastAsia="es-PE"/>
-          <w14:ligatures w14:val="none"/>
-        </w:rPr>
-      </w:pPr>
-      <w:r>
-        <w:rPr>
-          <w:rFonts w:ascii="Arial Narrow" w:eastAsia="Arial Narrow" w:hAnsi="Arial Narrow" w:cs="Arial Narrow"/>
-          <w:b/>
-          <w:color w:val="000000"/>
-          <w:kern w:val="0"/>
-          <w:sz w:val="22"/>
-          <w:szCs w:val="22"/>
-          <w:lang w:eastAsia="es-PE"/>
-          <w14:ligatures w14:val="none"/>
-        </w:rPr>
-        <w:t>SÉTIMO:</w:t>
-      </w:r>
-      <w:r>
-        <w:rPr>
-          <w:rFonts w:ascii="Arial Narrow" w:eastAsia="Arial Narrow" w:hAnsi="Arial Narrow" w:cs="Arial Narrow"/>
-          <w:color w:val="000000"/>
-          <w:kern w:val="0"/>
-          <w:sz w:val="22"/>
-          <w:szCs w:val="22"/>
-          <w:lang w:eastAsia="es-PE"/>
-          <w14:ligatures w14:val="none"/>
-        </w:rPr>
-        <w:t xml:space="preserve"> informar a las partes que conforme a lo establecido en el artículo 39</w:t>
-      </w:r>
-      <w:r>
-        <w:rPr>
-          <w:rFonts w:ascii="Arial Narrow" w:eastAsia="Arial Narrow" w:hAnsi="Arial Narrow" w:cs="Arial Narrow"/>
-          <w:color w:val="000000"/>
-          <w:kern w:val="0"/>
-          <w:sz w:val="22"/>
-          <w:szCs w:val="22"/>
-          <w:lang w:eastAsia="es-PE"/>
-          <w14:ligatures w14:val="none"/>
-        </w:rPr>
-        <w:t/>
-      </w:r>
-      <w:r>
-        <w:rPr>
-          <w:rFonts w:ascii="Arial Narrow" w:eastAsia="Arial Narrow" w:hAnsi="Arial Narrow" w:cs="Arial Narrow"/>
-          <w:color w:val="000000"/>
-          <w:kern w:val="0"/>
-          <w:sz w:val="22"/>
-          <w:szCs w:val="22"/>
-          <w:lang w:eastAsia="es-PE"/>
-          <w14:ligatures w14:val="none"/>
-        </w:rPr>
-        <w:t xml:space="preserve"> de la Ley sobre Facultades, Normas y Organización del Indecopi, aprobada por Decreto Legislativo 807, los gastos por los peritajes realizados, actuación de pruebas, inspecciones y otros derivados de la tramitación del proceso serán de cargo de la parte que solicita la prueba, salvo pacto en contrario. En todos los casos, la resolución final determinará si los gastos deben ser asumidos por alguna de las partes, o reembolsados a la otra parte o al Indecopi, según sea el caso, de manera adicional a la sanción que haya podido imponerse. </w:t>
-      </w:r>
-    </w:p>
-    <w:p>
-      <w:pPr>
-        <w:shd w:val="clear" w:color="auto" w:fill="FFFFFF"/>
-        <w:spacing w:after="0" w:line="240" w:lineRule="auto"/>
         <w:jc w:val="both"/>
         <w:rPr>
           <w:rFonts w:ascii="Arial Narrow" w:eastAsia="Arial Narrow" w:hAnsi="Arial Narrow" w:cs="Arial Narrow"/>
@@ -6325,15 +6327,75 @@
     </w:p>
     <w:p>
       <w:pPr>
+        <w:spacing w:before="0" w:after="0" w:line="240" w:lineRule="auto"/>
+        <w:suppressAutoHyphens/>
+        <w:jc w:val="both"/>
+        <w:rPr>
+          <w:rFonts w:ascii="Arial Narrow" w:eastAsia="Arial Narrow" w:hAnsi="Arial Narrow" w:cs="Arial Narrow"/>
+          <w:kern w:val="0"/>
+          <w:sz w:val="22"/>
+          <w:szCs w:val="22"/>
+          <w:u w:val="single"/>
+          <w14:ligatures w14:val="none"/>
+        </w:rPr>
+      </w:pPr>
+    </w:p>
+    <w:p>
+      <w:pPr>
         <w:suppressAutoHyphens/>
         <w:spacing w:after="0" w:line="240" w:lineRule="auto"/>
         <w:jc w:val="both"/>
         <w:rPr>
           <w:rFonts w:ascii="Arial Narrow" w:eastAsia="Arial Narrow" w:hAnsi="Arial Narrow" w:cs="Arial Narrow"/>
-          <w:kern w:val="0"/>
-          <w:sz w:val="22"/>
-          <w:szCs w:val="22"/>
-          <w:u w:val="single"/>
+          <w:color w:val="000000"/>
+          <w:kern w:val="0"/>
+          <w:sz w:val="22"/>
+          <w:szCs w:val="22"/>
+          <w:lang w:eastAsia="es-PE"/>
+          <w14:ligatures w14:val="none"/>
+        </w:rPr>
+      </w:pPr>
+      <w:r>
+        <w:rPr>
+          <w:rFonts w:ascii="Arial Narrow" w:eastAsia="Arial Narrow" w:hAnsi="Arial Narrow" w:cs="Arial Narrow"/>
+          <w:b/>
+          <w:color w:val="000000"/>
+          <w:kern w:val="0"/>
+          <w:sz w:val="22"/>
+          <w:szCs w:val="22"/>
+          <w:lang w:eastAsia="es-PE"/>
+          <w14:ligatures w14:val="none"/>
+        </w:rPr>
+        <w:lastRenderedPageBreak/>
+        <w:t>NOVENO:</w:t>
+      </w:r>
+      <w:r>
+        <w:rPr>
+          <w:rFonts w:ascii="Arial Narrow" w:eastAsia="Arial Narrow" w:hAnsi="Arial Narrow" w:cs="Arial Narrow"/>
+          <w:color w:val="000000"/>
+          <w:kern w:val="0"/>
+          <w:sz w:val="22"/>
+          <w:szCs w:val="22"/>
+          <w:lang w:eastAsia="es-PE"/>
+          <w14:ligatures w14:val="none"/>
+        </w:rPr>
+        <w:t xml:space="preserve"> poner en conocimiento de las partes que, antes de la emisión de la Resolución Final, tienen la posibilidad de formular su desistimiento o presentar el acuerdo arribado mediante la conciliación, mediación, transacción o cualquier otro que, de forma indubitable, deje constancia que se ha solucionado la controversia materia de denuncia.</w:t>
+      </w:r>
+      <w:bookmarkStart w:id="24" w:name="h.gjdgxs" w:colFirst="0" w:colLast="0"/>
+      <w:bookmarkEnd w:id="24"/>
+    </w:p>
+    <w:p>
+      <w:pPr>
+        <w:spacing w:before="0" w:after="0" w:line="240" w:lineRule="auto"/>
+        <w:suppressAutoHyphens/>
+        <w:jc w:val="both"/>
+        <w:rPr>
+          <w:rFonts w:ascii="Arial Narrow" w:eastAsia="Arial Narrow" w:hAnsi="Arial Narrow" w:cs="Arial Narrow"/>
+          <w:color w:val="000000"/>
+          <w:kern w:val="0"/>
+          <w:sz w:val="22"/>
+          <w:szCs w:val="22"/>
+          <w:lang w:eastAsia="es-PE"/>
           <w14:ligatures w14:val="none"/>
         </w:rPr>
       </w:pPr>
@@ -6345,274 +6407,214 @@
         <w:jc w:val="both"/>
         <w:rPr>
           <w:rFonts w:ascii="Arial Narrow" w:eastAsia="Arial Narrow" w:hAnsi="Arial Narrow" w:cs="Arial Narrow"/>
-          <w:color w:val="000000"/>
-          <w:kern w:val="0"/>
-          <w:sz w:val="22"/>
-          <w:szCs w:val="22"/>
-          <w:lang w:eastAsia="es-PE"/>
-          <w14:ligatures w14:val="none"/>
-        </w:rPr>
-      </w:pPr>
-      <w:r>
-        <w:rPr>
-          <w:rFonts w:ascii="Arial Narrow" w:eastAsia="Arial Narrow" w:hAnsi="Arial Narrow" w:cs="Arial Narrow"/>
-          <w:b/>
-          <w:color w:val="000000"/>
-          <w:kern w:val="0"/>
-          <w:sz w:val="22"/>
-          <w:szCs w:val="22"/>
-          <w:lang w:eastAsia="es-PE"/>
-          <w14:ligatures w14:val="none"/>
-        </w:rPr>
-        <w:lastRenderedPageBreak/>
-        <w:t>NOVENO:</w:t>
-      </w:r>
-      <w:r>
-        <w:rPr>
-          <w:rFonts w:ascii="Arial Narrow" w:eastAsia="Arial Narrow" w:hAnsi="Arial Narrow" w:cs="Arial Narrow"/>
-          <w:color w:val="000000"/>
-          <w:kern w:val="0"/>
-          <w:sz w:val="22"/>
-          <w:szCs w:val="22"/>
-          <w:lang w:eastAsia="es-PE"/>
-          <w14:ligatures w14:val="none"/>
-        </w:rPr>
-        <w:t xml:space="preserve"> poner en conocimiento de las partes que, antes de la emisión de la Resolución Final, tienen la posibilidad de formular su desistimiento o presentar el acuerdo arribado mediante la conciliación, mediación, transacción o cualquier otro que, de forma indubitable, deje constancia que se ha solucionado la controversia materia de denuncia.</w:t>
-      </w:r>
-      <w:bookmarkStart w:id="24" w:name="h.gjdgxs" w:colFirst="0" w:colLast="0"/>
-      <w:bookmarkEnd w:id="24"/>
-    </w:p>
-    <w:p>
-      <w:pPr>
+          <w:sz w:val="22"/>
+          <w:szCs w:val="22"/>
+        </w:rPr>
+      </w:pPr>
+      <w:r>
+        <w:rPr>
+          <w:rFonts w:ascii="Arial Narrow" w:eastAsia="Arial Narrow" w:hAnsi="Arial Narrow" w:cs="Arial Narrow"/>
+          <w:b/>
+          <w:bCs/>
+          <w:sz w:val="22"/>
+          <w:szCs w:val="22"/>
+        </w:rPr>
+        <w:t xml:space="preserve">DÉCIMO:</w:t>
+      </w:r>
+      <w:r>
+        <w:rPr>
+          <w:rFonts w:ascii="Arial Narrow" w:eastAsia="Arial Narrow" w:hAnsi="Arial Narrow" w:cs="Arial Narrow"/>
+          <w:sz w:val="22"/>
+          <w:szCs w:val="22"/>
+        </w:rPr>
+        <w:t xml:space="preserve"> </w:t>
+      </w:r>
+      <w:r>
+        <w:rPr>
+          <w:rFonts w:ascii="Arial Narrow" w:eastAsia="Arial Narrow" w:hAnsi="Arial Narrow" w:cs="Arial Narrow"/>
+          <w:sz w:val="22"/>
+          <w:szCs w:val="22"/>
+        </w:rPr>
+        <w:t xml:space="preserve">requerir al señor [APELLIDO] [APELLIDO] y al señor [APELLIDO] [APELLIDO] para que, dentro del plazo de dos (2) días hábiles siguientes a la fecha en que reciba la notificación en su bandeja de correo electrónico, efectúen la confirmación de recepción de la notificación remitida por este despacho a su correo electrónico, de conformidad con el segundo párrafo del numeral 4 del artículo 20 del Texto Único Ordenado de la Ley del Procedimiento Administrativo General, aprobado mediante Decreto Supremo 006-2026-JUS, bajo apercibimiento de rehacer el acto de notificación y notificarles conforme al numeral 1 del artículo 20 del citado cuerpo normativo.</w:t>
+      </w:r>
+      <w:r>
+        <w:rPr>
+          <w:rFonts w:ascii="Arial Narrow" w:eastAsia="Arial Narrow" w:hAnsi="Arial Narrow" w:cs="Arial Narrow"/>
+          <w:spacing w:val="-3"/>
+          <w:kern w:val="0"/>
+          <w14:ligatures w14:val="none"/>
+          <w:sz w:val="22"/>
+          <w:szCs w:val="22"/>
+        </w:rPr>
+        <w:t/>
+      </w:r>
+      <w:r>
+        <w:rPr>
+          <w:rFonts w:ascii="Arial Narrow" w:eastAsia="Arial Narrow" w:hAnsi="Arial Narrow" w:cs="Arial Narrow"/>
+          <w:spacing w:val="-3"/>
+          <w:kern w:val="0"/>
+          <w14:ligatures w14:val="none"/>
+          <w:sz w:val="22"/>
+          <w:szCs w:val="22"/>
+        </w:rPr>
+        <w:t xml:space="preserve"/>
+      </w:r>
+      <w:r>
+        <w:rPr>
+          <w:rFonts w:ascii="Arial Narrow" w:eastAsia="Arial Narrow" w:hAnsi="Arial Narrow" w:cs="Arial Narrow"/>
+          <w:spacing w:val="-3"/>
+          <w:kern w:val="0"/>
+          <w14:ligatures w14:val="none"/>
+          <w:sz w:val="22"/>
+          <w:szCs w:val="22"/>
+        </w:rPr>
+        <w:t/>
+      </w:r>
+      <w:r>
+        <w:rPr>
+          <w:rFonts w:ascii="Arial Narrow" w:eastAsia="Arial Narrow" w:hAnsi="Arial Narrow" w:cs="Arial Narrow"/>
+          <w:spacing w:val="-3"/>
+          <w:kern w:val="0"/>
+          <w14:ligatures w14:val="none"/>
+          <w:sz w:val="22"/>
+          <w:szCs w:val="22"/>
+        </w:rPr>
+        <w:t xml:space="preserve"/>
+      </w:r>
+      <w:r>
+        <w:rPr>
+          <w:rFonts w:ascii="Arial Narrow" w:eastAsia="Arial Narrow" w:hAnsi="Arial Narrow" w:cs="Arial Narrow"/>
+          <w:spacing w:val="-3"/>
+          <w:kern w:val="0"/>
+          <w14:ligatures w14:val="none"/>
+          <w:sz w:val="22"/>
+          <w:szCs w:val="22"/>
+        </w:rPr>
+        <w:t/>
+      </w:r>
+      <w:r>
+        <w:rPr>
+          <w:rFonts w:ascii="Arial Narrow" w:eastAsia="Arial Narrow" w:hAnsi="Arial Narrow" w:cs="Arial Narrow"/>
+          <w:spacing w:val="-3"/>
+          <w:kern w:val="0"/>
+          <w14:ligatures w14:val="none"/>
+          <w:sz w:val="22"/>
+          <w:szCs w:val="22"/>
+        </w:rPr>
+        <w:t xml:space="preserve"/>
+      </w:r>
+      <w:r>
+        <w:rPr>
+          <w:rFonts w:ascii="Arial Narrow" w:eastAsia="Arial Narrow" w:hAnsi="Arial Narrow" w:cs="Arial Narrow"/>
+          <w:color w:val="000000"/>
+          <w:sz w:val="22"/>
+          <w:szCs w:val="22"/>
+        </w:rPr>
+        <w:t/>
+      </w:r>
+      <w:r>
+        <w:rPr>
+          <w:rFonts w:ascii="Arial Narrow" w:eastAsia="Arial Narrow" w:hAnsi="Arial Narrow" w:cs="Arial Narrow"/>
+          <w:color w:val="000000"/>
+          <w:sz w:val="22"/>
+          <w:szCs w:val="22"/>
+        </w:rPr>
+        <w:t/>
+      </w:r>
+      <w:r>
+        <w:rPr>
+          <w:rFonts w:ascii="Arial Narrow" w:eastAsia="Arial Narrow" w:hAnsi="Arial Narrow" w:cs="Arial Narrow"/>
+          <w:color w:val="000000"/>
+          <w:sz w:val="22"/>
+          <w:szCs w:val="22"/>
+        </w:rPr>
+        <w:t xml:space="preserve"/>
+      </w:r>
+      <w:r>
+        <w:rPr>
+          <w:rFonts w:ascii="Arial Narrow" w:eastAsia="Arial Narrow" w:hAnsi="Arial Narrow" w:cs="Arial Narrow"/>
+          <w:color w:val="000000"/>
+          <w:kern w:val="0"/>
+          <w:sz w:val="22"/>
+          <w:szCs w:val="22"/>
+          <w:lang w:eastAsia="es-PE"/>
+          <w14:ligatures w14:val="none"/>
+        </w:rPr>
+        <w:t/>
+      </w:r>
+      <w:r>
+        <w:rPr>
+          <w:rFonts w:ascii="Arial Narrow" w:eastAsia="Arial Narrow" w:hAnsi="Arial Narrow" w:cs="Arial Narrow"/>
+          <w:color w:val="000000"/>
+          <w:sz w:val="22"/>
+          <w:szCs w:val="22"/>
+        </w:rPr>
+        <w:t xml:space="preserve"/>
+      </w:r>
+      <w:r>
+        <w:rPr>
+          <w:rFonts w:ascii="Arial Narrow" w:eastAsia="Arial Narrow" w:hAnsi="Arial Narrow" w:cs="Arial Narrow"/>
+          <w:color w:val="000000"/>
+          <w:sz w:val="22"/>
+          <w:szCs w:val="22"/>
+        </w:rPr>
+        <w:t xml:space="preserve"/>
+      </w:r>
+      <w:r>
+        <w:rPr>
+          <w:rFonts w:ascii="Arial Narrow" w:eastAsia="Arial Narrow" w:hAnsi="Arial Narrow" w:cs="Arial Narrow"/>
+          <w:color w:val="000000"/>
+          <w:kern w:val="0"/>
+          <w:sz w:val="22"/>
+          <w:szCs w:val="22"/>
+          <w:lang w:eastAsia="es-PE"/>
+          <w14:ligatures w14:val="none"/>
+        </w:rPr>
+        <w:t/>
+      </w:r>
+      <w:r>
+        <w:rPr>
+          <w:rFonts w:ascii="Arial Narrow" w:eastAsia="Arial Narrow" w:hAnsi="Arial Narrow" w:cs="Arial Narrow"/>
+          <w:color w:val="000000"/>
+          <w:sz w:val="22"/>
+          <w:szCs w:val="22"/>
+        </w:rPr>
+        <w:t xml:space="preserve"/>
+      </w:r>
+      <w:bookmarkStart w:id="25" w:name="_Hlk214964186"/>
+      <w:r>
+        <w:rPr>
+          <w:rFonts w:ascii="Arial Narrow" w:eastAsia="Arial Narrow" w:hAnsi="Arial Narrow" w:cs="Arial Narrow"/>
+          <w:color w:val="000000"/>
+          <w:sz w:val="22"/>
+          <w:szCs w:val="22"/>
+        </w:rPr>
+        <w:t/>
+      </w:r>
+      <w:r>
+        <w:rPr>
+          <w:rStyle w:val="Refdenotaalpie"/>
+          <w:rFonts w:ascii="Arial Narrow" w:eastAsia="Arial Narrow" w:hAnsi="Arial Narrow" w:cs="Arial Narrow"/>
+          <w:sz w:val="22"/>
+          <w:szCs w:val="22"/>
+          <w:vertAlign w:val="superscript"/>
+        </w:rPr>
+        <w:footnoteReference w:id="15"/>
+      </w:r>
+      <w:r>
+        <w:rPr>
+          <w:rFonts w:ascii="Arial Narrow" w:eastAsia="Arial Narrow" w:hAnsi="Arial Narrow" w:cs="Arial Narrow"/>
+          <w:sz w:val="22"/>
+          <w:szCs w:val="22"/>
+        </w:rPr>
+        <w:t/>
+      </w:r>
+    </w:p>
+    <w:bookmarkEnd w:id="25"/>
+    <w:p>
+      <w:pPr>
+        <w:spacing w:before="0" w:after="0" w:line="240" w:lineRule="auto"/>
         <w:suppressAutoHyphens/>
-        <w:spacing w:after="0" w:line="240" w:lineRule="auto"/>
-        <w:jc w:val="both"/>
-        <w:rPr>
-          <w:rFonts w:ascii="Arial Narrow" w:eastAsia="Arial Narrow" w:hAnsi="Arial Narrow" w:cs="Arial Narrow"/>
-          <w:color w:val="000000"/>
-          <w:kern w:val="0"/>
-          <w:sz w:val="22"/>
-          <w:szCs w:val="22"/>
-          <w:lang w:eastAsia="es-PE"/>
-          <w14:ligatures w14:val="none"/>
-        </w:rPr>
-      </w:pPr>
-    </w:p>
-    <w:p>
-      <w:pPr>
-        <w:suppressAutoHyphens/>
-        <w:spacing w:after="0" w:line="240" w:lineRule="auto"/>
-        <w:jc w:val="both"/>
-        <w:rPr>
-          <w:rFonts w:ascii="Arial Narrow" w:eastAsia="Arial Narrow" w:hAnsi="Arial Narrow" w:cs="Arial Narrow"/>
-          <w:sz w:val="22"/>
-          <w:szCs w:val="22"/>
-        </w:rPr>
-      </w:pPr>
-      <w:r>
-        <w:rPr>
-          <w:rFonts w:ascii="Arial Narrow" w:eastAsia="Arial Narrow" w:hAnsi="Arial Narrow" w:cs="Arial Narrow"/>
-          <w:b/>
-          <w:bCs/>
-          <w:sz w:val="22"/>
-          <w:szCs w:val="22"/>
-        </w:rPr>
-        <w:t xml:space="preserve">DÉCIMO:</w:t>
-      </w:r>
-      <w:r>
-        <w:rPr>
-          <w:rFonts w:ascii="Arial Narrow" w:eastAsia="Arial Narrow" w:hAnsi="Arial Narrow" w:cs="Arial Narrow"/>
-          <w:sz w:val="22"/>
-          <w:szCs w:val="22"/>
-        </w:rPr>
-        <w:t xml:space="preserve"> </w:t>
-      </w:r>
-      <w:r>
-        <w:rPr>
-          <w:rFonts w:ascii="Arial Narrow" w:eastAsia="Arial Narrow" w:hAnsi="Arial Narrow" w:cs="Arial Narrow"/>
-          <w:sz w:val="22"/>
-          <w:szCs w:val="22"/>
-        </w:rPr>
-        <w:t xml:space="preserve">requerir al señor [APELLIDO] [APELLIDO] y al señor [APELLIDO] [APELLIDO] para que, dentro del plazo de dos (2) días hábiles siguientes a la fecha en que reciba la notificación en su bandeja de correo electrónico, efectúen la confirmación de recepción de la notificación remitida por este despacho a su correo electrónico, de conformidad con el segundo párrafo del numeral 4 del artículo 20 del Texto Único Ordenado de la Ley del Procedimiento Administrativo General, aprobado mediante Decreto Supremo 006-2026-JUS, bajo apercibimiento de rehacer el acto de notificación y notificarles conforme al numeral 1 del artículo 20 del citado cuerpo normativo.</w:t>
-      </w:r>
-      <w:r>
-        <w:rPr>
-          <w:rFonts w:ascii="Arial Narrow" w:eastAsia="Arial Narrow" w:hAnsi="Arial Narrow" w:cs="Arial Narrow"/>
-          <w:spacing w:val="-3"/>
-          <w:kern w:val="0"/>
-          <w14:ligatures w14:val="none"/>
-          <w:sz w:val="22"/>
-          <w:szCs w:val="22"/>
-        </w:rPr>
-        <w:t/>
-      </w:r>
-      <w:r>
-        <w:rPr>
-          <w:rFonts w:ascii="Arial Narrow" w:eastAsia="Arial Narrow" w:hAnsi="Arial Narrow" w:cs="Arial Narrow"/>
-          <w:spacing w:val="-3"/>
-          <w:kern w:val="0"/>
-          <w14:ligatures w14:val="none"/>
-          <w:sz w:val="22"/>
-          <w:szCs w:val="22"/>
-        </w:rPr>
-        <w:t xml:space="preserve"/>
-      </w:r>
-      <w:r>
-        <w:rPr>
-          <w:rFonts w:ascii="Arial Narrow" w:eastAsia="Arial Narrow" w:hAnsi="Arial Narrow" w:cs="Arial Narrow"/>
-          <w:spacing w:val="-3"/>
-          <w:kern w:val="0"/>
-          <w14:ligatures w14:val="none"/>
-          <w:sz w:val="22"/>
-          <w:szCs w:val="22"/>
-        </w:rPr>
-        <w:t/>
-      </w:r>
-      <w:r>
-        <w:rPr>
-          <w:rFonts w:ascii="Arial Narrow" w:eastAsia="Arial Narrow" w:hAnsi="Arial Narrow" w:cs="Arial Narrow"/>
-          <w:spacing w:val="-3"/>
-          <w:kern w:val="0"/>
-          <w14:ligatures w14:val="none"/>
-          <w:sz w:val="22"/>
-          <w:szCs w:val="22"/>
-        </w:rPr>
-        <w:t xml:space="preserve"/>
-      </w:r>
-      <w:r>
-        <w:rPr>
-          <w:rFonts w:ascii="Arial Narrow" w:eastAsia="Arial Narrow" w:hAnsi="Arial Narrow" w:cs="Arial Narrow"/>
-          <w:spacing w:val="-3"/>
-          <w:kern w:val="0"/>
-          <w14:ligatures w14:val="none"/>
-          <w:sz w:val="22"/>
-          <w:szCs w:val="22"/>
-        </w:rPr>
-        <w:t/>
-      </w:r>
-      <w:r>
-        <w:rPr>
-          <w:rFonts w:ascii="Arial Narrow" w:eastAsia="Arial Narrow" w:hAnsi="Arial Narrow" w:cs="Arial Narrow"/>
-          <w:spacing w:val="-3"/>
-          <w:kern w:val="0"/>
-          <w14:ligatures w14:val="none"/>
-          <w:sz w:val="22"/>
-          <w:szCs w:val="22"/>
-        </w:rPr>
-        <w:t xml:space="preserve"/>
-      </w:r>
-      <w:r>
-        <w:rPr>
-          <w:rFonts w:ascii="Arial Narrow" w:eastAsia="Arial Narrow" w:hAnsi="Arial Narrow" w:cs="Arial Narrow"/>
-          <w:color w:val="000000"/>
-          <w:sz w:val="22"/>
-          <w:szCs w:val="22"/>
-        </w:rPr>
-        <w:t/>
-      </w:r>
-      <w:r>
-        <w:rPr>
-          <w:rFonts w:ascii="Arial Narrow" w:eastAsia="Arial Narrow" w:hAnsi="Arial Narrow" w:cs="Arial Narrow"/>
-          <w:color w:val="000000"/>
-          <w:sz w:val="22"/>
-          <w:szCs w:val="22"/>
-        </w:rPr>
-        <w:t/>
-      </w:r>
-      <w:r>
-        <w:rPr>
-          <w:rFonts w:ascii="Arial Narrow" w:eastAsia="Arial Narrow" w:hAnsi="Arial Narrow" w:cs="Arial Narrow"/>
-          <w:color w:val="000000"/>
-          <w:sz w:val="22"/>
-          <w:szCs w:val="22"/>
-        </w:rPr>
-        <w:t xml:space="preserve"/>
-      </w:r>
-      <w:r>
-        <w:rPr>
-          <w:rFonts w:ascii="Arial Narrow" w:eastAsia="Arial Narrow" w:hAnsi="Arial Narrow" w:cs="Arial Narrow"/>
-          <w:color w:val="000000"/>
-          <w:kern w:val="0"/>
-          <w:sz w:val="22"/>
-          <w:szCs w:val="22"/>
-          <w:lang w:eastAsia="es-PE"/>
-          <w14:ligatures w14:val="none"/>
-        </w:rPr>
-        <w:t/>
-      </w:r>
-      <w:r>
-        <w:rPr>
-          <w:rFonts w:ascii="Arial Narrow" w:eastAsia="Arial Narrow" w:hAnsi="Arial Narrow" w:cs="Arial Narrow"/>
-          <w:color w:val="000000"/>
-          <w:sz w:val="22"/>
-          <w:szCs w:val="22"/>
-        </w:rPr>
-        <w:t xml:space="preserve"/>
-      </w:r>
-      <w:r>
-        <w:rPr>
-          <w:rFonts w:ascii="Arial Narrow" w:eastAsia="Arial Narrow" w:hAnsi="Arial Narrow" w:cs="Arial Narrow"/>
-          <w:color w:val="000000"/>
-          <w:sz w:val="22"/>
-          <w:szCs w:val="22"/>
-        </w:rPr>
-        <w:t xml:space="preserve"/>
-      </w:r>
-      <w:r>
-        <w:rPr>
-          <w:rFonts w:ascii="Arial Narrow" w:eastAsia="Arial Narrow" w:hAnsi="Arial Narrow" w:cs="Arial Narrow"/>
-          <w:color w:val="000000"/>
-          <w:kern w:val="0"/>
-          <w:sz w:val="22"/>
-          <w:szCs w:val="22"/>
-          <w:lang w:eastAsia="es-PE"/>
-          <w14:ligatures w14:val="none"/>
-        </w:rPr>
-        <w:t/>
-      </w:r>
-      <w:r>
-        <w:rPr>
-          <w:rFonts w:ascii="Arial Narrow" w:eastAsia="Arial Narrow" w:hAnsi="Arial Narrow" w:cs="Arial Narrow"/>
-          <w:color w:val="000000"/>
-          <w:sz w:val="22"/>
-          <w:szCs w:val="22"/>
-        </w:rPr>
-        <w:t xml:space="preserve"/>
-      </w:r>
-      <w:bookmarkStart w:id="25" w:name="_Hlk214964186"/>
-      <w:r>
-        <w:rPr>
-          <w:rFonts w:ascii="Arial Narrow" w:eastAsia="Arial Narrow" w:hAnsi="Arial Narrow" w:cs="Arial Narrow"/>
-          <w:color w:val="000000"/>
-          <w:sz w:val="22"/>
-          <w:szCs w:val="22"/>
-        </w:rPr>
-        <w:t/>
-      </w:r>
-      <w:r>
-        <w:rPr>
-          <w:rStyle w:val="Refdenotaalpie"/>
-          <w:rFonts w:ascii="Arial Narrow" w:eastAsia="Arial Narrow" w:hAnsi="Arial Narrow" w:cs="Arial Narrow"/>
-          <w:sz w:val="22"/>
-          <w:szCs w:val="22"/>
-          <w:vertAlign w:val="superscript"/>
-        </w:rPr>
-        <w:footnoteReference w:id="15"/>
-      </w:r>
-      <w:r>
-        <w:rPr>
-          <w:rFonts w:ascii="Arial Narrow" w:eastAsia="Arial Narrow" w:hAnsi="Arial Narrow" w:cs="Arial Narrow"/>
-          <w:sz w:val="22"/>
-          <w:szCs w:val="22"/>
-        </w:rPr>
-        <w:t/>
-      </w:r>
-    </w:p>
-    <w:bookmarkEnd w:id="25"/>
-    <w:p>
-      <w:pPr>
-        <w:suppressAutoHyphens/>
-        <w:spacing w:after="0" w:line="240" w:lineRule="auto"/>
         <w:jc w:val="both"/>
         <w:rPr>
           <w:rFonts w:ascii="Arial Narrow" w:eastAsia="Arial Narrow" w:hAnsi="Arial Narrow" w:cs="Arial Narrow"/>
@@ -7116,7 +7118,6 @@
           <w:sz w:val="16"/>
           <w:szCs w:val="16"/>
         </w:rPr>
-        <w:tab/>
         <w:t xml:space="preserve"/>
       </w:r>
       <w:r>
@@ -7192,25 +7193,24 @@
           <w:sz w:val="16"/>
           <w:szCs w:val="16"/>
         </w:rPr>
+        <w:t xml:space="preserve"/>
+      </w:r>
+      <w:r>
+        <w:rPr>
+          <w:rFonts w:ascii="Arial Narrow" w:eastAsia="Arial Narrow" w:hAnsi="Arial Narrow" w:cs="Arial Narrow"/>
+          <w:sz w:val="16"/>
+          <w:szCs w:val="16"/>
+        </w:rPr>
+      </w:r>
+      <w:r>
+        <w:rPr>
+          <w:rFonts w:ascii="Arial Narrow" w:eastAsia="Arial Narrow" w:hAnsi="Arial Narrow" w:cs="Arial Narrow"/>
+          <w:b/>
+          <w:bCs/>
+          <w:sz w:val="16"/>
+          <w:szCs w:val="16"/>
+        </w:rPr>
         <w:tab/>
-        <w:t xml:space="preserve"/>
-      </w:r>
-      <w:r>
-        <w:rPr>
-          <w:rFonts w:ascii="Arial Narrow" w:eastAsia="Arial Narrow" w:hAnsi="Arial Narrow" w:cs="Arial Narrow"/>
-          <w:sz w:val="16"/>
-          <w:szCs w:val="16"/>
-        </w:rPr>
-        <w:tab/>
-      </w:r>
-      <w:r>
-        <w:rPr>
-          <w:rFonts w:ascii="Arial Narrow" w:eastAsia="Arial Narrow" w:hAnsi="Arial Narrow" w:cs="Arial Narrow"/>
-          <w:b/>
-          <w:bCs/>
-          <w:sz w:val="16"/>
-          <w:szCs w:val="16"/>
-        </w:rPr>
         <w:t xml:space="preserve">LEY 29571, CÓDIGO DE PROTECCIÓN Y DEFENSA DEL CONSUMIDOR, publicado el 2 de setiembre de 2010 y modificado por Decreto Legislativo 1308 </w:t>
       </w:r>
     </w:p>
@@ -7452,25 +7452,24 @@
           <w:sz w:val="16"/>
           <w:szCs w:val="16"/>
         </w:rPr>
+        <w:t xml:space="preserve"/>
+      </w:r>
+      <w:r>
+        <w:rPr>
+          <w:rFonts w:ascii="Arial Narrow" w:eastAsia="Arial Narrow" w:hAnsi="Arial Narrow" w:cs="Arial Narrow"/>
+          <w:sz w:val="16"/>
+          <w:szCs w:val="16"/>
+        </w:rPr>
+      </w:r>
+      <w:r>
+        <w:rPr>
+          <w:rFonts w:ascii="Arial Narrow" w:eastAsia="Arial Narrow" w:hAnsi="Arial Narrow" w:cs="Arial Narrow"/>
+          <w:b/>
+          <w:bCs/>
+          <w:sz w:val="16"/>
+          <w:szCs w:val="16"/>
+        </w:rPr>
         <w:tab/>
-        <w:t xml:space="preserve"/>
-      </w:r>
-      <w:r>
-        <w:rPr>
-          <w:rFonts w:ascii="Arial Narrow" w:eastAsia="Arial Narrow" w:hAnsi="Arial Narrow" w:cs="Arial Narrow"/>
-          <w:sz w:val="16"/>
-          <w:szCs w:val="16"/>
-        </w:rPr>
-        <w:tab/>
-      </w:r>
-      <w:r>
-        <w:rPr>
-          <w:rFonts w:ascii="Arial Narrow" w:eastAsia="Arial Narrow" w:hAnsi="Arial Narrow" w:cs="Arial Narrow"/>
-          <w:b/>
-          <w:bCs/>
-          <w:sz w:val="16"/>
-          <w:szCs w:val="16"/>
-        </w:rPr>
         <w:t xml:space="preserve">LEY 29571, CÓDIGO DE PROTECCIÓN Y DEFENSA DEL CONSUMIDOR, publicado el 2 de setiembre de 2010 y modificado por Decreto Legislativo 1308 </w:t>
       </w:r>
     </w:p>
@@ -7631,25 +7630,24 @@
           <w:sz w:val="16"/>
           <w:szCs w:val="16"/>
         </w:rPr>
+        <w:t xml:space="preserve"/>
+      </w:r>
+      <w:r>
+        <w:rPr>
+          <w:rFonts w:ascii="Arial Narrow" w:eastAsia="Arial Narrow" w:hAnsi="Arial Narrow" w:cs="Arial Narrow"/>
+          <w:sz w:val="16"/>
+          <w:szCs w:val="16"/>
+        </w:rPr>
+      </w:r>
+      <w:r>
+        <w:rPr>
+          <w:rFonts w:ascii="Arial Narrow" w:eastAsia="Arial Narrow" w:hAnsi="Arial Narrow" w:cs="Arial Narrow"/>
+          <w:b/>
+          <w:bCs/>
+          <w:sz w:val="16"/>
+          <w:szCs w:val="16"/>
+        </w:rPr>
         <w:tab/>
-        <w:t xml:space="preserve"/>
-      </w:r>
-      <w:r>
-        <w:rPr>
-          <w:rFonts w:ascii="Arial Narrow" w:eastAsia="Arial Narrow" w:hAnsi="Arial Narrow" w:cs="Arial Narrow"/>
-          <w:sz w:val="16"/>
-          <w:szCs w:val="16"/>
-        </w:rPr>
-        <w:tab/>
-      </w:r>
-      <w:r>
-        <w:rPr>
-          <w:rFonts w:ascii="Arial Narrow" w:eastAsia="Arial Narrow" w:hAnsi="Arial Narrow" w:cs="Arial Narrow"/>
-          <w:b/>
-          <w:bCs/>
-          <w:sz w:val="16"/>
-          <w:szCs w:val="16"/>
-        </w:rPr>
         <w:t xml:space="preserve">LEY 29571, CÓDIGO DE PROTECCIÓN Y DEFENSA DEL CONSUMIDOR, publicado el 2 de setiembre de 2010 y modificado por Decreto Legislativo 1308 </w:t>
       </w:r>
     </w:p>
@@ -7870,25 +7868,24 @@
           <w:sz w:val="16"/>
           <w:szCs w:val="16"/>
         </w:rPr>
+        <w:t xml:space="preserve"/>
+      </w:r>
+      <w:r>
+        <w:rPr>
+          <w:rFonts w:ascii="Arial Narrow" w:eastAsia="Arial Narrow" w:hAnsi="Arial Narrow" w:cs="Arial Narrow"/>
+          <w:sz w:val="16"/>
+          <w:szCs w:val="16"/>
+        </w:rPr>
+      </w:r>
+      <w:r>
+        <w:rPr>
+          <w:rFonts w:ascii="Arial Narrow" w:eastAsia="Arial Narrow" w:hAnsi="Arial Narrow" w:cs="Arial Narrow"/>
+          <w:b/>
+          <w:bCs/>
+          <w:sz w:val="16"/>
+          <w:szCs w:val="16"/>
+        </w:rPr>
         <w:tab/>
-        <w:t xml:space="preserve"/>
-      </w:r>
-      <w:r>
-        <w:rPr>
-          <w:rFonts w:ascii="Arial Narrow" w:eastAsia="Arial Narrow" w:hAnsi="Arial Narrow" w:cs="Arial Narrow"/>
-          <w:sz w:val="16"/>
-          <w:szCs w:val="16"/>
-        </w:rPr>
-        <w:tab/>
-      </w:r>
-      <w:r>
-        <w:rPr>
-          <w:rFonts w:ascii="Arial Narrow" w:eastAsia="Arial Narrow" w:hAnsi="Arial Narrow" w:cs="Arial Narrow"/>
-          <w:b/>
-          <w:bCs/>
-          <w:sz w:val="16"/>
-          <w:szCs w:val="16"/>
-        </w:rPr>
         <w:t xml:space="preserve">LEY </w:t>
       </w:r>
       <w:proofErr w:type="spellStart"/>
@@ -8163,25 +8160,24 @@
           <w:sz w:val="16"/>
           <w:szCs w:val="16"/>
         </w:rPr>
+        <w:t xml:space="preserve"/>
+      </w:r>
+      <w:r>
+        <w:rPr>
+          <w:rFonts w:ascii="Arial Narrow" w:eastAsia="Arial Narrow" w:hAnsi="Arial Narrow" w:cs="Arial Narrow"/>
+          <w:sz w:val="16"/>
+          <w:szCs w:val="16"/>
+        </w:rPr>
+      </w:r>
+      <w:r>
+        <w:rPr>
+          <w:rFonts w:ascii="Arial Narrow" w:eastAsia="Arial Narrow" w:hAnsi="Arial Narrow" w:cs="Arial Narrow"/>
+          <w:b/>
+          <w:bCs/>
+          <w:sz w:val="16"/>
+          <w:szCs w:val="16"/>
+        </w:rPr>
         <w:tab/>
-        <w:t xml:space="preserve"/>
-      </w:r>
-      <w:r>
-        <w:rPr>
-          <w:rFonts w:ascii="Arial Narrow" w:eastAsia="Arial Narrow" w:hAnsi="Arial Narrow" w:cs="Arial Narrow"/>
-          <w:sz w:val="16"/>
-          <w:szCs w:val="16"/>
-        </w:rPr>
-        <w:tab/>
-      </w:r>
-      <w:r>
-        <w:rPr>
-          <w:rFonts w:ascii="Arial Narrow" w:eastAsia="Arial Narrow" w:hAnsi="Arial Narrow" w:cs="Arial Narrow"/>
-          <w:b/>
-          <w:bCs/>
-          <w:sz w:val="16"/>
-          <w:szCs w:val="16"/>
-        </w:rPr>
         <w:t>LEY SOBRE</w:t>
       </w:r>
       <w:r>
@@ -8362,7 +8358,6 @@
           <w:sz w:val="16"/>
           <w:szCs w:val="16"/>
         </w:rPr>
-        <w:tab/>
         <w:t xml:space="preserve"/>
       </w:r>
       <w:r>
@@ -8455,24 +8450,23 @@
           <w:sz w:val="16"/>
           <w:szCs w:val="16"/>
         </w:rPr>
+        <w:t xml:space="preserve"/>
+      </w:r>
+      <w:r>
+        <w:rPr>
+          <w:rFonts w:ascii="Arial Narrow" w:eastAsia="Arial Narrow" w:hAnsi="Arial Narrow" w:cs="Arial Narrow"/>
+          <w:sz w:val="16"/>
+          <w:szCs w:val="16"/>
+        </w:rPr>
+      </w:r>
+      <w:r>
+        <w:rPr>
+          <w:rFonts w:ascii="Arial Narrow" w:eastAsia="Arial Narrow" w:hAnsi="Arial Narrow" w:cs="Arial Narrow"/>
+          <w:b/>
+          <w:sz w:val="16"/>
+          <w:szCs w:val="16"/>
+        </w:rPr>
         <w:tab/>
-        <w:t xml:space="preserve"/>
-      </w:r>
-      <w:r>
-        <w:rPr>
-          <w:rFonts w:ascii="Arial Narrow" w:eastAsia="Arial Narrow" w:hAnsi="Arial Narrow" w:cs="Arial Narrow"/>
-          <w:sz w:val="16"/>
-          <w:szCs w:val="16"/>
-        </w:rPr>
-        <w:tab/>
-      </w:r>
-      <w:r>
-        <w:rPr>
-          <w:rFonts w:ascii="Arial Narrow" w:eastAsia="Arial Narrow" w:hAnsi="Arial Narrow" w:cs="Arial Narrow"/>
-          <w:b/>
-          <w:sz w:val="16"/>
-          <w:szCs w:val="16"/>
-        </w:rPr>
         <w:t>LEY 29571, CÓDIGO DE PROTECCIÓN Y DEFENSA DEL CONSUMIDOR</w:t>
       </w:r>
       <w:r>
@@ -8857,32 +8851,31 @@
           <w:szCs w:val="16"/>
           <w:vertAlign w:val="superscript"/>
         </w:rPr>
+        <w:t xml:space="preserve"/>
+      </w:r>
+      <w:r>
+        <w:rPr>
+          <w:rFonts w:ascii="Arial Narrow" w:eastAsia="Arial Narrow" w:hAnsi="Arial Narrow" w:cs="Arial Narrow"/>
+          <w:sz w:val="16"/>
+          <w:szCs w:val="16"/>
+        </w:rPr>
+        <w:t xml:space="preserve"/>
+      </w:r>
+      <w:r>
+        <w:rPr>
+          <w:rFonts w:ascii="Arial Narrow" w:eastAsia="Arial Narrow" w:hAnsi="Arial Narrow" w:cs="Arial Narrow"/>
+          <w:sz w:val="16"/>
+          <w:szCs w:val="16"/>
+        </w:rPr>
+      </w:r>
+      <w:r>
+        <w:rPr>
+          <w:rFonts w:ascii="Arial Narrow" w:eastAsia="Arial Narrow" w:hAnsi="Arial Narrow" w:cs="Arial Narrow"/>
+          <w:b/>
+          <w:sz w:val="16"/>
+          <w:szCs w:val="16"/>
+        </w:rPr>
         <w:tab/>
-        <w:t xml:space="preserve"/>
-      </w:r>
-      <w:r>
-        <w:rPr>
-          <w:rFonts w:ascii="Arial Narrow" w:eastAsia="Arial Narrow" w:hAnsi="Arial Narrow" w:cs="Arial Narrow"/>
-          <w:sz w:val="16"/>
-          <w:szCs w:val="16"/>
-        </w:rPr>
-        <w:t xml:space="preserve"> </w:t>
-      </w:r>
-      <w:r>
-        <w:rPr>
-          <w:rFonts w:ascii="Arial Narrow" w:eastAsia="Arial Narrow" w:hAnsi="Arial Narrow" w:cs="Arial Narrow"/>
-          <w:sz w:val="16"/>
-          <w:szCs w:val="16"/>
-        </w:rPr>
-        <w:tab/>
-      </w:r>
-      <w:r>
-        <w:rPr>
-          <w:rFonts w:ascii="Arial Narrow" w:eastAsia="Arial Narrow" w:hAnsi="Arial Narrow" w:cs="Arial Narrow"/>
-          <w:b/>
-          <w:sz w:val="16"/>
-          <w:szCs w:val="16"/>
-        </w:rPr>
         <w:t>LEY 29571, CÓDIGO DE PROTECCIÓN Y DEFENSA DEL CONSUMIDOR</w:t>
       </w:r>
       <w:r>
@@ -9086,25 +9079,24 @@
           <w:sz w:val="16"/>
           <w:szCs w:val="16"/>
         </w:rPr>
+        <w:t xml:space="preserve"/>
+      </w:r>
+      <w:r>
+        <w:rPr>
+          <w:rFonts w:ascii="Arial Narrow" w:eastAsia="Arial Narrow" w:hAnsi="Arial Narrow" w:cs="Arial Narrow"/>
+          <w:sz w:val="16"/>
+          <w:szCs w:val="16"/>
+        </w:rPr>
+      </w:r>
+      <w:r>
+        <w:rPr>
+          <w:rFonts w:ascii="Arial Narrow" w:eastAsia="Arial Narrow" w:hAnsi="Arial Narrow" w:cs="Arial Narrow"/>
+          <w:b/>
+          <w:bCs/>
+          <w:sz w:val="16"/>
+          <w:szCs w:val="16"/>
+        </w:rPr>
         <w:tab/>
-        <w:t xml:space="preserve"/>
-      </w:r>
-      <w:r>
-        <w:rPr>
-          <w:rFonts w:ascii="Arial Narrow" w:eastAsia="Arial Narrow" w:hAnsi="Arial Narrow" w:cs="Arial Narrow"/>
-          <w:sz w:val="16"/>
-          <w:szCs w:val="16"/>
-        </w:rPr>
-        <w:tab/>
-      </w:r>
-      <w:r>
-        <w:rPr>
-          <w:rFonts w:ascii="Arial Narrow" w:eastAsia="Arial Narrow" w:hAnsi="Arial Narrow" w:cs="Arial Narrow"/>
-          <w:b/>
-          <w:bCs/>
-          <w:sz w:val="16"/>
-          <w:szCs w:val="16"/>
-        </w:rPr>
         <w:t xml:space="preserve">LEY 29571, CÓDIGO DE PROTECCIÓN Y DEFENSA DEL CONSUMIDOR, publicado el 2 de setiembre de 2010 y modificado por Decreto Legislativo 1308 </w:t>
       </w:r>
     </w:p>
@@ -9923,24 +9915,23 @@
           <w:sz w:val="16"/>
           <w:szCs w:val="16"/>
         </w:rPr>
+        <w:t xml:space="preserve"/>
+      </w:r>
+      <w:r>
+        <w:rPr>
+          <w:rFonts w:ascii="Arial Narrow" w:eastAsia="Arial Narrow" w:hAnsi="Arial Narrow" w:cs="Arial Narrow"/>
+          <w:sz w:val="16"/>
+          <w:szCs w:val="16"/>
+        </w:rPr>
+      </w:r>
+      <w:r>
+        <w:rPr>
+          <w:rFonts w:ascii="Arial Narrow" w:eastAsia="Arial Narrow" w:hAnsi="Arial Narrow" w:cs="Arial Narrow"/>
+          <w:b/>
+          <w:sz w:val="16"/>
+          <w:szCs w:val="16"/>
+        </w:rPr>
         <w:tab/>
-        <w:t xml:space="preserve"/>
-      </w:r>
-      <w:r>
-        <w:rPr>
-          <w:rFonts w:ascii="Arial Narrow" w:eastAsia="Arial Narrow" w:hAnsi="Arial Narrow" w:cs="Arial Narrow"/>
-          <w:sz w:val="16"/>
-          <w:szCs w:val="16"/>
-        </w:rPr>
-        <w:tab/>
-      </w:r>
-      <w:r>
-        <w:rPr>
-          <w:rFonts w:ascii="Arial Narrow" w:eastAsia="Arial Narrow" w:hAnsi="Arial Narrow" w:cs="Arial Narrow"/>
-          <w:b/>
-          <w:sz w:val="16"/>
-          <w:szCs w:val="16"/>
-        </w:rPr>
         <w:t>LEY 29571, CÓDIGO DE PROTECCIÓN Y DEFENSA DEL CONSUMIDOR</w:t>
       </w:r>
       <w:r>
@@ -10155,7 +10146,6 @@
           <w:sz w:val="16"/>
           <w:szCs w:val="16"/>
         </w:rPr>
-        <w:tab/>
         <w:t xml:space="preserve"/>
       </w:r>
       <w:r>
@@ -10313,31 +10303,30 @@
           <w:sz w:val="16"/>
           <w:szCs w:val="16"/>
         </w:rPr>
+        <w:t xml:space="preserve"/>
+      </w:r>
+      <w:r>
+        <w:rPr>
+          <w:rFonts w:ascii="Arial Narrow" w:eastAsia="Arial Narrow" w:hAnsi="Arial Narrow" w:cs="Arial Narrow"/>
+          <w:sz w:val="16"/>
+          <w:szCs w:val="16"/>
+        </w:rPr>
+      </w:r>
+      <w:r>
+        <w:rPr>
+          <w:rFonts w:ascii="Arial Narrow" w:eastAsia="Arial Narrow" w:hAnsi="Arial Narrow" w:cs="Arial Narrow"/>
+          <w:b/>
+          <w:sz w:val="16"/>
+          <w:szCs w:val="16"/>
+        </w:rPr>
         <w:tab/>
-        <w:t xml:space="preserve"/>
-      </w:r>
-      <w:r>
-        <w:rPr>
-          <w:rFonts w:ascii="Arial Narrow" w:eastAsia="Arial Narrow" w:hAnsi="Arial Narrow" w:cs="Arial Narrow"/>
-          <w:sz w:val="16"/>
-          <w:szCs w:val="16"/>
-        </w:rPr>
-        <w:tab/>
-      </w:r>
-      <w:r>
-        <w:rPr>
-          <w:rFonts w:ascii="Arial Narrow" w:eastAsia="Arial Narrow" w:hAnsi="Arial Narrow" w:cs="Arial Narrow"/>
-          <w:b/>
-          <w:sz w:val="16"/>
-          <w:szCs w:val="16"/>
-        </w:rPr>
         <w:t>TEXTO ÚNICO ORDENADO DE LA LEY DEL PROCEDIMIENTO ADMINISTRATIVO GENERAL, aprobado mediante Decreto Supremo 006-2026-JUS y publicado el 30 de abril de 2026</w:t>
       </w:r>
     </w:p>
     <w:p>
       <w:pPr>
         <w:pStyle w:val="Textonotapie"/>
-        <w:ind w:left="1134" w:hanging="567"/>
+        <w:ind w:left="1134"/>
         <w:jc w:val="both"/>
         <w:rPr>
           <w:rFonts w:ascii="Arial Narrow" w:eastAsia="Arial Narrow" w:hAnsi="Arial Narrow" w:cs="Arial Narrow"/>

--- a/plantillas_maestras/01_seguro_vehicular/negativa_cobertura/2_o_mas_ddos_varios/varon/TPL_3168_2025_SEGURO_VEHICULAR_NEGATIVA_COBERTURA_ASEGURADORA_VARON_R1.docx
+++ b/plantillas_maestras/01_seguro_vehicular/negativa_cobertura/2_o_mas_ddos_varios/varon/TPL_3168_2025_SEGURO_VEHICULAR_NEGATIVA_COBERTURA_ASEGURADORA_VARON_R1.docx
@@ -5525,7 +5525,7 @@
           <w:sz w:val="22"/>
           <w:szCs w:val="22"/>
         </w:rPr>
-        <w:t xml:space="preserve">correr traslado de la presente resolución a Pacífico Compañía de Seguros y Reaseguros S.A. para que, de conformidad con lo dispuesto por el artículo 26 de la Ley sobre Facultades, Normas y Organización del Indecopi, aprobada por Decreto Legislativo 807</w:t>
+        <w:t xml:space="preserve">correr traslado de la denuncia del 2 de diciembre de 2025 a Pacífico Compañía de Seguros y Reaseguros S.A. para que, de conformidad con lo dispuesto por el artículo 26 de la Ley sobre Facultades, Normas y Organización del Indecopi, aprobada por Decreto Legislativo 807</w:t>
       </w:r>
       <w:r>
         <w:rPr>
